--- a/memoria.docx
+++ b/memoria.docx
@@ -397,15 +397,13 @@
               </w:rPr>
               <w:t xml:space="preserve">Big Data y Aprendizaje </w:t>
             </w:r>
-            <w:proofErr w:type="spellStart"/>
             <w:r>
               <w:rPr>
                 <w:rFonts w:ascii="Arial" w:hAnsi="Arial" w:cs="Arial"/>
                 <w:sz w:val="28"/>
               </w:rPr>
-              <w:t>Automatico</w:t>
-            </w:r>
-            <w:proofErr w:type="spellEnd"/>
+              <w:t>Automático</w:t>
+            </w:r>
           </w:p>
         </w:tc>
       </w:tr>
@@ -461,6 +459,19 @@
     </w:p>
     <w:p>
       <w:pPr>
+        <w:rPr>
+          <w:color w:val="FF0000"/>
+        </w:rPr>
+      </w:pPr>
+      <w:r>
+        <w:rPr>
+          <w:color w:val="FF0000"/>
+        </w:rPr>
+        <w:t>TO DO</w:t>
+      </w:r>
+    </w:p>
+    <w:p>
+      <w:pPr>
         <w:pStyle w:val="Ttulo1"/>
         <w:spacing w:line="276" w:lineRule="auto"/>
         <w:jc w:val="both"/>
@@ -477,6 +488,19 @@
           <w:color w:val="000000" w:themeColor="text1"/>
         </w:rPr>
         <w:t>Índice</w:t>
+      </w:r>
+    </w:p>
+    <w:p>
+      <w:pPr>
+        <w:rPr>
+          <w:color w:val="FF0000"/>
+        </w:rPr>
+      </w:pPr>
+      <w:r>
+        <w:rPr>
+          <w:color w:val="FF0000"/>
+        </w:rPr>
+        <w:t>TO DO</w:t>
       </w:r>
     </w:p>
     <w:p>
@@ -505,6 +529,19 @@
     </w:p>
     <w:p>
       <w:pPr>
+        <w:rPr>
+          <w:color w:val="FF0000"/>
+        </w:rPr>
+      </w:pPr>
+      <w:r>
+        <w:rPr>
+          <w:color w:val="FF0000"/>
+        </w:rPr>
+        <w:t xml:space="preserve"> TO DO</w:t>
+      </w:r>
+    </w:p>
+    <w:p>
+      <w:pPr>
         <w:pStyle w:val="Ttulo1"/>
         <w:numPr>
           <w:ilvl w:val="0"/>
@@ -576,7 +613,6 @@
         <w:jc w:val="both"/>
         <w:rPr>
           <w:rFonts w:ascii="Arial" w:hAnsi="Arial" w:cs="Arial"/>
-          <w:color w:val="FF0000"/>
           <w:sz w:val="24"/>
         </w:rPr>
       </w:pPr>
@@ -609,16 +645,14 @@
       <w:r>
         <w:rPr>
           <w:rFonts w:ascii="Arial" w:hAnsi="Arial" w:cs="Arial"/>
-          <w:color w:val="FF0000"/>
-          <w:sz w:val="24"/>
-        </w:rPr>
-        <w:t xml:space="preserve">Explicar cómo se han modificado los </w:t>
+          <w:sz w:val="24"/>
+        </w:rPr>
+        <w:t xml:space="preserve">Para los datos </w:t>
       </w:r>
       <w:proofErr w:type="spellStart"/>
       <w:r>
         <w:rPr>
           <w:rFonts w:ascii="Arial" w:hAnsi="Arial" w:cs="Arial"/>
-          <w:color w:val="FF0000"/>
           <w:sz w:val="24"/>
         </w:rPr>
         <w:t>semi</w:t>
@@ -627,10 +661,145 @@
       <w:r>
         <w:rPr>
           <w:rFonts w:ascii="Arial" w:hAnsi="Arial" w:cs="Arial"/>
-          <w:color w:val="FF0000"/>
-          <w:sz w:val="24"/>
-        </w:rPr>
-        <w:t xml:space="preserve"> estructurados y los no estructurados.</w:t>
+          <w:sz w:val="24"/>
+        </w:rPr>
+        <w:t xml:space="preserve">-estructurados y no estructurados hemos usado </w:t>
+      </w:r>
+      <w:proofErr w:type="spellStart"/>
+      <w:r>
+        <w:rPr>
+          <w:rFonts w:ascii="Arial" w:hAnsi="Arial" w:cs="Arial"/>
+          <w:sz w:val="24"/>
+        </w:rPr>
+        <w:t>Power</w:t>
+      </w:r>
+      <w:proofErr w:type="spellEnd"/>
+      <w:r>
+        <w:rPr>
+          <w:rFonts w:ascii="Arial" w:hAnsi="Arial" w:cs="Arial"/>
+          <w:sz w:val="24"/>
+        </w:rPr>
+        <w:t xml:space="preserve"> Bi:</w:t>
+      </w:r>
+    </w:p>
+    <w:p>
+      <w:pPr>
+        <w:pStyle w:val="Prrafodelista"/>
+        <w:numPr>
+          <w:ilvl w:val="0"/>
+          <w:numId w:val="12"/>
+        </w:numPr>
+        <w:spacing w:line="276" w:lineRule="auto"/>
+        <w:jc w:val="both"/>
+        <w:rPr>
+          <w:rFonts w:ascii="Arial" w:hAnsi="Arial" w:cs="Arial"/>
+          <w:sz w:val="24"/>
+        </w:rPr>
+      </w:pPr>
+      <w:r>
+        <w:rPr>
+          <w:rFonts w:ascii="Arial" w:hAnsi="Arial" w:cs="Arial"/>
+          <w:sz w:val="24"/>
+        </w:rPr>
+        <w:t>En el data set de condiciones climáticas hemos expandido todos los campos quitando así el formato de lista y los hemos cambiado el tipo para dejarlos preparados.</w:t>
+      </w:r>
+    </w:p>
+    <w:p>
+      <w:pPr>
+        <w:pStyle w:val="Prrafodelista"/>
+        <w:numPr>
+          <w:ilvl w:val="0"/>
+          <w:numId w:val="12"/>
+        </w:numPr>
+        <w:spacing w:line="276" w:lineRule="auto"/>
+        <w:jc w:val="both"/>
+        <w:rPr>
+          <w:rFonts w:ascii="Arial" w:hAnsi="Arial" w:cs="Arial"/>
+          <w:sz w:val="24"/>
+        </w:rPr>
+      </w:pPr>
+      <w:r>
+        <w:rPr>
+          <w:rFonts w:ascii="Arial" w:hAnsi="Arial" w:cs="Arial"/>
+          <w:sz w:val="24"/>
+        </w:rPr>
+        <w:t>En el data set de políticas agrícolas hemos expandido todos los campos y también hemos reemplazado algunos valores TRUE/FALSE por valores binarios; también hemos agregado una columna para visualizar el precio en euros, que será nuestra medida a para el precio.</w:t>
+      </w:r>
+    </w:p>
+    <w:p>
+      <w:pPr>
+        <w:pStyle w:val="Prrafodelista"/>
+        <w:numPr>
+          <w:ilvl w:val="0"/>
+          <w:numId w:val="12"/>
+        </w:numPr>
+        <w:spacing w:line="276" w:lineRule="auto"/>
+        <w:jc w:val="both"/>
+        <w:rPr>
+          <w:rFonts w:ascii="Arial" w:hAnsi="Arial" w:cs="Arial"/>
+          <w:sz w:val="24"/>
+        </w:rPr>
+      </w:pPr>
+      <w:r>
+        <w:rPr>
+          <w:rFonts w:ascii="Arial" w:hAnsi="Arial" w:cs="Arial"/>
+          <w:sz w:val="24"/>
+        </w:rPr>
+        <w:t xml:space="preserve">En el data set de noticias agrícolas hemos expandidos los campos para quitarlos de formato lista y luego hemos realizado un </w:t>
+      </w:r>
+      <w:proofErr w:type="spellStart"/>
+      <w:r>
+        <w:rPr>
+          <w:rFonts w:ascii="Arial" w:hAnsi="Arial" w:cs="Arial"/>
+          <w:sz w:val="24"/>
+        </w:rPr>
+        <w:t>One</w:t>
+      </w:r>
+      <w:proofErr w:type="spellEnd"/>
+      <w:r>
+        <w:rPr>
+          <w:rFonts w:ascii="Arial" w:hAnsi="Arial" w:cs="Arial"/>
+          <w:sz w:val="24"/>
+        </w:rPr>
+        <w:t xml:space="preserve"> Hot </w:t>
+      </w:r>
+      <w:proofErr w:type="spellStart"/>
+      <w:r>
+        <w:rPr>
+          <w:rFonts w:ascii="Arial" w:hAnsi="Arial" w:cs="Arial"/>
+          <w:sz w:val="24"/>
+        </w:rPr>
+        <w:t>Encoder</w:t>
+      </w:r>
+      <w:proofErr w:type="spellEnd"/>
+      <w:r>
+        <w:rPr>
+          <w:rFonts w:ascii="Arial" w:hAnsi="Arial" w:cs="Arial"/>
+          <w:sz w:val="24"/>
+        </w:rPr>
+        <w:t xml:space="preserve"> para visualizarlos por país y dejar más claro el campo de los países afectados.</w:t>
+      </w:r>
+    </w:p>
+    <w:p>
+      <w:pPr>
+        <w:pStyle w:val="Prrafodelista"/>
+        <w:numPr>
+          <w:ilvl w:val="0"/>
+          <w:numId w:val="12"/>
+        </w:numPr>
+        <w:spacing w:line="276" w:lineRule="auto"/>
+        <w:jc w:val="both"/>
+        <w:rPr>
+          <w:rFonts w:ascii="Arial" w:hAnsi="Arial" w:cs="Arial"/>
+          <w:sz w:val="24"/>
+        </w:rPr>
+      </w:pPr>
+      <w:r>
+        <w:rPr>
+          <w:rFonts w:ascii="Arial" w:hAnsi="Arial" w:cs="Arial"/>
+          <w:sz w:val="24"/>
+        </w:rPr>
+        <w:t>En el data set de reportes plagas hemos cambiado el nombre de las columnas y hemos extraído texto innecesario de muchos de los campos.</w:t>
       </w:r>
     </w:p>
     <w:p>
@@ -700,6 +869,26 @@
         </w:rPr>
         <w:t>Contiene datos agronómicos históricos por país, región y cultivo, incluyendo métricas clave como superficie cultivada, producción total y uso de recursos (agua y fertilizantes).</w:t>
       </w:r>
+    </w:p>
+    <w:p>
+      <w:pPr>
+        <w:spacing w:line="276" w:lineRule="auto"/>
+        <w:jc w:val="both"/>
+        <w:rPr>
+          <w:rFonts w:ascii="Arial" w:hAnsi="Arial" w:cs="Arial"/>
+          <w:sz w:val="24"/>
+        </w:rPr>
+      </w:pPr>
+    </w:p>
+    <w:p>
+      <w:pPr>
+        <w:spacing w:line="276" w:lineRule="auto"/>
+        <w:jc w:val="both"/>
+        <w:rPr>
+          <w:rFonts w:ascii="Arial" w:hAnsi="Arial" w:cs="Arial"/>
+          <w:sz w:val="24"/>
+        </w:rPr>
+      </w:pPr>
     </w:p>
     <w:tbl>
       <w:tblPr>
@@ -1619,7 +1808,6 @@
                 <w:bdr w:val="none" w:sz="0" w:space="0" w:color="auto" w:frame="1"/>
                 <w:lang w:eastAsia="es-ES"/>
               </w:rPr>
-              <w:lastRenderedPageBreak/>
               <w:t>agua_riego_m3_ha</w:t>
             </w:r>
           </w:p>
@@ -2611,6 +2799,7 @@
                 <w:bdr w:val="none" w:sz="0" w:space="0" w:color="auto" w:frame="1"/>
                 <w:lang w:eastAsia="es-ES"/>
               </w:rPr>
+              <w:lastRenderedPageBreak/>
               <w:t>intensidad_emisiones</w:t>
             </w:r>
             <w:proofErr w:type="spellEnd"/>
@@ -3441,7 +3630,6 @@
                 <w:bdr w:val="none" w:sz="0" w:space="0" w:color="auto" w:frame="1"/>
                 <w:lang w:eastAsia="es-ES"/>
               </w:rPr>
-              <w:lastRenderedPageBreak/>
               <w:t>tendencia_30_dias</w:t>
             </w:r>
           </w:p>
@@ -4445,6 +4633,7 @@
                 <w:bdr w:val="none" w:sz="0" w:space="0" w:color="auto" w:frame="1"/>
                 <w:lang w:eastAsia="es-ES"/>
               </w:rPr>
+              <w:lastRenderedPageBreak/>
               <w:t>indice_evi</w:t>
             </w:r>
             <w:proofErr w:type="spellEnd"/>
@@ -5304,7 +5493,6 @@
                 <w:bdr w:val="none" w:sz="0" w:space="0" w:color="auto" w:frame="1"/>
                 <w:lang w:eastAsia="es-ES"/>
               </w:rPr>
-              <w:lastRenderedPageBreak/>
               <w:t>Característica</w:t>
             </w:r>
           </w:p>
@@ -6547,6 +6735,7 @@
           <w:rFonts w:ascii="Arial" w:hAnsi="Arial" w:cs="Arial"/>
           <w:sz w:val="24"/>
         </w:rPr>
+        <w:lastRenderedPageBreak/>
         <w:t>Políticas_agricolas.csv: Cuenta con un conjunto de 159 registros. Contiene acuerdos, regulaciones y subsidios del os diferentes países.</w:t>
       </w:r>
     </w:p>
@@ -7359,7 +7548,6 @@
                 <w:bdr w:val="none" w:sz="0" w:space="0" w:color="auto" w:frame="1"/>
                 <w:lang w:eastAsia="es-ES"/>
               </w:rPr>
-              <w:lastRenderedPageBreak/>
               <w:t>subsidio_monto</w:t>
             </w:r>
             <w:proofErr w:type="spellEnd"/>
@@ -8237,6 +8425,7 @@
                 <w:bdr w:val="none" w:sz="0" w:space="0" w:color="auto" w:frame="1"/>
                 <w:lang w:eastAsia="es-ES"/>
               </w:rPr>
+              <w:lastRenderedPageBreak/>
               <w:t>impacto_cultivos</w:t>
             </w:r>
             <w:proofErr w:type="spellEnd"/>
@@ -9186,7 +9375,6 @@
                 <w:bdr w:val="none" w:sz="0" w:space="0" w:color="auto" w:frame="1"/>
                 <w:lang w:eastAsia="es-ES"/>
               </w:rPr>
-              <w:lastRenderedPageBreak/>
               <w:t>Tratamiento_Aplicado</w:t>
             </w:r>
             <w:proofErr w:type="spellEnd"/>
@@ -9988,7 +10176,15 @@
           <w:rFonts w:ascii="Arial" w:hAnsi="Arial" w:cs="Arial"/>
           <w:sz w:val="24"/>
         </w:rPr>
-        <w:t>presenta 142 valores nulos (54%). Esto representa la ausencia de catástrofes en ese período para esa región, requiriendo una imputación categórica (ej. "Ninguno") en la fase de modelado.</w:t>
+        <w:t xml:space="preserve">presenta 142 valores nulos (54%). Esto representa la ausencia de </w:t>
+      </w:r>
+      <w:r>
+        <w:rPr>
+          <w:rFonts w:ascii="Arial" w:hAnsi="Arial" w:cs="Arial"/>
+          <w:sz w:val="24"/>
+        </w:rPr>
+        <w:lastRenderedPageBreak/>
+        <w:t>catástrofes en ese período para esa región, requiriendo una imputación categórica (ej. "Ninguno") en la fase de modelado.</w:t>
       </w:r>
     </w:p>
     <w:p>
@@ -10211,6 +10407,19 @@
     </w:p>
     <w:p>
       <w:pPr>
+        <w:rPr>
+          <w:color w:val="FF0000"/>
+        </w:rPr>
+      </w:pPr>
+      <w:r>
+        <w:rPr>
+          <w:color w:val="FF0000"/>
+        </w:rPr>
+        <w:t>TO DO</w:t>
+      </w:r>
+    </w:p>
+    <w:p>
+      <w:pPr>
         <w:pStyle w:val="Ttulo2"/>
         <w:numPr>
           <w:ilvl w:val="1"/>
@@ -10269,7 +10478,6 @@
           <w:b/>
           <w:color w:val="auto"/>
         </w:rPr>
-        <w:lastRenderedPageBreak/>
         <w:t>Datos estructurados</w:t>
       </w:r>
     </w:p>
@@ -10358,7 +10566,9 @@
       <w:r>
         <w:rPr>
           <w:rFonts w:ascii="Arial" w:hAnsi="Arial" w:cs="Arial"/>
-          <w:sz w:val="24"/>
+          <w:noProof/>
+          <w:sz w:val="24"/>
+          <w:lang w:eastAsia="es-ES"/>
         </w:rPr>
         <w:drawing>
           <wp:inline distT="0" distB="0" distL="0" distR="0" wp14:anchorId="3C41E8CB" wp14:editId="478C9A06">
@@ -10413,6 +10623,7 @@
           <w:rFonts w:ascii="Arial" w:hAnsi="Arial" w:cs="Arial"/>
           <w:sz w:val="24"/>
         </w:rPr>
+        <w:lastRenderedPageBreak/>
         <w:t>Como se puede observar no existe una correlación lineal entre estas dos variables</w:t>
       </w:r>
       <w:r>
@@ -10433,6 +10644,10 @@
         </w:rPr>
       </w:pPr>
       <w:r>
+        <w:rPr>
+          <w:noProof/>
+          <w:lang w:eastAsia="es-ES"/>
+        </w:rPr>
         <w:drawing>
           <wp:inline distT="0" distB="0" distL="0" distR="0" wp14:anchorId="77FDAFB1" wp14:editId="5A4A1F7F">
             <wp:extent cx="3686175" cy="2363677"/>
@@ -10486,25 +10701,15 @@
           <w:rFonts w:ascii="Arial" w:hAnsi="Arial" w:cs="Arial"/>
           <w:sz w:val="24"/>
         </w:rPr>
-        <w:t xml:space="preserve">En este diagrama de dispersión podemos ver que hay una gran dispersión entre la cantidad de fertilizante y el rendimiento obtenido, observando una gran varianza en los datos. Esto indica que un mayor uso de fertilizante no garantiza automáticamente un mayor rendimiento productivo. La variable que </w:t>
-      </w:r>
-      <w:r>
-        <w:rPr>
-          <w:rFonts w:ascii="Arial" w:hAnsi="Arial" w:cs="Arial"/>
-          <w:sz w:val="24"/>
-        </w:rPr>
-        <w:lastRenderedPageBreak/>
-        <w:t xml:space="preserve">explica esta dispersión es el tipo de cultivo, ya que cultivos como la caña de azúcar presentan rendimientos por hectárea </w:t>
-      </w:r>
-      <w:proofErr w:type="gramStart"/>
-      <w:r>
-        <w:rPr>
-          <w:rFonts w:ascii="Arial" w:hAnsi="Arial" w:cs="Arial"/>
-          <w:sz w:val="24"/>
-        </w:rPr>
-        <w:t>mucho</w:t>
-      </w:r>
-      <w:proofErr w:type="gramEnd"/>
+        <w:t>En este diagrama de dispersión podemos ver que hay una gran dispersión entre la cantidad de fertilizante y el rendimiento obtenido, observando una gran varianza en los datos. Esto indica que un mayor uso de fertilizante no garantiza automáticamente un mayor rendimiento productivo. La variable que explica esta dispersión es el tipo de cultivo, ya que cultivos como la caña de azúcar presenta</w:t>
+      </w:r>
+      <w:r>
+        <w:rPr>
+          <w:rFonts w:ascii="Arial" w:hAnsi="Arial" w:cs="Arial"/>
+          <w:sz w:val="24"/>
+        </w:rPr>
+        <w:t>n rendimientos por hectárea</w:t>
+      </w:r>
       <w:r>
         <w:rPr>
           <w:rFonts w:ascii="Arial" w:hAnsi="Arial" w:cs="Arial"/>
@@ -10558,7 +10763,9 @@
       <w:r>
         <w:rPr>
           <w:rFonts w:ascii="Arial" w:hAnsi="Arial" w:cs="Arial"/>
-          <w:sz w:val="24"/>
+          <w:noProof/>
+          <w:sz w:val="24"/>
+          <w:lang w:eastAsia="es-ES"/>
         </w:rPr>
         <w:drawing>
           <wp:inline distT="0" distB="0" distL="0" distR="0" wp14:anchorId="68A73143" wp14:editId="7119C748">
@@ -10613,6 +10820,7 @@
           <w:rFonts w:ascii="Arial" w:hAnsi="Arial" w:cs="Arial"/>
           <w:sz w:val="24"/>
         </w:rPr>
+        <w:lastRenderedPageBreak/>
         <w:t>Como se puede observar siguen siendo los datos muy dispersos, por lo que eliminando el cultivo predominante tampoco se presenta relación lineal alguna entre la cantidad de fertilizante y el rendimiento que se obtiene.</w:t>
       </w:r>
     </w:p>
@@ -10672,7 +10880,9 @@
       <w:r>
         <w:rPr>
           <w:rFonts w:ascii="Arial" w:hAnsi="Arial" w:cs="Arial"/>
-          <w:sz w:val="24"/>
+          <w:noProof/>
+          <w:sz w:val="24"/>
+          <w:lang w:eastAsia="es-ES"/>
         </w:rPr>
         <w:drawing>
           <wp:inline distT="0" distB="0" distL="0" distR="0" wp14:anchorId="6A9B61CF" wp14:editId="7B857509">
@@ -10727,7 +10937,6 @@
           <w:rFonts w:ascii="Arial" w:hAnsi="Arial" w:cs="Arial"/>
           <w:sz w:val="24"/>
         </w:rPr>
-        <w:lastRenderedPageBreak/>
         <w:t>Como se puede observar estas dos variables si presentan una correlación positiva fuerte, lo que cabe indicar que a mayor es la superficie</w:t>
       </w:r>
       <w:r>
@@ -10752,7 +10961,9 @@
       <w:r>
         <w:rPr>
           <w:rFonts w:ascii="Arial" w:hAnsi="Arial" w:cs="Arial"/>
-          <w:sz w:val="24"/>
+          <w:noProof/>
+          <w:sz w:val="24"/>
+          <w:lang w:eastAsia="es-ES"/>
         </w:rPr>
         <w:drawing>
           <wp:inline distT="0" distB="0" distL="0" distR="0" wp14:anchorId="76A18433" wp14:editId="60D05F99">
@@ -10838,6 +11049,7 @@
           <w:rFonts w:ascii="Arial" w:hAnsi="Arial" w:cs="Arial"/>
           <w:sz w:val="24"/>
         </w:rPr>
+        <w:lastRenderedPageBreak/>
         <w:t xml:space="preserve">También podemos comprobar que pasa para </w:t>
       </w:r>
       <w:r>
@@ -10862,7 +11074,9 @@
       <w:r>
         <w:rPr>
           <w:rFonts w:ascii="Arial" w:hAnsi="Arial" w:cs="Arial"/>
-          <w:sz w:val="24"/>
+          <w:noProof/>
+          <w:sz w:val="24"/>
+          <w:lang w:eastAsia="es-ES"/>
         </w:rPr>
         <w:drawing>
           <wp:inline distT="0" distB="0" distL="0" distR="0" wp14:anchorId="3818547F" wp14:editId="4270C1A5">
@@ -10959,13 +11173,7 @@
         <w:rPr>
           <w:rFonts w:ascii="Arial" w:hAnsi="Arial" w:cs="Arial"/>
         </w:rPr>
-        <w:t>Hemos creado</w:t>
-      </w:r>
-      <w:r>
-        <w:rPr>
-          <w:rFonts w:ascii="Arial" w:hAnsi="Arial" w:cs="Arial"/>
-        </w:rPr>
-        <w:t xml:space="preserve"> una nueva variable derivada denominada </w:t>
+        <w:t xml:space="preserve">Hemos creado una nueva variable derivada denominada </w:t>
       </w:r>
       <w:proofErr w:type="spellStart"/>
       <w:r>
@@ -11014,7 +11222,6 @@
           <w:rFonts w:ascii="Arial" w:hAnsi="Arial" w:cs="Arial"/>
           <w:sz w:val="24"/>
         </w:rPr>
-        <w:lastRenderedPageBreak/>
         <w:t>La visualización mediante gráficos de cajas (</w:t>
       </w:r>
       <w:proofErr w:type="spellStart"/>
@@ -11080,7 +11287,9 @@
       <w:r>
         <w:rPr>
           <w:rFonts w:ascii="Arial" w:hAnsi="Arial" w:cs="Arial"/>
-          <w:sz w:val="24"/>
+          <w:noProof/>
+          <w:sz w:val="24"/>
+          <w:lang w:eastAsia="es-ES"/>
         </w:rPr>
         <w:drawing>
           <wp:inline distT="0" distB="0" distL="0" distR="0" wp14:anchorId="67BD160E" wp14:editId="3D46AC90">
@@ -11204,8 +11413,11 @@
       <w:r>
         <w:rPr>
           <w:rFonts w:ascii="Arial" w:hAnsi="Arial" w:cs="Arial"/>
-          <w:sz w:val="24"/>
-        </w:rPr>
+          <w:noProof/>
+          <w:sz w:val="24"/>
+          <w:lang w:eastAsia="es-ES"/>
+        </w:rPr>
+        <w:lastRenderedPageBreak/>
         <w:drawing>
           <wp:inline distT="0" distB="0" distL="0" distR="0" wp14:anchorId="0A55B8AD" wp14:editId="6401D28C">
             <wp:extent cx="4400550" cy="3751127"/>
@@ -11283,7 +11495,1221 @@
           <w:rFonts w:ascii="Arial" w:hAnsi="Arial" w:cs="Arial"/>
           <w:sz w:val="24"/>
         </w:rPr>
-        <w:t>nv</w:t>
+        <w:t>nvdi</w:t>
+      </w:r>
+      <w:proofErr w:type="spellEnd"/>
+      <w:r>
+        <w:rPr>
+          <w:rFonts w:ascii="Arial" w:hAnsi="Arial" w:cs="Arial"/>
+          <w:sz w:val="24"/>
+        </w:rPr>
+        <w:t xml:space="preserve"> lo niveles de humedad de la superficie del suelo aumenta. Además cabe destacar que habrá que tener en cuenta esta relación para evitar introducir ambas variables en ciertos modelos de aprendizaje automático. </w:t>
+      </w:r>
+    </w:p>
+    <w:p>
+      <w:pPr>
+        <w:pStyle w:val="Prrafodelista"/>
+        <w:numPr>
+          <w:ilvl w:val="1"/>
+          <w:numId w:val="11"/>
+        </w:numPr>
+        <w:spacing w:line="276" w:lineRule="auto"/>
+        <w:jc w:val="both"/>
+        <w:rPr>
+          <w:rFonts w:ascii="Arial" w:hAnsi="Arial" w:cs="Arial"/>
+          <w:b/>
+          <w:sz w:val="24"/>
+        </w:rPr>
+      </w:pPr>
+      <w:r>
+        <w:rPr>
+          <w:rFonts w:ascii="Arial" w:hAnsi="Arial" w:cs="Arial"/>
+          <w:b/>
+          <w:sz w:val="24"/>
+        </w:rPr>
+        <w:t>Análisis temporales</w:t>
+      </w:r>
+    </w:p>
+    <w:p>
+      <w:pPr>
+        <w:pStyle w:val="Prrafodelista"/>
+        <w:numPr>
+          <w:ilvl w:val="2"/>
+          <w:numId w:val="11"/>
+        </w:numPr>
+        <w:spacing w:line="276" w:lineRule="auto"/>
+        <w:jc w:val="both"/>
+        <w:rPr>
+          <w:rFonts w:ascii="Arial" w:hAnsi="Arial" w:cs="Arial"/>
+          <w:b/>
+          <w:sz w:val="24"/>
+        </w:rPr>
+      </w:pPr>
+      <w:r>
+        <w:rPr>
+          <w:rFonts w:ascii="Arial" w:hAnsi="Arial" w:cs="Arial"/>
+          <w:sz w:val="24"/>
+          <w:u w:val="single"/>
+        </w:rPr>
+        <w:t>Tendencias de producción</w:t>
+      </w:r>
+      <w:r>
+        <w:rPr>
+          <w:rFonts w:ascii="Arial" w:hAnsi="Arial" w:cs="Arial"/>
+          <w:sz w:val="24"/>
+        </w:rPr>
+        <w:t>: Para comprobar si la producción agrícola sigue alguna tendencia hemos separado la caña de azúcar del resto de cultivos ya que sino los datos se verían muy mal. De modo que hemos obtenido las siguientes tendencias:</w:t>
+      </w:r>
+    </w:p>
+    <w:p>
+      <w:pPr>
+        <w:spacing w:line="276" w:lineRule="auto"/>
+        <w:jc w:val="center"/>
+        <w:rPr>
+          <w:rFonts w:ascii="Arial" w:hAnsi="Arial" w:cs="Arial"/>
+          <w:b/>
+          <w:sz w:val="24"/>
+        </w:rPr>
+      </w:pPr>
+      <w:r>
+        <w:rPr>
+          <w:rFonts w:ascii="Arial" w:hAnsi="Arial" w:cs="Arial"/>
+          <w:b/>
+          <w:sz w:val="24"/>
+        </w:rPr>
+        <w:lastRenderedPageBreak/>
+        <w:drawing>
+          <wp:inline distT="0" distB="0" distL="0" distR="0" wp14:anchorId="229847B5" wp14:editId="1F850811">
+            <wp:extent cx="5399670" cy="4943799"/>
+            <wp:effectExtent l="0" t="0" r="0" b="9525"/>
+            <wp:docPr id="13" name="Imagen 13"/>
+            <wp:cNvGraphicFramePr>
+              <a:graphicFrameLocks xmlns:a="http://schemas.openxmlformats.org/drawingml/2006/main" noChangeAspect="1"/>
+            </wp:cNvGraphicFramePr>
+            <a:graphic xmlns:a="http://schemas.openxmlformats.org/drawingml/2006/main">
+              <a:graphicData uri="http://schemas.openxmlformats.org/drawingml/2006/picture">
+                <pic:pic xmlns:pic="http://schemas.openxmlformats.org/drawingml/2006/picture">
+                  <pic:nvPicPr>
+                    <pic:cNvPr id="1" name=""/>
+                    <pic:cNvPicPr/>
+                  </pic:nvPicPr>
+                  <pic:blipFill rotWithShape="1">
+                    <a:blip r:embed="rId18"/>
+                    <a:srcRect t="258" b="39747"/>
+                    <a:stretch/>
+                  </pic:blipFill>
+                  <pic:spPr bwMode="auto">
+                    <a:xfrm>
+                      <a:off x="0" y="0"/>
+                      <a:ext cx="5400040" cy="4944138"/>
+                    </a:xfrm>
+                    <a:prstGeom prst="rect">
+                      <a:avLst/>
+                    </a:prstGeom>
+                    <a:ln>
+                      <a:noFill/>
+                    </a:ln>
+                    <a:extLst>
+                      <a:ext uri="{53640926-AAD7-44D8-BBD7-CCE9431645EC}">
+                        <a14:shadowObscured xmlns:a14="http://schemas.microsoft.com/office/drawing/2010/main"/>
+                      </a:ext>
+                    </a:extLst>
+                  </pic:spPr>
+                </pic:pic>
+              </a:graphicData>
+            </a:graphic>
+          </wp:inline>
+        </w:drawing>
+      </w:r>
+    </w:p>
+    <w:p>
+      <w:pPr>
+        <w:spacing w:line="276" w:lineRule="auto"/>
+        <w:ind w:left="705"/>
+        <w:jc w:val="both"/>
+        <w:rPr>
+          <w:rFonts w:ascii="Arial" w:hAnsi="Arial" w:cs="Arial"/>
+          <w:sz w:val="24"/>
+        </w:rPr>
+      </w:pPr>
+      <w:r>
+        <w:rPr>
+          <w:rFonts w:ascii="Arial" w:hAnsi="Arial" w:cs="Arial"/>
+          <w:sz w:val="24"/>
+        </w:rPr>
+        <w:t>Como se puede observar (aunque no se hayan sacado todos los países) no existe ninguna tendencia en los cultivos. Lo que sí podemos apreciar son unos cultivos que se suelen mantener con el tiempo como son el caso del café y el té. En la gráfica anterior no se incluye la caña de azúcar, por lo que hemos hecho otro gráfico para ese producto por sí</w:t>
+      </w:r>
+      <w:r>
+        <w:rPr>
+          <w:noProof/>
+          <w:lang w:eastAsia="es-ES"/>
+        </w:rPr>
+        <w:t xml:space="preserve"> </w:t>
+      </w:r>
+      <w:r>
+        <w:rPr>
+          <w:rFonts w:ascii="Arial" w:hAnsi="Arial" w:cs="Arial"/>
+          <w:sz w:val="24"/>
+        </w:rPr>
+        <w:t xml:space="preserve"> solo.</w:t>
+      </w:r>
+    </w:p>
+    <w:p>
+      <w:pPr>
+        <w:spacing w:line="276" w:lineRule="auto"/>
+        <w:jc w:val="center"/>
+        <w:rPr>
+          <w:rFonts w:ascii="Arial" w:hAnsi="Arial" w:cs="Arial"/>
+          <w:sz w:val="24"/>
+        </w:rPr>
+      </w:pPr>
+      <w:r>
+        <w:rPr>
+          <w:rFonts w:ascii="Arial" w:hAnsi="Arial" w:cs="Arial"/>
+          <w:sz w:val="24"/>
+        </w:rPr>
+        <w:drawing>
+          <wp:inline distT="0" distB="0" distL="0" distR="0" wp14:anchorId="271CCB8C" wp14:editId="16B98A7D">
+            <wp:extent cx="4922874" cy="2444650"/>
+            <wp:effectExtent l="0" t="0" r="0" b="0"/>
+            <wp:docPr id="14" name="Imagen 14"/>
+            <wp:cNvGraphicFramePr>
+              <a:graphicFrameLocks xmlns:a="http://schemas.openxmlformats.org/drawingml/2006/main" noChangeAspect="1"/>
+            </wp:cNvGraphicFramePr>
+            <a:graphic xmlns:a="http://schemas.openxmlformats.org/drawingml/2006/main">
+              <a:graphicData uri="http://schemas.openxmlformats.org/drawingml/2006/picture">
+                <pic:pic xmlns:pic="http://schemas.openxmlformats.org/drawingml/2006/picture">
+                  <pic:nvPicPr>
+                    <pic:cNvPr id="1" name=""/>
+                    <pic:cNvPicPr/>
+                  </pic:nvPicPr>
+                  <pic:blipFill>
+                    <a:blip r:embed="rId19"/>
+                    <a:stretch>
+                      <a:fillRect/>
+                    </a:stretch>
+                  </pic:blipFill>
+                  <pic:spPr>
+                    <a:xfrm>
+                      <a:off x="0" y="0"/>
+                      <a:ext cx="5026499" cy="2496109"/>
+                    </a:xfrm>
+                    <a:prstGeom prst="rect">
+                      <a:avLst/>
+                    </a:prstGeom>
+                  </pic:spPr>
+                </pic:pic>
+              </a:graphicData>
+            </a:graphic>
+          </wp:inline>
+        </w:drawing>
+      </w:r>
+    </w:p>
+    <w:p>
+      <w:pPr>
+        <w:spacing w:line="276" w:lineRule="auto"/>
+        <w:ind w:left="644"/>
+        <w:jc w:val="both"/>
+        <w:rPr>
+          <w:rFonts w:ascii="Arial" w:hAnsi="Arial" w:cs="Arial"/>
+          <w:sz w:val="24"/>
+        </w:rPr>
+      </w:pPr>
+      <w:r>
+        <w:rPr>
+          <w:rFonts w:ascii="Arial" w:hAnsi="Arial" w:cs="Arial"/>
+          <w:sz w:val="24"/>
+        </w:rPr>
+        <w:lastRenderedPageBreak/>
+        <w:t>Pero como podemos ver ocurre lo mismo que con el resto de cultivos, no existe ninguna tendencia para ningún país con el paso del tiempo, sino que están en constante crecida o bajada de la producción lo cual puede ser debido a factores climáticos.</w:t>
+      </w:r>
+    </w:p>
+    <w:p>
+      <w:pPr>
+        <w:pStyle w:val="Prrafodelista"/>
+        <w:numPr>
+          <w:ilvl w:val="2"/>
+          <w:numId w:val="11"/>
+        </w:numPr>
+        <w:spacing w:line="276" w:lineRule="auto"/>
+        <w:jc w:val="both"/>
+        <w:rPr>
+          <w:rFonts w:ascii="Arial" w:hAnsi="Arial" w:cs="Arial"/>
+          <w:b/>
+          <w:sz w:val="24"/>
+        </w:rPr>
+      </w:pPr>
+      <w:r>
+        <w:rPr>
+          <w:rFonts w:ascii="Arial" w:hAnsi="Arial" w:cs="Arial"/>
+          <w:sz w:val="24"/>
+          <w:u w:val="single"/>
+        </w:rPr>
+        <w:t>Anomalías en series temporales</w:t>
+      </w:r>
+      <w:r>
+        <w:rPr>
+          <w:rFonts w:ascii="Arial" w:hAnsi="Arial" w:cs="Arial"/>
+          <w:sz w:val="24"/>
+        </w:rPr>
+        <w:t>:</w:t>
+      </w:r>
+      <w:r>
+        <w:rPr>
+          <w:rFonts w:ascii="Arial" w:hAnsi="Arial" w:cs="Arial"/>
+          <w:sz w:val="24"/>
+        </w:rPr>
+        <w:t xml:space="preserve"> Ahora vamos a comprobar si existe algún año donde la producción agrícola haya sufrido bajadas o subidas considerables que puedan verse como posible anomalías</w:t>
+      </w:r>
+      <w:r>
+        <w:rPr>
+          <w:rFonts w:ascii="Arial" w:hAnsi="Arial" w:cs="Arial"/>
+          <w:b/>
+          <w:sz w:val="24"/>
+        </w:rPr>
+        <w:t>.</w:t>
+      </w:r>
+    </w:p>
+    <w:p>
+      <w:pPr>
+        <w:spacing w:line="276" w:lineRule="auto"/>
+        <w:ind w:left="284"/>
+        <w:jc w:val="both"/>
+        <w:rPr>
+          <w:rFonts w:ascii="Arial" w:hAnsi="Arial" w:cs="Arial"/>
+          <w:b/>
+          <w:sz w:val="24"/>
+        </w:rPr>
+      </w:pPr>
+      <w:r>
+        <w:rPr>
+          <w:rFonts w:ascii="Arial" w:hAnsi="Arial" w:cs="Arial"/>
+          <w:b/>
+          <w:sz w:val="24"/>
+        </w:rPr>
+        <w:drawing>
+          <wp:inline distT="0" distB="0" distL="0" distR="0" wp14:anchorId="7799370E" wp14:editId="47B86355">
+            <wp:extent cx="5400040" cy="2675255"/>
+            <wp:effectExtent l="0" t="0" r="0" b="0"/>
+            <wp:docPr id="15" name="Imagen 15"/>
+            <wp:cNvGraphicFramePr>
+              <a:graphicFrameLocks xmlns:a="http://schemas.openxmlformats.org/drawingml/2006/main" noChangeAspect="1"/>
+            </wp:cNvGraphicFramePr>
+            <a:graphic xmlns:a="http://schemas.openxmlformats.org/drawingml/2006/main">
+              <a:graphicData uri="http://schemas.openxmlformats.org/drawingml/2006/picture">
+                <pic:pic xmlns:pic="http://schemas.openxmlformats.org/drawingml/2006/picture">
+                  <pic:nvPicPr>
+                    <pic:cNvPr id="1" name=""/>
+                    <pic:cNvPicPr/>
+                  </pic:nvPicPr>
+                  <pic:blipFill>
+                    <a:blip r:embed="rId20"/>
+                    <a:stretch>
+                      <a:fillRect/>
+                    </a:stretch>
+                  </pic:blipFill>
+                  <pic:spPr>
+                    <a:xfrm>
+                      <a:off x="0" y="0"/>
+                      <a:ext cx="5400040" cy="2675255"/>
+                    </a:xfrm>
+                    <a:prstGeom prst="rect">
+                      <a:avLst/>
+                    </a:prstGeom>
+                  </pic:spPr>
+                </pic:pic>
+              </a:graphicData>
+            </a:graphic>
+          </wp:inline>
+        </w:drawing>
+      </w:r>
+    </w:p>
+    <w:p>
+      <w:pPr>
+        <w:spacing w:line="276" w:lineRule="auto"/>
+        <w:ind w:left="644" w:firstLine="60"/>
+        <w:jc w:val="both"/>
+        <w:rPr>
+          <w:rFonts w:ascii="Arial" w:hAnsi="Arial" w:cs="Arial"/>
+          <w:sz w:val="24"/>
+        </w:rPr>
+      </w:pPr>
+      <w:r>
+        <w:rPr>
+          <w:rFonts w:ascii="Arial" w:hAnsi="Arial" w:cs="Arial"/>
+          <w:sz w:val="24"/>
+        </w:rPr>
+        <w:t>En este caso durante la mayoría de años se ha mantenido bastante equilibrada la producción salvo por dos puntos. Uno se ve claramente donde en 2018 la producción global sufrió un bajón drástico, el cual tuvo su rebote para el año siguiente donde esta subió mucho por encima de la media.</w:t>
+      </w:r>
+    </w:p>
+    <w:p>
+      <w:pPr>
+        <w:pStyle w:val="Prrafodelista"/>
+        <w:numPr>
+          <w:ilvl w:val="2"/>
+          <w:numId w:val="11"/>
+        </w:numPr>
+        <w:spacing w:line="276" w:lineRule="auto"/>
+        <w:jc w:val="both"/>
+        <w:rPr>
+          <w:rFonts w:ascii="Arial" w:hAnsi="Arial" w:cs="Arial"/>
+          <w:b/>
+          <w:sz w:val="24"/>
+        </w:rPr>
+      </w:pPr>
+      <w:r>
+        <w:rPr>
+          <w:rFonts w:ascii="Arial" w:hAnsi="Arial" w:cs="Arial"/>
+          <w:sz w:val="24"/>
+          <w:u w:val="single"/>
+        </w:rPr>
+        <w:t>Patrones estacionales</w:t>
+      </w:r>
+      <w:r>
+        <w:rPr>
+          <w:rFonts w:ascii="Arial" w:hAnsi="Arial" w:cs="Arial"/>
+          <w:sz w:val="24"/>
+        </w:rPr>
+        <w:t>:</w:t>
+      </w:r>
+      <w:r>
+        <w:rPr>
+          <w:rFonts w:ascii="Arial" w:hAnsi="Arial" w:cs="Arial"/>
+          <w:sz w:val="24"/>
+        </w:rPr>
+        <w:t xml:space="preserve"> Para comprobar si existen meses en los que haya unos precios de mercado superior hemos empleado un gráfico de barras con el que poder determinarlo.</w:t>
+      </w:r>
+    </w:p>
+    <w:p>
+      <w:pPr>
+        <w:spacing w:line="276" w:lineRule="auto"/>
+        <w:ind w:left="284"/>
+        <w:jc w:val="center"/>
+        <w:rPr>
+          <w:rFonts w:ascii="Arial" w:hAnsi="Arial" w:cs="Arial"/>
+          <w:b/>
+          <w:sz w:val="24"/>
+        </w:rPr>
+      </w:pPr>
+      <w:r>
+        <w:rPr>
+          <w:rFonts w:ascii="Arial" w:hAnsi="Arial" w:cs="Arial"/>
+          <w:b/>
+          <w:sz w:val="24"/>
+        </w:rPr>
+        <w:drawing>
+          <wp:inline distT="0" distB="0" distL="0" distR="0" wp14:anchorId="634734DF" wp14:editId="5D108147">
+            <wp:extent cx="4731489" cy="2583291"/>
+            <wp:effectExtent l="0" t="0" r="0" b="7620"/>
+            <wp:docPr id="16" name="Imagen 16"/>
+            <wp:cNvGraphicFramePr>
+              <a:graphicFrameLocks xmlns:a="http://schemas.openxmlformats.org/drawingml/2006/main" noChangeAspect="1"/>
+            </wp:cNvGraphicFramePr>
+            <a:graphic xmlns:a="http://schemas.openxmlformats.org/drawingml/2006/main">
+              <a:graphicData uri="http://schemas.openxmlformats.org/drawingml/2006/picture">
+                <pic:pic xmlns:pic="http://schemas.openxmlformats.org/drawingml/2006/picture">
+                  <pic:nvPicPr>
+                    <pic:cNvPr id="1" name=""/>
+                    <pic:cNvPicPr/>
+                  </pic:nvPicPr>
+                  <pic:blipFill>
+                    <a:blip r:embed="rId21"/>
+                    <a:stretch>
+                      <a:fillRect/>
+                    </a:stretch>
+                  </pic:blipFill>
+                  <pic:spPr>
+                    <a:xfrm>
+                      <a:off x="0" y="0"/>
+                      <a:ext cx="4740726" cy="2588334"/>
+                    </a:xfrm>
+                    <a:prstGeom prst="rect">
+                      <a:avLst/>
+                    </a:prstGeom>
+                  </pic:spPr>
+                </pic:pic>
+              </a:graphicData>
+            </a:graphic>
+          </wp:inline>
+        </w:drawing>
+      </w:r>
+    </w:p>
+    <w:p>
+      <w:pPr>
+        <w:spacing w:line="276" w:lineRule="auto"/>
+        <w:ind w:left="704"/>
+        <w:jc w:val="both"/>
+        <w:rPr>
+          <w:rFonts w:ascii="Arial" w:hAnsi="Arial" w:cs="Arial"/>
+          <w:sz w:val="24"/>
+        </w:rPr>
+      </w:pPr>
+      <w:r>
+        <w:rPr>
+          <w:rFonts w:ascii="Arial" w:hAnsi="Arial" w:cs="Arial"/>
+          <w:sz w:val="24"/>
+        </w:rPr>
+        <w:lastRenderedPageBreak/>
+        <w:t xml:space="preserve">En el gráfico se puede ver la temporalidad mensual de los mercados. Donde cabe destacar que los mercados sufren un abaratamiento de los mercados en el mes de Agosto seguido de encarecimiento de los productos en el mes de Septiembre. En todos los meses, se puede observar que si en un mes ha subido al siguiente </w:t>
+      </w:r>
+      <w:r>
+        <w:rPr>
+          <w:rFonts w:ascii="Arial" w:hAnsi="Arial" w:cs="Arial"/>
+          <w:sz w:val="24"/>
+        </w:rPr>
+        <w:t>se produce una bajada.</w:t>
+      </w:r>
+      <w:r>
+        <w:rPr>
+          <w:rFonts w:ascii="Arial" w:hAnsi="Arial" w:cs="Arial"/>
+          <w:sz w:val="24"/>
+        </w:rPr>
+        <w:t xml:space="preserve"> </w:t>
+      </w:r>
+    </w:p>
+    <w:p>
+      <w:pPr>
+        <w:pStyle w:val="Prrafodelista"/>
+        <w:numPr>
+          <w:ilvl w:val="1"/>
+          <w:numId w:val="11"/>
+        </w:numPr>
+        <w:spacing w:line="276" w:lineRule="auto"/>
+        <w:jc w:val="both"/>
+        <w:rPr>
+          <w:rFonts w:ascii="Arial" w:hAnsi="Arial" w:cs="Arial"/>
+          <w:b/>
+          <w:sz w:val="24"/>
+        </w:rPr>
+      </w:pPr>
+      <w:r>
+        <w:rPr>
+          <w:rFonts w:ascii="Arial" w:hAnsi="Arial" w:cs="Arial"/>
+          <w:b/>
+          <w:sz w:val="24"/>
+        </w:rPr>
+        <w:t>Análisis geoespacial</w:t>
+      </w:r>
+    </w:p>
+    <w:p>
+      <w:pPr>
+        <w:pStyle w:val="Prrafodelista"/>
+        <w:numPr>
+          <w:ilvl w:val="2"/>
+          <w:numId w:val="11"/>
+        </w:numPr>
+        <w:spacing w:line="276" w:lineRule="auto"/>
+        <w:jc w:val="both"/>
+        <w:rPr>
+          <w:rFonts w:ascii="Arial" w:hAnsi="Arial" w:cs="Arial"/>
+          <w:b/>
+          <w:sz w:val="24"/>
+        </w:rPr>
+      </w:pPr>
+      <w:r>
+        <w:rPr>
+          <w:rFonts w:ascii="Arial" w:hAnsi="Arial" w:cs="Arial"/>
+          <w:sz w:val="24"/>
+          <w:u w:val="single"/>
+        </w:rPr>
+        <w:t>Grupos por patrones de producción:</w:t>
+      </w:r>
+      <w:r>
+        <w:rPr>
+          <w:rFonts w:ascii="Arial" w:hAnsi="Arial" w:cs="Arial"/>
+          <w:sz w:val="24"/>
+        </w:rPr>
+        <w:t xml:space="preserve"> Para comprobar si se pueden extraer grupos</w:t>
+      </w:r>
+      <w:r>
+        <w:rPr>
+          <w:rFonts w:ascii="Arial" w:hAnsi="Arial" w:cs="Arial"/>
+          <w:sz w:val="24"/>
+        </w:rPr>
+        <w:t xml:space="preserve"> de países que tenga patrones de producción hemos empleado un algoritmo de </w:t>
+      </w:r>
+      <w:proofErr w:type="spellStart"/>
+      <w:r>
+        <w:rPr>
+          <w:rFonts w:ascii="Arial" w:hAnsi="Arial" w:cs="Arial"/>
+          <w:sz w:val="24"/>
+        </w:rPr>
+        <w:t>clusterización</w:t>
+      </w:r>
+      <w:proofErr w:type="spellEnd"/>
+      <w:r>
+        <w:rPr>
+          <w:rFonts w:ascii="Arial" w:hAnsi="Arial" w:cs="Arial"/>
+          <w:sz w:val="24"/>
+        </w:rPr>
+        <w:t xml:space="preserve"> como es el caso de </w:t>
+      </w:r>
+      <w:r>
+        <w:rPr>
+          <w:rFonts w:ascii="Arial" w:hAnsi="Arial" w:cs="Arial"/>
+          <w:i/>
+          <w:sz w:val="24"/>
+        </w:rPr>
+        <w:t>K-</w:t>
+      </w:r>
+      <w:proofErr w:type="spellStart"/>
+      <w:r>
+        <w:rPr>
+          <w:rFonts w:ascii="Arial" w:hAnsi="Arial" w:cs="Arial"/>
+          <w:i/>
+          <w:sz w:val="24"/>
+        </w:rPr>
+        <w:t>means</w:t>
+      </w:r>
+      <w:proofErr w:type="spellEnd"/>
+      <w:r>
+        <w:rPr>
+          <w:rFonts w:ascii="Arial" w:hAnsi="Arial" w:cs="Arial"/>
+          <w:sz w:val="24"/>
+        </w:rPr>
+        <w:t xml:space="preserve">. Hemos empleado como </w:t>
+      </w:r>
+      <w:proofErr w:type="spellStart"/>
+      <w:r>
+        <w:rPr>
+          <w:rFonts w:ascii="Arial" w:hAnsi="Arial" w:cs="Arial"/>
+          <w:sz w:val="24"/>
+        </w:rPr>
+        <w:t>hiperparámetro</w:t>
+      </w:r>
+      <w:proofErr w:type="spellEnd"/>
+      <w:r>
+        <w:rPr>
+          <w:rFonts w:ascii="Arial" w:hAnsi="Arial" w:cs="Arial"/>
+          <w:sz w:val="24"/>
+        </w:rPr>
+        <w:t xml:space="preserve"> k un valor de 5, obteniendo los siguientes grupos:</w:t>
+      </w:r>
+    </w:p>
+    <w:p>
+      <w:pPr>
+        <w:spacing w:line="276" w:lineRule="auto"/>
+        <w:ind w:left="284"/>
+        <w:jc w:val="both"/>
+        <w:rPr>
+          <w:rFonts w:ascii="Arial" w:hAnsi="Arial" w:cs="Arial"/>
+          <w:b/>
+          <w:sz w:val="24"/>
+        </w:rPr>
+      </w:pPr>
+      <w:r>
+        <w:rPr>
+          <w:rFonts w:ascii="Arial" w:hAnsi="Arial" w:cs="Arial"/>
+          <w:b/>
+          <w:sz w:val="24"/>
+        </w:rPr>
+        <w:drawing>
+          <wp:inline distT="0" distB="0" distL="0" distR="0" wp14:anchorId="72B4B46F" wp14:editId="255EA77D">
+            <wp:extent cx="5400040" cy="3086735"/>
+            <wp:effectExtent l="0" t="0" r="0" b="0"/>
+            <wp:docPr id="17" name="Imagen 17"/>
+            <wp:cNvGraphicFramePr>
+              <a:graphicFrameLocks xmlns:a="http://schemas.openxmlformats.org/drawingml/2006/main" noChangeAspect="1"/>
+            </wp:cNvGraphicFramePr>
+            <a:graphic xmlns:a="http://schemas.openxmlformats.org/drawingml/2006/main">
+              <a:graphicData uri="http://schemas.openxmlformats.org/drawingml/2006/picture">
+                <pic:pic xmlns:pic="http://schemas.openxmlformats.org/drawingml/2006/picture">
+                  <pic:nvPicPr>
+                    <pic:cNvPr id="1" name=""/>
+                    <pic:cNvPicPr/>
+                  </pic:nvPicPr>
+                  <pic:blipFill>
+                    <a:blip r:embed="rId22"/>
+                    <a:stretch>
+                      <a:fillRect/>
+                    </a:stretch>
+                  </pic:blipFill>
+                  <pic:spPr>
+                    <a:xfrm>
+                      <a:off x="0" y="0"/>
+                      <a:ext cx="5400040" cy="3086735"/>
+                    </a:xfrm>
+                    <a:prstGeom prst="rect">
+                      <a:avLst/>
+                    </a:prstGeom>
+                  </pic:spPr>
+                </pic:pic>
+              </a:graphicData>
+            </a:graphic>
+          </wp:inline>
+        </w:drawing>
+      </w:r>
+    </w:p>
+    <w:p>
+      <w:pPr>
+        <w:spacing w:line="276" w:lineRule="auto"/>
+        <w:ind w:left="704"/>
+        <w:jc w:val="both"/>
+        <w:rPr>
+          <w:rFonts w:ascii="Arial" w:hAnsi="Arial" w:cs="Arial"/>
+          <w:sz w:val="24"/>
+        </w:rPr>
+      </w:pPr>
+      <w:r>
+        <w:rPr>
+          <w:rFonts w:ascii="Arial" w:hAnsi="Arial" w:cs="Arial"/>
+          <w:sz w:val="24"/>
+        </w:rPr>
+        <w:t>De modo que el modelo ha detectado los siguientes grupos, teniendo en cuenta solo técnicas de cultivo:</w:t>
+      </w:r>
+    </w:p>
+    <w:p>
+      <w:pPr>
+        <w:pStyle w:val="Prrafodelista"/>
+        <w:numPr>
+          <w:ilvl w:val="0"/>
+          <w:numId w:val="5"/>
+        </w:numPr>
+        <w:spacing w:line="276" w:lineRule="auto"/>
+        <w:jc w:val="both"/>
+        <w:rPr>
+          <w:rFonts w:ascii="Arial" w:hAnsi="Arial" w:cs="Arial"/>
+          <w:sz w:val="24"/>
+        </w:rPr>
+      </w:pPr>
+      <w:r>
+        <w:rPr>
+          <w:rFonts w:ascii="Arial" w:hAnsi="Arial" w:cs="Arial"/>
+          <w:sz w:val="24"/>
+        </w:rPr>
+        <w:t>Clúster A (Eficiencia Pura): Son los países que logran buenos rendimientos usando la cantidad más baja de fertilizantes.</w:t>
+      </w:r>
+    </w:p>
+    <w:p>
+      <w:pPr>
+        <w:pStyle w:val="Prrafodelista"/>
+        <w:numPr>
+          <w:ilvl w:val="0"/>
+          <w:numId w:val="5"/>
+        </w:numPr>
+        <w:spacing w:line="276" w:lineRule="auto"/>
+        <w:jc w:val="both"/>
+        <w:rPr>
+          <w:rFonts w:ascii="Arial" w:hAnsi="Arial" w:cs="Arial"/>
+          <w:sz w:val="24"/>
+        </w:rPr>
+      </w:pPr>
+      <w:r>
+        <w:rPr>
+          <w:rFonts w:ascii="Arial" w:hAnsi="Arial" w:cs="Arial"/>
+          <w:sz w:val="24"/>
+        </w:rPr>
+        <w:t>Clúster B (Líderes de Rendimiento): Países que consiguen un rendimiento por hectárea muy alto, con grandes extensiones de terreno y un uso moderado de químicos.</w:t>
+      </w:r>
+    </w:p>
+    <w:p>
+      <w:pPr>
+        <w:pStyle w:val="Prrafodelista"/>
+        <w:numPr>
+          <w:ilvl w:val="0"/>
+          <w:numId w:val="5"/>
+        </w:numPr>
+        <w:spacing w:line="276" w:lineRule="auto"/>
+        <w:jc w:val="both"/>
+        <w:rPr>
+          <w:rFonts w:ascii="Arial" w:hAnsi="Arial" w:cs="Arial"/>
+          <w:sz w:val="24"/>
+        </w:rPr>
+      </w:pPr>
+      <w:r>
+        <w:rPr>
+          <w:rFonts w:ascii="Arial" w:hAnsi="Arial" w:cs="Arial"/>
+          <w:sz w:val="24"/>
+        </w:rPr>
+        <w:t>Clúster C (Gigantes intensivos): Los países con las mayores mediad de producción total, pero a costa de unas dosis muy elevadas de fertilizantes.</w:t>
+      </w:r>
+    </w:p>
+    <w:p>
+      <w:pPr>
+        <w:pStyle w:val="Prrafodelista"/>
+        <w:numPr>
+          <w:ilvl w:val="0"/>
+          <w:numId w:val="5"/>
+        </w:numPr>
+        <w:spacing w:line="276" w:lineRule="auto"/>
+        <w:jc w:val="both"/>
+        <w:rPr>
+          <w:rFonts w:ascii="Arial" w:hAnsi="Arial" w:cs="Arial"/>
+          <w:sz w:val="24"/>
+        </w:rPr>
+      </w:pPr>
+      <w:r>
+        <w:rPr>
+          <w:rFonts w:ascii="Arial" w:hAnsi="Arial" w:cs="Arial"/>
+          <w:sz w:val="24"/>
+        </w:rPr>
+        <w:t>Clúster D (Dependencia química): Son países que usan una elevada cantidad de fertilizante para poder mantener un alto rendimiento en terrenos más pequeños.</w:t>
+      </w:r>
+    </w:p>
+    <w:p>
+      <w:pPr>
+        <w:pStyle w:val="Prrafodelista"/>
+        <w:numPr>
+          <w:ilvl w:val="0"/>
+          <w:numId w:val="5"/>
+        </w:numPr>
+        <w:spacing w:line="276" w:lineRule="auto"/>
+        <w:jc w:val="both"/>
+        <w:rPr>
+          <w:rFonts w:ascii="Arial" w:hAnsi="Arial" w:cs="Arial"/>
+          <w:sz w:val="24"/>
+        </w:rPr>
+      </w:pPr>
+      <w:r>
+        <w:rPr>
+          <w:rFonts w:ascii="Arial" w:hAnsi="Arial" w:cs="Arial"/>
+          <w:sz w:val="24"/>
+        </w:rPr>
+        <w:t>Clúster F (Extensivos limitados): Países cuyo rendimiento por hectárea es muy bajo a pesar de tener que usar grandes dosis de fertilizante. Esto se debe a que estos países no producen caña de azúcar.</w:t>
+      </w:r>
+    </w:p>
+    <w:p>
+      <w:pPr>
+        <w:pStyle w:val="Prrafodelista"/>
+        <w:numPr>
+          <w:ilvl w:val="2"/>
+          <w:numId w:val="11"/>
+        </w:numPr>
+        <w:spacing w:line="276" w:lineRule="auto"/>
+        <w:jc w:val="both"/>
+        <w:rPr>
+          <w:rFonts w:ascii="Arial" w:hAnsi="Arial" w:cs="Arial"/>
+          <w:sz w:val="24"/>
+        </w:rPr>
+      </w:pPr>
+      <w:r>
+        <w:rPr>
+          <w:rFonts w:ascii="Arial" w:hAnsi="Arial" w:cs="Arial"/>
+          <w:sz w:val="24"/>
+          <w:u w:val="single"/>
+        </w:rPr>
+        <w:lastRenderedPageBreak/>
+        <w:t>Eficiencia productiva entre regiones:</w:t>
+      </w:r>
+      <w:r>
+        <w:rPr>
+          <w:rFonts w:ascii="Arial" w:hAnsi="Arial" w:cs="Arial"/>
+          <w:sz w:val="24"/>
+        </w:rPr>
+        <w:t xml:space="preserve"> Para realizar esta comparación hemos empleado un diagrama de cajas (</w:t>
+      </w:r>
+      <w:proofErr w:type="spellStart"/>
+      <w:r>
+        <w:rPr>
+          <w:rFonts w:ascii="Arial" w:hAnsi="Arial" w:cs="Arial"/>
+          <w:sz w:val="24"/>
+        </w:rPr>
+        <w:t>boxplot</w:t>
+      </w:r>
+      <w:proofErr w:type="spellEnd"/>
+      <w:r>
+        <w:rPr>
+          <w:rFonts w:ascii="Arial" w:hAnsi="Arial" w:cs="Arial"/>
+          <w:sz w:val="24"/>
+        </w:rPr>
+        <w:t>), donde hemos obtenido el siguiente gráfico.</w:t>
+      </w:r>
+    </w:p>
+    <w:p>
+      <w:pPr>
+        <w:spacing w:line="276" w:lineRule="auto"/>
+        <w:jc w:val="both"/>
+        <w:rPr>
+          <w:rFonts w:ascii="Arial" w:hAnsi="Arial" w:cs="Arial"/>
+          <w:sz w:val="24"/>
+        </w:rPr>
+      </w:pPr>
+      <w:r>
+        <w:rPr>
+          <w:rFonts w:ascii="Arial" w:hAnsi="Arial" w:cs="Arial"/>
+          <w:sz w:val="24"/>
+        </w:rPr>
+        <w:drawing>
+          <wp:inline distT="0" distB="0" distL="0" distR="0" wp14:anchorId="4F3A9430" wp14:editId="011C40DC">
+            <wp:extent cx="5400040" cy="2679700"/>
+            <wp:effectExtent l="0" t="0" r="0" b="6350"/>
+            <wp:docPr id="19" name="Imagen 19"/>
+            <wp:cNvGraphicFramePr>
+              <a:graphicFrameLocks xmlns:a="http://schemas.openxmlformats.org/drawingml/2006/main" noChangeAspect="1"/>
+            </wp:cNvGraphicFramePr>
+            <a:graphic xmlns:a="http://schemas.openxmlformats.org/drawingml/2006/main">
+              <a:graphicData uri="http://schemas.openxmlformats.org/drawingml/2006/picture">
+                <pic:pic xmlns:pic="http://schemas.openxmlformats.org/drawingml/2006/picture">
+                  <pic:nvPicPr>
+                    <pic:cNvPr id="1" name=""/>
+                    <pic:cNvPicPr/>
+                  </pic:nvPicPr>
+                  <pic:blipFill>
+                    <a:blip r:embed="rId23"/>
+                    <a:stretch>
+                      <a:fillRect/>
+                    </a:stretch>
+                  </pic:blipFill>
+                  <pic:spPr>
+                    <a:xfrm>
+                      <a:off x="0" y="0"/>
+                      <a:ext cx="5400040" cy="2679700"/>
+                    </a:xfrm>
+                    <a:prstGeom prst="rect">
+                      <a:avLst/>
+                    </a:prstGeom>
+                  </pic:spPr>
+                </pic:pic>
+              </a:graphicData>
+            </a:graphic>
+          </wp:inline>
+        </w:drawing>
+      </w:r>
+    </w:p>
+    <w:p>
+      <w:pPr>
+        <w:spacing w:line="276" w:lineRule="auto"/>
+        <w:ind w:left="705"/>
+        <w:jc w:val="both"/>
+        <w:rPr>
+          <w:rFonts w:ascii="Arial" w:hAnsi="Arial" w:cs="Arial"/>
+          <w:sz w:val="24"/>
+        </w:rPr>
+      </w:pPr>
+      <w:r>
+        <w:rPr>
+          <w:rFonts w:ascii="Arial" w:hAnsi="Arial" w:cs="Arial"/>
+          <w:sz w:val="24"/>
+        </w:rPr>
+        <w:t>Como podemos comprobar todas las regiones presentan medianas de rendimiento muy similares. Pero lo que sí cabe destacar es que en todas las regiones se alcanzan picos de 90 ton/ha, lo cual se corresponde con las explotaciones de caña de azúcar. Lo que puede llegar a indicar que en las regiones operan con eficiencias bajas pero que tienen focos agrícolas altamente optimizados para la caña de azúcar que distorsionan la media global.</w:t>
+      </w:r>
+    </w:p>
+    <w:p>
+      <w:pPr>
+        <w:pStyle w:val="Prrafodelista"/>
+        <w:numPr>
+          <w:ilvl w:val="1"/>
+          <w:numId w:val="11"/>
+        </w:numPr>
+        <w:spacing w:line="276" w:lineRule="auto"/>
+        <w:jc w:val="both"/>
+        <w:rPr>
+          <w:rFonts w:ascii="Arial" w:hAnsi="Arial" w:cs="Arial"/>
+          <w:b/>
+          <w:sz w:val="24"/>
+        </w:rPr>
+      </w:pPr>
+      <w:r>
+        <w:rPr>
+          <w:rFonts w:ascii="Arial" w:hAnsi="Arial" w:cs="Arial"/>
+          <w:b/>
+          <w:sz w:val="24"/>
+        </w:rPr>
+        <w:t>Coste ambiental</w:t>
+      </w:r>
+    </w:p>
+    <w:p>
+      <w:pPr>
+        <w:pStyle w:val="Prrafodelista"/>
+        <w:numPr>
+          <w:ilvl w:val="2"/>
+          <w:numId w:val="11"/>
+        </w:numPr>
+        <w:spacing w:line="276" w:lineRule="auto"/>
+        <w:jc w:val="both"/>
+        <w:rPr>
+          <w:rFonts w:ascii="Arial" w:hAnsi="Arial" w:cs="Arial"/>
+          <w:b/>
+          <w:sz w:val="24"/>
+        </w:rPr>
+      </w:pPr>
+      <w:r>
+        <w:rPr>
+          <w:rFonts w:ascii="Arial" w:hAnsi="Arial" w:cs="Arial"/>
+          <w:sz w:val="24"/>
+          <w:u w:val="single"/>
+        </w:rPr>
+        <w:t>Producción frente a emisiones:</w:t>
+      </w:r>
+      <w:r>
+        <w:rPr>
+          <w:rFonts w:ascii="Arial" w:hAnsi="Arial" w:cs="Arial"/>
+          <w:sz w:val="24"/>
+        </w:rPr>
+        <w:t xml:space="preserve"> Vamos a comprobar cuál es el animal más contaminante en función de los millones de carne que producen y las toneladas de gas que emiten, separando por tipo de ganado.</w:t>
+      </w:r>
+    </w:p>
+    <w:p>
+      <w:pPr>
+        <w:spacing w:line="276" w:lineRule="auto"/>
+        <w:ind w:left="284"/>
+        <w:jc w:val="center"/>
+        <w:rPr>
+          <w:rFonts w:ascii="Arial" w:hAnsi="Arial" w:cs="Arial"/>
+          <w:b/>
+          <w:sz w:val="24"/>
+        </w:rPr>
+      </w:pPr>
+      <w:r>
+        <w:rPr>
+          <w:rFonts w:ascii="Arial" w:hAnsi="Arial" w:cs="Arial"/>
+          <w:b/>
+          <w:sz w:val="24"/>
+        </w:rPr>
+        <w:drawing>
+          <wp:inline distT="0" distB="0" distL="0" distR="0" wp14:anchorId="31249BF0" wp14:editId="34C2C2A6">
+            <wp:extent cx="4805917" cy="2788946"/>
+            <wp:effectExtent l="0" t="0" r="0" b="0"/>
+            <wp:docPr id="20" name="Imagen 20"/>
+            <wp:cNvGraphicFramePr>
+              <a:graphicFrameLocks xmlns:a="http://schemas.openxmlformats.org/drawingml/2006/main" noChangeAspect="1"/>
+            </wp:cNvGraphicFramePr>
+            <a:graphic xmlns:a="http://schemas.openxmlformats.org/drawingml/2006/main">
+              <a:graphicData uri="http://schemas.openxmlformats.org/drawingml/2006/picture">
+                <pic:pic xmlns:pic="http://schemas.openxmlformats.org/drawingml/2006/picture">
+                  <pic:nvPicPr>
+                    <pic:cNvPr id="1" name=""/>
+                    <pic:cNvPicPr/>
+                  </pic:nvPicPr>
+                  <pic:blipFill>
+                    <a:blip r:embed="rId24"/>
+                    <a:stretch>
+                      <a:fillRect/>
+                    </a:stretch>
+                  </pic:blipFill>
+                  <pic:spPr>
+                    <a:xfrm>
+                      <a:off x="0" y="0"/>
+                      <a:ext cx="4820457" cy="2797384"/>
+                    </a:xfrm>
+                    <a:prstGeom prst="rect">
+                      <a:avLst/>
+                    </a:prstGeom>
+                  </pic:spPr>
+                </pic:pic>
+              </a:graphicData>
+            </a:graphic>
+          </wp:inline>
+        </w:drawing>
+      </w:r>
+    </w:p>
+    <w:p>
+      <w:pPr>
+        <w:spacing w:line="276" w:lineRule="auto"/>
+        <w:ind w:left="644" w:firstLine="60"/>
+        <w:jc w:val="both"/>
+        <w:rPr>
+          <w:rFonts w:ascii="Arial" w:hAnsi="Arial" w:cs="Arial"/>
+          <w:sz w:val="24"/>
+        </w:rPr>
+      </w:pPr>
+      <w:r>
+        <w:rPr>
+          <w:rFonts w:ascii="Arial" w:hAnsi="Arial" w:cs="Arial"/>
+          <w:sz w:val="24"/>
+        </w:rPr>
+        <w:lastRenderedPageBreak/>
+        <w:t>Como podemos ver en el gráfico de dispersión, de manera contundente, el ganado bovino dispara las emisiones de metano a medida que aumenta su volumen de producción. Por el contrario, las industrias avícolas y porcinas producen grandes cantidades de carne manteniendo una contaminación de carbono más pequeña.</w:t>
+      </w:r>
+    </w:p>
+    <w:p>
+      <w:pPr>
+        <w:pStyle w:val="Prrafodelista"/>
+        <w:numPr>
+          <w:ilvl w:val="2"/>
+          <w:numId w:val="11"/>
+        </w:numPr>
+        <w:spacing w:line="276" w:lineRule="auto"/>
+        <w:jc w:val="both"/>
+        <w:rPr>
+          <w:rFonts w:ascii="Arial" w:hAnsi="Arial" w:cs="Arial"/>
+          <w:b/>
+          <w:sz w:val="24"/>
+        </w:rPr>
+      </w:pPr>
+      <w:r>
+        <w:rPr>
+          <w:rFonts w:ascii="Arial" w:hAnsi="Arial" w:cs="Arial"/>
+          <w:sz w:val="24"/>
+          <w:u w:val="single"/>
+        </w:rPr>
+        <w:t>Eficiencia de emisiones:</w:t>
+      </w:r>
+      <w:r>
+        <w:rPr>
+          <w:rFonts w:ascii="Arial" w:hAnsi="Arial" w:cs="Arial"/>
+          <w:sz w:val="24"/>
+        </w:rPr>
+        <w:t xml:space="preserve"> Por último, vamos a comprobar que países son  más eficientes, para ello tendremos en cuenta la variable que mide cuanto contamina un país por cada kilo de carne que se produce.</w:t>
+      </w:r>
+    </w:p>
+    <w:p>
+      <w:pPr>
+        <w:spacing w:line="276" w:lineRule="auto"/>
+        <w:jc w:val="both"/>
+        <w:rPr>
+          <w:rFonts w:ascii="Arial" w:hAnsi="Arial" w:cs="Arial"/>
+          <w:b/>
+          <w:sz w:val="24"/>
+        </w:rPr>
+      </w:pPr>
+      <w:r>
+        <w:rPr>
+          <w:rFonts w:ascii="Arial" w:hAnsi="Arial" w:cs="Arial"/>
+          <w:b/>
+          <w:sz w:val="24"/>
+        </w:rPr>
+        <w:drawing>
+          <wp:inline distT="0" distB="0" distL="0" distR="0" wp14:anchorId="5EC598B3" wp14:editId="7F8E390F">
+            <wp:extent cx="5400040" cy="2679700"/>
+            <wp:effectExtent l="0" t="0" r="0" b="6350"/>
+            <wp:docPr id="21" name="Imagen 21"/>
+            <wp:cNvGraphicFramePr>
+              <a:graphicFrameLocks xmlns:a="http://schemas.openxmlformats.org/drawingml/2006/main" noChangeAspect="1"/>
+            </wp:cNvGraphicFramePr>
+            <a:graphic xmlns:a="http://schemas.openxmlformats.org/drawingml/2006/main">
+              <a:graphicData uri="http://schemas.openxmlformats.org/drawingml/2006/picture">
+                <pic:pic xmlns:pic="http://schemas.openxmlformats.org/drawingml/2006/picture">
+                  <pic:nvPicPr>
+                    <pic:cNvPr id="1" name=""/>
+                    <pic:cNvPicPr/>
+                  </pic:nvPicPr>
+                  <pic:blipFill>
+                    <a:blip r:embed="rId25"/>
+                    <a:stretch>
+                      <a:fillRect/>
+                    </a:stretch>
+                  </pic:blipFill>
+                  <pic:spPr>
+                    <a:xfrm>
+                      <a:off x="0" y="0"/>
+                      <a:ext cx="5400040" cy="2679700"/>
+                    </a:xfrm>
+                    <a:prstGeom prst="rect">
+                      <a:avLst/>
+                    </a:prstGeom>
+                  </pic:spPr>
+                </pic:pic>
+              </a:graphicData>
+            </a:graphic>
+          </wp:inline>
+        </w:drawing>
+      </w:r>
+    </w:p>
+    <w:p>
+      <w:pPr>
+        <w:spacing w:line="276" w:lineRule="auto"/>
+        <w:ind w:left="705"/>
+        <w:jc w:val="both"/>
+        <w:rPr>
+          <w:rFonts w:ascii="Arial" w:hAnsi="Arial" w:cs="Arial"/>
+          <w:sz w:val="24"/>
+        </w:rPr>
+      </w:pPr>
+      <w:r>
+        <w:rPr>
+          <w:rFonts w:ascii="Arial" w:hAnsi="Arial" w:cs="Arial"/>
+          <w:sz w:val="24"/>
+        </w:rPr>
+        <w:t>Por un lado, observamos a los países líderes en sostenibilidad (barras verdes), los cuales operan con las tasas de inte</w:t>
+      </w:r>
+      <w:r>
+        <w:rPr>
+          <w:rFonts w:ascii="Arial" w:hAnsi="Arial" w:cs="Arial"/>
+          <w:sz w:val="24"/>
+        </w:rPr>
+        <w:t>nsidad de emisiones más bajas, situándose</w:t>
+      </w:r>
+      <w:r>
+        <w:rPr>
+          <w:rFonts w:ascii="Arial" w:hAnsi="Arial" w:cs="Arial"/>
+          <w:sz w:val="24"/>
+        </w:rPr>
+        <w:t xml:space="preserve"> por debajo del promedio global. </w:t>
+      </w:r>
+      <w:r>
+        <w:rPr>
+          <w:rFonts w:ascii="Arial" w:hAnsi="Arial" w:cs="Arial"/>
+          <w:sz w:val="24"/>
+        </w:rPr>
+        <w:t>Por otro lado</w:t>
+      </w:r>
+      <w:r>
+        <w:rPr>
+          <w:rFonts w:ascii="Arial" w:hAnsi="Arial" w:cs="Arial"/>
+          <w:sz w:val="24"/>
+        </w:rPr>
+        <w:t xml:space="preserve">, identificamos </w:t>
+      </w:r>
+      <w:r>
+        <w:rPr>
+          <w:rFonts w:ascii="Arial" w:hAnsi="Arial" w:cs="Arial"/>
+          <w:sz w:val="24"/>
+        </w:rPr>
+        <w:t>países</w:t>
+      </w:r>
+      <w:r>
+        <w:rPr>
+          <w:rFonts w:ascii="Arial" w:hAnsi="Arial" w:cs="Arial"/>
+          <w:sz w:val="24"/>
+        </w:rPr>
+        <w:t xml:space="preserve"> </w:t>
+      </w:r>
+      <w:r>
+        <w:rPr>
+          <w:rFonts w:ascii="Arial" w:hAnsi="Arial" w:cs="Arial"/>
+          <w:sz w:val="24"/>
+        </w:rPr>
+        <w:t>con</w:t>
+      </w:r>
+      <w:r>
+        <w:rPr>
+          <w:rFonts w:ascii="Arial" w:hAnsi="Arial" w:cs="Arial"/>
+          <w:sz w:val="24"/>
+        </w:rPr>
+        <w:t xml:space="preserve"> ineficiencia climática </w:t>
+      </w:r>
+      <w:r>
+        <w:rPr>
+          <w:rFonts w:ascii="Arial" w:hAnsi="Arial" w:cs="Arial"/>
+          <w:sz w:val="24"/>
+        </w:rPr>
+        <w:t>(barras rojas), lo</w:t>
+      </w:r>
+      <w:r>
+        <w:rPr>
+          <w:rFonts w:ascii="Arial" w:hAnsi="Arial" w:cs="Arial"/>
+          <w:sz w:val="24"/>
+        </w:rPr>
+        <w:t>s cuales requi</w:t>
+      </w:r>
+      <w:r>
+        <w:rPr>
+          <w:rFonts w:ascii="Arial" w:hAnsi="Arial" w:cs="Arial"/>
+          <w:sz w:val="24"/>
+        </w:rPr>
+        <w:t xml:space="preserve">eren emitir un volumen de gases </w:t>
+      </w:r>
+      <w:r>
+        <w:rPr>
+          <w:rFonts w:ascii="Arial" w:hAnsi="Arial" w:cs="Arial"/>
+          <w:sz w:val="24"/>
+        </w:rPr>
+        <w:t>mayor para producir la m</w:t>
+      </w:r>
+      <w:r>
+        <w:rPr>
+          <w:rFonts w:ascii="Arial" w:hAnsi="Arial" w:cs="Arial"/>
+          <w:sz w:val="24"/>
+        </w:rPr>
+        <w:t xml:space="preserve">isma cantidad de alimento. Esto </w:t>
+      </w:r>
+      <w:r>
+        <w:rPr>
+          <w:rFonts w:ascii="Arial" w:hAnsi="Arial" w:cs="Arial"/>
+          <w:sz w:val="24"/>
+        </w:rPr>
+        <w:t xml:space="preserve">sugiere que dichos países enfrentan graves deficiencias estructurales </w:t>
       </w:r>
       <w:bookmarkStart w:id="0" w:name="_GoBack"/>
       <w:bookmarkEnd w:id="0"/>
@@ -11292,27 +12718,30 @@
           <w:rFonts w:ascii="Arial" w:hAnsi="Arial" w:cs="Arial"/>
           <w:sz w:val="24"/>
         </w:rPr>
-        <w:t>di</w:t>
-      </w:r>
-      <w:proofErr w:type="spellEnd"/>
-      <w:r>
-        <w:rPr>
-          <w:rFonts w:ascii="Arial" w:hAnsi="Arial" w:cs="Arial"/>
-          <w:sz w:val="24"/>
-        </w:rPr>
-        <w:t xml:space="preserve"> lo niveles de humedad de la superficie del suelo </w:t>
-      </w:r>
-      <w:r>
-        <w:rPr>
-          <w:rFonts w:ascii="Arial" w:hAnsi="Arial" w:cs="Arial"/>
-          <w:sz w:val="24"/>
-        </w:rPr>
-        <w:lastRenderedPageBreak/>
-        <w:t xml:space="preserve">aumenta. Además cabe destacar que habrá que tener en cuenta esta relación para evitar introducir ambas variables en ciertos modelos de aprendizaje automático. </w:t>
+        <w:t>lo que los convierte en objetivos prioritarios para futuras políticas de transición agrícola.</w:t>
+      </w:r>
+    </w:p>
+    <w:p>
+      <w:pPr>
+        <w:spacing w:line="276" w:lineRule="auto"/>
+        <w:jc w:val="both"/>
+        <w:rPr>
+          <w:rFonts w:ascii="Arial" w:hAnsi="Arial" w:cs="Arial"/>
+          <w:b/>
+          <w:sz w:val="24"/>
+        </w:rPr>
+      </w:pPr>
+      <w:r>
+        <w:rPr>
+          <w:rFonts w:ascii="Arial" w:hAnsi="Arial" w:cs="Arial"/>
+          <w:b/>
+          <w:sz w:val="24"/>
+        </w:rPr>
+        <w:t xml:space="preserve"> </w:t>
       </w:r>
     </w:p>
     <w:sectPr>
-      <w:footerReference w:type="default" r:id="rId18"/>
+      <w:footerReference w:type="default" r:id="rId26"/>
       <w:pgSz w:w="11906" w:h="16838"/>
       <w:pgMar w:top="1417" w:right="1701" w:bottom="1417" w:left="1701" w:header="708" w:footer="708" w:gutter="0"/>
       <w:cols w:space="708"/>
@@ -11376,7 +12805,7 @@
           <w:rPr>
             <w:noProof/>
           </w:rPr>
-          <w:t>11</w:t>
+          <w:t>16</w:t>
         </w:r>
         <w:r>
           <w:fldChar w:fldCharType="end"/>
@@ -11633,6 +13062,119 @@
     </w:lvl>
   </w:abstractNum>
   <w:abstractNum w:abstractNumId="2" w15:restartNumberingAfterBreak="0">
+    <w:nsid w:val="33661753"/>
+    <w:multiLevelType w:val="hybridMultilevel"/>
+    <w:tmpl w:val="E0F6D402"/>
+    <w:lvl w:ilvl="0" w:tplc="0C0A0001">
+      <w:start w:val="1"/>
+      <w:numFmt w:val="bullet"/>
+      <w:lvlText w:val=""/>
+      <w:lvlJc w:val="left"/>
+      <w:pPr>
+        <w:ind w:left="720" w:hanging="360"/>
+      </w:pPr>
+      <w:rPr>
+        <w:rFonts w:ascii="Symbol" w:hAnsi="Symbol" w:hint="default"/>
+      </w:rPr>
+    </w:lvl>
+    <w:lvl w:ilvl="1" w:tplc="0C0A0003" w:tentative="1">
+      <w:start w:val="1"/>
+      <w:numFmt w:val="bullet"/>
+      <w:lvlText w:val="o"/>
+      <w:lvlJc w:val="left"/>
+      <w:pPr>
+        <w:ind w:left="1440" w:hanging="360"/>
+      </w:pPr>
+      <w:rPr>
+        <w:rFonts w:ascii="Courier New" w:hAnsi="Courier New" w:cs="Courier New" w:hint="default"/>
+      </w:rPr>
+    </w:lvl>
+    <w:lvl w:ilvl="2" w:tplc="0C0A0005" w:tentative="1">
+      <w:start w:val="1"/>
+      <w:numFmt w:val="bullet"/>
+      <w:lvlText w:val=""/>
+      <w:lvlJc w:val="left"/>
+      <w:pPr>
+        <w:ind w:left="2160" w:hanging="360"/>
+      </w:pPr>
+      <w:rPr>
+        <w:rFonts w:ascii="Wingdings" w:hAnsi="Wingdings" w:hint="default"/>
+      </w:rPr>
+    </w:lvl>
+    <w:lvl w:ilvl="3" w:tplc="0C0A0001" w:tentative="1">
+      <w:start w:val="1"/>
+      <w:numFmt w:val="bullet"/>
+      <w:lvlText w:val=""/>
+      <w:lvlJc w:val="left"/>
+      <w:pPr>
+        <w:ind w:left="2880" w:hanging="360"/>
+      </w:pPr>
+      <w:rPr>
+        <w:rFonts w:ascii="Symbol" w:hAnsi="Symbol" w:hint="default"/>
+      </w:rPr>
+    </w:lvl>
+    <w:lvl w:ilvl="4" w:tplc="0C0A0003" w:tentative="1">
+      <w:start w:val="1"/>
+      <w:numFmt w:val="bullet"/>
+      <w:lvlText w:val="o"/>
+      <w:lvlJc w:val="left"/>
+      <w:pPr>
+        <w:ind w:left="3600" w:hanging="360"/>
+      </w:pPr>
+      <w:rPr>
+        <w:rFonts w:ascii="Courier New" w:hAnsi="Courier New" w:cs="Courier New" w:hint="default"/>
+      </w:rPr>
+    </w:lvl>
+    <w:lvl w:ilvl="5" w:tplc="0C0A0005" w:tentative="1">
+      <w:start w:val="1"/>
+      <w:numFmt w:val="bullet"/>
+      <w:lvlText w:val=""/>
+      <w:lvlJc w:val="left"/>
+      <w:pPr>
+        <w:ind w:left="4320" w:hanging="360"/>
+      </w:pPr>
+      <w:rPr>
+        <w:rFonts w:ascii="Wingdings" w:hAnsi="Wingdings" w:hint="default"/>
+      </w:rPr>
+    </w:lvl>
+    <w:lvl w:ilvl="6" w:tplc="0C0A0001" w:tentative="1">
+      <w:start w:val="1"/>
+      <w:numFmt w:val="bullet"/>
+      <w:lvlText w:val=""/>
+      <w:lvlJc w:val="left"/>
+      <w:pPr>
+        <w:ind w:left="5040" w:hanging="360"/>
+      </w:pPr>
+      <w:rPr>
+        <w:rFonts w:ascii="Symbol" w:hAnsi="Symbol" w:hint="default"/>
+      </w:rPr>
+    </w:lvl>
+    <w:lvl w:ilvl="7" w:tplc="0C0A0003" w:tentative="1">
+      <w:start w:val="1"/>
+      <w:numFmt w:val="bullet"/>
+      <w:lvlText w:val="o"/>
+      <w:lvlJc w:val="left"/>
+      <w:pPr>
+        <w:ind w:left="5760" w:hanging="360"/>
+      </w:pPr>
+      <w:rPr>
+        <w:rFonts w:ascii="Courier New" w:hAnsi="Courier New" w:cs="Courier New" w:hint="default"/>
+      </w:rPr>
+    </w:lvl>
+    <w:lvl w:ilvl="8" w:tplc="0C0A0005" w:tentative="1">
+      <w:start w:val="1"/>
+      <w:numFmt w:val="bullet"/>
+      <w:lvlText w:val=""/>
+      <w:lvlJc w:val="left"/>
+      <w:pPr>
+        <w:ind w:left="6480" w:hanging="360"/>
+      </w:pPr>
+      <w:rPr>
+        <w:rFonts w:ascii="Wingdings" w:hAnsi="Wingdings" w:hint="default"/>
+      </w:rPr>
+    </w:lvl>
+  </w:abstractNum>
+  <w:abstractNum w:abstractNumId="3" w15:restartNumberingAfterBreak="0">
     <w:nsid w:val="344D38C3"/>
     <w:multiLevelType w:val="hybridMultilevel"/>
     <w:tmpl w:val="27A2D752"/>
@@ -11721,7 +13263,7 @@
       </w:pPr>
     </w:lvl>
   </w:abstractNum>
-  <w:abstractNum w:abstractNumId="3" w15:restartNumberingAfterBreak="0">
+  <w:abstractNum w:abstractNumId="4" w15:restartNumberingAfterBreak="0">
     <w:nsid w:val="39E557D8"/>
     <w:multiLevelType w:val="hybridMultilevel"/>
     <w:tmpl w:val="DB0E595E"/>
@@ -11810,7 +13352,7 @@
       </w:pPr>
     </w:lvl>
   </w:abstractNum>
-  <w:abstractNum w:abstractNumId="4" w15:restartNumberingAfterBreak="0">
+  <w:abstractNum w:abstractNumId="5" w15:restartNumberingAfterBreak="0">
     <w:nsid w:val="3BB55AD3"/>
     <w:multiLevelType w:val="hybridMultilevel"/>
     <w:tmpl w:val="4B00CEA8"/>
@@ -11899,7 +13441,7 @@
       </w:pPr>
     </w:lvl>
   </w:abstractNum>
-  <w:abstractNum w:abstractNumId="5" w15:restartNumberingAfterBreak="0">
+  <w:abstractNum w:abstractNumId="6" w15:restartNumberingAfterBreak="0">
     <w:nsid w:val="3CFC5033"/>
     <w:multiLevelType w:val="hybridMultilevel"/>
     <w:tmpl w:val="E124BDA2"/>
@@ -11985,10 +13527,10 @@
       </w:pPr>
     </w:lvl>
   </w:abstractNum>
-  <w:abstractNum w:abstractNumId="6" w15:restartNumberingAfterBreak="0">
+  <w:abstractNum w:abstractNumId="7" w15:restartNumberingAfterBreak="0">
     <w:nsid w:val="49405B27"/>
     <w:multiLevelType w:val="multilevel"/>
-    <w:tmpl w:val="0C0A001D"/>
+    <w:tmpl w:val="29A038DE"/>
     <w:lvl w:ilvl="0">
       <w:start w:val="1"/>
       <w:numFmt w:val="decimal"/>
@@ -12015,6 +13557,9 @@
       <w:pPr>
         <w:ind w:left="644" w:hanging="360"/>
       </w:pPr>
+      <w:rPr>
+        <w:b w:val="0"/>
+      </w:rPr>
     </w:lvl>
     <w:lvl w:ilvl="3">
       <w:start w:val="1"/>
@@ -12071,7 +13616,7 @@
       </w:pPr>
     </w:lvl>
   </w:abstractNum>
-  <w:abstractNum w:abstractNumId="7" w15:restartNumberingAfterBreak="0">
+  <w:abstractNum w:abstractNumId="8" w15:restartNumberingAfterBreak="0">
     <w:nsid w:val="4B471FD2"/>
     <w:multiLevelType w:val="hybridMultilevel"/>
     <w:tmpl w:val="D1E496AA"/>
@@ -12160,7 +13705,7 @@
       </w:pPr>
     </w:lvl>
   </w:abstractNum>
-  <w:abstractNum w:abstractNumId="8" w15:restartNumberingAfterBreak="0">
+  <w:abstractNum w:abstractNumId="9" w15:restartNumberingAfterBreak="0">
     <w:nsid w:val="4F3A39D3"/>
     <w:multiLevelType w:val="hybridMultilevel"/>
     <w:tmpl w:val="05BAEA86"/>
@@ -12249,7 +13794,7 @@
       </w:pPr>
     </w:lvl>
   </w:abstractNum>
-  <w:abstractNum w:abstractNumId="9" w15:restartNumberingAfterBreak="0">
+  <w:abstractNum w:abstractNumId="10" w15:restartNumberingAfterBreak="0">
     <w:nsid w:val="548C3DB9"/>
     <w:multiLevelType w:val="hybridMultilevel"/>
     <w:tmpl w:val="B7E440CC"/>
@@ -12344,7 +13889,7 @@
       </w:pPr>
     </w:lvl>
   </w:abstractNum>
-  <w:abstractNum w:abstractNumId="10" w15:restartNumberingAfterBreak="0">
+  <w:abstractNum w:abstractNumId="11" w15:restartNumberingAfterBreak="0">
     <w:nsid w:val="7B6812BC"/>
     <w:multiLevelType w:val="hybridMultilevel"/>
     <w:tmpl w:val="B4D4A3B4"/>
@@ -12458,37 +14003,40 @@
     </w:lvl>
   </w:abstractNum>
   <w:num w:numId="1">
-    <w:abstractNumId w:val="4"/>
+    <w:abstractNumId w:val="5"/>
   </w:num>
   <w:num w:numId="2">
-    <w:abstractNumId w:val="5"/>
+    <w:abstractNumId w:val="6"/>
   </w:num>
   <w:num w:numId="3">
-    <w:abstractNumId w:val="8"/>
+    <w:abstractNumId w:val="9"/>
   </w:num>
   <w:num w:numId="4">
-    <w:abstractNumId w:val="9"/>
+    <w:abstractNumId w:val="10"/>
   </w:num>
   <w:num w:numId="5">
-    <w:abstractNumId w:val="10"/>
+    <w:abstractNumId w:val="11"/>
   </w:num>
   <w:num w:numId="6">
-    <w:abstractNumId w:val="7"/>
+    <w:abstractNumId w:val="8"/>
   </w:num>
   <w:num w:numId="7">
     <w:abstractNumId w:val="1"/>
   </w:num>
   <w:num w:numId="8">
-    <w:abstractNumId w:val="3"/>
+    <w:abstractNumId w:val="4"/>
   </w:num>
   <w:num w:numId="9">
     <w:abstractNumId w:val="0"/>
   </w:num>
   <w:num w:numId="10">
-    <w:abstractNumId w:val="2"/>
+    <w:abstractNumId w:val="3"/>
   </w:num>
   <w:num w:numId="11">
-    <w:abstractNumId w:val="6"/>
+    <w:abstractNumId w:val="7"/>
+  </w:num>
+  <w:num w:numId="12">
+    <w:abstractNumId w:val="2"/>
   </w:num>
 </w:numbering>
 </file>
@@ -12956,6 +14504,7 @@
   <w:style w:type="character" w:default="1" w:styleId="Fuentedeprrafopredeter">
     <w:name w:val="Default Paragraph Font"/>
     <w:uiPriority w:val="1"/>
+    <w:semiHidden/>
     <w:unhideWhenUsed/>
   </w:style>
   <w:style w:type="table" w:default="1" w:styleId="Tablanormal">
@@ -13385,7 +14934,7 @@
 </file>
 
 <file path=customXml/itemProps1.xml><?xml version="1.0" encoding="utf-8"?>
-<ds:datastoreItem xmlns:ds="http://schemas.openxmlformats.org/officeDocument/2006/customXml" ds:itemID="{C9F571DF-C651-400B-A478-30E9B190656D}">
+<ds:datastoreItem xmlns:ds="http://schemas.openxmlformats.org/officeDocument/2006/customXml" ds:itemID="{9C8F7B78-6897-4DE1-AE73-0E210A233DDC}">
   <ds:schemaRefs>
     <ds:schemaRef ds:uri="http://schemas.openxmlformats.org/officeDocument/2006/bibliography"/>
   </ds:schemaRefs>

--- a/memoria.docx
+++ b/memoria.docx
@@ -529,15 +529,731 @@
     </w:p>
     <w:p>
       <w:pPr>
-        <w:rPr>
+        <w:spacing w:line="276" w:lineRule="auto"/>
+        <w:jc w:val="both"/>
+        <w:rPr>
+          <w:rFonts w:ascii="Arial" w:hAnsi="Arial" w:cs="Arial"/>
+          <w:sz w:val="24"/>
+        </w:rPr>
+      </w:pPr>
+      <w:r>
+        <w:rPr>
+          <w:rFonts w:ascii="Arial" w:hAnsi="Arial" w:cs="Arial"/>
+          <w:sz w:val="24"/>
+        </w:rPr>
+        <w:t xml:space="preserve">Hoy en día </w:t>
+      </w:r>
+      <w:r>
+        <w:rPr>
+          <w:rFonts w:ascii="Arial" w:hAnsi="Arial" w:cs="Arial"/>
+          <w:sz w:val="24"/>
+        </w:rPr>
+        <w:t>todo lo que gira en torno al ecosistema agrícola y ganadero se ve afectado por la variabilidad climática y los posibles elementos externos que pueden afectar a los mercados. Por ello, el análisis de datos en estos sectores se apoya fuertemente en la fusión de datos de diferentes fuentes de las que poder obtener todo lo que se necesitar para la detección temprana de posibles mejoras o anomalías que se pueden producir ante determinadas situaciones.</w:t>
+      </w:r>
+    </w:p>
+    <w:p>
+      <w:pPr>
+        <w:spacing w:line="276" w:lineRule="auto"/>
+        <w:jc w:val="both"/>
+        <w:rPr>
+          <w:rFonts w:ascii="Arial" w:hAnsi="Arial" w:cs="Arial"/>
+          <w:sz w:val="24"/>
+        </w:rPr>
+      </w:pPr>
+      <w:r>
+        <w:rPr>
+          <w:rFonts w:ascii="Arial" w:hAnsi="Arial" w:cs="Arial"/>
+          <w:sz w:val="24"/>
+        </w:rPr>
+        <w:t>Las técnicas de análisis de datos que van a usar van más allá del simple análisis descriptivo tradicional. Entre las diferentes técnicas podemos encontrar:</w:t>
+      </w:r>
+    </w:p>
+    <w:p>
+      <w:pPr>
+        <w:pStyle w:val="Prrafodelista"/>
+        <w:numPr>
+          <w:ilvl w:val="0"/>
+          <w:numId w:val="15"/>
+        </w:numPr>
+        <w:spacing w:line="276" w:lineRule="auto"/>
+        <w:jc w:val="both"/>
+        <w:rPr>
+          <w:rFonts w:ascii="Arial" w:hAnsi="Arial" w:cs="Arial"/>
+          <w:sz w:val="24"/>
+        </w:rPr>
+      </w:pPr>
+      <w:r>
+        <w:rPr>
+          <w:rFonts w:ascii="Arial" w:hAnsi="Arial" w:cs="Arial"/>
+          <w:sz w:val="24"/>
+        </w:rPr>
+        <w:t xml:space="preserve">Técnicas de aplanamiento </w:t>
+      </w:r>
+      <w:r>
+        <w:rPr>
+          <w:rFonts w:ascii="Arial" w:hAnsi="Arial" w:cs="Arial"/>
+          <w:sz w:val="24"/>
+        </w:rPr>
+        <w:t>de estructuras anidadas (JSON/XML) a formatos tabulares (CSV) lo cual permitirá el cruce de diferentes fuentes de datos para obtener mejores resultados.</w:t>
+      </w:r>
+    </w:p>
+    <w:p>
+      <w:pPr>
+        <w:pStyle w:val="Prrafodelista"/>
+        <w:numPr>
+          <w:ilvl w:val="0"/>
+          <w:numId w:val="15"/>
+        </w:numPr>
+        <w:spacing w:line="276" w:lineRule="auto"/>
+        <w:jc w:val="both"/>
+        <w:rPr>
+          <w:rFonts w:ascii="Arial" w:hAnsi="Arial" w:cs="Arial"/>
+          <w:sz w:val="24"/>
+        </w:rPr>
+      </w:pPr>
+      <w:r>
+        <w:rPr>
+          <w:rFonts w:ascii="Arial" w:hAnsi="Arial" w:cs="Arial"/>
+          <w:sz w:val="24"/>
+        </w:rPr>
+        <w:t xml:space="preserve">Detección de elementos faltantes y anomalías en los datos para poder hacer una correcta limpieza de los diferentes </w:t>
+      </w:r>
+      <w:proofErr w:type="spellStart"/>
+      <w:r>
+        <w:rPr>
+          <w:rFonts w:ascii="Arial" w:hAnsi="Arial" w:cs="Arial"/>
+          <w:sz w:val="24"/>
+        </w:rPr>
+        <w:t>datasets</w:t>
+      </w:r>
+      <w:proofErr w:type="spellEnd"/>
+      <w:r>
+        <w:rPr>
+          <w:rFonts w:ascii="Arial" w:hAnsi="Arial" w:cs="Arial"/>
+          <w:sz w:val="24"/>
+        </w:rPr>
+        <w:t xml:space="preserve"> de los que se dispone.</w:t>
+      </w:r>
+    </w:p>
+    <w:p>
+      <w:pPr>
+        <w:pStyle w:val="Prrafodelista"/>
+        <w:numPr>
+          <w:ilvl w:val="0"/>
+          <w:numId w:val="15"/>
+        </w:numPr>
+        <w:spacing w:line="276" w:lineRule="auto"/>
+        <w:jc w:val="both"/>
+        <w:rPr>
+          <w:rFonts w:ascii="Arial" w:hAnsi="Arial" w:cs="Arial"/>
+          <w:sz w:val="24"/>
+        </w:rPr>
+      </w:pPr>
+      <w:r>
+        <w:rPr>
+          <w:rFonts w:ascii="Arial" w:hAnsi="Arial" w:cs="Arial"/>
+          <w:sz w:val="24"/>
+        </w:rPr>
+        <w:t>Análisis exploratorio de datos para comprobar posible relaciones en los datos lo cual permita obtener conclusiones que pueden llegar a ser relevantes y detectar posibles anomalías que puedan resolver problemas en el futuro.</w:t>
+      </w:r>
+    </w:p>
+    <w:p>
+      <w:pPr>
+        <w:pStyle w:val="Prrafodelista"/>
+        <w:numPr>
+          <w:ilvl w:val="0"/>
+          <w:numId w:val="15"/>
+        </w:numPr>
+        <w:spacing w:line="276" w:lineRule="auto"/>
+        <w:jc w:val="both"/>
+        <w:rPr>
+          <w:rFonts w:ascii="Arial" w:hAnsi="Arial" w:cs="Arial"/>
+          <w:sz w:val="24"/>
+        </w:rPr>
+      </w:pPr>
+      <w:r>
+        <w:rPr>
+          <w:rFonts w:ascii="Arial" w:hAnsi="Arial" w:cs="Arial"/>
+          <w:sz w:val="24"/>
+        </w:rPr>
+        <w:t>Técnicas de creación de variables sintéticas que permitan transformar los datos en indicadores clave para obtener más información de los datos.</w:t>
+      </w:r>
+    </w:p>
+    <w:p>
+      <w:pPr>
+        <w:pStyle w:val="Prrafodelista"/>
+        <w:numPr>
+          <w:ilvl w:val="0"/>
+          <w:numId w:val="15"/>
+        </w:numPr>
+        <w:spacing w:line="276" w:lineRule="auto"/>
+        <w:jc w:val="both"/>
+        <w:rPr>
+          <w:rFonts w:ascii="Arial" w:hAnsi="Arial" w:cs="Arial"/>
+          <w:sz w:val="24"/>
+        </w:rPr>
+      </w:pPr>
+      <w:r>
+        <w:rPr>
+          <w:rFonts w:ascii="Arial" w:hAnsi="Arial" w:cs="Arial"/>
+          <w:sz w:val="24"/>
+        </w:rPr>
+        <w:t>Técnicas de minería de datos para extraer conocimiento y generar modelos que me permitan resolver problemas rápidamente.</w:t>
+      </w:r>
+    </w:p>
+    <w:p>
+      <w:pPr>
+        <w:spacing w:line="276" w:lineRule="auto"/>
+        <w:jc w:val="both"/>
+        <w:rPr>
+          <w:rFonts w:ascii="Arial" w:hAnsi="Arial" w:cs="Arial"/>
+          <w:sz w:val="24"/>
+        </w:rPr>
+      </w:pPr>
+      <w:r>
+        <w:rPr>
+          <w:rFonts w:ascii="Arial" w:hAnsi="Arial" w:cs="Arial"/>
+          <w:sz w:val="24"/>
+        </w:rPr>
+        <w:t xml:space="preserve">En el caso de la minería de datos </w:t>
+      </w:r>
+      <w:r>
+        <w:rPr>
+          <w:rFonts w:ascii="Arial" w:hAnsi="Arial" w:cs="Arial"/>
+          <w:sz w:val="24"/>
+        </w:rPr>
+        <w:t>hemos utilizado diferentes modelos de aprendizaje automático en función de la tarea que se quería resolver:</w:t>
+      </w:r>
+    </w:p>
+    <w:p>
+      <w:pPr>
+        <w:spacing w:line="276" w:lineRule="auto"/>
+        <w:jc w:val="both"/>
+        <w:rPr>
+          <w:rFonts w:ascii="Arial" w:hAnsi="Arial" w:cs="Arial"/>
+          <w:b/>
           <w:color w:val="FF0000"/>
-        </w:rPr>
-      </w:pPr>
-      <w:r>
-        <w:rPr>
+          <w:sz w:val="24"/>
+        </w:rPr>
+      </w:pPr>
+      <w:r>
+        <w:rPr>
+          <w:rFonts w:ascii="Arial" w:hAnsi="Arial" w:cs="Arial"/>
+          <w:b/>
           <w:color w:val="FF0000"/>
-        </w:rPr>
-        <w:t xml:space="preserve"> TO DO</w:t>
+          <w:sz w:val="24"/>
+        </w:rPr>
+        <w:t>TO DO</w:t>
+      </w:r>
+      <w:r>
+        <w:rPr>
+          <w:rFonts w:ascii="Arial" w:hAnsi="Arial" w:cs="Arial"/>
+          <w:b/>
+          <w:color w:val="FF0000"/>
+          <w:sz w:val="24"/>
+        </w:rPr>
+        <w:t xml:space="preserve"> (métodos de machine </w:t>
+      </w:r>
+      <w:proofErr w:type="spellStart"/>
+      <w:r>
+        <w:rPr>
+          <w:rFonts w:ascii="Arial" w:hAnsi="Arial" w:cs="Arial"/>
+          <w:b/>
+          <w:color w:val="FF0000"/>
+          <w:sz w:val="24"/>
+        </w:rPr>
+        <w:t>learning</w:t>
+      </w:r>
+      <w:proofErr w:type="spellEnd"/>
+      <w:r>
+        <w:rPr>
+          <w:rFonts w:ascii="Arial" w:hAnsi="Arial" w:cs="Arial"/>
+          <w:b/>
+          <w:color w:val="FF0000"/>
+          <w:sz w:val="24"/>
+        </w:rPr>
+        <w:t xml:space="preserve"> utilizados: regresión lineal </w:t>
+      </w:r>
+      <w:proofErr w:type="spellStart"/>
+      <w:r>
+        <w:rPr>
+          <w:rFonts w:ascii="Arial" w:hAnsi="Arial" w:cs="Arial"/>
+          <w:b/>
+          <w:color w:val="FF0000"/>
+          <w:sz w:val="24"/>
+        </w:rPr>
+        <w:t>multiple</w:t>
+      </w:r>
+      <w:proofErr w:type="spellEnd"/>
+      <w:r>
+        <w:rPr>
+          <w:rFonts w:ascii="Arial" w:hAnsi="Arial" w:cs="Arial"/>
+          <w:b/>
+          <w:color w:val="FF0000"/>
+          <w:sz w:val="24"/>
+        </w:rPr>
+        <w:t xml:space="preserve">, </w:t>
+      </w:r>
+      <w:proofErr w:type="spellStart"/>
+      <w:r>
+        <w:rPr>
+          <w:rFonts w:ascii="Arial" w:hAnsi="Arial" w:cs="Arial"/>
+          <w:b/>
+          <w:color w:val="FF0000"/>
+          <w:sz w:val="24"/>
+        </w:rPr>
+        <w:t>random</w:t>
+      </w:r>
+      <w:proofErr w:type="spellEnd"/>
+      <w:r>
+        <w:rPr>
+          <w:rFonts w:ascii="Arial" w:hAnsi="Arial" w:cs="Arial"/>
+          <w:b/>
+          <w:color w:val="FF0000"/>
+          <w:sz w:val="24"/>
+        </w:rPr>
+        <w:t xml:space="preserve"> </w:t>
+      </w:r>
+      <w:proofErr w:type="spellStart"/>
+      <w:r>
+        <w:rPr>
+          <w:rFonts w:ascii="Arial" w:hAnsi="Arial" w:cs="Arial"/>
+          <w:b/>
+          <w:color w:val="FF0000"/>
+          <w:sz w:val="24"/>
+        </w:rPr>
+        <w:t>forest</w:t>
+      </w:r>
+      <w:proofErr w:type="spellEnd"/>
+      <w:r>
+        <w:rPr>
+          <w:rFonts w:ascii="Arial" w:hAnsi="Arial" w:cs="Arial"/>
+          <w:b/>
+          <w:color w:val="FF0000"/>
+          <w:sz w:val="24"/>
+        </w:rPr>
+        <w:t xml:space="preserve"> para extracción de características, redes de neuronas)</w:t>
+      </w:r>
+    </w:p>
+    <w:p>
+      <w:pPr>
+        <w:spacing w:line="276" w:lineRule="auto"/>
+        <w:jc w:val="both"/>
+        <w:rPr>
+          <w:rFonts w:ascii="Arial" w:hAnsi="Arial" w:cs="Arial"/>
+          <w:sz w:val="24"/>
+        </w:rPr>
+      </w:pPr>
+      <w:r>
+        <w:rPr>
+          <w:rFonts w:ascii="Arial" w:hAnsi="Arial" w:cs="Arial"/>
+          <w:sz w:val="24"/>
+        </w:rPr>
+        <w:t>Hoy en día existen numerosos proyectos que realizan investigaciones en el ámbito de la agricultura y el Big Data como pueden ser:</w:t>
+      </w:r>
+    </w:p>
+    <w:p>
+      <w:pPr>
+        <w:pStyle w:val="Prrafodelista"/>
+        <w:numPr>
+          <w:ilvl w:val="0"/>
+          <w:numId w:val="15"/>
+        </w:numPr>
+        <w:spacing w:line="276" w:lineRule="auto"/>
+        <w:jc w:val="both"/>
+        <w:rPr>
+          <w:rFonts w:ascii="Arial" w:hAnsi="Arial" w:cs="Arial"/>
+          <w:sz w:val="24"/>
+        </w:rPr>
+      </w:pPr>
+      <w:r>
+        <w:rPr>
+          <w:rFonts w:ascii="Arial" w:hAnsi="Arial" w:cs="Arial"/>
+          <w:b/>
+          <w:sz w:val="24"/>
+        </w:rPr>
+        <w:t xml:space="preserve">Machine </w:t>
+      </w:r>
+      <w:proofErr w:type="spellStart"/>
+      <w:r>
+        <w:rPr>
+          <w:rFonts w:ascii="Arial" w:hAnsi="Arial" w:cs="Arial"/>
+          <w:b/>
+          <w:sz w:val="24"/>
+        </w:rPr>
+        <w:t>learning</w:t>
+      </w:r>
+      <w:proofErr w:type="spellEnd"/>
+      <w:r>
+        <w:rPr>
+          <w:rFonts w:ascii="Arial" w:hAnsi="Arial" w:cs="Arial"/>
+          <w:b/>
+          <w:sz w:val="24"/>
+        </w:rPr>
+        <w:t xml:space="preserve"> in </w:t>
+      </w:r>
+      <w:proofErr w:type="spellStart"/>
+      <w:r>
+        <w:rPr>
+          <w:rFonts w:ascii="Arial" w:hAnsi="Arial" w:cs="Arial"/>
+          <w:b/>
+          <w:sz w:val="24"/>
+        </w:rPr>
+        <w:t>agriculture</w:t>
+      </w:r>
+      <w:proofErr w:type="spellEnd"/>
+      <w:r>
+        <w:rPr>
+          <w:rFonts w:ascii="Arial" w:hAnsi="Arial" w:cs="Arial"/>
+          <w:b/>
+          <w:sz w:val="24"/>
+        </w:rPr>
+        <w:t xml:space="preserve">: A </w:t>
+      </w:r>
+      <w:proofErr w:type="spellStart"/>
+      <w:r>
+        <w:rPr>
+          <w:rFonts w:ascii="Arial" w:hAnsi="Arial" w:cs="Arial"/>
+          <w:b/>
+          <w:sz w:val="24"/>
+        </w:rPr>
+        <w:t>review</w:t>
+      </w:r>
+      <w:proofErr w:type="spellEnd"/>
+      <w:r>
+        <w:rPr>
+          <w:rFonts w:ascii="Arial" w:hAnsi="Arial" w:cs="Arial"/>
+          <w:sz w:val="24"/>
+        </w:rPr>
+        <w:t>:</w:t>
+      </w:r>
+      <w:r>
+        <w:rPr>
+          <w:rFonts w:ascii="Arial" w:hAnsi="Arial" w:cs="Arial"/>
+          <w:sz w:val="24"/>
+        </w:rPr>
+        <w:t xml:space="preserve"> Este artículo fundamental valido la superioridad de los modelos de </w:t>
+      </w:r>
+      <w:proofErr w:type="spellStart"/>
+      <w:r>
+        <w:rPr>
+          <w:rFonts w:ascii="Arial" w:hAnsi="Arial" w:cs="Arial"/>
+          <w:sz w:val="24"/>
+        </w:rPr>
+        <w:t>ensemble</w:t>
+      </w:r>
+      <w:proofErr w:type="spellEnd"/>
+      <w:r>
+        <w:rPr>
+          <w:rFonts w:ascii="Arial" w:hAnsi="Arial" w:cs="Arial"/>
+          <w:sz w:val="24"/>
+        </w:rPr>
+        <w:t xml:space="preserve"> frente a regresiones clásicas para predecir rendimientos en escenarios con alta varianza de insumos (fertilizantes y agua).</w:t>
+      </w:r>
+    </w:p>
+    <w:p>
+      <w:pPr>
+        <w:pStyle w:val="Prrafodelista"/>
+        <w:numPr>
+          <w:ilvl w:val="0"/>
+          <w:numId w:val="15"/>
+        </w:numPr>
+        <w:jc w:val="both"/>
+        <w:rPr>
+          <w:rFonts w:ascii="Arial" w:hAnsi="Arial" w:cs="Arial"/>
+          <w:sz w:val="24"/>
+        </w:rPr>
+      </w:pPr>
+      <w:proofErr w:type="spellStart"/>
+      <w:r>
+        <w:rPr>
+          <w:rFonts w:ascii="Arial" w:hAnsi="Arial" w:cs="Arial"/>
+          <w:b/>
+          <w:sz w:val="24"/>
+        </w:rPr>
+        <w:lastRenderedPageBreak/>
+        <w:t>Advances</w:t>
+      </w:r>
+      <w:proofErr w:type="spellEnd"/>
+      <w:r>
+        <w:rPr>
+          <w:rFonts w:ascii="Arial" w:hAnsi="Arial" w:cs="Arial"/>
+          <w:b/>
+          <w:sz w:val="24"/>
+        </w:rPr>
+        <w:t xml:space="preserve"> in Machine Learning </w:t>
+      </w:r>
+      <w:proofErr w:type="spellStart"/>
+      <w:r>
+        <w:rPr>
+          <w:rFonts w:ascii="Arial" w:hAnsi="Arial" w:cs="Arial"/>
+          <w:b/>
+          <w:sz w:val="24"/>
+        </w:rPr>
+        <w:t>for</w:t>
+      </w:r>
+      <w:proofErr w:type="spellEnd"/>
+      <w:r>
+        <w:rPr>
+          <w:rFonts w:ascii="Arial" w:hAnsi="Arial" w:cs="Arial"/>
+          <w:b/>
+          <w:sz w:val="24"/>
+        </w:rPr>
+        <w:t xml:space="preserve"> </w:t>
+      </w:r>
+      <w:proofErr w:type="spellStart"/>
+      <w:r>
+        <w:rPr>
+          <w:rFonts w:ascii="Arial" w:hAnsi="Arial" w:cs="Arial"/>
+          <w:b/>
+          <w:sz w:val="24"/>
+        </w:rPr>
+        <w:t>Crop</w:t>
+      </w:r>
+      <w:proofErr w:type="spellEnd"/>
+      <w:r>
+        <w:rPr>
+          <w:rFonts w:ascii="Arial" w:hAnsi="Arial" w:cs="Arial"/>
+          <w:b/>
+          <w:sz w:val="24"/>
+        </w:rPr>
+        <w:t xml:space="preserve"> </w:t>
+      </w:r>
+      <w:proofErr w:type="spellStart"/>
+      <w:r>
+        <w:rPr>
+          <w:rFonts w:ascii="Arial" w:hAnsi="Arial" w:cs="Arial"/>
+          <w:b/>
+          <w:sz w:val="24"/>
+        </w:rPr>
+        <w:t>Yield</w:t>
+      </w:r>
+      <w:proofErr w:type="spellEnd"/>
+      <w:r>
+        <w:rPr>
+          <w:rFonts w:ascii="Arial" w:hAnsi="Arial" w:cs="Arial"/>
+          <w:b/>
+          <w:sz w:val="24"/>
+        </w:rPr>
+        <w:t xml:space="preserve"> </w:t>
+      </w:r>
+      <w:proofErr w:type="spellStart"/>
+      <w:r>
+        <w:rPr>
+          <w:rFonts w:ascii="Arial" w:hAnsi="Arial" w:cs="Arial"/>
+          <w:b/>
+          <w:sz w:val="24"/>
+        </w:rPr>
+        <w:t>Prediction</w:t>
+      </w:r>
+      <w:proofErr w:type="spellEnd"/>
+      <w:r>
+        <w:rPr>
+          <w:rFonts w:ascii="Arial" w:hAnsi="Arial" w:cs="Arial"/>
+          <w:b/>
+          <w:sz w:val="24"/>
+        </w:rPr>
+        <w:t xml:space="preserve">: A </w:t>
+      </w:r>
+      <w:proofErr w:type="spellStart"/>
+      <w:r>
+        <w:rPr>
+          <w:rFonts w:ascii="Arial" w:hAnsi="Arial" w:cs="Arial"/>
+          <w:b/>
+          <w:sz w:val="24"/>
+        </w:rPr>
+        <w:t>Comprehensive</w:t>
+      </w:r>
+      <w:proofErr w:type="spellEnd"/>
+      <w:r>
+        <w:rPr>
+          <w:rFonts w:ascii="Arial" w:hAnsi="Arial" w:cs="Arial"/>
+          <w:b/>
+          <w:sz w:val="24"/>
+        </w:rPr>
+        <w:t xml:space="preserve"> </w:t>
+      </w:r>
+      <w:proofErr w:type="spellStart"/>
+      <w:r>
+        <w:rPr>
+          <w:rFonts w:ascii="Arial" w:hAnsi="Arial" w:cs="Arial"/>
+          <w:b/>
+          <w:sz w:val="24"/>
+        </w:rPr>
+        <w:t>Review</w:t>
+      </w:r>
+      <w:proofErr w:type="spellEnd"/>
+      <w:r>
+        <w:rPr>
+          <w:rFonts w:ascii="Arial" w:hAnsi="Arial" w:cs="Arial"/>
+          <w:b/>
+          <w:sz w:val="24"/>
+        </w:rPr>
+        <w:t xml:space="preserve"> of </w:t>
+      </w:r>
+      <w:proofErr w:type="spellStart"/>
+      <w:r>
+        <w:rPr>
+          <w:rFonts w:ascii="Arial" w:hAnsi="Arial" w:cs="Arial"/>
+          <w:b/>
+          <w:sz w:val="24"/>
+        </w:rPr>
+        <w:t>Techniques</w:t>
+      </w:r>
+      <w:proofErr w:type="spellEnd"/>
+      <w:r>
+        <w:rPr>
+          <w:rFonts w:ascii="Arial" w:hAnsi="Arial" w:cs="Arial"/>
+          <w:b/>
+          <w:sz w:val="24"/>
+        </w:rPr>
+        <w:t xml:space="preserve">, </w:t>
+      </w:r>
+      <w:proofErr w:type="spellStart"/>
+      <w:r>
+        <w:rPr>
+          <w:rFonts w:ascii="Arial" w:hAnsi="Arial" w:cs="Arial"/>
+          <w:b/>
+          <w:sz w:val="24"/>
+        </w:rPr>
+        <w:t>Trends</w:t>
+      </w:r>
+      <w:proofErr w:type="spellEnd"/>
+      <w:r>
+        <w:rPr>
+          <w:rFonts w:ascii="Arial" w:hAnsi="Arial" w:cs="Arial"/>
+          <w:b/>
+          <w:sz w:val="24"/>
+        </w:rPr>
+        <w:t xml:space="preserve">, and </w:t>
+      </w:r>
+      <w:proofErr w:type="spellStart"/>
+      <w:r>
+        <w:rPr>
+          <w:rFonts w:ascii="Arial" w:hAnsi="Arial" w:cs="Arial"/>
+          <w:b/>
+          <w:sz w:val="24"/>
+        </w:rPr>
+        <w:t>Challenges</w:t>
+      </w:r>
+      <w:proofErr w:type="spellEnd"/>
+      <w:r>
+        <w:rPr>
+          <w:rFonts w:ascii="Arial" w:hAnsi="Arial" w:cs="Arial"/>
+          <w:b/>
+          <w:sz w:val="24"/>
+        </w:rPr>
+        <w:t>:</w:t>
+      </w:r>
+      <w:r>
+        <w:rPr>
+          <w:rFonts w:ascii="Arial" w:hAnsi="Arial" w:cs="Arial"/>
+          <w:sz w:val="24"/>
+        </w:rPr>
+        <w:t xml:space="preserve"> </w:t>
+      </w:r>
+      <w:r>
+        <w:rPr>
+          <w:rFonts w:ascii="Arial" w:hAnsi="Arial" w:cs="Arial"/>
+          <w:sz w:val="24"/>
+        </w:rPr>
+        <w:t xml:space="preserve">Este estudio revisa la eficacia de algoritmos como </w:t>
+      </w:r>
+      <w:proofErr w:type="spellStart"/>
+      <w:r>
+        <w:rPr>
+          <w:rFonts w:ascii="Arial" w:hAnsi="Arial" w:cs="Arial"/>
+          <w:sz w:val="24"/>
+        </w:rPr>
+        <w:t>Random</w:t>
+      </w:r>
+      <w:proofErr w:type="spellEnd"/>
+      <w:r>
+        <w:rPr>
+          <w:rFonts w:ascii="Arial" w:hAnsi="Arial" w:cs="Arial"/>
+          <w:sz w:val="24"/>
+        </w:rPr>
+        <w:t xml:space="preserve"> </w:t>
+      </w:r>
+      <w:proofErr w:type="spellStart"/>
+      <w:r>
+        <w:rPr>
+          <w:rFonts w:ascii="Arial" w:hAnsi="Arial" w:cs="Arial"/>
+          <w:sz w:val="24"/>
+        </w:rPr>
+        <w:t>Forest</w:t>
+      </w:r>
+      <w:proofErr w:type="spellEnd"/>
+      <w:r>
+        <w:rPr>
+          <w:rFonts w:ascii="Arial" w:hAnsi="Arial" w:cs="Arial"/>
+          <w:sz w:val="24"/>
+        </w:rPr>
+        <w:t xml:space="preserve"> y </w:t>
+      </w:r>
+      <w:proofErr w:type="spellStart"/>
+      <w:r>
+        <w:rPr>
+          <w:rFonts w:ascii="Arial" w:hAnsi="Arial" w:cs="Arial"/>
+          <w:sz w:val="24"/>
+        </w:rPr>
+        <w:t>Gradient</w:t>
+      </w:r>
+      <w:proofErr w:type="spellEnd"/>
+      <w:r>
+        <w:rPr>
+          <w:rFonts w:ascii="Arial" w:hAnsi="Arial" w:cs="Arial"/>
+          <w:sz w:val="24"/>
+        </w:rPr>
+        <w:t xml:space="preserve"> </w:t>
+      </w:r>
+      <w:proofErr w:type="spellStart"/>
+      <w:r>
+        <w:rPr>
+          <w:rFonts w:ascii="Arial" w:hAnsi="Arial" w:cs="Arial"/>
+          <w:sz w:val="24"/>
+        </w:rPr>
+        <w:t>Boosting</w:t>
+      </w:r>
+      <w:proofErr w:type="spellEnd"/>
+      <w:r>
+        <w:rPr>
+          <w:rFonts w:ascii="Arial" w:hAnsi="Arial" w:cs="Arial"/>
+          <w:sz w:val="24"/>
+        </w:rPr>
+        <w:t xml:space="preserve"> </w:t>
+      </w:r>
+      <w:proofErr w:type="spellStart"/>
+      <w:r>
+        <w:rPr>
+          <w:rFonts w:ascii="Arial" w:hAnsi="Arial" w:cs="Arial"/>
+          <w:sz w:val="24"/>
+        </w:rPr>
+        <w:t>Decision</w:t>
+      </w:r>
+      <w:proofErr w:type="spellEnd"/>
+      <w:r>
+        <w:rPr>
+          <w:rFonts w:ascii="Arial" w:hAnsi="Arial" w:cs="Arial"/>
+          <w:sz w:val="24"/>
+        </w:rPr>
+        <w:t xml:space="preserve"> </w:t>
+      </w:r>
+      <w:proofErr w:type="spellStart"/>
+      <w:r>
+        <w:rPr>
+          <w:rFonts w:ascii="Arial" w:hAnsi="Arial" w:cs="Arial"/>
+          <w:sz w:val="24"/>
+        </w:rPr>
+        <w:t>Trees</w:t>
+      </w:r>
+      <w:proofErr w:type="spellEnd"/>
+      <w:r>
+        <w:rPr>
+          <w:rFonts w:ascii="Arial" w:hAnsi="Arial" w:cs="Arial"/>
+          <w:sz w:val="24"/>
+        </w:rPr>
+        <w:t xml:space="preserve"> frente a redes neuronales, destacando los retos en la heterogeneidad de los datos agrícolas y la necesidad de justificar la generalización de los modelos.</w:t>
       </w:r>
     </w:p>
     <w:p>
@@ -928,6 +1644,7 @@
                 <w:bdr w:val="none" w:sz="0" w:space="0" w:color="auto" w:frame="1"/>
                 <w:lang w:eastAsia="es-ES"/>
               </w:rPr>
+              <w:lastRenderedPageBreak/>
               <w:t>Característica</w:t>
             </w:r>
           </w:p>
@@ -2799,7 +3516,6 @@
                 <w:bdr w:val="none" w:sz="0" w:space="0" w:color="auto" w:frame="1"/>
                 <w:lang w:eastAsia="es-ES"/>
               </w:rPr>
-              <w:lastRenderedPageBreak/>
               <w:t>intensidad_emisiones</w:t>
             </w:r>
             <w:proofErr w:type="spellEnd"/>
@@ -4633,7 +5349,6 @@
                 <w:bdr w:val="none" w:sz="0" w:space="0" w:color="auto" w:frame="1"/>
                 <w:lang w:eastAsia="es-ES"/>
               </w:rPr>
-              <w:lastRenderedPageBreak/>
               <w:t>indice_evi</w:t>
             </w:r>
             <w:proofErr w:type="spellEnd"/>
@@ -4916,6 +5631,7 @@
                 <w:bdr w:val="none" w:sz="0" w:space="0" w:color="auto" w:frame="1"/>
                 <w:lang w:eastAsia="es-ES"/>
               </w:rPr>
+              <w:lastRenderedPageBreak/>
               <w:t>cobertura_nubes</w:t>
             </w:r>
             <w:proofErr w:type="spellEnd"/>
@@ -6735,7 +7451,6 @@
           <w:rFonts w:ascii="Arial" w:hAnsi="Arial" w:cs="Arial"/>
           <w:sz w:val="24"/>
         </w:rPr>
-        <w:lastRenderedPageBreak/>
         <w:t>Políticas_agricolas.csv: Cuenta con un conjunto de 159 registros. Contiene acuerdos, regulaciones y subsidios del os diferentes países.</w:t>
       </w:r>
     </w:p>
@@ -6868,6 +7583,7 @@
                 <w:bdr w:val="none" w:sz="0" w:space="0" w:color="auto" w:frame="1"/>
                 <w:lang w:eastAsia="es-ES"/>
               </w:rPr>
+              <w:lastRenderedPageBreak/>
               <w:t>codigo</w:t>
             </w:r>
             <w:proofErr w:type="spellEnd"/>
@@ -8425,7 +9141,6 @@
                 <w:bdr w:val="none" w:sz="0" w:space="0" w:color="auto" w:frame="1"/>
                 <w:lang w:eastAsia="es-ES"/>
               </w:rPr>
-              <w:lastRenderedPageBreak/>
               <w:t>impacto_cultivos</w:t>
             </w:r>
             <w:proofErr w:type="spellEnd"/>
@@ -8604,6 +9319,7 @@
           <w:rFonts w:ascii="Arial" w:hAnsi="Arial" w:cs="Arial"/>
           <w:sz w:val="24"/>
         </w:rPr>
+        <w:lastRenderedPageBreak/>
         <w:t xml:space="preserve">Reporte_plagas.csv: Cuenta con un conjunto de 100 registros. Recoge datos sobre la detección de plagas, el </w:t>
       </w:r>
       <w:r>
@@ -9580,18 +10296,8 @@
           <w:i/>
           <w:sz w:val="24"/>
         </w:rPr>
-        <w:t xml:space="preserve">Machine </w:t>
-      </w:r>
-      <w:proofErr w:type="spellStart"/>
-      <w:r>
-        <w:rPr>
-          <w:rFonts w:ascii="Arial" w:hAnsi="Arial" w:cs="Arial"/>
-          <w:i/>
-          <w:sz w:val="24"/>
-        </w:rPr>
-        <w:t>Learning</w:t>
-      </w:r>
-      <w:proofErr w:type="spellEnd"/>
+        <w:t>Machine Learning</w:t>
+      </w:r>
       <w:r>
         <w:rPr>
           <w:rFonts w:ascii="Arial" w:hAnsi="Arial" w:cs="Arial"/>
@@ -10176,15 +10882,7 @@
           <w:rFonts w:ascii="Arial" w:hAnsi="Arial" w:cs="Arial"/>
           <w:sz w:val="24"/>
         </w:rPr>
-        <w:t xml:space="preserve">presenta 142 valores nulos (54%). Esto representa la ausencia de </w:t>
-      </w:r>
-      <w:r>
-        <w:rPr>
-          <w:rFonts w:ascii="Arial" w:hAnsi="Arial" w:cs="Arial"/>
-          <w:sz w:val="24"/>
-        </w:rPr>
-        <w:lastRenderedPageBreak/>
-        <w:t>catástrofes en ese período para esa región, requiriendo una imputación categórica (ej. "Ninguno") en la fase de modelado.</w:t>
+        <w:t>presenta 142 valores nulos (54%). Esto representa la ausencia de catástrofes en ese período para esa región, requiriendo una imputación categórica (ej. "Ninguno") en la fase de modelado.</w:t>
       </w:r>
     </w:p>
     <w:p>
@@ -10247,7 +10945,15 @@
           <w:rFonts w:ascii="Arial" w:hAnsi="Arial" w:cs="Arial"/>
           <w:sz w:val="24"/>
         </w:rPr>
-        <w:t xml:space="preserve"> (84% nulos), </w:t>
+        <w:t xml:space="preserve"> (84% </w:t>
+      </w:r>
+      <w:r>
+        <w:rPr>
+          <w:rFonts w:ascii="Arial" w:hAnsi="Arial" w:cs="Arial"/>
+          <w:sz w:val="24"/>
+        </w:rPr>
+        <w:lastRenderedPageBreak/>
+        <w:t xml:space="preserve">nulos), </w:t>
       </w:r>
       <w:proofErr w:type="spellStart"/>
       <w:r>
@@ -10407,15 +11113,476 @@
     </w:p>
     <w:p>
       <w:pPr>
-        <w:rPr>
-          <w:color w:val="FF0000"/>
-        </w:rPr>
-      </w:pPr>
-      <w:r>
-        <w:rPr>
-          <w:color w:val="FF0000"/>
-        </w:rPr>
-        <w:t>TO DO</w:t>
+        <w:pStyle w:val="Prrafodelista"/>
+        <w:numPr>
+          <w:ilvl w:val="0"/>
+          <w:numId w:val="13"/>
+        </w:numPr>
+        <w:spacing w:line="276" w:lineRule="auto"/>
+        <w:jc w:val="both"/>
+        <w:rPr>
+          <w:rFonts w:ascii="Arial" w:hAnsi="Arial" w:cs="Arial"/>
+          <w:b/>
+          <w:sz w:val="24"/>
+        </w:rPr>
+      </w:pPr>
+      <w:r>
+        <w:rPr>
+          <w:rFonts w:ascii="Arial" w:hAnsi="Arial" w:cs="Arial"/>
+          <w:b/>
+          <w:sz w:val="24"/>
+        </w:rPr>
+        <w:t>Limpieza</w:t>
+      </w:r>
+    </w:p>
+    <w:p>
+      <w:pPr>
+        <w:tabs>
+          <w:tab w:val="left" w:pos="1080"/>
+        </w:tabs>
+        <w:spacing w:line="276" w:lineRule="auto"/>
+        <w:jc w:val="both"/>
+        <w:rPr>
+          <w:rFonts w:ascii="Arial" w:hAnsi="Arial" w:cs="Arial"/>
+          <w:sz w:val="24"/>
+        </w:rPr>
+      </w:pPr>
+      <w:r>
+        <w:rPr>
+          <w:rFonts w:ascii="Arial" w:hAnsi="Arial" w:cs="Arial"/>
+          <w:sz w:val="24"/>
+        </w:rPr>
+        <w:t xml:space="preserve">Como hemos indicado en </w:t>
+      </w:r>
+      <w:r>
+        <w:rPr>
+          <w:rFonts w:ascii="Arial" w:hAnsi="Arial" w:cs="Arial"/>
+          <w:sz w:val="24"/>
+        </w:rPr>
+        <w:t xml:space="preserve">el apartado donde se explican los diferentes </w:t>
+      </w:r>
+      <w:proofErr w:type="spellStart"/>
+      <w:r>
+        <w:rPr>
+          <w:rFonts w:ascii="Arial" w:hAnsi="Arial" w:cs="Arial"/>
+          <w:sz w:val="24"/>
+        </w:rPr>
+        <w:t>datasets</w:t>
+      </w:r>
+      <w:proofErr w:type="spellEnd"/>
+      <w:r>
+        <w:rPr>
+          <w:rFonts w:ascii="Arial" w:hAnsi="Arial" w:cs="Arial"/>
+          <w:sz w:val="24"/>
+        </w:rPr>
+        <w:t xml:space="preserve"> con los que contamos, hemos encontrado una serie de valores nulos. Por ello, hemos llevado a cabo un proceso de limpieza para asegurar la integridad de los datos.</w:t>
+      </w:r>
+    </w:p>
+    <w:p>
+      <w:pPr>
+        <w:tabs>
+          <w:tab w:val="left" w:pos="1080"/>
+        </w:tabs>
+        <w:spacing w:line="276" w:lineRule="auto"/>
+        <w:jc w:val="both"/>
+        <w:rPr>
+          <w:rFonts w:ascii="Arial" w:hAnsi="Arial" w:cs="Arial"/>
+          <w:sz w:val="24"/>
+        </w:rPr>
+      </w:pPr>
+      <w:r>
+        <w:rPr>
+          <w:rFonts w:ascii="Arial" w:hAnsi="Arial" w:cs="Arial"/>
+          <w:sz w:val="24"/>
+        </w:rPr>
+        <w:t>El proceso de limpieza ha tenido dos partes, la primera de ellas ha sido la gestión de los valores nulos en el dataset de condiciones climáticas. En este, la variable de eventos extremos presenta un 54% de valores nulos. Si eliminamos las filas correspondientes se perdería mucha información relevante por lo que hemos decidido reemplazarlo por el valor “sin evento”, ya que la ausencia de datos nos indica un periodo en el que no han ocurrido eventos extremos.</w:t>
+      </w:r>
+    </w:p>
+    <w:p>
+      <w:pPr>
+        <w:tabs>
+          <w:tab w:val="left" w:pos="1080"/>
+        </w:tabs>
+        <w:spacing w:line="276" w:lineRule="auto"/>
+        <w:jc w:val="both"/>
+        <w:rPr>
+          <w:rFonts w:ascii="Arial" w:hAnsi="Arial" w:cs="Arial"/>
+          <w:sz w:val="24"/>
+        </w:rPr>
+      </w:pPr>
+      <w:r>
+        <w:rPr>
+          <w:rFonts w:ascii="Arial" w:hAnsi="Arial" w:cs="Arial"/>
+          <w:sz w:val="24"/>
+        </w:rPr>
+        <w:t xml:space="preserve">La segunda parte ha sido la gestión de los nulos en el dataset de políticas agrícolas donde hay varias </w:t>
+      </w:r>
+      <w:r>
+        <w:rPr>
+          <w:rFonts w:ascii="Arial" w:hAnsi="Arial" w:cs="Arial"/>
+          <w:sz w:val="24"/>
+        </w:rPr>
+        <w:t>características que presentan valores nulos. Entre ellas están el año de firma del acuerdo internacional, donde hemos comprobado que estos años en nulo se corresponde con aquellos acuerdos que no se han firmado por lo que no se pueden eliminar las filas y hemos decidido darlo un valor de 0. También, en este mismo conjunto de datos, existen otras dos variables con valores nulos como son la multa por hectárea y el porcentaje mínimo</w:t>
+      </w:r>
+      <w:r>
+        <w:rPr>
+          <w:rFonts w:ascii="Arial" w:hAnsi="Arial" w:cs="Arial"/>
+          <w:sz w:val="24"/>
+        </w:rPr>
+        <w:t xml:space="preserve"> a las cuales también les hemos imputado un valor de 0 para no eliminar las filas evitando la perdida de la información. Los nulos en estas dos últimas variables se interpretan como la ausencia de una penalización económica o de umbrales obligatorios en </w:t>
+      </w:r>
+      <w:r>
+        <w:rPr>
+          <w:rFonts w:ascii="Arial" w:hAnsi="Arial" w:cs="Arial"/>
+          <w:sz w:val="24"/>
+        </w:rPr>
+        <w:t>las regulaciones</w:t>
+      </w:r>
+      <w:r>
+        <w:rPr>
+          <w:rFonts w:ascii="Arial" w:hAnsi="Arial" w:cs="Arial"/>
+          <w:sz w:val="24"/>
+        </w:rPr>
+        <w:t xml:space="preserve"> a las que se refieren.</w:t>
+      </w:r>
+    </w:p>
+    <w:p>
+      <w:pPr>
+        <w:pStyle w:val="Prrafodelista"/>
+        <w:numPr>
+          <w:ilvl w:val="0"/>
+          <w:numId w:val="13"/>
+        </w:numPr>
+        <w:tabs>
+          <w:tab w:val="left" w:pos="1080"/>
+        </w:tabs>
+        <w:spacing w:line="276" w:lineRule="auto"/>
+        <w:jc w:val="both"/>
+        <w:rPr>
+          <w:rFonts w:ascii="Arial" w:hAnsi="Arial" w:cs="Arial"/>
+          <w:b/>
+          <w:sz w:val="24"/>
+        </w:rPr>
+      </w:pPr>
+      <w:r>
+        <w:rPr>
+          <w:rFonts w:ascii="Arial" w:hAnsi="Arial" w:cs="Arial"/>
+          <w:b/>
+          <w:sz w:val="24"/>
+        </w:rPr>
+        <w:t>Transformaciones</w:t>
+      </w:r>
+    </w:p>
+    <w:p>
+      <w:pPr>
+        <w:tabs>
+          <w:tab w:val="left" w:pos="1080"/>
+        </w:tabs>
+        <w:spacing w:line="276" w:lineRule="auto"/>
+        <w:jc w:val="both"/>
+        <w:rPr>
+          <w:rFonts w:ascii="Arial" w:hAnsi="Arial" w:cs="Arial"/>
+          <w:sz w:val="24"/>
+        </w:rPr>
+      </w:pPr>
+      <w:r>
+        <w:rPr>
+          <w:rFonts w:ascii="Arial" w:hAnsi="Arial" w:cs="Arial"/>
+          <w:sz w:val="24"/>
+        </w:rPr>
+        <w:t>Inicialmente, la</w:t>
+      </w:r>
+      <w:r>
+        <w:rPr>
+          <w:rFonts w:ascii="Arial" w:hAnsi="Arial" w:cs="Arial"/>
+          <w:sz w:val="24"/>
+        </w:rPr>
+        <w:t>s</w:t>
+      </w:r>
+      <w:r>
+        <w:rPr>
+          <w:rFonts w:ascii="Arial" w:hAnsi="Arial" w:cs="Arial"/>
+          <w:sz w:val="24"/>
+        </w:rPr>
+        <w:t xml:space="preserve"> variable</w:t>
+      </w:r>
+      <w:r>
+        <w:rPr>
+          <w:rFonts w:ascii="Arial" w:hAnsi="Arial" w:cs="Arial"/>
+          <w:sz w:val="24"/>
+        </w:rPr>
+        <w:t>s</w:t>
+      </w:r>
+      <w:r>
+        <w:rPr>
+          <w:rFonts w:ascii="Arial" w:hAnsi="Arial" w:cs="Arial"/>
+          <w:sz w:val="24"/>
+        </w:rPr>
+        <w:t xml:space="preserve"> fecha del dataset de precios de mercado </w:t>
+      </w:r>
+      <w:r>
+        <w:rPr>
+          <w:rFonts w:ascii="Arial" w:hAnsi="Arial" w:cs="Arial"/>
+          <w:sz w:val="24"/>
+        </w:rPr>
+        <w:t xml:space="preserve">y de las imágenes de los satélites </w:t>
+      </w:r>
+      <w:r>
+        <w:rPr>
+          <w:rFonts w:ascii="Arial" w:hAnsi="Arial" w:cs="Arial"/>
+          <w:sz w:val="24"/>
+        </w:rPr>
+        <w:t>fue</w:t>
+      </w:r>
+      <w:r>
+        <w:rPr>
+          <w:rFonts w:ascii="Arial" w:hAnsi="Arial" w:cs="Arial"/>
+          <w:sz w:val="24"/>
+        </w:rPr>
+        <w:t>ron</w:t>
+      </w:r>
+      <w:r>
+        <w:rPr>
+          <w:rFonts w:ascii="Arial" w:hAnsi="Arial" w:cs="Arial"/>
+          <w:sz w:val="24"/>
+        </w:rPr>
+        <w:t xml:space="preserve"> inferida</w:t>
+      </w:r>
+      <w:r>
+        <w:rPr>
+          <w:rFonts w:ascii="Arial" w:hAnsi="Arial" w:cs="Arial"/>
+          <w:sz w:val="24"/>
+        </w:rPr>
+        <w:t>s</w:t>
+      </w:r>
+      <w:r>
+        <w:rPr>
+          <w:rFonts w:ascii="Arial" w:hAnsi="Arial" w:cs="Arial"/>
+          <w:sz w:val="24"/>
+        </w:rPr>
+        <w:t xml:space="preserve"> como una cadena de texto, por lo que hemos visto necesaria la transformación ha tipo </w:t>
+      </w:r>
+      <w:proofErr w:type="spellStart"/>
+      <w:r>
+        <w:rPr>
+          <w:rFonts w:ascii="Arial" w:hAnsi="Arial" w:cs="Arial"/>
+          <w:i/>
+          <w:sz w:val="24"/>
+        </w:rPr>
+        <w:t>Datetime</w:t>
+      </w:r>
+      <w:proofErr w:type="spellEnd"/>
+      <w:r>
+        <w:rPr>
+          <w:rFonts w:ascii="Arial" w:hAnsi="Arial" w:cs="Arial"/>
+          <w:sz w:val="24"/>
+        </w:rPr>
+        <w:t>. Lo mismo ha ocurrido con la</w:t>
+      </w:r>
+      <w:r>
+        <w:rPr>
+          <w:rFonts w:ascii="Arial" w:hAnsi="Arial" w:cs="Arial"/>
+          <w:sz w:val="24"/>
+        </w:rPr>
+        <w:t>s</w:t>
+      </w:r>
+      <w:r>
+        <w:rPr>
+          <w:rFonts w:ascii="Arial" w:hAnsi="Arial" w:cs="Arial"/>
+          <w:sz w:val="24"/>
+        </w:rPr>
+        <w:t xml:space="preserve"> fecha</w:t>
+      </w:r>
+      <w:r>
+        <w:rPr>
+          <w:rFonts w:ascii="Arial" w:hAnsi="Arial" w:cs="Arial"/>
+          <w:sz w:val="24"/>
+        </w:rPr>
+        <w:t>s</w:t>
+      </w:r>
+      <w:r>
+        <w:rPr>
+          <w:rFonts w:ascii="Arial" w:hAnsi="Arial" w:cs="Arial"/>
+          <w:sz w:val="24"/>
+        </w:rPr>
+        <w:t xml:space="preserve"> que aparece</w:t>
+      </w:r>
+      <w:r>
+        <w:rPr>
+          <w:rFonts w:ascii="Arial" w:hAnsi="Arial" w:cs="Arial"/>
+          <w:sz w:val="24"/>
+        </w:rPr>
+        <w:t>n</w:t>
+      </w:r>
+      <w:r>
+        <w:rPr>
+          <w:rFonts w:ascii="Arial" w:hAnsi="Arial" w:cs="Arial"/>
+          <w:sz w:val="24"/>
+        </w:rPr>
+        <w:t xml:space="preserve"> separada</w:t>
+      </w:r>
+      <w:r>
+        <w:rPr>
+          <w:rFonts w:ascii="Arial" w:hAnsi="Arial" w:cs="Arial"/>
+          <w:sz w:val="24"/>
+        </w:rPr>
+        <w:t>s en año, mes y día en los</w:t>
+      </w:r>
+      <w:r>
+        <w:rPr>
+          <w:rFonts w:ascii="Arial" w:hAnsi="Arial" w:cs="Arial"/>
+          <w:sz w:val="24"/>
+        </w:rPr>
+        <w:t xml:space="preserve"> dataset de reporte de plagas</w:t>
+      </w:r>
+      <w:r>
+        <w:rPr>
+          <w:rFonts w:ascii="Arial" w:hAnsi="Arial" w:cs="Arial"/>
+          <w:sz w:val="24"/>
+        </w:rPr>
+        <w:t xml:space="preserve"> y noticias</w:t>
+      </w:r>
+      <w:r>
+        <w:rPr>
+          <w:rFonts w:ascii="Arial" w:hAnsi="Arial" w:cs="Arial"/>
+          <w:sz w:val="24"/>
+        </w:rPr>
+        <w:t>, donde hemos juntado la fecha en una variable para poder usarlo como tipo de fecha en caso de que sea necesario en fases posteriores.</w:t>
+      </w:r>
+    </w:p>
+    <w:p>
+      <w:pPr>
+        <w:pStyle w:val="Prrafodelista"/>
+        <w:numPr>
+          <w:ilvl w:val="0"/>
+          <w:numId w:val="13"/>
+        </w:numPr>
+        <w:tabs>
+          <w:tab w:val="left" w:pos="1080"/>
+        </w:tabs>
+        <w:spacing w:line="276" w:lineRule="auto"/>
+        <w:jc w:val="both"/>
+        <w:rPr>
+          <w:rFonts w:ascii="Arial" w:hAnsi="Arial" w:cs="Arial"/>
+          <w:b/>
+          <w:sz w:val="24"/>
+        </w:rPr>
+      </w:pPr>
+      <w:r>
+        <w:rPr>
+          <w:rFonts w:ascii="Arial" w:hAnsi="Arial" w:cs="Arial"/>
+          <w:b/>
+          <w:sz w:val="24"/>
+        </w:rPr>
+        <w:t>Anomalías en los datos</w:t>
+      </w:r>
+    </w:p>
+    <w:p>
+      <w:pPr>
+        <w:tabs>
+          <w:tab w:val="left" w:pos="1080"/>
+        </w:tabs>
+        <w:spacing w:line="276" w:lineRule="auto"/>
+        <w:jc w:val="both"/>
+        <w:rPr>
+          <w:rFonts w:ascii="Arial" w:hAnsi="Arial" w:cs="Arial"/>
+          <w:sz w:val="24"/>
+        </w:rPr>
+      </w:pPr>
+      <w:r>
+        <w:rPr>
+          <w:rFonts w:ascii="Arial" w:hAnsi="Arial" w:cs="Arial"/>
+          <w:sz w:val="24"/>
+        </w:rPr>
+        <w:lastRenderedPageBreak/>
+        <w:t>Durante la inspección de los datos hemos detectado varias cosas interesantes como son:</w:t>
+      </w:r>
+    </w:p>
+    <w:p>
+      <w:pPr>
+        <w:pStyle w:val="Prrafodelista"/>
+        <w:numPr>
+          <w:ilvl w:val="0"/>
+          <w:numId w:val="5"/>
+        </w:numPr>
+        <w:tabs>
+          <w:tab w:val="left" w:pos="1080"/>
+        </w:tabs>
+        <w:spacing w:line="276" w:lineRule="auto"/>
+        <w:jc w:val="both"/>
+        <w:rPr>
+          <w:rFonts w:ascii="Arial" w:hAnsi="Arial" w:cs="Arial"/>
+          <w:sz w:val="24"/>
+        </w:rPr>
+      </w:pPr>
+      <w:r>
+        <w:rPr>
+          <w:rFonts w:ascii="Arial" w:hAnsi="Arial" w:cs="Arial"/>
+          <w:sz w:val="24"/>
+        </w:rPr>
+        <w:t xml:space="preserve">Existen fechas en </w:t>
+      </w:r>
+      <w:r>
+        <w:rPr>
+          <w:rFonts w:ascii="Arial" w:hAnsi="Arial" w:cs="Arial"/>
+          <w:sz w:val="24"/>
+        </w:rPr>
+        <w:t>el dataset de imágenes del satélite cuya fecha es posterior a la actual, siendo el año máximo que aparece de 2033.</w:t>
+      </w:r>
+    </w:p>
+    <w:p>
+      <w:pPr>
+        <w:pStyle w:val="Prrafodelista"/>
+        <w:numPr>
+          <w:ilvl w:val="0"/>
+          <w:numId w:val="5"/>
+        </w:numPr>
+        <w:tabs>
+          <w:tab w:val="left" w:pos="1080"/>
+        </w:tabs>
+        <w:spacing w:line="276" w:lineRule="auto"/>
+        <w:jc w:val="both"/>
+        <w:rPr>
+          <w:rFonts w:ascii="Arial" w:hAnsi="Arial" w:cs="Arial"/>
+          <w:sz w:val="24"/>
+        </w:rPr>
+      </w:pPr>
+      <w:r>
+        <w:rPr>
+          <w:rFonts w:ascii="Arial" w:hAnsi="Arial" w:cs="Arial"/>
+          <w:sz w:val="24"/>
+        </w:rPr>
+        <w:t xml:space="preserve">Hay valores de índice de </w:t>
+      </w:r>
+      <w:proofErr w:type="spellStart"/>
+      <w:r>
+        <w:rPr>
+          <w:rFonts w:ascii="Arial" w:hAnsi="Arial" w:cs="Arial"/>
+          <w:sz w:val="24"/>
+        </w:rPr>
+        <w:t>nvdi</w:t>
+      </w:r>
+      <w:proofErr w:type="spellEnd"/>
+      <w:r>
+        <w:rPr>
+          <w:rFonts w:ascii="Arial" w:hAnsi="Arial" w:cs="Arial"/>
+          <w:sz w:val="24"/>
+        </w:rPr>
+        <w:t xml:space="preserve"> (</w:t>
+      </w:r>
+      <w:r>
+        <w:rPr>
+          <w:rFonts w:ascii="Arial" w:hAnsi="Arial" w:cs="Arial"/>
+          <w:sz w:val="24"/>
+        </w:rPr>
+        <w:t>Índice de Vegetación de Diferencia Normalizad</w:t>
+      </w:r>
+      <w:r>
+        <w:rPr>
+          <w:rFonts w:ascii="Arial" w:hAnsi="Arial" w:cs="Arial"/>
+          <w:sz w:val="24"/>
+        </w:rPr>
+        <w:t>a) con valores mayores que 1, cuando el valor real para estas variables es de entre -1 y 1, por lo que aquellas que tengan valores mayores a 1 las hemos acotado a ese valor.</w:t>
       </w:r>
     </w:p>
     <w:p>
@@ -10623,7 +11790,6 @@
           <w:rFonts w:ascii="Arial" w:hAnsi="Arial" w:cs="Arial"/>
           <w:sz w:val="24"/>
         </w:rPr>
-        <w:lastRenderedPageBreak/>
         <w:t>Como se puede observar no existe una correlación lineal entre estas dos variables</w:t>
       </w:r>
       <w:r>
@@ -10648,6 +11814,7 @@
           <w:noProof/>
           <w:lang w:eastAsia="es-ES"/>
         </w:rPr>
+        <w:lastRenderedPageBreak/>
         <w:drawing>
           <wp:inline distT="0" distB="0" distL="0" distR="0" wp14:anchorId="77FDAFB1" wp14:editId="5A4A1F7F">
             <wp:extent cx="3686175" cy="2363677"/>
@@ -10820,7 +11987,6 @@
           <w:rFonts w:ascii="Arial" w:hAnsi="Arial" w:cs="Arial"/>
           <w:sz w:val="24"/>
         </w:rPr>
-        <w:lastRenderedPageBreak/>
         <w:t>Como se puede observar siguen siendo los datos muy dispersos, por lo que eliminando el cultivo predominante tampoco se presenta relación lineal alguna entre la cantidad de fertilizante y el rendimiento que se obtiene.</w:t>
       </w:r>
     </w:p>
@@ -10856,6 +12022,7 @@
           <w:sz w:val="24"/>
           <w:u w:val="single"/>
         </w:rPr>
+        <w:lastRenderedPageBreak/>
         <w:t>Superficie vs producción</w:t>
       </w:r>
       <w:r>
@@ -11049,7 +12216,6 @@
           <w:rFonts w:ascii="Arial" w:hAnsi="Arial" w:cs="Arial"/>
           <w:sz w:val="24"/>
         </w:rPr>
-        <w:lastRenderedPageBreak/>
         <w:t xml:space="preserve">También podemos comprobar que pasa para </w:t>
       </w:r>
       <w:r>
@@ -11078,6 +12244,7 @@
           <w:sz w:val="24"/>
           <w:lang w:eastAsia="es-ES"/>
         </w:rPr>
+        <w:lastRenderedPageBreak/>
         <w:drawing>
           <wp:inline distT="0" distB="0" distL="0" distR="0" wp14:anchorId="3818547F" wp14:editId="4270C1A5">
             <wp:extent cx="4286250" cy="2556932"/>
@@ -11575,7 +12742,9 @@
         <w:rPr>
           <w:rFonts w:ascii="Arial" w:hAnsi="Arial" w:cs="Arial"/>
           <w:b/>
-          <w:sz w:val="24"/>
+          <w:noProof/>
+          <w:sz w:val="24"/>
+          <w:lang w:eastAsia="es-ES"/>
         </w:rPr>
         <w:lastRenderedPageBreak/>
         <w:drawing>
@@ -11666,7 +12835,9 @@
       <w:r>
         <w:rPr>
           <w:rFonts w:ascii="Arial" w:hAnsi="Arial" w:cs="Arial"/>
-          <w:sz w:val="24"/>
+          <w:noProof/>
+          <w:sz w:val="24"/>
+          <w:lang w:eastAsia="es-ES"/>
         </w:rPr>
         <w:drawing>
           <wp:inline distT="0" distB="0" distL="0" distR="0" wp14:anchorId="271CCB8C" wp14:editId="16B98A7D">
@@ -11785,7 +12956,9 @@
         <w:rPr>
           <w:rFonts w:ascii="Arial" w:hAnsi="Arial" w:cs="Arial"/>
           <w:b/>
-          <w:sz w:val="24"/>
+          <w:noProof/>
+          <w:sz w:val="24"/>
+          <w:lang w:eastAsia="es-ES"/>
         </w:rPr>
         <w:drawing>
           <wp:inline distT="0" distB="0" distL="0" distR="0" wp14:anchorId="7799370E" wp14:editId="47B86355">
@@ -11895,7 +13068,9 @@
         <w:rPr>
           <w:rFonts w:ascii="Arial" w:hAnsi="Arial" w:cs="Arial"/>
           <w:b/>
-          <w:sz w:val="24"/>
+          <w:noProof/>
+          <w:sz w:val="24"/>
+          <w:lang w:eastAsia="es-ES"/>
         </w:rPr>
         <w:drawing>
           <wp:inline distT="0" distB="0" distL="0" distR="0" wp14:anchorId="634734DF" wp14:editId="5D108147">
@@ -12101,7 +13276,9 @@
         <w:rPr>
           <w:rFonts w:ascii="Arial" w:hAnsi="Arial" w:cs="Arial"/>
           <w:b/>
-          <w:sz w:val="24"/>
+          <w:noProof/>
+          <w:sz w:val="24"/>
+          <w:lang w:eastAsia="es-ES"/>
         </w:rPr>
         <w:drawing>
           <wp:inline distT="0" distB="0" distL="0" distR="0" wp14:anchorId="72B4B46F" wp14:editId="255EA77D">
@@ -12327,7 +13504,9 @@
       <w:r>
         <w:rPr>
           <w:rFonts w:ascii="Arial" w:hAnsi="Arial" w:cs="Arial"/>
-          <w:sz w:val="24"/>
+          <w:noProof/>
+          <w:sz w:val="24"/>
+          <w:lang w:eastAsia="es-ES"/>
         </w:rPr>
         <w:drawing>
           <wp:inline distT="0" distB="0" distL="0" distR="0" wp14:anchorId="4F3A9430" wp14:editId="011C40DC">
@@ -12454,7 +13633,9 @@
         <w:rPr>
           <w:rFonts w:ascii="Arial" w:hAnsi="Arial" w:cs="Arial"/>
           <w:b/>
-          <w:sz w:val="24"/>
+          <w:noProof/>
+          <w:sz w:val="24"/>
+          <w:lang w:eastAsia="es-ES"/>
         </w:rPr>
         <w:drawing>
           <wp:inline distT="0" distB="0" distL="0" distR="0" wp14:anchorId="31249BF0" wp14:editId="34C2C2A6">
@@ -12557,7 +13738,9 @@
         <w:rPr>
           <w:rFonts w:ascii="Arial" w:hAnsi="Arial" w:cs="Arial"/>
           <w:b/>
-          <w:sz w:val="24"/>
+          <w:noProof/>
+          <w:sz w:val="24"/>
+          <w:lang w:eastAsia="es-ES"/>
         </w:rPr>
         <w:drawing>
           <wp:inline distT="0" distB="0" distL="0" distR="0" wp14:anchorId="5EC598B3" wp14:editId="7F8E390F">
@@ -12709,17 +13892,1664 @@
           <w:rFonts w:ascii="Arial" w:hAnsi="Arial" w:cs="Arial"/>
           <w:sz w:val="24"/>
         </w:rPr>
-        <w:t xml:space="preserve">sugiere que dichos países enfrentan graves deficiencias estructurales </w:t>
+        <w:t>sugiere que dichos países enfrentan graves deficiencias estructurales lo que los convierte en objetivos prioritarios para futuras políticas de transición agrícola.</w:t>
+      </w:r>
+    </w:p>
+    <w:p>
+      <w:pPr>
+        <w:pStyle w:val="Ttulo2"/>
+        <w:numPr>
+          <w:ilvl w:val="1"/>
+          <w:numId w:val="7"/>
+        </w:numPr>
+        <w:spacing w:line="276" w:lineRule="auto"/>
+        <w:jc w:val="both"/>
+      </w:pPr>
+      <w:r>
+        <w:rPr>
+          <w:rFonts w:ascii="Arial" w:hAnsi="Arial" w:cs="Arial"/>
+          <w:b/>
+          <w:color w:val="auto"/>
+        </w:rPr>
+        <w:t>Prospección</w:t>
+      </w:r>
+      <w:r>
+        <w:t xml:space="preserve"> </w:t>
+      </w:r>
+    </w:p>
+    <w:p>
+      <w:pPr>
+        <w:pStyle w:val="Prrafodelista"/>
+        <w:numPr>
+          <w:ilvl w:val="0"/>
+          <w:numId w:val="14"/>
+        </w:numPr>
+        <w:spacing w:line="276" w:lineRule="auto"/>
+        <w:jc w:val="both"/>
+        <w:rPr>
+          <w:rFonts w:ascii="Arial" w:hAnsi="Arial" w:cs="Arial"/>
+          <w:b/>
+          <w:sz w:val="24"/>
+        </w:rPr>
+      </w:pPr>
+      <w:r>
+        <w:rPr>
+          <w:rFonts w:ascii="Arial" w:hAnsi="Arial" w:cs="Arial"/>
+          <w:b/>
+          <w:sz w:val="24"/>
+        </w:rPr>
+        <w:t>Productividad</w:t>
+      </w:r>
+    </w:p>
+    <w:p>
+      <w:pPr>
+        <w:spacing w:line="276" w:lineRule="auto"/>
+        <w:jc w:val="both"/>
+        <w:rPr>
+          <w:rFonts w:ascii="Arial" w:hAnsi="Arial" w:cs="Arial"/>
+          <w:sz w:val="24"/>
+        </w:rPr>
+      </w:pPr>
+      <w:r>
+        <w:rPr>
+          <w:rFonts w:ascii="Arial" w:hAnsi="Arial" w:cs="Arial"/>
+          <w:sz w:val="24"/>
+        </w:rPr>
+        <w:t xml:space="preserve">La productividad agrícola viene dada por una serie de factores los cuales hemos obtenido mediante es uso de técnicas de aprendizaje automático, en concreto con el algoritmo de </w:t>
+      </w:r>
+      <w:proofErr w:type="spellStart"/>
+      <w:r>
+        <w:rPr>
+          <w:rFonts w:ascii="Arial" w:hAnsi="Arial" w:cs="Arial"/>
+          <w:i/>
+          <w:sz w:val="24"/>
+        </w:rPr>
+        <w:t>Random</w:t>
+      </w:r>
+      <w:proofErr w:type="spellEnd"/>
+      <w:r>
+        <w:rPr>
+          <w:rFonts w:ascii="Arial" w:hAnsi="Arial" w:cs="Arial"/>
+          <w:i/>
+          <w:sz w:val="24"/>
+        </w:rPr>
+        <w:t xml:space="preserve"> </w:t>
+      </w:r>
+      <w:proofErr w:type="spellStart"/>
+      <w:r>
+        <w:rPr>
+          <w:rFonts w:ascii="Arial" w:hAnsi="Arial" w:cs="Arial"/>
+          <w:i/>
+          <w:sz w:val="24"/>
+        </w:rPr>
+        <w:t>Forest</w:t>
+      </w:r>
+      <w:proofErr w:type="spellEnd"/>
+      <w:r>
+        <w:rPr>
+          <w:rFonts w:ascii="Arial" w:hAnsi="Arial" w:cs="Arial"/>
+          <w:sz w:val="24"/>
+        </w:rPr>
+        <w:t>.</w:t>
+      </w:r>
+    </w:p>
+    <w:p>
+      <w:pPr>
+        <w:spacing w:line="276" w:lineRule="auto"/>
+        <w:jc w:val="both"/>
+        <w:rPr>
+          <w:rFonts w:ascii="Arial" w:hAnsi="Arial" w:cs="Arial"/>
+          <w:sz w:val="24"/>
+        </w:rPr>
+      </w:pPr>
+      <w:r>
+        <w:rPr>
+          <w:rFonts w:ascii="Arial" w:hAnsi="Arial" w:cs="Arial"/>
+          <w:noProof/>
+          <w:sz w:val="24"/>
+          <w:lang w:eastAsia="es-ES"/>
+        </w:rPr>
+        <w:lastRenderedPageBreak/>
+        <w:drawing>
+          <wp:inline distT="0" distB="0" distL="0" distR="0" wp14:anchorId="0B7AEEF7" wp14:editId="10B8A140">
+            <wp:extent cx="5400040" cy="3218180"/>
+            <wp:effectExtent l="0" t="0" r="0" b="1270"/>
+            <wp:docPr id="3" name="Imagen 3"/>
+            <wp:cNvGraphicFramePr>
+              <a:graphicFrameLocks xmlns:a="http://schemas.openxmlformats.org/drawingml/2006/main" noChangeAspect="1"/>
+            </wp:cNvGraphicFramePr>
+            <a:graphic xmlns:a="http://schemas.openxmlformats.org/drawingml/2006/main">
+              <a:graphicData uri="http://schemas.openxmlformats.org/drawingml/2006/picture">
+                <pic:pic xmlns:pic="http://schemas.openxmlformats.org/drawingml/2006/picture">
+                  <pic:nvPicPr>
+                    <pic:cNvPr id="1" name=""/>
+                    <pic:cNvPicPr/>
+                  </pic:nvPicPr>
+                  <pic:blipFill>
+                    <a:blip r:embed="rId26"/>
+                    <a:stretch>
+                      <a:fillRect/>
+                    </a:stretch>
+                  </pic:blipFill>
+                  <pic:spPr>
+                    <a:xfrm>
+                      <a:off x="0" y="0"/>
+                      <a:ext cx="5400040" cy="3218180"/>
+                    </a:xfrm>
+                    <a:prstGeom prst="rect">
+                      <a:avLst/>
+                    </a:prstGeom>
+                  </pic:spPr>
+                </pic:pic>
+              </a:graphicData>
+            </a:graphic>
+          </wp:inline>
+        </w:drawing>
+      </w:r>
+    </w:p>
+    <w:p>
+      <w:pPr>
+        <w:spacing w:line="276" w:lineRule="auto"/>
+        <w:jc w:val="both"/>
+        <w:rPr>
+          <w:rFonts w:ascii="Arial" w:hAnsi="Arial" w:cs="Arial"/>
+          <w:sz w:val="24"/>
+        </w:rPr>
+      </w:pPr>
+      <w:r>
+        <w:rPr>
+          <w:rFonts w:ascii="Arial" w:hAnsi="Arial" w:cs="Arial"/>
+          <w:sz w:val="24"/>
+        </w:rPr>
+        <w:t>Como podemos observar el algoritmo a identificado que la productividad agrícola viene determinada por una combinación de la gestión humana y las condiciones ambientales. Donde el uso de fertilizantes y el agua de riego establecen el potencial de producción y la precipitación total interviene como factor importante para determinar dicha producción.</w:t>
+      </w:r>
+    </w:p>
+    <w:p>
+      <w:pPr>
+        <w:spacing w:line="276" w:lineRule="auto"/>
+        <w:jc w:val="both"/>
+        <w:rPr>
+          <w:rFonts w:ascii="Arial" w:hAnsi="Arial" w:cs="Arial"/>
+          <w:sz w:val="24"/>
+        </w:rPr>
+      </w:pPr>
+      <w:r>
+        <w:rPr>
+          <w:rFonts w:ascii="Arial" w:hAnsi="Arial" w:cs="Arial"/>
+          <w:sz w:val="24"/>
+        </w:rPr>
+        <w:t>En cuanto a la productividad ganadera</w:t>
+      </w:r>
+      <w:r>
+        <w:rPr>
+          <w:rFonts w:ascii="Arial" w:hAnsi="Arial" w:cs="Arial"/>
+          <w:sz w:val="24"/>
+        </w:rPr>
+        <w:t xml:space="preserve">, para determinar qué factores son los determinantes en el rendimiento hemos usado otra vez el algoritmo de </w:t>
+      </w:r>
+      <w:proofErr w:type="spellStart"/>
+      <w:r>
+        <w:rPr>
+          <w:rFonts w:ascii="Arial" w:hAnsi="Arial" w:cs="Arial"/>
+          <w:i/>
+          <w:sz w:val="24"/>
+        </w:rPr>
+        <w:t>Random</w:t>
+      </w:r>
+      <w:proofErr w:type="spellEnd"/>
+      <w:r>
+        <w:rPr>
+          <w:rFonts w:ascii="Arial" w:hAnsi="Arial" w:cs="Arial"/>
+          <w:i/>
+          <w:sz w:val="24"/>
+        </w:rPr>
+        <w:t xml:space="preserve"> </w:t>
+      </w:r>
+      <w:proofErr w:type="spellStart"/>
+      <w:r>
+        <w:rPr>
+          <w:rFonts w:ascii="Arial" w:hAnsi="Arial" w:cs="Arial"/>
+          <w:i/>
+          <w:sz w:val="24"/>
+        </w:rPr>
+        <w:t>Forest</w:t>
+      </w:r>
+      <w:proofErr w:type="spellEnd"/>
+      <w:r>
+        <w:rPr>
+          <w:rFonts w:ascii="Arial" w:hAnsi="Arial" w:cs="Arial"/>
+          <w:sz w:val="24"/>
+        </w:rPr>
+        <w:t xml:space="preserve"> sobre la variable de eficiencia de carne (toneladas de carne producidas por cabeza), teniendo en cuenta que se han excluido variables como la cantidad de animales que hay y las toneladas de carne que producen ya que van implícitas en la variable objetivo.</w:t>
+      </w:r>
+    </w:p>
+    <w:p>
+      <w:pPr>
+        <w:spacing w:line="276" w:lineRule="auto"/>
+        <w:jc w:val="center"/>
+        <w:rPr>
+          <w:rFonts w:ascii="Arial" w:hAnsi="Arial" w:cs="Arial"/>
+          <w:sz w:val="24"/>
+        </w:rPr>
+      </w:pPr>
+      <w:r>
+        <w:rPr>
+          <w:rFonts w:ascii="Arial" w:hAnsi="Arial" w:cs="Arial"/>
+          <w:noProof/>
+          <w:sz w:val="24"/>
+          <w:lang w:eastAsia="es-ES"/>
+        </w:rPr>
+        <w:drawing>
+          <wp:inline distT="0" distB="0" distL="0" distR="0" wp14:anchorId="71F5B353" wp14:editId="234869A2">
+            <wp:extent cx="4971415" cy="2965662"/>
+            <wp:effectExtent l="0" t="0" r="635" b="6350"/>
+            <wp:docPr id="10" name="Imagen 10"/>
+            <wp:cNvGraphicFramePr>
+              <a:graphicFrameLocks xmlns:a="http://schemas.openxmlformats.org/drawingml/2006/main" noChangeAspect="1"/>
+            </wp:cNvGraphicFramePr>
+            <a:graphic xmlns:a="http://schemas.openxmlformats.org/drawingml/2006/main">
+              <a:graphicData uri="http://schemas.openxmlformats.org/drawingml/2006/picture">
+                <pic:pic xmlns:pic="http://schemas.openxmlformats.org/drawingml/2006/picture">
+                  <pic:nvPicPr>
+                    <pic:cNvPr id="1" name=""/>
+                    <pic:cNvPicPr/>
+                  </pic:nvPicPr>
+                  <pic:blipFill>
+                    <a:blip r:embed="rId27"/>
+                    <a:stretch>
+                      <a:fillRect/>
+                    </a:stretch>
+                  </pic:blipFill>
+                  <pic:spPr>
+                    <a:xfrm>
+                      <a:off x="0" y="0"/>
+                      <a:ext cx="4981423" cy="2971632"/>
+                    </a:xfrm>
+                    <a:prstGeom prst="rect">
+                      <a:avLst/>
+                    </a:prstGeom>
+                  </pic:spPr>
+                </pic:pic>
+              </a:graphicData>
+            </a:graphic>
+          </wp:inline>
+        </w:drawing>
+      </w:r>
+    </w:p>
+    <w:p>
+      <w:pPr>
+        <w:spacing w:line="276" w:lineRule="auto"/>
+        <w:jc w:val="both"/>
+        <w:rPr>
+          <w:rFonts w:ascii="Arial" w:hAnsi="Arial" w:cs="Arial"/>
+          <w:sz w:val="24"/>
+        </w:rPr>
+      </w:pPr>
+      <w:r>
+        <w:rPr>
+          <w:rFonts w:ascii="Arial" w:hAnsi="Arial" w:cs="Arial"/>
+          <w:sz w:val="24"/>
+        </w:rPr>
+        <w:lastRenderedPageBreak/>
+        <w:t>La gráfica muestra que la productividad en el ámbito ganadero viene determinada casi en su totalidad por la intensidad de emisiones del animal. Además, el modelo identifica variables como la producción de la leche como un predictor secundario por lo que puede impactar en la productividad final del animal.</w:t>
+      </w:r>
+    </w:p>
+    <w:p>
+      <w:pPr>
+        <w:spacing w:line="276" w:lineRule="auto"/>
+        <w:jc w:val="both"/>
+        <w:rPr>
+          <w:rFonts w:ascii="Arial" w:hAnsi="Arial" w:cs="Arial"/>
+          <w:sz w:val="24"/>
+        </w:rPr>
+      </w:pPr>
+      <w:r>
+        <w:rPr>
+          <w:rFonts w:ascii="Arial" w:hAnsi="Arial" w:cs="Arial"/>
+          <w:sz w:val="24"/>
+        </w:rPr>
+        <w:t>Además cabe destacar</w:t>
+      </w:r>
+      <w:r>
+        <w:rPr>
+          <w:rFonts w:ascii="Arial" w:hAnsi="Arial" w:cs="Arial"/>
+          <w:sz w:val="24"/>
+        </w:rPr>
+        <w:t xml:space="preserve"> que no existe ninguna región que destaque significativamente sobre otra en términos de producción sino que las medianas de rendimiento se mantienen en todas las regiones.</w:t>
+      </w:r>
+    </w:p>
+    <w:p>
+      <w:pPr>
+        <w:pStyle w:val="Prrafodelista"/>
+        <w:numPr>
+          <w:ilvl w:val="0"/>
+          <w:numId w:val="14"/>
+        </w:numPr>
+        <w:spacing w:line="276" w:lineRule="auto"/>
+        <w:jc w:val="both"/>
+        <w:rPr>
+          <w:rFonts w:ascii="Arial" w:hAnsi="Arial" w:cs="Arial"/>
+          <w:b/>
+          <w:sz w:val="24"/>
+        </w:rPr>
+      </w:pPr>
+      <w:r>
+        <w:rPr>
+          <w:rFonts w:ascii="Arial" w:hAnsi="Arial" w:cs="Arial"/>
+          <w:b/>
+          <w:sz w:val="24"/>
+        </w:rPr>
+        <w:t>Sostenibilidad</w:t>
+      </w:r>
+    </w:p>
+    <w:p>
+      <w:pPr>
+        <w:spacing w:line="276" w:lineRule="auto"/>
+        <w:jc w:val="both"/>
+        <w:rPr>
+          <w:rFonts w:ascii="Arial" w:hAnsi="Arial" w:cs="Arial"/>
+          <w:sz w:val="24"/>
+        </w:rPr>
+      </w:pPr>
+      <w:r>
+        <w:rPr>
+          <w:rFonts w:ascii="Arial" w:hAnsi="Arial" w:cs="Arial"/>
+          <w:sz w:val="24"/>
+        </w:rPr>
+        <w:t>Como ya hemos comprobado anteriormente no existe una relación lineal entre el fertilizante (causante de las emisiones en la producción agrícola) y el rendimiento que se obtiene. Esto sugiere en el ámbito de la sostenibilidad que la adición de más fertilizante no aumenta la cosecha sino que genera un impacto ambiental innecesario sin aumentar la productividad.</w:t>
+      </w:r>
+    </w:p>
+    <w:p>
+      <w:pPr>
+        <w:spacing w:line="276" w:lineRule="auto"/>
+        <w:jc w:val="both"/>
+        <w:rPr>
+          <w:rFonts w:ascii="Arial" w:hAnsi="Arial" w:cs="Arial"/>
+          <w:sz w:val="24"/>
+        </w:rPr>
+      </w:pPr>
+      <w:r>
+        <w:rPr>
+          <w:rFonts w:ascii="Arial" w:hAnsi="Arial" w:cs="Arial"/>
+          <w:sz w:val="24"/>
+        </w:rPr>
+        <w:t>En cambio sí podemos evaluar</w:t>
+      </w:r>
+      <w:r>
+        <w:rPr>
+          <w:rFonts w:ascii="Arial" w:hAnsi="Arial" w:cs="Arial"/>
+          <w:sz w:val="24"/>
+        </w:rPr>
+        <w:t xml:space="preserve"> la sostenibilidad en cada uno de los países, teniendo en cuenta</w:t>
+      </w:r>
+      <w:r>
+        <w:rPr>
+          <w:rFonts w:ascii="Arial" w:hAnsi="Arial" w:cs="Arial"/>
+          <w:sz w:val="24"/>
+        </w:rPr>
+        <w:t xml:space="preserve"> la intensidad de emisiones para el ganado y la influencia de la fertilización por tonelada de cultivo. </w:t>
+      </w:r>
+    </w:p>
+    <w:p>
+      <w:pPr>
+        <w:spacing w:line="276" w:lineRule="auto"/>
+        <w:jc w:val="both"/>
+        <w:rPr>
+          <w:rFonts w:ascii="Arial" w:hAnsi="Arial" w:cs="Arial"/>
+          <w:sz w:val="24"/>
+        </w:rPr>
+      </w:pPr>
+      <w:r>
+        <w:rPr>
+          <w:rFonts w:ascii="Arial" w:hAnsi="Arial" w:cs="Arial"/>
+          <w:sz w:val="24"/>
+        </w:rPr>
+        <w:drawing>
+          <wp:inline distT="0" distB="0" distL="0" distR="0" wp14:anchorId="2D648509" wp14:editId="5E00EE78">
+            <wp:extent cx="5400040" cy="2679700"/>
+            <wp:effectExtent l="0" t="0" r="0" b="6350"/>
+            <wp:docPr id="18" name="Imagen 18"/>
+            <wp:cNvGraphicFramePr>
+              <a:graphicFrameLocks xmlns:a="http://schemas.openxmlformats.org/drawingml/2006/main" noChangeAspect="1"/>
+            </wp:cNvGraphicFramePr>
+            <a:graphic xmlns:a="http://schemas.openxmlformats.org/drawingml/2006/main">
+              <a:graphicData uri="http://schemas.openxmlformats.org/drawingml/2006/picture">
+                <pic:pic xmlns:pic="http://schemas.openxmlformats.org/drawingml/2006/picture">
+                  <pic:nvPicPr>
+                    <pic:cNvPr id="1" name=""/>
+                    <pic:cNvPicPr/>
+                  </pic:nvPicPr>
+                  <pic:blipFill>
+                    <a:blip r:embed="rId28"/>
+                    <a:stretch>
+                      <a:fillRect/>
+                    </a:stretch>
+                  </pic:blipFill>
+                  <pic:spPr>
+                    <a:xfrm>
+                      <a:off x="0" y="0"/>
+                      <a:ext cx="5400040" cy="2679700"/>
+                    </a:xfrm>
+                    <a:prstGeom prst="rect">
+                      <a:avLst/>
+                    </a:prstGeom>
+                  </pic:spPr>
+                </pic:pic>
+              </a:graphicData>
+            </a:graphic>
+          </wp:inline>
+        </w:drawing>
+      </w:r>
+    </w:p>
+    <w:p>
+      <w:pPr>
+        <w:spacing w:line="276" w:lineRule="auto"/>
+        <w:jc w:val="both"/>
+        <w:rPr>
+          <w:rFonts w:ascii="Arial" w:hAnsi="Arial" w:cs="Arial"/>
+          <w:sz w:val="24"/>
+        </w:rPr>
+      </w:pPr>
+      <w:r>
+        <w:rPr>
+          <w:rFonts w:ascii="Arial" w:hAnsi="Arial" w:cs="Arial"/>
+          <w:sz w:val="24"/>
+        </w:rPr>
+        <w:t>En cuanto a la agricultura, los países que menos emisiones tienen son México, EEUU y Kenia, lo que demuestra una mayor capacidad para transformar recursos en alimento con un impacto químico reducido. Mientras que los países más a la derecha del gráfico requieren una carga de fertilizante mayor para obtener una buena producción.</w:t>
+      </w:r>
+    </w:p>
+    <w:p>
+      <w:pPr>
+        <w:spacing w:line="276" w:lineRule="auto"/>
+        <w:jc w:val="both"/>
+        <w:rPr>
+          <w:rFonts w:ascii="Arial" w:hAnsi="Arial" w:cs="Arial"/>
+          <w:sz w:val="24"/>
+        </w:rPr>
+      </w:pPr>
+      <w:r>
+        <w:rPr>
+          <w:rFonts w:ascii="Arial" w:hAnsi="Arial" w:cs="Arial"/>
+          <w:sz w:val="24"/>
+        </w:rPr>
+        <w:lastRenderedPageBreak/>
+        <w:drawing>
+          <wp:inline distT="0" distB="0" distL="0" distR="0" wp14:anchorId="414F298B" wp14:editId="34162CAB">
+            <wp:extent cx="5400040" cy="2679700"/>
+            <wp:effectExtent l="0" t="0" r="0" b="6350"/>
+            <wp:docPr id="22" name="Imagen 22"/>
+            <wp:cNvGraphicFramePr>
+              <a:graphicFrameLocks xmlns:a="http://schemas.openxmlformats.org/drawingml/2006/main" noChangeAspect="1"/>
+            </wp:cNvGraphicFramePr>
+            <a:graphic xmlns:a="http://schemas.openxmlformats.org/drawingml/2006/main">
+              <a:graphicData uri="http://schemas.openxmlformats.org/drawingml/2006/picture">
+                <pic:pic xmlns:pic="http://schemas.openxmlformats.org/drawingml/2006/picture">
+                  <pic:nvPicPr>
+                    <pic:cNvPr id="1" name=""/>
+                    <pic:cNvPicPr/>
+                  </pic:nvPicPr>
+                  <pic:blipFill>
+                    <a:blip r:embed="rId29"/>
+                    <a:stretch>
+                      <a:fillRect/>
+                    </a:stretch>
+                  </pic:blipFill>
+                  <pic:spPr>
+                    <a:xfrm>
+                      <a:off x="0" y="0"/>
+                      <a:ext cx="5400040" cy="2679700"/>
+                    </a:xfrm>
+                    <a:prstGeom prst="rect">
+                      <a:avLst/>
+                    </a:prstGeom>
+                  </pic:spPr>
+                </pic:pic>
+              </a:graphicData>
+            </a:graphic>
+          </wp:inline>
+        </w:drawing>
+      </w:r>
+    </w:p>
+    <w:p>
+      <w:pPr>
+        <w:spacing w:line="276" w:lineRule="auto"/>
+        <w:jc w:val="both"/>
+        <w:rPr>
+          <w:rFonts w:ascii="Arial" w:hAnsi="Arial" w:cs="Arial"/>
+          <w:sz w:val="24"/>
+        </w:rPr>
+      </w:pPr>
+      <w:r>
+        <w:rPr>
+          <w:rFonts w:ascii="Arial" w:hAnsi="Arial" w:cs="Arial"/>
+          <w:sz w:val="24"/>
+        </w:rPr>
+        <w:t xml:space="preserve">Por otro lado en cuanto a ganadería, podemos comprobar que aquellos países líderes en sostenibilidad </w:t>
+      </w:r>
+      <w:r>
+        <w:rPr>
+          <w:rFonts w:ascii="Arial" w:hAnsi="Arial" w:cs="Arial"/>
+          <w:sz w:val="24"/>
+        </w:rPr>
+        <w:t>(menor intensidad de emisiones) son México, Francia y Kenia. Por lo que comprobando ambos resultados y si sumamos tanto ganadería como agricultura podemos afirmar que el país más sostenible es México.</w:t>
+      </w:r>
+    </w:p>
+    <w:p>
+      <w:pPr>
+        <w:pStyle w:val="Prrafodelista"/>
+        <w:numPr>
+          <w:ilvl w:val="0"/>
+          <w:numId w:val="14"/>
+        </w:numPr>
+        <w:spacing w:line="276" w:lineRule="auto"/>
+        <w:jc w:val="both"/>
+        <w:rPr>
+          <w:rFonts w:ascii="Arial" w:hAnsi="Arial" w:cs="Arial"/>
+          <w:b/>
+          <w:sz w:val="24"/>
+        </w:rPr>
+      </w:pPr>
+      <w:r>
+        <w:rPr>
+          <w:rFonts w:ascii="Arial" w:hAnsi="Arial" w:cs="Arial"/>
+          <w:b/>
+          <w:sz w:val="24"/>
+        </w:rPr>
+        <w:t>Riesgo climático</w:t>
+      </w:r>
+    </w:p>
+    <w:p>
+      <w:pPr>
+        <w:spacing w:line="276" w:lineRule="auto"/>
+        <w:jc w:val="both"/>
+        <w:rPr>
+          <w:rFonts w:ascii="Arial" w:hAnsi="Arial" w:cs="Arial"/>
+          <w:sz w:val="24"/>
+        </w:rPr>
+      </w:pPr>
+      <w:r>
+        <w:rPr>
+          <w:rFonts w:ascii="Arial" w:hAnsi="Arial" w:cs="Arial"/>
+          <w:sz w:val="24"/>
+        </w:rPr>
+        <w:t>A la hora de llevar a cabo actividades de producción agrícola es muy necesario tener en cuenta que pueden ocurrir diferentes eventos que pueden alterar la producción. Por ello, es interesante comprobar cuáles son los cultivos más vulnerables ante estos eventos.</w:t>
+      </w:r>
+    </w:p>
+    <w:p>
+      <w:pPr>
+        <w:spacing w:line="276" w:lineRule="auto"/>
+        <w:jc w:val="both"/>
+        <w:rPr>
+          <w:rFonts w:ascii="Arial" w:hAnsi="Arial" w:cs="Arial"/>
+          <w:sz w:val="24"/>
+        </w:rPr>
+      </w:pPr>
+      <w:r>
+        <w:rPr>
+          <w:rFonts w:ascii="Arial" w:hAnsi="Arial" w:cs="Arial"/>
+          <w:sz w:val="24"/>
+        </w:rPr>
+        <w:drawing>
+          <wp:inline distT="0" distB="0" distL="0" distR="0" wp14:anchorId="01F97E63" wp14:editId="391A8B6B">
+            <wp:extent cx="5400040" cy="3163570"/>
+            <wp:effectExtent l="0" t="0" r="0" b="0"/>
+            <wp:docPr id="23" name="Imagen 23"/>
+            <wp:cNvGraphicFramePr>
+              <a:graphicFrameLocks xmlns:a="http://schemas.openxmlformats.org/drawingml/2006/main" noChangeAspect="1"/>
+            </wp:cNvGraphicFramePr>
+            <a:graphic xmlns:a="http://schemas.openxmlformats.org/drawingml/2006/main">
+              <a:graphicData uri="http://schemas.openxmlformats.org/drawingml/2006/picture">
+                <pic:pic xmlns:pic="http://schemas.openxmlformats.org/drawingml/2006/picture">
+                  <pic:nvPicPr>
+                    <pic:cNvPr id="1" name=""/>
+                    <pic:cNvPicPr/>
+                  </pic:nvPicPr>
+                  <pic:blipFill>
+                    <a:blip r:embed="rId30"/>
+                    <a:stretch>
+                      <a:fillRect/>
+                    </a:stretch>
+                  </pic:blipFill>
+                  <pic:spPr>
+                    <a:xfrm>
+                      <a:off x="0" y="0"/>
+                      <a:ext cx="5400040" cy="3163570"/>
+                    </a:xfrm>
+                    <a:prstGeom prst="rect">
+                      <a:avLst/>
+                    </a:prstGeom>
+                  </pic:spPr>
+                </pic:pic>
+              </a:graphicData>
+            </a:graphic>
+          </wp:inline>
+        </w:drawing>
+      </w:r>
+    </w:p>
+    <w:p>
+      <w:pPr>
+        <w:spacing w:line="276" w:lineRule="auto"/>
+        <w:jc w:val="both"/>
+        <w:rPr>
+          <w:rFonts w:ascii="Arial" w:hAnsi="Arial" w:cs="Arial"/>
+          <w:sz w:val="24"/>
+        </w:rPr>
+      </w:pPr>
+      <w:r>
+        <w:rPr>
+          <w:rFonts w:ascii="Arial" w:hAnsi="Arial" w:cs="Arial"/>
+          <w:sz w:val="24"/>
+        </w:rPr>
+        <w:t xml:space="preserve">Como podemos comprobar, ante la presencia de eventos extremos, los cultivos que más reducen su producción (hasta un 15%) son el café y la soja, mientras </w:t>
+      </w:r>
+      <w:r>
+        <w:rPr>
+          <w:rFonts w:ascii="Arial" w:hAnsi="Arial" w:cs="Arial"/>
+          <w:sz w:val="24"/>
+        </w:rPr>
+        <w:lastRenderedPageBreak/>
+        <w:t>que otros cultivos como el maíz o la caña de azúcar son más estables a pesar de las condiciones adversas.</w:t>
+      </w:r>
+    </w:p>
+    <w:p>
+      <w:pPr>
+        <w:spacing w:line="276" w:lineRule="auto"/>
+        <w:jc w:val="both"/>
+        <w:rPr>
+          <w:rFonts w:ascii="Arial" w:hAnsi="Arial" w:cs="Arial"/>
+          <w:sz w:val="24"/>
+        </w:rPr>
+      </w:pPr>
+      <w:r>
+        <w:rPr>
+          <w:rFonts w:ascii="Arial" w:hAnsi="Arial" w:cs="Arial"/>
+          <w:sz w:val="24"/>
+        </w:rPr>
+        <w:t xml:space="preserve">Además, cabe la posibilidad de predecir las pérdidas de rendimiento agrícola causadas por eventos como puede ser la sequía. Para ello, se pueden emplear modelos de aprendizaje automático. Mediante el uso de </w:t>
+      </w:r>
+      <w:r>
+        <w:rPr>
+          <w:rFonts w:ascii="Arial" w:hAnsi="Arial" w:cs="Arial"/>
+          <w:sz w:val="24"/>
+        </w:rPr>
+        <w:t>variables climáticas podemos estimar el rendimiento final de los distintos cultivos antes de la cosecha.</w:t>
+      </w:r>
+    </w:p>
+    <w:p>
+      <w:pPr>
+        <w:spacing w:line="276" w:lineRule="auto"/>
+        <w:jc w:val="both"/>
+        <w:rPr>
+          <w:rFonts w:ascii="Arial" w:hAnsi="Arial" w:cs="Arial"/>
+          <w:sz w:val="24"/>
+        </w:rPr>
+      </w:pPr>
+      <w:r>
+        <w:rPr>
+          <w:rFonts w:ascii="Arial" w:hAnsi="Arial" w:cs="Arial"/>
+          <w:sz w:val="24"/>
+        </w:rPr>
+        <w:drawing>
+          <wp:inline distT="0" distB="0" distL="0" distR="0" wp14:anchorId="36BBE92F" wp14:editId="2AC71803">
+            <wp:extent cx="5400040" cy="3459480"/>
+            <wp:effectExtent l="0" t="0" r="0" b="7620"/>
+            <wp:docPr id="24" name="Imagen 24"/>
+            <wp:cNvGraphicFramePr>
+              <a:graphicFrameLocks xmlns:a="http://schemas.openxmlformats.org/drawingml/2006/main" noChangeAspect="1"/>
+            </wp:cNvGraphicFramePr>
+            <a:graphic xmlns:a="http://schemas.openxmlformats.org/drawingml/2006/main">
+              <a:graphicData uri="http://schemas.openxmlformats.org/drawingml/2006/picture">
+                <pic:pic xmlns:pic="http://schemas.openxmlformats.org/drawingml/2006/picture">
+                  <pic:nvPicPr>
+                    <pic:cNvPr id="1" name=""/>
+                    <pic:cNvPicPr/>
+                  </pic:nvPicPr>
+                  <pic:blipFill>
+                    <a:blip r:embed="rId31"/>
+                    <a:stretch>
+                      <a:fillRect/>
+                    </a:stretch>
+                  </pic:blipFill>
+                  <pic:spPr>
+                    <a:xfrm>
+                      <a:off x="0" y="0"/>
+                      <a:ext cx="5400040" cy="3459480"/>
+                    </a:xfrm>
+                    <a:prstGeom prst="rect">
+                      <a:avLst/>
+                    </a:prstGeom>
+                  </pic:spPr>
+                </pic:pic>
+              </a:graphicData>
+            </a:graphic>
+          </wp:inline>
+        </w:drawing>
+      </w:r>
+    </w:p>
+    <w:p>
+      <w:pPr>
+        <w:spacing w:line="276" w:lineRule="auto"/>
+        <w:jc w:val="both"/>
+        <w:rPr>
+          <w:rFonts w:ascii="Arial" w:hAnsi="Arial" w:cs="Arial"/>
+          <w:sz w:val="24"/>
+        </w:rPr>
+      </w:pPr>
+      <w:r>
+        <w:rPr>
+          <w:rFonts w:ascii="Arial" w:hAnsi="Arial" w:cs="Arial"/>
+          <w:sz w:val="24"/>
+        </w:rPr>
+        <w:t>Como se puede comprobar cada cultivo se ve afectado por diferentes variables climáticas, lo que indica que no existe un único factor que anticipe la sequía. De modo que esta capacidad predictiva tiene un alto valor ya que permite detectar señales climáticas que ayuden a estimar la caída de la producción.</w:t>
+      </w:r>
+    </w:p>
+    <w:p>
+      <w:pPr>
+        <w:pStyle w:val="Ttulo2"/>
+        <w:numPr>
+          <w:ilvl w:val="1"/>
+          <w:numId w:val="7"/>
+        </w:numPr>
+        <w:spacing w:line="276" w:lineRule="auto"/>
+        <w:jc w:val="both"/>
+        <w:rPr>
+          <w:rFonts w:ascii="Arial" w:hAnsi="Arial" w:cs="Arial"/>
+          <w:b/>
+          <w:color w:val="auto"/>
+        </w:rPr>
+      </w:pPr>
+      <w:r>
+        <w:rPr>
+          <w:rFonts w:ascii="Arial" w:hAnsi="Arial" w:cs="Arial"/>
+          <w:b/>
+          <w:color w:val="auto"/>
+        </w:rPr>
+        <w:t>Machine Learning</w:t>
+      </w:r>
+    </w:p>
+    <w:p>
+      <w:pPr>
+        <w:pStyle w:val="Ttulo3"/>
+        <w:numPr>
+          <w:ilvl w:val="2"/>
+          <w:numId w:val="7"/>
+        </w:numPr>
+        <w:jc w:val="both"/>
+        <w:rPr>
+          <w:rFonts w:ascii="Arial" w:hAnsi="Arial" w:cs="Arial"/>
+          <w:b/>
+          <w:color w:val="auto"/>
+        </w:rPr>
+      </w:pPr>
+      <w:r>
+        <w:rPr>
+          <w:rFonts w:ascii="Arial" w:hAnsi="Arial" w:cs="Arial"/>
+          <w:b/>
+          <w:color w:val="auto"/>
+        </w:rPr>
+        <w:t>Predicción de Rendimiento Agrícola</w:t>
+      </w:r>
+    </w:p>
+    <w:p>
+      <w:pPr>
+        <w:spacing w:line="276" w:lineRule="auto"/>
+        <w:jc w:val="both"/>
+        <w:rPr>
+          <w:rFonts w:ascii="Arial" w:hAnsi="Arial" w:cs="Arial"/>
+          <w:sz w:val="24"/>
+        </w:rPr>
+      </w:pPr>
+      <w:r>
+        <w:rPr>
+          <w:rFonts w:ascii="Arial" w:hAnsi="Arial" w:cs="Arial"/>
+          <w:sz w:val="24"/>
+        </w:rPr>
+        <w:t>El problema consiste</w:t>
+      </w:r>
+      <w:r>
+        <w:rPr>
+          <w:rFonts w:ascii="Arial" w:hAnsi="Arial" w:cs="Arial"/>
+          <w:sz w:val="24"/>
+        </w:rPr>
+        <w:t xml:space="preserve"> en desarrollar un modelo predictivo capaz de estimar el rendimiento de los cultivos anticipándonos a la cosecha. La capacidad de predecir este rendimiento es vital para conseguir una buena planificación y gestión de riesgos.</w:t>
+      </w:r>
+    </w:p>
+    <w:p>
+      <w:pPr>
+        <w:spacing w:line="276" w:lineRule="auto"/>
+        <w:jc w:val="both"/>
+        <w:rPr>
+          <w:rFonts w:ascii="Arial" w:hAnsi="Arial" w:cs="Arial"/>
+          <w:sz w:val="24"/>
+        </w:rPr>
+      </w:pPr>
+      <w:r>
+        <w:rPr>
+          <w:rFonts w:ascii="Arial" w:hAnsi="Arial" w:cs="Arial"/>
+          <w:sz w:val="24"/>
+        </w:rPr>
+        <w:t>Para resolver el problema vamos a emplear dos modelos. El primero de ellos será un modelo simple como es una regresión lineal múltiple y el segundo un modelo más avanzado como es una red de neuronas lo que permitirá modelar relaciones más complejas.</w:t>
+      </w:r>
+    </w:p>
+    <w:p>
+      <w:pPr>
+        <w:spacing w:line="276" w:lineRule="auto"/>
+        <w:jc w:val="both"/>
+        <w:rPr>
+          <w:rFonts w:ascii="Arial" w:hAnsi="Arial" w:cs="Arial"/>
+          <w:sz w:val="24"/>
+        </w:rPr>
+      </w:pPr>
+      <w:r>
+        <w:rPr>
+          <w:rFonts w:ascii="Arial" w:hAnsi="Arial" w:cs="Arial"/>
+          <w:sz w:val="24"/>
+        </w:rPr>
+        <w:t xml:space="preserve">Para ello, lo primero que hemos tenido que hacer ha sido generar el dataset adecuado con el que se van a realizar los entrenamientos. En este caso hemos </w:t>
+      </w:r>
+      <w:r>
+        <w:rPr>
+          <w:rFonts w:ascii="Arial" w:hAnsi="Arial" w:cs="Arial"/>
+          <w:sz w:val="24"/>
+        </w:rPr>
+        <w:lastRenderedPageBreak/>
+        <w:t>combinado la producción agrícola</w:t>
+      </w:r>
+      <w:r>
+        <w:rPr>
+          <w:rFonts w:ascii="Arial" w:hAnsi="Arial" w:cs="Arial"/>
+          <w:sz w:val="24"/>
+        </w:rPr>
+        <w:t xml:space="preserve"> </w:t>
+      </w:r>
+      <w:r>
+        <w:rPr>
+          <w:rFonts w:ascii="Arial" w:hAnsi="Arial" w:cs="Arial"/>
+          <w:sz w:val="24"/>
+        </w:rPr>
+        <w:t>con las condiciones climáticas</w:t>
+      </w:r>
+      <w:r>
+        <w:rPr>
+          <w:rFonts w:ascii="Arial" w:hAnsi="Arial" w:cs="Arial"/>
+          <w:sz w:val="24"/>
+        </w:rPr>
+        <w:t>. No se combinan las imágenes satelitales puesto que las fechas van desde 2020 hasta 2033, mientras que en la producción solo tenemos datos desde 2011 hasta 2020</w:t>
+      </w:r>
+      <w:r>
+        <w:rPr>
+          <w:rFonts w:ascii="Arial" w:hAnsi="Arial" w:cs="Arial"/>
+          <w:sz w:val="24"/>
+        </w:rPr>
+        <w:t>.</w:t>
+      </w:r>
+    </w:p>
+    <w:p>
+      <w:pPr>
+        <w:spacing w:line="276" w:lineRule="auto"/>
+        <w:jc w:val="both"/>
+        <w:rPr>
+          <w:rFonts w:ascii="Arial" w:hAnsi="Arial" w:cs="Arial"/>
+          <w:sz w:val="24"/>
+        </w:rPr>
+      </w:pPr>
+      <w:r>
+        <w:rPr>
+          <w:rFonts w:ascii="Arial" w:hAnsi="Arial" w:cs="Arial"/>
+          <w:sz w:val="24"/>
+        </w:rPr>
+        <w:t>Una vez tenemos el conjunto de datos separados en variables objetivo y predictoras, procedemos a la fase de preprocesamiento de los datos donde hemos realizado un escalado de las variables numéricas continuas y una codificación de las variables categóricas que hemos usado para las predicciones. Una vez tenemos ya los conjuntos de datos preparados pasamos a la fase de modelado, que cuenta con dos modelos:</w:t>
+      </w:r>
+    </w:p>
+    <w:p>
+      <w:pPr>
+        <w:pStyle w:val="Prrafodelista"/>
+        <w:numPr>
+          <w:ilvl w:val="0"/>
+          <w:numId w:val="5"/>
+        </w:numPr>
+        <w:spacing w:line="276" w:lineRule="auto"/>
+        <w:jc w:val="both"/>
+        <w:rPr>
+          <w:rFonts w:ascii="Arial" w:hAnsi="Arial" w:cs="Arial"/>
+          <w:sz w:val="24"/>
+        </w:rPr>
+      </w:pPr>
+      <w:r>
+        <w:rPr>
+          <w:rFonts w:ascii="Arial" w:hAnsi="Arial" w:cs="Arial"/>
+          <w:b/>
+          <w:sz w:val="24"/>
+        </w:rPr>
+        <w:t xml:space="preserve">Regresión Lineal Múltiple: </w:t>
+      </w:r>
+      <w:r>
+        <w:rPr>
+          <w:rFonts w:ascii="Arial" w:hAnsi="Arial" w:cs="Arial"/>
+          <w:sz w:val="24"/>
+        </w:rPr>
+        <w:t>Se encarga de calcular una relación lineal entre las características independientes y la variable dependiente</w:t>
+      </w:r>
+      <w:r>
+        <w:rPr>
+          <w:rFonts w:ascii="Arial" w:hAnsi="Arial" w:cs="Arial"/>
+          <w:sz w:val="24"/>
+        </w:rPr>
+        <w:t xml:space="preserve">. Para evaluar el desempeño del este modelo y evitar el </w:t>
+      </w:r>
+      <w:r>
+        <w:rPr>
+          <w:rFonts w:ascii="Arial" w:hAnsi="Arial" w:cs="Arial"/>
+          <w:i/>
+          <w:sz w:val="24"/>
+        </w:rPr>
+        <w:t>overfitting</w:t>
+      </w:r>
+      <w:r>
+        <w:rPr>
+          <w:rFonts w:ascii="Arial" w:hAnsi="Arial" w:cs="Arial"/>
+          <w:sz w:val="24"/>
+        </w:rPr>
+        <w:t xml:space="preserve"> hemos realizado una validación cruzada de 5 particiones. Y como métricas hemos empleado el MSE, RMSE y R cuadrado, que han sido resultado de la media de cada una de las iteraciones de la validación cruzada. Los resultados de este modelo se comentaran en el apartado correspondiente de la memoria.</w:t>
+      </w:r>
+    </w:p>
+    <w:p>
+      <w:pPr>
+        <w:pStyle w:val="Prrafodelista"/>
+        <w:numPr>
+          <w:ilvl w:val="0"/>
+          <w:numId w:val="5"/>
+        </w:numPr>
+        <w:spacing w:line="276" w:lineRule="auto"/>
+        <w:jc w:val="both"/>
+        <w:rPr>
+          <w:rFonts w:ascii="Arial" w:hAnsi="Arial" w:cs="Arial"/>
+          <w:sz w:val="24"/>
+        </w:rPr>
+      </w:pPr>
+      <w:r>
+        <w:rPr>
+          <w:rFonts w:ascii="Arial" w:hAnsi="Arial" w:cs="Arial"/>
+          <w:b/>
+          <w:sz w:val="24"/>
+        </w:rPr>
+        <w:t xml:space="preserve">Red de neuronas: </w:t>
+      </w:r>
+      <w:r>
+        <w:rPr>
+          <w:rFonts w:ascii="Arial" w:hAnsi="Arial" w:cs="Arial"/>
+          <w:sz w:val="24"/>
+        </w:rPr>
+        <w:t>Este modelo se ha elegido puesto que permite tratar relaciones no lineales y aprender patrones más complejos. Lo primero que se ha tenido que especificar es una arquitectura, que ha sido la siguiente:</w:t>
+      </w:r>
+    </w:p>
+    <w:p>
+      <w:pPr>
+        <w:pStyle w:val="Prrafodelista"/>
+        <w:spacing w:line="276" w:lineRule="auto"/>
+        <w:ind w:left="502"/>
+        <w:jc w:val="center"/>
+        <w:rPr>
+          <w:rFonts w:ascii="Arial" w:hAnsi="Arial" w:cs="Arial"/>
+          <w:sz w:val="24"/>
+        </w:rPr>
+      </w:pPr>
+      <w:r>
+        <w:rPr>
+          <w:rFonts w:ascii="Arial" w:hAnsi="Arial" w:cs="Arial"/>
+          <w:sz w:val="24"/>
+        </w:rPr>
+        <w:drawing>
+          <wp:inline distT="0" distB="0" distL="0" distR="0" wp14:anchorId="23FE873B" wp14:editId="3B88CF1A">
+            <wp:extent cx="2400300" cy="3717221"/>
+            <wp:effectExtent l="0" t="0" r="0" b="0"/>
+            <wp:docPr id="25" name="Imagen 25"/>
+            <wp:cNvGraphicFramePr>
+              <a:graphicFrameLocks xmlns:a="http://schemas.openxmlformats.org/drawingml/2006/main" noChangeAspect="1"/>
+            </wp:cNvGraphicFramePr>
+            <a:graphic xmlns:a="http://schemas.openxmlformats.org/drawingml/2006/main">
+              <a:graphicData uri="http://schemas.openxmlformats.org/drawingml/2006/picture">
+                <pic:pic xmlns:pic="http://schemas.openxmlformats.org/drawingml/2006/picture">
+                  <pic:nvPicPr>
+                    <pic:cNvPr id="1" name=""/>
+                    <pic:cNvPicPr/>
+                  </pic:nvPicPr>
+                  <pic:blipFill>
+                    <a:blip r:embed="rId32"/>
+                    <a:stretch>
+                      <a:fillRect/>
+                    </a:stretch>
+                  </pic:blipFill>
+                  <pic:spPr>
+                    <a:xfrm>
+                      <a:off x="0" y="0"/>
+                      <a:ext cx="2415758" cy="3741161"/>
+                    </a:xfrm>
+                    <a:prstGeom prst="rect">
+                      <a:avLst/>
+                    </a:prstGeom>
+                  </pic:spPr>
+                </pic:pic>
+              </a:graphicData>
+            </a:graphic>
+          </wp:inline>
+        </w:drawing>
+      </w:r>
+    </w:p>
+    <w:p>
+      <w:pPr>
+        <w:pStyle w:val="Prrafodelista"/>
+        <w:spacing w:line="276" w:lineRule="auto"/>
+        <w:ind w:left="502"/>
+        <w:jc w:val="both"/>
+        <w:rPr>
+          <w:rFonts w:ascii="Arial" w:hAnsi="Arial" w:cs="Arial"/>
+          <w:sz w:val="24"/>
+        </w:rPr>
+      </w:pPr>
+      <w:r>
+        <w:rPr>
+          <w:rFonts w:ascii="Arial" w:hAnsi="Arial" w:cs="Arial"/>
+          <w:sz w:val="24"/>
+        </w:rPr>
+        <w:t xml:space="preserve">Una capa de entrada de 16 neuronas, conectada a una primera capa oculta que cuenta con 64 neuronas para buscar patrones más complejos en los datos. Le siguen dos capas ocultas de 32 y 16 neuronas respectivamente, buscando descartar el ruido y conservar las relaciones más relevantes. Y por último, al tratarse de un problema de regresión, la capa final consiste de </w:t>
+      </w:r>
+      <w:r>
+        <w:rPr>
+          <w:rFonts w:ascii="Arial" w:hAnsi="Arial" w:cs="Arial"/>
+          <w:sz w:val="24"/>
+        </w:rPr>
+        <w:lastRenderedPageBreak/>
+        <w:t xml:space="preserve">una única neurona con activación lineal. Todas las capas ocultas tienen una función de activación </w:t>
+      </w:r>
+      <w:r>
+        <w:rPr>
+          <w:rFonts w:ascii="Arial" w:hAnsi="Arial" w:cs="Arial"/>
+          <w:i/>
+          <w:sz w:val="24"/>
+        </w:rPr>
+        <w:t>ReLU</w:t>
+      </w:r>
+      <w:r>
+        <w:rPr>
+          <w:rFonts w:ascii="Arial" w:hAnsi="Arial" w:cs="Arial"/>
+          <w:sz w:val="24"/>
+        </w:rPr>
+        <w:t xml:space="preserve"> ya que permite introducir la no linealidad en el aprendizaje.</w:t>
+      </w:r>
+    </w:p>
+    <w:p>
+      <w:pPr>
+        <w:pStyle w:val="Prrafodelista"/>
+        <w:spacing w:line="276" w:lineRule="auto"/>
+        <w:ind w:left="502"/>
+        <w:jc w:val="both"/>
+        <w:rPr>
+          <w:rFonts w:ascii="Arial" w:hAnsi="Arial" w:cs="Arial"/>
+          <w:sz w:val="24"/>
+        </w:rPr>
+      </w:pPr>
+    </w:p>
+    <w:p>
+      <w:pPr>
+        <w:pStyle w:val="Prrafodelista"/>
+        <w:spacing w:line="276" w:lineRule="auto"/>
+        <w:ind w:left="502"/>
+        <w:jc w:val="both"/>
+        <w:rPr>
+          <w:rFonts w:ascii="Arial" w:hAnsi="Arial" w:cs="Arial"/>
+          <w:sz w:val="24"/>
+        </w:rPr>
+      </w:pPr>
+      <w:r>
+        <w:rPr>
+          <w:rFonts w:ascii="Arial" w:hAnsi="Arial" w:cs="Arial"/>
+          <w:sz w:val="24"/>
+        </w:rPr>
+        <w:t xml:space="preserve">Para mitigar el sobreajuste y garantizar la robustez del modelo hemos introducido capas de </w:t>
+      </w:r>
+      <w:proofErr w:type="spellStart"/>
+      <w:r>
+        <w:rPr>
+          <w:rFonts w:ascii="Arial" w:hAnsi="Arial" w:cs="Arial"/>
+          <w:i/>
+          <w:sz w:val="24"/>
+        </w:rPr>
+        <w:t>Dropout</w:t>
+      </w:r>
+      <w:proofErr w:type="spellEnd"/>
+      <w:r>
+        <w:rPr>
+          <w:rFonts w:ascii="Arial" w:hAnsi="Arial" w:cs="Arial"/>
+          <w:sz w:val="24"/>
+        </w:rPr>
+        <w:t xml:space="preserve">, apagando aleatoriamente un número de neuronas para que la red no dependa de ninguna variable de forma aislada. Además, configuramos un mecanismo de </w:t>
+      </w:r>
+      <w:proofErr w:type="spellStart"/>
+      <w:r>
+        <w:rPr>
+          <w:rFonts w:ascii="Arial" w:hAnsi="Arial" w:cs="Arial"/>
+          <w:i/>
+          <w:sz w:val="24"/>
+        </w:rPr>
+        <w:t>Early</w:t>
+      </w:r>
+      <w:proofErr w:type="spellEnd"/>
+      <w:r>
+        <w:rPr>
+          <w:rFonts w:ascii="Arial" w:hAnsi="Arial" w:cs="Arial"/>
+          <w:i/>
+          <w:sz w:val="24"/>
+        </w:rPr>
+        <w:t xml:space="preserve"> </w:t>
+      </w:r>
+      <w:proofErr w:type="spellStart"/>
+      <w:r>
+        <w:rPr>
+          <w:rFonts w:ascii="Arial" w:hAnsi="Arial" w:cs="Arial"/>
+          <w:i/>
+          <w:sz w:val="24"/>
+        </w:rPr>
+        <w:t>Stopping</w:t>
+      </w:r>
+      <w:proofErr w:type="spellEnd"/>
+      <w:r>
+        <w:rPr>
+          <w:rFonts w:ascii="Arial" w:hAnsi="Arial" w:cs="Arial"/>
+          <w:sz w:val="24"/>
+        </w:rPr>
+        <w:t xml:space="preserve"> para detener el entrenamiento en caso de que no se produzcan mejoras con el paso de las iteraciones.</w:t>
+      </w:r>
+    </w:p>
+    <w:p>
+      <w:pPr>
+        <w:pStyle w:val="Prrafodelista"/>
+        <w:spacing w:line="276" w:lineRule="auto"/>
+        <w:ind w:left="502"/>
+        <w:jc w:val="both"/>
+        <w:rPr>
+          <w:rFonts w:ascii="Arial" w:hAnsi="Arial" w:cs="Arial"/>
+          <w:sz w:val="24"/>
+        </w:rPr>
+      </w:pPr>
+    </w:p>
+    <w:p>
+      <w:pPr>
+        <w:pStyle w:val="Prrafodelista"/>
+        <w:spacing w:line="276" w:lineRule="auto"/>
+        <w:ind w:left="502"/>
+        <w:jc w:val="both"/>
+        <w:rPr>
+          <w:rFonts w:ascii="Arial" w:hAnsi="Arial" w:cs="Arial"/>
+          <w:sz w:val="24"/>
+        </w:rPr>
+      </w:pPr>
+      <w:r>
+        <w:rPr>
+          <w:rFonts w:ascii="Arial" w:hAnsi="Arial" w:cs="Arial"/>
+          <w:sz w:val="24"/>
+        </w:rPr>
+        <w:t>Hemos usado las mismas métricas de evaluación que en la regresión lineal para poder comparar los modelos que hemos generado. Lo cual se llevara a cabo en el apartado correspondiente a los resultados obtenidos.</w:t>
+      </w:r>
+    </w:p>
+    <w:p>
+      <w:pPr>
+        <w:spacing w:line="276" w:lineRule="auto"/>
+        <w:jc w:val="both"/>
+        <w:rPr>
+          <w:rFonts w:ascii="Arial" w:hAnsi="Arial" w:cs="Arial"/>
+          <w:sz w:val="24"/>
+        </w:rPr>
+      </w:pPr>
+    </w:p>
+    <w:p>
+      <w:pPr>
+        <w:spacing w:line="276" w:lineRule="auto"/>
+        <w:jc w:val="both"/>
+        <w:rPr>
+          <w:rFonts w:ascii="Arial" w:hAnsi="Arial" w:cs="Arial"/>
+          <w:sz w:val="24"/>
+        </w:rPr>
+      </w:pPr>
+    </w:p>
+    <w:p>
+      <w:pPr>
+        <w:pStyle w:val="Ttulo1"/>
+        <w:numPr>
+          <w:ilvl w:val="0"/>
+          <w:numId w:val="7"/>
+        </w:numPr>
+        <w:spacing w:line="276" w:lineRule="auto"/>
+        <w:jc w:val="both"/>
+        <w:rPr>
+          <w:rFonts w:ascii="Arial" w:hAnsi="Arial" w:cs="Arial"/>
+          <w:b/>
+          <w:color w:val="auto"/>
+        </w:rPr>
+      </w:pPr>
+      <w:r>
+        <w:rPr>
+          <w:rFonts w:ascii="Arial" w:hAnsi="Arial" w:cs="Arial"/>
+          <w:b/>
+          <w:color w:val="auto"/>
+        </w:rPr>
+        <w:t>Resultados</w:t>
+      </w:r>
+    </w:p>
+    <w:p>
+      <w:pPr>
+        <w:pStyle w:val="Ttulo2"/>
+        <w:numPr>
+          <w:ilvl w:val="1"/>
+          <w:numId w:val="7"/>
+        </w:numPr>
+        <w:spacing w:line="276" w:lineRule="auto"/>
+        <w:jc w:val="both"/>
+        <w:rPr>
+          <w:rFonts w:ascii="Arial" w:hAnsi="Arial" w:cs="Arial"/>
+          <w:b/>
+          <w:color w:val="auto"/>
+        </w:rPr>
+      </w:pPr>
+      <w:r>
+        <w:rPr>
+          <w:rFonts w:ascii="Arial" w:hAnsi="Arial" w:cs="Arial"/>
+          <w:b/>
+          <w:color w:val="auto"/>
+        </w:rPr>
+        <w:t>Predicción de rendimiento agrícola</w:t>
+      </w:r>
+    </w:p>
+    <w:p>
+      <w:pPr>
+        <w:spacing w:line="276" w:lineRule="auto"/>
+        <w:jc w:val="both"/>
+        <w:rPr>
+          <w:rFonts w:ascii="Arial" w:hAnsi="Arial" w:cs="Arial"/>
+          <w:sz w:val="24"/>
+        </w:rPr>
+      </w:pPr>
+      <w:r>
+        <w:rPr>
+          <w:rFonts w:ascii="Arial" w:hAnsi="Arial" w:cs="Arial"/>
+          <w:sz w:val="24"/>
+        </w:rPr>
+        <w:t>Tras el entrenamiento de los modelos para este problema hemos obtenido los siguientes resultados para cada modelo:</w:t>
+      </w:r>
+    </w:p>
+    <w:tbl>
+      <w:tblPr>
+        <w:tblStyle w:val="Tablaconcuadrcula"/>
+        <w:tblW w:w="0" w:type="auto"/>
+        <w:tblLook w:val="04A0" w:firstRow="1" w:lastRow="0" w:firstColumn="1" w:lastColumn="0" w:noHBand="0" w:noVBand="1"/>
+      </w:tblPr>
+      <w:tblGrid>
+        <w:gridCol w:w="2123"/>
+        <w:gridCol w:w="2123"/>
+        <w:gridCol w:w="2124"/>
+        <w:gridCol w:w="2124"/>
+      </w:tblGrid>
+      <w:tr>
+        <w:tc>
+          <w:tcPr>
+            <w:tcW w:w="2123" w:type="dxa"/>
+            <w:vAlign w:val="center"/>
+          </w:tcPr>
+          <w:p>
+            <w:pPr>
+              <w:spacing w:line="276" w:lineRule="auto"/>
+              <w:jc w:val="center"/>
+              <w:rPr>
+                <w:rFonts w:ascii="Arial" w:hAnsi="Arial" w:cs="Arial"/>
+                <w:b/>
+                <w:sz w:val="24"/>
+              </w:rPr>
+            </w:pPr>
+            <w:r>
+              <w:rPr>
+                <w:rFonts w:ascii="Arial" w:hAnsi="Arial" w:cs="Arial"/>
+                <w:b/>
+                <w:sz w:val="24"/>
+              </w:rPr>
+              <w:t>Modelo</w:t>
+            </w:r>
+          </w:p>
+        </w:tc>
+        <w:tc>
+          <w:tcPr>
+            <w:tcW w:w="2123" w:type="dxa"/>
+            <w:vAlign w:val="center"/>
+          </w:tcPr>
+          <w:p>
+            <w:pPr>
+              <w:spacing w:line="276" w:lineRule="auto"/>
+              <w:jc w:val="center"/>
+              <w:rPr>
+                <w:rFonts w:ascii="Arial" w:hAnsi="Arial" w:cs="Arial"/>
+                <w:b/>
+                <w:sz w:val="24"/>
+              </w:rPr>
+            </w:pPr>
+            <w:r>
+              <w:rPr>
+                <w:rFonts w:ascii="Arial" w:hAnsi="Arial" w:cs="Arial"/>
+                <w:b/>
+                <w:sz w:val="24"/>
+              </w:rPr>
+              <w:t>R cuadrado</w:t>
+            </w:r>
+          </w:p>
+        </w:tc>
+        <w:tc>
+          <w:tcPr>
+            <w:tcW w:w="2124" w:type="dxa"/>
+            <w:vAlign w:val="center"/>
+          </w:tcPr>
+          <w:p>
+            <w:pPr>
+              <w:spacing w:line="276" w:lineRule="auto"/>
+              <w:jc w:val="center"/>
+              <w:rPr>
+                <w:rFonts w:ascii="Arial" w:hAnsi="Arial" w:cs="Arial"/>
+                <w:b/>
+                <w:sz w:val="24"/>
+              </w:rPr>
+            </w:pPr>
+            <w:r>
+              <w:rPr>
+                <w:rFonts w:ascii="Arial" w:hAnsi="Arial" w:cs="Arial"/>
+                <w:b/>
+                <w:sz w:val="24"/>
+              </w:rPr>
+              <w:t>MAE</w:t>
+            </w:r>
+          </w:p>
+        </w:tc>
+        <w:tc>
+          <w:tcPr>
+            <w:tcW w:w="2124" w:type="dxa"/>
+            <w:vAlign w:val="center"/>
+          </w:tcPr>
+          <w:p>
+            <w:pPr>
+              <w:spacing w:line="276" w:lineRule="auto"/>
+              <w:jc w:val="center"/>
+              <w:rPr>
+                <w:rFonts w:ascii="Arial" w:hAnsi="Arial" w:cs="Arial"/>
+                <w:b/>
+                <w:sz w:val="24"/>
+              </w:rPr>
+            </w:pPr>
+            <w:r>
+              <w:rPr>
+                <w:rFonts w:ascii="Arial" w:hAnsi="Arial" w:cs="Arial"/>
+                <w:b/>
+                <w:sz w:val="24"/>
+              </w:rPr>
+              <w:t>RMSE</w:t>
+            </w:r>
+          </w:p>
+        </w:tc>
+      </w:tr>
+      <w:tr>
+        <w:tc>
+          <w:tcPr>
+            <w:tcW w:w="2123" w:type="dxa"/>
+            <w:vAlign w:val="center"/>
+          </w:tcPr>
+          <w:p>
+            <w:pPr>
+              <w:spacing w:line="276" w:lineRule="auto"/>
+              <w:jc w:val="center"/>
+              <w:rPr>
+                <w:rFonts w:ascii="Arial" w:hAnsi="Arial" w:cs="Arial"/>
+                <w:b/>
+                <w:sz w:val="24"/>
+              </w:rPr>
+            </w:pPr>
+            <w:r>
+              <w:rPr>
+                <w:rFonts w:ascii="Arial" w:hAnsi="Arial" w:cs="Arial"/>
+                <w:b/>
+                <w:sz w:val="24"/>
+              </w:rPr>
+              <w:t>Regresión múltiple</w:t>
+            </w:r>
+          </w:p>
+        </w:tc>
+        <w:tc>
+          <w:tcPr>
+            <w:tcW w:w="2123" w:type="dxa"/>
+            <w:vAlign w:val="center"/>
+          </w:tcPr>
+          <w:p>
+            <w:pPr>
+              <w:spacing w:line="276" w:lineRule="auto"/>
+              <w:jc w:val="center"/>
+              <w:rPr>
+                <w:rFonts w:ascii="Arial" w:hAnsi="Arial" w:cs="Arial"/>
+                <w:sz w:val="24"/>
+              </w:rPr>
+            </w:pPr>
+            <w:r>
+              <w:rPr>
+                <w:rFonts w:ascii="Arial" w:hAnsi="Arial" w:cs="Arial"/>
+                <w:sz w:val="24"/>
+              </w:rPr>
+              <w:t>0.9285</w:t>
+            </w:r>
+          </w:p>
+        </w:tc>
+        <w:tc>
+          <w:tcPr>
+            <w:tcW w:w="2124" w:type="dxa"/>
+            <w:vAlign w:val="center"/>
+          </w:tcPr>
+          <w:p>
+            <w:pPr>
+              <w:spacing w:line="276" w:lineRule="auto"/>
+              <w:jc w:val="center"/>
+              <w:rPr>
+                <w:rFonts w:ascii="Arial" w:hAnsi="Arial" w:cs="Arial"/>
+                <w:sz w:val="24"/>
+              </w:rPr>
+            </w:pPr>
+            <w:r>
+              <w:rPr>
+                <w:rFonts w:ascii="Arial" w:hAnsi="Arial" w:cs="Arial"/>
+                <w:sz w:val="24"/>
+              </w:rPr>
+              <w:t>3.15 Ton/ha</w:t>
+            </w:r>
+          </w:p>
+        </w:tc>
+        <w:tc>
+          <w:tcPr>
+            <w:tcW w:w="2124" w:type="dxa"/>
+            <w:vAlign w:val="center"/>
+          </w:tcPr>
+          <w:p>
+            <w:pPr>
+              <w:spacing w:line="276" w:lineRule="auto"/>
+              <w:jc w:val="center"/>
+              <w:rPr>
+                <w:rFonts w:ascii="Arial" w:hAnsi="Arial" w:cs="Arial"/>
+                <w:sz w:val="24"/>
+              </w:rPr>
+            </w:pPr>
+            <w:r>
+              <w:rPr>
+                <w:rFonts w:ascii="Arial" w:hAnsi="Arial" w:cs="Arial"/>
+                <w:sz w:val="24"/>
+              </w:rPr>
+              <w:t>7.24 Ton/ha</w:t>
+            </w:r>
+          </w:p>
+        </w:tc>
+      </w:tr>
+      <w:tr>
+        <w:tc>
+          <w:tcPr>
+            <w:tcW w:w="2123" w:type="dxa"/>
+            <w:vAlign w:val="center"/>
+          </w:tcPr>
+          <w:p>
+            <w:pPr>
+              <w:spacing w:line="276" w:lineRule="auto"/>
+              <w:jc w:val="center"/>
+              <w:rPr>
+                <w:rFonts w:ascii="Arial" w:hAnsi="Arial" w:cs="Arial"/>
+                <w:b/>
+                <w:sz w:val="24"/>
+              </w:rPr>
+            </w:pPr>
+            <w:r>
+              <w:rPr>
+                <w:rFonts w:ascii="Arial" w:hAnsi="Arial" w:cs="Arial"/>
+                <w:b/>
+                <w:sz w:val="24"/>
+              </w:rPr>
+              <w:t>Red de neuronas</w:t>
+            </w:r>
+          </w:p>
+        </w:tc>
+        <w:tc>
+          <w:tcPr>
+            <w:tcW w:w="2123" w:type="dxa"/>
+            <w:vAlign w:val="center"/>
+          </w:tcPr>
+          <w:p>
+            <w:pPr>
+              <w:spacing w:line="276" w:lineRule="auto"/>
+              <w:jc w:val="center"/>
+              <w:rPr>
+                <w:rFonts w:ascii="Arial" w:hAnsi="Arial" w:cs="Arial"/>
+                <w:sz w:val="24"/>
+              </w:rPr>
+            </w:pPr>
+            <w:r>
+              <w:rPr>
+                <w:rFonts w:ascii="Arial" w:hAnsi="Arial" w:cs="Arial"/>
+                <w:sz w:val="24"/>
+              </w:rPr>
+              <w:t>0.9297</w:t>
+            </w:r>
+          </w:p>
+        </w:tc>
+        <w:tc>
+          <w:tcPr>
+            <w:tcW w:w="2124" w:type="dxa"/>
+            <w:vAlign w:val="center"/>
+          </w:tcPr>
+          <w:p>
+            <w:pPr>
+              <w:spacing w:line="276" w:lineRule="auto"/>
+              <w:jc w:val="center"/>
+              <w:rPr>
+                <w:rFonts w:ascii="Arial" w:hAnsi="Arial" w:cs="Arial"/>
+                <w:sz w:val="24"/>
+              </w:rPr>
+            </w:pPr>
+            <w:r>
+              <w:rPr>
+                <w:rFonts w:ascii="Arial" w:hAnsi="Arial" w:cs="Arial"/>
+                <w:sz w:val="24"/>
+              </w:rPr>
+              <w:t>4.06 Ton/ha</w:t>
+            </w:r>
+          </w:p>
+        </w:tc>
+        <w:tc>
+          <w:tcPr>
+            <w:tcW w:w="2124" w:type="dxa"/>
+            <w:vAlign w:val="center"/>
+          </w:tcPr>
+          <w:p>
+            <w:pPr>
+              <w:spacing w:line="276" w:lineRule="auto"/>
+              <w:jc w:val="center"/>
+              <w:rPr>
+                <w:rFonts w:ascii="Arial" w:hAnsi="Arial" w:cs="Arial"/>
+                <w:sz w:val="24"/>
+              </w:rPr>
+            </w:pPr>
+            <w:r>
+              <w:rPr>
+                <w:rFonts w:ascii="Arial" w:hAnsi="Arial" w:cs="Arial"/>
+                <w:sz w:val="24"/>
+              </w:rPr>
+              <w:t>8.38 Ton/ha</w:t>
+            </w:r>
+          </w:p>
+        </w:tc>
+      </w:tr>
+    </w:tbl>
+    <w:p>
+      <w:pPr>
+        <w:spacing w:line="276" w:lineRule="auto"/>
+        <w:jc w:val="both"/>
+        <w:rPr>
+          <w:rFonts w:ascii="Arial" w:hAnsi="Arial" w:cs="Arial"/>
+          <w:sz w:val="24"/>
+        </w:rPr>
+      </w:pPr>
+      <w:r>
+        <w:rPr>
+          <w:rFonts w:ascii="Arial" w:hAnsi="Arial" w:cs="Arial"/>
+          <w:sz w:val="24"/>
+        </w:rPr>
+        <w:t>Al contrastar ambos modelos, observamos que ambos modelos explican prácticamente la misma cantidad de varianza en los datos con un valor de R cuadrado cercano al 93%, pero el modelo de regresión lineal es superior en la precisión absoluta ya que comete un error medio absoluto menor y penaliza menos los errores extremos.</w:t>
+      </w:r>
+    </w:p>
+    <w:p>
+      <w:pPr>
+        <w:spacing w:line="276" w:lineRule="auto"/>
+        <w:jc w:val="both"/>
+        <w:rPr>
+          <w:rFonts w:ascii="Arial" w:hAnsi="Arial" w:cs="Arial"/>
+          <w:sz w:val="24"/>
+        </w:rPr>
+      </w:pPr>
+      <w:r>
+        <w:rPr>
+          <w:rFonts w:ascii="Arial" w:hAnsi="Arial" w:cs="Arial"/>
+          <w:sz w:val="24"/>
+        </w:rPr>
+        <w:t xml:space="preserve">La superioridad del modelo lineal indica que el rendimiento está fuertemente dominado por escalones lineales fijos. Es decir, que la diferencia entre el rendimiento de la producción de caña de azúcar y otra cualquiera como puede ser la de té, es tan abismal </w:t>
+      </w:r>
+      <w:r>
+        <w:rPr>
+          <w:rFonts w:ascii="Arial" w:hAnsi="Arial" w:cs="Arial"/>
+          <w:sz w:val="24"/>
+        </w:rPr>
+        <w:t>que un modelo lineal simple codificando el tipo de cultivo captura casi toda la complejidad del problema sin necesidad de buscar patrones ocultos profundos</w:t>
+      </w:r>
+      <w:r>
+        <w:rPr>
+          <w:rFonts w:ascii="Arial" w:hAnsi="Arial" w:cs="Arial"/>
+          <w:sz w:val="24"/>
+        </w:rPr>
+        <w:t>.</w:t>
+      </w:r>
+    </w:p>
+    <w:p>
+      <w:pPr>
+        <w:spacing w:line="276" w:lineRule="auto"/>
+        <w:jc w:val="both"/>
+        <w:rPr>
+          <w:rFonts w:ascii="Arial" w:hAnsi="Arial" w:cs="Arial"/>
+          <w:sz w:val="24"/>
+        </w:rPr>
+      </w:pPr>
+      <w:r>
+        <w:rPr>
+          <w:rFonts w:ascii="Arial" w:hAnsi="Arial" w:cs="Arial"/>
+          <w:sz w:val="24"/>
+        </w:rPr>
+        <w:t xml:space="preserve">Además, la regresión múltiple me permite una mejor interpretación de los resultados. Esto es debido a que nos ofrece cuales son las características que mejor contribuyen a las predicciones. </w:t>
       </w:r>
       <w:bookmarkStart w:id="0" w:name="_GoBack"/>
       <w:bookmarkEnd w:id="0"/>
-      <w:r>
-        <w:rPr>
-          <w:rFonts w:ascii="Arial" w:hAnsi="Arial" w:cs="Arial"/>
-          <w:sz w:val="24"/>
-        </w:rPr>
-        <w:t>lo que los convierte en objetivos prioritarios para futuras políticas de transición agrícola.</w:t>
-      </w:r>
     </w:p>
     <w:p>
       <w:pPr>
@@ -12727,21 +15557,134 @@
         <w:jc w:val="both"/>
         <w:rPr>
           <w:rFonts w:ascii="Arial" w:hAnsi="Arial" w:cs="Arial"/>
+          <w:sz w:val="24"/>
+        </w:rPr>
+      </w:pPr>
+    </w:p>
+    <w:p>
+      <w:pPr>
+        <w:spacing w:line="276" w:lineRule="auto"/>
+        <w:jc w:val="both"/>
+        <w:rPr>
+          <w:rFonts w:ascii="Arial" w:hAnsi="Arial" w:cs="Arial"/>
+          <w:sz w:val="24"/>
+        </w:rPr>
+      </w:pPr>
+    </w:p>
+    <w:p>
+      <w:pPr>
+        <w:spacing w:line="276" w:lineRule="auto"/>
+        <w:jc w:val="both"/>
+        <w:rPr>
+          <w:rFonts w:ascii="Arial" w:hAnsi="Arial" w:cs="Arial"/>
           <w:b/>
           <w:sz w:val="24"/>
         </w:rPr>
       </w:pPr>
+      <w:proofErr w:type="spellStart"/>
       <w:r>
         <w:rPr>
           <w:rFonts w:ascii="Arial" w:hAnsi="Arial" w:cs="Arial"/>
           <w:b/>
           <w:sz w:val="24"/>
         </w:rPr>
-        <w:t xml:space="preserve"> </w:t>
+        <w:t>Bibliografia</w:t>
+      </w:r>
+      <w:proofErr w:type="spellEnd"/>
+      <w:r>
+        <w:rPr>
+          <w:rFonts w:ascii="Arial" w:hAnsi="Arial" w:cs="Arial"/>
+          <w:b/>
+          <w:sz w:val="24"/>
+        </w:rPr>
+        <w:t>:</w:t>
+      </w:r>
+    </w:p>
+    <w:p>
+      <w:pPr>
+        <w:pStyle w:val="Prrafodelista"/>
+        <w:numPr>
+          <w:ilvl w:val="0"/>
+          <w:numId w:val="5"/>
+        </w:numPr>
+        <w:spacing w:line="276" w:lineRule="auto"/>
+        <w:jc w:val="both"/>
+        <w:rPr>
+          <w:rFonts w:ascii="Arial" w:hAnsi="Arial" w:cs="Arial"/>
+          <w:b/>
+          <w:sz w:val="24"/>
+        </w:rPr>
+      </w:pPr>
+      <w:hyperlink r:id="rId33" w:history="1">
+        <w:r>
+          <w:rPr>
+            <w:rStyle w:val="Hipervnculo"/>
+          </w:rPr>
+          <w:t>https://www.mdpi.com/1424-8220/18/8/2674</w:t>
+        </w:r>
+      </w:hyperlink>
+      <w:r>
+        <w:t xml:space="preserve"> (</w:t>
+      </w:r>
+      <w:proofErr w:type="spellStart"/>
+      <w:r>
+        <w:t>paper</w:t>
+      </w:r>
+      <w:proofErr w:type="spellEnd"/>
+      <w:r>
+        <w:t xml:space="preserve"> 1)</w:t>
+      </w:r>
+    </w:p>
+    <w:p>
+      <w:pPr>
+        <w:pStyle w:val="Prrafodelista"/>
+        <w:numPr>
+          <w:ilvl w:val="0"/>
+          <w:numId w:val="5"/>
+        </w:numPr>
+        <w:spacing w:line="276" w:lineRule="auto"/>
+        <w:jc w:val="both"/>
+        <w:rPr>
+          <w:rFonts w:ascii="Arial" w:hAnsi="Arial" w:cs="Arial"/>
+          <w:sz w:val="24"/>
+        </w:rPr>
+      </w:pPr>
+      <w:hyperlink r:id="rId34" w:history="1">
+        <w:r>
+          <w:rPr>
+            <w:rStyle w:val="Hipervnculo"/>
+            <w:rFonts w:ascii="Arial" w:hAnsi="Arial" w:cs="Arial"/>
+            <w:sz w:val="24"/>
+          </w:rPr>
+          <w:t>https://www.researchgate.net/publication/392224673_Advances_in_Machine_Learning_for_Crop_Yield_Prediction_A_Comprehensive_Review_of_Techniques_Trends_and_Challenges</w:t>
+        </w:r>
+      </w:hyperlink>
+      <w:r>
+        <w:rPr>
+          <w:rFonts w:ascii="Arial" w:hAnsi="Arial" w:cs="Arial"/>
+          <w:sz w:val="24"/>
+        </w:rPr>
+        <w:t xml:space="preserve"> (</w:t>
+      </w:r>
+      <w:proofErr w:type="spellStart"/>
+      <w:r>
+        <w:rPr>
+          <w:rFonts w:ascii="Arial" w:hAnsi="Arial" w:cs="Arial"/>
+          <w:sz w:val="24"/>
+        </w:rPr>
+        <w:t>paper</w:t>
+      </w:r>
+      <w:proofErr w:type="spellEnd"/>
+      <w:r>
+        <w:rPr>
+          <w:rFonts w:ascii="Arial" w:hAnsi="Arial" w:cs="Arial"/>
+          <w:sz w:val="24"/>
+        </w:rPr>
+        <w:t xml:space="preserve"> 2)</w:t>
       </w:r>
     </w:p>
     <w:sectPr>
-      <w:footerReference w:type="default" r:id="rId26"/>
+      <w:footerReference w:type="default" r:id="rId35"/>
       <w:pgSz w:w="11906" w:h="16838"/>
       <w:pgMar w:top="1417" w:right="1701" w:bottom="1417" w:left="1701" w:header="708" w:footer="708" w:gutter="0"/>
       <w:cols w:space="708"/>
@@ -12805,7 +15748,7 @@
           <w:rPr>
             <w:noProof/>
           </w:rPr>
-          <w:t>16</w:t>
+          <w:t>26</w:t>
         </w:r>
         <w:r>
           <w:fldChar w:fldCharType="end"/>
@@ -12940,7 +15883,7 @@
   <w:abstractNum w:abstractNumId="1" w15:restartNumberingAfterBreak="0">
     <w:nsid w:val="151861F3"/>
     <w:multiLevelType w:val="multilevel"/>
-    <w:tmpl w:val="29063264"/>
+    <w:tmpl w:val="3258B950"/>
     <w:lvl w:ilvl="0">
       <w:start w:val="1"/>
       <w:numFmt w:val="decimal"/>
@@ -12963,7 +15906,8 @@
         <w:ind w:left="1080" w:hanging="720"/>
       </w:pPr>
       <w:rPr>
-        <w:rFonts w:hint="default"/>
+        <w:rFonts w:ascii="Arial" w:hAnsi="Arial" w:cs="Arial" w:hint="default"/>
+        <w:b/>
         <w:color w:val="auto"/>
       </w:rPr>
     </w:lvl>
@@ -13353,13 +16297,13 @@
     </w:lvl>
   </w:abstractNum>
   <w:abstractNum w:abstractNumId="5" w15:restartNumberingAfterBreak="0">
-    <w:nsid w:val="3BB55AD3"/>
+    <w:nsid w:val="3B9B5FDA"/>
     <w:multiLevelType w:val="hybridMultilevel"/>
-    <w:tmpl w:val="4B00CEA8"/>
-    <w:lvl w:ilvl="0" w:tplc="0C0A000F">
+    <w:tmpl w:val="0B320098"/>
+    <w:lvl w:ilvl="0" w:tplc="0C0A0017">
       <w:start w:val="1"/>
-      <w:numFmt w:val="decimal"/>
-      <w:lvlText w:val="%1."/>
+      <w:numFmt w:val="lowerLetter"/>
+      <w:lvlText w:val="%1)"/>
       <w:lvlJc w:val="left"/>
       <w:pPr>
         <w:ind w:left="720" w:hanging="360"/>
@@ -13442,6 +16386,95 @@
     </w:lvl>
   </w:abstractNum>
   <w:abstractNum w:abstractNumId="6" w15:restartNumberingAfterBreak="0">
+    <w:nsid w:val="3BB55AD3"/>
+    <w:multiLevelType w:val="hybridMultilevel"/>
+    <w:tmpl w:val="4B00CEA8"/>
+    <w:lvl w:ilvl="0" w:tplc="0C0A000F">
+      <w:start w:val="1"/>
+      <w:numFmt w:val="decimal"/>
+      <w:lvlText w:val="%1."/>
+      <w:lvlJc w:val="left"/>
+      <w:pPr>
+        <w:ind w:left="720" w:hanging="360"/>
+      </w:pPr>
+      <w:rPr>
+        <w:rFonts w:hint="default"/>
+      </w:rPr>
+    </w:lvl>
+    <w:lvl w:ilvl="1" w:tplc="0C0A0019" w:tentative="1">
+      <w:start w:val="1"/>
+      <w:numFmt w:val="lowerLetter"/>
+      <w:lvlText w:val="%2."/>
+      <w:lvlJc w:val="left"/>
+      <w:pPr>
+        <w:ind w:left="1440" w:hanging="360"/>
+      </w:pPr>
+    </w:lvl>
+    <w:lvl w:ilvl="2" w:tplc="0C0A001B" w:tentative="1">
+      <w:start w:val="1"/>
+      <w:numFmt w:val="lowerRoman"/>
+      <w:lvlText w:val="%3."/>
+      <w:lvlJc w:val="right"/>
+      <w:pPr>
+        <w:ind w:left="2160" w:hanging="180"/>
+      </w:pPr>
+    </w:lvl>
+    <w:lvl w:ilvl="3" w:tplc="0C0A000F" w:tentative="1">
+      <w:start w:val="1"/>
+      <w:numFmt w:val="decimal"/>
+      <w:lvlText w:val="%4."/>
+      <w:lvlJc w:val="left"/>
+      <w:pPr>
+        <w:ind w:left="2880" w:hanging="360"/>
+      </w:pPr>
+    </w:lvl>
+    <w:lvl w:ilvl="4" w:tplc="0C0A0019" w:tentative="1">
+      <w:start w:val="1"/>
+      <w:numFmt w:val="lowerLetter"/>
+      <w:lvlText w:val="%5."/>
+      <w:lvlJc w:val="left"/>
+      <w:pPr>
+        <w:ind w:left="3600" w:hanging="360"/>
+      </w:pPr>
+    </w:lvl>
+    <w:lvl w:ilvl="5" w:tplc="0C0A001B" w:tentative="1">
+      <w:start w:val="1"/>
+      <w:numFmt w:val="lowerRoman"/>
+      <w:lvlText w:val="%6."/>
+      <w:lvlJc w:val="right"/>
+      <w:pPr>
+        <w:ind w:left="4320" w:hanging="180"/>
+      </w:pPr>
+    </w:lvl>
+    <w:lvl w:ilvl="6" w:tplc="0C0A000F" w:tentative="1">
+      <w:start w:val="1"/>
+      <w:numFmt w:val="decimal"/>
+      <w:lvlText w:val="%7."/>
+      <w:lvlJc w:val="left"/>
+      <w:pPr>
+        <w:ind w:left="5040" w:hanging="360"/>
+      </w:pPr>
+    </w:lvl>
+    <w:lvl w:ilvl="7" w:tplc="0C0A0019" w:tentative="1">
+      <w:start w:val="1"/>
+      <w:numFmt w:val="lowerLetter"/>
+      <w:lvlText w:val="%8."/>
+      <w:lvlJc w:val="left"/>
+      <w:pPr>
+        <w:ind w:left="5760" w:hanging="360"/>
+      </w:pPr>
+    </w:lvl>
+    <w:lvl w:ilvl="8" w:tplc="0C0A001B" w:tentative="1">
+      <w:start w:val="1"/>
+      <w:numFmt w:val="lowerRoman"/>
+      <w:lvlText w:val="%9."/>
+      <w:lvlJc w:val="right"/>
+      <w:pPr>
+        <w:ind w:left="6480" w:hanging="180"/>
+      </w:pPr>
+    </w:lvl>
+  </w:abstractNum>
+  <w:abstractNum w:abstractNumId="7" w15:restartNumberingAfterBreak="0">
     <w:nsid w:val="3CFC5033"/>
     <w:multiLevelType w:val="hybridMultilevel"/>
     <w:tmpl w:val="E124BDA2"/>
@@ -13527,7 +16560,7 @@
       </w:pPr>
     </w:lvl>
   </w:abstractNum>
-  <w:abstractNum w:abstractNumId="7" w15:restartNumberingAfterBreak="0">
+  <w:abstractNum w:abstractNumId="8" w15:restartNumberingAfterBreak="0">
     <w:nsid w:val="49405B27"/>
     <w:multiLevelType w:val="multilevel"/>
     <w:tmpl w:val="29A038DE"/>
@@ -13616,7 +16649,7 @@
       </w:pPr>
     </w:lvl>
   </w:abstractNum>
-  <w:abstractNum w:abstractNumId="8" w15:restartNumberingAfterBreak="0">
+  <w:abstractNum w:abstractNumId="9" w15:restartNumberingAfterBreak="0">
     <w:nsid w:val="4B471FD2"/>
     <w:multiLevelType w:val="hybridMultilevel"/>
     <w:tmpl w:val="D1E496AA"/>
@@ -13705,7 +16738,7 @@
       </w:pPr>
     </w:lvl>
   </w:abstractNum>
-  <w:abstractNum w:abstractNumId="9" w15:restartNumberingAfterBreak="0">
+  <w:abstractNum w:abstractNumId="10" w15:restartNumberingAfterBreak="0">
     <w:nsid w:val="4F3A39D3"/>
     <w:multiLevelType w:val="hybridMultilevel"/>
     <w:tmpl w:val="05BAEA86"/>
@@ -13794,7 +16827,7 @@
       </w:pPr>
     </w:lvl>
   </w:abstractNum>
-  <w:abstractNum w:abstractNumId="10" w15:restartNumberingAfterBreak="0">
+  <w:abstractNum w:abstractNumId="11" w15:restartNumberingAfterBreak="0">
     <w:nsid w:val="548C3DB9"/>
     <w:multiLevelType w:val="hybridMultilevel"/>
     <w:tmpl w:val="B7E440CC"/>
@@ -13889,17 +16922,106 @@
       </w:pPr>
     </w:lvl>
   </w:abstractNum>
-  <w:abstractNum w:abstractNumId="11" w15:restartNumberingAfterBreak="0">
-    <w:nsid w:val="7B6812BC"/>
+  <w:abstractNum w:abstractNumId="12" w15:restartNumberingAfterBreak="0">
+    <w:nsid w:val="561934C3"/>
     <w:multiLevelType w:val="hybridMultilevel"/>
-    <w:tmpl w:val="B4D4A3B4"/>
-    <w:lvl w:ilvl="0" w:tplc="822C7756">
-      <w:start w:val="2"/>
+    <w:tmpl w:val="BEC88A58"/>
+    <w:lvl w:ilvl="0" w:tplc="0C0A0017">
+      <w:start w:val="1"/>
+      <w:numFmt w:val="lowerLetter"/>
+      <w:lvlText w:val="%1)"/>
+      <w:lvlJc w:val="left"/>
+      <w:pPr>
+        <w:ind w:left="720" w:hanging="360"/>
+      </w:pPr>
+      <w:rPr>
+        <w:rFonts w:hint="default"/>
+      </w:rPr>
+    </w:lvl>
+    <w:lvl w:ilvl="1" w:tplc="0C0A0019" w:tentative="1">
+      <w:start w:val="1"/>
+      <w:numFmt w:val="lowerLetter"/>
+      <w:lvlText w:val="%2."/>
+      <w:lvlJc w:val="left"/>
+      <w:pPr>
+        <w:ind w:left="1440" w:hanging="360"/>
+      </w:pPr>
+    </w:lvl>
+    <w:lvl w:ilvl="2" w:tplc="0C0A001B" w:tentative="1">
+      <w:start w:val="1"/>
+      <w:numFmt w:val="lowerRoman"/>
+      <w:lvlText w:val="%3."/>
+      <w:lvlJc w:val="right"/>
+      <w:pPr>
+        <w:ind w:left="2160" w:hanging="180"/>
+      </w:pPr>
+    </w:lvl>
+    <w:lvl w:ilvl="3" w:tplc="0C0A000F" w:tentative="1">
+      <w:start w:val="1"/>
+      <w:numFmt w:val="decimal"/>
+      <w:lvlText w:val="%4."/>
+      <w:lvlJc w:val="left"/>
+      <w:pPr>
+        <w:ind w:left="2880" w:hanging="360"/>
+      </w:pPr>
+    </w:lvl>
+    <w:lvl w:ilvl="4" w:tplc="0C0A0019" w:tentative="1">
+      <w:start w:val="1"/>
+      <w:numFmt w:val="lowerLetter"/>
+      <w:lvlText w:val="%5."/>
+      <w:lvlJc w:val="left"/>
+      <w:pPr>
+        <w:ind w:left="3600" w:hanging="360"/>
+      </w:pPr>
+    </w:lvl>
+    <w:lvl w:ilvl="5" w:tplc="0C0A001B" w:tentative="1">
+      <w:start w:val="1"/>
+      <w:numFmt w:val="lowerRoman"/>
+      <w:lvlText w:val="%6."/>
+      <w:lvlJc w:val="right"/>
+      <w:pPr>
+        <w:ind w:left="4320" w:hanging="180"/>
+      </w:pPr>
+    </w:lvl>
+    <w:lvl w:ilvl="6" w:tplc="0C0A000F" w:tentative="1">
+      <w:start w:val="1"/>
+      <w:numFmt w:val="decimal"/>
+      <w:lvlText w:val="%7."/>
+      <w:lvlJc w:val="left"/>
+      <w:pPr>
+        <w:ind w:left="5040" w:hanging="360"/>
+      </w:pPr>
+    </w:lvl>
+    <w:lvl w:ilvl="7" w:tplc="0C0A0019" w:tentative="1">
+      <w:start w:val="1"/>
+      <w:numFmt w:val="lowerLetter"/>
+      <w:lvlText w:val="%8."/>
+      <w:lvlJc w:val="left"/>
+      <w:pPr>
+        <w:ind w:left="5760" w:hanging="360"/>
+      </w:pPr>
+    </w:lvl>
+    <w:lvl w:ilvl="8" w:tplc="0C0A001B" w:tentative="1">
+      <w:start w:val="1"/>
+      <w:numFmt w:val="lowerRoman"/>
+      <w:lvlText w:val="%9."/>
+      <w:lvlJc w:val="right"/>
+      <w:pPr>
+        <w:ind w:left="6480" w:hanging="180"/>
+      </w:pPr>
+    </w:lvl>
+  </w:abstractNum>
+  <w:abstractNum w:abstractNumId="13" w15:restartNumberingAfterBreak="0">
+    <w:nsid w:val="61414DE0"/>
+    <w:multiLevelType w:val="hybridMultilevel"/>
+    <w:tmpl w:val="B0C28F26"/>
+    <w:lvl w:ilvl="0" w:tplc="7A964CD4">
+      <w:start w:val="3"/>
       <w:numFmt w:val="bullet"/>
       <w:lvlText w:val="-"/>
       <w:lvlJc w:val="left"/>
       <w:pPr>
-        <w:ind w:left="502" w:hanging="360"/>
+        <w:ind w:left="720" w:hanging="360"/>
       </w:pPr>
       <w:rPr>
         <w:rFonts w:ascii="Arial" w:eastAsiaTheme="minorHAnsi" w:hAnsi="Arial" w:cs="Arial" w:hint="default"/>
@@ -13911,7 +17033,7 @@
       <w:lvlText w:val="o"/>
       <w:lvlJc w:val="left"/>
       <w:pPr>
-        <w:ind w:left="1222" w:hanging="360"/>
+        <w:ind w:left="1440" w:hanging="360"/>
       </w:pPr>
       <w:rPr>
         <w:rFonts w:ascii="Courier New" w:hAnsi="Courier New" w:cs="Courier New" w:hint="default"/>
@@ -13923,7 +17045,7 @@
       <w:lvlText w:val=""/>
       <w:lvlJc w:val="left"/>
       <w:pPr>
-        <w:ind w:left="1942" w:hanging="360"/>
+        <w:ind w:left="2160" w:hanging="360"/>
       </w:pPr>
       <w:rPr>
         <w:rFonts w:ascii="Wingdings" w:hAnsi="Wingdings" w:hint="default"/>
@@ -13935,7 +17057,7 @@
       <w:lvlText w:val=""/>
       <w:lvlJc w:val="left"/>
       <w:pPr>
-        <w:ind w:left="2662" w:hanging="360"/>
+        <w:ind w:left="2880" w:hanging="360"/>
       </w:pPr>
       <w:rPr>
         <w:rFonts w:ascii="Symbol" w:hAnsi="Symbol" w:hint="default"/>
@@ -13947,7 +17069,7 @@
       <w:lvlText w:val="o"/>
       <w:lvlJc w:val="left"/>
       <w:pPr>
-        <w:ind w:left="3382" w:hanging="360"/>
+        <w:ind w:left="3600" w:hanging="360"/>
       </w:pPr>
       <w:rPr>
         <w:rFonts w:ascii="Courier New" w:hAnsi="Courier New" w:cs="Courier New" w:hint="default"/>
@@ -13959,7 +17081,7 @@
       <w:lvlText w:val=""/>
       <w:lvlJc w:val="left"/>
       <w:pPr>
-        <w:ind w:left="4102" w:hanging="360"/>
+        <w:ind w:left="4320" w:hanging="360"/>
       </w:pPr>
       <w:rPr>
         <w:rFonts w:ascii="Wingdings" w:hAnsi="Wingdings" w:hint="default"/>
@@ -13971,7 +17093,7 @@
       <w:lvlText w:val=""/>
       <w:lvlJc w:val="left"/>
       <w:pPr>
-        <w:ind w:left="4822" w:hanging="360"/>
+        <w:ind w:left="5040" w:hanging="360"/>
       </w:pPr>
       <w:rPr>
         <w:rFonts w:ascii="Symbol" w:hAnsi="Symbol" w:hint="default"/>
@@ -13983,7 +17105,7 @@
       <w:lvlText w:val="o"/>
       <w:lvlJc w:val="left"/>
       <w:pPr>
-        <w:ind w:left="5542" w:hanging="360"/>
+        <w:ind w:left="5760" w:hanging="360"/>
       </w:pPr>
       <w:rPr>
         <w:rFonts w:ascii="Courier New" w:hAnsi="Courier New" w:cs="Courier New" w:hint="default"/>
@@ -13995,6 +17117,119 @@
       <w:lvlText w:val=""/>
       <w:lvlJc w:val="left"/>
       <w:pPr>
+        <w:ind w:left="6480" w:hanging="360"/>
+      </w:pPr>
+      <w:rPr>
+        <w:rFonts w:ascii="Wingdings" w:hAnsi="Wingdings" w:hint="default"/>
+      </w:rPr>
+    </w:lvl>
+  </w:abstractNum>
+  <w:abstractNum w:abstractNumId="14" w15:restartNumberingAfterBreak="0">
+    <w:nsid w:val="7B6812BC"/>
+    <w:multiLevelType w:val="hybridMultilevel"/>
+    <w:tmpl w:val="B4D4A3B4"/>
+    <w:lvl w:ilvl="0" w:tplc="822C7756">
+      <w:start w:val="2"/>
+      <w:numFmt w:val="bullet"/>
+      <w:lvlText w:val="-"/>
+      <w:lvlJc w:val="left"/>
+      <w:pPr>
+        <w:ind w:left="502" w:hanging="360"/>
+      </w:pPr>
+      <w:rPr>
+        <w:rFonts w:ascii="Arial" w:eastAsiaTheme="minorHAnsi" w:hAnsi="Arial" w:cs="Arial" w:hint="default"/>
+      </w:rPr>
+    </w:lvl>
+    <w:lvl w:ilvl="1" w:tplc="0C0A0003" w:tentative="1">
+      <w:start w:val="1"/>
+      <w:numFmt w:val="bullet"/>
+      <w:lvlText w:val="o"/>
+      <w:lvlJc w:val="left"/>
+      <w:pPr>
+        <w:ind w:left="1222" w:hanging="360"/>
+      </w:pPr>
+      <w:rPr>
+        <w:rFonts w:ascii="Courier New" w:hAnsi="Courier New" w:cs="Courier New" w:hint="default"/>
+      </w:rPr>
+    </w:lvl>
+    <w:lvl w:ilvl="2" w:tplc="0C0A0005" w:tentative="1">
+      <w:start w:val="1"/>
+      <w:numFmt w:val="bullet"/>
+      <w:lvlText w:val=""/>
+      <w:lvlJc w:val="left"/>
+      <w:pPr>
+        <w:ind w:left="1942" w:hanging="360"/>
+      </w:pPr>
+      <w:rPr>
+        <w:rFonts w:ascii="Wingdings" w:hAnsi="Wingdings" w:hint="default"/>
+      </w:rPr>
+    </w:lvl>
+    <w:lvl w:ilvl="3" w:tplc="0C0A0001" w:tentative="1">
+      <w:start w:val="1"/>
+      <w:numFmt w:val="bullet"/>
+      <w:lvlText w:val=""/>
+      <w:lvlJc w:val="left"/>
+      <w:pPr>
+        <w:ind w:left="2662" w:hanging="360"/>
+      </w:pPr>
+      <w:rPr>
+        <w:rFonts w:ascii="Symbol" w:hAnsi="Symbol" w:hint="default"/>
+      </w:rPr>
+    </w:lvl>
+    <w:lvl w:ilvl="4" w:tplc="0C0A0003" w:tentative="1">
+      <w:start w:val="1"/>
+      <w:numFmt w:val="bullet"/>
+      <w:lvlText w:val="o"/>
+      <w:lvlJc w:val="left"/>
+      <w:pPr>
+        <w:ind w:left="3382" w:hanging="360"/>
+      </w:pPr>
+      <w:rPr>
+        <w:rFonts w:ascii="Courier New" w:hAnsi="Courier New" w:cs="Courier New" w:hint="default"/>
+      </w:rPr>
+    </w:lvl>
+    <w:lvl w:ilvl="5" w:tplc="0C0A0005" w:tentative="1">
+      <w:start w:val="1"/>
+      <w:numFmt w:val="bullet"/>
+      <w:lvlText w:val=""/>
+      <w:lvlJc w:val="left"/>
+      <w:pPr>
+        <w:ind w:left="4102" w:hanging="360"/>
+      </w:pPr>
+      <w:rPr>
+        <w:rFonts w:ascii="Wingdings" w:hAnsi="Wingdings" w:hint="default"/>
+      </w:rPr>
+    </w:lvl>
+    <w:lvl w:ilvl="6" w:tplc="0C0A0001" w:tentative="1">
+      <w:start w:val="1"/>
+      <w:numFmt w:val="bullet"/>
+      <w:lvlText w:val=""/>
+      <w:lvlJc w:val="left"/>
+      <w:pPr>
+        <w:ind w:left="4822" w:hanging="360"/>
+      </w:pPr>
+      <w:rPr>
+        <w:rFonts w:ascii="Symbol" w:hAnsi="Symbol" w:hint="default"/>
+      </w:rPr>
+    </w:lvl>
+    <w:lvl w:ilvl="7" w:tplc="0C0A0003" w:tentative="1">
+      <w:start w:val="1"/>
+      <w:numFmt w:val="bullet"/>
+      <w:lvlText w:val="o"/>
+      <w:lvlJc w:val="left"/>
+      <w:pPr>
+        <w:ind w:left="5542" w:hanging="360"/>
+      </w:pPr>
+      <w:rPr>
+        <w:rFonts w:ascii="Courier New" w:hAnsi="Courier New" w:cs="Courier New" w:hint="default"/>
+      </w:rPr>
+    </w:lvl>
+    <w:lvl w:ilvl="8" w:tplc="0C0A0005" w:tentative="1">
+      <w:start w:val="1"/>
+      <w:numFmt w:val="bullet"/>
+      <w:lvlText w:val=""/>
+      <w:lvlJc w:val="left"/>
+      <w:pPr>
         <w:ind w:left="6262" w:hanging="360"/>
       </w:pPr>
       <w:rPr>
@@ -14003,22 +17238,22 @@
     </w:lvl>
   </w:abstractNum>
   <w:num w:numId="1">
-    <w:abstractNumId w:val="5"/>
+    <w:abstractNumId w:val="6"/>
   </w:num>
   <w:num w:numId="2">
-    <w:abstractNumId w:val="6"/>
+    <w:abstractNumId w:val="7"/>
   </w:num>
   <w:num w:numId="3">
-    <w:abstractNumId w:val="9"/>
+    <w:abstractNumId w:val="10"/>
   </w:num>
   <w:num w:numId="4">
-    <w:abstractNumId w:val="10"/>
+    <w:abstractNumId w:val="11"/>
   </w:num>
   <w:num w:numId="5">
-    <w:abstractNumId w:val="11"/>
+    <w:abstractNumId w:val="14"/>
   </w:num>
   <w:num w:numId="6">
-    <w:abstractNumId w:val="8"/>
+    <w:abstractNumId w:val="9"/>
   </w:num>
   <w:num w:numId="7">
     <w:abstractNumId w:val="1"/>
@@ -14033,10 +17268,19 @@
     <w:abstractNumId w:val="3"/>
   </w:num>
   <w:num w:numId="11">
-    <w:abstractNumId w:val="7"/>
+    <w:abstractNumId w:val="8"/>
   </w:num>
   <w:num w:numId="12">
     <w:abstractNumId w:val="2"/>
+  </w:num>
+  <w:num w:numId="13">
+    <w:abstractNumId w:val="5"/>
+  </w:num>
+  <w:num w:numId="14">
+    <w:abstractNumId w:val="12"/>
+  </w:num>
+  <w:num w:numId="15">
+    <w:abstractNumId w:val="13"/>
   </w:num>
 </w:numbering>
 </file>
@@ -14665,6 +17909,17 @@
     <w:uiPriority w:val="99"/>
     <w:rsid w:val="00EF0232"/>
   </w:style>
+  <w:style w:type="character" w:styleId="Hipervnculo">
+    <w:name w:val="Hyperlink"/>
+    <w:basedOn w:val="Fuentedeprrafopredeter"/>
+    <w:uiPriority w:val="99"/>
+    <w:unhideWhenUsed/>
+    <w:rsid w:val="00C827D2"/>
+    <w:rPr>
+      <w:color w:val="0563C1" w:themeColor="hyperlink"/>
+      <w:u w:val="single"/>
+    </w:rPr>
+  </w:style>
 </w:styles>
 </file>
 
@@ -14934,7 +18189,7 @@
 </file>
 
 <file path=customXml/itemProps1.xml><?xml version="1.0" encoding="utf-8"?>
-<ds:datastoreItem xmlns:ds="http://schemas.openxmlformats.org/officeDocument/2006/customXml" ds:itemID="{9C8F7B78-6897-4DE1-AE73-0E210A233DDC}">
+<ds:datastoreItem xmlns:ds="http://schemas.openxmlformats.org/officeDocument/2006/customXml" ds:itemID="{51DD3726-52D8-456B-A2BC-3BF3B07F77C4}">
   <ds:schemaRefs>
     <ds:schemaRef ds:uri="http://schemas.openxmlformats.org/officeDocument/2006/bibliography"/>
   </ds:schemaRefs>

--- a/memoria.docx
+++ b/memoria.docx
@@ -616,23 +616,7 @@
           <w:rFonts w:ascii="Arial" w:hAnsi="Arial" w:cs="Arial"/>
           <w:sz w:val="24"/>
         </w:rPr>
-        <w:t xml:space="preserve">Detección de elementos faltantes y anomalías en los datos para poder hacer una correcta limpieza de los diferentes </w:t>
-      </w:r>
-      <w:proofErr w:type="spellStart"/>
-      <w:r>
-        <w:rPr>
-          <w:rFonts w:ascii="Arial" w:hAnsi="Arial" w:cs="Arial"/>
-          <w:sz w:val="24"/>
-        </w:rPr>
-        <w:t>datasets</w:t>
-      </w:r>
-      <w:proofErr w:type="spellEnd"/>
-      <w:r>
-        <w:rPr>
-          <w:rFonts w:ascii="Arial" w:hAnsi="Arial" w:cs="Arial"/>
-          <w:sz w:val="24"/>
-        </w:rPr>
-        <w:t xml:space="preserve"> de los que se dispone.</w:t>
+        <w:t>Detección de elementos faltantes y anomalías en los datos para poder hacer una correcta limpieza de los diferentes datasets de los que se dispone.</w:t>
       </w:r>
     </w:p>
     <w:p>
@@ -832,7 +816,45 @@
           <w:color w:val="FF0000"/>
           <w:sz w:val="24"/>
         </w:rPr>
-        <w:t xml:space="preserve"> para extracción de características, redes de neuronas)</w:t>
+        <w:t xml:space="preserve"> para extracción de características, redes de neuronas</w:t>
+      </w:r>
+      <w:r>
+        <w:rPr>
+          <w:rFonts w:ascii="Arial" w:hAnsi="Arial" w:cs="Arial"/>
+          <w:b/>
+          <w:color w:val="FF0000"/>
+          <w:sz w:val="24"/>
+        </w:rPr>
+        <w:t xml:space="preserve">, KNN y </w:t>
+      </w:r>
+      <w:proofErr w:type="spellStart"/>
+      <w:r>
+        <w:rPr>
+          <w:rFonts w:ascii="Arial" w:hAnsi="Arial" w:cs="Arial"/>
+          <w:b/>
+          <w:color w:val="FF0000"/>
+          <w:sz w:val="24"/>
+        </w:rPr>
+        <w:t>random</w:t>
+      </w:r>
+      <w:proofErr w:type="spellEnd"/>
+      <w:r>
+        <w:rPr>
+          <w:rFonts w:ascii="Arial" w:hAnsi="Arial" w:cs="Arial"/>
+          <w:b/>
+          <w:color w:val="FF0000"/>
+          <w:sz w:val="24"/>
+        </w:rPr>
+        <w:t xml:space="preserve"> forest para crear modelos</w:t>
+      </w:r>
+      <w:r>
+        <w:rPr>
+          <w:rFonts w:ascii="Arial" w:hAnsi="Arial" w:cs="Arial"/>
+          <w:b/>
+          <w:color w:val="FF0000"/>
+          <w:sz w:val="24"/>
+        </w:rPr>
+        <w:t>)</w:t>
       </w:r>
     </w:p>
     <w:p>
@@ -934,7 +956,6 @@
         </w:rPr>
         <w:t xml:space="preserve"> Este artículo fundamental valido la superioridad de los modelos de </w:t>
       </w:r>
-      <w:proofErr w:type="spellStart"/>
       <w:r>
         <w:rPr>
           <w:rFonts w:ascii="Arial" w:hAnsi="Arial" w:cs="Arial"/>
@@ -942,7 +963,6 @@
         </w:rPr>
         <w:t>ensemble</w:t>
       </w:r>
-      <w:proofErr w:type="spellEnd"/>
       <w:r>
         <w:rPr>
           <w:rFonts w:ascii="Arial" w:hAnsi="Arial" w:cs="Arial"/>
@@ -981,7 +1001,7 @@
           <w:b/>
           <w:sz w:val="24"/>
         </w:rPr>
-        <w:t xml:space="preserve"> in Machine Learning </w:t>
+        <w:t xml:space="preserve"> in Machine </w:t>
       </w:r>
       <w:proofErr w:type="spellStart"/>
       <w:r>
@@ -990,6 +1010,24 @@
           <w:b/>
           <w:sz w:val="24"/>
         </w:rPr>
+        <w:t>Learning</w:t>
+      </w:r>
+      <w:proofErr w:type="spellEnd"/>
+      <w:r>
+        <w:rPr>
+          <w:rFonts w:ascii="Arial" w:hAnsi="Arial" w:cs="Arial"/>
+          <w:b/>
+          <w:sz w:val="24"/>
+        </w:rPr>
+        <w:t xml:space="preserve"> </w:t>
+      </w:r>
+      <w:proofErr w:type="spellStart"/>
+      <w:r>
+        <w:rPr>
+          <w:rFonts w:ascii="Arial" w:hAnsi="Arial" w:cs="Arial"/>
+          <w:b/>
+          <w:sz w:val="24"/>
+        </w:rPr>
         <w:t>for</w:t>
       </w:r>
       <w:proofErr w:type="spellEnd"/>
@@ -1157,39 +1195,7 @@
           <w:rFonts w:ascii="Arial" w:hAnsi="Arial" w:cs="Arial"/>
           <w:sz w:val="24"/>
         </w:rPr>
-        <w:t xml:space="preserve">Este estudio revisa la eficacia de algoritmos como </w:t>
-      </w:r>
-      <w:proofErr w:type="spellStart"/>
-      <w:r>
-        <w:rPr>
-          <w:rFonts w:ascii="Arial" w:hAnsi="Arial" w:cs="Arial"/>
-          <w:sz w:val="24"/>
-        </w:rPr>
-        <w:t>Random</w:t>
-      </w:r>
-      <w:proofErr w:type="spellEnd"/>
-      <w:r>
-        <w:rPr>
-          <w:rFonts w:ascii="Arial" w:hAnsi="Arial" w:cs="Arial"/>
-          <w:sz w:val="24"/>
-        </w:rPr>
-        <w:t xml:space="preserve"> </w:t>
-      </w:r>
-      <w:proofErr w:type="spellStart"/>
-      <w:r>
-        <w:rPr>
-          <w:rFonts w:ascii="Arial" w:hAnsi="Arial" w:cs="Arial"/>
-          <w:sz w:val="24"/>
-        </w:rPr>
-        <w:t>Forest</w:t>
-      </w:r>
-      <w:proofErr w:type="spellEnd"/>
-      <w:r>
-        <w:rPr>
-          <w:rFonts w:ascii="Arial" w:hAnsi="Arial" w:cs="Arial"/>
-          <w:sz w:val="24"/>
-        </w:rPr>
-        <w:t xml:space="preserve"> y </w:t>
+        <w:t xml:space="preserve">Este estudio revisa la eficacia de algoritmos como Random Forest y </w:t>
       </w:r>
       <w:proofErr w:type="spellStart"/>
       <w:r>
@@ -5245,7 +5251,6 @@
               </w:rPr>
               <w:t xml:space="preserve"> / </w:t>
             </w:r>
-            <w:proofErr w:type="spellStart"/>
             <w:r>
               <w:rPr>
                 <w:rFonts w:ascii="Arial" w:eastAsia="Times New Roman" w:hAnsi="Arial" w:cs="Arial"/>
@@ -5257,7 +5262,6 @@
               </w:rPr>
               <w:t>max</w:t>
             </w:r>
-            <w:proofErr w:type="spellEnd"/>
           </w:p>
         </w:tc>
         <w:tc>
@@ -10296,8 +10300,18 @@
           <w:i/>
           <w:sz w:val="24"/>
         </w:rPr>
-        <w:t>Machine Learning</w:t>
-      </w:r>
+        <w:t xml:space="preserve">Machine </w:t>
+      </w:r>
+      <w:proofErr w:type="spellStart"/>
+      <w:r>
+        <w:rPr>
+          <w:rFonts w:ascii="Arial" w:hAnsi="Arial" w:cs="Arial"/>
+          <w:i/>
+          <w:sz w:val="24"/>
+        </w:rPr>
+        <w:t>Learning</w:t>
+      </w:r>
+      <w:proofErr w:type="spellEnd"/>
       <w:r>
         <w:rPr>
           <w:rFonts w:ascii="Arial" w:hAnsi="Arial" w:cs="Arial"/>
@@ -11159,23 +11173,7 @@
           <w:rFonts w:ascii="Arial" w:hAnsi="Arial" w:cs="Arial"/>
           <w:sz w:val="24"/>
         </w:rPr>
-        <w:t xml:space="preserve">el apartado donde se explican los diferentes </w:t>
-      </w:r>
-      <w:proofErr w:type="spellStart"/>
-      <w:r>
-        <w:rPr>
-          <w:rFonts w:ascii="Arial" w:hAnsi="Arial" w:cs="Arial"/>
-          <w:sz w:val="24"/>
-        </w:rPr>
-        <w:t>datasets</w:t>
-      </w:r>
-      <w:proofErr w:type="spellEnd"/>
-      <w:r>
-        <w:rPr>
-          <w:rFonts w:ascii="Arial" w:hAnsi="Arial" w:cs="Arial"/>
-          <w:sz w:val="24"/>
-        </w:rPr>
-        <w:t xml:space="preserve"> con los que contamos, hemos encontrado una serie de valores nulos. Por ello, hemos llevado a cabo un proceso de limpieza para asegurar la integridad de los datos.</w:t>
+        <w:t>el apartado donde se explican los diferentes datasets con los que contamos, hemos encontrado una serie de valores nulos. Por ello, hemos llevado a cabo un proceso de limpieza para asegurar la integridad de los datos.</w:t>
       </w:r>
     </w:p>
     <w:p>
@@ -13957,34 +13955,14 @@
         </w:rPr>
         <w:t xml:space="preserve">La productividad agrícola viene dada por una serie de factores los cuales hemos obtenido mediante es uso de técnicas de aprendizaje automático, en concreto con el algoritmo de </w:t>
       </w:r>
-      <w:proofErr w:type="spellStart"/>
       <w:r>
         <w:rPr>
           <w:rFonts w:ascii="Arial" w:hAnsi="Arial" w:cs="Arial"/>
           <w:i/>
           <w:sz w:val="24"/>
         </w:rPr>
-        <w:t>Random</w:t>
-      </w:r>
-      <w:proofErr w:type="spellEnd"/>
-      <w:r>
-        <w:rPr>
-          <w:rFonts w:ascii="Arial" w:hAnsi="Arial" w:cs="Arial"/>
-          <w:i/>
-          <w:sz w:val="24"/>
-        </w:rPr>
-        <w:t xml:space="preserve"> </w:t>
-      </w:r>
-      <w:proofErr w:type="spellStart"/>
-      <w:r>
-        <w:rPr>
-          <w:rFonts w:ascii="Arial" w:hAnsi="Arial" w:cs="Arial"/>
-          <w:i/>
-          <w:sz w:val="24"/>
-        </w:rPr>
-        <w:t>Forest</w:t>
-      </w:r>
-      <w:proofErr w:type="spellEnd"/>
+        <w:t>Random Forest</w:t>
+      </w:r>
       <w:r>
         <w:rPr>
           <w:rFonts w:ascii="Arial" w:hAnsi="Arial" w:cs="Arial"/>
@@ -14087,34 +14065,14 @@
         </w:rPr>
         <w:t xml:space="preserve">, para determinar qué factores son los determinantes en el rendimiento hemos usado otra vez el algoritmo de </w:t>
       </w:r>
-      <w:proofErr w:type="spellStart"/>
       <w:r>
         <w:rPr>
           <w:rFonts w:ascii="Arial" w:hAnsi="Arial" w:cs="Arial"/>
           <w:i/>
           <w:sz w:val="24"/>
         </w:rPr>
-        <w:t>Random</w:t>
-      </w:r>
-      <w:proofErr w:type="spellEnd"/>
-      <w:r>
-        <w:rPr>
-          <w:rFonts w:ascii="Arial" w:hAnsi="Arial" w:cs="Arial"/>
-          <w:i/>
-          <w:sz w:val="24"/>
-        </w:rPr>
-        <w:t xml:space="preserve"> </w:t>
-      </w:r>
-      <w:proofErr w:type="spellStart"/>
-      <w:r>
-        <w:rPr>
-          <w:rFonts w:ascii="Arial" w:hAnsi="Arial" w:cs="Arial"/>
-          <w:i/>
-          <w:sz w:val="24"/>
-        </w:rPr>
-        <w:t>Forest</w:t>
-      </w:r>
-      <w:proofErr w:type="spellEnd"/>
+        <w:t>Random Forest</w:t>
+      </w:r>
       <w:r>
         <w:rPr>
           <w:rFonts w:ascii="Arial" w:hAnsi="Arial" w:cs="Arial"/>
@@ -14302,7 +14260,9 @@
       <w:r>
         <w:rPr>
           <w:rFonts w:ascii="Arial" w:hAnsi="Arial" w:cs="Arial"/>
-          <w:sz w:val="24"/>
+          <w:noProof/>
+          <w:sz w:val="24"/>
+          <w:lang w:eastAsia="es-ES"/>
         </w:rPr>
         <w:drawing>
           <wp:inline distT="0" distB="0" distL="0" distR="0" wp14:anchorId="2D648509" wp14:editId="5E00EE78">
@@ -14370,7 +14330,9 @@
       <w:r>
         <w:rPr>
           <w:rFonts w:ascii="Arial" w:hAnsi="Arial" w:cs="Arial"/>
-          <w:sz w:val="24"/>
+          <w:noProof/>
+          <w:sz w:val="24"/>
+          <w:lang w:eastAsia="es-ES"/>
         </w:rPr>
         <w:lastRenderedPageBreak/>
         <w:drawing>
@@ -14487,7 +14449,9 @@
       <w:r>
         <w:rPr>
           <w:rFonts w:ascii="Arial" w:hAnsi="Arial" w:cs="Arial"/>
-          <w:sz w:val="24"/>
+          <w:noProof/>
+          <w:sz w:val="24"/>
+          <w:lang w:eastAsia="es-ES"/>
         </w:rPr>
         <w:drawing>
           <wp:inline distT="0" distB="0" distL="0" distR="0" wp14:anchorId="01F97E63" wp14:editId="391A8B6B">
@@ -14587,7 +14551,9 @@
       <w:r>
         <w:rPr>
           <w:rFonts w:ascii="Arial" w:hAnsi="Arial" w:cs="Arial"/>
-          <w:sz w:val="24"/>
+          <w:noProof/>
+          <w:sz w:val="24"/>
+          <w:lang w:eastAsia="es-ES"/>
         </w:rPr>
         <w:drawing>
           <wp:inline distT="0" distB="0" distL="0" distR="0" wp14:anchorId="36BBE92F" wp14:editId="2AC71803">
@@ -14664,8 +14630,18 @@
           <w:b/>
           <w:color w:val="auto"/>
         </w:rPr>
-        <w:t>Machine Learning</w:t>
-      </w:r>
+        <w:t xml:space="preserve">Machine </w:t>
+      </w:r>
+      <w:proofErr w:type="spellStart"/>
+      <w:r>
+        <w:rPr>
+          <w:rFonts w:ascii="Arial" w:hAnsi="Arial" w:cs="Arial"/>
+          <w:b/>
+          <w:color w:val="auto"/>
+        </w:rPr>
+        <w:t>Learning</w:t>
+      </w:r>
+      <w:proofErr w:type="spellEnd"/>
     </w:p>
     <w:p>
       <w:pPr>
@@ -14897,7 +14873,9 @@
       <w:r>
         <w:rPr>
           <w:rFonts w:ascii="Arial" w:hAnsi="Arial" w:cs="Arial"/>
-          <w:sz w:val="24"/>
+          <w:noProof/>
+          <w:sz w:val="24"/>
+          <w:lang w:eastAsia="es-ES"/>
         </w:rPr>
         <w:drawing>
           <wp:inline distT="0" distB="0" distL="0" distR="0" wp14:anchorId="23FE873B" wp14:editId="3B88CF1A">
@@ -15094,13 +15072,27 @@
     </w:p>
     <w:p>
       <w:pPr>
+        <w:pStyle w:val="Ttulo3"/>
+        <w:numPr>
+          <w:ilvl w:val="2"/>
+          <w:numId w:val="7"/>
+        </w:numPr>
         <w:spacing w:line="276" w:lineRule="auto"/>
         <w:jc w:val="both"/>
         <w:rPr>
           <w:rFonts w:ascii="Arial" w:hAnsi="Arial" w:cs="Arial"/>
-          <w:sz w:val="24"/>
-        </w:rPr>
-      </w:pPr>
+          <w:b/>
+          <w:color w:val="auto"/>
+        </w:rPr>
+      </w:pPr>
+      <w:r>
+        <w:rPr>
+          <w:rFonts w:ascii="Arial" w:hAnsi="Arial" w:cs="Arial"/>
+          <w:b/>
+          <w:color w:val="auto"/>
+        </w:rPr>
+        <w:t>Clasificación de riesgo de plagas</w:t>
+      </w:r>
     </w:p>
     <w:p>
       <w:pPr>
@@ -15111,6 +15103,660 @@
           <w:sz w:val="24"/>
         </w:rPr>
       </w:pPr>
+      <w:r>
+        <w:rPr>
+          <w:rFonts w:ascii="Arial" w:hAnsi="Arial" w:cs="Arial"/>
+          <w:sz w:val="24"/>
+        </w:rPr>
+        <w:t>Se trata de un problema de clasificación binaria, donde buscamos desarrollar un modelo predictivo capaz de clasificar si una región agrícola sufrirá o no una plaga</w:t>
+      </w:r>
+      <w:r>
+        <w:rPr>
+          <w:rFonts w:ascii="Arial" w:hAnsi="Arial" w:cs="Arial"/>
+          <w:sz w:val="24"/>
+        </w:rPr>
+        <w:t>, es decir, si existe un riesgo de plagas</w:t>
+      </w:r>
+      <w:r>
+        <w:rPr>
+          <w:rFonts w:ascii="Arial" w:hAnsi="Arial" w:cs="Arial"/>
+          <w:sz w:val="24"/>
+        </w:rPr>
+        <w:t>. El uso de este modelo ayudaría a la anticipación del riesgo de plaga para que los agricultores puedan pensar estrategias de prevención y evitar así perdidas.</w:t>
+      </w:r>
+    </w:p>
+    <w:p>
+      <w:pPr>
+        <w:spacing w:line="276" w:lineRule="auto"/>
+        <w:jc w:val="both"/>
+        <w:rPr>
+          <w:rFonts w:ascii="Arial" w:hAnsi="Arial" w:cs="Arial"/>
+          <w:sz w:val="24"/>
+        </w:rPr>
+      </w:pPr>
+      <w:r>
+        <w:rPr>
+          <w:rFonts w:ascii="Arial" w:hAnsi="Arial" w:cs="Arial"/>
+          <w:sz w:val="24"/>
+        </w:rPr>
+        <w:t xml:space="preserve">Durante la exploración de datos detectamos que los registros de plagas no contaban con suficientes elementos temporales con respecto a los datos históricos de producción. Por ello, para garantizar la viabilidad del modelo hemos creado una variable sintética que es la de alto riesgo. Esta variable etiqueta como posible alto riesgo aquellos registros donde hubo caídas </w:t>
+      </w:r>
+      <w:r>
+        <w:rPr>
+          <w:rFonts w:ascii="Arial" w:hAnsi="Arial" w:cs="Arial"/>
+          <w:sz w:val="24"/>
+        </w:rPr>
+        <w:t>en el rendimiento agrícola con condiciones climáticas de estrés (una alta aridez o prolongados meses de estrés hídrico), que son factores que propician la aparición de plagas.</w:t>
+      </w:r>
+    </w:p>
+    <w:p>
+      <w:pPr>
+        <w:spacing w:line="276" w:lineRule="auto"/>
+        <w:jc w:val="both"/>
+        <w:rPr>
+          <w:rFonts w:ascii="Arial" w:hAnsi="Arial" w:cs="Arial"/>
+          <w:sz w:val="24"/>
+        </w:rPr>
+      </w:pPr>
+      <w:r>
+        <w:rPr>
+          <w:rFonts w:ascii="Arial" w:hAnsi="Arial" w:cs="Arial"/>
+          <w:sz w:val="24"/>
+        </w:rPr>
+        <w:t>Para resolver este problema de clasificación, hemos empleado dos algoritmos diferentes que son:</w:t>
+      </w:r>
+    </w:p>
+    <w:p>
+      <w:pPr>
+        <w:pStyle w:val="Prrafodelista"/>
+        <w:numPr>
+          <w:ilvl w:val="0"/>
+          <w:numId w:val="5"/>
+        </w:numPr>
+        <w:spacing w:line="276" w:lineRule="auto"/>
+        <w:jc w:val="both"/>
+        <w:rPr>
+          <w:rFonts w:ascii="Arial" w:hAnsi="Arial" w:cs="Arial"/>
+          <w:sz w:val="24"/>
+        </w:rPr>
+      </w:pPr>
+      <w:r>
+        <w:rPr>
+          <w:rFonts w:ascii="Arial" w:hAnsi="Arial" w:cs="Arial"/>
+          <w:sz w:val="24"/>
+          <w:u w:val="single"/>
+        </w:rPr>
+        <w:t>Modelo básico KNN:</w:t>
+      </w:r>
+      <w:r>
+        <w:rPr>
+          <w:rFonts w:ascii="Arial" w:hAnsi="Arial" w:cs="Arial"/>
+          <w:sz w:val="24"/>
+        </w:rPr>
+        <w:t xml:space="preserve"> Es un algoritmo que se basa en la clasificación del riesgo de una región buscando los </w:t>
+      </w:r>
+      <w:r>
+        <w:rPr>
+          <w:rFonts w:ascii="Arial" w:hAnsi="Arial" w:cs="Arial"/>
+          <w:i/>
+          <w:sz w:val="24"/>
+        </w:rPr>
+        <w:t>k</w:t>
+      </w:r>
+      <w:r>
+        <w:rPr>
+          <w:rFonts w:ascii="Arial" w:hAnsi="Arial" w:cs="Arial"/>
+          <w:sz w:val="24"/>
+        </w:rPr>
+        <w:t xml:space="preserve"> casos históricos más similares en términos climáticos y agrícolas. Sirve como un modelo base para evaluar si l</w:t>
+      </w:r>
+      <w:r>
+        <w:rPr>
+          <w:rFonts w:ascii="Arial" w:hAnsi="Arial" w:cs="Arial"/>
+          <w:sz w:val="24"/>
+        </w:rPr>
+        <w:t>a similitud directa es suficiente para detectar el riesgo.</w:t>
+      </w:r>
+    </w:p>
+    <w:p>
+      <w:pPr>
+        <w:pStyle w:val="Prrafodelista"/>
+        <w:numPr>
+          <w:ilvl w:val="0"/>
+          <w:numId w:val="5"/>
+        </w:numPr>
+        <w:spacing w:line="276" w:lineRule="auto"/>
+        <w:jc w:val="both"/>
+        <w:rPr>
+          <w:rFonts w:ascii="Arial" w:hAnsi="Arial" w:cs="Arial"/>
+          <w:sz w:val="24"/>
+        </w:rPr>
+      </w:pPr>
+      <w:r>
+        <w:rPr>
+          <w:rFonts w:ascii="Arial" w:hAnsi="Arial" w:cs="Arial"/>
+          <w:sz w:val="24"/>
+          <w:u w:val="single"/>
+        </w:rPr>
+        <w:t>Modelo intermedio Random Forest:</w:t>
+      </w:r>
+      <w:r>
+        <w:rPr>
+          <w:rFonts w:ascii="Arial" w:hAnsi="Arial" w:cs="Arial"/>
+          <w:sz w:val="24"/>
+        </w:rPr>
+        <w:t xml:space="preserve"> Se trata de un modelo de ensamble basado en múltiples árboles de decisión. Permite manejar mejor las relaciones entre las diferentes características y es robusto frente a datos atípicos.</w:t>
+      </w:r>
+    </w:p>
+    <w:p>
+      <w:pPr>
+        <w:spacing w:line="276" w:lineRule="auto"/>
+        <w:ind w:left="142"/>
+        <w:jc w:val="both"/>
+        <w:rPr>
+          <w:rFonts w:ascii="Arial" w:hAnsi="Arial" w:cs="Arial"/>
+          <w:sz w:val="24"/>
+        </w:rPr>
+      </w:pPr>
+      <w:r>
+        <w:rPr>
+          <w:rFonts w:ascii="Arial" w:hAnsi="Arial" w:cs="Arial"/>
+          <w:sz w:val="24"/>
+        </w:rPr>
+        <w:t xml:space="preserve">En ambos modelos, al contar con un desbalanceo de clases, la métrica de evaluación del </w:t>
+      </w:r>
+      <w:proofErr w:type="spellStart"/>
+      <w:r>
+        <w:rPr>
+          <w:rFonts w:ascii="Arial" w:hAnsi="Arial" w:cs="Arial"/>
+          <w:i/>
+          <w:sz w:val="24"/>
+        </w:rPr>
+        <w:t>accuracy</w:t>
+      </w:r>
+      <w:proofErr w:type="spellEnd"/>
+      <w:r>
+        <w:rPr>
+          <w:rFonts w:ascii="Arial" w:hAnsi="Arial" w:cs="Arial"/>
+          <w:sz w:val="24"/>
+        </w:rPr>
+        <w:t xml:space="preserve"> es insuficiente. Por ello, vamos a emplear otras métricas como son: </w:t>
+      </w:r>
+      <w:proofErr w:type="spellStart"/>
+      <w:r>
+        <w:rPr>
+          <w:rFonts w:ascii="Arial" w:hAnsi="Arial" w:cs="Arial"/>
+          <w:i/>
+          <w:sz w:val="24"/>
+        </w:rPr>
+        <w:t>recall</w:t>
+      </w:r>
+      <w:proofErr w:type="spellEnd"/>
+      <w:r>
+        <w:rPr>
+          <w:rFonts w:ascii="Arial" w:hAnsi="Arial" w:cs="Arial"/>
+          <w:i/>
+          <w:sz w:val="24"/>
+        </w:rPr>
+        <w:t xml:space="preserve"> </w:t>
+      </w:r>
+      <w:r>
+        <w:rPr>
+          <w:rFonts w:ascii="Arial" w:hAnsi="Arial" w:cs="Arial"/>
+          <w:sz w:val="24"/>
+        </w:rPr>
+        <w:t xml:space="preserve">(mide la capacidad para detectar todos los verdaderos casos de riesgo minimizando los falsos negativos), </w:t>
+      </w:r>
+      <w:proofErr w:type="spellStart"/>
+      <w:r>
+        <w:rPr>
+          <w:rFonts w:ascii="Arial" w:hAnsi="Arial" w:cs="Arial"/>
+          <w:i/>
+          <w:sz w:val="24"/>
+        </w:rPr>
+        <w:t>precision</w:t>
+      </w:r>
+      <w:proofErr w:type="spellEnd"/>
+      <w:r>
+        <w:rPr>
+          <w:rFonts w:ascii="Arial" w:hAnsi="Arial" w:cs="Arial"/>
+          <w:i/>
+          <w:sz w:val="24"/>
+        </w:rPr>
+        <w:t xml:space="preserve"> </w:t>
+      </w:r>
+      <w:r>
+        <w:rPr>
+          <w:rFonts w:ascii="Arial" w:hAnsi="Arial" w:cs="Arial"/>
+          <w:sz w:val="24"/>
+        </w:rPr>
+        <w:t xml:space="preserve">(mide </w:t>
+      </w:r>
+      <w:r>
+        <w:rPr>
+          <w:rFonts w:ascii="Arial" w:hAnsi="Arial" w:cs="Arial"/>
+          <w:sz w:val="24"/>
+        </w:rPr>
+        <w:lastRenderedPageBreak/>
+        <w:t xml:space="preserve">la proporción de alertas reales frente al total de alertas obtenidas) y </w:t>
+      </w:r>
+      <w:r>
+        <w:rPr>
+          <w:rFonts w:ascii="Arial" w:hAnsi="Arial" w:cs="Arial"/>
+          <w:i/>
+          <w:sz w:val="24"/>
+        </w:rPr>
+        <w:t>f1-score</w:t>
+      </w:r>
+      <w:r>
+        <w:rPr>
+          <w:rFonts w:ascii="Arial" w:hAnsi="Arial" w:cs="Arial"/>
+          <w:sz w:val="24"/>
+        </w:rPr>
+        <w:t xml:space="preserve"> (ofrece una visión balanceada del rendimiento general del modelo).</w:t>
+      </w:r>
+    </w:p>
+    <w:p>
+      <w:pPr>
+        <w:spacing w:line="276" w:lineRule="auto"/>
+        <w:ind w:left="142"/>
+        <w:jc w:val="both"/>
+        <w:rPr>
+          <w:rFonts w:ascii="Arial" w:hAnsi="Arial" w:cs="Arial"/>
+          <w:sz w:val="24"/>
+        </w:rPr>
+      </w:pPr>
+      <w:r>
+        <w:rPr>
+          <w:rFonts w:ascii="Arial" w:hAnsi="Arial" w:cs="Arial"/>
+          <w:sz w:val="24"/>
+        </w:rPr>
+        <w:t xml:space="preserve">Además, para garantizar que los modelos sean capaces de generalizar y evitar el </w:t>
+      </w:r>
+      <w:r>
+        <w:rPr>
+          <w:rFonts w:ascii="Arial" w:hAnsi="Arial" w:cs="Arial"/>
+          <w:i/>
+          <w:sz w:val="24"/>
+        </w:rPr>
+        <w:t>overfitting</w:t>
+      </w:r>
+      <w:r>
+        <w:rPr>
+          <w:rFonts w:ascii="Arial" w:hAnsi="Arial" w:cs="Arial"/>
+          <w:sz w:val="24"/>
+        </w:rPr>
+        <w:t xml:space="preserve"> hemos empleado una validación cruzada estratificada de 5 particiones. La estratificación fue clave para asegurar que se mantuviera la proporción entre clases.</w:t>
+      </w:r>
+    </w:p>
+    <w:p>
+      <w:pPr>
+        <w:pStyle w:val="Ttulo3"/>
+        <w:numPr>
+          <w:ilvl w:val="2"/>
+          <w:numId w:val="7"/>
+        </w:numPr>
+        <w:spacing w:line="276" w:lineRule="auto"/>
+        <w:jc w:val="both"/>
+        <w:rPr>
+          <w:rFonts w:ascii="Arial" w:hAnsi="Arial" w:cs="Arial"/>
+          <w:b/>
+          <w:color w:val="auto"/>
+        </w:rPr>
+      </w:pPr>
+      <w:r>
+        <w:rPr>
+          <w:rFonts w:ascii="Arial" w:hAnsi="Arial" w:cs="Arial"/>
+          <w:b/>
+          <w:color w:val="auto"/>
+        </w:rPr>
+        <w:t>Segmentació</w:t>
+      </w:r>
+      <w:r>
+        <w:rPr>
+          <w:rFonts w:ascii="Arial" w:hAnsi="Arial" w:cs="Arial"/>
+          <w:b/>
+          <w:color w:val="auto"/>
+        </w:rPr>
+        <w:t>n de p</w:t>
+      </w:r>
+      <w:r>
+        <w:rPr>
+          <w:rFonts w:ascii="Arial" w:hAnsi="Arial" w:cs="Arial"/>
+          <w:b/>
+          <w:color w:val="auto"/>
+        </w:rPr>
+        <w:t>aí</w:t>
+      </w:r>
+      <w:r>
+        <w:rPr>
+          <w:rFonts w:ascii="Arial" w:hAnsi="Arial" w:cs="Arial"/>
+          <w:b/>
+          <w:color w:val="auto"/>
+        </w:rPr>
+        <w:t>ses por patrones p</w:t>
+      </w:r>
+      <w:r>
+        <w:rPr>
+          <w:rFonts w:ascii="Arial" w:hAnsi="Arial" w:cs="Arial"/>
+          <w:b/>
+          <w:color w:val="auto"/>
+        </w:rPr>
+        <w:t>roductivos</w:t>
+      </w:r>
+    </w:p>
+    <w:p>
+      <w:pPr>
+        <w:spacing w:line="276" w:lineRule="auto"/>
+        <w:jc w:val="both"/>
+        <w:rPr>
+          <w:rFonts w:ascii="Arial" w:hAnsi="Arial" w:cs="Arial"/>
+          <w:sz w:val="24"/>
+        </w:rPr>
+      </w:pPr>
+      <w:r>
+        <w:rPr>
+          <w:rFonts w:ascii="Arial" w:hAnsi="Arial" w:cs="Arial"/>
+          <w:sz w:val="24"/>
+        </w:rPr>
+        <w:t>Este problema se trata de un reto de aprendizaje no supervisado, donde el objetivo es identificar y agrupar países con características productivas similares, basándonos en su producción agrícola y ganadera per cápita, su eficiencia y su huella de emisiones. Al cruzar los datasets empleados nos hemos quedado con tan solo 12 países que contaban con registros completos de producción agrícola y ganadera.</w:t>
+      </w:r>
+    </w:p>
+    <w:p>
+      <w:pPr>
+        <w:spacing w:line="276" w:lineRule="auto"/>
+        <w:jc w:val="both"/>
+        <w:rPr>
+          <w:rFonts w:ascii="Arial" w:hAnsi="Arial" w:cs="Arial"/>
+          <w:sz w:val="24"/>
+        </w:rPr>
+      </w:pPr>
+      <w:r>
+        <w:rPr>
+          <w:rFonts w:ascii="Arial" w:hAnsi="Arial" w:cs="Arial"/>
+          <w:sz w:val="24"/>
+        </w:rPr>
+        <w:t>Para garantizar que un correcto modelo y contar con las características adecuadas para el entrenamiento, hemos creado nuevas variables:</w:t>
+      </w:r>
+    </w:p>
+    <w:p>
+      <w:pPr>
+        <w:pStyle w:val="Prrafodelista"/>
+        <w:numPr>
+          <w:ilvl w:val="0"/>
+          <w:numId w:val="5"/>
+        </w:numPr>
+        <w:spacing w:line="276" w:lineRule="auto"/>
+        <w:jc w:val="both"/>
+        <w:rPr>
+          <w:rFonts w:ascii="Arial" w:hAnsi="Arial" w:cs="Arial"/>
+          <w:sz w:val="24"/>
+        </w:rPr>
+      </w:pPr>
+      <w:r>
+        <w:rPr>
+          <w:rFonts w:ascii="Arial" w:hAnsi="Arial" w:cs="Arial"/>
+          <w:sz w:val="24"/>
+        </w:rPr>
+        <w:t>Lo primero ha sido la creación de un dataset de población de cada uno de los países por sus años correspondientes, es decir, que por ejemplo para España tenemos un dataset con la población desde los años 2011 hasta 2020.</w:t>
+      </w:r>
+    </w:p>
+    <w:p>
+      <w:pPr>
+        <w:pStyle w:val="Prrafodelista"/>
+        <w:numPr>
+          <w:ilvl w:val="0"/>
+          <w:numId w:val="5"/>
+        </w:numPr>
+        <w:spacing w:line="276" w:lineRule="auto"/>
+        <w:jc w:val="both"/>
+        <w:rPr>
+          <w:rFonts w:ascii="Arial" w:hAnsi="Arial" w:cs="Arial"/>
+          <w:sz w:val="24"/>
+        </w:rPr>
+      </w:pPr>
+      <w:r>
+        <w:rPr>
+          <w:rFonts w:ascii="Arial" w:hAnsi="Arial" w:cs="Arial"/>
+          <w:sz w:val="24"/>
+        </w:rPr>
+        <w:t>Hemos transformado cada producto en una variable independiente. Esto nos permite que al cruzarlo con las poblaciones se crean nuevas variables de producción per cápita de cada cultivo en específico, así como la producción de carne y leche según la especia ganadera.</w:t>
+      </w:r>
+    </w:p>
+    <w:p>
+      <w:pPr>
+        <w:pStyle w:val="Prrafodelista"/>
+        <w:numPr>
+          <w:ilvl w:val="0"/>
+          <w:numId w:val="5"/>
+        </w:numPr>
+        <w:spacing w:line="276" w:lineRule="auto"/>
+        <w:jc w:val="both"/>
+        <w:rPr>
+          <w:rFonts w:ascii="Arial" w:hAnsi="Arial" w:cs="Arial"/>
+          <w:sz w:val="24"/>
+        </w:rPr>
+      </w:pPr>
+      <w:r>
+        <w:rPr>
+          <w:rFonts w:ascii="Arial" w:hAnsi="Arial" w:cs="Arial"/>
+          <w:sz w:val="24"/>
+        </w:rPr>
+        <w:t>Para incluir las emisiones agrícolas, hemos creado una variable sintética a la que hemos aplicado un factor de conversión estándar en el sector que asume la emisión de 3.5 toneladas de CO2 por cada tonelada de fertilizante que se ha usado en la superficie cultivada.</w:t>
+      </w:r>
+    </w:p>
+    <w:p>
+      <w:pPr>
+        <w:spacing w:line="276" w:lineRule="auto"/>
+        <w:ind w:left="142"/>
+        <w:jc w:val="both"/>
+        <w:rPr>
+          <w:rFonts w:ascii="Arial" w:hAnsi="Arial" w:cs="Arial"/>
+          <w:sz w:val="24"/>
+        </w:rPr>
+      </w:pPr>
+      <w:r>
+        <w:rPr>
+          <w:rFonts w:ascii="Arial" w:hAnsi="Arial" w:cs="Arial"/>
+          <w:sz w:val="24"/>
+        </w:rPr>
+        <w:t xml:space="preserve">Para el desarrollo de este problema hemos agrupado por la media de cada país, puesto que sino un país podría pertenecer a </w:t>
+      </w:r>
+      <w:r>
+        <w:rPr>
+          <w:rFonts w:ascii="Arial" w:hAnsi="Arial" w:cs="Arial"/>
+          <w:sz w:val="24"/>
+        </w:rPr>
+        <w:t>un clúster distinto en función del país. Los algoritmos que hemos implementado han sido:</w:t>
+      </w:r>
+    </w:p>
+    <w:p>
+      <w:pPr>
+        <w:pStyle w:val="Prrafodelista"/>
+        <w:numPr>
+          <w:ilvl w:val="0"/>
+          <w:numId w:val="5"/>
+        </w:numPr>
+        <w:spacing w:line="276" w:lineRule="auto"/>
+        <w:jc w:val="both"/>
+        <w:rPr>
+          <w:rFonts w:ascii="Arial" w:hAnsi="Arial" w:cs="Arial"/>
+          <w:sz w:val="24"/>
+        </w:rPr>
+      </w:pPr>
+      <w:r>
+        <w:rPr>
+          <w:rFonts w:ascii="Arial" w:hAnsi="Arial" w:cs="Arial"/>
+          <w:sz w:val="24"/>
+          <w:u w:val="single"/>
+        </w:rPr>
+        <w:t>K-Means:</w:t>
+      </w:r>
+      <w:r>
+        <w:rPr>
+          <w:rFonts w:ascii="Arial" w:hAnsi="Arial" w:cs="Arial"/>
+          <w:sz w:val="24"/>
+        </w:rPr>
+        <w:t xml:space="preserve"> Este algoritmo busca dividir el conjunto de datos en </w:t>
+      </w:r>
+      <w:r>
+        <w:rPr>
+          <w:rFonts w:ascii="Arial" w:hAnsi="Arial" w:cs="Arial"/>
+          <w:i/>
+          <w:sz w:val="24"/>
+        </w:rPr>
+        <w:t>k</w:t>
+      </w:r>
+      <w:r>
+        <w:rPr>
+          <w:rFonts w:ascii="Arial" w:hAnsi="Arial" w:cs="Arial"/>
+          <w:sz w:val="24"/>
+        </w:rPr>
+        <w:t xml:space="preserve"> grupos minimizando la varianza entre ellos.</w:t>
+      </w:r>
+    </w:p>
+    <w:p>
+      <w:pPr>
+        <w:pStyle w:val="Prrafodelista"/>
+        <w:numPr>
+          <w:ilvl w:val="0"/>
+          <w:numId w:val="5"/>
+        </w:numPr>
+        <w:spacing w:line="276" w:lineRule="auto"/>
+        <w:jc w:val="both"/>
+        <w:rPr>
+          <w:rFonts w:ascii="Arial" w:hAnsi="Arial" w:cs="Arial"/>
+          <w:sz w:val="24"/>
+        </w:rPr>
+      </w:pPr>
+      <w:r>
+        <w:rPr>
+          <w:rFonts w:ascii="Arial" w:hAnsi="Arial" w:cs="Arial"/>
+          <w:sz w:val="24"/>
+          <w:u w:val="single"/>
+        </w:rPr>
+        <w:t>DBSCAN:</w:t>
+      </w:r>
+      <w:r>
+        <w:rPr>
+          <w:rFonts w:ascii="Arial" w:hAnsi="Arial" w:cs="Arial"/>
+          <w:sz w:val="24"/>
+        </w:rPr>
+        <w:t xml:space="preserve"> Este algoritmo agrupa puntos basándose en la densidad local. Está pensado para identificar países con modelos productivos atípicos que se desvíen de las normas globales.</w:t>
+      </w:r>
+    </w:p>
+    <w:p>
+      <w:pPr>
+        <w:spacing w:line="276" w:lineRule="auto"/>
+        <w:ind w:left="142"/>
+        <w:jc w:val="both"/>
+        <w:rPr>
+          <w:rFonts w:ascii="Arial" w:hAnsi="Arial" w:cs="Arial"/>
+          <w:sz w:val="24"/>
+        </w:rPr>
+      </w:pPr>
+      <w:r>
+        <w:rPr>
+          <w:rFonts w:ascii="Arial" w:hAnsi="Arial" w:cs="Arial"/>
+          <w:sz w:val="24"/>
+        </w:rPr>
+        <w:t>Para la validación de estos dos modelos no supervisados nos hemos apoyado en dos métricas matemáticas estándar:</w:t>
+      </w:r>
+    </w:p>
+    <w:p>
+      <w:pPr>
+        <w:pStyle w:val="Prrafodelista"/>
+        <w:numPr>
+          <w:ilvl w:val="0"/>
+          <w:numId w:val="5"/>
+        </w:numPr>
+        <w:spacing w:line="276" w:lineRule="auto"/>
+        <w:jc w:val="both"/>
+        <w:rPr>
+          <w:rFonts w:ascii="Arial" w:hAnsi="Arial" w:cs="Arial"/>
+          <w:sz w:val="24"/>
+        </w:rPr>
+      </w:pPr>
+      <w:r>
+        <w:rPr>
+          <w:rFonts w:ascii="Arial" w:hAnsi="Arial" w:cs="Arial"/>
+          <w:sz w:val="24"/>
+          <w:u w:val="single"/>
+        </w:rPr>
+        <w:t>Silhouette Score</w:t>
+      </w:r>
+      <w:r>
+        <w:rPr>
+          <w:rFonts w:ascii="Arial" w:hAnsi="Arial" w:cs="Arial"/>
+          <w:sz w:val="24"/>
+        </w:rPr>
+        <w:t>: Mide la cohesión interna frente a la separación externa (rango de -1 a 1).</w:t>
+      </w:r>
+    </w:p>
+    <w:p>
+      <w:pPr>
+        <w:pStyle w:val="Prrafodelista"/>
+        <w:numPr>
+          <w:ilvl w:val="0"/>
+          <w:numId w:val="5"/>
+        </w:numPr>
+        <w:spacing w:line="276" w:lineRule="auto"/>
+        <w:jc w:val="both"/>
+        <w:rPr>
+          <w:rFonts w:ascii="Arial" w:hAnsi="Arial" w:cs="Arial"/>
+          <w:sz w:val="24"/>
+        </w:rPr>
+      </w:pPr>
+      <w:r>
+        <w:rPr>
+          <w:rFonts w:ascii="Arial" w:hAnsi="Arial" w:cs="Arial"/>
+          <w:sz w:val="24"/>
+          <w:u w:val="single"/>
+        </w:rPr>
+        <w:lastRenderedPageBreak/>
+        <w:t>Davies-Bouldin Index</w:t>
+      </w:r>
+      <w:r>
+        <w:rPr>
+          <w:rFonts w:ascii="Arial" w:hAnsi="Arial" w:cs="Arial"/>
+          <w:sz w:val="24"/>
+        </w:rPr>
+        <w:t xml:space="preserve">: Evalúa la proporción entre la dispersión interna de cada clúster y la distancia entre sus </w:t>
+      </w:r>
+      <w:proofErr w:type="spellStart"/>
+      <w:r>
+        <w:rPr>
+          <w:rFonts w:ascii="Arial" w:hAnsi="Arial" w:cs="Arial"/>
+          <w:sz w:val="24"/>
+        </w:rPr>
+        <w:t>centroides</w:t>
+      </w:r>
+      <w:proofErr w:type="spellEnd"/>
+      <w:r>
+        <w:rPr>
+          <w:rFonts w:ascii="Arial" w:hAnsi="Arial" w:cs="Arial"/>
+          <w:sz w:val="24"/>
+        </w:rPr>
+        <w:t xml:space="preserve"> (cuanto más cercano a 0, mejor es la segmentación).</w:t>
+      </w:r>
+    </w:p>
+    <w:p>
+      <w:pPr>
+        <w:spacing w:line="276" w:lineRule="auto"/>
+        <w:ind w:left="142"/>
+        <w:jc w:val="both"/>
+        <w:rPr>
+          <w:rFonts w:ascii="Arial" w:hAnsi="Arial" w:cs="Arial"/>
+          <w:sz w:val="24"/>
+        </w:rPr>
+      </w:pPr>
+      <w:r>
+        <w:rPr>
+          <w:rFonts w:ascii="Arial" w:hAnsi="Arial" w:cs="Arial"/>
+          <w:sz w:val="24"/>
+        </w:rPr>
+        <w:t>Como en todos los problemas los resultados obtenidos de cada uno de los modelos se comentaran en el apartado correspondiente de resultados.</w:t>
+      </w:r>
     </w:p>
     <w:p>
       <w:pPr>
@@ -15548,11 +16194,1148 @@
         </w:rPr>
         <w:t xml:space="preserve">Además, la regresión múltiple me permite una mejor interpretación de los resultados. Esto es debido a que nos ofrece cuales son las características que mejor contribuyen a las predicciones. </w:t>
       </w:r>
+    </w:p>
+    <w:p>
+      <w:pPr>
+        <w:pStyle w:val="Ttulo2"/>
+        <w:numPr>
+          <w:ilvl w:val="1"/>
+          <w:numId w:val="7"/>
+        </w:numPr>
+        <w:spacing w:line="276" w:lineRule="auto"/>
+        <w:jc w:val="both"/>
+        <w:rPr>
+          <w:rFonts w:ascii="Arial" w:hAnsi="Arial" w:cs="Arial"/>
+          <w:b/>
+          <w:color w:val="auto"/>
+        </w:rPr>
+      </w:pPr>
+      <w:r>
+        <w:rPr>
+          <w:rFonts w:ascii="Arial" w:hAnsi="Arial" w:cs="Arial"/>
+          <w:b/>
+          <w:color w:val="auto"/>
+        </w:rPr>
+        <w:t>Clasificación de riesgo de plagas</w:t>
+      </w:r>
+    </w:p>
+    <w:p>
+      <w:pPr>
+        <w:spacing w:line="276" w:lineRule="auto"/>
+        <w:jc w:val="both"/>
+        <w:rPr>
+          <w:rFonts w:ascii="Arial" w:hAnsi="Arial" w:cs="Arial"/>
+          <w:sz w:val="24"/>
+        </w:rPr>
+      </w:pPr>
+      <w:r>
+        <w:rPr>
+          <w:rFonts w:ascii="Arial" w:hAnsi="Arial" w:cs="Arial"/>
+          <w:sz w:val="24"/>
+        </w:rPr>
+        <w:t>Tras la ejecución de la validación cruzada, los modelos nos arrojan los siguientes resultados sobre el conjunto de pruebas:</w:t>
+      </w:r>
+    </w:p>
+    <w:tbl>
+      <w:tblPr>
+        <w:tblStyle w:val="Tablaconcuadrcula"/>
+        <w:tblW w:w="0" w:type="auto"/>
+        <w:tblLook w:val="04A0" w:firstRow="1" w:lastRow="0" w:firstColumn="1" w:lastColumn="0" w:noHBand="0" w:noVBand="1"/>
+      </w:tblPr>
+      <w:tblGrid>
+        <w:gridCol w:w="1698"/>
+        <w:gridCol w:w="1699"/>
+        <w:gridCol w:w="1699"/>
+        <w:gridCol w:w="1699"/>
+        <w:gridCol w:w="1699"/>
+      </w:tblGrid>
+      <w:tr>
+        <w:tc>
+          <w:tcPr>
+            <w:tcW w:w="1698" w:type="dxa"/>
+            <w:vAlign w:val="center"/>
+          </w:tcPr>
+          <w:p>
+            <w:pPr>
+              <w:spacing w:line="276" w:lineRule="auto"/>
+              <w:jc w:val="center"/>
+              <w:rPr>
+                <w:rFonts w:ascii="Arial" w:hAnsi="Arial" w:cs="Arial"/>
+                <w:b/>
+                <w:sz w:val="24"/>
+              </w:rPr>
+            </w:pPr>
+            <w:r>
+              <w:rPr>
+                <w:rFonts w:ascii="Arial" w:hAnsi="Arial" w:cs="Arial"/>
+                <w:b/>
+                <w:sz w:val="24"/>
+              </w:rPr>
+              <w:t>Modelos</w:t>
+            </w:r>
+          </w:p>
+        </w:tc>
+        <w:tc>
+          <w:tcPr>
+            <w:tcW w:w="1699" w:type="dxa"/>
+            <w:vAlign w:val="center"/>
+          </w:tcPr>
+          <w:p>
+            <w:pPr>
+              <w:spacing w:line="276" w:lineRule="auto"/>
+              <w:jc w:val="center"/>
+              <w:rPr>
+                <w:rFonts w:ascii="Arial" w:hAnsi="Arial" w:cs="Arial"/>
+                <w:b/>
+                <w:sz w:val="24"/>
+              </w:rPr>
+            </w:pPr>
+            <w:proofErr w:type="spellStart"/>
+            <w:r>
+              <w:rPr>
+                <w:rFonts w:ascii="Arial" w:hAnsi="Arial" w:cs="Arial"/>
+                <w:b/>
+                <w:sz w:val="24"/>
+              </w:rPr>
+              <w:t>Accuracy</w:t>
+            </w:r>
+            <w:proofErr w:type="spellEnd"/>
+          </w:p>
+        </w:tc>
+        <w:tc>
+          <w:tcPr>
+            <w:tcW w:w="1699" w:type="dxa"/>
+            <w:vAlign w:val="center"/>
+          </w:tcPr>
+          <w:p>
+            <w:pPr>
+              <w:spacing w:line="276" w:lineRule="auto"/>
+              <w:jc w:val="center"/>
+              <w:rPr>
+                <w:rFonts w:ascii="Arial" w:hAnsi="Arial" w:cs="Arial"/>
+                <w:b/>
+                <w:sz w:val="24"/>
+              </w:rPr>
+            </w:pPr>
+            <w:proofErr w:type="spellStart"/>
+            <w:r>
+              <w:rPr>
+                <w:rFonts w:ascii="Arial" w:hAnsi="Arial" w:cs="Arial"/>
+                <w:b/>
+                <w:sz w:val="24"/>
+              </w:rPr>
+              <w:t>Precision</w:t>
+            </w:r>
+            <w:proofErr w:type="spellEnd"/>
+          </w:p>
+        </w:tc>
+        <w:tc>
+          <w:tcPr>
+            <w:tcW w:w="1699" w:type="dxa"/>
+            <w:vAlign w:val="center"/>
+          </w:tcPr>
+          <w:p>
+            <w:pPr>
+              <w:spacing w:line="276" w:lineRule="auto"/>
+              <w:jc w:val="center"/>
+              <w:rPr>
+                <w:rFonts w:ascii="Arial" w:hAnsi="Arial" w:cs="Arial"/>
+                <w:b/>
+                <w:sz w:val="24"/>
+              </w:rPr>
+            </w:pPr>
+            <w:r>
+              <w:rPr>
+                <w:rFonts w:ascii="Arial" w:hAnsi="Arial" w:cs="Arial"/>
+                <w:b/>
+                <w:sz w:val="24"/>
+              </w:rPr>
+              <w:t>Recall</w:t>
+            </w:r>
+          </w:p>
+        </w:tc>
+        <w:tc>
+          <w:tcPr>
+            <w:tcW w:w="1699" w:type="dxa"/>
+            <w:vAlign w:val="center"/>
+          </w:tcPr>
+          <w:p>
+            <w:pPr>
+              <w:spacing w:line="276" w:lineRule="auto"/>
+              <w:jc w:val="center"/>
+              <w:rPr>
+                <w:rFonts w:ascii="Arial" w:hAnsi="Arial" w:cs="Arial"/>
+                <w:b/>
+                <w:sz w:val="24"/>
+              </w:rPr>
+            </w:pPr>
+            <w:r>
+              <w:rPr>
+                <w:rFonts w:ascii="Arial" w:hAnsi="Arial" w:cs="Arial"/>
+                <w:b/>
+                <w:sz w:val="24"/>
+              </w:rPr>
+              <w:t>F1-Score</w:t>
+            </w:r>
+          </w:p>
+        </w:tc>
+      </w:tr>
+      <w:tr>
+        <w:tc>
+          <w:tcPr>
+            <w:tcW w:w="1698" w:type="dxa"/>
+            <w:vAlign w:val="center"/>
+          </w:tcPr>
+          <w:p>
+            <w:pPr>
+              <w:spacing w:line="276" w:lineRule="auto"/>
+              <w:jc w:val="center"/>
+              <w:rPr>
+                <w:rFonts w:ascii="Arial" w:hAnsi="Arial" w:cs="Arial"/>
+                <w:b/>
+                <w:sz w:val="24"/>
+              </w:rPr>
+            </w:pPr>
+            <w:r>
+              <w:rPr>
+                <w:rFonts w:ascii="Arial" w:hAnsi="Arial" w:cs="Arial"/>
+                <w:b/>
+                <w:sz w:val="24"/>
+              </w:rPr>
+              <w:t>KNN</w:t>
+            </w:r>
+          </w:p>
+        </w:tc>
+        <w:tc>
+          <w:tcPr>
+            <w:tcW w:w="1699" w:type="dxa"/>
+            <w:vAlign w:val="center"/>
+          </w:tcPr>
+          <w:p>
+            <w:pPr>
+              <w:spacing w:line="276" w:lineRule="auto"/>
+              <w:jc w:val="center"/>
+              <w:rPr>
+                <w:rFonts w:ascii="Arial" w:hAnsi="Arial" w:cs="Arial"/>
+                <w:sz w:val="24"/>
+              </w:rPr>
+            </w:pPr>
+            <w:r>
+              <w:rPr>
+                <w:rFonts w:ascii="Arial" w:hAnsi="Arial" w:cs="Arial"/>
+                <w:sz w:val="24"/>
+              </w:rPr>
+              <w:t>0.8012</w:t>
+            </w:r>
+          </w:p>
+        </w:tc>
+        <w:tc>
+          <w:tcPr>
+            <w:tcW w:w="1699" w:type="dxa"/>
+            <w:vAlign w:val="center"/>
+          </w:tcPr>
+          <w:p>
+            <w:pPr>
+              <w:spacing w:line="276" w:lineRule="auto"/>
+              <w:jc w:val="center"/>
+              <w:rPr>
+                <w:rFonts w:ascii="Arial" w:hAnsi="Arial" w:cs="Arial"/>
+                <w:sz w:val="24"/>
+              </w:rPr>
+            </w:pPr>
+            <w:r>
+              <w:rPr>
+                <w:rFonts w:ascii="Arial" w:hAnsi="Arial" w:cs="Arial"/>
+                <w:sz w:val="24"/>
+              </w:rPr>
+              <w:t>0.6698</w:t>
+            </w:r>
+          </w:p>
+        </w:tc>
+        <w:tc>
+          <w:tcPr>
+            <w:tcW w:w="1699" w:type="dxa"/>
+            <w:vAlign w:val="center"/>
+          </w:tcPr>
+          <w:p>
+            <w:pPr>
+              <w:spacing w:line="276" w:lineRule="auto"/>
+              <w:jc w:val="center"/>
+              <w:rPr>
+                <w:rFonts w:ascii="Arial" w:hAnsi="Arial" w:cs="Arial"/>
+                <w:sz w:val="24"/>
+              </w:rPr>
+            </w:pPr>
+            <w:r>
+              <w:rPr>
+                <w:rFonts w:ascii="Arial" w:hAnsi="Arial" w:cs="Arial"/>
+                <w:sz w:val="24"/>
+              </w:rPr>
+              <w:t>0.4004</w:t>
+            </w:r>
+          </w:p>
+        </w:tc>
+        <w:tc>
+          <w:tcPr>
+            <w:tcW w:w="1699" w:type="dxa"/>
+            <w:vAlign w:val="center"/>
+          </w:tcPr>
+          <w:p>
+            <w:pPr>
+              <w:spacing w:line="276" w:lineRule="auto"/>
+              <w:jc w:val="center"/>
+              <w:rPr>
+                <w:rFonts w:ascii="Arial" w:hAnsi="Arial" w:cs="Arial"/>
+                <w:sz w:val="24"/>
+              </w:rPr>
+            </w:pPr>
+            <w:r>
+              <w:rPr>
+                <w:rFonts w:ascii="Arial" w:hAnsi="Arial" w:cs="Arial"/>
+                <w:sz w:val="24"/>
+              </w:rPr>
+              <w:t>0.4934</w:t>
+            </w:r>
+          </w:p>
+        </w:tc>
+      </w:tr>
+      <w:tr>
+        <w:tc>
+          <w:tcPr>
+            <w:tcW w:w="1698" w:type="dxa"/>
+            <w:vAlign w:val="center"/>
+          </w:tcPr>
+          <w:p>
+            <w:pPr>
+              <w:spacing w:line="276" w:lineRule="auto"/>
+              <w:jc w:val="center"/>
+              <w:rPr>
+                <w:rFonts w:ascii="Arial" w:hAnsi="Arial" w:cs="Arial"/>
+                <w:b/>
+                <w:sz w:val="24"/>
+              </w:rPr>
+            </w:pPr>
+            <w:r>
+              <w:rPr>
+                <w:rFonts w:ascii="Arial" w:hAnsi="Arial" w:cs="Arial"/>
+                <w:b/>
+                <w:sz w:val="24"/>
+              </w:rPr>
+              <w:t>Random Forest</w:t>
+            </w:r>
+          </w:p>
+        </w:tc>
+        <w:tc>
+          <w:tcPr>
+            <w:tcW w:w="1699" w:type="dxa"/>
+            <w:vAlign w:val="center"/>
+          </w:tcPr>
+          <w:p>
+            <w:pPr>
+              <w:spacing w:line="276" w:lineRule="auto"/>
+              <w:jc w:val="center"/>
+              <w:rPr>
+                <w:rFonts w:ascii="Arial" w:hAnsi="Arial" w:cs="Arial"/>
+                <w:sz w:val="24"/>
+              </w:rPr>
+            </w:pPr>
+            <w:r>
+              <w:rPr>
+                <w:rFonts w:ascii="Arial" w:hAnsi="Arial" w:cs="Arial"/>
+                <w:sz w:val="24"/>
+              </w:rPr>
+              <w:t>0.8812</w:t>
+            </w:r>
+          </w:p>
+        </w:tc>
+        <w:tc>
+          <w:tcPr>
+            <w:tcW w:w="1699" w:type="dxa"/>
+            <w:vAlign w:val="center"/>
+          </w:tcPr>
+          <w:p>
+            <w:pPr>
+              <w:spacing w:line="276" w:lineRule="auto"/>
+              <w:jc w:val="center"/>
+              <w:rPr>
+                <w:rFonts w:ascii="Arial" w:hAnsi="Arial" w:cs="Arial"/>
+                <w:sz w:val="24"/>
+              </w:rPr>
+            </w:pPr>
+            <w:r>
+              <w:rPr>
+                <w:rFonts w:ascii="Arial" w:hAnsi="Arial" w:cs="Arial"/>
+                <w:sz w:val="24"/>
+              </w:rPr>
+              <w:t>0.8374</w:t>
+            </w:r>
+          </w:p>
+        </w:tc>
+        <w:tc>
+          <w:tcPr>
+            <w:tcW w:w="1699" w:type="dxa"/>
+            <w:vAlign w:val="center"/>
+          </w:tcPr>
+          <w:p>
+            <w:pPr>
+              <w:spacing w:line="276" w:lineRule="auto"/>
+              <w:jc w:val="center"/>
+              <w:rPr>
+                <w:rFonts w:ascii="Arial" w:hAnsi="Arial" w:cs="Arial"/>
+                <w:sz w:val="24"/>
+              </w:rPr>
+            </w:pPr>
+            <w:r>
+              <w:rPr>
+                <w:rFonts w:ascii="Arial" w:hAnsi="Arial" w:cs="Arial"/>
+                <w:sz w:val="24"/>
+              </w:rPr>
+              <w:t>0.6442</w:t>
+            </w:r>
+          </w:p>
+        </w:tc>
+        <w:tc>
+          <w:tcPr>
+            <w:tcW w:w="1699" w:type="dxa"/>
+            <w:vAlign w:val="center"/>
+          </w:tcPr>
+          <w:p>
+            <w:pPr>
+              <w:spacing w:line="276" w:lineRule="auto"/>
+              <w:jc w:val="center"/>
+              <w:rPr>
+                <w:rFonts w:ascii="Arial" w:hAnsi="Arial" w:cs="Arial"/>
+                <w:sz w:val="24"/>
+              </w:rPr>
+            </w:pPr>
+            <w:r>
+              <w:rPr>
+                <w:rFonts w:ascii="Arial" w:hAnsi="Arial" w:cs="Arial"/>
+                <w:sz w:val="24"/>
+              </w:rPr>
+              <w:t>0.7254</w:t>
+            </w:r>
+          </w:p>
+        </w:tc>
+      </w:tr>
+    </w:tbl>
+    <w:p>
+      <w:pPr>
+        <w:spacing w:line="276" w:lineRule="auto"/>
+        <w:jc w:val="both"/>
+        <w:rPr>
+          <w:rFonts w:ascii="Arial" w:hAnsi="Arial" w:cs="Arial"/>
+          <w:sz w:val="24"/>
+        </w:rPr>
+      </w:pPr>
+      <w:r>
+        <w:rPr>
+          <w:rFonts w:ascii="Arial" w:hAnsi="Arial" w:cs="Arial"/>
+          <w:sz w:val="24"/>
+        </w:rPr>
+        <w:t xml:space="preserve">Al comparar ambos algoritmos podemos ver una superioridad predictiva por parte del modelo de </w:t>
+      </w:r>
+      <w:r>
+        <w:rPr>
+          <w:rFonts w:ascii="Arial" w:hAnsi="Arial" w:cs="Arial"/>
+          <w:i/>
+          <w:sz w:val="24"/>
+        </w:rPr>
+        <w:t>Random Forest</w:t>
+      </w:r>
+      <w:r>
+        <w:rPr>
+          <w:rFonts w:ascii="Arial" w:hAnsi="Arial" w:cs="Arial"/>
+          <w:sz w:val="24"/>
+        </w:rPr>
+        <w:t xml:space="preserve"> frente al modelo basado en distancia </w:t>
+      </w:r>
+      <w:r>
+        <w:rPr>
+          <w:rFonts w:ascii="Arial" w:hAnsi="Arial" w:cs="Arial"/>
+          <w:i/>
+          <w:sz w:val="24"/>
+        </w:rPr>
+        <w:t>KNN.</w:t>
+      </w:r>
+    </w:p>
+    <w:p>
+      <w:pPr>
+        <w:spacing w:line="276" w:lineRule="auto"/>
+        <w:jc w:val="both"/>
+        <w:rPr>
+          <w:rFonts w:ascii="Arial" w:hAnsi="Arial" w:cs="Arial"/>
+          <w:sz w:val="24"/>
+        </w:rPr>
+      </w:pPr>
+      <w:r>
+        <w:rPr>
+          <w:rFonts w:ascii="Arial" w:hAnsi="Arial" w:cs="Arial"/>
+          <w:sz w:val="24"/>
+        </w:rPr>
+        <w:lastRenderedPageBreak/>
+        <w:t xml:space="preserve">Mientras que </w:t>
+      </w:r>
+      <w:r>
+        <w:rPr>
+          <w:rFonts w:ascii="Arial" w:hAnsi="Arial" w:cs="Arial"/>
+          <w:i/>
+          <w:sz w:val="24"/>
+        </w:rPr>
+        <w:t>KNN</w:t>
+      </w:r>
+      <w:r>
+        <w:rPr>
+          <w:rFonts w:ascii="Arial" w:hAnsi="Arial" w:cs="Arial"/>
+          <w:sz w:val="24"/>
+        </w:rPr>
+        <w:t xml:space="preserve"> tiene una exactitud alta (0.8012), sufre mucho para detectar la clase minoritaria logrando una sensibilidad de 0.4004. Esto significa que este modelo pasa por alto el 60% de los casos reales de riesgo.</w:t>
+      </w:r>
+    </w:p>
+    <w:p>
+      <w:pPr>
+        <w:spacing w:line="276" w:lineRule="auto"/>
+        <w:jc w:val="both"/>
+        <w:rPr>
+          <w:rFonts w:ascii="Arial" w:hAnsi="Arial" w:cs="Arial"/>
+          <w:sz w:val="24"/>
+        </w:rPr>
+      </w:pPr>
+      <w:r>
+        <w:rPr>
+          <w:rFonts w:ascii="Arial" w:hAnsi="Arial" w:cs="Arial"/>
+          <w:sz w:val="24"/>
+        </w:rPr>
+        <w:t xml:space="preserve">Por el contrario, el modelo </w:t>
+      </w:r>
+      <w:r>
+        <w:rPr>
+          <w:rFonts w:ascii="Arial" w:hAnsi="Arial" w:cs="Arial"/>
+          <w:i/>
+          <w:sz w:val="24"/>
+        </w:rPr>
+        <w:t>Random Forest</w:t>
+      </w:r>
+      <w:r>
+        <w:rPr>
+          <w:rFonts w:ascii="Arial" w:hAnsi="Arial" w:cs="Arial"/>
+          <w:sz w:val="24"/>
+        </w:rPr>
+        <w:t xml:space="preserve"> demuestra una capacidad superior para aislar las complejas interacciones climáticas que llevan al riesgo. Esto se refleja en un aumento de todas las métricas. Pero brilla principalmente en su precisión, ya que cuando lanza una alerta de plaga acierta casi el 84% de las ocasiones.</w:t>
+      </w:r>
+    </w:p>
+    <w:p>
+      <w:pPr>
+        <w:spacing w:line="276" w:lineRule="auto"/>
+        <w:jc w:val="both"/>
+        <w:rPr>
+          <w:rFonts w:ascii="Arial" w:hAnsi="Arial" w:cs="Arial"/>
+          <w:sz w:val="24"/>
+        </w:rPr>
+      </w:pPr>
+      <w:r>
+        <w:rPr>
+          <w:rFonts w:ascii="Arial" w:hAnsi="Arial" w:cs="Arial"/>
+          <w:sz w:val="24"/>
+        </w:rPr>
+        <w:t xml:space="preserve">Con estos resultados podemos validar nuestra hipótesis de anticipar un posible riesgo de plagas. Además, el modelo </w:t>
+      </w:r>
+      <w:r>
+        <w:rPr>
+          <w:rFonts w:ascii="Arial" w:hAnsi="Arial" w:cs="Arial"/>
+          <w:i/>
+          <w:sz w:val="24"/>
+        </w:rPr>
+        <w:t>Random Forest</w:t>
+      </w:r>
+      <w:r>
+        <w:rPr>
+          <w:rFonts w:ascii="Arial" w:hAnsi="Arial" w:cs="Arial"/>
+          <w:sz w:val="24"/>
+        </w:rPr>
+        <w:t xml:space="preserve"> se posiciona como una herramienta de agricultura prevent</w:t>
+      </w:r>
+      <w:r>
+        <w:rPr>
+          <w:rFonts w:ascii="Arial" w:hAnsi="Arial" w:cs="Arial"/>
+          <w:sz w:val="24"/>
+        </w:rPr>
+        <w:t>iva de alto valor. Su alta p</w:t>
+      </w:r>
+      <w:r>
+        <w:rPr>
+          <w:rFonts w:ascii="Arial" w:hAnsi="Arial" w:cs="Arial"/>
+          <w:sz w:val="24"/>
+        </w:rPr>
+        <w:t>recisión (0.8374) garantiza que los agricultores no desperdicien recursos económicos en falsas alarmas. A su vez, su capacidad para anticipar casi dos tercios de las situaciones de riesgo real (</w:t>
+      </w:r>
+      <w:r>
+        <w:rPr>
+          <w:rFonts w:ascii="Arial" w:hAnsi="Arial" w:cs="Arial"/>
+          <w:i/>
+          <w:sz w:val="24"/>
+        </w:rPr>
+        <w:t>Recall</w:t>
+      </w:r>
+      <w:r>
+        <w:rPr>
+          <w:rFonts w:ascii="Arial" w:hAnsi="Arial" w:cs="Arial"/>
+          <w:sz w:val="24"/>
+        </w:rPr>
+        <w:t xml:space="preserve"> de 0.6442) permite a las entidades implementar estrategias de mitigación de manera focalizada y eficiente, minimizando las pérdidas antes de que el daño sea irreversible.</w:t>
+      </w:r>
+    </w:p>
+    <w:p>
+      <w:pPr>
+        <w:pStyle w:val="Prrafodelista"/>
+        <w:numPr>
+          <w:ilvl w:val="1"/>
+          <w:numId w:val="7"/>
+        </w:numPr>
+        <w:spacing w:line="276" w:lineRule="auto"/>
+        <w:jc w:val="both"/>
+        <w:rPr>
+          <w:rFonts w:ascii="Arial" w:eastAsiaTheme="majorEastAsia" w:hAnsi="Arial" w:cs="Arial"/>
+          <w:b/>
+          <w:sz w:val="26"/>
+          <w:szCs w:val="26"/>
+        </w:rPr>
+      </w:pPr>
+      <w:r>
+        <w:rPr>
+          <w:rFonts w:ascii="Arial" w:eastAsiaTheme="majorEastAsia" w:hAnsi="Arial" w:cs="Arial"/>
+          <w:b/>
+          <w:sz w:val="26"/>
+          <w:szCs w:val="26"/>
+        </w:rPr>
+        <w:t>Segmentación de países por patrones productivos</w:t>
+      </w:r>
+    </w:p>
+    <w:p>
+      <w:pPr>
+        <w:spacing w:line="276" w:lineRule="auto"/>
+        <w:jc w:val="both"/>
+        <w:rPr>
+          <w:rFonts w:ascii="Arial" w:eastAsiaTheme="majorEastAsia" w:hAnsi="Arial" w:cs="Arial"/>
+          <w:sz w:val="24"/>
+          <w:szCs w:val="26"/>
+        </w:rPr>
+      </w:pPr>
+      <w:r>
+        <w:rPr>
+          <w:rFonts w:ascii="Arial" w:eastAsiaTheme="majorEastAsia" w:hAnsi="Arial" w:cs="Arial"/>
+          <w:sz w:val="24"/>
+          <w:szCs w:val="26"/>
+        </w:rPr>
+        <w:t>Tras la ejecución de los algoritmos se obtuvieron las siguientes métricas de rendimiento:</w:t>
+      </w:r>
+    </w:p>
+    <w:tbl>
+      <w:tblPr>
+        <w:tblStyle w:val="Tablaconcuadrcula"/>
+        <w:tblW w:w="0" w:type="auto"/>
+        <w:tblLook w:val="04A0" w:firstRow="1" w:lastRow="0" w:firstColumn="1" w:lastColumn="0" w:noHBand="0" w:noVBand="1"/>
+      </w:tblPr>
+      <w:tblGrid>
+        <w:gridCol w:w="1980"/>
+        <w:gridCol w:w="3260"/>
+        <w:gridCol w:w="3254"/>
+      </w:tblGrid>
+      <w:tr>
+        <w:tc>
+          <w:tcPr>
+            <w:tcW w:w="1980" w:type="dxa"/>
+            <w:vAlign w:val="center"/>
+          </w:tcPr>
+          <w:p>
+            <w:pPr>
+              <w:spacing w:line="276" w:lineRule="auto"/>
+              <w:jc w:val="center"/>
+              <w:rPr>
+                <w:rFonts w:ascii="Arial" w:eastAsiaTheme="majorEastAsia" w:hAnsi="Arial" w:cs="Arial"/>
+                <w:b/>
+                <w:sz w:val="24"/>
+                <w:szCs w:val="26"/>
+              </w:rPr>
+            </w:pPr>
+            <w:r>
+              <w:rPr>
+                <w:rFonts w:ascii="Arial" w:eastAsiaTheme="majorEastAsia" w:hAnsi="Arial" w:cs="Arial"/>
+                <w:b/>
+                <w:sz w:val="24"/>
+                <w:szCs w:val="26"/>
+              </w:rPr>
+              <w:t>Modelo</w:t>
+            </w:r>
+          </w:p>
+        </w:tc>
+        <w:tc>
+          <w:tcPr>
+            <w:tcW w:w="3260" w:type="dxa"/>
+            <w:vAlign w:val="center"/>
+          </w:tcPr>
+          <w:p>
+            <w:pPr>
+              <w:spacing w:line="276" w:lineRule="auto"/>
+              <w:jc w:val="center"/>
+              <w:rPr>
+                <w:rFonts w:ascii="Arial" w:eastAsiaTheme="majorEastAsia" w:hAnsi="Arial" w:cs="Arial"/>
+                <w:b/>
+                <w:sz w:val="24"/>
+                <w:szCs w:val="26"/>
+              </w:rPr>
+            </w:pPr>
+            <w:r>
+              <w:rPr>
+                <w:rFonts w:ascii="Arial" w:eastAsiaTheme="majorEastAsia" w:hAnsi="Arial" w:cs="Arial"/>
+                <w:b/>
+                <w:sz w:val="24"/>
+                <w:szCs w:val="26"/>
+              </w:rPr>
+              <w:t>Silhouette Score</w:t>
+            </w:r>
+          </w:p>
+        </w:tc>
+        <w:tc>
+          <w:tcPr>
+            <w:tcW w:w="3254" w:type="dxa"/>
+            <w:vAlign w:val="center"/>
+          </w:tcPr>
+          <w:p>
+            <w:pPr>
+              <w:spacing w:line="276" w:lineRule="auto"/>
+              <w:jc w:val="center"/>
+              <w:rPr>
+                <w:rFonts w:ascii="Arial" w:eastAsiaTheme="majorEastAsia" w:hAnsi="Arial" w:cs="Arial"/>
+                <w:b/>
+                <w:sz w:val="24"/>
+                <w:szCs w:val="26"/>
+              </w:rPr>
+            </w:pPr>
+            <w:r>
+              <w:rPr>
+                <w:rFonts w:ascii="Arial" w:eastAsiaTheme="majorEastAsia" w:hAnsi="Arial" w:cs="Arial"/>
+                <w:b/>
+                <w:sz w:val="24"/>
+                <w:szCs w:val="26"/>
+              </w:rPr>
+              <w:t>Davies-Bouldin Index</w:t>
+            </w:r>
+          </w:p>
+        </w:tc>
+      </w:tr>
+      <w:tr>
+        <w:tc>
+          <w:tcPr>
+            <w:tcW w:w="1980" w:type="dxa"/>
+            <w:vAlign w:val="center"/>
+          </w:tcPr>
+          <w:p>
+            <w:pPr>
+              <w:spacing w:line="276" w:lineRule="auto"/>
+              <w:jc w:val="center"/>
+              <w:rPr>
+                <w:rFonts w:ascii="Arial" w:eastAsiaTheme="majorEastAsia" w:hAnsi="Arial" w:cs="Arial"/>
+                <w:b/>
+                <w:sz w:val="24"/>
+                <w:szCs w:val="26"/>
+              </w:rPr>
+            </w:pPr>
+            <w:r>
+              <w:rPr>
+                <w:rFonts w:ascii="Arial" w:eastAsiaTheme="majorEastAsia" w:hAnsi="Arial" w:cs="Arial"/>
+                <w:b/>
+                <w:sz w:val="24"/>
+                <w:szCs w:val="26"/>
+              </w:rPr>
+              <w:t>K-Means</w:t>
+            </w:r>
+          </w:p>
+        </w:tc>
+        <w:tc>
+          <w:tcPr>
+            <w:tcW w:w="3260" w:type="dxa"/>
+            <w:vAlign w:val="center"/>
+          </w:tcPr>
+          <w:p>
+            <w:pPr>
+              <w:spacing w:line="276" w:lineRule="auto"/>
+              <w:jc w:val="center"/>
+              <w:rPr>
+                <w:rFonts w:ascii="Arial" w:eastAsiaTheme="majorEastAsia" w:hAnsi="Arial" w:cs="Arial"/>
+                <w:sz w:val="24"/>
+                <w:szCs w:val="26"/>
+              </w:rPr>
+            </w:pPr>
+            <w:r>
+              <w:rPr>
+                <w:rFonts w:ascii="Arial" w:eastAsiaTheme="majorEastAsia" w:hAnsi="Arial" w:cs="Arial"/>
+                <w:sz w:val="24"/>
+                <w:szCs w:val="26"/>
+              </w:rPr>
+              <w:t>0.2855</w:t>
+            </w:r>
+          </w:p>
+        </w:tc>
+        <w:tc>
+          <w:tcPr>
+            <w:tcW w:w="3254" w:type="dxa"/>
+            <w:vAlign w:val="center"/>
+          </w:tcPr>
+          <w:p>
+            <w:pPr>
+              <w:spacing w:line="276" w:lineRule="auto"/>
+              <w:jc w:val="center"/>
+              <w:rPr>
+                <w:rFonts w:ascii="Arial" w:eastAsiaTheme="majorEastAsia" w:hAnsi="Arial" w:cs="Arial"/>
+                <w:sz w:val="24"/>
+                <w:szCs w:val="26"/>
+              </w:rPr>
+            </w:pPr>
+            <w:r>
+              <w:rPr>
+                <w:rFonts w:ascii="Arial" w:eastAsiaTheme="majorEastAsia" w:hAnsi="Arial" w:cs="Arial"/>
+                <w:sz w:val="24"/>
+                <w:szCs w:val="26"/>
+              </w:rPr>
+              <w:t>0.3741</w:t>
+            </w:r>
+          </w:p>
+        </w:tc>
+      </w:tr>
+      <w:tr>
+        <w:tc>
+          <w:tcPr>
+            <w:tcW w:w="1980" w:type="dxa"/>
+            <w:vAlign w:val="center"/>
+          </w:tcPr>
+          <w:p>
+            <w:pPr>
+              <w:spacing w:line="276" w:lineRule="auto"/>
+              <w:jc w:val="center"/>
+              <w:rPr>
+                <w:rFonts w:ascii="Arial" w:eastAsiaTheme="majorEastAsia" w:hAnsi="Arial" w:cs="Arial"/>
+                <w:b/>
+                <w:sz w:val="24"/>
+                <w:szCs w:val="26"/>
+              </w:rPr>
+            </w:pPr>
+            <w:r>
+              <w:rPr>
+                <w:rFonts w:ascii="Arial" w:eastAsiaTheme="majorEastAsia" w:hAnsi="Arial" w:cs="Arial"/>
+                <w:b/>
+                <w:sz w:val="24"/>
+                <w:szCs w:val="26"/>
+              </w:rPr>
+              <w:t>DBSCAN</w:t>
+            </w:r>
+          </w:p>
+        </w:tc>
+        <w:tc>
+          <w:tcPr>
+            <w:tcW w:w="3260" w:type="dxa"/>
+            <w:vAlign w:val="center"/>
+          </w:tcPr>
+          <w:p>
+            <w:pPr>
+              <w:spacing w:line="276" w:lineRule="auto"/>
+              <w:jc w:val="center"/>
+              <w:rPr>
+                <w:rFonts w:ascii="Arial" w:eastAsiaTheme="majorEastAsia" w:hAnsi="Arial" w:cs="Arial"/>
+                <w:sz w:val="24"/>
+                <w:szCs w:val="26"/>
+              </w:rPr>
+            </w:pPr>
+            <w:r>
+              <w:rPr>
+                <w:rFonts w:ascii="Arial" w:eastAsiaTheme="majorEastAsia" w:hAnsi="Arial" w:cs="Arial"/>
+                <w:sz w:val="24"/>
+                <w:szCs w:val="26"/>
+              </w:rPr>
+              <w:t>0.0577</w:t>
+            </w:r>
+          </w:p>
+        </w:tc>
+        <w:tc>
+          <w:tcPr>
+            <w:tcW w:w="3254" w:type="dxa"/>
+            <w:vAlign w:val="center"/>
+          </w:tcPr>
+          <w:p>
+            <w:pPr>
+              <w:spacing w:line="276" w:lineRule="auto"/>
+              <w:jc w:val="center"/>
+              <w:rPr>
+                <w:rFonts w:ascii="Arial" w:eastAsiaTheme="majorEastAsia" w:hAnsi="Arial" w:cs="Arial"/>
+                <w:sz w:val="24"/>
+                <w:szCs w:val="26"/>
+              </w:rPr>
+            </w:pPr>
+            <w:r>
+              <w:rPr>
+                <w:rFonts w:ascii="Arial" w:eastAsiaTheme="majorEastAsia" w:hAnsi="Arial" w:cs="Arial"/>
+                <w:sz w:val="24"/>
+                <w:szCs w:val="26"/>
+              </w:rPr>
+              <w:t>1.842</w:t>
+            </w:r>
+          </w:p>
+        </w:tc>
+      </w:tr>
+    </w:tbl>
+    <w:p>
+      <w:pPr>
+        <w:spacing w:line="276" w:lineRule="auto"/>
+        <w:jc w:val="both"/>
+        <w:rPr>
+          <w:rFonts w:ascii="Arial" w:eastAsiaTheme="majorEastAsia" w:hAnsi="Arial" w:cs="Arial"/>
+          <w:sz w:val="24"/>
+          <w:szCs w:val="26"/>
+        </w:rPr>
+      </w:pPr>
+      <w:r>
+        <w:rPr>
+          <w:rFonts w:ascii="Arial" w:eastAsiaTheme="majorEastAsia" w:hAnsi="Arial" w:cs="Arial"/>
+          <w:sz w:val="24"/>
+          <w:szCs w:val="26"/>
+        </w:rPr>
+        <w:t xml:space="preserve">El contraste de las métricas revela una clara superioridad del modelo </w:t>
+      </w:r>
+      <w:r>
+        <w:rPr>
+          <w:rFonts w:ascii="Arial" w:eastAsiaTheme="majorEastAsia" w:hAnsi="Arial" w:cs="Arial"/>
+          <w:i/>
+          <w:sz w:val="24"/>
+          <w:szCs w:val="26"/>
+        </w:rPr>
+        <w:t>K-Means</w:t>
+      </w:r>
+      <w:r>
+        <w:rPr>
+          <w:rFonts w:ascii="Arial" w:eastAsiaTheme="majorEastAsia" w:hAnsi="Arial" w:cs="Arial"/>
+          <w:sz w:val="24"/>
+          <w:szCs w:val="26"/>
+        </w:rPr>
+        <w:t xml:space="preserve"> frente al DBSCAN para este conjunto de datos que hemos empleado.</w:t>
+      </w:r>
+    </w:p>
+    <w:p>
+      <w:pPr>
+        <w:spacing w:line="276" w:lineRule="auto"/>
+        <w:jc w:val="both"/>
+        <w:rPr>
+          <w:rFonts w:ascii="Arial" w:eastAsiaTheme="majorEastAsia" w:hAnsi="Arial" w:cs="Arial"/>
+          <w:sz w:val="24"/>
+          <w:szCs w:val="26"/>
+        </w:rPr>
+      </w:pPr>
+      <w:r>
+        <w:rPr>
+          <w:rFonts w:ascii="Arial" w:eastAsiaTheme="majorEastAsia" w:hAnsi="Arial" w:cs="Arial"/>
+          <w:sz w:val="24"/>
+          <w:szCs w:val="26"/>
+        </w:rPr>
+        <w:t xml:space="preserve">El valor del índice de </w:t>
+      </w:r>
+      <w:r>
+        <w:rPr>
+          <w:rFonts w:ascii="Arial" w:eastAsiaTheme="majorEastAsia" w:hAnsi="Arial" w:cs="Arial"/>
+          <w:i/>
+          <w:sz w:val="24"/>
+          <w:szCs w:val="26"/>
+        </w:rPr>
+        <w:t>Davies-Bouldin</w:t>
+      </w:r>
+      <w:r>
+        <w:rPr>
+          <w:rFonts w:ascii="Arial" w:eastAsiaTheme="majorEastAsia" w:hAnsi="Arial" w:cs="Arial"/>
+          <w:sz w:val="24"/>
+          <w:szCs w:val="26"/>
+        </w:rPr>
+        <w:t xml:space="preserve"> en el modelo de </w:t>
+      </w:r>
+      <w:r>
+        <w:rPr>
+          <w:rFonts w:ascii="Arial" w:eastAsiaTheme="majorEastAsia" w:hAnsi="Arial" w:cs="Arial"/>
+          <w:i/>
+          <w:sz w:val="24"/>
+          <w:szCs w:val="26"/>
+        </w:rPr>
+        <w:t>K-Means</w:t>
+      </w:r>
+      <w:r>
+        <w:rPr>
+          <w:rFonts w:ascii="Arial" w:eastAsiaTheme="majorEastAsia" w:hAnsi="Arial" w:cs="Arial"/>
+          <w:sz w:val="24"/>
+          <w:szCs w:val="26"/>
+        </w:rPr>
+        <w:t xml:space="preserve"> confirma que el algoritmo consiguió definir 3 grupos compactos. </w:t>
+      </w:r>
+      <w:r>
+        <w:rPr>
+          <w:rFonts w:ascii="Arial" w:eastAsiaTheme="majorEastAsia" w:hAnsi="Arial" w:cs="Arial"/>
+          <w:sz w:val="24"/>
+          <w:szCs w:val="26"/>
+        </w:rPr>
+        <w:t xml:space="preserve">El </w:t>
+      </w:r>
+      <w:r>
+        <w:rPr>
+          <w:rFonts w:ascii="Arial" w:eastAsiaTheme="majorEastAsia" w:hAnsi="Arial" w:cs="Arial"/>
+          <w:i/>
+          <w:sz w:val="24"/>
+          <w:szCs w:val="26"/>
+        </w:rPr>
+        <w:t>Silhouette Score</w:t>
+      </w:r>
+      <w:r>
+        <w:rPr>
+          <w:rFonts w:ascii="Arial" w:eastAsiaTheme="majorEastAsia" w:hAnsi="Arial" w:cs="Arial"/>
+          <w:sz w:val="24"/>
+          <w:szCs w:val="26"/>
+        </w:rPr>
+        <w:t xml:space="preserve"> de 0.2855 es un resultado robusto, lógico y muy positivo considerando la alta dimensionalidad del problema (decenas de variables per cápita creadas) y la heterogeneidad intrínseca de la macroeconomía de los países.</w:t>
+      </w:r>
+    </w:p>
+    <w:p>
+      <w:pPr>
+        <w:spacing w:line="276" w:lineRule="auto"/>
+        <w:jc w:val="both"/>
+        <w:rPr>
+          <w:rFonts w:ascii="Arial" w:hAnsi="Arial" w:cs="Arial"/>
+          <w:sz w:val="24"/>
+        </w:rPr>
+      </w:pPr>
+      <w:r>
+        <w:rPr>
+          <w:rFonts w:ascii="Arial" w:hAnsi="Arial" w:cs="Arial"/>
+          <w:sz w:val="24"/>
+        </w:rPr>
+        <w:t xml:space="preserve">Por el contrario, el pobre desempeño de </w:t>
+      </w:r>
+      <w:r>
+        <w:rPr>
+          <w:rFonts w:ascii="Arial" w:hAnsi="Arial" w:cs="Arial"/>
+          <w:i/>
+          <w:sz w:val="24"/>
+        </w:rPr>
+        <w:t>DBSCAN</w:t>
+      </w:r>
+      <w:r>
+        <w:rPr>
+          <w:rFonts w:ascii="Arial" w:hAnsi="Arial" w:cs="Arial"/>
+          <w:sz w:val="24"/>
+        </w:rPr>
+        <w:t xml:space="preserve"> (</w:t>
+      </w:r>
+      <w:r>
+        <w:rPr>
+          <w:rFonts w:ascii="Arial" w:hAnsi="Arial" w:cs="Arial"/>
+          <w:i/>
+          <w:sz w:val="24"/>
+        </w:rPr>
+        <w:t>Silhouette</w:t>
+      </w:r>
+      <w:r>
+        <w:rPr>
+          <w:rFonts w:ascii="Arial" w:hAnsi="Arial" w:cs="Arial"/>
+          <w:sz w:val="24"/>
+        </w:rPr>
+        <w:t xml:space="preserve"> cercano a 0 y </w:t>
+      </w:r>
+      <w:r>
+        <w:rPr>
+          <w:rFonts w:ascii="Arial" w:hAnsi="Arial" w:cs="Arial"/>
+          <w:i/>
+          <w:sz w:val="24"/>
+        </w:rPr>
+        <w:t>Davies-Bouldin</w:t>
+      </w:r>
+      <w:r>
+        <w:rPr>
+          <w:rFonts w:ascii="Arial" w:hAnsi="Arial" w:cs="Arial"/>
+          <w:sz w:val="24"/>
+        </w:rPr>
+        <w:t xml:space="preserve"> de 1.8042) es un reflejo directo de la naturaleza del algoritmo. Al basarse en la densidad, </w:t>
+      </w:r>
+      <w:r>
+        <w:rPr>
+          <w:rFonts w:ascii="Arial" w:hAnsi="Arial" w:cs="Arial"/>
+          <w:i/>
+          <w:sz w:val="24"/>
+        </w:rPr>
+        <w:t>DBSCAN</w:t>
+      </w:r>
+      <w:r>
+        <w:rPr>
+          <w:rFonts w:ascii="Arial" w:hAnsi="Arial" w:cs="Arial"/>
+          <w:sz w:val="24"/>
+        </w:rPr>
+        <w:t xml:space="preserve"> requiere un volumen de muestras considerable. Con un </w:t>
+      </w:r>
+      <w:r>
+        <w:rPr>
+          <w:rFonts w:ascii="Arial" w:hAnsi="Arial" w:cs="Arial"/>
+          <w:sz w:val="24"/>
+        </w:rPr>
+        <w:t>conjunto reducido de países</w:t>
+      </w:r>
+      <w:r>
+        <w:rPr>
+          <w:rFonts w:ascii="Arial" w:hAnsi="Arial" w:cs="Arial"/>
+          <w:sz w:val="24"/>
+        </w:rPr>
+        <w:t>, el espacio de datos es demasiado disperso, impidiendo que el algoritmo opere con eficacia y tendiendo a mezclar perfiles distintos o a clasificar a la mayoría del conjunto como ruido.</w:t>
+      </w:r>
+    </w:p>
+    <w:p>
+      <w:pPr>
+        <w:spacing w:line="276" w:lineRule="auto"/>
+        <w:jc w:val="both"/>
+        <w:rPr>
+          <w:rFonts w:ascii="Arial" w:hAnsi="Arial" w:cs="Arial"/>
+          <w:sz w:val="24"/>
+        </w:rPr>
+      </w:pPr>
+      <w:r>
+        <w:rPr>
+          <w:rFonts w:ascii="Arial" w:hAnsi="Arial" w:cs="Arial"/>
+          <w:sz w:val="24"/>
+        </w:rPr>
+        <w:t>Al analizar la composición de los 3 clústeres generados por el modelo, observamos un fenómeno estadístico muy revelador: el algoritmo ha identificado los modelos de Oceanía como anomalías globales (</w:t>
+      </w:r>
       <w:bookmarkStart w:id="0" w:name="_GoBack"/>
+      <w:r>
+        <w:rPr>
+          <w:rFonts w:ascii="Arial" w:hAnsi="Arial" w:cs="Arial"/>
+          <w:i/>
+          <w:sz w:val="24"/>
+        </w:rPr>
+        <w:t>outliers</w:t>
+      </w:r>
       <w:bookmarkEnd w:id="0"/>
-    </w:p>
-    <w:p>
-      <w:pPr>
+      <w:r>
+        <w:rPr>
+          <w:rFonts w:ascii="Arial" w:hAnsi="Arial" w:cs="Arial"/>
+          <w:sz w:val="24"/>
+        </w:rPr>
+        <w:t>), aislándolos en grupos propios y consolidando al resto de naciones en un macro-perfil estándar</w:t>
+      </w:r>
+      <w:r>
+        <w:rPr>
+          <w:rFonts w:ascii="Arial" w:hAnsi="Arial" w:cs="Arial"/>
+          <w:sz w:val="24"/>
+        </w:rPr>
+        <w:t>:</w:t>
+      </w:r>
+    </w:p>
+    <w:p>
+      <w:pPr>
+        <w:pStyle w:val="Prrafodelista"/>
+        <w:numPr>
+          <w:ilvl w:val="0"/>
+          <w:numId w:val="5"/>
+        </w:numPr>
         <w:spacing w:line="276" w:lineRule="auto"/>
         <w:jc w:val="both"/>
         <w:rPr>
@@ -15560,6 +17343,142 @@
           <w:sz w:val="24"/>
         </w:rPr>
       </w:pPr>
+      <w:r>
+        <w:rPr>
+          <w:rFonts w:ascii="Arial" w:hAnsi="Arial" w:cs="Arial"/>
+          <w:sz w:val="24"/>
+        </w:rPr>
+        <w:lastRenderedPageBreak/>
+        <w:t>Clúster 0: Este grupo representa la base</w:t>
+      </w:r>
+      <w:r>
+        <w:rPr>
+          <w:rFonts w:ascii="Arial" w:hAnsi="Arial" w:cs="Arial"/>
+          <w:sz w:val="24"/>
+        </w:rPr>
+        <w:t xml:space="preserve"> mundial. Aunque incluye países muy diversos en términos absolutos (como la escala masiva de China frente a la agricultura de España), sus proporciones per cápita y su equilibrio entre producción agrícola y ganadera se mantienen dentro de márge</w:t>
+      </w:r>
+      <w:r>
+        <w:rPr>
+          <w:rFonts w:ascii="Arial" w:hAnsi="Arial" w:cs="Arial"/>
+          <w:sz w:val="24"/>
+        </w:rPr>
+        <w:t>nes estadísticamente similares.</w:t>
+      </w:r>
+    </w:p>
+    <w:p>
+      <w:pPr>
+        <w:pStyle w:val="Prrafodelista"/>
+        <w:numPr>
+          <w:ilvl w:val="0"/>
+          <w:numId w:val="5"/>
+        </w:numPr>
+        <w:spacing w:line="276" w:lineRule="auto"/>
+        <w:jc w:val="both"/>
+        <w:rPr>
+          <w:rFonts w:ascii="Arial" w:hAnsi="Arial" w:cs="Arial"/>
+          <w:sz w:val="24"/>
+        </w:rPr>
+      </w:pPr>
+      <w:r>
+        <w:rPr>
+          <w:rFonts w:ascii="Arial" w:hAnsi="Arial" w:cs="Arial"/>
+          <w:sz w:val="24"/>
+        </w:rPr>
+        <w:t xml:space="preserve">Clúster 1: </w:t>
+      </w:r>
+      <w:r>
+        <w:rPr>
+          <w:rFonts w:ascii="Arial" w:hAnsi="Arial" w:cs="Arial"/>
+          <w:sz w:val="24"/>
+        </w:rPr>
+        <w:t>El algoritmo aísla a Nueva Zelanda debido a su híper-especialización. Presenta la e</w:t>
+      </w:r>
+      <w:r>
+        <w:rPr>
+          <w:rFonts w:ascii="Arial" w:hAnsi="Arial" w:cs="Arial"/>
+          <w:sz w:val="24"/>
+        </w:rPr>
+        <w:t>ficiencia agrícola más baja de todos los países</w:t>
+      </w:r>
+      <w:r>
+        <w:rPr>
+          <w:rFonts w:ascii="Arial" w:hAnsi="Arial" w:cs="Arial"/>
+          <w:sz w:val="24"/>
+        </w:rPr>
+        <w:t>, lo cual es coherente con un país donde la mayor parte de la superficie útil son p</w:t>
+      </w:r>
+      <w:r>
+        <w:rPr>
+          <w:rFonts w:ascii="Arial" w:hAnsi="Arial" w:cs="Arial"/>
+          <w:sz w:val="24"/>
+        </w:rPr>
+        <w:t xml:space="preserve">astos dedicados a la ganadería </w:t>
+      </w:r>
+      <w:r>
+        <w:rPr>
+          <w:rFonts w:ascii="Arial" w:hAnsi="Arial" w:cs="Arial"/>
+          <w:sz w:val="24"/>
+        </w:rPr>
+        <w:t xml:space="preserve">en lugar de cultivos agrícolas intensivos. Esta abrumadora carga ganadera por habitante hace que su </w:t>
+      </w:r>
+      <w:r>
+        <w:rPr>
+          <w:rFonts w:ascii="Arial" w:hAnsi="Arial" w:cs="Arial"/>
+          <w:sz w:val="24"/>
+        </w:rPr>
+        <w:t>perfil de emisiones de metano (CH4</w:t>
+      </w:r>
+      <w:r>
+        <w:rPr>
+          <w:rFonts w:ascii="Arial" w:hAnsi="Arial" w:cs="Arial"/>
+          <w:sz w:val="24"/>
+        </w:rPr>
+        <w:t>) y producción ganadera per cápita sea incomparable con el resto del mundo, justificando su separación matemática.</w:t>
+      </w:r>
+    </w:p>
+    <w:p>
+      <w:pPr>
+        <w:pStyle w:val="Prrafodelista"/>
+        <w:numPr>
+          <w:ilvl w:val="0"/>
+          <w:numId w:val="5"/>
+        </w:numPr>
+        <w:spacing w:line="276" w:lineRule="auto"/>
+        <w:jc w:val="both"/>
+        <w:rPr>
+          <w:rFonts w:ascii="Arial" w:hAnsi="Arial" w:cs="Arial"/>
+          <w:sz w:val="24"/>
+        </w:rPr>
+      </w:pPr>
+      <w:r>
+        <w:rPr>
+          <w:rFonts w:ascii="Arial" w:hAnsi="Arial" w:cs="Arial"/>
+          <w:sz w:val="24"/>
+        </w:rPr>
+        <w:t xml:space="preserve">Clúster 2: </w:t>
+      </w:r>
+      <w:r>
+        <w:rPr>
+          <w:rFonts w:ascii="Arial" w:hAnsi="Arial" w:cs="Arial"/>
+          <w:sz w:val="24"/>
+        </w:rPr>
+        <w:t xml:space="preserve">Australia forma su propio clúster al representar </w:t>
+      </w:r>
+      <w:r>
+        <w:rPr>
+          <w:rFonts w:ascii="Arial" w:hAnsi="Arial" w:cs="Arial"/>
+          <w:sz w:val="24"/>
+        </w:rPr>
+        <w:t>el extremo opuesto a Nueva Zelanda</w:t>
+      </w:r>
+      <w:r>
+        <w:rPr>
+          <w:rFonts w:ascii="Arial" w:hAnsi="Arial" w:cs="Arial"/>
+          <w:sz w:val="24"/>
+        </w:rPr>
+        <w:t>. Destaca por poseer la mayor eficiencia agrícola  combinada con la mayor extensión de superficie. Este perfil describe un modelo de agricultura capaz de generar enormes volúmenes de producción sostenida por una densidad poblacional muy baja.</w:t>
+      </w:r>
     </w:p>
     <w:p>
       <w:pPr>
@@ -15748,7 +17667,7 @@
           <w:rPr>
             <w:noProof/>
           </w:rPr>
-          <w:t>26</w:t>
+          <w:t>27</w:t>
         </w:r>
         <w:r>
           <w:fldChar w:fldCharType="end"/>
@@ -18189,7 +20108,7 @@
 </file>
 
 <file path=customXml/itemProps1.xml><?xml version="1.0" encoding="utf-8"?>
-<ds:datastoreItem xmlns:ds="http://schemas.openxmlformats.org/officeDocument/2006/customXml" ds:itemID="{51DD3726-52D8-456B-A2BC-3BF3B07F77C4}">
+<ds:datastoreItem xmlns:ds="http://schemas.openxmlformats.org/officeDocument/2006/customXml" ds:itemID="{595702B8-F93A-4EB9-9772-EFBFF75D92B0}">
   <ds:schemaRefs>
     <ds:schemaRef ds:uri="http://schemas.openxmlformats.org/officeDocument/2006/bibliography"/>
   </ds:schemaRefs>

--- a/memoria.docx
+++ b/memoria.docx
@@ -1,6 +1,6 @@
 
 <file path=word/document.xml><?xml version="1.0" encoding="utf-8"?>
-<w:document xmlns:wpc="http://schemas.microsoft.com/office/word/2010/wordprocessingCanvas" xmlns:mc="http://schemas.openxmlformats.org/markup-compatibility/2006" xmlns:o="urn:schemas-microsoft-com:office:office" xmlns:r="http://schemas.openxmlformats.org/officeDocument/2006/relationships" xmlns:m="http://schemas.openxmlformats.org/officeDocument/2006/math" xmlns:v="urn:schemas-microsoft-com:vml" xmlns:wp14="http://schemas.microsoft.com/office/word/2010/wordprocessingDrawing" xmlns:wp="http://schemas.openxmlformats.org/drawingml/2006/wordprocessingDrawing" xmlns:w10="urn:schemas-microsoft-com:office:word" xmlns:w="http://schemas.openxmlformats.org/wordprocessingml/2006/main" xmlns:w14="http://schemas.microsoft.com/office/word/2010/wordml" xmlns:w15="http://schemas.microsoft.com/office/word/2012/wordml" xmlns:wpg="http://schemas.microsoft.com/office/word/2010/wordprocessingGroup" xmlns:wpi="http://schemas.microsoft.com/office/word/2010/wordprocessingInk" xmlns:wne="http://schemas.microsoft.com/office/word/2006/wordml" xmlns:wps="http://schemas.microsoft.com/office/word/2010/wordprocessingShape" mc:Ignorable="w14 w15 wp14">
+<w:document xmlns:wpc="http://schemas.microsoft.com/office/word/2010/wordprocessingCanvas" xmlns:cx="http://schemas.microsoft.com/office/drawing/2014/chartex" xmlns:cx1="http://schemas.microsoft.com/office/drawing/2015/9/8/chartex" xmlns:cx2="http://schemas.microsoft.com/office/drawing/2015/10/21/chartex" xmlns:cx3="http://schemas.microsoft.com/office/drawing/2016/5/9/chartex" xmlns:cx4="http://schemas.microsoft.com/office/drawing/2016/5/10/chartex" xmlns:cx5="http://schemas.microsoft.com/office/drawing/2016/5/11/chartex" xmlns:cx6="http://schemas.microsoft.com/office/drawing/2016/5/12/chartex" xmlns:cx7="http://schemas.microsoft.com/office/drawing/2016/5/13/chartex" xmlns:cx8="http://schemas.microsoft.com/office/drawing/2016/5/14/chartex" xmlns:mc="http://schemas.openxmlformats.org/markup-compatibility/2006" xmlns:aink="http://schemas.microsoft.com/office/drawing/2016/ink" xmlns:am3d="http://schemas.microsoft.com/office/drawing/2017/model3d" xmlns:o="urn:schemas-microsoft-com:office:office" xmlns:oel="http://schemas.microsoft.com/office/2019/extlst" xmlns:r="http://schemas.openxmlformats.org/officeDocument/2006/relationships" xmlns:m="http://schemas.openxmlformats.org/officeDocument/2006/math" xmlns:v="urn:schemas-microsoft-com:vml" xmlns:wp14="http://schemas.microsoft.com/office/word/2010/wordprocessingDrawing" xmlns:wp="http://schemas.openxmlformats.org/drawingml/2006/wordprocessingDrawing" xmlns:w10="urn:schemas-microsoft-com:office:word" xmlns:w="http://schemas.openxmlformats.org/wordprocessingml/2006/main" xmlns:w14="http://schemas.microsoft.com/office/word/2010/wordml" xmlns:w15="http://schemas.microsoft.com/office/word/2012/wordml" xmlns:w16cex="http://schemas.microsoft.com/office/word/2018/wordml/cex" xmlns:w16cid="http://schemas.microsoft.com/office/word/2016/wordml/cid" xmlns:w16="http://schemas.microsoft.com/office/word/2018/wordml" xmlns:w16du="http://schemas.microsoft.com/office/word/2023/wordml/word16du" xmlns:w16sdtdh="http://schemas.microsoft.com/office/word/2020/wordml/sdtdatahash" xmlns:w16sdtfl="http://schemas.microsoft.com/office/word/2024/wordml/sdtformatlock" xmlns:w16se="http://schemas.microsoft.com/office/word/2015/wordml/symex" xmlns:wpg="http://schemas.microsoft.com/office/word/2010/wordprocessingGroup" xmlns:wpi="http://schemas.microsoft.com/office/word/2010/wordprocessingInk" xmlns:wne="http://schemas.microsoft.com/office/word/2006/wordml" xmlns:wps="http://schemas.microsoft.com/office/word/2010/wordprocessingShape" mc:Ignorable="w14 w15 w16se w16cid w16 w16cex w16sdtdh w16sdtfl w16du wp14">
   <w:body>
     <w:p>
       <w:pPr>
@@ -845,7 +845,27 @@
           <w:color w:val="FF0000"/>
           <w:sz w:val="24"/>
         </w:rPr>
-        <w:t xml:space="preserve"> forest para crear modelos</w:t>
+        <w:t xml:space="preserve"> </w:t>
+      </w:r>
+      <w:proofErr w:type="spellStart"/>
+      <w:r>
+        <w:rPr>
+          <w:rFonts w:ascii="Arial" w:hAnsi="Arial" w:cs="Arial"/>
+          <w:b/>
+          <w:color w:val="FF0000"/>
+          <w:sz w:val="24"/>
+        </w:rPr>
+        <w:t>forest</w:t>
+      </w:r>
+      <w:proofErr w:type="spellEnd"/>
+      <w:r>
+        <w:rPr>
+          <w:rFonts w:ascii="Arial" w:hAnsi="Arial" w:cs="Arial"/>
+          <w:b/>
+          <w:color w:val="FF0000"/>
+          <w:sz w:val="24"/>
+        </w:rPr>
+        <w:t xml:space="preserve"> para crear modelos</w:t>
       </w:r>
       <w:r>
         <w:rPr>
@@ -991,7 +1011,6 @@
           <w:b/>
           <w:sz w:val="24"/>
         </w:rPr>
-        <w:lastRenderedPageBreak/>
         <w:t>Advances</w:t>
       </w:r>
       <w:proofErr w:type="spellEnd"/>
@@ -1037,6 +1056,24 @@
           <w:b/>
           <w:sz w:val="24"/>
         </w:rPr>
+        <w:t xml:space="preserve"> Crop </w:t>
+      </w:r>
+      <w:proofErr w:type="spellStart"/>
+      <w:r>
+        <w:rPr>
+          <w:rFonts w:ascii="Arial" w:hAnsi="Arial" w:cs="Arial"/>
+          <w:b/>
+          <w:sz w:val="24"/>
+        </w:rPr>
+        <w:t>Yield</w:t>
+      </w:r>
+      <w:proofErr w:type="spellEnd"/>
+      <w:r>
+        <w:rPr>
+          <w:rFonts w:ascii="Arial" w:hAnsi="Arial" w:cs="Arial"/>
+          <w:b/>
+          <w:sz w:val="24"/>
+        </w:rPr>
         <w:t xml:space="preserve"> </w:t>
       </w:r>
       <w:proofErr w:type="spellStart"/>
@@ -1046,7 +1083,7 @@
           <w:b/>
           <w:sz w:val="24"/>
         </w:rPr>
-        <w:t>Crop</w:t>
+        <w:t>Prediction</w:t>
       </w:r>
       <w:proofErr w:type="spellEnd"/>
       <w:r>
@@ -1055,6 +1092,24 @@
           <w:b/>
           <w:sz w:val="24"/>
         </w:rPr>
+        <w:t xml:space="preserve">: A Comprehensive </w:t>
+      </w:r>
+      <w:proofErr w:type="spellStart"/>
+      <w:r>
+        <w:rPr>
+          <w:rFonts w:ascii="Arial" w:hAnsi="Arial" w:cs="Arial"/>
+          <w:b/>
+          <w:sz w:val="24"/>
+        </w:rPr>
+        <w:t>Review</w:t>
+      </w:r>
+      <w:proofErr w:type="spellEnd"/>
+      <w:r>
+        <w:rPr>
+          <w:rFonts w:ascii="Arial" w:hAnsi="Arial" w:cs="Arial"/>
+          <w:b/>
+          <w:sz w:val="24"/>
+        </w:rPr>
         <w:t xml:space="preserve"> </w:t>
       </w:r>
       <w:proofErr w:type="spellStart"/>
@@ -1064,7 +1119,7 @@
           <w:b/>
           <w:sz w:val="24"/>
         </w:rPr>
-        <w:t>Yield</w:t>
+        <w:t>of</w:t>
       </w:r>
       <w:proofErr w:type="spellEnd"/>
       <w:r>
@@ -1082,7 +1137,7 @@
           <w:b/>
           <w:sz w:val="24"/>
         </w:rPr>
-        <w:t>Prediction</w:t>
+        <w:t>Techniques</w:t>
       </w:r>
       <w:proofErr w:type="spellEnd"/>
       <w:r>
@@ -1091,7 +1146,7 @@
           <w:b/>
           <w:sz w:val="24"/>
         </w:rPr>
-        <w:t xml:space="preserve">: A </w:t>
+        <w:t xml:space="preserve">, </w:t>
       </w:r>
       <w:proofErr w:type="spellStart"/>
       <w:r>
@@ -1100,7 +1155,7 @@
           <w:b/>
           <w:sz w:val="24"/>
         </w:rPr>
-        <w:t>Comprehensive</w:t>
+        <w:t>Trends</w:t>
       </w:r>
       <w:proofErr w:type="spellEnd"/>
       <w:r>
@@ -1109,157 +1164,87 @@
           <w:b/>
           <w:sz w:val="24"/>
         </w:rPr>
+        <w:t xml:space="preserve">, and </w:t>
+      </w:r>
+      <w:proofErr w:type="spellStart"/>
+      <w:r>
+        <w:rPr>
+          <w:rFonts w:ascii="Arial" w:hAnsi="Arial" w:cs="Arial"/>
+          <w:b/>
+          <w:sz w:val="24"/>
+        </w:rPr>
+        <w:t>Challenges</w:t>
+      </w:r>
+      <w:proofErr w:type="spellEnd"/>
+      <w:r>
+        <w:rPr>
+          <w:rFonts w:ascii="Arial" w:hAnsi="Arial" w:cs="Arial"/>
+          <w:b/>
+          <w:sz w:val="24"/>
+        </w:rPr>
+        <w:t>:</w:t>
+      </w:r>
+      <w:r>
+        <w:rPr>
+          <w:rFonts w:ascii="Arial" w:hAnsi="Arial" w:cs="Arial"/>
+          <w:sz w:val="24"/>
+        </w:rPr>
         <w:t xml:space="preserve"> </w:t>
       </w:r>
+      <w:r>
+        <w:rPr>
+          <w:rFonts w:ascii="Arial" w:hAnsi="Arial" w:cs="Arial"/>
+          <w:sz w:val="24"/>
+        </w:rPr>
+        <w:t xml:space="preserve">Este estudio revisa la eficacia de algoritmos como Random Forest y </w:t>
+      </w:r>
       <w:proofErr w:type="spellStart"/>
       <w:r>
         <w:rPr>
           <w:rFonts w:ascii="Arial" w:hAnsi="Arial" w:cs="Arial"/>
-          <w:b/>
-          <w:sz w:val="24"/>
-        </w:rPr>
-        <w:t>Review</w:t>
+          <w:sz w:val="24"/>
+        </w:rPr>
+        <w:t>Gradient</w:t>
       </w:r>
       <w:proofErr w:type="spellEnd"/>
       <w:r>
         <w:rPr>
           <w:rFonts w:ascii="Arial" w:hAnsi="Arial" w:cs="Arial"/>
-          <w:b/>
-          <w:sz w:val="24"/>
-        </w:rPr>
-        <w:t xml:space="preserve"> of </w:t>
+          <w:sz w:val="24"/>
+        </w:rPr>
+        <w:t xml:space="preserve"> </w:t>
       </w:r>
       <w:proofErr w:type="spellStart"/>
       <w:r>
         <w:rPr>
           <w:rFonts w:ascii="Arial" w:hAnsi="Arial" w:cs="Arial"/>
-          <w:b/>
-          <w:sz w:val="24"/>
-        </w:rPr>
-        <w:t>Techniques</w:t>
+          <w:sz w:val="24"/>
+        </w:rPr>
+        <w:t>Boosting</w:t>
       </w:r>
       <w:proofErr w:type="spellEnd"/>
       <w:r>
         <w:rPr>
           <w:rFonts w:ascii="Arial" w:hAnsi="Arial" w:cs="Arial"/>
-          <w:b/>
-          <w:sz w:val="24"/>
-        </w:rPr>
-        <w:t xml:space="preserve">, </w:t>
+          <w:sz w:val="24"/>
+        </w:rPr>
+        <w:t xml:space="preserve"> </w:t>
       </w:r>
       <w:proofErr w:type="spellStart"/>
       <w:r>
         <w:rPr>
           <w:rFonts w:ascii="Arial" w:hAnsi="Arial" w:cs="Arial"/>
-          <w:b/>
-          <w:sz w:val="24"/>
-        </w:rPr>
-        <w:t>Trends</w:t>
+          <w:sz w:val="24"/>
+        </w:rPr>
+        <w:t>Decision</w:t>
       </w:r>
       <w:proofErr w:type="spellEnd"/>
       <w:r>
         <w:rPr>
           <w:rFonts w:ascii="Arial" w:hAnsi="Arial" w:cs="Arial"/>
-          <w:b/>
-          <w:sz w:val="24"/>
-        </w:rPr>
-        <w:t xml:space="preserve">, and </w:t>
-      </w:r>
-      <w:proofErr w:type="spellStart"/>
-      <w:r>
-        <w:rPr>
-          <w:rFonts w:ascii="Arial" w:hAnsi="Arial" w:cs="Arial"/>
-          <w:b/>
-          <w:sz w:val="24"/>
-        </w:rPr>
-        <w:t>Challenges</w:t>
-      </w:r>
-      <w:proofErr w:type="spellEnd"/>
-      <w:r>
-        <w:rPr>
-          <w:rFonts w:ascii="Arial" w:hAnsi="Arial" w:cs="Arial"/>
-          <w:b/>
-          <w:sz w:val="24"/>
-        </w:rPr>
-        <w:t>:</w:t>
-      </w:r>
-      <w:r>
-        <w:rPr>
-          <w:rFonts w:ascii="Arial" w:hAnsi="Arial" w:cs="Arial"/>
-          <w:sz w:val="24"/>
-        </w:rPr>
-        <w:t xml:space="preserve"> </w:t>
-      </w:r>
-      <w:r>
-        <w:rPr>
-          <w:rFonts w:ascii="Arial" w:hAnsi="Arial" w:cs="Arial"/>
-          <w:sz w:val="24"/>
-        </w:rPr>
-        <w:t xml:space="preserve">Este estudio revisa la eficacia de algoritmos como Random Forest y </w:t>
-      </w:r>
-      <w:proofErr w:type="spellStart"/>
-      <w:r>
-        <w:rPr>
-          <w:rFonts w:ascii="Arial" w:hAnsi="Arial" w:cs="Arial"/>
-          <w:sz w:val="24"/>
-        </w:rPr>
-        <w:t>Gradient</w:t>
-      </w:r>
-      <w:proofErr w:type="spellEnd"/>
-      <w:r>
-        <w:rPr>
-          <w:rFonts w:ascii="Arial" w:hAnsi="Arial" w:cs="Arial"/>
-          <w:sz w:val="24"/>
-        </w:rPr>
-        <w:t xml:space="preserve"> </w:t>
-      </w:r>
-      <w:proofErr w:type="spellStart"/>
-      <w:r>
-        <w:rPr>
-          <w:rFonts w:ascii="Arial" w:hAnsi="Arial" w:cs="Arial"/>
-          <w:sz w:val="24"/>
-        </w:rPr>
-        <w:t>Boosting</w:t>
-      </w:r>
-      <w:proofErr w:type="spellEnd"/>
-      <w:r>
-        <w:rPr>
-          <w:rFonts w:ascii="Arial" w:hAnsi="Arial" w:cs="Arial"/>
-          <w:sz w:val="24"/>
-        </w:rPr>
-        <w:t xml:space="preserve"> </w:t>
-      </w:r>
-      <w:proofErr w:type="spellStart"/>
-      <w:r>
-        <w:rPr>
-          <w:rFonts w:ascii="Arial" w:hAnsi="Arial" w:cs="Arial"/>
-          <w:sz w:val="24"/>
-        </w:rPr>
-        <w:t>Decision</w:t>
-      </w:r>
-      <w:proofErr w:type="spellEnd"/>
-      <w:r>
-        <w:rPr>
-          <w:rFonts w:ascii="Arial" w:hAnsi="Arial" w:cs="Arial"/>
-          <w:sz w:val="24"/>
-        </w:rPr>
-        <w:t xml:space="preserve"> </w:t>
-      </w:r>
-      <w:proofErr w:type="spellStart"/>
-      <w:r>
-        <w:rPr>
-          <w:rFonts w:ascii="Arial" w:hAnsi="Arial" w:cs="Arial"/>
-          <w:sz w:val="24"/>
-        </w:rPr>
-        <w:t>Trees</w:t>
-      </w:r>
-      <w:proofErr w:type="spellEnd"/>
-      <w:r>
-        <w:rPr>
-          <w:rFonts w:ascii="Arial" w:hAnsi="Arial" w:cs="Arial"/>
-          <w:sz w:val="24"/>
-        </w:rPr>
-        <w:t xml:space="preserve"> frente a redes neuronales, destacando los retos en la heterogeneidad de los datos agrícolas y la necesidad de justificar la generalización de los modelos.</w:t>
+          <w:sz w:val="24"/>
+        </w:rPr>
+        <w:t xml:space="preserve"> Trees frente a redes neuronales, destacando los retos en la heterogeneidad de los datos agrícolas y la necesidad de justificar la generalización de los modelos.</w:t>
       </w:r>
     </w:p>
     <w:p>
@@ -1353,7 +1338,7 @@
           <w:color w:val="000000" w:themeColor="text1"/>
           <w:sz w:val="24"/>
         </w:rPr>
-        <w:t>semi</w:t>
+        <w:t>semi-estructurados</w:t>
       </w:r>
       <w:proofErr w:type="spellEnd"/>
       <w:r>
@@ -1362,7 +1347,7 @@
           <w:color w:val="000000" w:themeColor="text1"/>
           <w:sz w:val="24"/>
         </w:rPr>
-        <w:t xml:space="preserve">-estructurados y no estructurados. Por ello, como primera fase hemos estandarizado el formato de lectura. </w:t>
+        <w:t xml:space="preserve"> y no estructurados. Por ello, como primera fase hemos estandarizado el formato de lectura. </w:t>
       </w:r>
       <w:r>
         <w:rPr>
@@ -1377,7 +1362,7 @@
           <w:rFonts w:ascii="Arial" w:hAnsi="Arial" w:cs="Arial"/>
           <w:sz w:val="24"/>
         </w:rPr>
-        <w:t>semi</w:t>
+        <w:t>semi-estructurados</w:t>
       </w:r>
       <w:proofErr w:type="spellEnd"/>
       <w:r>
@@ -1385,23 +1370,7 @@
           <w:rFonts w:ascii="Arial" w:hAnsi="Arial" w:cs="Arial"/>
           <w:sz w:val="24"/>
         </w:rPr>
-        <w:t xml:space="preserve">-estructurados y no estructurados hemos usado </w:t>
-      </w:r>
-      <w:proofErr w:type="spellStart"/>
-      <w:r>
-        <w:rPr>
-          <w:rFonts w:ascii="Arial" w:hAnsi="Arial" w:cs="Arial"/>
-          <w:sz w:val="24"/>
-        </w:rPr>
-        <w:t>Power</w:t>
-      </w:r>
-      <w:proofErr w:type="spellEnd"/>
-      <w:r>
-        <w:rPr>
-          <w:rFonts w:ascii="Arial" w:hAnsi="Arial" w:cs="Arial"/>
-          <w:sz w:val="24"/>
-        </w:rPr>
-        <w:t xml:space="preserve"> Bi:</w:t>
+        <w:t xml:space="preserve"> y no estructurados hemos usado Power Bi:</w:t>
       </w:r>
     </w:p>
     <w:p>
@@ -1650,7 +1619,6 @@
                 <w:bdr w:val="none" w:sz="0" w:space="0" w:color="auto" w:frame="1"/>
                 <w:lang w:eastAsia="es-ES"/>
               </w:rPr>
-              <w:lastRenderedPageBreak/>
               <w:t>Característica</w:t>
             </w:r>
           </w:p>
@@ -4666,23 +4634,7 @@
           <w:rFonts w:ascii="Arial" w:hAnsi="Arial" w:cs="Arial"/>
           <w:sz w:val="24"/>
         </w:rPr>
-        <w:t>atos extraídos de imágenes satelitales (</w:t>
-      </w:r>
-      <w:proofErr w:type="spellStart"/>
-      <w:r>
-        <w:rPr>
-          <w:rFonts w:ascii="Arial" w:hAnsi="Arial" w:cs="Arial"/>
-          <w:sz w:val="24"/>
-        </w:rPr>
-        <w:t>Landsat</w:t>
-      </w:r>
-      <w:proofErr w:type="spellEnd"/>
-      <w:r>
-        <w:rPr>
-          <w:rFonts w:ascii="Arial" w:hAnsi="Arial" w:cs="Arial"/>
-          <w:sz w:val="24"/>
-        </w:rPr>
-        <w:t xml:space="preserve">, </w:t>
+        <w:t xml:space="preserve">atos extraídos de imágenes satelitales (Landsat, </w:t>
       </w:r>
       <w:proofErr w:type="spellStart"/>
       <w:r>
@@ -5251,6 +5203,7 @@
               </w:rPr>
               <w:t xml:space="preserve"> / </w:t>
             </w:r>
+            <w:proofErr w:type="spellStart"/>
             <w:r>
               <w:rPr>
                 <w:rFonts w:ascii="Arial" w:eastAsia="Times New Roman" w:hAnsi="Arial" w:cs="Arial"/>
@@ -5262,6 +5215,7 @@
               </w:rPr>
               <w:t>max</w:t>
             </w:r>
+            <w:proofErr w:type="spellEnd"/>
           </w:p>
         </w:tc>
         <w:tc>
@@ -5635,7 +5589,6 @@
                 <w:bdr w:val="none" w:sz="0" w:space="0" w:color="auto" w:frame="1"/>
                 <w:lang w:eastAsia="es-ES"/>
               </w:rPr>
-              <w:lastRenderedPageBreak/>
               <w:t>cobertura_nubes</w:t>
             </w:r>
             <w:proofErr w:type="spellEnd"/>
@@ -6107,7 +6060,7 @@
           <w:rFonts w:ascii="Arial" w:hAnsi="Arial" w:cs="Arial"/>
           <w:sz w:val="24"/>
         </w:rPr>
-        <w:t>semi</w:t>
+        <w:t>semi-estructurados</w:t>
       </w:r>
       <w:proofErr w:type="spellEnd"/>
       <w:r>
@@ -6115,7 +6068,7 @@
           <w:rFonts w:ascii="Arial" w:hAnsi="Arial" w:cs="Arial"/>
           <w:sz w:val="24"/>
         </w:rPr>
-        <w:t xml:space="preserve">-estructurados (adaptados a </w:t>
+        <w:t xml:space="preserve"> (adaptados a </w:t>
       </w:r>
       <w:proofErr w:type="spellStart"/>
       <w:r>
@@ -6583,55 +6536,7 @@
                 <w:bdr w:val="none" w:sz="0" w:space="0" w:color="auto" w:frame="1"/>
                 <w:lang w:eastAsia="es-ES"/>
               </w:rPr>
-              <w:t xml:space="preserve">Subdivisión geográfica (ej. Pampa Húmeda, </w:t>
-            </w:r>
-            <w:proofErr w:type="spellStart"/>
-            <w:r>
-              <w:rPr>
-                <w:rFonts w:ascii="Arial" w:eastAsia="Times New Roman" w:hAnsi="Arial" w:cs="Arial"/>
-                <w:color w:val="1F1F1F"/>
-                <w:sz w:val="24"/>
-                <w:szCs w:val="24"/>
-                <w:bdr w:val="none" w:sz="0" w:space="0" w:color="auto" w:frame="1"/>
-                <w:lang w:eastAsia="es-ES"/>
-              </w:rPr>
-              <w:t>Corn</w:t>
-            </w:r>
-            <w:proofErr w:type="spellEnd"/>
-            <w:r>
-              <w:rPr>
-                <w:rFonts w:ascii="Arial" w:eastAsia="Times New Roman" w:hAnsi="Arial" w:cs="Arial"/>
-                <w:color w:val="1F1F1F"/>
-                <w:sz w:val="24"/>
-                <w:szCs w:val="24"/>
-                <w:bdr w:val="none" w:sz="0" w:space="0" w:color="auto" w:frame="1"/>
-                <w:lang w:eastAsia="es-ES"/>
-              </w:rPr>
-              <w:t xml:space="preserve"> </w:t>
-            </w:r>
-            <w:proofErr w:type="spellStart"/>
-            <w:r>
-              <w:rPr>
-                <w:rFonts w:ascii="Arial" w:eastAsia="Times New Roman" w:hAnsi="Arial" w:cs="Arial"/>
-                <w:color w:val="1F1F1F"/>
-                <w:sz w:val="24"/>
-                <w:szCs w:val="24"/>
-                <w:bdr w:val="none" w:sz="0" w:space="0" w:color="auto" w:frame="1"/>
-                <w:lang w:eastAsia="es-ES"/>
-              </w:rPr>
-              <w:t>Belt</w:t>
-            </w:r>
-            <w:proofErr w:type="spellEnd"/>
-            <w:r>
-              <w:rPr>
-                <w:rFonts w:ascii="Arial" w:eastAsia="Times New Roman" w:hAnsi="Arial" w:cs="Arial"/>
-                <w:color w:val="1F1F1F"/>
-                <w:sz w:val="24"/>
-                <w:szCs w:val="24"/>
-                <w:bdr w:val="none" w:sz="0" w:space="0" w:color="auto" w:frame="1"/>
-                <w:lang w:eastAsia="es-ES"/>
-              </w:rPr>
-              <w:t>).</w:t>
+              <w:t>Subdivisión geográfica (ej. Pampa Húmeda, Corn Belt).</w:t>
             </w:r>
           </w:p>
         </w:tc>
@@ -7587,7 +7492,6 @@
                 <w:bdr w:val="none" w:sz="0" w:space="0" w:color="auto" w:frame="1"/>
                 <w:lang w:eastAsia="es-ES"/>
               </w:rPr>
-              <w:lastRenderedPageBreak/>
               <w:t>codigo</w:t>
             </w:r>
             <w:proofErr w:type="spellEnd"/>
@@ -9092,29 +8996,7 @@
                 <w:bdr w:val="none" w:sz="0" w:space="0" w:color="auto" w:frame="1"/>
                 <w:lang w:eastAsia="es-ES"/>
               </w:rPr>
-              <w:t xml:space="preserve">Medio de comunicación emisor (ej. </w:t>
-            </w:r>
-            <w:proofErr w:type="spellStart"/>
-            <w:r>
-              <w:rPr>
-                <w:rFonts w:ascii="Arial" w:eastAsia="Times New Roman" w:hAnsi="Arial" w:cs="Arial"/>
-                <w:sz w:val="24"/>
-                <w:szCs w:val="24"/>
-                <w:bdr w:val="none" w:sz="0" w:space="0" w:color="auto" w:frame="1"/>
-                <w:lang w:eastAsia="es-ES"/>
-              </w:rPr>
-              <w:t>Bloomberg</w:t>
-            </w:r>
-            <w:proofErr w:type="spellEnd"/>
-            <w:r>
-              <w:rPr>
-                <w:rFonts w:ascii="Arial" w:eastAsia="Times New Roman" w:hAnsi="Arial" w:cs="Arial"/>
-                <w:sz w:val="24"/>
-                <w:szCs w:val="24"/>
-                <w:bdr w:val="none" w:sz="0" w:space="0" w:color="auto" w:frame="1"/>
-                <w:lang w:eastAsia="es-ES"/>
-              </w:rPr>
-              <w:t>, Reuters).</w:t>
+              <w:t>Medio de comunicación emisor (ej. Bloomberg, Reuters).</w:t>
             </w:r>
           </w:p>
         </w:tc>
@@ -9323,7 +9205,6 @@
           <w:rFonts w:ascii="Arial" w:hAnsi="Arial" w:cs="Arial"/>
           <w:sz w:val="24"/>
         </w:rPr>
-        <w:lastRenderedPageBreak/>
         <w:t xml:space="preserve">Reporte_plagas.csv: Cuenta con un conjunto de 100 registros. Recoge datos sobre la detección de plagas, el </w:t>
       </w:r>
       <w:r>
@@ -9560,20 +9441,8 @@
                 <w:bdr w:val="none" w:sz="0" w:space="0" w:color="auto" w:frame="1"/>
                 <w:lang w:eastAsia="es-ES"/>
               </w:rPr>
-              <w:t xml:space="preserve"> / </w:t>
-            </w:r>
-            <w:proofErr w:type="spellStart"/>
-            <w:r>
-              <w:rPr>
-                <w:rFonts w:ascii="Arial" w:eastAsia="Times New Roman" w:hAnsi="Arial" w:cs="Arial"/>
-                <w:sz w:val="24"/>
-                <w:szCs w:val="24"/>
-                <w:bdr w:val="none" w:sz="0" w:space="0" w:color="auto" w:frame="1"/>
-                <w:lang w:eastAsia="es-ES"/>
-              </w:rPr>
-              <w:t>Region</w:t>
-            </w:r>
-            <w:proofErr w:type="spellEnd"/>
+              <w:t xml:space="preserve"> / Region</w:t>
+            </w:r>
           </w:p>
         </w:tc>
         <w:tc>
@@ -10959,15 +10828,7 @@
           <w:rFonts w:ascii="Arial" w:hAnsi="Arial" w:cs="Arial"/>
           <w:sz w:val="24"/>
         </w:rPr>
-        <w:t xml:space="preserve"> (84% </w:t>
-      </w:r>
-      <w:r>
-        <w:rPr>
-          <w:rFonts w:ascii="Arial" w:hAnsi="Arial" w:cs="Arial"/>
-          <w:sz w:val="24"/>
-        </w:rPr>
-        <w:lastRenderedPageBreak/>
-        <w:t xml:space="preserve">nulos), </w:t>
+        <w:t xml:space="preserve"> (84% nulos), </w:t>
       </w:r>
       <w:proofErr w:type="spellStart"/>
       <w:r>
@@ -11492,7 +11353,6 @@
           <w:rFonts w:ascii="Arial" w:hAnsi="Arial" w:cs="Arial"/>
           <w:sz w:val="24"/>
         </w:rPr>
-        <w:lastRenderedPageBreak/>
         <w:t>Durante la inspección de los datos hemos detectado varias cosas interesantes como son:</w:t>
       </w:r>
     </w:p>
@@ -11812,7 +11672,6 @@
           <w:noProof/>
           <w:lang w:eastAsia="es-ES"/>
         </w:rPr>
-        <w:lastRenderedPageBreak/>
         <w:drawing>
           <wp:inline distT="0" distB="0" distL="0" distR="0" wp14:anchorId="77FDAFB1" wp14:editId="5A4A1F7F">
             <wp:extent cx="3686175" cy="2363677"/>
@@ -12020,7 +11879,6 @@
           <w:sz w:val="24"/>
           <w:u w:val="single"/>
         </w:rPr>
-        <w:lastRenderedPageBreak/>
         <w:t>Superficie vs producción</w:t>
       </w:r>
       <w:r>
@@ -12242,7 +12100,6 @@
           <w:sz w:val="24"/>
           <w:lang w:eastAsia="es-ES"/>
         </w:rPr>
-        <w:lastRenderedPageBreak/>
         <w:drawing>
           <wp:inline distT="0" distB="0" distL="0" distR="0" wp14:anchorId="3818547F" wp14:editId="4270C1A5">
             <wp:extent cx="4286250" cy="2556932"/>
@@ -12582,7 +12439,6 @@
           <w:sz w:val="24"/>
           <w:lang w:eastAsia="es-ES"/>
         </w:rPr>
-        <w:lastRenderedPageBreak/>
         <w:drawing>
           <wp:inline distT="0" distB="0" distL="0" distR="0" wp14:anchorId="0A55B8AD" wp14:editId="6401D28C">
             <wp:extent cx="4400550" cy="3751127"/>
@@ -12744,7 +12600,6 @@
           <w:sz w:val="24"/>
           <w:lang w:eastAsia="es-ES"/>
         </w:rPr>
-        <w:lastRenderedPageBreak/>
         <w:drawing>
           <wp:inline distT="0" distB="0" distL="0" distR="0" wp14:anchorId="229847B5" wp14:editId="1F850811">
             <wp:extent cx="5399670" cy="4943799"/>
@@ -12889,7 +12744,6 @@
           <w:rFonts w:ascii="Arial" w:hAnsi="Arial" w:cs="Arial"/>
           <w:sz w:val="24"/>
         </w:rPr>
-        <w:lastRenderedPageBreak/>
         <w:t>Pero como podemos ver ocurre lo mismo que con el resto de cultivos, no existe ninguna tendencia para ningún país con el paso del tiempo, sino que están en constante crecida o bajada de la producción lo cual puede ser debido a factores climáticos.</w:t>
       </w:r>
     </w:p>
@@ -13122,7 +12976,6 @@
           <w:rFonts w:ascii="Arial" w:hAnsi="Arial" w:cs="Arial"/>
           <w:sz w:val="24"/>
         </w:rPr>
-        <w:lastRenderedPageBreak/>
         <w:t xml:space="preserve">En el gráfico se puede ver la temporalidad mensual de los mercados. Donde cabe destacar que los mercados sufren un abaratamiento de los mercados en el mes de Agosto seguido de encarecimiento de los productos en el mes de Septiembre. En todos los meses, se puede observar que si en un mes ha subido al siguiente </w:t>
       </w:r>
       <w:r>
@@ -13463,7 +13316,6 @@
           <w:sz w:val="24"/>
           <w:u w:val="single"/>
         </w:rPr>
-        <w:lastRenderedPageBreak/>
         <w:t>Eficiencia productiva entre regiones:</w:t>
       </w:r>
       <w:r>
@@ -13687,7 +13539,6 @@
           <w:rFonts w:ascii="Arial" w:hAnsi="Arial" w:cs="Arial"/>
           <w:sz w:val="24"/>
         </w:rPr>
-        <w:lastRenderedPageBreak/>
         <w:t>Como podemos ver en el gráfico de dispersión, de manera contundente, el ganado bovino dispara las emisiones de metano a medida que aumenta su volumen de producción. Por el contrario, las industrias avícolas y porcinas producen grandes cantidades de carne manteniendo una contaminación de carbono más pequeña.</w:t>
       </w:r>
     </w:p>
@@ -13895,6 +13746,2479 @@
     </w:p>
     <w:p>
       <w:pPr>
+        <w:pStyle w:val="Ttulo3"/>
+        <w:numPr>
+          <w:ilvl w:val="2"/>
+          <w:numId w:val="7"/>
+        </w:numPr>
+        <w:spacing w:line="276" w:lineRule="auto"/>
+        <w:jc w:val="both"/>
+        <w:rPr>
+          <w:rFonts w:ascii="Arial" w:hAnsi="Arial" w:cs="Arial"/>
+          <w:b/>
+          <w:color w:val="auto"/>
+        </w:rPr>
+      </w:pPr>
+      <w:r>
+        <w:rPr>
+          <w:rFonts w:ascii="Arial" w:hAnsi="Arial" w:cs="Arial"/>
+          <w:b/>
+          <w:color w:val="auto"/>
+        </w:rPr>
+        <w:t>Análisis de datos Semi-Estructurados</w:t>
+      </w:r>
+    </w:p>
+    <w:p>
+      <w:pPr>
+        <w:pStyle w:val="Prrafodelista"/>
+        <w:numPr>
+          <w:ilvl w:val="0"/>
+          <w:numId w:val="17"/>
+        </w:numPr>
+        <w:spacing w:line="276" w:lineRule="auto"/>
+        <w:jc w:val="both"/>
+        <w:rPr>
+          <w:rFonts w:ascii="Arial" w:hAnsi="Arial" w:cs="Arial"/>
+          <w:sz w:val="24"/>
+        </w:rPr>
+      </w:pPr>
+      <w:r>
+        <w:rPr>
+          <w:rFonts w:ascii="Arial" w:hAnsi="Arial" w:cs="Arial"/>
+          <w:sz w:val="24"/>
+        </w:rPr>
+        <w:t>Aplanamiento de estructuras JSON para análisis tubular</w:t>
+      </w:r>
+    </w:p>
+    <w:p>
+      <w:pPr>
+        <w:spacing w:line="276" w:lineRule="auto"/>
+        <w:jc w:val="both"/>
+        <w:rPr>
+          <w:rFonts w:ascii="Arial" w:hAnsi="Arial" w:cs="Arial"/>
+          <w:sz w:val="24"/>
+        </w:rPr>
+      </w:pPr>
+      <w:r>
+        <w:rPr>
+          <w:rFonts w:ascii="Arial" w:hAnsi="Arial" w:cs="Arial"/>
+          <w:sz w:val="24"/>
+        </w:rPr>
+        <w:t xml:space="preserve">Los datos de condiciones climáticas presentaban estructuras </w:t>
+      </w:r>
+      <w:proofErr w:type="spellStart"/>
+      <w:r>
+        <w:rPr>
+          <w:rFonts w:ascii="Arial" w:hAnsi="Arial" w:cs="Arial"/>
+          <w:sz w:val="24"/>
+        </w:rPr>
+        <w:t>semi-estructuradas</w:t>
+      </w:r>
+      <w:proofErr w:type="spellEnd"/>
+      <w:r>
+        <w:rPr>
+          <w:rFonts w:ascii="Arial" w:hAnsi="Arial" w:cs="Arial"/>
+          <w:sz w:val="24"/>
+        </w:rPr>
+        <w:t xml:space="preserve">, en particular en la variable </w:t>
+      </w:r>
+      <w:proofErr w:type="spellStart"/>
+      <w:r>
+        <w:rPr>
+          <w:rFonts w:ascii="Arial" w:hAnsi="Arial" w:cs="Arial"/>
+          <w:sz w:val="24"/>
+        </w:rPr>
+        <w:t>eventos_extremos</w:t>
+      </w:r>
+      <w:proofErr w:type="spellEnd"/>
+      <w:r>
+        <w:rPr>
+          <w:rFonts w:ascii="Arial" w:hAnsi="Arial" w:cs="Arial"/>
+          <w:sz w:val="24"/>
+        </w:rPr>
+        <w:t>, que contenía listas de eventos almacenadas como texto.</w:t>
+      </w:r>
+    </w:p>
+    <w:p>
+      <w:pPr>
+        <w:spacing w:line="276" w:lineRule="auto"/>
+        <w:jc w:val="both"/>
+        <w:rPr>
+          <w:rFonts w:ascii="Arial" w:hAnsi="Arial" w:cs="Arial"/>
+          <w:sz w:val="24"/>
+        </w:rPr>
+      </w:pPr>
+      <w:r>
+        <w:rPr>
+          <w:rFonts w:ascii="Arial" w:hAnsi="Arial" w:cs="Arial"/>
+          <w:sz w:val="24"/>
+        </w:rPr>
+        <w:t>Para poder analizarlos, se realizó un proceso de transformación consistente</w:t>
+      </w:r>
+      <w:r>
+        <w:rPr>
+          <w:rFonts w:ascii="Arial" w:hAnsi="Arial" w:cs="Arial"/>
+          <w:sz w:val="24"/>
+        </w:rPr>
+        <w:t xml:space="preserve">, mediante </w:t>
+      </w:r>
+      <w:proofErr w:type="spellStart"/>
+      <w:r>
+        <w:rPr>
+          <w:rFonts w:ascii="Arial" w:hAnsi="Arial" w:cs="Arial"/>
+          <w:sz w:val="24"/>
+        </w:rPr>
+        <w:t>PowerBI</w:t>
+      </w:r>
+      <w:proofErr w:type="spellEnd"/>
+      <w:r>
+        <w:rPr>
+          <w:rFonts w:ascii="Arial" w:hAnsi="Arial" w:cs="Arial"/>
+          <w:sz w:val="24"/>
+        </w:rPr>
+        <w:t>,</w:t>
+      </w:r>
+      <w:r>
+        <w:rPr>
+          <w:rFonts w:ascii="Arial" w:hAnsi="Arial" w:cs="Arial"/>
+          <w:sz w:val="24"/>
+        </w:rPr>
+        <w:t xml:space="preserve"> en la limpieza del texto y su conversión en listas, eliminando caracteres como corchetes y comillas. Posteriormente, se generó una nueva variable con el número de eventos extremos por observación.</w:t>
+      </w:r>
+    </w:p>
+    <w:p>
+      <w:pPr>
+        <w:spacing w:line="276" w:lineRule="auto"/>
+        <w:jc w:val="both"/>
+        <w:rPr>
+          <w:rFonts w:ascii="Arial" w:hAnsi="Arial" w:cs="Arial"/>
+          <w:sz w:val="24"/>
+        </w:rPr>
+      </w:pPr>
+      <w:r>
+        <w:rPr>
+          <w:rFonts w:ascii="Arial" w:hAnsi="Arial" w:cs="Arial"/>
+          <w:sz w:val="24"/>
+        </w:rPr>
+        <w:t>Este proceso permitió convertir datos no tabulares en un formato estructurado, facilitando su análisis mediante técnicas estadísticas y visualización.</w:t>
+      </w:r>
+    </w:p>
+    <w:p>
+      <w:pPr>
+        <w:pStyle w:val="Prrafodelista"/>
+        <w:numPr>
+          <w:ilvl w:val="0"/>
+          <w:numId w:val="17"/>
+        </w:numPr>
+        <w:spacing w:line="276" w:lineRule="auto"/>
+        <w:jc w:val="both"/>
+        <w:rPr>
+          <w:rFonts w:ascii="Arial" w:hAnsi="Arial" w:cs="Arial"/>
+          <w:sz w:val="24"/>
+        </w:rPr>
+      </w:pPr>
+      <w:proofErr w:type="spellStart"/>
+      <w:r>
+        <w:rPr>
+          <w:rFonts w:ascii="Arial" w:hAnsi="Arial" w:cs="Arial"/>
+          <w:sz w:val="24"/>
+        </w:rPr>
+        <w:t>Parsing</w:t>
+      </w:r>
+      <w:proofErr w:type="spellEnd"/>
+      <w:r>
+        <w:rPr>
+          <w:rFonts w:ascii="Arial" w:hAnsi="Arial" w:cs="Arial"/>
+          <w:sz w:val="24"/>
+        </w:rPr>
+        <w:t xml:space="preserve"> de XML con </w:t>
+      </w:r>
+      <w:proofErr w:type="spellStart"/>
+      <w:r>
+        <w:rPr>
+          <w:rFonts w:ascii="Arial" w:hAnsi="Arial" w:cs="Arial"/>
+          <w:sz w:val="24"/>
+        </w:rPr>
+        <w:t>namespaces</w:t>
+      </w:r>
+      <w:proofErr w:type="spellEnd"/>
+    </w:p>
+    <w:p>
+      <w:pPr>
+        <w:spacing w:line="276" w:lineRule="auto"/>
+        <w:jc w:val="both"/>
+        <w:rPr>
+          <w:rFonts w:ascii="Arial" w:hAnsi="Arial" w:cs="Arial"/>
+          <w:sz w:val="24"/>
+        </w:rPr>
+      </w:pPr>
+      <w:r>
+        <w:rPr>
+          <w:rFonts w:ascii="Arial" w:hAnsi="Arial" w:cs="Arial"/>
+          <w:sz w:val="24"/>
+        </w:rPr>
+        <w:t xml:space="preserve">Los datos de políticas agrícolas procedían de un formato XML, el cual fue previamente transformado a CSV mediante </w:t>
+      </w:r>
+      <w:proofErr w:type="spellStart"/>
+      <w:r>
+        <w:rPr>
+          <w:rFonts w:ascii="Arial" w:hAnsi="Arial" w:cs="Arial"/>
+          <w:sz w:val="24"/>
+        </w:rPr>
+        <w:t>PowerBI</w:t>
+      </w:r>
+      <w:proofErr w:type="spellEnd"/>
+      <w:r>
+        <w:rPr>
+          <w:rFonts w:ascii="Arial" w:hAnsi="Arial" w:cs="Arial"/>
+          <w:sz w:val="24"/>
+        </w:rPr>
+        <w:t xml:space="preserve"> para facilitar su manipulación.</w:t>
+      </w:r>
+    </w:p>
+    <w:p>
+      <w:pPr>
+        <w:spacing w:line="276" w:lineRule="auto"/>
+        <w:jc w:val="both"/>
+        <w:rPr>
+          <w:rFonts w:ascii="Arial" w:hAnsi="Arial" w:cs="Arial"/>
+          <w:sz w:val="24"/>
+        </w:rPr>
+      </w:pPr>
+      <w:r>
+        <w:rPr>
+          <w:rFonts w:ascii="Arial" w:hAnsi="Arial" w:cs="Arial"/>
+          <w:sz w:val="24"/>
+        </w:rPr>
+        <w:t xml:space="preserve">Este paso permitió estructurar la información y hacerla compatible con herramientas de análisis como pandas, facilitando su integración posterior con otros </w:t>
+      </w:r>
+      <w:proofErr w:type="spellStart"/>
+      <w:r>
+        <w:rPr>
+          <w:rFonts w:ascii="Arial" w:hAnsi="Arial" w:cs="Arial"/>
+          <w:sz w:val="24"/>
+        </w:rPr>
+        <w:t>datasets</w:t>
+      </w:r>
+      <w:proofErr w:type="spellEnd"/>
+      <w:r>
+        <w:rPr>
+          <w:rFonts w:ascii="Arial" w:hAnsi="Arial" w:cs="Arial"/>
+          <w:sz w:val="24"/>
+        </w:rPr>
+        <w:t>.</w:t>
+      </w:r>
+    </w:p>
+    <w:p>
+      <w:pPr>
+        <w:spacing w:line="276" w:lineRule="auto"/>
+        <w:jc w:val="both"/>
+        <w:rPr>
+          <w:rFonts w:ascii="Arial" w:hAnsi="Arial" w:cs="Arial"/>
+          <w:sz w:val="24"/>
+        </w:rPr>
+      </w:pPr>
+    </w:p>
+    <w:p>
+      <w:pPr>
+        <w:pStyle w:val="Prrafodelista"/>
+        <w:numPr>
+          <w:ilvl w:val="0"/>
+          <w:numId w:val="17"/>
+        </w:numPr>
+        <w:spacing w:line="276" w:lineRule="auto"/>
+        <w:jc w:val="both"/>
+        <w:rPr>
+          <w:rFonts w:ascii="Arial" w:hAnsi="Arial" w:cs="Arial"/>
+          <w:sz w:val="24"/>
+        </w:rPr>
+      </w:pPr>
+      <w:r>
+        <w:rPr>
+          <w:rFonts w:ascii="Arial" w:hAnsi="Arial" w:cs="Arial"/>
+          <w:sz w:val="24"/>
+        </w:rPr>
+        <w:t>Frecuencia</w:t>
+      </w:r>
+      <w:r>
+        <w:rPr>
+          <w:rFonts w:ascii="Arial" w:hAnsi="Arial" w:cs="Arial"/>
+          <w:sz w:val="24"/>
+        </w:rPr>
+        <w:t xml:space="preserve"> </w:t>
+      </w:r>
+      <w:r>
+        <w:rPr>
+          <w:rFonts w:ascii="Arial" w:hAnsi="Arial" w:cs="Arial"/>
+          <w:sz w:val="24"/>
+        </w:rPr>
+        <w:t>de sequías/inundaciones por región</w:t>
+      </w:r>
+    </w:p>
+    <w:p>
+      <w:pPr>
+        <w:spacing w:line="276" w:lineRule="auto"/>
+        <w:jc w:val="both"/>
+        <w:rPr>
+          <w:rFonts w:ascii="Arial" w:hAnsi="Arial" w:cs="Arial"/>
+          <w:sz w:val="24"/>
+        </w:rPr>
+      </w:pPr>
+      <w:r>
+        <w:rPr>
+          <w:rFonts w:ascii="Arial" w:hAnsi="Arial" w:cs="Arial"/>
+          <w:sz w:val="24"/>
+        </w:rPr>
+        <w:t xml:space="preserve">A </w:t>
+      </w:r>
+      <w:r>
+        <w:rPr>
+          <w:rFonts w:ascii="Arial" w:hAnsi="Arial" w:cs="Arial"/>
+          <w:sz w:val="24"/>
+        </w:rPr>
+        <w:t xml:space="preserve">partir de la variable </w:t>
+      </w:r>
+      <w:proofErr w:type="spellStart"/>
+      <w:r>
+        <w:rPr>
+          <w:rFonts w:ascii="Arial" w:hAnsi="Arial" w:cs="Arial"/>
+          <w:sz w:val="24"/>
+        </w:rPr>
+        <w:t>eventos_extremos</w:t>
+      </w:r>
+      <w:proofErr w:type="spellEnd"/>
+      <w:r>
+        <w:rPr>
+          <w:rFonts w:ascii="Arial" w:hAnsi="Arial" w:cs="Arial"/>
+          <w:sz w:val="24"/>
+        </w:rPr>
+        <w:t>, se realizó un análisis de frecuencia de los distintos tipos de eventos climáticos.</w:t>
+      </w:r>
+    </w:p>
+    <w:p>
+      <w:pPr>
+        <w:spacing w:line="276" w:lineRule="auto"/>
+        <w:jc w:val="center"/>
+        <w:rPr>
+          <w:rFonts w:ascii="Arial" w:hAnsi="Arial" w:cs="Arial"/>
+          <w:sz w:val="24"/>
+        </w:rPr>
+      </w:pPr>
+      <w:r>
+        <w:rPr>
+          <w:rFonts w:ascii="Arial" w:hAnsi="Arial" w:cs="Arial"/>
+          <w:noProof/>
+          <w:sz w:val="24"/>
+        </w:rPr>
+        <w:drawing>
+          <wp:inline distT="0" distB="0" distL="0" distR="0" wp14:anchorId="4681916C" wp14:editId="3E8A3FC1">
+            <wp:extent cx="3733800" cy="3505048"/>
+            <wp:effectExtent l="0" t="0" r="0" b="635"/>
+            <wp:docPr id="1785967742" name="Imagen 1"/>
+            <wp:cNvGraphicFramePr>
+              <a:graphicFrameLocks xmlns:a="http://schemas.openxmlformats.org/drawingml/2006/main" noChangeAspect="1"/>
+            </wp:cNvGraphicFramePr>
+            <a:graphic xmlns:a="http://schemas.openxmlformats.org/drawingml/2006/main">
+              <a:graphicData uri="http://schemas.openxmlformats.org/drawingml/2006/picture">
+                <pic:pic xmlns:pic="http://schemas.openxmlformats.org/drawingml/2006/picture">
+                  <pic:nvPicPr>
+                    <pic:cNvPr id="1785967742" name=""/>
+                    <pic:cNvPicPr/>
+                  </pic:nvPicPr>
+                  <pic:blipFill>
+                    <a:blip r:embed="rId26"/>
+                    <a:stretch>
+                      <a:fillRect/>
+                    </a:stretch>
+                  </pic:blipFill>
+                  <pic:spPr>
+                    <a:xfrm>
+                      <a:off x="0" y="0"/>
+                      <a:ext cx="3747674" cy="3518072"/>
+                    </a:xfrm>
+                    <a:prstGeom prst="rect">
+                      <a:avLst/>
+                    </a:prstGeom>
+                  </pic:spPr>
+                </pic:pic>
+              </a:graphicData>
+            </a:graphic>
+          </wp:inline>
+        </w:drawing>
+      </w:r>
+    </w:p>
+    <w:p>
+      <w:pPr>
+        <w:spacing w:line="276" w:lineRule="auto"/>
+        <w:jc w:val="both"/>
+        <w:rPr>
+          <w:rFonts w:ascii="Arial" w:hAnsi="Arial" w:cs="Arial"/>
+          <w:sz w:val="24"/>
+        </w:rPr>
+      </w:pPr>
+      <w:r>
+        <w:rPr>
+          <w:rFonts w:ascii="Arial" w:hAnsi="Arial" w:cs="Arial"/>
+          <w:sz w:val="24"/>
+        </w:rPr>
+        <w:t>L</w:t>
+      </w:r>
+      <w:r>
+        <w:rPr>
+          <w:rFonts w:ascii="Arial" w:hAnsi="Arial" w:cs="Arial"/>
+          <w:sz w:val="24"/>
+        </w:rPr>
+        <w:t>os resultados muestran que los eventos más comunes son:</w:t>
+      </w:r>
+    </w:p>
+    <w:p>
+      <w:pPr>
+        <w:pStyle w:val="Prrafodelista"/>
+        <w:numPr>
+          <w:ilvl w:val="0"/>
+          <w:numId w:val="5"/>
+        </w:numPr>
+        <w:spacing w:line="276" w:lineRule="auto"/>
+        <w:jc w:val="both"/>
+        <w:rPr>
+          <w:rFonts w:ascii="Arial" w:hAnsi="Arial" w:cs="Arial"/>
+          <w:sz w:val="24"/>
+        </w:rPr>
+      </w:pPr>
+      <w:r>
+        <w:rPr>
+          <w:rFonts w:ascii="Arial" w:hAnsi="Arial" w:cs="Arial"/>
+          <w:sz w:val="24"/>
+        </w:rPr>
+        <w:t>Sequías</w:t>
+      </w:r>
+    </w:p>
+    <w:p>
+      <w:pPr>
+        <w:pStyle w:val="Prrafodelista"/>
+        <w:numPr>
+          <w:ilvl w:val="0"/>
+          <w:numId w:val="5"/>
+        </w:numPr>
+        <w:spacing w:line="276" w:lineRule="auto"/>
+        <w:jc w:val="both"/>
+        <w:rPr>
+          <w:rFonts w:ascii="Arial" w:hAnsi="Arial" w:cs="Arial"/>
+          <w:sz w:val="24"/>
+        </w:rPr>
+      </w:pPr>
+      <w:r>
+        <w:rPr>
+          <w:rFonts w:ascii="Arial" w:hAnsi="Arial" w:cs="Arial"/>
+          <w:sz w:val="24"/>
+        </w:rPr>
+        <w:t>Tormentas</w:t>
+      </w:r>
+    </w:p>
+    <w:p>
+      <w:pPr>
+        <w:pStyle w:val="Prrafodelista"/>
+        <w:numPr>
+          <w:ilvl w:val="0"/>
+          <w:numId w:val="5"/>
+        </w:numPr>
+        <w:spacing w:line="276" w:lineRule="auto"/>
+        <w:jc w:val="both"/>
+        <w:rPr>
+          <w:rFonts w:ascii="Arial" w:hAnsi="Arial" w:cs="Arial"/>
+          <w:sz w:val="24"/>
+        </w:rPr>
+      </w:pPr>
+      <w:r>
+        <w:rPr>
+          <w:rFonts w:ascii="Arial" w:hAnsi="Arial" w:cs="Arial"/>
+          <w:sz w:val="24"/>
+        </w:rPr>
+        <w:t>Heladas</w:t>
+      </w:r>
+    </w:p>
+    <w:p>
+      <w:pPr>
+        <w:spacing w:line="276" w:lineRule="auto"/>
+        <w:ind w:left="142"/>
+        <w:jc w:val="both"/>
+        <w:rPr>
+          <w:rFonts w:ascii="Arial" w:hAnsi="Arial" w:cs="Arial"/>
+          <w:sz w:val="24"/>
+        </w:rPr>
+      </w:pPr>
+      <w:r>
+        <w:rPr>
+          <w:rFonts w:ascii="Arial" w:hAnsi="Arial" w:cs="Arial"/>
+          <w:sz w:val="24"/>
+        </w:rPr>
+        <w:t>Además, al agrupar por país, se observa que la distribución de eventos es desigual, destacando países como India y Australia con mayor frecuencia de eventos extremos.</w:t>
+      </w:r>
+    </w:p>
+    <w:p>
+      <w:pPr>
+        <w:spacing w:line="276" w:lineRule="auto"/>
+        <w:jc w:val="center"/>
+        <w:rPr>
+          <w:rFonts w:ascii="Arial" w:hAnsi="Arial" w:cs="Arial"/>
+          <w:sz w:val="24"/>
+        </w:rPr>
+      </w:pPr>
+      <w:r>
+        <w:rPr>
+          <w:rFonts w:ascii="Arial" w:hAnsi="Arial" w:cs="Arial"/>
+          <w:noProof/>
+          <w:sz w:val="24"/>
+        </w:rPr>
+        <w:drawing>
+          <wp:inline distT="0" distB="0" distL="0" distR="0" wp14:anchorId="1080C4CC" wp14:editId="370A8AE5">
+            <wp:extent cx="4253004" cy="3965945"/>
+            <wp:effectExtent l="0" t="0" r="0" b="0"/>
+            <wp:docPr id="614597888" name="Imagen 1"/>
+            <wp:cNvGraphicFramePr>
+              <a:graphicFrameLocks xmlns:a="http://schemas.openxmlformats.org/drawingml/2006/main" noChangeAspect="1"/>
+            </wp:cNvGraphicFramePr>
+            <a:graphic xmlns:a="http://schemas.openxmlformats.org/drawingml/2006/main">
+              <a:graphicData uri="http://schemas.openxmlformats.org/drawingml/2006/picture">
+                <pic:pic xmlns:pic="http://schemas.openxmlformats.org/drawingml/2006/picture">
+                  <pic:nvPicPr>
+                    <pic:cNvPr id="614597888" name=""/>
+                    <pic:cNvPicPr/>
+                  </pic:nvPicPr>
+                  <pic:blipFill>
+                    <a:blip r:embed="rId27"/>
+                    <a:stretch>
+                      <a:fillRect/>
+                    </a:stretch>
+                  </pic:blipFill>
+                  <pic:spPr>
+                    <a:xfrm>
+                      <a:off x="0" y="0"/>
+                      <a:ext cx="4262778" cy="3975059"/>
+                    </a:xfrm>
+                    <a:prstGeom prst="rect">
+                      <a:avLst/>
+                    </a:prstGeom>
+                  </pic:spPr>
+                </pic:pic>
+              </a:graphicData>
+            </a:graphic>
+          </wp:inline>
+        </w:drawing>
+      </w:r>
+    </w:p>
+    <w:p>
+      <w:pPr>
+        <w:spacing w:line="276" w:lineRule="auto"/>
+        <w:ind w:left="142"/>
+        <w:jc w:val="both"/>
+        <w:rPr>
+          <w:rFonts w:ascii="Arial" w:hAnsi="Arial" w:cs="Arial"/>
+          <w:sz w:val="24"/>
+        </w:rPr>
+      </w:pPr>
+      <w:r>
+        <w:rPr>
+          <w:rFonts w:ascii="Arial" w:hAnsi="Arial" w:cs="Arial"/>
+          <w:sz w:val="24"/>
+        </w:rPr>
+        <w:t xml:space="preserve">En este grafico podemos ver la división de eventos extremos por país, siendo el color amarillo oscuro periodos donde no había ningún tipo de evento, se puede apreciar cual evento predomina en cada región, lo cual puede ser útil a la hora de iniciar un negocio saber </w:t>
+      </w:r>
+      <w:proofErr w:type="spellStart"/>
+      <w:r>
+        <w:rPr>
+          <w:rFonts w:ascii="Arial" w:hAnsi="Arial" w:cs="Arial"/>
+          <w:sz w:val="24"/>
+        </w:rPr>
+        <w:t>que</w:t>
+      </w:r>
+      <w:proofErr w:type="spellEnd"/>
+      <w:r>
+        <w:rPr>
+          <w:rFonts w:ascii="Arial" w:hAnsi="Arial" w:cs="Arial"/>
+          <w:sz w:val="24"/>
+        </w:rPr>
+        <w:t xml:space="preserve"> medidas tomar para estos posibles eventos.</w:t>
+      </w:r>
+    </w:p>
+    <w:p>
+      <w:pPr>
+        <w:spacing w:line="276" w:lineRule="auto"/>
+        <w:ind w:left="142"/>
+        <w:jc w:val="both"/>
+        <w:rPr>
+          <w:rFonts w:ascii="Arial" w:hAnsi="Arial" w:cs="Arial"/>
+          <w:sz w:val="24"/>
+        </w:rPr>
+      </w:pPr>
+      <w:r>
+        <w:rPr>
+          <w:rFonts w:ascii="Arial" w:hAnsi="Arial" w:cs="Arial"/>
+          <w:sz w:val="24"/>
+        </w:rPr>
+        <w:t>En cuanto a su correlación podemos apreciar que:</w:t>
+      </w:r>
+    </w:p>
+    <w:p>
+      <w:pPr>
+        <w:spacing w:line="276" w:lineRule="auto"/>
+        <w:ind w:left="142"/>
+        <w:jc w:val="center"/>
+        <w:rPr>
+          <w:rFonts w:ascii="Arial" w:hAnsi="Arial" w:cs="Arial"/>
+          <w:sz w:val="24"/>
+        </w:rPr>
+      </w:pPr>
+      <w:r>
+        <w:rPr>
+          <w:rFonts w:ascii="Arial" w:hAnsi="Arial" w:cs="Arial"/>
+          <w:noProof/>
+          <w:sz w:val="24"/>
+        </w:rPr>
+        <w:drawing>
+          <wp:inline distT="0" distB="0" distL="0" distR="0" wp14:anchorId="52A283A3" wp14:editId="73018563">
+            <wp:extent cx="3886200" cy="3333706"/>
+            <wp:effectExtent l="0" t="0" r="0" b="635"/>
+            <wp:docPr id="227726599" name="Imagen 1"/>
+            <wp:cNvGraphicFramePr>
+              <a:graphicFrameLocks xmlns:a="http://schemas.openxmlformats.org/drawingml/2006/main" noChangeAspect="1"/>
+            </wp:cNvGraphicFramePr>
+            <a:graphic xmlns:a="http://schemas.openxmlformats.org/drawingml/2006/main">
+              <a:graphicData uri="http://schemas.openxmlformats.org/drawingml/2006/picture">
+                <pic:pic xmlns:pic="http://schemas.openxmlformats.org/drawingml/2006/picture">
+                  <pic:nvPicPr>
+                    <pic:cNvPr id="227726599" name=""/>
+                    <pic:cNvPicPr/>
+                  </pic:nvPicPr>
+                  <pic:blipFill>
+                    <a:blip r:embed="rId28"/>
+                    <a:stretch>
+                      <a:fillRect/>
+                    </a:stretch>
+                  </pic:blipFill>
+                  <pic:spPr>
+                    <a:xfrm>
+                      <a:off x="0" y="0"/>
+                      <a:ext cx="3899787" cy="3345361"/>
+                    </a:xfrm>
+                    <a:prstGeom prst="rect">
+                      <a:avLst/>
+                    </a:prstGeom>
+                  </pic:spPr>
+                </pic:pic>
+              </a:graphicData>
+            </a:graphic>
+          </wp:inline>
+        </w:drawing>
+      </w:r>
+    </w:p>
+    <w:p>
+      <w:pPr>
+        <w:spacing w:line="276" w:lineRule="auto"/>
+        <w:ind w:left="142"/>
+        <w:jc w:val="both"/>
+        <w:rPr>
+          <w:rFonts w:ascii="Arial" w:hAnsi="Arial" w:cs="Arial"/>
+          <w:sz w:val="24"/>
+        </w:rPr>
+      </w:pPr>
+      <w:r>
+        <w:rPr>
+          <w:rFonts w:ascii="Arial" w:hAnsi="Arial" w:cs="Arial"/>
+          <w:sz w:val="24"/>
+        </w:rPr>
+        <w:t xml:space="preserve">Se observa una fuerte </w:t>
+      </w:r>
+      <w:r>
+        <w:rPr>
+          <w:rFonts w:ascii="Arial" w:hAnsi="Arial" w:cs="Arial"/>
+          <w:b/>
+          <w:bCs/>
+          <w:sz w:val="24"/>
+        </w:rPr>
+        <w:t>correlación positiva</w:t>
+      </w:r>
+      <w:r>
+        <w:rPr>
+          <w:rFonts w:ascii="Arial" w:hAnsi="Arial" w:cs="Arial"/>
+          <w:sz w:val="24"/>
+        </w:rPr>
+        <w:t xml:space="preserve"> (0.79) entre la precipitación total y el índice de aridez, lo que indica que, a mayor precipitación, mejores condiciones hídricas en el suelo.</w:t>
+      </w:r>
+    </w:p>
+    <w:p>
+      <w:pPr>
+        <w:spacing w:line="276" w:lineRule="auto"/>
+        <w:ind w:left="142"/>
+        <w:jc w:val="both"/>
+        <w:rPr>
+          <w:rFonts w:ascii="Arial" w:hAnsi="Arial" w:cs="Arial"/>
+          <w:sz w:val="24"/>
+        </w:rPr>
+      </w:pPr>
+      <w:r>
+        <w:rPr>
+          <w:rFonts w:ascii="Arial" w:hAnsi="Arial" w:cs="Arial"/>
+          <w:sz w:val="24"/>
+        </w:rPr>
+        <w:t xml:space="preserve">Por otro lado, existe una </w:t>
+      </w:r>
+      <w:r>
+        <w:rPr>
+          <w:rFonts w:ascii="Arial" w:hAnsi="Arial" w:cs="Arial"/>
+          <w:b/>
+          <w:bCs/>
+          <w:sz w:val="24"/>
+        </w:rPr>
+        <w:t>correlación negativa</w:t>
+      </w:r>
+      <w:r>
+        <w:rPr>
+          <w:rFonts w:ascii="Arial" w:hAnsi="Arial" w:cs="Arial"/>
+          <w:sz w:val="24"/>
+        </w:rPr>
+        <w:t xml:space="preserve"> </w:t>
+      </w:r>
+      <w:r>
+        <w:rPr>
+          <w:rFonts w:ascii="Arial" w:hAnsi="Arial" w:cs="Arial"/>
+          <w:b/>
+          <w:bCs/>
+          <w:sz w:val="24"/>
+        </w:rPr>
+        <w:t>significativa</w:t>
+      </w:r>
+      <w:r>
+        <w:rPr>
+          <w:rFonts w:ascii="Arial" w:hAnsi="Arial" w:cs="Arial"/>
+          <w:sz w:val="24"/>
+        </w:rPr>
+        <w:t xml:space="preserve"> (-0.73) entre la precipitación total y los meses de estrés hídrico, lo que confirma que menores niveles de lluvia están asociados con periodos más prolongados de escasez de agua.</w:t>
+      </w:r>
+    </w:p>
+    <w:p>
+      <w:pPr>
+        <w:spacing w:line="276" w:lineRule="auto"/>
+        <w:ind w:left="142"/>
+        <w:jc w:val="both"/>
+        <w:rPr>
+          <w:rFonts w:ascii="Arial" w:hAnsi="Arial" w:cs="Arial"/>
+          <w:sz w:val="24"/>
+        </w:rPr>
+      </w:pPr>
+      <w:r>
+        <w:rPr>
+          <w:rFonts w:ascii="Arial" w:hAnsi="Arial" w:cs="Arial"/>
+          <w:sz w:val="24"/>
+        </w:rPr>
+        <w:t xml:space="preserve">Además, el índice de aridez presenta una </w:t>
+      </w:r>
+      <w:r>
+        <w:rPr>
+          <w:rFonts w:ascii="Arial" w:hAnsi="Arial" w:cs="Arial"/>
+          <w:b/>
+          <w:bCs/>
+          <w:sz w:val="24"/>
+        </w:rPr>
+        <w:t>correlación negativa moderada</w:t>
+      </w:r>
+      <w:r>
+        <w:rPr>
+          <w:rFonts w:ascii="Arial" w:hAnsi="Arial" w:cs="Arial"/>
+          <w:sz w:val="24"/>
+        </w:rPr>
+        <w:t xml:space="preserve"> (-0.61) con los meses de estrés hídrico, reforzando la relación entre disponibilidad de agua y condiciones climáticas adversas.</w:t>
+      </w:r>
+    </w:p>
+    <w:p>
+      <w:pPr>
+        <w:spacing w:line="276" w:lineRule="auto"/>
+        <w:ind w:left="142"/>
+        <w:jc w:val="both"/>
+        <w:rPr>
+          <w:rFonts w:ascii="Arial" w:hAnsi="Arial" w:cs="Arial"/>
+          <w:sz w:val="24"/>
+        </w:rPr>
+      </w:pPr>
+      <w:r>
+        <w:rPr>
+          <w:rFonts w:ascii="Arial" w:hAnsi="Arial" w:cs="Arial"/>
+          <w:sz w:val="24"/>
+        </w:rPr>
+        <w:t>Por lo que podemos decir con certeza que:</w:t>
+      </w:r>
+    </w:p>
+    <w:p>
+      <w:pPr>
+        <w:spacing w:line="276" w:lineRule="auto"/>
+        <w:ind w:left="142"/>
+        <w:jc w:val="both"/>
+        <w:rPr>
+          <w:rFonts w:ascii="Arial" w:hAnsi="Arial" w:cs="Arial"/>
+          <w:sz w:val="24"/>
+        </w:rPr>
+      </w:pPr>
+      <w:r>
+        <w:rPr>
+          <w:rFonts w:ascii="Arial" w:hAnsi="Arial" w:cs="Arial"/>
+          <w:sz w:val="24"/>
+        </w:rPr>
+        <w:t>La alta frecuencia de eventos relacionados con sequías observada en los datos se alinea con las correlaciones obtenidas, donde la baja precipitación está directamente asociada con mayores periodos de estrés hídrico.</w:t>
+      </w:r>
+    </w:p>
+    <w:p>
+      <w:pPr>
+        <w:spacing w:line="276" w:lineRule="auto"/>
+        <w:ind w:left="142"/>
+        <w:jc w:val="both"/>
+        <w:rPr>
+          <w:rFonts w:ascii="Arial" w:hAnsi="Arial" w:cs="Arial"/>
+          <w:sz w:val="24"/>
+        </w:rPr>
+      </w:pPr>
+      <w:r>
+        <w:rPr>
+          <w:rFonts w:ascii="Arial" w:hAnsi="Arial" w:cs="Arial"/>
+          <w:sz w:val="24"/>
+        </w:rPr>
+        <w:t>Esto sugiere que las regiones con menor disponibilidad de agua no solo presentan peores indicadores climáticos, sino también una mayor vulnerabilidad a eventos extremos.</w:t>
+      </w:r>
+    </w:p>
+    <w:p>
+      <w:pPr>
+        <w:spacing w:line="276" w:lineRule="auto"/>
+        <w:jc w:val="both"/>
+        <w:rPr>
+          <w:rFonts w:ascii="Arial" w:hAnsi="Arial" w:cs="Arial"/>
+          <w:sz w:val="24"/>
+        </w:rPr>
+      </w:pPr>
+    </w:p>
+    <w:p>
+      <w:pPr>
+        <w:pStyle w:val="Prrafodelista"/>
+        <w:numPr>
+          <w:ilvl w:val="0"/>
+          <w:numId w:val="17"/>
+        </w:numPr>
+        <w:spacing w:line="276" w:lineRule="auto"/>
+        <w:jc w:val="both"/>
+        <w:rPr>
+          <w:rFonts w:ascii="Arial" w:hAnsi="Arial" w:cs="Arial"/>
+          <w:sz w:val="24"/>
+        </w:rPr>
+      </w:pPr>
+      <w:r>
+        <w:rPr>
+          <w:rFonts w:ascii="Arial" w:hAnsi="Arial" w:cs="Arial"/>
+          <w:sz w:val="24"/>
+        </w:rPr>
+        <w:t>Impacto</w:t>
+      </w:r>
+      <w:r>
+        <w:rPr>
+          <w:rFonts w:ascii="Arial" w:hAnsi="Arial" w:cs="Arial"/>
+          <w:sz w:val="24"/>
+        </w:rPr>
+        <w:t xml:space="preserve"> </w:t>
+      </w:r>
+      <w:r>
+        <w:rPr>
+          <w:rFonts w:ascii="Arial" w:hAnsi="Arial" w:cs="Arial"/>
+          <w:sz w:val="24"/>
+        </w:rPr>
+        <w:t>de políticas en producción</w:t>
+      </w:r>
+    </w:p>
+    <w:p>
+      <w:pPr>
+        <w:spacing w:line="276" w:lineRule="auto"/>
+        <w:jc w:val="both"/>
+        <w:rPr>
+          <w:rFonts w:ascii="Arial" w:hAnsi="Arial" w:cs="Arial"/>
+          <w:sz w:val="24"/>
+        </w:rPr>
+      </w:pPr>
+      <w:r>
+        <w:rPr>
+          <w:rFonts w:ascii="Arial" w:hAnsi="Arial" w:cs="Arial"/>
+          <w:sz w:val="24"/>
+        </w:rPr>
+        <w:t>Para evaluar el impacto de las políticas agrícolas, se integraron los datos de políticas con los datos de producción agrícola mediante los países.</w:t>
+      </w:r>
+    </w:p>
+    <w:p>
+      <w:pPr>
+        <w:pStyle w:val="Prrafodelista"/>
+        <w:spacing w:line="276" w:lineRule="auto"/>
+        <w:jc w:val="both"/>
+        <w:rPr>
+          <w:rFonts w:ascii="Arial" w:hAnsi="Arial" w:cs="Arial"/>
+          <w:sz w:val="24"/>
+        </w:rPr>
+      </w:pPr>
+      <w:r>
+        <w:rPr>
+          <w:noProof/>
+        </w:rPr>
+        <w:drawing>
+          <wp:inline distT="0" distB="0" distL="0" distR="0" wp14:anchorId="64E01DFB" wp14:editId="04EB1F1F">
+            <wp:extent cx="4146698" cy="3494499"/>
+            <wp:effectExtent l="0" t="0" r="6350" b="0"/>
+            <wp:docPr id="1170503307" name="Imagen 1"/>
+            <wp:cNvGraphicFramePr>
+              <a:graphicFrameLocks xmlns:a="http://schemas.openxmlformats.org/drawingml/2006/main" noChangeAspect="1"/>
+            </wp:cNvGraphicFramePr>
+            <a:graphic xmlns:a="http://schemas.openxmlformats.org/drawingml/2006/main">
+              <a:graphicData uri="http://schemas.openxmlformats.org/drawingml/2006/picture">
+                <pic:pic xmlns:pic="http://schemas.openxmlformats.org/drawingml/2006/picture">
+                  <pic:nvPicPr>
+                    <pic:cNvPr id="1170503307" name=""/>
+                    <pic:cNvPicPr/>
+                  </pic:nvPicPr>
+                  <pic:blipFill>
+                    <a:blip r:embed="rId29"/>
+                    <a:stretch>
+                      <a:fillRect/>
+                    </a:stretch>
+                  </pic:blipFill>
+                  <pic:spPr>
+                    <a:xfrm>
+                      <a:off x="0" y="0"/>
+                      <a:ext cx="4155951" cy="3502297"/>
+                    </a:xfrm>
+                    <a:prstGeom prst="rect">
+                      <a:avLst/>
+                    </a:prstGeom>
+                  </pic:spPr>
+                </pic:pic>
+              </a:graphicData>
+            </a:graphic>
+          </wp:inline>
+        </w:drawing>
+      </w:r>
+    </w:p>
+    <w:p>
+      <w:pPr>
+        <w:spacing w:line="276" w:lineRule="auto"/>
+        <w:jc w:val="both"/>
+        <w:rPr>
+          <w:rFonts w:ascii="Arial" w:hAnsi="Arial" w:cs="Arial"/>
+          <w:sz w:val="24"/>
+        </w:rPr>
+      </w:pPr>
+      <w:r>
+        <w:rPr>
+          <w:rFonts w:ascii="Arial" w:hAnsi="Arial" w:cs="Arial"/>
+          <w:sz w:val="24"/>
+        </w:rPr>
+        <w:t>En este grafico podemos apreciar:</w:t>
+      </w:r>
+    </w:p>
+    <w:p>
+      <w:pPr>
+        <w:pStyle w:val="Prrafodelista"/>
+        <w:numPr>
+          <w:ilvl w:val="0"/>
+          <w:numId w:val="5"/>
+        </w:numPr>
+        <w:spacing w:line="276" w:lineRule="auto"/>
+        <w:jc w:val="both"/>
+        <w:rPr>
+          <w:rFonts w:ascii="Arial" w:hAnsi="Arial" w:cs="Arial"/>
+          <w:sz w:val="24"/>
+        </w:rPr>
+      </w:pPr>
+      <w:r>
+        <w:rPr>
+          <w:rFonts w:ascii="Arial" w:hAnsi="Arial" w:cs="Arial"/>
+          <w:sz w:val="24"/>
+        </w:rPr>
+        <w:t xml:space="preserve">Una </w:t>
+      </w:r>
+      <w:r>
+        <w:rPr>
+          <w:rFonts w:ascii="Arial" w:hAnsi="Arial" w:cs="Arial"/>
+          <w:b/>
+          <w:bCs/>
+          <w:sz w:val="24"/>
+        </w:rPr>
+        <w:t>correlación positiva débil</w:t>
+      </w:r>
+      <w:r>
+        <w:rPr>
+          <w:rFonts w:ascii="Arial" w:hAnsi="Arial" w:cs="Arial"/>
+          <w:sz w:val="24"/>
+        </w:rPr>
+        <w:t xml:space="preserve"> entre el número de políticas y la producción total (0.14), así como con el rendimiento agrícola (0.08</w:t>
+      </w:r>
+      <w:r>
+        <w:rPr>
+          <w:rFonts w:ascii="Arial" w:hAnsi="Arial" w:cs="Arial"/>
+          <w:sz w:val="24"/>
+        </w:rPr>
+        <w:t>1</w:t>
+      </w:r>
+      <w:r>
+        <w:rPr>
+          <w:rFonts w:ascii="Arial" w:hAnsi="Arial" w:cs="Arial"/>
+          <w:sz w:val="24"/>
+        </w:rPr>
+        <w:t>).</w:t>
+      </w:r>
+      <w:r>
+        <w:rPr>
+          <w:rFonts w:ascii="Arial" w:hAnsi="Arial" w:cs="Arial"/>
+          <w:sz w:val="24"/>
+        </w:rPr>
+        <w:t xml:space="preserve"> </w:t>
+      </w:r>
+      <w:r>
+        <w:rPr>
+          <w:rFonts w:ascii="Arial" w:hAnsi="Arial" w:cs="Arial"/>
+          <w:sz w:val="24"/>
+        </w:rPr>
+        <w:t>Esto indica que, aunque existe cierta relación, el número de políticas no es un factor determinante en el aumento de la producción o del rendimiento.</w:t>
+      </w:r>
+    </w:p>
+    <w:p>
+      <w:pPr>
+        <w:pStyle w:val="Prrafodelista"/>
+        <w:numPr>
+          <w:ilvl w:val="0"/>
+          <w:numId w:val="5"/>
+        </w:numPr>
+        <w:spacing w:line="276" w:lineRule="auto"/>
+        <w:jc w:val="both"/>
+        <w:rPr>
+          <w:rFonts w:ascii="Arial" w:hAnsi="Arial" w:cs="Arial"/>
+          <w:sz w:val="24"/>
+        </w:rPr>
+      </w:pPr>
+      <w:r>
+        <w:rPr>
+          <w:rFonts w:ascii="Arial" w:hAnsi="Arial" w:cs="Arial"/>
+          <w:sz w:val="24"/>
+        </w:rPr>
+        <w:t xml:space="preserve">Por otro lado, se observa una </w:t>
+      </w:r>
+      <w:r>
+        <w:rPr>
+          <w:rFonts w:ascii="Arial" w:hAnsi="Arial" w:cs="Arial"/>
+          <w:b/>
+          <w:bCs/>
+          <w:sz w:val="24"/>
+        </w:rPr>
+        <w:t>fuerte correlación</w:t>
+      </w:r>
+      <w:r>
+        <w:rPr>
+          <w:rFonts w:ascii="Arial" w:hAnsi="Arial" w:cs="Arial"/>
+          <w:sz w:val="24"/>
+        </w:rPr>
+        <w:t xml:space="preserve"> entre la producción total y el rendimiento (0.81), lo que confirma la coherencia de los datos y la relación directa entre ambas variables.</w:t>
+      </w:r>
+    </w:p>
+    <w:p>
+      <w:pPr>
+        <w:spacing w:line="276" w:lineRule="auto"/>
+        <w:jc w:val="both"/>
+        <w:rPr>
+          <w:rFonts w:ascii="Arial" w:hAnsi="Arial" w:cs="Arial"/>
+          <w:sz w:val="24"/>
+        </w:rPr>
+      </w:pPr>
+      <w:r>
+        <w:rPr>
+          <w:rFonts w:ascii="Arial" w:hAnsi="Arial" w:cs="Arial"/>
+          <w:sz w:val="24"/>
+        </w:rPr>
+        <w:t>En resumen, e</w:t>
+      </w:r>
+      <w:r>
+        <w:rPr>
+          <w:rFonts w:ascii="Arial" w:hAnsi="Arial" w:cs="Arial"/>
+          <w:sz w:val="24"/>
+        </w:rPr>
+        <w:t>n conjunto, los resultados sugieren que las políticas agrícolas no tienen un impacto directo significativo en la producción, al menos en términos agregados por país.</w:t>
+      </w:r>
+    </w:p>
+    <w:p>
+      <w:pPr>
+        <w:spacing w:line="276" w:lineRule="auto"/>
+        <w:jc w:val="both"/>
+        <w:rPr>
+          <w:rFonts w:ascii="Arial" w:hAnsi="Arial" w:cs="Arial"/>
+          <w:sz w:val="24"/>
+        </w:rPr>
+      </w:pPr>
+      <w:r>
+        <w:rPr>
+          <w:rFonts w:ascii="Arial" w:hAnsi="Arial" w:cs="Arial"/>
+          <w:sz w:val="24"/>
+        </w:rPr>
+        <w:t>Esto puede deberse a que la producción agrícola depende de múltiples factores adicionales, como las condiciones climáticas, el tipo de cultivo o el nivel tecnológico.</w:t>
+      </w:r>
+    </w:p>
+    <w:p>
+      <w:pPr>
+        <w:spacing w:line="276" w:lineRule="auto"/>
+        <w:jc w:val="both"/>
+        <w:rPr>
+          <w:rFonts w:ascii="Arial" w:hAnsi="Arial" w:cs="Arial"/>
+          <w:sz w:val="24"/>
+        </w:rPr>
+      </w:pPr>
+      <w:r>
+        <w:rPr>
+          <w:rFonts w:ascii="Arial" w:hAnsi="Arial" w:cs="Arial"/>
+          <w:sz w:val="24"/>
+        </w:rPr>
+        <w:t>Por tanto, las políticas podrían estar orientadas más a la gestión y estabilización del sistema agrícola que a un aumento inmediato de la producción.</w:t>
+      </w:r>
+    </w:p>
+    <w:p>
+      <w:pPr>
+        <w:pStyle w:val="Prrafodelista"/>
+        <w:numPr>
+          <w:ilvl w:val="0"/>
+          <w:numId w:val="17"/>
+        </w:numPr>
+        <w:spacing w:line="276" w:lineRule="auto"/>
+        <w:jc w:val="both"/>
+        <w:rPr>
+          <w:rFonts w:ascii="Arial" w:hAnsi="Arial" w:cs="Arial"/>
+          <w:sz w:val="24"/>
+        </w:rPr>
+      </w:pPr>
+      <w:r>
+        <w:rPr>
+          <w:rFonts w:ascii="Arial" w:hAnsi="Arial" w:cs="Arial"/>
+          <w:sz w:val="24"/>
+        </w:rPr>
+        <w:t>Combinar</w:t>
+      </w:r>
+      <w:r>
+        <w:rPr>
+          <w:rFonts w:ascii="Arial" w:hAnsi="Arial" w:cs="Arial"/>
+          <w:sz w:val="24"/>
+        </w:rPr>
+        <w:t xml:space="preserve"> </w:t>
+      </w:r>
+      <w:r>
+        <w:rPr>
+          <w:rFonts w:ascii="Arial" w:hAnsi="Arial" w:cs="Arial"/>
+          <w:sz w:val="24"/>
+        </w:rPr>
+        <w:t>políticas con datos de producción</w:t>
+      </w:r>
+    </w:p>
+    <w:p>
+      <w:pPr>
+        <w:spacing w:line="276" w:lineRule="auto"/>
+        <w:jc w:val="both"/>
+        <w:rPr>
+          <w:rFonts w:ascii="Arial" w:hAnsi="Arial" w:cs="Arial"/>
+          <w:sz w:val="24"/>
+        </w:rPr>
+      </w:pPr>
+      <w:r>
+        <w:rPr>
+          <w:rFonts w:ascii="Arial" w:hAnsi="Arial" w:cs="Arial"/>
+          <w:sz w:val="24"/>
+        </w:rPr>
+        <w:t>Se realizó una integración de datos procedentes de distintas fuentes, combinando información de políticas agrícolas con datos de producción.</w:t>
+      </w:r>
+    </w:p>
+    <w:p>
+      <w:pPr>
+        <w:spacing w:line="276" w:lineRule="auto"/>
+        <w:jc w:val="both"/>
+        <w:rPr>
+          <w:rFonts w:ascii="Arial" w:hAnsi="Arial" w:cs="Arial"/>
+          <w:sz w:val="24"/>
+        </w:rPr>
+      </w:pPr>
+      <w:r>
+        <w:rPr>
+          <w:rFonts w:ascii="Arial" w:hAnsi="Arial" w:cs="Arial"/>
+          <w:sz w:val="24"/>
+        </w:rPr>
+        <w:t xml:space="preserve">Para ello, ambos </w:t>
+      </w:r>
+      <w:proofErr w:type="spellStart"/>
+      <w:r>
+        <w:rPr>
+          <w:rFonts w:ascii="Arial" w:hAnsi="Arial" w:cs="Arial"/>
+          <w:sz w:val="24"/>
+        </w:rPr>
+        <w:t>datasets</w:t>
+      </w:r>
+      <w:proofErr w:type="spellEnd"/>
+      <w:r>
+        <w:rPr>
+          <w:rFonts w:ascii="Arial" w:hAnsi="Arial" w:cs="Arial"/>
+          <w:sz w:val="24"/>
+        </w:rPr>
+        <w:t xml:space="preserve"> se agregaron a nivel de país y se unieron mediante un </w:t>
+      </w:r>
+      <w:proofErr w:type="spellStart"/>
+      <w:r>
+        <w:rPr>
+          <w:rFonts w:ascii="Arial" w:hAnsi="Arial" w:cs="Arial"/>
+          <w:sz w:val="24"/>
+        </w:rPr>
+        <w:t>merge</w:t>
+      </w:r>
+      <w:proofErr w:type="spellEnd"/>
+      <w:r>
+        <w:rPr>
+          <w:rFonts w:ascii="Arial" w:hAnsi="Arial" w:cs="Arial"/>
+          <w:sz w:val="24"/>
+        </w:rPr>
+        <w:t xml:space="preserve"> interno, conservando únicamente los países comunes.</w:t>
+      </w:r>
+    </w:p>
+    <w:p>
+      <w:pPr>
+        <w:spacing w:line="276" w:lineRule="auto"/>
+        <w:jc w:val="both"/>
+        <w:rPr>
+          <w:rFonts w:ascii="Arial" w:hAnsi="Arial" w:cs="Arial"/>
+          <w:sz w:val="24"/>
+        </w:rPr>
+      </w:pPr>
+      <w:r>
+        <w:rPr>
+          <w:rFonts w:ascii="Arial" w:hAnsi="Arial" w:cs="Arial"/>
+          <w:sz w:val="24"/>
+        </w:rPr>
+        <w:t xml:space="preserve">El </w:t>
+      </w:r>
+      <w:proofErr w:type="spellStart"/>
+      <w:r>
+        <w:rPr>
+          <w:rFonts w:ascii="Arial" w:hAnsi="Arial" w:cs="Arial"/>
+          <w:sz w:val="24"/>
+        </w:rPr>
+        <w:t>dataset</w:t>
+      </w:r>
+      <w:proofErr w:type="spellEnd"/>
+      <w:r>
+        <w:rPr>
+          <w:rFonts w:ascii="Arial" w:hAnsi="Arial" w:cs="Arial"/>
+          <w:sz w:val="24"/>
+        </w:rPr>
+        <w:t xml:space="preserve"> resultante permite analizar conjuntamente variables económicas y productivas, proporcionando una visión más completa del sistema agrícola.</w:t>
+      </w:r>
+    </w:p>
+    <w:p>
+      <w:pPr>
+        <w:pStyle w:val="Prrafodelista"/>
+        <w:numPr>
+          <w:ilvl w:val="0"/>
+          <w:numId w:val="17"/>
+        </w:numPr>
+        <w:spacing w:line="276" w:lineRule="auto"/>
+        <w:jc w:val="both"/>
+        <w:rPr>
+          <w:rFonts w:ascii="Arial" w:hAnsi="Arial" w:cs="Arial"/>
+          <w:sz w:val="24"/>
+        </w:rPr>
+      </w:pPr>
+      <w:r>
+        <w:rPr>
+          <w:rFonts w:ascii="Arial" w:hAnsi="Arial" w:cs="Arial"/>
+          <w:sz w:val="24"/>
+        </w:rPr>
+        <w:t>Relacionar</w:t>
+      </w:r>
+      <w:r>
+        <w:rPr>
+          <w:rFonts w:ascii="Arial" w:hAnsi="Arial" w:cs="Arial"/>
+          <w:sz w:val="24"/>
+        </w:rPr>
+        <w:t xml:space="preserve"> </w:t>
+      </w:r>
+      <w:r>
+        <w:rPr>
+          <w:rFonts w:ascii="Arial" w:hAnsi="Arial" w:cs="Arial"/>
+          <w:sz w:val="24"/>
+        </w:rPr>
+        <w:t>subsidios con incrementos de rendimiento</w:t>
+      </w:r>
+    </w:p>
+    <w:p>
+      <w:pPr>
+        <w:spacing w:line="276" w:lineRule="auto"/>
+        <w:jc w:val="both"/>
+        <w:rPr>
+          <w:rFonts w:ascii="Arial" w:hAnsi="Arial" w:cs="Arial"/>
+          <w:sz w:val="24"/>
+        </w:rPr>
+      </w:pPr>
+      <w:r>
+        <w:rPr>
+          <w:rFonts w:ascii="Arial" w:hAnsi="Arial" w:cs="Arial"/>
+          <w:sz w:val="24"/>
+        </w:rPr>
+        <w:t>Finalmente, se analizó la relación entre los subsidios agrícolas y el rendimiento de los cultivos.</w:t>
+      </w:r>
+    </w:p>
+    <w:p>
+      <w:pPr>
+        <w:spacing w:line="276" w:lineRule="auto"/>
+        <w:jc w:val="center"/>
+        <w:rPr>
+          <w:rFonts w:ascii="Arial" w:hAnsi="Arial" w:cs="Arial"/>
+          <w:sz w:val="24"/>
+        </w:rPr>
+      </w:pPr>
+      <w:r>
+        <w:rPr>
+          <w:rFonts w:ascii="Arial" w:hAnsi="Arial" w:cs="Arial"/>
+          <w:noProof/>
+          <w:sz w:val="24"/>
+        </w:rPr>
+        <w:drawing>
+          <wp:inline distT="0" distB="0" distL="0" distR="0" wp14:anchorId="49030A9E" wp14:editId="19D5567C">
+            <wp:extent cx="3543300" cy="2986005"/>
+            <wp:effectExtent l="0" t="0" r="0" b="5080"/>
+            <wp:docPr id="1850761632" name="Imagen 1"/>
+            <wp:cNvGraphicFramePr>
+              <a:graphicFrameLocks xmlns:a="http://schemas.openxmlformats.org/drawingml/2006/main" noChangeAspect="1"/>
+            </wp:cNvGraphicFramePr>
+            <a:graphic xmlns:a="http://schemas.openxmlformats.org/drawingml/2006/main">
+              <a:graphicData uri="http://schemas.openxmlformats.org/drawingml/2006/picture">
+                <pic:pic xmlns:pic="http://schemas.openxmlformats.org/drawingml/2006/picture">
+                  <pic:nvPicPr>
+                    <pic:cNvPr id="1850761632" name=""/>
+                    <pic:cNvPicPr/>
+                  </pic:nvPicPr>
+                  <pic:blipFill>
+                    <a:blip r:embed="rId30"/>
+                    <a:stretch>
+                      <a:fillRect/>
+                    </a:stretch>
+                  </pic:blipFill>
+                  <pic:spPr>
+                    <a:xfrm>
+                      <a:off x="0" y="0"/>
+                      <a:ext cx="3573209" cy="3011210"/>
+                    </a:xfrm>
+                    <a:prstGeom prst="rect">
+                      <a:avLst/>
+                    </a:prstGeom>
+                  </pic:spPr>
+                </pic:pic>
+              </a:graphicData>
+            </a:graphic>
+          </wp:inline>
+        </w:drawing>
+      </w:r>
+    </w:p>
+    <w:p>
+      <w:pPr>
+        <w:spacing w:line="276" w:lineRule="auto"/>
+        <w:jc w:val="both"/>
+        <w:rPr>
+          <w:rFonts w:ascii="Arial" w:hAnsi="Arial" w:cs="Arial"/>
+          <w:sz w:val="24"/>
+        </w:rPr>
+      </w:pPr>
+      <w:r>
+        <w:rPr>
+          <w:rFonts w:ascii="Arial" w:hAnsi="Arial" w:cs="Arial"/>
+          <w:sz w:val="24"/>
+        </w:rPr>
+        <w:t xml:space="preserve">El grafico obtenido muestra la relación entre los subsidios y el rendimiento mostrando una </w:t>
+      </w:r>
+      <w:r>
+        <w:rPr>
+          <w:rFonts w:ascii="Arial" w:hAnsi="Arial" w:cs="Arial"/>
+          <w:b/>
+          <w:bCs/>
+          <w:sz w:val="24"/>
+        </w:rPr>
+        <w:t>correlación débil</w:t>
+      </w:r>
+      <w:r>
+        <w:rPr>
+          <w:rFonts w:ascii="Arial" w:hAnsi="Arial" w:cs="Arial"/>
+          <w:sz w:val="24"/>
+        </w:rPr>
+        <w:t xml:space="preserve"> (0.16) entre el volumen de subsidios y el rendimiento agrícola, lo que indica que una mayor inversión económica no implica necesariamente un incremento proporcional en la productividad.</w:t>
+      </w:r>
+    </w:p>
+    <w:p>
+      <w:pPr>
+        <w:spacing w:line="276" w:lineRule="auto"/>
+        <w:jc w:val="both"/>
+        <w:rPr>
+          <w:rFonts w:ascii="Arial" w:hAnsi="Arial" w:cs="Arial"/>
+          <w:sz w:val="24"/>
+        </w:rPr>
+      </w:pPr>
+      <w:r>
+        <w:rPr>
+          <w:rFonts w:ascii="Arial" w:hAnsi="Arial" w:cs="Arial"/>
+          <w:sz w:val="24"/>
+        </w:rPr>
+        <w:t>Esto sugiere que los subsidios, aunque importantes, no son el único factor determinante del rendimiento agrícola, ya que este depende también de condiciones climáticas, tecnología y gestión agrícola.</w:t>
+      </w:r>
+    </w:p>
+    <w:p>
+      <w:pPr>
+        <w:pStyle w:val="Ttulo3"/>
+        <w:numPr>
+          <w:ilvl w:val="2"/>
+          <w:numId w:val="7"/>
+        </w:numPr>
+        <w:spacing w:line="276" w:lineRule="auto"/>
+        <w:jc w:val="both"/>
+        <w:rPr>
+          <w:rFonts w:ascii="Arial" w:hAnsi="Arial" w:cs="Arial"/>
+          <w:b/>
+          <w:color w:val="auto"/>
+        </w:rPr>
+      </w:pPr>
+      <w:r>
+        <w:rPr>
+          <w:rFonts w:ascii="Arial" w:hAnsi="Arial" w:cs="Arial"/>
+          <w:b/>
+          <w:color w:val="auto"/>
+        </w:rPr>
+        <w:t xml:space="preserve">Análisis de datos </w:t>
+      </w:r>
+      <w:r>
+        <w:rPr>
+          <w:rFonts w:ascii="Arial" w:hAnsi="Arial" w:cs="Arial"/>
+          <w:b/>
+          <w:color w:val="auto"/>
+        </w:rPr>
+        <w:t>No</w:t>
+      </w:r>
+      <w:r>
+        <w:rPr>
+          <w:rFonts w:ascii="Arial" w:hAnsi="Arial" w:cs="Arial"/>
+          <w:b/>
+          <w:color w:val="auto"/>
+        </w:rPr>
+        <w:t>-Estructurados</w:t>
+      </w:r>
+    </w:p>
+    <w:p>
+      <w:pPr>
+        <w:pStyle w:val="Prrafodelista"/>
+        <w:numPr>
+          <w:ilvl w:val="0"/>
+          <w:numId w:val="18"/>
+        </w:numPr>
+        <w:spacing w:line="276" w:lineRule="auto"/>
+        <w:jc w:val="both"/>
+        <w:rPr>
+          <w:rFonts w:ascii="Arial" w:hAnsi="Arial" w:cs="Arial"/>
+          <w:sz w:val="24"/>
+          <w:u w:val="single"/>
+        </w:rPr>
+      </w:pPr>
+      <w:r>
+        <w:rPr>
+          <w:rFonts w:ascii="Arial" w:hAnsi="Arial" w:cs="Arial"/>
+          <w:sz w:val="24"/>
+          <w:szCs w:val="24"/>
+        </w:rPr>
+        <w:t>Extracci</w:t>
+      </w:r>
+      <w:r>
+        <w:rPr>
+          <w:rFonts w:ascii="Arial" w:hAnsi="Arial" w:cs="Arial"/>
+          <w:sz w:val="24"/>
+          <w:szCs w:val="24"/>
+        </w:rPr>
+        <w:t>ó</w:t>
+      </w:r>
+      <w:r>
+        <w:rPr>
+          <w:rFonts w:ascii="Arial" w:hAnsi="Arial" w:cs="Arial"/>
+          <w:sz w:val="24"/>
+          <w:szCs w:val="24"/>
+        </w:rPr>
+        <w:t>n</w:t>
+      </w:r>
+      <w:r>
+        <w:rPr>
+          <w:rFonts w:ascii="Arial" w:hAnsi="Arial" w:cs="Arial"/>
+          <w:sz w:val="24"/>
+          <w:szCs w:val="24"/>
+        </w:rPr>
+        <w:t xml:space="preserve"> </w:t>
+      </w:r>
+      <w:r>
+        <w:rPr>
+          <w:rFonts w:ascii="Arial" w:hAnsi="Arial" w:cs="Arial"/>
+          <w:sz w:val="24"/>
+          <w:szCs w:val="24"/>
+        </w:rPr>
+        <w:t>de entidades: plagas, cultivos, pa</w:t>
+      </w:r>
+      <w:r>
+        <w:rPr>
+          <w:rFonts w:ascii="Arial" w:hAnsi="Arial" w:cs="Arial"/>
+          <w:sz w:val="24"/>
+          <w:szCs w:val="24"/>
+        </w:rPr>
+        <w:t>í</w:t>
+      </w:r>
+      <w:r>
+        <w:rPr>
+          <w:rFonts w:ascii="Arial" w:hAnsi="Arial" w:cs="Arial"/>
+          <w:sz w:val="24"/>
+          <w:szCs w:val="24"/>
+        </w:rPr>
+        <w:t>ses, fechas</w:t>
+      </w:r>
+    </w:p>
+    <w:p>
+      <w:pPr>
+        <w:spacing w:line="276" w:lineRule="auto"/>
+        <w:jc w:val="both"/>
+        <w:rPr>
+          <w:rFonts w:ascii="Arial" w:hAnsi="Arial" w:cs="Arial"/>
+          <w:sz w:val="24"/>
+        </w:rPr>
+      </w:pPr>
+      <w:r>
+        <w:rPr>
+          <w:rFonts w:ascii="Arial" w:hAnsi="Arial" w:cs="Arial"/>
+          <w:sz w:val="24"/>
+        </w:rPr>
+        <w:t xml:space="preserve">Muchos de los datos a extraer ya lo hemos hecho en el Power Bi, nos hemos dado cuenta que hay datos </w:t>
+      </w:r>
+      <w:proofErr w:type="gramStart"/>
+      <w:r>
+        <w:rPr>
+          <w:rFonts w:ascii="Arial" w:hAnsi="Arial" w:cs="Arial"/>
+          <w:sz w:val="24"/>
+        </w:rPr>
+        <w:t>que</w:t>
+      </w:r>
+      <w:proofErr w:type="gramEnd"/>
+      <w:r>
+        <w:rPr>
+          <w:rFonts w:ascii="Arial" w:hAnsi="Arial" w:cs="Arial"/>
+          <w:sz w:val="24"/>
+        </w:rPr>
+        <w:t xml:space="preserve"> si podemos procesar, como es un país más que no se refleja en el </w:t>
+      </w:r>
+      <w:proofErr w:type="spellStart"/>
+      <w:r>
+        <w:rPr>
+          <w:rFonts w:ascii="Arial" w:hAnsi="Arial" w:cs="Arial"/>
+          <w:sz w:val="24"/>
+        </w:rPr>
+        <w:t>One</w:t>
+      </w:r>
+      <w:proofErr w:type="spellEnd"/>
+      <w:r>
+        <w:rPr>
+          <w:rFonts w:ascii="Arial" w:hAnsi="Arial" w:cs="Arial"/>
+          <w:sz w:val="24"/>
+        </w:rPr>
+        <w:t xml:space="preserve"> Hot </w:t>
+      </w:r>
+      <w:proofErr w:type="spellStart"/>
+      <w:r>
+        <w:rPr>
+          <w:rFonts w:ascii="Arial" w:hAnsi="Arial" w:cs="Arial"/>
+          <w:sz w:val="24"/>
+        </w:rPr>
+        <w:t>Encoder</w:t>
+      </w:r>
+      <w:proofErr w:type="spellEnd"/>
+      <w:r>
+        <w:rPr>
+          <w:rFonts w:ascii="Arial" w:hAnsi="Arial" w:cs="Arial"/>
+          <w:sz w:val="24"/>
+        </w:rPr>
+        <w:t xml:space="preserve"> realizado, por lo que se ha recopilado ese país del título de la noticia y se ha agregado.</w:t>
+      </w:r>
+    </w:p>
+    <w:p>
+      <w:pPr>
+        <w:spacing w:line="276" w:lineRule="auto"/>
+        <w:jc w:val="both"/>
+        <w:rPr>
+          <w:rFonts w:ascii="Arial" w:hAnsi="Arial" w:cs="Arial"/>
+          <w:sz w:val="24"/>
+        </w:rPr>
+      </w:pPr>
+    </w:p>
+    <w:p>
+      <w:pPr>
+        <w:pStyle w:val="Prrafodelista"/>
+        <w:numPr>
+          <w:ilvl w:val="0"/>
+          <w:numId w:val="18"/>
+        </w:numPr>
+        <w:spacing w:line="276" w:lineRule="auto"/>
+        <w:jc w:val="both"/>
+        <w:rPr>
+          <w:rFonts w:ascii="Arial" w:hAnsi="Arial" w:cs="Arial"/>
+          <w:sz w:val="24"/>
+          <w:u w:val="single"/>
+        </w:rPr>
+      </w:pPr>
+      <w:r>
+        <w:rPr>
+          <w:rFonts w:ascii="Arial" w:hAnsi="Arial" w:cs="Arial"/>
+          <w:sz w:val="24"/>
+          <w:szCs w:val="24"/>
+        </w:rPr>
+        <w:t>An</w:t>
+      </w:r>
+      <w:r>
+        <w:rPr>
+          <w:rFonts w:ascii="Arial" w:hAnsi="Arial" w:cs="Arial"/>
+          <w:sz w:val="24"/>
+          <w:szCs w:val="24"/>
+        </w:rPr>
+        <w:t>á</w:t>
+      </w:r>
+      <w:r>
+        <w:rPr>
+          <w:rFonts w:ascii="Arial" w:hAnsi="Arial" w:cs="Arial"/>
+          <w:sz w:val="24"/>
+          <w:szCs w:val="24"/>
+        </w:rPr>
+        <w:t>lisis</w:t>
+      </w:r>
+      <w:r>
+        <w:rPr>
+          <w:rFonts w:ascii="Arial" w:hAnsi="Arial" w:cs="Arial"/>
+          <w:sz w:val="24"/>
+          <w:szCs w:val="24"/>
+        </w:rPr>
+        <w:t xml:space="preserve"> </w:t>
+      </w:r>
+      <w:r>
+        <w:rPr>
+          <w:rFonts w:ascii="Arial" w:hAnsi="Arial" w:cs="Arial"/>
+          <w:sz w:val="24"/>
+          <w:szCs w:val="24"/>
+        </w:rPr>
+        <w:t>de sentimiento en noticias</w:t>
+      </w:r>
+    </w:p>
+    <w:p>
+      <w:pPr>
+        <w:spacing w:line="276" w:lineRule="auto"/>
+        <w:jc w:val="both"/>
+        <w:rPr>
+          <w:rFonts w:ascii="Arial" w:hAnsi="Arial" w:cs="Arial"/>
+          <w:sz w:val="24"/>
+        </w:rPr>
+      </w:pPr>
+      <w:r>
+        <w:rPr>
+          <w:rFonts w:ascii="Arial" w:hAnsi="Arial" w:cs="Arial"/>
+          <w:sz w:val="24"/>
+        </w:rPr>
+        <w:t xml:space="preserve">Para el análisis de sentimientos, se ha realizado un pequeño diccionario con palabras clave y se les </w:t>
+      </w:r>
+      <w:proofErr w:type="spellStart"/>
+      <w:r>
+        <w:rPr>
+          <w:rFonts w:ascii="Arial" w:hAnsi="Arial" w:cs="Arial"/>
+          <w:sz w:val="24"/>
+        </w:rPr>
+        <w:t>a</w:t>
+      </w:r>
+      <w:proofErr w:type="spellEnd"/>
+      <w:r>
+        <w:rPr>
+          <w:rFonts w:ascii="Arial" w:hAnsi="Arial" w:cs="Arial"/>
+          <w:sz w:val="24"/>
+        </w:rPr>
+        <w:t xml:space="preserve"> asignado un peso a cada palabra, en función del resultado de la suma de los pesos encontrados se </w:t>
+      </w:r>
+      <w:proofErr w:type="spellStart"/>
+      <w:r>
+        <w:rPr>
+          <w:rFonts w:ascii="Arial" w:hAnsi="Arial" w:cs="Arial"/>
+          <w:sz w:val="24"/>
+        </w:rPr>
+        <w:t>vera</w:t>
+      </w:r>
+      <w:proofErr w:type="spellEnd"/>
+      <w:r>
+        <w:rPr>
+          <w:rFonts w:ascii="Arial" w:hAnsi="Arial" w:cs="Arial"/>
+          <w:sz w:val="24"/>
+        </w:rPr>
+        <w:t xml:space="preserve"> si pertenece a la categoría Negativa, positiva o neutra.</w:t>
+      </w:r>
+    </w:p>
+    <w:p>
+      <w:pPr>
+        <w:spacing w:line="276" w:lineRule="auto"/>
+        <w:jc w:val="center"/>
+        <w:rPr>
+          <w:rFonts w:ascii="Arial" w:hAnsi="Arial" w:cs="Arial"/>
+          <w:sz w:val="24"/>
+        </w:rPr>
+      </w:pPr>
+      <w:r>
+        <w:rPr>
+          <w:rFonts w:ascii="Arial" w:hAnsi="Arial" w:cs="Arial"/>
+          <w:noProof/>
+          <w:sz w:val="24"/>
+          <w:szCs w:val="24"/>
+        </w:rPr>
+        <w:drawing>
+          <wp:inline distT="0" distB="0" distL="0" distR="0" wp14:anchorId="3F513D45" wp14:editId="510F95AF">
+            <wp:extent cx="4381500" cy="3150106"/>
+            <wp:effectExtent l="0" t="0" r="0" b="0"/>
+            <wp:docPr id="1833104564" name="Imagen 1"/>
+            <wp:cNvGraphicFramePr>
+              <a:graphicFrameLocks xmlns:a="http://schemas.openxmlformats.org/drawingml/2006/main" noChangeAspect="1"/>
+            </wp:cNvGraphicFramePr>
+            <a:graphic xmlns:a="http://schemas.openxmlformats.org/drawingml/2006/main">
+              <a:graphicData uri="http://schemas.openxmlformats.org/drawingml/2006/picture">
+                <pic:pic xmlns:pic="http://schemas.openxmlformats.org/drawingml/2006/picture">
+                  <pic:nvPicPr>
+                    <pic:cNvPr id="1833104564" name=""/>
+                    <pic:cNvPicPr/>
+                  </pic:nvPicPr>
+                  <pic:blipFill>
+                    <a:blip r:embed="rId31"/>
+                    <a:stretch>
+                      <a:fillRect/>
+                    </a:stretch>
+                  </pic:blipFill>
+                  <pic:spPr>
+                    <a:xfrm>
+                      <a:off x="0" y="0"/>
+                      <a:ext cx="4390784" cy="3156781"/>
+                    </a:xfrm>
+                    <a:prstGeom prst="rect">
+                      <a:avLst/>
+                    </a:prstGeom>
+                  </pic:spPr>
+                </pic:pic>
+              </a:graphicData>
+            </a:graphic>
+          </wp:inline>
+        </w:drawing>
+      </w:r>
+    </w:p>
+    <w:p>
+      <w:pPr>
+        <w:spacing w:line="276" w:lineRule="auto"/>
+        <w:jc w:val="both"/>
+        <w:rPr>
+          <w:rFonts w:ascii="Arial" w:hAnsi="Arial" w:cs="Arial"/>
+          <w:sz w:val="24"/>
+        </w:rPr>
+      </w:pPr>
+      <w:r>
+        <w:rPr>
+          <w:rFonts w:ascii="Arial" w:hAnsi="Arial" w:cs="Arial"/>
+          <w:sz w:val="24"/>
+        </w:rPr>
+        <w:t>Como podemos ver en el grafico la hay un mayor índice destacable de noticias positivas, seguido de un pequeño conjunto de negativas y neutras, podemos concluir que muchas de las noticias son positivas (en base a nuestros pesos) y hay un pequeño conjunto que son negativas (posiblemente debido a plagas o desastres naturales), mientras que las neutras no presentan ningún dato relevante.</w:t>
+      </w:r>
+    </w:p>
+    <w:p>
+      <w:pPr>
+        <w:spacing w:line="276" w:lineRule="auto"/>
+        <w:jc w:val="both"/>
+        <w:rPr>
+          <w:rFonts w:ascii="Arial" w:hAnsi="Arial" w:cs="Arial"/>
+          <w:sz w:val="24"/>
+        </w:rPr>
+      </w:pPr>
+    </w:p>
+    <w:p>
+      <w:pPr>
+        <w:pStyle w:val="Prrafodelista"/>
+        <w:numPr>
+          <w:ilvl w:val="0"/>
+          <w:numId w:val="18"/>
+        </w:numPr>
+        <w:spacing w:line="276" w:lineRule="auto"/>
+        <w:jc w:val="both"/>
+        <w:rPr>
+          <w:rFonts w:ascii="Arial" w:hAnsi="Arial" w:cs="Arial"/>
+          <w:sz w:val="24"/>
+          <w:u w:val="single"/>
+        </w:rPr>
+      </w:pPr>
+      <w:r>
+        <w:rPr>
+          <w:rFonts w:ascii="Arial" w:hAnsi="Arial" w:cs="Arial"/>
+          <w:sz w:val="24"/>
+          <w:szCs w:val="24"/>
+        </w:rPr>
+        <w:t xml:space="preserve">Topic </w:t>
+      </w:r>
+      <w:proofErr w:type="spellStart"/>
+      <w:r>
+        <w:rPr>
+          <w:rFonts w:ascii="Arial" w:hAnsi="Arial" w:cs="Arial"/>
+          <w:sz w:val="24"/>
+          <w:szCs w:val="24"/>
+        </w:rPr>
+        <w:t>modeling</w:t>
+      </w:r>
+      <w:proofErr w:type="spellEnd"/>
+      <w:r>
+        <w:rPr>
+          <w:rFonts w:ascii="Arial" w:hAnsi="Arial" w:cs="Arial"/>
+          <w:sz w:val="24"/>
+          <w:szCs w:val="24"/>
+        </w:rPr>
+        <w:t xml:space="preserve"> de reportes de</w:t>
+      </w:r>
+      <w:r>
+        <w:rPr>
+          <w:rFonts w:ascii="Arial" w:hAnsi="Arial" w:cs="Arial"/>
+          <w:sz w:val="24"/>
+          <w:szCs w:val="24"/>
+        </w:rPr>
+        <w:t xml:space="preserve"> </w:t>
+      </w:r>
+      <w:r>
+        <w:rPr>
+          <w:rFonts w:ascii="Arial" w:hAnsi="Arial" w:cs="Arial"/>
+          <w:sz w:val="24"/>
+          <w:szCs w:val="24"/>
+        </w:rPr>
+        <w:t>plagas</w:t>
+      </w:r>
+    </w:p>
+    <w:p>
+      <w:pPr>
+        <w:spacing w:line="276" w:lineRule="auto"/>
+        <w:jc w:val="center"/>
+        <w:rPr>
+          <w:rFonts w:ascii="Arial" w:hAnsi="Arial" w:cs="Arial"/>
+          <w:sz w:val="24"/>
+          <w:u w:val="single"/>
+        </w:rPr>
+      </w:pPr>
+      <w:r>
+        <w:rPr>
+          <w:rFonts w:ascii="Arial" w:hAnsi="Arial" w:cs="Arial"/>
+          <w:noProof/>
+          <w:sz w:val="24"/>
+          <w:szCs w:val="24"/>
+        </w:rPr>
+        <w:drawing>
+          <wp:inline distT="0" distB="0" distL="0" distR="0" wp14:anchorId="02891C43" wp14:editId="610DEB03">
+            <wp:extent cx="4126581" cy="3286125"/>
+            <wp:effectExtent l="0" t="0" r="7620" b="0"/>
+            <wp:docPr id="821747147" name="Imagen 1"/>
+            <wp:cNvGraphicFramePr>
+              <a:graphicFrameLocks xmlns:a="http://schemas.openxmlformats.org/drawingml/2006/main" noChangeAspect="1"/>
+            </wp:cNvGraphicFramePr>
+            <a:graphic xmlns:a="http://schemas.openxmlformats.org/drawingml/2006/main">
+              <a:graphicData uri="http://schemas.openxmlformats.org/drawingml/2006/picture">
+                <pic:pic xmlns:pic="http://schemas.openxmlformats.org/drawingml/2006/picture">
+                  <pic:nvPicPr>
+                    <pic:cNvPr id="821747147" name=""/>
+                    <pic:cNvPicPr/>
+                  </pic:nvPicPr>
+                  <pic:blipFill>
+                    <a:blip r:embed="rId32"/>
+                    <a:stretch>
+                      <a:fillRect/>
+                    </a:stretch>
+                  </pic:blipFill>
+                  <pic:spPr>
+                    <a:xfrm>
+                      <a:off x="0" y="0"/>
+                      <a:ext cx="4139932" cy="3296757"/>
+                    </a:xfrm>
+                    <a:prstGeom prst="rect">
+                      <a:avLst/>
+                    </a:prstGeom>
+                  </pic:spPr>
+                </pic:pic>
+              </a:graphicData>
+            </a:graphic>
+          </wp:inline>
+        </w:drawing>
+      </w:r>
+    </w:p>
+    <w:p>
+      <w:pPr>
+        <w:jc w:val="both"/>
+        <w:rPr>
+          <w:rFonts w:ascii="Arial" w:hAnsi="Arial" w:cs="Arial"/>
+          <w:sz w:val="24"/>
+          <w:szCs w:val="24"/>
+        </w:rPr>
+      </w:pPr>
+      <w:r>
+        <w:rPr>
+          <w:rFonts w:ascii="Arial" w:hAnsi="Arial" w:cs="Arial"/>
+          <w:sz w:val="24"/>
+          <w:szCs w:val="24"/>
+        </w:rPr>
+        <w:t>Como se puede apreciar en el gráfico, la mayoría de los reportes de plagas son de infestaciones de insectos (48%), mientras que hongos y otros infecciosos se presentan en una pequeña minoría (15%), por otro lado, tenemos otras amenazas o asuntos políticos que engloba tanto amenazas desconocidas o que no se han tenido en cuenta</w:t>
+      </w:r>
+      <w:r>
+        <w:rPr>
+          <w:rFonts w:ascii="Arial" w:hAnsi="Arial" w:cs="Arial"/>
+          <w:sz w:val="24"/>
+          <w:szCs w:val="24"/>
+        </w:rPr>
+        <w:t xml:space="preserve"> como</w:t>
+      </w:r>
+      <w:r>
+        <w:rPr>
+          <w:rFonts w:ascii="Arial" w:hAnsi="Arial" w:cs="Arial"/>
+          <w:sz w:val="24"/>
+          <w:szCs w:val="24"/>
+        </w:rPr>
+        <w:t xml:space="preserve"> las noticias políticas </w:t>
+      </w:r>
+      <w:r>
+        <w:rPr>
+          <w:rFonts w:ascii="Arial" w:hAnsi="Arial" w:cs="Arial"/>
+          <w:sz w:val="24"/>
+          <w:szCs w:val="24"/>
+        </w:rPr>
+        <w:t>sobre nuevas regulaciones o acuerdos.</w:t>
+      </w:r>
+    </w:p>
+    <w:p>
+      <w:pPr>
+        <w:spacing w:line="276" w:lineRule="auto"/>
+        <w:jc w:val="both"/>
+        <w:rPr>
+          <w:rFonts w:ascii="Arial" w:hAnsi="Arial" w:cs="Arial"/>
+          <w:sz w:val="24"/>
+          <w:u w:val="single"/>
+        </w:rPr>
+      </w:pPr>
+    </w:p>
+    <w:p>
+      <w:pPr>
+        <w:pStyle w:val="Prrafodelista"/>
+        <w:numPr>
+          <w:ilvl w:val="0"/>
+          <w:numId w:val="18"/>
+        </w:numPr>
+        <w:spacing w:line="276" w:lineRule="auto"/>
+        <w:jc w:val="both"/>
+        <w:rPr>
+          <w:rFonts w:ascii="Arial" w:hAnsi="Arial" w:cs="Arial"/>
+          <w:sz w:val="24"/>
+          <w:u w:val="single"/>
+        </w:rPr>
+      </w:pPr>
+      <w:r>
+        <w:rPr>
+          <w:rFonts w:ascii="Arial" w:hAnsi="Arial" w:cs="Arial"/>
+          <w:sz w:val="24"/>
+          <w:szCs w:val="24"/>
+        </w:rPr>
+        <w:t>Correlaci</w:t>
+      </w:r>
+      <w:r>
+        <w:rPr>
+          <w:rFonts w:ascii="Arial" w:hAnsi="Arial" w:cs="Arial"/>
+          <w:sz w:val="24"/>
+          <w:szCs w:val="24"/>
+        </w:rPr>
+        <w:t>ó</w:t>
+      </w:r>
+      <w:r>
+        <w:rPr>
+          <w:rFonts w:ascii="Arial" w:hAnsi="Arial" w:cs="Arial"/>
+          <w:sz w:val="24"/>
+          <w:szCs w:val="24"/>
+        </w:rPr>
+        <w:t>n</w:t>
+      </w:r>
+      <w:r>
+        <w:rPr>
+          <w:rFonts w:ascii="Arial" w:hAnsi="Arial" w:cs="Arial"/>
+          <w:sz w:val="24"/>
+          <w:szCs w:val="24"/>
+        </w:rPr>
+        <w:t xml:space="preserve"> </w:t>
+      </w:r>
+      <w:r>
+        <w:rPr>
+          <w:rFonts w:ascii="Arial" w:hAnsi="Arial" w:cs="Arial"/>
+          <w:sz w:val="24"/>
+          <w:szCs w:val="24"/>
+        </w:rPr>
+        <w:t>entre noticias y precios de mercado</w:t>
+      </w:r>
+    </w:p>
+    <w:p>
+      <w:pPr>
+        <w:spacing w:line="276" w:lineRule="auto"/>
+        <w:jc w:val="center"/>
+        <w:rPr>
+          <w:rFonts w:ascii="Arial" w:hAnsi="Arial" w:cs="Arial"/>
+          <w:sz w:val="24"/>
+          <w:u w:val="single"/>
+        </w:rPr>
+      </w:pPr>
+      <w:r>
+        <w:rPr>
+          <w:rFonts w:ascii="Arial" w:hAnsi="Arial" w:cs="Arial"/>
+          <w:noProof/>
+          <w:sz w:val="24"/>
+          <w:szCs w:val="24"/>
+        </w:rPr>
+        <w:drawing>
+          <wp:inline distT="0" distB="0" distL="0" distR="0" wp14:anchorId="15051DCA" wp14:editId="76BB11B0">
+            <wp:extent cx="3857625" cy="3375422"/>
+            <wp:effectExtent l="0" t="0" r="0" b="0"/>
+            <wp:docPr id="1931709904" name="Imagen 1"/>
+            <wp:cNvGraphicFramePr>
+              <a:graphicFrameLocks xmlns:a="http://schemas.openxmlformats.org/drawingml/2006/main" noChangeAspect="1"/>
+            </wp:cNvGraphicFramePr>
+            <a:graphic xmlns:a="http://schemas.openxmlformats.org/drawingml/2006/main">
+              <a:graphicData uri="http://schemas.openxmlformats.org/drawingml/2006/picture">
+                <pic:pic xmlns:pic="http://schemas.openxmlformats.org/drawingml/2006/picture">
+                  <pic:nvPicPr>
+                    <pic:cNvPr id="1931709904" name=""/>
+                    <pic:cNvPicPr/>
+                  </pic:nvPicPr>
+                  <pic:blipFill>
+                    <a:blip r:embed="rId33"/>
+                    <a:stretch>
+                      <a:fillRect/>
+                    </a:stretch>
+                  </pic:blipFill>
+                  <pic:spPr>
+                    <a:xfrm>
+                      <a:off x="0" y="0"/>
+                      <a:ext cx="3865222" cy="3382070"/>
+                    </a:xfrm>
+                    <a:prstGeom prst="rect">
+                      <a:avLst/>
+                    </a:prstGeom>
+                  </pic:spPr>
+                </pic:pic>
+              </a:graphicData>
+            </a:graphic>
+          </wp:inline>
+        </w:drawing>
+      </w:r>
+    </w:p>
+    <w:p>
+      <w:pPr>
+        <w:jc w:val="both"/>
+        <w:rPr>
+          <w:rFonts w:ascii="Arial" w:hAnsi="Arial" w:cs="Arial"/>
+          <w:sz w:val="24"/>
+          <w:szCs w:val="24"/>
+        </w:rPr>
+      </w:pPr>
+      <w:r>
+        <w:rPr>
+          <w:rFonts w:ascii="Arial" w:hAnsi="Arial" w:cs="Arial"/>
+          <w:sz w:val="24"/>
+          <w:szCs w:val="24"/>
+        </w:rPr>
+        <w:t>En esta matriz de correlación podemos observar:</w:t>
+      </w:r>
+    </w:p>
+    <w:p>
+      <w:pPr>
+        <w:pStyle w:val="Prrafodelista"/>
+        <w:numPr>
+          <w:ilvl w:val="0"/>
+          <w:numId w:val="19"/>
+        </w:numPr>
+        <w:jc w:val="both"/>
+        <w:rPr>
+          <w:rFonts w:ascii="Arial" w:hAnsi="Arial" w:cs="Arial"/>
+          <w:sz w:val="24"/>
+          <w:szCs w:val="24"/>
+        </w:rPr>
+      </w:pPr>
+      <w:r>
+        <w:rPr>
+          <w:rFonts w:ascii="Arial" w:hAnsi="Arial" w:cs="Arial"/>
+          <w:b/>
+          <w:bCs/>
+          <w:sz w:val="24"/>
+          <w:szCs w:val="24"/>
+        </w:rPr>
+        <w:t>Relación positiva fuerte</w:t>
+      </w:r>
+      <w:r>
+        <w:rPr>
+          <w:rFonts w:ascii="Arial" w:hAnsi="Arial" w:cs="Arial"/>
+          <w:b/>
+          <w:bCs/>
+          <w:sz w:val="24"/>
+          <w:szCs w:val="24"/>
+        </w:rPr>
+        <w:t xml:space="preserve"> </w:t>
+      </w:r>
+      <w:r>
+        <w:rPr>
+          <w:rFonts w:ascii="Arial" w:hAnsi="Arial" w:cs="Arial"/>
+          <w:sz w:val="24"/>
+          <w:szCs w:val="24"/>
+        </w:rPr>
+        <w:t>(0.62) entre el volumen generado y sentimiento, lo que da a entender que e</w:t>
+      </w:r>
+      <w:r>
+        <w:rPr>
+          <w:rFonts w:ascii="Arial" w:hAnsi="Arial" w:cs="Arial"/>
+          <w:sz w:val="24"/>
+          <w:szCs w:val="24"/>
+        </w:rPr>
+        <w:t>l mercado opera más cuando las noticias son favorables</w:t>
+      </w:r>
+      <w:r>
+        <w:rPr>
+          <w:rFonts w:ascii="Arial" w:hAnsi="Arial" w:cs="Arial"/>
+          <w:sz w:val="24"/>
+          <w:szCs w:val="24"/>
+        </w:rPr>
+        <w:t>; Mientras que</w:t>
+      </w:r>
+      <w:r>
+        <w:rPr>
+          <w:rFonts w:ascii="Arial" w:hAnsi="Arial" w:cs="Arial"/>
+          <w:sz w:val="24"/>
+          <w:szCs w:val="24"/>
+        </w:rPr>
+        <w:t xml:space="preserve"> </w:t>
+      </w:r>
+      <w:r>
+        <w:rPr>
+          <w:rFonts w:ascii="Arial" w:hAnsi="Arial" w:cs="Arial"/>
+          <w:sz w:val="24"/>
+          <w:szCs w:val="24"/>
+        </w:rPr>
+        <w:t>u</w:t>
+      </w:r>
+      <w:r>
+        <w:rPr>
+          <w:rFonts w:ascii="Arial" w:hAnsi="Arial" w:cs="Arial"/>
+          <w:sz w:val="24"/>
+          <w:szCs w:val="24"/>
+        </w:rPr>
+        <w:t>n sentimiento bajo actúa como un freno inmediato a la operativa comercial</w:t>
+      </w:r>
+      <w:r>
+        <w:rPr>
+          <w:rFonts w:ascii="Arial" w:hAnsi="Arial" w:cs="Arial"/>
+          <w:sz w:val="24"/>
+          <w:szCs w:val="24"/>
+        </w:rPr>
+        <w:t>.</w:t>
+      </w:r>
+    </w:p>
+    <w:p>
+      <w:pPr>
+        <w:pStyle w:val="Prrafodelista"/>
+        <w:numPr>
+          <w:ilvl w:val="0"/>
+          <w:numId w:val="19"/>
+        </w:numPr>
+        <w:jc w:val="both"/>
+        <w:rPr>
+          <w:rFonts w:ascii="Arial" w:hAnsi="Arial" w:cs="Arial"/>
+          <w:sz w:val="24"/>
+          <w:szCs w:val="24"/>
+        </w:rPr>
+      </w:pPr>
+      <w:r>
+        <w:rPr>
+          <w:rFonts w:ascii="Arial" w:hAnsi="Arial" w:cs="Arial"/>
+          <w:b/>
+          <w:bCs/>
+          <w:sz w:val="24"/>
+          <w:szCs w:val="24"/>
+        </w:rPr>
+        <w:t>Relación positiva débil</w:t>
+      </w:r>
+      <w:r>
+        <w:rPr>
+          <w:rFonts w:ascii="Arial" w:hAnsi="Arial" w:cs="Arial"/>
+          <w:sz w:val="24"/>
+          <w:szCs w:val="24"/>
+        </w:rPr>
+        <w:t xml:space="preserve"> (0.39) entre precio y volumen, que indica que h</w:t>
+      </w:r>
+      <w:r>
+        <w:rPr>
+          <w:rFonts w:ascii="Arial" w:hAnsi="Arial" w:cs="Arial"/>
+          <w:sz w:val="24"/>
+          <w:szCs w:val="24"/>
+        </w:rPr>
+        <w:t>ay una tendencia moderada a que, cuando el precio sube, el volumen también lo haga (posiblemente por especulación o mayor oferta atraída por los precios altos).</w:t>
+      </w:r>
+    </w:p>
+    <w:p>
+      <w:pPr>
+        <w:pStyle w:val="Prrafodelista"/>
+        <w:numPr>
+          <w:ilvl w:val="0"/>
+          <w:numId w:val="19"/>
+        </w:numPr>
+        <w:jc w:val="both"/>
+        <w:rPr>
+          <w:rFonts w:ascii="Arial" w:hAnsi="Arial" w:cs="Arial"/>
+          <w:sz w:val="24"/>
+          <w:szCs w:val="24"/>
+        </w:rPr>
+      </w:pPr>
+      <w:r>
+        <w:rPr>
+          <w:rFonts w:ascii="Arial" w:hAnsi="Arial" w:cs="Arial"/>
+          <w:b/>
+          <w:bCs/>
+          <w:sz w:val="24"/>
+          <w:szCs w:val="24"/>
+        </w:rPr>
+        <w:t>Relación negativa débil</w:t>
+      </w:r>
+      <w:r>
+        <w:rPr>
+          <w:rFonts w:ascii="Arial" w:hAnsi="Arial" w:cs="Arial"/>
+          <w:sz w:val="24"/>
+          <w:szCs w:val="24"/>
+        </w:rPr>
+        <w:t xml:space="preserve"> (-0.066) entre precio y sentimiento, que da a entender que las noticias no influyen nada en el precio de venta.</w:t>
+      </w:r>
+    </w:p>
+    <w:p>
+      <w:pPr>
+        <w:spacing w:line="276" w:lineRule="auto"/>
+        <w:jc w:val="both"/>
+        <w:rPr>
+          <w:rFonts w:ascii="Arial" w:hAnsi="Arial" w:cs="Arial"/>
+          <w:sz w:val="24"/>
+          <w:u w:val="single"/>
+        </w:rPr>
+      </w:pPr>
+    </w:p>
+    <w:p>
+      <w:pPr>
+        <w:pStyle w:val="Prrafodelista"/>
+        <w:numPr>
+          <w:ilvl w:val="0"/>
+          <w:numId w:val="18"/>
+        </w:numPr>
+        <w:spacing w:line="276" w:lineRule="auto"/>
+        <w:jc w:val="both"/>
+        <w:rPr>
+          <w:rFonts w:ascii="Arial" w:hAnsi="Arial" w:cs="Arial"/>
+          <w:sz w:val="24"/>
+          <w:u w:val="single"/>
+        </w:rPr>
+      </w:pPr>
+      <w:r>
+        <w:rPr>
+          <w:rFonts w:ascii="Arial" w:hAnsi="Arial" w:cs="Arial"/>
+          <w:sz w:val="24"/>
+          <w:szCs w:val="24"/>
+        </w:rPr>
+        <w:t>Detecci</w:t>
+      </w:r>
+      <w:r>
+        <w:rPr>
+          <w:rFonts w:ascii="Arial" w:hAnsi="Arial" w:cs="Arial"/>
+          <w:sz w:val="24"/>
+          <w:szCs w:val="24"/>
+        </w:rPr>
+        <w:t>ó</w:t>
+      </w:r>
+      <w:r>
+        <w:rPr>
+          <w:rFonts w:ascii="Arial" w:hAnsi="Arial" w:cs="Arial"/>
+          <w:sz w:val="24"/>
+          <w:szCs w:val="24"/>
+        </w:rPr>
+        <w:t>n</w:t>
+      </w:r>
+      <w:r>
+        <w:rPr>
+          <w:rFonts w:ascii="Arial" w:hAnsi="Arial" w:cs="Arial"/>
+          <w:sz w:val="24"/>
+          <w:szCs w:val="24"/>
+        </w:rPr>
+        <w:t xml:space="preserve"> </w:t>
+      </w:r>
+      <w:r>
+        <w:rPr>
+          <w:rFonts w:ascii="Arial" w:hAnsi="Arial" w:cs="Arial"/>
+          <w:sz w:val="24"/>
+          <w:szCs w:val="24"/>
+        </w:rPr>
+        <w:t>de alertas tempranas en reportes</w:t>
+      </w:r>
+    </w:p>
+    <w:p>
+      <w:pPr>
+        <w:tabs>
+          <w:tab w:val="left" w:pos="3285"/>
+        </w:tabs>
+        <w:jc w:val="both"/>
+        <w:rPr>
+          <w:rFonts w:ascii="Arial" w:hAnsi="Arial" w:cs="Arial"/>
+          <w:sz w:val="24"/>
+          <w:szCs w:val="24"/>
+        </w:rPr>
+      </w:pPr>
+      <w:r>
+        <w:rPr>
+          <w:rFonts w:ascii="Arial" w:hAnsi="Arial" w:cs="Arial"/>
+          <w:sz w:val="24"/>
+          <w:szCs w:val="24"/>
+        </w:rPr>
+        <w:t>Basándonos en los análisis antes hechos podemos deducir que el sentimiento es un predictor del volumen, esto nos permite hacer un análisis temprano basado en:</w:t>
+      </w:r>
+    </w:p>
+    <w:p>
+      <w:pPr>
+        <w:pStyle w:val="Prrafodelista"/>
+        <w:numPr>
+          <w:ilvl w:val="0"/>
+          <w:numId w:val="20"/>
+        </w:numPr>
+        <w:tabs>
+          <w:tab w:val="left" w:pos="3285"/>
+        </w:tabs>
+        <w:jc w:val="both"/>
+        <w:rPr>
+          <w:rFonts w:ascii="Arial" w:hAnsi="Arial" w:cs="Arial"/>
+          <w:sz w:val="24"/>
+          <w:szCs w:val="24"/>
+        </w:rPr>
+      </w:pPr>
+      <w:r>
+        <w:rPr>
+          <w:rFonts w:ascii="Arial" w:hAnsi="Arial" w:cs="Arial"/>
+          <w:sz w:val="24"/>
+          <w:szCs w:val="24"/>
+        </w:rPr>
+        <w:t>Si el score de sentimiento cae por debajo de</w:t>
+      </w:r>
+      <w:r>
+        <w:rPr>
+          <w:rFonts w:ascii="Arial" w:hAnsi="Arial" w:cs="Arial"/>
+          <w:sz w:val="24"/>
+          <w:szCs w:val="24"/>
+        </w:rPr>
+        <w:t xml:space="preserve"> nuestro umbral de puntuación negativa</w:t>
+      </w:r>
+      <w:r>
+        <w:rPr>
+          <w:rFonts w:ascii="Arial" w:hAnsi="Arial" w:cs="Arial"/>
+          <w:sz w:val="24"/>
+          <w:szCs w:val="24"/>
+        </w:rPr>
+        <w:t>, el modelo puede predecir una contracción inminente en el volumen de mercado.</w:t>
+      </w:r>
+    </w:p>
+    <w:p>
+      <w:pPr>
+        <w:pStyle w:val="Prrafodelista"/>
+        <w:numPr>
+          <w:ilvl w:val="0"/>
+          <w:numId w:val="20"/>
+        </w:numPr>
+        <w:tabs>
+          <w:tab w:val="left" w:pos="3285"/>
+        </w:tabs>
+        <w:jc w:val="both"/>
+        <w:rPr>
+          <w:rFonts w:ascii="Arial" w:hAnsi="Arial" w:cs="Arial"/>
+          <w:sz w:val="24"/>
+          <w:szCs w:val="24"/>
+        </w:rPr>
+      </w:pPr>
+      <w:r>
+        <w:rPr>
+          <w:rFonts w:ascii="Arial" w:hAnsi="Arial" w:cs="Arial"/>
+          <w:sz w:val="24"/>
+          <w:szCs w:val="24"/>
+        </w:rPr>
+        <w:t>Dado que el sentimiento correlaciona con el precio</w:t>
+      </w:r>
+      <w:r>
+        <w:rPr>
+          <w:rFonts w:ascii="Arial" w:hAnsi="Arial" w:cs="Arial"/>
+          <w:sz w:val="24"/>
+          <w:szCs w:val="24"/>
+        </w:rPr>
+        <w:t>,</w:t>
+      </w:r>
+      <w:r>
+        <w:rPr>
+          <w:rFonts w:ascii="Arial" w:hAnsi="Arial" w:cs="Arial"/>
+          <w:sz w:val="24"/>
+          <w:szCs w:val="24"/>
+        </w:rPr>
+        <w:t xml:space="preserve"> picos atípicos en el sentimiento negativo sirven para prever periodos de volatilidad antes de que se reflejen en los cierres de precios mensuales.</w:t>
+      </w:r>
+    </w:p>
+    <w:p>
+      <w:pPr>
+        <w:tabs>
+          <w:tab w:val="left" w:pos="3285"/>
+        </w:tabs>
+        <w:jc w:val="both"/>
+        <w:rPr>
+          <w:rFonts w:ascii="Arial" w:hAnsi="Arial" w:cs="Arial"/>
+          <w:sz w:val="24"/>
+          <w:szCs w:val="24"/>
+        </w:rPr>
+      </w:pPr>
+      <w:r>
+        <w:rPr>
+          <w:rFonts w:ascii="Arial" w:hAnsi="Arial" w:cs="Arial"/>
+          <w:sz w:val="24"/>
+          <w:szCs w:val="24"/>
+        </w:rPr>
+        <w:t xml:space="preserve">Por lo tanto, el sistema de alertas utiliza el volumen operado (0.62) como señal de validación. Cuando el modelo NLP detecta un sentimiento inferior a -2, el sistema emite una Alerta de Inestabilidad. Esta alerta permite a los usuarios anticiparse a los movimientos del mercado con una ventana de tiempo de entre </w:t>
+      </w:r>
+      <w:r>
+        <w:rPr>
+          <w:rFonts w:ascii="Arial" w:hAnsi="Arial" w:cs="Arial"/>
+          <w:sz w:val="24"/>
+          <w:szCs w:val="24"/>
+        </w:rPr>
+        <w:t>de un par de</w:t>
+      </w:r>
+      <w:r>
+        <w:rPr>
+          <w:rFonts w:ascii="Arial" w:hAnsi="Arial" w:cs="Arial"/>
+          <w:sz w:val="24"/>
+          <w:szCs w:val="24"/>
+        </w:rPr>
+        <w:t xml:space="preserve"> días, antes de que la crisis se traslade finalmente al precio por tonelada.</w:t>
+      </w:r>
+    </w:p>
+    <w:p>
+      <w:pPr>
+        <w:spacing w:line="276" w:lineRule="auto"/>
+        <w:jc w:val="both"/>
+        <w:rPr>
+          <w:rFonts w:ascii="Arial" w:hAnsi="Arial" w:cs="Arial"/>
+          <w:sz w:val="24"/>
+          <w:u w:val="single"/>
+        </w:rPr>
+      </w:pPr>
+    </w:p>
+    <w:p>
+      <w:pPr>
         <w:pStyle w:val="Ttulo2"/>
         <w:numPr>
           <w:ilvl w:val="1"/>
@@ -13987,7 +16311,6 @@
           <w:sz w:val="24"/>
           <w:lang w:eastAsia="es-ES"/>
         </w:rPr>
-        <w:lastRenderedPageBreak/>
         <w:drawing>
           <wp:inline distT="0" distB="0" distL="0" distR="0" wp14:anchorId="0B7AEEF7" wp14:editId="10B8A140">
             <wp:extent cx="5400040" cy="3218180"/>
@@ -14004,7 +16327,7 @@
                     <pic:cNvPicPr/>
                   </pic:nvPicPr>
                   <pic:blipFill>
-                    <a:blip r:embed="rId26"/>
+                    <a:blip r:embed="rId34"/>
                     <a:stretch>
                       <a:fillRect/>
                     </a:stretch>
@@ -14113,7 +16436,7 @@
                     <pic:cNvPicPr/>
                   </pic:nvPicPr>
                   <pic:blipFill>
-                    <a:blip r:embed="rId27"/>
+                    <a:blip r:embed="rId35"/>
                     <a:stretch>
                       <a:fillRect/>
                     </a:stretch>
@@ -14148,7 +16471,6 @@
           <w:rFonts w:ascii="Arial" w:hAnsi="Arial" w:cs="Arial"/>
           <w:sz w:val="24"/>
         </w:rPr>
-        <w:lastRenderedPageBreak/>
         <w:t>La gráfica muestra que la productividad en el ámbito ganadero viene determinada casi en su totalidad por la intensidad de emisiones del animal. Además, el modelo identifica variables como la producción de la leche como un predictor secundario por lo que puede impactar en la productividad final del animal.</w:t>
       </w:r>
     </w:p>
@@ -14166,14 +16488,35 @@
           <w:rFonts w:ascii="Arial" w:hAnsi="Arial" w:cs="Arial"/>
           <w:sz w:val="24"/>
         </w:rPr>
-        <w:t>Además cabe destacar</w:t>
-      </w:r>
-      <w:r>
-        <w:rPr>
-          <w:rFonts w:ascii="Arial" w:hAnsi="Arial" w:cs="Arial"/>
-          <w:sz w:val="24"/>
-        </w:rPr>
-        <w:t xml:space="preserve"> que no existe ninguna región que destaque significativamente sobre otra en términos de producción sino que las medianas de rendimiento se mantienen en todas las regiones.</w:t>
+        <w:t>Además,</w:t>
+      </w:r>
+      <w:r>
+        <w:rPr>
+          <w:rFonts w:ascii="Arial" w:hAnsi="Arial" w:cs="Arial"/>
+          <w:sz w:val="24"/>
+        </w:rPr>
+        <w:t xml:space="preserve"> cabe destacar</w:t>
+      </w:r>
+      <w:r>
+        <w:rPr>
+          <w:rFonts w:ascii="Arial" w:hAnsi="Arial" w:cs="Arial"/>
+          <w:sz w:val="24"/>
+        </w:rPr>
+        <w:t xml:space="preserve"> que no existe ninguna región que destaque significativamente sobre otra en términos de </w:t>
+      </w:r>
+      <w:r>
+        <w:rPr>
+          <w:rFonts w:ascii="Arial" w:hAnsi="Arial" w:cs="Arial"/>
+          <w:sz w:val="24"/>
+        </w:rPr>
+        <w:t>producción,</w:t>
+      </w:r>
+      <w:r>
+        <w:rPr>
+          <w:rFonts w:ascii="Arial" w:hAnsi="Arial" w:cs="Arial"/>
+          <w:sz w:val="24"/>
+        </w:rPr>
+        <w:t xml:space="preserve"> sino que las medianas de rendimiento se mantienen en todas las regiones.</w:t>
       </w:r>
     </w:p>
     <w:p>
@@ -14214,24 +16557,52 @@
           <w:rFonts w:ascii="Arial" w:hAnsi="Arial" w:cs="Arial"/>
           <w:sz w:val="24"/>
         </w:rPr>
-        <w:t>Como ya hemos comprobado anteriormente no existe una relación lineal entre el fertilizante (causante de las emisiones en la producción agrícola) y el rendimiento que se obtiene. Esto sugiere en el ámbito de la sostenibilidad que la adición de más fertilizante no aumenta la cosecha sino que genera un impacto ambiental innecesario sin aumentar la productividad.</w:t>
-      </w:r>
-    </w:p>
-    <w:p>
-      <w:pPr>
-        <w:spacing w:line="276" w:lineRule="auto"/>
-        <w:jc w:val="both"/>
-        <w:rPr>
-          <w:rFonts w:ascii="Arial" w:hAnsi="Arial" w:cs="Arial"/>
-          <w:sz w:val="24"/>
-        </w:rPr>
-      </w:pPr>
-      <w:r>
-        <w:rPr>
-          <w:rFonts w:ascii="Arial" w:hAnsi="Arial" w:cs="Arial"/>
-          <w:sz w:val="24"/>
-        </w:rPr>
-        <w:t>En cambio sí podemos evaluar</w:t>
+        <w:t xml:space="preserve">Como ya hemos comprobado anteriormente no existe una relación lineal entre el fertilizante (causante de las emisiones en la producción agrícola) y el rendimiento que se obtiene. Esto sugiere en el ámbito de la sostenibilidad que la adición de más fertilizante no aumenta la </w:t>
+      </w:r>
+      <w:r>
+        <w:rPr>
+          <w:rFonts w:ascii="Arial" w:hAnsi="Arial" w:cs="Arial"/>
+          <w:sz w:val="24"/>
+        </w:rPr>
+        <w:t>cosecha,</w:t>
+      </w:r>
+      <w:r>
+        <w:rPr>
+          <w:rFonts w:ascii="Arial" w:hAnsi="Arial" w:cs="Arial"/>
+          <w:sz w:val="24"/>
+        </w:rPr>
+        <w:t xml:space="preserve"> sino que genera un impacto ambiental innecesario sin aumentar la productividad.</w:t>
+      </w:r>
+    </w:p>
+    <w:p>
+      <w:pPr>
+        <w:spacing w:line="276" w:lineRule="auto"/>
+        <w:jc w:val="both"/>
+        <w:rPr>
+          <w:rFonts w:ascii="Arial" w:hAnsi="Arial" w:cs="Arial"/>
+          <w:sz w:val="24"/>
+        </w:rPr>
+      </w:pPr>
+      <w:r>
+        <w:rPr>
+          <w:rFonts w:ascii="Arial" w:hAnsi="Arial" w:cs="Arial"/>
+          <w:sz w:val="24"/>
+        </w:rPr>
+        <w:t>En cambio</w:t>
+      </w:r>
+      <w:r>
+        <w:rPr>
+          <w:rFonts w:ascii="Arial" w:hAnsi="Arial" w:cs="Arial"/>
+          <w:sz w:val="24"/>
+        </w:rPr>
+        <w:t>,</w:t>
+      </w:r>
+      <w:r>
+        <w:rPr>
+          <w:rFonts w:ascii="Arial" w:hAnsi="Arial" w:cs="Arial"/>
+          <w:sz w:val="24"/>
+        </w:rPr>
+        <w:t xml:space="preserve"> sí podemos evaluar</w:t>
       </w:r>
       <w:r>
         <w:rPr>
@@ -14280,7 +16651,7 @@
                     <pic:cNvPicPr/>
                   </pic:nvPicPr>
                   <pic:blipFill>
-                    <a:blip r:embed="rId28"/>
+                    <a:blip r:embed="rId36"/>
                     <a:stretch>
                       <a:fillRect/>
                     </a:stretch>
@@ -14334,7 +16705,6 @@
           <w:sz w:val="24"/>
           <w:lang w:eastAsia="es-ES"/>
         </w:rPr>
-        <w:lastRenderedPageBreak/>
         <w:drawing>
           <wp:inline distT="0" distB="0" distL="0" distR="0" wp14:anchorId="414F298B" wp14:editId="34162CAB">
             <wp:extent cx="5400040" cy="2679700"/>
@@ -14351,7 +16721,7 @@
                     <pic:cNvPicPr/>
                   </pic:nvPicPr>
                   <pic:blipFill>
-                    <a:blip r:embed="rId29"/>
+                    <a:blip r:embed="rId37"/>
                     <a:stretch>
                       <a:fillRect/>
                     </a:stretch>
@@ -14386,7 +16756,21 @@
           <w:rFonts w:ascii="Arial" w:hAnsi="Arial" w:cs="Arial"/>
           <w:sz w:val="24"/>
         </w:rPr>
-        <w:t xml:space="preserve">Por otro lado en cuanto a ganadería, podemos comprobar que aquellos países líderes en sostenibilidad </w:t>
+        <w:t>Por otro lado</w:t>
+      </w:r>
+      <w:r>
+        <w:rPr>
+          <w:rFonts w:ascii="Arial" w:hAnsi="Arial" w:cs="Arial"/>
+          <w:sz w:val="24"/>
+        </w:rPr>
+        <w:t>,</w:t>
+      </w:r>
+      <w:r>
+        <w:rPr>
+          <w:rFonts w:ascii="Arial" w:hAnsi="Arial" w:cs="Arial"/>
+          <w:sz w:val="24"/>
+        </w:rPr>
+        <w:t xml:space="preserve"> en cuanto a ganadería, podemos comprobar que aquellos países líderes en sostenibilidad </w:t>
       </w:r>
       <w:r>
         <w:rPr>
@@ -14469,7 +16853,7 @@
                     <pic:cNvPicPr/>
                   </pic:nvPicPr>
                   <pic:blipFill>
-                    <a:blip r:embed="rId30"/>
+                    <a:blip r:embed="rId38"/>
                     <a:stretch>
                       <a:fillRect/>
                     </a:stretch>
@@ -14504,15 +16888,7 @@
           <w:rFonts w:ascii="Arial" w:hAnsi="Arial" w:cs="Arial"/>
           <w:sz w:val="24"/>
         </w:rPr>
-        <w:t xml:space="preserve">Como podemos comprobar, ante la presencia de eventos extremos, los cultivos que más reducen su producción (hasta un 15%) son el café y la soja, mientras </w:t>
-      </w:r>
-      <w:r>
-        <w:rPr>
-          <w:rFonts w:ascii="Arial" w:hAnsi="Arial" w:cs="Arial"/>
-          <w:sz w:val="24"/>
-        </w:rPr>
-        <w:lastRenderedPageBreak/>
-        <w:t>que otros cultivos como el maíz o la caña de azúcar son más estables a pesar de las condiciones adversas.</w:t>
+        <w:t>Como podemos comprobar, ante la presencia de eventos extremos, los cultivos que más reducen su producción (hasta un 15%) son el café y la soja, mientras que otros cultivos como el maíz o la caña de azúcar son más estables a pesar de las condiciones adversas.</w:t>
       </w:r>
     </w:p>
     <w:p>
@@ -14571,7 +16947,7 @@
                     <pic:cNvPicPr/>
                   </pic:nvPicPr>
                   <pic:blipFill>
-                    <a:blip r:embed="rId31"/>
+                    <a:blip r:embed="rId39"/>
                     <a:stretch>
                       <a:fillRect/>
                     </a:stretch>
@@ -14611,6 +16987,2157 @@
     </w:p>
     <w:p>
       <w:pPr>
+        <w:pStyle w:val="Prrafodelista"/>
+        <w:numPr>
+          <w:ilvl w:val="0"/>
+          <w:numId w:val="14"/>
+        </w:numPr>
+        <w:spacing w:line="276" w:lineRule="auto"/>
+        <w:jc w:val="both"/>
+        <w:rPr>
+          <w:rFonts w:ascii="Arial" w:hAnsi="Arial" w:cs="Arial"/>
+          <w:b/>
+          <w:sz w:val="24"/>
+        </w:rPr>
+      </w:pPr>
+      <w:r>
+        <w:rPr>
+          <w:rFonts w:ascii="Arial" w:hAnsi="Arial" w:cs="Arial"/>
+          <w:b/>
+          <w:sz w:val="24"/>
+        </w:rPr>
+        <w:t>Mercados</w:t>
+      </w:r>
+    </w:p>
+    <w:p>
+      <w:pPr>
+        <w:spacing w:line="276" w:lineRule="auto"/>
+        <w:jc w:val="center"/>
+        <w:rPr>
+          <w:rFonts w:ascii="Arial" w:hAnsi="Arial" w:cs="Arial"/>
+          <w:bCs/>
+          <w:sz w:val="24"/>
+        </w:rPr>
+      </w:pPr>
+      <w:r>
+        <w:rPr>
+          <w:rFonts w:ascii="Arial" w:hAnsi="Arial" w:cs="Arial"/>
+          <w:noProof/>
+          <w:sz w:val="24"/>
+          <w:szCs w:val="24"/>
+        </w:rPr>
+        <w:drawing>
+          <wp:inline distT="0" distB="0" distL="0" distR="0" wp14:anchorId="5B23C324" wp14:editId="06021459">
+            <wp:extent cx="4219575" cy="3692128"/>
+            <wp:effectExtent l="0" t="0" r="0" b="3810"/>
+            <wp:docPr id="1726213597" name="Imagen 1"/>
+            <wp:cNvGraphicFramePr>
+              <a:graphicFrameLocks xmlns:a="http://schemas.openxmlformats.org/drawingml/2006/main" noChangeAspect="1"/>
+            </wp:cNvGraphicFramePr>
+            <a:graphic xmlns:a="http://schemas.openxmlformats.org/drawingml/2006/main">
+              <a:graphicData uri="http://schemas.openxmlformats.org/drawingml/2006/picture">
+                <pic:pic xmlns:pic="http://schemas.openxmlformats.org/drawingml/2006/picture">
+                  <pic:nvPicPr>
+                    <pic:cNvPr id="1726213597" name=""/>
+                    <pic:cNvPicPr/>
+                  </pic:nvPicPr>
+                  <pic:blipFill>
+                    <a:blip r:embed="rId40"/>
+                    <a:stretch>
+                      <a:fillRect/>
+                    </a:stretch>
+                  </pic:blipFill>
+                  <pic:spPr>
+                    <a:xfrm>
+                      <a:off x="0" y="0"/>
+                      <a:ext cx="4230360" cy="3701565"/>
+                    </a:xfrm>
+                    <a:prstGeom prst="rect">
+                      <a:avLst/>
+                    </a:prstGeom>
+                  </pic:spPr>
+                </pic:pic>
+              </a:graphicData>
+            </a:graphic>
+          </wp:inline>
+        </w:drawing>
+      </w:r>
+    </w:p>
+    <w:p>
+      <w:pPr>
+        <w:tabs>
+          <w:tab w:val="left" w:pos="3285"/>
+        </w:tabs>
+        <w:jc w:val="both"/>
+        <w:rPr>
+          <w:rFonts w:ascii="Arial" w:hAnsi="Arial" w:cs="Arial"/>
+          <w:sz w:val="24"/>
+          <w:szCs w:val="24"/>
+        </w:rPr>
+      </w:pPr>
+      <w:r>
+        <w:rPr>
+          <w:rFonts w:ascii="Arial" w:hAnsi="Arial" w:cs="Arial"/>
+          <w:sz w:val="24"/>
+          <w:szCs w:val="24"/>
+        </w:rPr>
+        <w:t>Como se ha podido ver antes, el precio y el sentimiento de la noticia (-0.066) prácticamente no tienen relación entre ellos, sin embargo, sí que influye en el volumen operado (0.62), lo que puede reflejar directamente cambios en el precio del mercado ya que el volumen y el precio sí que están relacionados.</w:t>
+      </w:r>
+    </w:p>
+    <w:p>
+      <w:pPr>
+        <w:spacing w:line="276" w:lineRule="auto"/>
+        <w:jc w:val="center"/>
+        <w:rPr>
+          <w:rFonts w:ascii="Arial" w:hAnsi="Arial" w:cs="Arial"/>
+          <w:bCs/>
+          <w:sz w:val="24"/>
+        </w:rPr>
+      </w:pPr>
+      <w:r>
+        <w:rPr>
+          <w:rFonts w:ascii="Arial" w:hAnsi="Arial" w:cs="Arial"/>
+          <w:noProof/>
+          <w:sz w:val="24"/>
+          <w:szCs w:val="24"/>
+        </w:rPr>
+        <w:drawing>
+          <wp:inline distT="0" distB="0" distL="0" distR="0" wp14:anchorId="0130342B" wp14:editId="374E7E92">
+            <wp:extent cx="4333875" cy="3914451"/>
+            <wp:effectExtent l="0" t="0" r="0" b="0"/>
+            <wp:docPr id="1702803242" name="Imagen 1"/>
+            <wp:cNvGraphicFramePr>
+              <a:graphicFrameLocks xmlns:a="http://schemas.openxmlformats.org/drawingml/2006/main" noChangeAspect="1"/>
+            </wp:cNvGraphicFramePr>
+            <a:graphic xmlns:a="http://schemas.openxmlformats.org/drawingml/2006/main">
+              <a:graphicData uri="http://schemas.openxmlformats.org/drawingml/2006/picture">
+                <pic:pic xmlns:pic="http://schemas.openxmlformats.org/drawingml/2006/picture">
+                  <pic:nvPicPr>
+                    <pic:cNvPr id="1702803242" name=""/>
+                    <pic:cNvPicPr/>
+                  </pic:nvPicPr>
+                  <pic:blipFill>
+                    <a:blip r:embed="rId41"/>
+                    <a:stretch>
+                      <a:fillRect/>
+                    </a:stretch>
+                  </pic:blipFill>
+                  <pic:spPr>
+                    <a:xfrm>
+                      <a:off x="0" y="0"/>
+                      <a:ext cx="4337719" cy="3917923"/>
+                    </a:xfrm>
+                    <a:prstGeom prst="rect">
+                      <a:avLst/>
+                    </a:prstGeom>
+                  </pic:spPr>
+                </pic:pic>
+              </a:graphicData>
+            </a:graphic>
+          </wp:inline>
+        </w:drawing>
+      </w:r>
+    </w:p>
+    <w:p>
+      <w:pPr>
+        <w:tabs>
+          <w:tab w:val="left" w:pos="3285"/>
+        </w:tabs>
+        <w:jc w:val="both"/>
+        <w:rPr>
+          <w:rFonts w:ascii="Arial" w:hAnsi="Arial" w:cs="Arial"/>
+          <w:sz w:val="24"/>
+          <w:szCs w:val="24"/>
+        </w:rPr>
+      </w:pPr>
+      <w:r>
+        <w:rPr>
+          <w:rFonts w:ascii="Arial" w:hAnsi="Arial" w:cs="Arial"/>
+          <w:sz w:val="24"/>
+          <w:szCs w:val="24"/>
+        </w:rPr>
+        <w:t>En este caso podemos decir que algunos efectos tienen relación y otros no tanto, por ejemplo:</w:t>
+      </w:r>
+    </w:p>
+    <w:p>
+      <w:pPr>
+        <w:pStyle w:val="Prrafodelista"/>
+        <w:numPr>
+          <w:ilvl w:val="0"/>
+          <w:numId w:val="22"/>
+        </w:numPr>
+        <w:tabs>
+          <w:tab w:val="left" w:pos="3285"/>
+        </w:tabs>
+        <w:jc w:val="both"/>
+        <w:rPr>
+          <w:rFonts w:ascii="Arial" w:hAnsi="Arial" w:cs="Arial"/>
+          <w:sz w:val="24"/>
+          <w:szCs w:val="24"/>
+        </w:rPr>
+      </w:pPr>
+      <w:r>
+        <w:rPr>
+          <w:rFonts w:ascii="Arial" w:hAnsi="Arial" w:cs="Arial"/>
+          <w:sz w:val="24"/>
+          <w:szCs w:val="24"/>
+        </w:rPr>
+        <w:t xml:space="preserve">Correlación con </w:t>
+      </w:r>
+      <w:r>
+        <w:rPr>
+          <w:rFonts w:ascii="Arial" w:hAnsi="Arial" w:cs="Arial"/>
+          <w:b/>
+          <w:bCs/>
+          <w:sz w:val="24"/>
+          <w:szCs w:val="24"/>
+        </w:rPr>
+        <w:t>precio y heladas</w:t>
+      </w:r>
+      <w:r>
+        <w:rPr>
+          <w:rFonts w:ascii="Arial" w:hAnsi="Arial" w:cs="Arial"/>
+          <w:sz w:val="24"/>
+          <w:szCs w:val="24"/>
+        </w:rPr>
+        <w:t xml:space="preserve"> (-0.45). </w:t>
+      </w:r>
+      <w:r>
+        <w:rPr>
+          <w:rFonts w:ascii="Arial" w:hAnsi="Arial" w:cs="Arial"/>
+          <w:sz w:val="24"/>
+          <w:szCs w:val="24"/>
+        </w:rPr>
+        <w:t>E</w:t>
+      </w:r>
+      <w:r>
+        <w:rPr>
+          <w:rFonts w:ascii="Arial" w:hAnsi="Arial" w:cs="Arial"/>
+          <w:sz w:val="24"/>
+          <w:szCs w:val="24"/>
+        </w:rPr>
+        <w:t>xiste una correlación negativa moderada, lo que indica que, en períodos con mayor cantidad de heladas, los precios tienden a disminuir. Este resultado podría estar asociado a cambios en la dinámica del mercado (oferta, demanda o actividad), aunque no implica necesariamente una relación causal directa.</w:t>
+      </w:r>
+    </w:p>
+    <w:p>
+      <w:pPr>
+        <w:pStyle w:val="Prrafodelista"/>
+        <w:numPr>
+          <w:ilvl w:val="0"/>
+          <w:numId w:val="22"/>
+        </w:numPr>
+        <w:tabs>
+          <w:tab w:val="left" w:pos="3285"/>
+        </w:tabs>
+        <w:jc w:val="both"/>
+        <w:rPr>
+          <w:rFonts w:ascii="Arial" w:hAnsi="Arial" w:cs="Arial"/>
+          <w:sz w:val="24"/>
+          <w:szCs w:val="24"/>
+        </w:rPr>
+      </w:pPr>
+      <w:r>
+        <w:rPr>
+          <w:rFonts w:ascii="Arial" w:hAnsi="Arial" w:cs="Arial"/>
+          <w:sz w:val="24"/>
+          <w:szCs w:val="24"/>
+        </w:rPr>
+        <w:t xml:space="preserve">Correlación con </w:t>
+      </w:r>
+      <w:r>
+        <w:rPr>
+          <w:rFonts w:ascii="Arial" w:hAnsi="Arial" w:cs="Arial"/>
+          <w:b/>
+          <w:bCs/>
+          <w:sz w:val="24"/>
+          <w:szCs w:val="24"/>
+        </w:rPr>
+        <w:t>precio y humedad</w:t>
+      </w:r>
+      <w:r>
+        <w:rPr>
+          <w:rFonts w:ascii="Arial" w:hAnsi="Arial" w:cs="Arial"/>
+          <w:sz w:val="24"/>
+          <w:szCs w:val="24"/>
+        </w:rPr>
+        <w:t xml:space="preserve"> (+0.44). Se observa una correlación positiva moderada, sugiriendo que mayores niveles de humedad se asocian con precios más altos. Este comportamiento podría reflejar condiciones productivas o estacionales específicas, dependiendo del contexto del cultivo analizado.</w:t>
+      </w:r>
+    </w:p>
+    <w:p>
+      <w:pPr>
+        <w:pStyle w:val="Prrafodelista"/>
+        <w:numPr>
+          <w:ilvl w:val="0"/>
+          <w:numId w:val="22"/>
+        </w:numPr>
+        <w:tabs>
+          <w:tab w:val="left" w:pos="3285"/>
+        </w:tabs>
+        <w:jc w:val="both"/>
+        <w:rPr>
+          <w:rFonts w:ascii="Arial" w:hAnsi="Arial" w:cs="Arial"/>
+          <w:sz w:val="24"/>
+          <w:szCs w:val="24"/>
+        </w:rPr>
+      </w:pPr>
+      <w:r>
+        <w:rPr>
+          <w:rFonts w:ascii="Arial" w:hAnsi="Arial" w:cs="Arial"/>
+          <w:sz w:val="24"/>
+          <w:szCs w:val="24"/>
+        </w:rPr>
+        <w:t xml:space="preserve">Correlación con </w:t>
+      </w:r>
+      <w:r>
+        <w:rPr>
+          <w:rFonts w:ascii="Arial" w:hAnsi="Arial" w:cs="Arial"/>
+          <w:b/>
+          <w:bCs/>
+          <w:sz w:val="24"/>
+          <w:szCs w:val="24"/>
+        </w:rPr>
+        <w:t>precio y precipitación</w:t>
+      </w:r>
+      <w:r>
+        <w:rPr>
+          <w:rFonts w:ascii="Arial" w:hAnsi="Arial" w:cs="Arial"/>
+          <w:sz w:val="24"/>
+          <w:szCs w:val="24"/>
+        </w:rPr>
+        <w:t xml:space="preserve"> (-0.02).</w:t>
+      </w:r>
+      <w:r>
+        <w:t xml:space="preserve"> </w:t>
+      </w:r>
+      <w:r>
+        <w:rPr>
+          <w:rFonts w:ascii="Arial" w:hAnsi="Arial" w:cs="Arial"/>
+          <w:sz w:val="24"/>
+          <w:szCs w:val="24"/>
+        </w:rPr>
+        <w:t>La correlación es prácticamente nula, lo que indica que la precipitación no presenta una relación lineal directa con el precio. Sin embargo, se encuentra fuertemente correlacionada con el índice de aridez (0.92), lo que sugiere que su efecto podría ser indirecto o estar capturado por otras variables.</w:t>
+      </w:r>
+    </w:p>
+    <w:p>
+      <w:pPr>
+        <w:pStyle w:val="Prrafodelista"/>
+        <w:numPr>
+          <w:ilvl w:val="0"/>
+          <w:numId w:val="22"/>
+        </w:numPr>
+        <w:tabs>
+          <w:tab w:val="left" w:pos="3285"/>
+        </w:tabs>
+        <w:jc w:val="both"/>
+        <w:rPr>
+          <w:rFonts w:ascii="Arial" w:hAnsi="Arial" w:cs="Arial"/>
+          <w:sz w:val="24"/>
+          <w:szCs w:val="24"/>
+        </w:rPr>
+      </w:pPr>
+      <w:r>
+        <w:rPr>
+          <w:rFonts w:ascii="Arial" w:hAnsi="Arial" w:cs="Arial"/>
+          <w:sz w:val="24"/>
+          <w:szCs w:val="24"/>
+        </w:rPr>
+        <w:t xml:space="preserve">Correlación con </w:t>
+      </w:r>
+      <w:r>
+        <w:rPr>
+          <w:rFonts w:ascii="Arial" w:hAnsi="Arial" w:cs="Arial"/>
+          <w:b/>
+          <w:bCs/>
+          <w:sz w:val="24"/>
+          <w:szCs w:val="24"/>
+        </w:rPr>
+        <w:t xml:space="preserve">precio y temperatura </w:t>
+      </w:r>
+      <w:r>
+        <w:rPr>
+          <w:rFonts w:ascii="Arial" w:hAnsi="Arial" w:cs="Arial"/>
+          <w:sz w:val="24"/>
+          <w:szCs w:val="24"/>
+        </w:rPr>
+        <w:t>(-0.05).</w:t>
+      </w:r>
+      <w:r>
+        <w:t xml:space="preserve"> </w:t>
+      </w:r>
+      <w:r>
+        <w:rPr>
+          <w:rFonts w:ascii="Arial" w:hAnsi="Arial" w:cs="Arial"/>
+          <w:sz w:val="24"/>
+          <w:szCs w:val="24"/>
+        </w:rPr>
+        <w:t>La relación es muy débil, por lo que no se identifica una asociación lineal clara entre temperatura promedio y precios en este análisis.</w:t>
+      </w:r>
+    </w:p>
+    <w:p>
+      <w:pPr>
+        <w:tabs>
+          <w:tab w:val="left" w:pos="3285"/>
+        </w:tabs>
+        <w:jc w:val="both"/>
+        <w:rPr>
+          <w:rFonts w:ascii="Arial" w:hAnsi="Arial" w:cs="Arial"/>
+          <w:sz w:val="24"/>
+          <w:szCs w:val="24"/>
+        </w:rPr>
+      </w:pPr>
+      <w:r>
+        <w:rPr>
+          <w:rFonts w:ascii="Arial" w:hAnsi="Arial" w:cs="Arial"/>
+          <w:sz w:val="24"/>
+          <w:szCs w:val="24"/>
+        </w:rPr>
+        <w:t>En conjunto, los resultados sugieren que el precio responde de forma más clara a ciertas condiciones climáticas específicas (como heladas y humedad), mientras que otras variables presentan relaciones débiles o indirectas.</w:t>
+      </w:r>
+    </w:p>
+    <w:p>
+      <w:pPr>
+        <w:spacing w:line="276" w:lineRule="auto"/>
+        <w:jc w:val="both"/>
+        <w:rPr>
+          <w:rFonts w:ascii="Arial" w:hAnsi="Arial" w:cs="Arial"/>
+          <w:bCs/>
+          <w:sz w:val="24"/>
+        </w:rPr>
+      </w:pPr>
+      <w:r>
+        <w:rPr>
+          <w:rFonts w:ascii="Arial" w:hAnsi="Arial" w:cs="Arial"/>
+          <w:bCs/>
+          <w:sz w:val="24"/>
+        </w:rPr>
+        <w:t>En cuanto a los patrones estacionales, como ya hemos analizado anteriormente</w:t>
+      </w:r>
+      <w:r>
+        <w:rPr>
+          <w:rFonts w:ascii="Arial" w:hAnsi="Arial" w:cs="Arial"/>
+          <w:bCs/>
+          <w:sz w:val="24"/>
+        </w:rPr>
+        <w:t>:</w:t>
+      </w:r>
+    </w:p>
+    <w:p>
+      <w:pPr>
+        <w:spacing w:line="276" w:lineRule="auto"/>
+        <w:jc w:val="center"/>
+        <w:rPr>
+          <w:rFonts w:ascii="Arial" w:hAnsi="Arial" w:cs="Arial"/>
+          <w:bCs/>
+          <w:sz w:val="24"/>
+        </w:rPr>
+      </w:pPr>
+      <w:r>
+        <w:rPr>
+          <w:rFonts w:ascii="Arial" w:hAnsi="Arial" w:cs="Arial"/>
+          <w:b/>
+          <w:noProof/>
+          <w:sz w:val="24"/>
+        </w:rPr>
+        <w:drawing>
+          <wp:inline distT="0" distB="0" distL="0" distR="0" wp14:anchorId="104775D7" wp14:editId="20807FFD">
+            <wp:extent cx="4731489" cy="2583291"/>
+            <wp:effectExtent l="0" t="0" r="0" b="7620"/>
+            <wp:docPr id="978217401" name="Imagen 978217401"/>
+            <wp:cNvGraphicFramePr>
+              <a:graphicFrameLocks xmlns:a="http://schemas.openxmlformats.org/drawingml/2006/main" noChangeAspect="1"/>
+            </wp:cNvGraphicFramePr>
+            <a:graphic xmlns:a="http://schemas.openxmlformats.org/drawingml/2006/main">
+              <a:graphicData uri="http://schemas.openxmlformats.org/drawingml/2006/picture">
+                <pic:pic xmlns:pic="http://schemas.openxmlformats.org/drawingml/2006/picture">
+                  <pic:nvPicPr>
+                    <pic:cNvPr id="1" name=""/>
+                    <pic:cNvPicPr/>
+                  </pic:nvPicPr>
+                  <pic:blipFill>
+                    <a:blip r:embed="rId21"/>
+                    <a:stretch>
+                      <a:fillRect/>
+                    </a:stretch>
+                  </pic:blipFill>
+                  <pic:spPr>
+                    <a:xfrm>
+                      <a:off x="0" y="0"/>
+                      <a:ext cx="4740726" cy="2588334"/>
+                    </a:xfrm>
+                    <a:prstGeom prst="rect">
+                      <a:avLst/>
+                    </a:prstGeom>
+                  </pic:spPr>
+                </pic:pic>
+              </a:graphicData>
+            </a:graphic>
+          </wp:inline>
+        </w:drawing>
+      </w:r>
+    </w:p>
+    <w:p>
+      <w:pPr>
+        <w:spacing w:line="276" w:lineRule="auto"/>
+        <w:jc w:val="both"/>
+        <w:rPr>
+          <w:rFonts w:ascii="Arial" w:hAnsi="Arial" w:cs="Arial"/>
+          <w:sz w:val="24"/>
+        </w:rPr>
+      </w:pPr>
+      <w:r>
+        <w:rPr>
+          <w:rFonts w:ascii="Arial" w:hAnsi="Arial" w:cs="Arial"/>
+          <w:sz w:val="24"/>
+        </w:rPr>
+        <w:t xml:space="preserve">Se </w:t>
+      </w:r>
+      <w:r>
+        <w:rPr>
+          <w:rFonts w:ascii="Arial" w:hAnsi="Arial" w:cs="Arial"/>
+          <w:sz w:val="24"/>
+        </w:rPr>
+        <w:t xml:space="preserve">puede ver la temporalidad mensual de los mercados. Donde cabe destacar que los mercados sufren un abaratamiento de los mercados en el mes de </w:t>
+      </w:r>
+      <w:proofErr w:type="gramStart"/>
+      <w:r>
+        <w:rPr>
+          <w:rFonts w:ascii="Arial" w:hAnsi="Arial" w:cs="Arial"/>
+          <w:sz w:val="24"/>
+        </w:rPr>
+        <w:t>Agosto</w:t>
+      </w:r>
+      <w:proofErr w:type="gramEnd"/>
+      <w:r>
+        <w:rPr>
+          <w:rFonts w:ascii="Arial" w:hAnsi="Arial" w:cs="Arial"/>
+          <w:sz w:val="24"/>
+        </w:rPr>
+        <w:t xml:space="preserve"> seguido de encarecimiento de los productos en el mes de </w:t>
+      </w:r>
+      <w:proofErr w:type="gramStart"/>
+      <w:r>
+        <w:rPr>
+          <w:rFonts w:ascii="Arial" w:hAnsi="Arial" w:cs="Arial"/>
+          <w:sz w:val="24"/>
+        </w:rPr>
+        <w:t>Septiembre</w:t>
+      </w:r>
+      <w:proofErr w:type="gramEnd"/>
+      <w:r>
+        <w:rPr>
+          <w:rFonts w:ascii="Arial" w:hAnsi="Arial" w:cs="Arial"/>
+          <w:sz w:val="24"/>
+        </w:rPr>
+        <w:t xml:space="preserve">. En todos los meses, se puede observar que si en un mes ha subido al siguiente se produce una bajada. </w:t>
+      </w:r>
+    </w:p>
+    <w:p>
+      <w:pPr>
+        <w:spacing w:line="276" w:lineRule="auto"/>
+        <w:jc w:val="both"/>
+        <w:rPr>
+          <w:rFonts w:ascii="Arial" w:hAnsi="Arial" w:cs="Arial"/>
+          <w:bCs/>
+          <w:sz w:val="24"/>
+        </w:rPr>
+      </w:pPr>
+    </w:p>
+    <w:p>
+      <w:pPr>
+        <w:pStyle w:val="Prrafodelista"/>
+        <w:numPr>
+          <w:ilvl w:val="0"/>
+          <w:numId w:val="14"/>
+        </w:numPr>
+        <w:spacing w:line="276" w:lineRule="auto"/>
+        <w:jc w:val="both"/>
+        <w:rPr>
+          <w:rFonts w:ascii="Arial" w:hAnsi="Arial" w:cs="Arial"/>
+          <w:b/>
+          <w:sz w:val="24"/>
+        </w:rPr>
+      </w:pPr>
+      <w:r>
+        <w:rPr>
+          <w:rFonts w:ascii="Arial" w:hAnsi="Arial" w:cs="Arial"/>
+          <w:b/>
+          <w:sz w:val="24"/>
+        </w:rPr>
+        <w:t>Políticas</w:t>
+      </w:r>
+    </w:p>
+    <w:p>
+      <w:pPr>
+        <w:spacing w:line="276" w:lineRule="auto"/>
+        <w:jc w:val="both"/>
+        <w:rPr>
+          <w:rFonts w:ascii="Arial" w:hAnsi="Arial" w:cs="Arial"/>
+          <w:bCs/>
+          <w:sz w:val="24"/>
+        </w:rPr>
+      </w:pPr>
+      <w:r>
+        <w:rPr>
+          <w:rFonts w:ascii="Arial" w:hAnsi="Arial" w:cs="Arial"/>
+          <w:bCs/>
+          <w:sz w:val="24"/>
+        </w:rPr>
+        <w:t xml:space="preserve">En lugar de preguntar "si tienen impacto", vamos a preguntar: "¿A más dinero, más producción?" para ver si cuanto </w:t>
+      </w:r>
+      <w:r>
+        <w:rPr>
+          <w:rFonts w:ascii="Arial" w:hAnsi="Arial" w:cs="Arial"/>
+          <w:bCs/>
+          <w:sz w:val="24"/>
+        </w:rPr>
+        <w:t>más</w:t>
+      </w:r>
+      <w:r>
+        <w:rPr>
+          <w:rFonts w:ascii="Arial" w:hAnsi="Arial" w:cs="Arial"/>
+          <w:bCs/>
+          <w:sz w:val="24"/>
+        </w:rPr>
+        <w:t xml:space="preserve"> subsidio se le agrega afecta a su cantidad producida.</w:t>
+      </w:r>
+    </w:p>
+    <w:p>
+      <w:pPr>
+        <w:spacing w:line="276" w:lineRule="auto"/>
+        <w:jc w:val="both"/>
+        <w:rPr>
+          <w:rFonts w:ascii="Arial" w:hAnsi="Arial" w:cs="Arial"/>
+          <w:bCs/>
+          <w:sz w:val="24"/>
+        </w:rPr>
+      </w:pPr>
+      <w:r>
+        <w:rPr>
+          <w:rFonts w:ascii="Arial" w:hAnsi="Arial" w:cs="Arial"/>
+          <w:b/>
+          <w:bCs/>
+          <w:noProof/>
+          <w:sz w:val="24"/>
+          <w:szCs w:val="24"/>
+        </w:rPr>
+        <w:drawing>
+          <wp:inline distT="0" distB="0" distL="0" distR="0" wp14:anchorId="0FF0F3B7" wp14:editId="02BD3F24">
+            <wp:extent cx="5400040" cy="2005330"/>
+            <wp:effectExtent l="0" t="0" r="0" b="0"/>
+            <wp:docPr id="872393110" name="Imagen 1"/>
+            <wp:cNvGraphicFramePr>
+              <a:graphicFrameLocks xmlns:a="http://schemas.openxmlformats.org/drawingml/2006/main" noChangeAspect="1"/>
+            </wp:cNvGraphicFramePr>
+            <a:graphic xmlns:a="http://schemas.openxmlformats.org/drawingml/2006/main">
+              <a:graphicData uri="http://schemas.openxmlformats.org/drawingml/2006/picture">
+                <pic:pic xmlns:pic="http://schemas.openxmlformats.org/drawingml/2006/picture">
+                  <pic:nvPicPr>
+                    <pic:cNvPr id="872393110" name=""/>
+                    <pic:cNvPicPr/>
+                  </pic:nvPicPr>
+                  <pic:blipFill>
+                    <a:blip r:embed="rId42"/>
+                    <a:stretch>
+                      <a:fillRect/>
+                    </a:stretch>
+                  </pic:blipFill>
+                  <pic:spPr>
+                    <a:xfrm>
+                      <a:off x="0" y="0"/>
+                      <a:ext cx="5400040" cy="2005330"/>
+                    </a:xfrm>
+                    <a:prstGeom prst="rect">
+                      <a:avLst/>
+                    </a:prstGeom>
+                  </pic:spPr>
+                </pic:pic>
+              </a:graphicData>
+            </a:graphic>
+          </wp:inline>
+        </w:drawing>
+      </w:r>
+    </w:p>
+    <w:p>
+      <w:pPr>
+        <w:pStyle w:val="Prrafodelista"/>
+        <w:numPr>
+          <w:ilvl w:val="0"/>
+          <w:numId w:val="23"/>
+        </w:numPr>
+        <w:tabs>
+          <w:tab w:val="left" w:pos="3285"/>
+        </w:tabs>
+        <w:jc w:val="both"/>
+        <w:rPr>
+          <w:rFonts w:ascii="Arial" w:hAnsi="Arial" w:cs="Arial"/>
+          <w:sz w:val="24"/>
+          <w:szCs w:val="24"/>
+        </w:rPr>
+      </w:pPr>
+      <w:r>
+        <w:rPr>
+          <w:rFonts w:ascii="Arial" w:hAnsi="Arial" w:cs="Arial"/>
+          <w:sz w:val="24"/>
+          <w:szCs w:val="24"/>
+        </w:rPr>
+        <w:t>La correlación entre el monto y la producción es de: 0.03</w:t>
+      </w:r>
+    </w:p>
+    <w:p>
+      <w:pPr>
+        <w:spacing w:line="276" w:lineRule="auto"/>
+        <w:jc w:val="both"/>
+        <w:rPr>
+          <w:rFonts w:ascii="Arial" w:hAnsi="Arial" w:cs="Arial"/>
+          <w:bCs/>
+          <w:sz w:val="24"/>
+        </w:rPr>
+      </w:pPr>
+      <w:r>
+        <w:rPr>
+          <w:rFonts w:ascii="Arial" w:hAnsi="Arial" w:cs="Arial"/>
+          <w:bCs/>
+          <w:sz w:val="24"/>
+        </w:rPr>
+        <w:t>El análisis de correlación arroja un valor de 0.03, lo que indica una desconexión entre el monto del subsidio y el volumen de producción final. Esto sugiere que el impacto de las políticas públicas no es cuantitativo, sino cualitativo: los subsidios actúan como una red de seguridad que permite mantener la actividad operativa, pero no son el motor principal del incremento de rendimientos.</w:t>
+      </w:r>
+    </w:p>
+    <w:p>
+      <w:pPr>
+        <w:spacing w:line="276" w:lineRule="auto"/>
+        <w:jc w:val="both"/>
+        <w:rPr>
+          <w:rFonts w:ascii="Arial" w:hAnsi="Arial" w:cs="Arial"/>
+          <w:bCs/>
+          <w:sz w:val="24"/>
+        </w:rPr>
+      </w:pPr>
+      <w:r>
+        <w:rPr>
+          <w:rFonts w:ascii="Arial" w:hAnsi="Arial" w:cs="Arial"/>
+          <w:bCs/>
+          <w:sz w:val="24"/>
+        </w:rPr>
+        <w:t>Además, como podemos apreciar en el gráfico, no necesariamente con mayor cantidad de subsidio se produce más, sino que depende de muchos otros factores, por ejemplo, los eventos, la producción máxima de la zona o quizás estos todavía no se desarrollaron o están desarrollándose.</w:t>
+      </w:r>
+    </w:p>
+    <w:p>
+      <w:pPr>
+        <w:spacing w:line="276" w:lineRule="auto"/>
+        <w:jc w:val="both"/>
+        <w:rPr>
+          <w:rFonts w:ascii="Arial" w:hAnsi="Arial" w:cs="Arial"/>
+          <w:bCs/>
+          <w:sz w:val="24"/>
+        </w:rPr>
+      </w:pPr>
+      <w:r>
+        <w:rPr>
+          <w:rFonts w:ascii="Arial" w:hAnsi="Arial" w:cs="Arial"/>
+          <w:bCs/>
+          <w:sz w:val="24"/>
+        </w:rPr>
+        <w:t>Los subsidios sugieren que no se usan para crecer (comprar más tierras o maquinaria), sino para sobrevivir (pagar deudas, semillas o luz). Es decir, el subsidio mantiene la producción a flote, pero no la dispara o en su defecto tarda en dispararla.</w:t>
+      </w:r>
+    </w:p>
+    <w:p>
+      <w:pPr>
+        <w:spacing w:line="276" w:lineRule="auto"/>
+        <w:jc w:val="both"/>
+        <w:rPr>
+          <w:rFonts w:ascii="Arial" w:hAnsi="Arial" w:cs="Arial"/>
+          <w:bCs/>
+          <w:sz w:val="24"/>
+        </w:rPr>
+      </w:pPr>
+    </w:p>
+    <w:p>
+      <w:pPr>
+        <w:spacing w:line="276" w:lineRule="auto"/>
+        <w:jc w:val="center"/>
+        <w:rPr>
+          <w:rFonts w:ascii="Arial" w:hAnsi="Arial" w:cs="Arial"/>
+          <w:bCs/>
+          <w:sz w:val="24"/>
+        </w:rPr>
+      </w:pPr>
+      <w:r>
+        <w:rPr>
+          <w:rFonts w:ascii="Arial" w:hAnsi="Arial" w:cs="Arial"/>
+          <w:noProof/>
+          <w:sz w:val="24"/>
+          <w:szCs w:val="24"/>
+        </w:rPr>
+        <w:drawing>
+          <wp:inline distT="0" distB="0" distL="0" distR="0" wp14:anchorId="5B6A5604" wp14:editId="0675A87D">
+            <wp:extent cx="5400040" cy="2500630"/>
+            <wp:effectExtent l="0" t="0" r="0" b="0"/>
+            <wp:docPr id="206893220" name="Imagen 1"/>
+            <wp:cNvGraphicFramePr>
+              <a:graphicFrameLocks xmlns:a="http://schemas.openxmlformats.org/drawingml/2006/main" noChangeAspect="1"/>
+            </wp:cNvGraphicFramePr>
+            <a:graphic xmlns:a="http://schemas.openxmlformats.org/drawingml/2006/main">
+              <a:graphicData uri="http://schemas.openxmlformats.org/drawingml/2006/picture">
+                <pic:pic xmlns:pic="http://schemas.openxmlformats.org/drawingml/2006/picture">
+                  <pic:nvPicPr>
+                    <pic:cNvPr id="206893220" name=""/>
+                    <pic:cNvPicPr/>
+                  </pic:nvPicPr>
+                  <pic:blipFill>
+                    <a:blip r:embed="rId43"/>
+                    <a:stretch>
+                      <a:fillRect/>
+                    </a:stretch>
+                  </pic:blipFill>
+                  <pic:spPr>
+                    <a:xfrm>
+                      <a:off x="0" y="0"/>
+                      <a:ext cx="5400040" cy="2500630"/>
+                    </a:xfrm>
+                    <a:prstGeom prst="rect">
+                      <a:avLst/>
+                    </a:prstGeom>
+                  </pic:spPr>
+                </pic:pic>
+              </a:graphicData>
+            </a:graphic>
+          </wp:inline>
+        </w:drawing>
+      </w:r>
+    </w:p>
+    <w:p>
+      <w:pPr>
+        <w:tabs>
+          <w:tab w:val="left" w:pos="3285"/>
+        </w:tabs>
+        <w:jc w:val="both"/>
+        <w:rPr>
+          <w:rFonts w:ascii="Arial" w:hAnsi="Arial" w:cs="Arial"/>
+          <w:sz w:val="24"/>
+          <w:szCs w:val="24"/>
+        </w:rPr>
+      </w:pPr>
+      <w:r>
+        <w:rPr>
+          <w:rFonts w:ascii="Arial" w:hAnsi="Arial" w:cs="Arial"/>
+          <w:sz w:val="24"/>
+          <w:szCs w:val="24"/>
+        </w:rPr>
+        <w:t>A partir del ranking presentado, se observa que las combinaciones de políticas con mayor impacto en la producción total media son aquellas que integran instrumentos económicos con medidas estructurales sobre el uso de recursos:</w:t>
+      </w:r>
+    </w:p>
+    <w:p>
+      <w:pPr>
+        <w:pStyle w:val="Prrafodelista"/>
+        <w:numPr>
+          <w:ilvl w:val="0"/>
+          <w:numId w:val="24"/>
+        </w:numPr>
+        <w:tabs>
+          <w:tab w:val="left" w:pos="3285"/>
+        </w:tabs>
+        <w:jc w:val="both"/>
+        <w:rPr>
+          <w:rFonts w:ascii="Arial" w:hAnsi="Arial" w:cs="Arial"/>
+          <w:sz w:val="24"/>
+          <w:szCs w:val="24"/>
+        </w:rPr>
+      </w:pPr>
+      <w:r>
+        <w:rPr>
+          <w:rFonts w:ascii="Arial" w:hAnsi="Arial" w:cs="Arial"/>
+          <w:sz w:val="24"/>
+          <w:szCs w:val="24"/>
+        </w:rPr>
+        <w:t>Crédito rural + uso eficiente del agua</w:t>
+      </w:r>
+      <w:r>
+        <w:rPr>
+          <w:rFonts w:ascii="Arial" w:hAnsi="Arial" w:cs="Arial"/>
+          <w:sz w:val="24"/>
+          <w:szCs w:val="24"/>
+        </w:rPr>
+        <w:t xml:space="preserve">. </w:t>
+      </w:r>
+      <w:r>
+        <w:rPr>
+          <w:rFonts w:ascii="Arial" w:hAnsi="Arial" w:cs="Arial"/>
+          <w:sz w:val="24"/>
+          <w:szCs w:val="24"/>
+        </w:rPr>
+        <w:t>Es la combinación más efectiva, alcanzando el mayor nivel de producción.</w:t>
+      </w:r>
+    </w:p>
+    <w:p>
+      <w:pPr>
+        <w:pStyle w:val="Prrafodelista"/>
+        <w:numPr>
+          <w:ilvl w:val="0"/>
+          <w:numId w:val="24"/>
+        </w:numPr>
+        <w:tabs>
+          <w:tab w:val="left" w:pos="3285"/>
+        </w:tabs>
+        <w:jc w:val="both"/>
+        <w:rPr>
+          <w:rFonts w:ascii="Arial" w:hAnsi="Arial" w:cs="Arial"/>
+          <w:sz w:val="24"/>
+          <w:szCs w:val="24"/>
+        </w:rPr>
+      </w:pPr>
+      <w:r>
+        <w:rPr>
+          <w:rFonts w:ascii="Arial" w:hAnsi="Arial" w:cs="Arial"/>
+          <w:sz w:val="24"/>
+          <w:szCs w:val="24"/>
+        </w:rPr>
+        <w:t>Investigación y desarrollo + bienestar animal</w:t>
+      </w:r>
+    </w:p>
+    <w:p>
+      <w:pPr>
+        <w:pStyle w:val="Prrafodelista"/>
+        <w:numPr>
+          <w:ilvl w:val="0"/>
+          <w:numId w:val="24"/>
+        </w:numPr>
+        <w:tabs>
+          <w:tab w:val="left" w:pos="3285"/>
+        </w:tabs>
+        <w:jc w:val="both"/>
+        <w:rPr>
+          <w:rFonts w:ascii="Arial" w:hAnsi="Arial" w:cs="Arial"/>
+          <w:sz w:val="24"/>
+          <w:szCs w:val="24"/>
+        </w:rPr>
+      </w:pPr>
+      <w:r>
+        <w:rPr>
+          <w:rFonts w:ascii="Arial" w:hAnsi="Arial" w:cs="Arial"/>
+          <w:sz w:val="24"/>
+          <w:szCs w:val="24"/>
+        </w:rPr>
+        <w:t>Agricultura orgánica + emisiones ganaderas</w:t>
+      </w:r>
+    </w:p>
+    <w:p>
+      <w:pPr>
+        <w:pStyle w:val="Prrafodelista"/>
+        <w:numPr>
+          <w:ilvl w:val="0"/>
+          <w:numId w:val="24"/>
+        </w:numPr>
+        <w:tabs>
+          <w:tab w:val="left" w:pos="3285"/>
+        </w:tabs>
+        <w:jc w:val="both"/>
+        <w:rPr>
+          <w:rFonts w:ascii="Arial" w:hAnsi="Arial" w:cs="Arial"/>
+          <w:sz w:val="24"/>
+          <w:szCs w:val="24"/>
+        </w:rPr>
+      </w:pPr>
+      <w:r>
+        <w:rPr>
+          <w:rFonts w:ascii="Arial" w:hAnsi="Arial" w:cs="Arial"/>
+          <w:sz w:val="24"/>
+          <w:szCs w:val="24"/>
+        </w:rPr>
+        <w:t>Agricultura orgánica + pesticidas</w:t>
+      </w:r>
+    </w:p>
+    <w:p>
+      <w:pPr>
+        <w:pStyle w:val="Prrafodelista"/>
+        <w:numPr>
+          <w:ilvl w:val="0"/>
+          <w:numId w:val="24"/>
+        </w:numPr>
+        <w:tabs>
+          <w:tab w:val="left" w:pos="3285"/>
+        </w:tabs>
+        <w:jc w:val="both"/>
+        <w:rPr>
+          <w:rFonts w:ascii="Arial" w:hAnsi="Arial" w:cs="Arial"/>
+          <w:sz w:val="24"/>
+          <w:szCs w:val="24"/>
+        </w:rPr>
+      </w:pPr>
+      <w:r>
+        <w:rPr>
+          <w:rFonts w:ascii="Arial" w:hAnsi="Arial" w:cs="Arial"/>
+          <w:sz w:val="24"/>
+          <w:szCs w:val="24"/>
+        </w:rPr>
+        <w:t>Riego + reservas legales</w:t>
+      </w:r>
+    </w:p>
+    <w:p>
+      <w:pPr>
+        <w:tabs>
+          <w:tab w:val="left" w:pos="3285"/>
+        </w:tabs>
+        <w:jc w:val="both"/>
+        <w:rPr>
+          <w:rFonts w:ascii="Arial" w:hAnsi="Arial" w:cs="Arial"/>
+          <w:sz w:val="24"/>
+          <w:szCs w:val="24"/>
+        </w:rPr>
+      </w:pPr>
+      <w:r>
+        <w:rPr>
+          <w:rFonts w:ascii="Arial" w:hAnsi="Arial" w:cs="Arial"/>
+          <w:sz w:val="24"/>
+          <w:szCs w:val="24"/>
+        </w:rPr>
+        <w:t>Estas combinaciones comparten un patrón común, al integrar incentivos económicos o tecnológicos con mecanismos de regulación o gestión de recursos naturales.</w:t>
+      </w:r>
+    </w:p>
+    <w:p>
+      <w:pPr>
+        <w:tabs>
+          <w:tab w:val="left" w:pos="3285"/>
+        </w:tabs>
+        <w:jc w:val="both"/>
+        <w:rPr>
+          <w:rFonts w:ascii="Arial" w:hAnsi="Arial" w:cs="Arial"/>
+          <w:sz w:val="24"/>
+          <w:szCs w:val="24"/>
+        </w:rPr>
+      </w:pPr>
+      <w:r>
+        <w:rPr>
+          <w:rFonts w:ascii="Arial" w:hAnsi="Arial" w:cs="Arial"/>
+          <w:sz w:val="24"/>
+          <w:szCs w:val="24"/>
+        </w:rPr>
+        <w:t>En un segundo nivel de efectividad aparecen combinaciones como:</w:t>
+      </w:r>
+    </w:p>
+    <w:p>
+      <w:pPr>
+        <w:pStyle w:val="Prrafodelista"/>
+        <w:numPr>
+          <w:ilvl w:val="0"/>
+          <w:numId w:val="25"/>
+        </w:numPr>
+        <w:tabs>
+          <w:tab w:val="left" w:pos="3285"/>
+        </w:tabs>
+        <w:jc w:val="both"/>
+        <w:rPr>
+          <w:rFonts w:ascii="Arial" w:hAnsi="Arial" w:cs="Arial"/>
+          <w:sz w:val="24"/>
+          <w:szCs w:val="24"/>
+        </w:rPr>
+      </w:pPr>
+      <w:r>
+        <w:rPr>
+          <w:rFonts w:ascii="Arial" w:hAnsi="Arial" w:cs="Arial"/>
+          <w:sz w:val="24"/>
+          <w:szCs w:val="24"/>
+        </w:rPr>
+        <w:t>Agricultura orgánica + rotación de cultivos</w:t>
+      </w:r>
+    </w:p>
+    <w:p>
+      <w:pPr>
+        <w:pStyle w:val="Prrafodelista"/>
+        <w:numPr>
+          <w:ilvl w:val="0"/>
+          <w:numId w:val="25"/>
+        </w:numPr>
+        <w:tabs>
+          <w:tab w:val="left" w:pos="3285"/>
+        </w:tabs>
+        <w:jc w:val="both"/>
+        <w:rPr>
+          <w:rFonts w:ascii="Arial" w:hAnsi="Arial" w:cs="Arial"/>
+          <w:sz w:val="24"/>
+          <w:szCs w:val="24"/>
+        </w:rPr>
+      </w:pPr>
+      <w:r>
+        <w:rPr>
+          <w:rFonts w:ascii="Arial" w:hAnsi="Arial" w:cs="Arial"/>
+          <w:sz w:val="24"/>
+          <w:szCs w:val="24"/>
+        </w:rPr>
+        <w:t>Investigación y desarrollo + etanol (mezcla)</w:t>
+      </w:r>
+    </w:p>
+    <w:p>
+      <w:pPr>
+        <w:pStyle w:val="Prrafodelista"/>
+        <w:numPr>
+          <w:ilvl w:val="0"/>
+          <w:numId w:val="25"/>
+        </w:numPr>
+        <w:tabs>
+          <w:tab w:val="left" w:pos="3285"/>
+        </w:tabs>
+        <w:jc w:val="both"/>
+        <w:rPr>
+          <w:rFonts w:ascii="Arial" w:hAnsi="Arial" w:cs="Arial"/>
+          <w:sz w:val="24"/>
+          <w:szCs w:val="24"/>
+        </w:rPr>
+      </w:pPr>
+      <w:r>
+        <w:rPr>
+          <w:rFonts w:ascii="Arial" w:hAnsi="Arial" w:cs="Arial"/>
+          <w:sz w:val="24"/>
+          <w:szCs w:val="24"/>
+        </w:rPr>
+        <w:t>Fertilizantes + deforestación / etanol</w:t>
+      </w:r>
+    </w:p>
+    <w:p>
+      <w:pPr>
+        <w:pStyle w:val="Prrafodelista"/>
+        <w:numPr>
+          <w:ilvl w:val="0"/>
+          <w:numId w:val="25"/>
+        </w:numPr>
+        <w:tabs>
+          <w:tab w:val="left" w:pos="3285"/>
+        </w:tabs>
+        <w:jc w:val="both"/>
+        <w:rPr>
+          <w:rFonts w:ascii="Arial" w:hAnsi="Arial" w:cs="Arial"/>
+          <w:sz w:val="24"/>
+          <w:szCs w:val="24"/>
+        </w:rPr>
+      </w:pPr>
+      <w:r>
+        <w:rPr>
+          <w:rFonts w:ascii="Arial" w:hAnsi="Arial" w:cs="Arial"/>
+          <w:sz w:val="24"/>
+          <w:szCs w:val="24"/>
+        </w:rPr>
+        <w:t>Bioenergía + uso de agua</w:t>
+      </w:r>
+    </w:p>
+    <w:p>
+      <w:pPr>
+        <w:tabs>
+          <w:tab w:val="left" w:pos="3285"/>
+        </w:tabs>
+        <w:jc w:val="both"/>
+        <w:rPr>
+          <w:rFonts w:ascii="Arial" w:hAnsi="Arial" w:cs="Arial"/>
+          <w:sz w:val="24"/>
+          <w:szCs w:val="24"/>
+        </w:rPr>
+      </w:pPr>
+      <w:r>
+        <w:rPr>
+          <w:rFonts w:ascii="Arial" w:hAnsi="Arial" w:cs="Arial"/>
+          <w:sz w:val="24"/>
+          <w:szCs w:val="24"/>
+        </w:rPr>
+        <w:t>Por el contrario, en la parte baja del ranking se ubican combinaciones como:</w:t>
+      </w:r>
+    </w:p>
+    <w:p>
+      <w:pPr>
+        <w:pStyle w:val="Prrafodelista"/>
+        <w:numPr>
+          <w:ilvl w:val="0"/>
+          <w:numId w:val="27"/>
+        </w:numPr>
+        <w:tabs>
+          <w:tab w:val="left" w:pos="3285"/>
+        </w:tabs>
+        <w:jc w:val="both"/>
+        <w:rPr>
+          <w:rFonts w:ascii="Arial" w:hAnsi="Arial" w:cs="Arial"/>
+          <w:sz w:val="24"/>
+          <w:szCs w:val="24"/>
+        </w:rPr>
+      </w:pPr>
+      <w:r>
+        <w:rPr>
+          <w:rFonts w:ascii="Arial" w:hAnsi="Arial" w:cs="Arial"/>
+          <w:sz w:val="24"/>
+          <w:szCs w:val="24"/>
+        </w:rPr>
+        <w:t>Maquinaria + pesticidas</w:t>
+      </w:r>
+    </w:p>
+    <w:p>
+      <w:pPr>
+        <w:pStyle w:val="Prrafodelista"/>
+        <w:numPr>
+          <w:ilvl w:val="0"/>
+          <w:numId w:val="26"/>
+        </w:numPr>
+        <w:tabs>
+          <w:tab w:val="left" w:pos="3285"/>
+        </w:tabs>
+        <w:jc w:val="both"/>
+        <w:rPr>
+          <w:rFonts w:ascii="Arial" w:hAnsi="Arial" w:cs="Arial"/>
+          <w:sz w:val="24"/>
+          <w:szCs w:val="24"/>
+        </w:rPr>
+      </w:pPr>
+      <w:r>
+        <w:rPr>
+          <w:rFonts w:ascii="Arial" w:hAnsi="Arial" w:cs="Arial"/>
+          <w:sz w:val="24"/>
+          <w:szCs w:val="24"/>
+        </w:rPr>
+        <w:t>Crédito rural + deforestación</w:t>
+      </w:r>
+    </w:p>
+    <w:p>
+      <w:pPr>
+        <w:pStyle w:val="Prrafodelista"/>
+        <w:numPr>
+          <w:ilvl w:val="0"/>
+          <w:numId w:val="26"/>
+        </w:numPr>
+        <w:tabs>
+          <w:tab w:val="left" w:pos="3285"/>
+        </w:tabs>
+        <w:jc w:val="both"/>
+        <w:rPr>
+          <w:rFonts w:ascii="Arial" w:hAnsi="Arial" w:cs="Arial"/>
+          <w:sz w:val="24"/>
+          <w:szCs w:val="24"/>
+        </w:rPr>
+      </w:pPr>
+      <w:r>
+        <w:rPr>
+          <w:rFonts w:ascii="Arial" w:hAnsi="Arial" w:cs="Arial"/>
+          <w:sz w:val="24"/>
+          <w:szCs w:val="24"/>
+        </w:rPr>
+        <w:t>Expansión de frontera agrícola + deforestación</w:t>
+      </w:r>
+    </w:p>
+    <w:p>
+      <w:pPr>
+        <w:tabs>
+          <w:tab w:val="left" w:pos="3285"/>
+        </w:tabs>
+        <w:jc w:val="both"/>
+        <w:rPr>
+          <w:rFonts w:ascii="Arial" w:hAnsi="Arial" w:cs="Arial"/>
+          <w:sz w:val="24"/>
+          <w:szCs w:val="24"/>
+        </w:rPr>
+      </w:pPr>
+      <w:r>
+        <w:rPr>
+          <w:rFonts w:ascii="Arial" w:hAnsi="Arial" w:cs="Arial"/>
+          <w:sz w:val="24"/>
+          <w:szCs w:val="24"/>
+        </w:rPr>
+        <w:t>Estas últimas sugieren menor eficiencia productiva cuando las políticas no están alineadas con sostenibilidad o innovación.</w:t>
+      </w:r>
+    </w:p>
+    <w:p>
+      <w:pPr>
+        <w:tabs>
+          <w:tab w:val="left" w:pos="3285"/>
+        </w:tabs>
+        <w:jc w:val="both"/>
+        <w:rPr>
+          <w:rFonts w:ascii="Arial" w:hAnsi="Arial" w:cs="Arial"/>
+          <w:sz w:val="24"/>
+          <w:szCs w:val="24"/>
+        </w:rPr>
+      </w:pPr>
+      <w:r>
+        <w:rPr>
+          <w:rFonts w:ascii="Arial" w:hAnsi="Arial" w:cs="Arial"/>
+          <w:sz w:val="24"/>
+          <w:szCs w:val="24"/>
+        </w:rPr>
+        <w:t xml:space="preserve">De forma preliminar, se observa que algunas combinaciones basadas en incentivos indirectos podrían estar asociadas a mayores niveles de producción en comparación con esquemas de apoyo directo. </w:t>
+      </w:r>
+      <w:r>
+        <w:rPr>
+          <w:rFonts w:ascii="Arial" w:hAnsi="Arial" w:cs="Arial"/>
+          <w:sz w:val="24"/>
+          <w:szCs w:val="24"/>
+        </w:rPr>
+        <w:t>Sin embargo</w:t>
+      </w:r>
+      <w:r>
+        <w:rPr>
+          <w:rFonts w:ascii="Arial" w:hAnsi="Arial" w:cs="Arial"/>
+          <w:sz w:val="24"/>
+          <w:szCs w:val="24"/>
+        </w:rPr>
+        <w:t>, esta relación requeriría un análisis más detallado para ser confirmada.</w:t>
+      </w:r>
+    </w:p>
+    <w:p>
+      <w:pPr>
+        <w:spacing w:line="276" w:lineRule="auto"/>
+        <w:jc w:val="both"/>
+        <w:rPr>
+          <w:rFonts w:ascii="Arial" w:hAnsi="Arial" w:cs="Arial"/>
+          <w:bCs/>
+          <w:sz w:val="24"/>
+        </w:rPr>
+      </w:pPr>
+    </w:p>
+    <w:p>
+      <w:pPr>
+        <w:pStyle w:val="Prrafodelista"/>
+        <w:numPr>
+          <w:ilvl w:val="0"/>
+          <w:numId w:val="14"/>
+        </w:numPr>
+        <w:spacing w:line="276" w:lineRule="auto"/>
+        <w:jc w:val="both"/>
+        <w:rPr>
+          <w:rFonts w:ascii="Arial" w:hAnsi="Arial" w:cs="Arial"/>
+          <w:b/>
+          <w:sz w:val="24"/>
+        </w:rPr>
+      </w:pPr>
+      <w:r>
+        <w:rPr>
+          <w:rFonts w:ascii="Arial" w:hAnsi="Arial" w:cs="Arial"/>
+          <w:b/>
+          <w:sz w:val="24"/>
+        </w:rPr>
+        <w:t>Sanidad Vegetal</w:t>
+      </w:r>
+    </w:p>
+    <w:p>
+      <w:pPr>
+        <w:spacing w:line="276" w:lineRule="auto"/>
+        <w:jc w:val="center"/>
+        <w:rPr>
+          <w:rFonts w:ascii="Arial" w:hAnsi="Arial" w:cs="Arial"/>
+          <w:bCs/>
+          <w:sz w:val="24"/>
+        </w:rPr>
+      </w:pPr>
+      <w:r>
+        <w:rPr>
+          <w:rFonts w:ascii="Arial" w:hAnsi="Arial" w:cs="Arial"/>
+          <w:noProof/>
+          <w:sz w:val="24"/>
+          <w:szCs w:val="24"/>
+        </w:rPr>
+        <w:drawing>
+          <wp:inline distT="0" distB="0" distL="0" distR="0" wp14:anchorId="362F51A3" wp14:editId="3CF4DB2D">
+            <wp:extent cx="4057650" cy="3652076"/>
+            <wp:effectExtent l="0" t="0" r="0" b="5715"/>
+            <wp:docPr id="1068504928" name="Imagen 1"/>
+            <wp:cNvGraphicFramePr>
+              <a:graphicFrameLocks xmlns:a="http://schemas.openxmlformats.org/drawingml/2006/main" noChangeAspect="1"/>
+            </wp:cNvGraphicFramePr>
+            <a:graphic xmlns:a="http://schemas.openxmlformats.org/drawingml/2006/main">
+              <a:graphicData uri="http://schemas.openxmlformats.org/drawingml/2006/picture">
+                <pic:pic xmlns:pic="http://schemas.openxmlformats.org/drawingml/2006/picture">
+                  <pic:nvPicPr>
+                    <pic:cNvPr id="1068504928" name=""/>
+                    <pic:cNvPicPr/>
+                  </pic:nvPicPr>
+                  <pic:blipFill>
+                    <a:blip r:embed="rId44"/>
+                    <a:stretch>
+                      <a:fillRect/>
+                    </a:stretch>
+                  </pic:blipFill>
+                  <pic:spPr>
+                    <a:xfrm>
+                      <a:off x="0" y="0"/>
+                      <a:ext cx="4063880" cy="3657683"/>
+                    </a:xfrm>
+                    <a:prstGeom prst="rect">
+                      <a:avLst/>
+                    </a:prstGeom>
+                  </pic:spPr>
+                </pic:pic>
+              </a:graphicData>
+            </a:graphic>
+          </wp:inline>
+        </w:drawing>
+      </w:r>
+    </w:p>
+    <w:p>
+      <w:pPr>
+        <w:tabs>
+          <w:tab w:val="left" w:pos="3285"/>
+        </w:tabs>
+        <w:jc w:val="both"/>
+        <w:rPr>
+          <w:rFonts w:ascii="Arial" w:hAnsi="Arial" w:cs="Arial"/>
+          <w:sz w:val="24"/>
+          <w:szCs w:val="24"/>
+        </w:rPr>
+      </w:pPr>
+      <w:r>
+        <w:rPr>
+          <w:rFonts w:ascii="Arial" w:hAnsi="Arial" w:cs="Arial"/>
+          <w:sz w:val="24"/>
+          <w:szCs w:val="24"/>
+        </w:rPr>
+        <w:t>Como podemos ver en el grafico:</w:t>
+      </w:r>
+    </w:p>
+    <w:p>
+      <w:pPr>
+        <w:pStyle w:val="Prrafodelista"/>
+        <w:numPr>
+          <w:ilvl w:val="0"/>
+          <w:numId w:val="28"/>
+        </w:numPr>
+        <w:tabs>
+          <w:tab w:val="left" w:pos="3285"/>
+        </w:tabs>
+        <w:jc w:val="both"/>
+        <w:rPr>
+          <w:rFonts w:ascii="Arial" w:hAnsi="Arial" w:cs="Arial"/>
+          <w:sz w:val="24"/>
+          <w:szCs w:val="24"/>
+        </w:rPr>
+      </w:pPr>
+      <w:r>
+        <w:rPr>
+          <w:rFonts w:ascii="Arial" w:hAnsi="Arial" w:cs="Arial"/>
+          <w:sz w:val="24"/>
+          <w:szCs w:val="24"/>
+        </w:rPr>
+        <w:t xml:space="preserve">. Hay una </w:t>
+      </w:r>
+      <w:r>
+        <w:rPr>
+          <w:rFonts w:ascii="Arial" w:hAnsi="Arial" w:cs="Arial"/>
+          <w:b/>
+          <w:bCs/>
+          <w:sz w:val="24"/>
+          <w:szCs w:val="24"/>
+        </w:rPr>
+        <w:t xml:space="preserve">correlación negativa moderada </w:t>
+      </w:r>
+      <w:r>
+        <w:rPr>
+          <w:rFonts w:ascii="Arial" w:hAnsi="Arial" w:cs="Arial"/>
+          <w:sz w:val="24"/>
+          <w:szCs w:val="24"/>
+        </w:rPr>
+        <w:t>(-0.41)</w:t>
+      </w:r>
+      <w:r>
+        <w:rPr>
+          <w:rFonts w:ascii="Arial" w:hAnsi="Arial" w:cs="Arial"/>
+          <w:sz w:val="24"/>
+          <w:szCs w:val="24"/>
+        </w:rPr>
+        <w:t xml:space="preserve"> entre la humedad y la eficacia de los tratamientos.</w:t>
+      </w:r>
+      <w:r>
+        <w:rPr>
+          <w:rFonts w:ascii="Arial" w:hAnsi="Arial" w:cs="Arial"/>
+          <w:sz w:val="24"/>
+          <w:szCs w:val="24"/>
+        </w:rPr>
+        <w:t xml:space="preserve"> Esto puede deberse a que a</w:t>
+      </w:r>
+      <w:r>
+        <w:rPr>
+          <w:rFonts w:ascii="Arial" w:hAnsi="Arial" w:cs="Arial"/>
+          <w:sz w:val="24"/>
+          <w:szCs w:val="24"/>
+        </w:rPr>
+        <w:t xml:space="preserve"> mayor humedad (o lluvias persistentes), los pesticidas y tratamientos pierden efectividad. Probablemente porque el agua "lava" los productos químicos de las hojas o porque los hongos proliferan más rápido de lo que el químico puede actuar.</w:t>
+      </w:r>
+    </w:p>
+    <w:p>
+      <w:pPr>
+        <w:pStyle w:val="Prrafodelista"/>
+        <w:numPr>
+          <w:ilvl w:val="0"/>
+          <w:numId w:val="28"/>
+        </w:numPr>
+        <w:tabs>
+          <w:tab w:val="left" w:pos="3285"/>
+        </w:tabs>
+        <w:jc w:val="both"/>
+        <w:rPr>
+          <w:rFonts w:ascii="Arial" w:hAnsi="Arial" w:cs="Arial"/>
+          <w:sz w:val="24"/>
+          <w:szCs w:val="24"/>
+        </w:rPr>
+      </w:pPr>
+      <w:r>
+        <w:rPr>
+          <w:rFonts w:ascii="Arial" w:hAnsi="Arial" w:cs="Arial"/>
+          <w:sz w:val="24"/>
+          <w:szCs w:val="24"/>
+        </w:rPr>
+        <w:t xml:space="preserve">Hay una </w:t>
+      </w:r>
+      <w:r>
+        <w:rPr>
+          <w:rFonts w:ascii="Arial" w:hAnsi="Arial" w:cs="Arial"/>
+          <w:b/>
+          <w:bCs/>
+          <w:sz w:val="24"/>
+          <w:szCs w:val="24"/>
+        </w:rPr>
+        <w:t xml:space="preserve">correlación negativa moderada </w:t>
+      </w:r>
+      <w:r>
+        <w:rPr>
+          <w:rFonts w:ascii="Arial" w:hAnsi="Arial" w:cs="Arial"/>
+          <w:sz w:val="24"/>
+          <w:szCs w:val="24"/>
+        </w:rPr>
+        <w:t>(-0.4</w:t>
+      </w:r>
+      <w:r>
+        <w:rPr>
+          <w:rFonts w:ascii="Arial" w:hAnsi="Arial" w:cs="Arial"/>
+          <w:sz w:val="24"/>
+          <w:szCs w:val="24"/>
+        </w:rPr>
+        <w:t>0</w:t>
+      </w:r>
+      <w:r>
+        <w:rPr>
+          <w:rFonts w:ascii="Arial" w:hAnsi="Arial" w:cs="Arial"/>
+          <w:sz w:val="24"/>
+          <w:szCs w:val="24"/>
+        </w:rPr>
+        <w:t xml:space="preserve">) entre la </w:t>
+      </w:r>
+      <w:r>
+        <w:rPr>
+          <w:rFonts w:ascii="Arial" w:hAnsi="Arial" w:cs="Arial"/>
+          <w:sz w:val="24"/>
+          <w:szCs w:val="24"/>
+        </w:rPr>
+        <w:t>t</w:t>
+      </w:r>
+      <w:r>
+        <w:rPr>
+          <w:rFonts w:ascii="Arial" w:hAnsi="Arial" w:cs="Arial"/>
+          <w:sz w:val="24"/>
+          <w:szCs w:val="24"/>
+        </w:rPr>
+        <w:t xml:space="preserve">emperatura </w:t>
+      </w:r>
+      <w:r>
+        <w:rPr>
+          <w:rFonts w:ascii="Arial" w:hAnsi="Arial" w:cs="Arial"/>
+          <w:sz w:val="24"/>
+          <w:szCs w:val="24"/>
+        </w:rPr>
+        <w:t>y el</w:t>
+      </w:r>
+      <w:r>
+        <w:rPr>
+          <w:rFonts w:ascii="Arial" w:hAnsi="Arial" w:cs="Arial"/>
+          <w:sz w:val="24"/>
+          <w:szCs w:val="24"/>
+        </w:rPr>
+        <w:t xml:space="preserve"> </w:t>
+      </w:r>
+      <w:r>
+        <w:rPr>
+          <w:rFonts w:ascii="Arial" w:hAnsi="Arial" w:cs="Arial"/>
+          <w:sz w:val="24"/>
+          <w:szCs w:val="24"/>
+        </w:rPr>
+        <w:t>á</w:t>
+      </w:r>
+      <w:r>
+        <w:rPr>
+          <w:rFonts w:ascii="Arial" w:hAnsi="Arial" w:cs="Arial"/>
+          <w:sz w:val="24"/>
+          <w:szCs w:val="24"/>
+        </w:rPr>
+        <w:t xml:space="preserve">rea </w:t>
+      </w:r>
+      <w:r>
+        <w:rPr>
+          <w:rFonts w:ascii="Arial" w:hAnsi="Arial" w:cs="Arial"/>
+          <w:sz w:val="24"/>
+          <w:szCs w:val="24"/>
+        </w:rPr>
+        <w:t>a</w:t>
+      </w:r>
+      <w:r>
+        <w:rPr>
+          <w:rFonts w:ascii="Arial" w:hAnsi="Arial" w:cs="Arial"/>
+          <w:sz w:val="24"/>
+          <w:szCs w:val="24"/>
+        </w:rPr>
+        <w:t>fectada</w:t>
+      </w:r>
+      <w:r>
+        <w:rPr>
+          <w:rFonts w:ascii="Arial" w:hAnsi="Arial" w:cs="Arial"/>
+          <w:sz w:val="24"/>
+          <w:szCs w:val="24"/>
+        </w:rPr>
+        <w:t xml:space="preserve">. </w:t>
+      </w:r>
+      <w:r>
+        <w:rPr>
+          <w:rFonts w:ascii="Arial" w:hAnsi="Arial" w:cs="Arial"/>
+          <w:sz w:val="24"/>
+          <w:szCs w:val="24"/>
+        </w:rPr>
+        <w:t xml:space="preserve">Los países con temperaturas medias más altas tienden a tener menos hectáreas afectadas por plagas. Sugiere que muchas de las plagas registradas en </w:t>
+      </w:r>
+      <w:r>
+        <w:rPr>
+          <w:rFonts w:ascii="Arial" w:hAnsi="Arial" w:cs="Arial"/>
+          <w:sz w:val="24"/>
+          <w:szCs w:val="24"/>
+        </w:rPr>
+        <w:t>el</w:t>
+      </w:r>
+      <w:r>
+        <w:rPr>
+          <w:rFonts w:ascii="Arial" w:hAnsi="Arial" w:cs="Arial"/>
+          <w:sz w:val="24"/>
+          <w:szCs w:val="24"/>
+        </w:rPr>
+        <w:t xml:space="preserve"> </w:t>
+      </w:r>
+      <w:proofErr w:type="spellStart"/>
+      <w:r>
+        <w:rPr>
+          <w:rFonts w:ascii="Arial" w:hAnsi="Arial" w:cs="Arial"/>
+          <w:sz w:val="24"/>
+          <w:szCs w:val="24"/>
+        </w:rPr>
+        <w:t>dataset</w:t>
+      </w:r>
+      <w:proofErr w:type="spellEnd"/>
+      <w:r>
+        <w:rPr>
+          <w:rFonts w:ascii="Arial" w:hAnsi="Arial" w:cs="Arial"/>
+          <w:sz w:val="24"/>
+          <w:szCs w:val="24"/>
+        </w:rPr>
+        <w:t xml:space="preserve"> prosperan en climas templados o fríos, o que las altas temperaturas extremas frenan la reproducción de los insectos.</w:t>
+      </w:r>
+    </w:p>
+    <w:p>
+      <w:pPr>
+        <w:pStyle w:val="Prrafodelista"/>
+        <w:numPr>
+          <w:ilvl w:val="0"/>
+          <w:numId w:val="28"/>
+        </w:numPr>
+        <w:tabs>
+          <w:tab w:val="left" w:pos="3285"/>
+        </w:tabs>
+        <w:jc w:val="both"/>
+        <w:rPr>
+          <w:rFonts w:ascii="Arial" w:hAnsi="Arial" w:cs="Arial"/>
+          <w:sz w:val="24"/>
+          <w:szCs w:val="24"/>
+        </w:rPr>
+      </w:pPr>
+      <w:r>
+        <w:rPr>
+          <w:rFonts w:ascii="Arial" w:hAnsi="Arial" w:cs="Arial"/>
+          <w:sz w:val="24"/>
+          <w:szCs w:val="24"/>
+        </w:rPr>
+        <w:t xml:space="preserve">Hay una </w:t>
+      </w:r>
+      <w:r>
+        <w:rPr>
+          <w:rFonts w:ascii="Arial" w:hAnsi="Arial" w:cs="Arial"/>
+          <w:b/>
+          <w:bCs/>
+          <w:sz w:val="24"/>
+          <w:szCs w:val="24"/>
+        </w:rPr>
+        <w:t xml:space="preserve">correlación </w:t>
+      </w:r>
+      <w:r>
+        <w:rPr>
+          <w:rFonts w:ascii="Arial" w:hAnsi="Arial" w:cs="Arial"/>
+          <w:b/>
+          <w:bCs/>
+          <w:sz w:val="24"/>
+          <w:szCs w:val="24"/>
+        </w:rPr>
+        <w:t>positiva</w:t>
+      </w:r>
+      <w:r>
+        <w:rPr>
+          <w:rFonts w:ascii="Arial" w:hAnsi="Arial" w:cs="Arial"/>
+          <w:b/>
+          <w:bCs/>
+          <w:sz w:val="24"/>
+          <w:szCs w:val="24"/>
+        </w:rPr>
+        <w:t xml:space="preserve"> moderada </w:t>
+      </w:r>
+      <w:r>
+        <w:rPr>
+          <w:rFonts w:ascii="Arial" w:hAnsi="Arial" w:cs="Arial"/>
+          <w:sz w:val="24"/>
+          <w:szCs w:val="24"/>
+        </w:rPr>
+        <w:t xml:space="preserve">(0.41) entre la </w:t>
+      </w:r>
+      <w:r>
+        <w:rPr>
+          <w:rFonts w:ascii="Arial" w:hAnsi="Arial" w:cs="Arial"/>
+          <w:sz w:val="24"/>
+          <w:szCs w:val="24"/>
+        </w:rPr>
+        <w:t>temperatura</w:t>
+      </w:r>
+      <w:r>
+        <w:rPr>
+          <w:rFonts w:ascii="Arial" w:hAnsi="Arial" w:cs="Arial"/>
+          <w:sz w:val="24"/>
+          <w:szCs w:val="24"/>
+        </w:rPr>
+        <w:t xml:space="preserve"> y la eficacia</w:t>
+      </w:r>
+      <w:r>
+        <w:rPr>
+          <w:rFonts w:ascii="Arial" w:hAnsi="Arial" w:cs="Arial"/>
+          <w:sz w:val="24"/>
+          <w:szCs w:val="24"/>
+        </w:rPr>
+        <w:t xml:space="preserve">. </w:t>
+      </w:r>
+      <w:r>
+        <w:rPr>
+          <w:rFonts w:ascii="Arial" w:hAnsi="Arial" w:cs="Arial"/>
+          <w:sz w:val="24"/>
+          <w:szCs w:val="24"/>
+        </w:rPr>
+        <w:t>En climas más cálidos, los tratamientos aplicados funcionan mejor</w:t>
+      </w:r>
+      <w:r>
+        <w:rPr>
+          <w:rFonts w:ascii="Arial" w:hAnsi="Arial" w:cs="Arial"/>
+          <w:sz w:val="24"/>
+          <w:szCs w:val="24"/>
+        </w:rPr>
+        <w:t>, e</w:t>
+      </w:r>
+      <w:r>
+        <w:rPr>
+          <w:rFonts w:ascii="Arial" w:hAnsi="Arial" w:cs="Arial"/>
+          <w:sz w:val="24"/>
+          <w:szCs w:val="24"/>
+        </w:rPr>
+        <w:t>sto tiene todo el sentido biológico y químico: muchos pesticidas se activan con la temperatura o los insectos están más expuestos cuando hace calor.</w:t>
+      </w:r>
+    </w:p>
+    <w:p>
+      <w:pPr>
+        <w:tabs>
+          <w:tab w:val="left" w:pos="3285"/>
+        </w:tabs>
+        <w:jc w:val="both"/>
+        <w:rPr>
+          <w:rFonts w:ascii="Arial" w:hAnsi="Arial" w:cs="Arial"/>
+          <w:sz w:val="24"/>
+          <w:szCs w:val="24"/>
+        </w:rPr>
+      </w:pPr>
+      <w:r>
+        <w:rPr>
+          <w:rFonts w:ascii="Arial" w:hAnsi="Arial" w:cs="Arial"/>
+          <w:sz w:val="24"/>
+          <w:szCs w:val="24"/>
+        </w:rPr>
+        <w:t>El análisis de correlación cruzada por perfiles de país revela que sí existe una relación, pero no en la generación espontánea del brote, sino en la resiliencia del mismo. Variables como la temperatura no expanden el área afectada (correlación inversa de -0.40), sino que actúan sobre el tratamiento: climas más cálidos mejoran la eficacia de las medidas de control (0.41). Por el contrario, los entornos de alta humedad relativa presentan el mayor desafío técnico, reduciendo drásticamente la eficacia de las intervenciones (-0.41) y elevando, por tanto, las pérdidas estimadas (0.20). En conclusión: el clima no dicta dónde golpea la plaga, pero dicta si el agricultor será capaz de detenerla.</w:t>
+      </w:r>
+    </w:p>
+    <w:p>
+      <w:pPr>
+        <w:tabs>
+          <w:tab w:val="left" w:pos="3285"/>
+        </w:tabs>
+        <w:jc w:val="both"/>
+        <w:rPr>
+          <w:rFonts w:ascii="Arial" w:hAnsi="Arial" w:cs="Arial"/>
+          <w:sz w:val="24"/>
+          <w:szCs w:val="24"/>
+        </w:rPr>
+      </w:pPr>
+    </w:p>
+    <w:p>
+      <w:pPr>
+        <w:spacing w:line="276" w:lineRule="auto"/>
+        <w:jc w:val="center"/>
+        <w:rPr>
+          <w:rFonts w:ascii="Arial" w:hAnsi="Arial" w:cs="Arial"/>
+          <w:bCs/>
+          <w:sz w:val="24"/>
+        </w:rPr>
+      </w:pPr>
+      <w:r>
+        <w:rPr>
+          <w:rFonts w:ascii="Arial" w:hAnsi="Arial" w:cs="Arial"/>
+          <w:noProof/>
+          <w:sz w:val="24"/>
+          <w:szCs w:val="24"/>
+        </w:rPr>
+        <w:drawing>
+          <wp:inline distT="0" distB="0" distL="0" distR="0" wp14:anchorId="23FFC0FB" wp14:editId="48543DE9">
+            <wp:extent cx="4891222" cy="2838450"/>
+            <wp:effectExtent l="0" t="0" r="5080" b="0"/>
+            <wp:docPr id="1102811921" name="Imagen 1"/>
+            <wp:cNvGraphicFramePr>
+              <a:graphicFrameLocks xmlns:a="http://schemas.openxmlformats.org/drawingml/2006/main" noChangeAspect="1"/>
+            </wp:cNvGraphicFramePr>
+            <a:graphic xmlns:a="http://schemas.openxmlformats.org/drawingml/2006/main">
+              <a:graphicData uri="http://schemas.openxmlformats.org/drawingml/2006/picture">
+                <pic:pic xmlns:pic="http://schemas.openxmlformats.org/drawingml/2006/picture">
+                  <pic:nvPicPr>
+                    <pic:cNvPr id="1102811921" name=""/>
+                    <pic:cNvPicPr/>
+                  </pic:nvPicPr>
+                  <pic:blipFill>
+                    <a:blip r:embed="rId45"/>
+                    <a:stretch>
+                      <a:fillRect/>
+                    </a:stretch>
+                  </pic:blipFill>
+                  <pic:spPr>
+                    <a:xfrm>
+                      <a:off x="0" y="0"/>
+                      <a:ext cx="4892144" cy="2838985"/>
+                    </a:xfrm>
+                    <a:prstGeom prst="rect">
+                      <a:avLst/>
+                    </a:prstGeom>
+                  </pic:spPr>
+                </pic:pic>
+              </a:graphicData>
+            </a:graphic>
+          </wp:inline>
+        </w:drawing>
+      </w:r>
+    </w:p>
+    <w:p>
+      <w:pPr>
+        <w:tabs>
+          <w:tab w:val="left" w:pos="3285"/>
+        </w:tabs>
+        <w:jc w:val="both"/>
+        <w:rPr>
+          <w:rFonts w:ascii="Arial" w:hAnsi="Arial" w:cs="Arial"/>
+          <w:sz w:val="24"/>
+          <w:szCs w:val="24"/>
+        </w:rPr>
+      </w:pPr>
+      <w:r>
+        <w:rPr>
+          <w:rFonts w:ascii="Arial" w:hAnsi="Arial" w:cs="Arial"/>
+          <w:sz w:val="24"/>
+          <w:szCs w:val="24"/>
+        </w:rPr>
+        <w:t>Como podemos observar en el grafico:</w:t>
+      </w:r>
+    </w:p>
+    <w:p>
+      <w:pPr>
+        <w:pStyle w:val="Prrafodelista"/>
+        <w:numPr>
+          <w:ilvl w:val="0"/>
+          <w:numId w:val="29"/>
+        </w:numPr>
+        <w:tabs>
+          <w:tab w:val="left" w:pos="1620"/>
+        </w:tabs>
+        <w:jc w:val="both"/>
+        <w:rPr>
+          <w:rFonts w:ascii="Arial" w:hAnsi="Arial" w:cs="Arial"/>
+          <w:sz w:val="24"/>
+          <w:szCs w:val="24"/>
+        </w:rPr>
+      </w:pPr>
+      <w:r>
+        <w:rPr>
+          <w:rFonts w:ascii="Arial" w:hAnsi="Arial" w:cs="Arial"/>
+          <w:sz w:val="24"/>
+          <w:szCs w:val="24"/>
+        </w:rPr>
+        <w:t xml:space="preserve">Zonas de </w:t>
+      </w:r>
+      <w:r>
+        <w:rPr>
+          <w:rFonts w:ascii="Arial" w:hAnsi="Arial" w:cs="Arial"/>
+          <w:b/>
+          <w:bCs/>
+          <w:sz w:val="24"/>
+          <w:szCs w:val="24"/>
+        </w:rPr>
+        <w:t>Riesgo Crítico</w:t>
+      </w:r>
+      <w:r>
+        <w:rPr>
+          <w:rFonts w:ascii="Arial" w:hAnsi="Arial" w:cs="Arial"/>
+          <w:sz w:val="24"/>
+          <w:szCs w:val="24"/>
+        </w:rPr>
+        <w:t>: Los países situados en la parte superior del gráfico, como</w:t>
+      </w:r>
+      <w:r>
+        <w:rPr>
+          <w:rFonts w:ascii="Arial" w:hAnsi="Arial" w:cs="Arial"/>
+          <w:sz w:val="24"/>
+          <w:szCs w:val="24"/>
+        </w:rPr>
+        <w:t xml:space="preserve"> Australia, Francia y Alemania</w:t>
+      </w:r>
+      <w:r>
+        <w:rPr>
+          <w:rFonts w:ascii="Arial" w:hAnsi="Arial" w:cs="Arial"/>
+          <w:sz w:val="24"/>
+          <w:szCs w:val="24"/>
+        </w:rPr>
+        <w:t>, lideran el ranking de pérdidas estimadas. Estos países presentan una vulnerabilidad máxima, lo que sugiere que sus cultivos estratégicos son altamente sensibles a las plagas presentes en su región o que las medidas de mitigación actuales son insuficientes frente a la agresividad de los brotes.</w:t>
+      </w:r>
+    </w:p>
+    <w:p>
+      <w:pPr>
+        <w:pStyle w:val="Prrafodelista"/>
+        <w:numPr>
+          <w:ilvl w:val="0"/>
+          <w:numId w:val="29"/>
+        </w:numPr>
+        <w:tabs>
+          <w:tab w:val="left" w:pos="1620"/>
+        </w:tabs>
+        <w:jc w:val="both"/>
+        <w:rPr>
+          <w:rFonts w:ascii="Arial" w:hAnsi="Arial" w:cs="Arial"/>
+          <w:sz w:val="24"/>
+          <w:szCs w:val="24"/>
+        </w:rPr>
+      </w:pPr>
+      <w:r>
+        <w:rPr>
+          <w:rFonts w:ascii="Arial" w:hAnsi="Arial" w:cs="Arial"/>
+          <w:sz w:val="24"/>
+          <w:szCs w:val="24"/>
+        </w:rPr>
+        <w:t xml:space="preserve">Zonas de </w:t>
+      </w:r>
+      <w:r>
+        <w:rPr>
+          <w:rFonts w:ascii="Arial" w:hAnsi="Arial" w:cs="Arial"/>
+          <w:b/>
+          <w:bCs/>
+          <w:sz w:val="24"/>
+          <w:szCs w:val="24"/>
+        </w:rPr>
+        <w:t>Riesgo Moderado</w:t>
+      </w:r>
+      <w:r>
+        <w:rPr>
+          <w:rFonts w:ascii="Arial" w:hAnsi="Arial" w:cs="Arial"/>
+          <w:sz w:val="24"/>
+          <w:szCs w:val="24"/>
+        </w:rPr>
+        <w:t xml:space="preserve">: Países en la zona media como </w:t>
+      </w:r>
+      <w:r>
+        <w:rPr>
+          <w:rFonts w:ascii="Arial" w:hAnsi="Arial" w:cs="Arial"/>
+          <w:sz w:val="24"/>
+          <w:szCs w:val="24"/>
+        </w:rPr>
+        <w:t>China</w:t>
+      </w:r>
+      <w:r>
+        <w:rPr>
+          <w:rFonts w:ascii="Arial" w:hAnsi="Arial" w:cs="Arial"/>
+          <w:sz w:val="24"/>
+          <w:szCs w:val="24"/>
+        </w:rPr>
+        <w:t xml:space="preserve">, </w:t>
+      </w:r>
+      <w:r>
+        <w:rPr>
+          <w:rFonts w:ascii="Arial" w:hAnsi="Arial" w:cs="Arial"/>
+          <w:sz w:val="24"/>
+          <w:szCs w:val="24"/>
+        </w:rPr>
+        <w:t>EU</w:t>
+      </w:r>
+      <w:r>
+        <w:rPr>
+          <w:rFonts w:ascii="Arial" w:hAnsi="Arial" w:cs="Arial"/>
+          <w:sz w:val="24"/>
+          <w:szCs w:val="24"/>
+        </w:rPr>
+        <w:t xml:space="preserve"> o </w:t>
+      </w:r>
+      <w:r>
+        <w:rPr>
+          <w:rFonts w:ascii="Arial" w:hAnsi="Arial" w:cs="Arial"/>
+          <w:sz w:val="24"/>
+          <w:szCs w:val="24"/>
+        </w:rPr>
+        <w:t>Brasil</w:t>
+      </w:r>
+      <w:r>
+        <w:rPr>
+          <w:rFonts w:ascii="Arial" w:hAnsi="Arial" w:cs="Arial"/>
+          <w:sz w:val="24"/>
+          <w:szCs w:val="24"/>
+        </w:rPr>
+        <w:t xml:space="preserve"> muestran una capacidad de respuesta más equilibrada o cultivos con una resiliencia económica mayor ante el daño biológico.</w:t>
+      </w:r>
+    </w:p>
+    <w:p>
+      <w:pPr>
+        <w:pStyle w:val="Prrafodelista"/>
+        <w:numPr>
+          <w:ilvl w:val="0"/>
+          <w:numId w:val="29"/>
+        </w:numPr>
+        <w:tabs>
+          <w:tab w:val="left" w:pos="1620"/>
+        </w:tabs>
+        <w:jc w:val="both"/>
+        <w:rPr>
+          <w:rFonts w:ascii="Arial" w:hAnsi="Arial" w:cs="Arial"/>
+          <w:sz w:val="24"/>
+          <w:szCs w:val="24"/>
+        </w:rPr>
+      </w:pPr>
+      <w:r>
+        <w:rPr>
+          <w:rFonts w:ascii="Arial" w:hAnsi="Arial" w:cs="Arial"/>
+          <w:sz w:val="24"/>
+          <w:szCs w:val="24"/>
+        </w:rPr>
+        <w:t xml:space="preserve">Zonas de </w:t>
+      </w:r>
+      <w:r>
+        <w:rPr>
+          <w:rFonts w:ascii="Arial" w:hAnsi="Arial" w:cs="Arial"/>
+          <w:b/>
+          <w:bCs/>
+          <w:sz w:val="24"/>
+          <w:szCs w:val="24"/>
+        </w:rPr>
+        <w:t>Riesgo</w:t>
+      </w:r>
+      <w:r>
+        <w:rPr>
+          <w:rFonts w:ascii="Arial" w:hAnsi="Arial" w:cs="Arial"/>
+          <w:sz w:val="24"/>
+          <w:szCs w:val="24"/>
+        </w:rPr>
+        <w:t xml:space="preserve"> </w:t>
+      </w:r>
+      <w:r>
+        <w:rPr>
+          <w:rFonts w:ascii="Arial" w:hAnsi="Arial" w:cs="Arial"/>
+          <w:b/>
+          <w:bCs/>
+          <w:sz w:val="24"/>
+          <w:szCs w:val="24"/>
+        </w:rPr>
+        <w:t>Bajo</w:t>
+      </w:r>
+      <w:r>
+        <w:rPr>
+          <w:rFonts w:ascii="Arial" w:hAnsi="Arial" w:cs="Arial"/>
+          <w:sz w:val="24"/>
+          <w:szCs w:val="24"/>
+        </w:rPr>
+        <w:t xml:space="preserve">: En el extremo inferior del gráfico, naciones como </w:t>
+      </w:r>
+      <w:r>
+        <w:rPr>
+          <w:rFonts w:ascii="Arial" w:hAnsi="Arial" w:cs="Arial"/>
+          <w:sz w:val="24"/>
+          <w:szCs w:val="24"/>
+        </w:rPr>
+        <w:t>Argentina</w:t>
+      </w:r>
+      <w:r>
+        <w:rPr>
+          <w:rFonts w:ascii="Arial" w:hAnsi="Arial" w:cs="Arial"/>
+          <w:sz w:val="24"/>
+          <w:szCs w:val="24"/>
+        </w:rPr>
+        <w:t xml:space="preserve"> o </w:t>
+      </w:r>
+      <w:r>
+        <w:rPr>
+          <w:rFonts w:ascii="Arial" w:hAnsi="Arial" w:cs="Arial"/>
+          <w:sz w:val="24"/>
+          <w:szCs w:val="24"/>
+        </w:rPr>
+        <w:t xml:space="preserve">India </w:t>
+      </w:r>
+      <w:r>
+        <w:rPr>
+          <w:rFonts w:ascii="Arial" w:hAnsi="Arial" w:cs="Arial"/>
+          <w:sz w:val="24"/>
+          <w:szCs w:val="24"/>
+        </w:rPr>
+        <w:t xml:space="preserve">registran las pérdidas medias más bajas. Esto puede atribuirse a dos factores: condiciones climáticas menos favorables para la proliferación masiva de plagas o sistemas de control </w:t>
+      </w:r>
+      <w:r>
+        <w:rPr>
+          <w:rFonts w:ascii="Arial" w:hAnsi="Arial" w:cs="Arial"/>
+          <w:sz w:val="24"/>
+          <w:szCs w:val="24"/>
+        </w:rPr>
+        <w:t xml:space="preserve">vegetal </w:t>
+      </w:r>
+      <w:r>
+        <w:rPr>
+          <w:rFonts w:ascii="Arial" w:hAnsi="Arial" w:cs="Arial"/>
+          <w:sz w:val="24"/>
+          <w:szCs w:val="24"/>
+        </w:rPr>
+        <w:t xml:space="preserve">sanitario altamente </w:t>
+      </w:r>
+      <w:r>
+        <w:rPr>
+          <w:rFonts w:ascii="Arial" w:hAnsi="Arial" w:cs="Arial"/>
+          <w:sz w:val="24"/>
+          <w:szCs w:val="24"/>
+        </w:rPr>
+        <w:t>avanzados</w:t>
+      </w:r>
+      <w:r>
+        <w:rPr>
+          <w:rFonts w:ascii="Arial" w:hAnsi="Arial" w:cs="Arial"/>
+          <w:sz w:val="24"/>
+          <w:szCs w:val="24"/>
+        </w:rPr>
+        <w:t>.</w:t>
+      </w:r>
+    </w:p>
+    <w:p>
+      <w:pPr>
+        <w:spacing w:line="276" w:lineRule="auto"/>
+        <w:rPr>
+          <w:rFonts w:ascii="Arial" w:hAnsi="Arial" w:cs="Arial"/>
+          <w:bCs/>
+          <w:sz w:val="24"/>
+        </w:rPr>
+      </w:pPr>
+    </w:p>
+    <w:p>
+      <w:pPr>
         <w:pStyle w:val="Ttulo2"/>
         <w:numPr>
           <w:ilvl w:val="1"/>
@@ -14721,15 +19248,23 @@
           <w:rFonts w:ascii="Arial" w:hAnsi="Arial" w:cs="Arial"/>
           <w:sz w:val="24"/>
         </w:rPr>
-        <w:t xml:space="preserve">Para ello, lo primero que hemos tenido que hacer ha sido generar el dataset adecuado con el que se van a realizar los entrenamientos. En este caso hemos </w:t>
-      </w:r>
-      <w:r>
-        <w:rPr>
-          <w:rFonts w:ascii="Arial" w:hAnsi="Arial" w:cs="Arial"/>
-          <w:sz w:val="24"/>
-        </w:rPr>
-        <w:lastRenderedPageBreak/>
-        <w:t>combinado la producción agrícola</w:t>
+        <w:t xml:space="preserve">Para ello, lo primero que hemos tenido que hacer ha sido generar el </w:t>
+      </w:r>
+      <w:proofErr w:type="spellStart"/>
+      <w:r>
+        <w:rPr>
+          <w:rFonts w:ascii="Arial" w:hAnsi="Arial" w:cs="Arial"/>
+          <w:sz w:val="24"/>
+        </w:rPr>
+        <w:t>dataset</w:t>
+      </w:r>
+      <w:proofErr w:type="spellEnd"/>
+      <w:r>
+        <w:rPr>
+          <w:rFonts w:ascii="Arial" w:hAnsi="Arial" w:cs="Arial"/>
+          <w:sz w:val="24"/>
+        </w:rPr>
+        <w:t xml:space="preserve"> adecuado con el que se van a realizar los entrenamientos. En este caso hemos combinado la producción agrícola</w:t>
       </w:r>
       <w:r>
         <w:rPr>
@@ -14813,6 +19348,7 @@
         </w:rPr>
         <w:t xml:space="preserve">. Para evaluar el desempeño del este modelo y evitar el </w:t>
       </w:r>
+      <w:proofErr w:type="spellStart"/>
       <w:r>
         <w:rPr>
           <w:rFonts w:ascii="Arial" w:hAnsi="Arial" w:cs="Arial"/>
@@ -14821,12 +19357,29 @@
         </w:rPr>
         <w:t>overfitting</w:t>
       </w:r>
-      <w:r>
-        <w:rPr>
-          <w:rFonts w:ascii="Arial" w:hAnsi="Arial" w:cs="Arial"/>
-          <w:sz w:val="24"/>
-        </w:rPr>
-        <w:t xml:space="preserve"> hemos realizado una validación cruzada de 5 particiones. Y como métricas hemos empleado el MSE, RMSE y R cuadrado, que han sido resultado de la media de cada una de las iteraciones de la validación cruzada. Los resultados de este modelo se comentaran en el apartado correspondiente de la memoria.</w:t>
+      <w:proofErr w:type="spellEnd"/>
+      <w:r>
+        <w:rPr>
+          <w:rFonts w:ascii="Arial" w:hAnsi="Arial" w:cs="Arial"/>
+          <w:sz w:val="24"/>
+        </w:rPr>
+        <w:t xml:space="preserve"> hemos realizado una validación cruzada de 5 particiones. Y como métricas hemos empleado el MSE, RMSE y R cuadrado, que han sido resultado de la media de cada una de las iteraciones de la validación cruzada. Los resultados de este modelo se </w:t>
+      </w:r>
+      <w:proofErr w:type="gramStart"/>
+      <w:r>
+        <w:rPr>
+          <w:rFonts w:ascii="Arial" w:hAnsi="Arial" w:cs="Arial"/>
+          <w:sz w:val="24"/>
+        </w:rPr>
+        <w:t>comentaran</w:t>
+      </w:r>
+      <w:proofErr w:type="gramEnd"/>
+      <w:r>
+        <w:rPr>
+          <w:rFonts w:ascii="Arial" w:hAnsi="Arial" w:cs="Arial"/>
+          <w:sz w:val="24"/>
+        </w:rPr>
+        <w:t xml:space="preserve"> en el apartado correspondiente de la memoria.</w:t>
       </w:r>
     </w:p>
     <w:p>
@@ -14893,7 +19446,7 @@
                     <pic:cNvPicPr/>
                   </pic:nvPicPr>
                   <pic:blipFill>
-                    <a:blip r:embed="rId32"/>
+                    <a:blip r:embed="rId46"/>
                     <a:stretch>
                       <a:fillRect/>
                     </a:stretch>
@@ -14930,16 +19483,25 @@
           <w:rFonts w:ascii="Arial" w:hAnsi="Arial" w:cs="Arial"/>
           <w:sz w:val="24"/>
         </w:rPr>
-        <w:t xml:space="preserve">Una capa de entrada de 16 neuronas, conectada a una primera capa oculta que cuenta con 64 neuronas para buscar patrones más complejos en los datos. Le siguen dos capas ocultas de 32 y 16 neuronas respectivamente, buscando descartar el ruido y conservar las relaciones más relevantes. Y por último, al tratarse de un problema de regresión, la capa final consiste de </w:t>
-      </w:r>
-      <w:r>
-        <w:rPr>
-          <w:rFonts w:ascii="Arial" w:hAnsi="Arial" w:cs="Arial"/>
-          <w:sz w:val="24"/>
-        </w:rPr>
-        <w:lastRenderedPageBreak/>
-        <w:t xml:space="preserve">una única neurona con activación lineal. Todas las capas ocultas tienen una función de activación </w:t>
-      </w:r>
+        <w:t xml:space="preserve">Una capa de entrada de 16 neuronas, conectada a una primera capa oculta que cuenta con 64 neuronas para buscar patrones más complejos en los datos. Le siguen dos capas ocultas de 32 y 16 neuronas respectivamente, buscando descartar el ruido y conservar las relaciones más relevantes. </w:t>
+      </w:r>
+      <w:proofErr w:type="gramStart"/>
+      <w:r>
+        <w:rPr>
+          <w:rFonts w:ascii="Arial" w:hAnsi="Arial" w:cs="Arial"/>
+          <w:sz w:val="24"/>
+        </w:rPr>
+        <w:t>Y</w:t>
+      </w:r>
+      <w:proofErr w:type="gramEnd"/>
+      <w:r>
+        <w:rPr>
+          <w:rFonts w:ascii="Arial" w:hAnsi="Arial" w:cs="Arial"/>
+          <w:sz w:val="24"/>
+        </w:rPr>
+        <w:t xml:space="preserve"> por último, al tratarse de un problema de regresión, la capa final consiste de una única neurona con activación lineal. Todas las capas ocultas tienen una función de activación </w:t>
+      </w:r>
+      <w:proofErr w:type="spellStart"/>
       <w:r>
         <w:rPr>
           <w:rFonts w:ascii="Arial" w:hAnsi="Arial" w:cs="Arial"/>
@@ -14948,6 +19510,7 @@
         </w:rPr>
         <w:t>ReLU</w:t>
       </w:r>
+      <w:proofErr w:type="spellEnd"/>
       <w:r>
         <w:rPr>
           <w:rFonts w:ascii="Arial" w:hAnsi="Arial" w:cs="Arial"/>
@@ -15003,6 +19566,14 @@
         </w:rPr>
         <w:t xml:space="preserve">, apagando aleatoriamente un número de neuronas para que la red no dependa de ninguna variable de forma aislada. Además, configuramos un mecanismo de </w:t>
       </w:r>
+      <w:r>
+        <w:rPr>
+          <w:rFonts w:ascii="Arial" w:hAnsi="Arial" w:cs="Arial"/>
+          <w:i/>
+          <w:sz w:val="24"/>
+        </w:rPr>
+        <w:t xml:space="preserve">Early </w:t>
+      </w:r>
       <w:proofErr w:type="spellStart"/>
       <w:r>
         <w:rPr>
@@ -15010,30 +19581,12 @@
           <w:i/>
           <w:sz w:val="24"/>
         </w:rPr>
-        <w:t>Early</w:t>
+        <w:t>Stopping</w:t>
       </w:r>
       <w:proofErr w:type="spellEnd"/>
       <w:r>
         <w:rPr>
           <w:rFonts w:ascii="Arial" w:hAnsi="Arial" w:cs="Arial"/>
-          <w:i/>
-          <w:sz w:val="24"/>
-        </w:rPr>
-        <w:t xml:space="preserve"> </w:t>
-      </w:r>
-      <w:proofErr w:type="spellStart"/>
-      <w:r>
-        <w:rPr>
-          <w:rFonts w:ascii="Arial" w:hAnsi="Arial" w:cs="Arial"/>
-          <w:i/>
-          <w:sz w:val="24"/>
-        </w:rPr>
-        <w:t>Stopping</w:t>
-      </w:r>
-      <w:proofErr w:type="spellEnd"/>
-      <w:r>
-        <w:rPr>
-          <w:rFonts w:ascii="Arial" w:hAnsi="Arial" w:cs="Arial"/>
           <w:sz w:val="24"/>
         </w:rPr>
         <w:t xml:space="preserve"> para detener el entrenamiento en caso de que no se produzcan mejoras con el paso de las iteraciones.</w:t>
@@ -15067,7 +19620,23 @@
           <w:rFonts w:ascii="Arial" w:hAnsi="Arial" w:cs="Arial"/>
           <w:sz w:val="24"/>
         </w:rPr>
-        <w:t>Hemos usado las mismas métricas de evaluación que en la regresión lineal para poder comparar los modelos que hemos generado. Lo cual se llevara a cabo en el apartado correspondiente a los resultados obtenidos.</w:t>
+        <w:t xml:space="preserve">Hemos usado las mismas métricas de evaluación que en la regresión lineal para poder comparar los modelos que hemos generado. Lo cual se </w:t>
+      </w:r>
+      <w:proofErr w:type="gramStart"/>
+      <w:r>
+        <w:rPr>
+          <w:rFonts w:ascii="Arial" w:hAnsi="Arial" w:cs="Arial"/>
+          <w:sz w:val="24"/>
+        </w:rPr>
+        <w:t>llevara</w:t>
+      </w:r>
+      <w:proofErr w:type="gramEnd"/>
+      <w:r>
+        <w:rPr>
+          <w:rFonts w:ascii="Arial" w:hAnsi="Arial" w:cs="Arial"/>
+          <w:sz w:val="24"/>
+        </w:rPr>
+        <w:t xml:space="preserve"> a cabo en el apartado correspondiente a los resultados obtenidos.</w:t>
       </w:r>
     </w:p>
     <w:p>
@@ -15330,15 +19899,7 @@
           <w:rFonts w:ascii="Arial" w:hAnsi="Arial" w:cs="Arial"/>
           <w:sz w:val="24"/>
         </w:rPr>
-        <w:t xml:space="preserve">(mide </w:t>
-      </w:r>
-      <w:r>
-        <w:rPr>
-          <w:rFonts w:ascii="Arial" w:hAnsi="Arial" w:cs="Arial"/>
-          <w:sz w:val="24"/>
-        </w:rPr>
-        <w:lastRenderedPageBreak/>
-        <w:t xml:space="preserve">la proporción de alertas reales frente al total de alertas obtenidas) y </w:t>
+        <w:t xml:space="preserve">(mide la proporción de alertas reales frente al total de alertas obtenidas) y </w:t>
       </w:r>
       <w:r>
         <w:rPr>
@@ -15373,6 +19934,7 @@
         </w:rPr>
         <w:t xml:space="preserve">Además, para garantizar que los modelos sean capaces de generalizar y evitar el </w:t>
       </w:r>
+      <w:proofErr w:type="spellStart"/>
       <w:r>
         <w:rPr>
           <w:rFonts w:ascii="Arial" w:hAnsi="Arial" w:cs="Arial"/>
@@ -15381,6 +19943,7 @@
         </w:rPr>
         <w:t>overfitting</w:t>
       </w:r>
+      <w:proofErr w:type="spellEnd"/>
       <w:r>
         <w:rPr>
           <w:rFonts w:ascii="Arial" w:hAnsi="Arial" w:cs="Arial"/>
@@ -15459,7 +20022,23 @@
           <w:rFonts w:ascii="Arial" w:hAnsi="Arial" w:cs="Arial"/>
           <w:sz w:val="24"/>
         </w:rPr>
-        <w:t>Este problema se trata de un reto de aprendizaje no supervisado, donde el objetivo es identificar y agrupar países con características productivas similares, basándonos en su producción agrícola y ganadera per cápita, su eficiencia y su huella de emisiones. Al cruzar los datasets empleados nos hemos quedado con tan solo 12 países que contaban con registros completos de producción agrícola y ganadera.</w:t>
+        <w:t xml:space="preserve">Este problema se trata de un reto de aprendizaje no supervisado, donde el objetivo es identificar y agrupar países con características productivas similares, basándonos en su producción agrícola y ganadera per cápita, su eficiencia y su huella de emisiones. Al cruzar los </w:t>
+      </w:r>
+      <w:proofErr w:type="spellStart"/>
+      <w:r>
+        <w:rPr>
+          <w:rFonts w:ascii="Arial" w:hAnsi="Arial" w:cs="Arial"/>
+          <w:sz w:val="24"/>
+        </w:rPr>
+        <w:t>datasets</w:t>
+      </w:r>
+      <w:proofErr w:type="spellEnd"/>
+      <w:r>
+        <w:rPr>
+          <w:rFonts w:ascii="Arial" w:hAnsi="Arial" w:cs="Arial"/>
+          <w:sz w:val="24"/>
+        </w:rPr>
+        <w:t xml:space="preserve"> empleados nos hemos quedado con tan solo 12 países que contaban con registros completos de producción agrícola y ganadera.</w:t>
       </w:r>
     </w:p>
     <w:p>
@@ -15498,7 +20077,39 @@
           <w:rFonts w:ascii="Arial" w:hAnsi="Arial" w:cs="Arial"/>
           <w:sz w:val="24"/>
         </w:rPr>
-        <w:t>Lo primero ha sido la creación de un dataset de población de cada uno de los países por sus años correspondientes, es decir, que por ejemplo para España tenemos un dataset con la población desde los años 2011 hasta 2020.</w:t>
+        <w:t xml:space="preserve">Lo primero ha sido la creación de un </w:t>
+      </w:r>
+      <w:proofErr w:type="spellStart"/>
+      <w:r>
+        <w:rPr>
+          <w:rFonts w:ascii="Arial" w:hAnsi="Arial" w:cs="Arial"/>
+          <w:sz w:val="24"/>
+        </w:rPr>
+        <w:t>dataset</w:t>
+      </w:r>
+      <w:proofErr w:type="spellEnd"/>
+      <w:r>
+        <w:rPr>
+          <w:rFonts w:ascii="Arial" w:hAnsi="Arial" w:cs="Arial"/>
+          <w:sz w:val="24"/>
+        </w:rPr>
+        <w:t xml:space="preserve"> de población de cada uno de los países por sus años correspondientes, es decir, que por ejemplo para España tenemos un </w:t>
+      </w:r>
+      <w:proofErr w:type="spellStart"/>
+      <w:r>
+        <w:rPr>
+          <w:rFonts w:ascii="Arial" w:hAnsi="Arial" w:cs="Arial"/>
+          <w:sz w:val="24"/>
+        </w:rPr>
+        <w:t>dataset</w:t>
+      </w:r>
+      <w:proofErr w:type="spellEnd"/>
+      <w:r>
+        <w:rPr>
+          <w:rFonts w:ascii="Arial" w:hAnsi="Arial" w:cs="Arial"/>
+          <w:sz w:val="24"/>
+        </w:rPr>
+        <w:t xml:space="preserve"> con la población desde los años 2011 hasta 2020.</w:t>
       </w:r>
     </w:p>
     <w:p>
@@ -15677,13 +20288,23 @@
           <w:sz w:val="24"/>
         </w:rPr>
       </w:pPr>
+      <w:proofErr w:type="spellStart"/>
       <w:r>
         <w:rPr>
           <w:rFonts w:ascii="Arial" w:hAnsi="Arial" w:cs="Arial"/>
           <w:sz w:val="24"/>
           <w:u w:val="single"/>
         </w:rPr>
-        <w:t>Silhouette Score</w:t>
+        <w:t>Silhouette</w:t>
+      </w:r>
+      <w:proofErr w:type="spellEnd"/>
+      <w:r>
+        <w:rPr>
+          <w:rFonts w:ascii="Arial" w:hAnsi="Arial" w:cs="Arial"/>
+          <w:sz w:val="24"/>
+          <w:u w:val="single"/>
+        </w:rPr>
+        <w:t xml:space="preserve"> Score</w:t>
       </w:r>
       <w:r>
         <w:rPr>
@@ -15713,23 +20334,16 @@
           <w:sz w:val="24"/>
           <w:u w:val="single"/>
         </w:rPr>
-        <w:lastRenderedPageBreak/>
-        <w:t>Davies-Bouldin Index</w:t>
-      </w:r>
-      <w:r>
-        <w:rPr>
-          <w:rFonts w:ascii="Arial" w:hAnsi="Arial" w:cs="Arial"/>
-          <w:sz w:val="24"/>
-        </w:rPr>
-        <w:t xml:space="preserve">: Evalúa la proporción entre la dispersión interna de cada clúster y la distancia entre sus </w:t>
+        <w:t xml:space="preserve">Davies-Bouldin </w:t>
       </w:r>
       <w:proofErr w:type="spellStart"/>
       <w:r>
         <w:rPr>
           <w:rFonts w:ascii="Arial" w:hAnsi="Arial" w:cs="Arial"/>
           <w:sz w:val="24"/>
-        </w:rPr>
-        <w:t>centroides</w:t>
+          <w:u w:val="single"/>
+        </w:rPr>
+        <w:t>Index</w:t>
       </w:r>
       <w:proofErr w:type="spellEnd"/>
       <w:r>
@@ -15737,7 +20351,7 @@
           <w:rFonts w:ascii="Arial" w:hAnsi="Arial" w:cs="Arial"/>
           <w:sz w:val="24"/>
         </w:rPr>
-        <w:t xml:space="preserve"> (cuanto más cercano a 0, mejor es la segmentación).</w:t>
+        <w:t>: Evalúa la proporción entre la dispersión interna de cada clúster y la distancia entre sus centroides (cuanto más cercano a 0, mejor es la segmentación).</w:t>
       </w:r>
     </w:p>
     <w:p>
@@ -15755,7 +20369,23 @@
           <w:rFonts w:ascii="Arial" w:hAnsi="Arial" w:cs="Arial"/>
           <w:sz w:val="24"/>
         </w:rPr>
-        <w:t>Como en todos los problemas los resultados obtenidos de cada uno de los modelos se comentaran en el apartado correspondiente de resultados.</w:t>
+        <w:t xml:space="preserve">Como en todos los problemas los resultados obtenidos de cada uno de los modelos se </w:t>
+      </w:r>
+      <w:proofErr w:type="gramStart"/>
+      <w:r>
+        <w:rPr>
+          <w:rFonts w:ascii="Arial" w:hAnsi="Arial" w:cs="Arial"/>
+          <w:sz w:val="24"/>
+        </w:rPr>
+        <w:t>comentaran</w:t>
+      </w:r>
+      <w:proofErr w:type="gramEnd"/>
+      <w:r>
+        <w:rPr>
+          <w:rFonts w:ascii="Arial" w:hAnsi="Arial" w:cs="Arial"/>
+          <w:sz w:val="24"/>
+        </w:rPr>
+        <w:t xml:space="preserve"> en el apartado correspondiente de resultados.</w:t>
       </w:r>
     </w:p>
     <w:p>
@@ -16344,6 +20974,7 @@
                 <w:sz w:val="24"/>
               </w:rPr>
             </w:pPr>
+            <w:proofErr w:type="spellStart"/>
             <w:r>
               <w:rPr>
                 <w:rFonts w:ascii="Arial" w:hAnsi="Arial" w:cs="Arial"/>
@@ -16352,6 +20983,7 @@
               </w:rPr>
               <w:t>Recall</w:t>
             </w:r>
+            <w:proofErr w:type="spellEnd"/>
           </w:p>
         </w:tc>
         <w:tc>
@@ -16673,7 +21305,6 @@
           <w:rFonts w:ascii="Arial" w:hAnsi="Arial" w:cs="Arial"/>
           <w:sz w:val="24"/>
         </w:rPr>
-        <w:lastRenderedPageBreak/>
         <w:t xml:space="preserve">Mientras que </w:t>
       </w:r>
       <w:r>
@@ -16769,6 +21400,7 @@
         </w:rPr>
         <w:t>recisión (0.8374) garantiza que los agricultores no desperdicien recursos económicos en falsas alarmas. A su vez, su capacidad para anticipar casi dos tercios de las situaciones de riesgo real (</w:t>
       </w:r>
+      <w:proofErr w:type="spellStart"/>
       <w:r>
         <w:rPr>
           <w:rFonts w:ascii="Arial" w:hAnsi="Arial" w:cs="Arial"/>
@@ -16777,6 +21409,7 @@
         </w:rPr>
         <w:t>Recall</w:t>
       </w:r>
+      <w:proofErr w:type="spellEnd"/>
       <w:r>
         <w:rPr>
           <w:rFonts w:ascii="Arial" w:hAnsi="Arial" w:cs="Arial"/>
@@ -17304,7 +21937,6 @@
         </w:rPr>
         <w:t>Al analizar la composición de los 3 clústeres generados por el modelo, observamos un fenómeno estadístico muy revelador: el algoritmo ha identificado los modelos de Oceanía como anomalías globales (</w:t>
       </w:r>
-      <w:bookmarkStart w:id="0" w:name="_GoBack"/>
       <w:r>
         <w:rPr>
           <w:rFonts w:ascii="Arial" w:hAnsi="Arial" w:cs="Arial"/>
@@ -17313,7 +21945,6 @@
         </w:rPr>
         <w:t>outliers</w:t>
       </w:r>
-      <w:bookmarkEnd w:id="0"/>
       <w:r>
         <w:rPr>
           <w:rFonts w:ascii="Arial" w:hAnsi="Arial" w:cs="Arial"/>
@@ -17348,7 +21979,6 @@
           <w:rFonts w:ascii="Arial" w:hAnsi="Arial" w:cs="Arial"/>
           <w:sz w:val="24"/>
         </w:rPr>
-        <w:lastRenderedPageBreak/>
         <w:t>Clúster 0: Este grupo representa la base</w:t>
       </w:r>
       <w:r>
@@ -17534,7 +22164,7 @@
           <w:sz w:val="24"/>
         </w:rPr>
       </w:pPr>
-      <w:hyperlink r:id="rId33" w:history="1">
+      <w:hyperlink r:id="rId47" w:history="1">
         <w:r>
           <w:rPr>
             <w:rStyle w:val="Hipervnculo"/>
@@ -17568,7 +22198,7 @@
           <w:sz w:val="24"/>
         </w:rPr>
       </w:pPr>
-      <w:hyperlink r:id="rId34" w:history="1">
+      <w:hyperlink r:id="rId48" w:history="1">
         <w:r>
           <w:rPr>
             <w:rStyle w:val="Hipervnculo"/>
@@ -17603,7 +22233,7 @@
       </w:r>
     </w:p>
     <w:sectPr>
-      <w:footerReference w:type="default" r:id="rId35"/>
+      <w:footerReference w:type="default" r:id="rId49"/>
       <w:pgSz w:w="11906" w:h="16838"/>
       <w:pgMar w:top="1417" w:right="1701" w:bottom="1417" w:left="1701" w:header="708" w:footer="708" w:gutter="0"/>
       <w:cols w:space="708"/>
@@ -17614,7 +22244,7 @@
 </file>
 
 <file path=word/endnotes.xml><?xml version="1.0" encoding="utf-8"?>
-<w:endnotes xmlns:wpc="http://schemas.microsoft.com/office/word/2010/wordprocessingCanvas" xmlns:mc="http://schemas.openxmlformats.org/markup-compatibility/2006" xmlns:o="urn:schemas-microsoft-com:office:office" xmlns:r="http://schemas.openxmlformats.org/officeDocument/2006/relationships" xmlns:m="http://schemas.openxmlformats.org/officeDocument/2006/math" xmlns:v="urn:schemas-microsoft-com:vml" xmlns:wp14="http://schemas.microsoft.com/office/word/2010/wordprocessingDrawing" xmlns:wp="http://schemas.openxmlformats.org/drawingml/2006/wordprocessingDrawing" xmlns:w10="urn:schemas-microsoft-com:office:word" xmlns:w="http://schemas.openxmlformats.org/wordprocessingml/2006/main" xmlns:w14="http://schemas.microsoft.com/office/word/2010/wordml" xmlns:w15="http://schemas.microsoft.com/office/word/2012/wordml" xmlns:wpg="http://schemas.microsoft.com/office/word/2010/wordprocessingGroup" xmlns:wpi="http://schemas.microsoft.com/office/word/2010/wordprocessingInk" xmlns:wne="http://schemas.microsoft.com/office/word/2006/wordml" xmlns:wps="http://schemas.microsoft.com/office/word/2010/wordprocessingShape" mc:Ignorable="w14 w15 wp14">
+<w:endnotes xmlns:wpc="http://schemas.microsoft.com/office/word/2010/wordprocessingCanvas" xmlns:cx="http://schemas.microsoft.com/office/drawing/2014/chartex" xmlns:cx1="http://schemas.microsoft.com/office/drawing/2015/9/8/chartex" xmlns:cx2="http://schemas.microsoft.com/office/drawing/2015/10/21/chartex" xmlns:cx3="http://schemas.microsoft.com/office/drawing/2016/5/9/chartex" xmlns:cx4="http://schemas.microsoft.com/office/drawing/2016/5/10/chartex" xmlns:cx5="http://schemas.microsoft.com/office/drawing/2016/5/11/chartex" xmlns:cx6="http://schemas.microsoft.com/office/drawing/2016/5/12/chartex" xmlns:cx7="http://schemas.microsoft.com/office/drawing/2016/5/13/chartex" xmlns:cx8="http://schemas.microsoft.com/office/drawing/2016/5/14/chartex" xmlns:mc="http://schemas.openxmlformats.org/markup-compatibility/2006" xmlns:aink="http://schemas.microsoft.com/office/drawing/2016/ink" xmlns:am3d="http://schemas.microsoft.com/office/drawing/2017/model3d" xmlns:o="urn:schemas-microsoft-com:office:office" xmlns:oel="http://schemas.microsoft.com/office/2019/extlst" xmlns:r="http://schemas.openxmlformats.org/officeDocument/2006/relationships" xmlns:m="http://schemas.openxmlformats.org/officeDocument/2006/math" xmlns:v="urn:schemas-microsoft-com:vml" xmlns:wp14="http://schemas.microsoft.com/office/word/2010/wordprocessingDrawing" xmlns:wp="http://schemas.openxmlformats.org/drawingml/2006/wordprocessingDrawing" xmlns:w10="urn:schemas-microsoft-com:office:word" xmlns:w="http://schemas.openxmlformats.org/wordprocessingml/2006/main" xmlns:w14="http://schemas.microsoft.com/office/word/2010/wordml" xmlns:w15="http://schemas.microsoft.com/office/word/2012/wordml" xmlns:w16cex="http://schemas.microsoft.com/office/word/2018/wordml/cex" xmlns:w16cid="http://schemas.microsoft.com/office/word/2016/wordml/cid" xmlns:w16="http://schemas.microsoft.com/office/word/2018/wordml" xmlns:w16du="http://schemas.microsoft.com/office/word/2023/wordml/word16du" xmlns:w16sdtdh="http://schemas.microsoft.com/office/word/2020/wordml/sdtdatahash" xmlns:w16sdtfl="http://schemas.microsoft.com/office/word/2024/wordml/sdtformatlock" xmlns:w16se="http://schemas.microsoft.com/office/word/2015/wordml/symex" xmlns:wpg="http://schemas.microsoft.com/office/word/2010/wordprocessingGroup" xmlns:wpi="http://schemas.microsoft.com/office/word/2010/wordprocessingInk" xmlns:wne="http://schemas.microsoft.com/office/word/2006/wordml" xmlns:wps="http://schemas.microsoft.com/office/word/2010/wordprocessingShape" mc:Ignorable="w14 w15 w16se w16cid w16 w16cex w16sdtdh w16sdtfl w16du wp14">
   <w:endnote w:type="separator" w:id="-1">
     <w:p>
       <w:pPr>
@@ -17639,7 +22269,7 @@
 </file>
 
 <file path=word/footer1.xml><?xml version="1.0" encoding="utf-8"?>
-<w:ftr xmlns:wpc="http://schemas.microsoft.com/office/word/2010/wordprocessingCanvas" xmlns:mc="http://schemas.openxmlformats.org/markup-compatibility/2006" xmlns:o="urn:schemas-microsoft-com:office:office" xmlns:r="http://schemas.openxmlformats.org/officeDocument/2006/relationships" xmlns:m="http://schemas.openxmlformats.org/officeDocument/2006/math" xmlns:v="urn:schemas-microsoft-com:vml" xmlns:wp14="http://schemas.microsoft.com/office/word/2010/wordprocessingDrawing" xmlns:wp="http://schemas.openxmlformats.org/drawingml/2006/wordprocessingDrawing" xmlns:w10="urn:schemas-microsoft-com:office:word" xmlns:w="http://schemas.openxmlformats.org/wordprocessingml/2006/main" xmlns:w14="http://schemas.microsoft.com/office/word/2010/wordml" xmlns:w15="http://schemas.microsoft.com/office/word/2012/wordml" xmlns:wpg="http://schemas.microsoft.com/office/word/2010/wordprocessingGroup" xmlns:wpi="http://schemas.microsoft.com/office/word/2010/wordprocessingInk" xmlns:wne="http://schemas.microsoft.com/office/word/2006/wordml" xmlns:wps="http://schemas.microsoft.com/office/word/2010/wordprocessingShape" mc:Ignorable="w14 w15 wp14">
+<w:ftr xmlns:wpc="http://schemas.microsoft.com/office/word/2010/wordprocessingCanvas" xmlns:cx="http://schemas.microsoft.com/office/drawing/2014/chartex" xmlns:cx1="http://schemas.microsoft.com/office/drawing/2015/9/8/chartex" xmlns:cx2="http://schemas.microsoft.com/office/drawing/2015/10/21/chartex" xmlns:cx3="http://schemas.microsoft.com/office/drawing/2016/5/9/chartex" xmlns:cx4="http://schemas.microsoft.com/office/drawing/2016/5/10/chartex" xmlns:cx5="http://schemas.microsoft.com/office/drawing/2016/5/11/chartex" xmlns:cx6="http://schemas.microsoft.com/office/drawing/2016/5/12/chartex" xmlns:cx7="http://schemas.microsoft.com/office/drawing/2016/5/13/chartex" xmlns:cx8="http://schemas.microsoft.com/office/drawing/2016/5/14/chartex" xmlns:mc="http://schemas.openxmlformats.org/markup-compatibility/2006" xmlns:aink="http://schemas.microsoft.com/office/drawing/2016/ink" xmlns:am3d="http://schemas.microsoft.com/office/drawing/2017/model3d" xmlns:o="urn:schemas-microsoft-com:office:office" xmlns:oel="http://schemas.microsoft.com/office/2019/extlst" xmlns:r="http://schemas.openxmlformats.org/officeDocument/2006/relationships" xmlns:m="http://schemas.openxmlformats.org/officeDocument/2006/math" xmlns:v="urn:schemas-microsoft-com:vml" xmlns:wp14="http://schemas.microsoft.com/office/word/2010/wordprocessingDrawing" xmlns:wp="http://schemas.openxmlformats.org/drawingml/2006/wordprocessingDrawing" xmlns:w10="urn:schemas-microsoft-com:office:word" xmlns:w="http://schemas.openxmlformats.org/wordprocessingml/2006/main" xmlns:w14="http://schemas.microsoft.com/office/word/2010/wordml" xmlns:w15="http://schemas.microsoft.com/office/word/2012/wordml" xmlns:w16cex="http://schemas.microsoft.com/office/word/2018/wordml/cex" xmlns:w16cid="http://schemas.microsoft.com/office/word/2016/wordml/cid" xmlns:w16="http://schemas.microsoft.com/office/word/2018/wordml" xmlns:w16du="http://schemas.microsoft.com/office/word/2023/wordml/word16du" xmlns:w16sdtdh="http://schemas.microsoft.com/office/word/2020/wordml/sdtdatahash" xmlns:w16sdtfl="http://schemas.microsoft.com/office/word/2024/wordml/sdtformatlock" xmlns:w16se="http://schemas.microsoft.com/office/word/2015/wordml/symex" xmlns:wpg="http://schemas.microsoft.com/office/word/2010/wordprocessingGroup" xmlns:wpi="http://schemas.microsoft.com/office/word/2010/wordprocessingInk" xmlns:wne="http://schemas.microsoft.com/office/word/2006/wordml" xmlns:wps="http://schemas.microsoft.com/office/word/2010/wordprocessingShape" mc:Ignorable="w14 w15 w16se w16cid w16 w16cex w16sdtdh w16sdtfl w16du wp14">
   <w:sdt>
     <w:sdtPr>
       <w:id w:val="-1477679203"/>
@@ -17684,7 +22314,7 @@
 </file>
 
 <file path=word/footnotes.xml><?xml version="1.0" encoding="utf-8"?>
-<w:footnotes xmlns:wpc="http://schemas.microsoft.com/office/word/2010/wordprocessingCanvas" xmlns:mc="http://schemas.openxmlformats.org/markup-compatibility/2006" xmlns:o="urn:schemas-microsoft-com:office:office" xmlns:r="http://schemas.openxmlformats.org/officeDocument/2006/relationships" xmlns:m="http://schemas.openxmlformats.org/officeDocument/2006/math" xmlns:v="urn:schemas-microsoft-com:vml" xmlns:wp14="http://schemas.microsoft.com/office/word/2010/wordprocessingDrawing" xmlns:wp="http://schemas.openxmlformats.org/drawingml/2006/wordprocessingDrawing" xmlns:w10="urn:schemas-microsoft-com:office:word" xmlns:w="http://schemas.openxmlformats.org/wordprocessingml/2006/main" xmlns:w14="http://schemas.microsoft.com/office/word/2010/wordml" xmlns:w15="http://schemas.microsoft.com/office/word/2012/wordml" xmlns:wpg="http://schemas.microsoft.com/office/word/2010/wordprocessingGroup" xmlns:wpi="http://schemas.microsoft.com/office/word/2010/wordprocessingInk" xmlns:wne="http://schemas.microsoft.com/office/word/2006/wordml" xmlns:wps="http://schemas.microsoft.com/office/word/2010/wordprocessingShape" mc:Ignorable="w14 w15 wp14">
+<w:footnotes xmlns:wpc="http://schemas.microsoft.com/office/word/2010/wordprocessingCanvas" xmlns:cx="http://schemas.microsoft.com/office/drawing/2014/chartex" xmlns:cx1="http://schemas.microsoft.com/office/drawing/2015/9/8/chartex" xmlns:cx2="http://schemas.microsoft.com/office/drawing/2015/10/21/chartex" xmlns:cx3="http://schemas.microsoft.com/office/drawing/2016/5/9/chartex" xmlns:cx4="http://schemas.microsoft.com/office/drawing/2016/5/10/chartex" xmlns:cx5="http://schemas.microsoft.com/office/drawing/2016/5/11/chartex" xmlns:cx6="http://schemas.microsoft.com/office/drawing/2016/5/12/chartex" xmlns:cx7="http://schemas.microsoft.com/office/drawing/2016/5/13/chartex" xmlns:cx8="http://schemas.microsoft.com/office/drawing/2016/5/14/chartex" xmlns:mc="http://schemas.openxmlformats.org/markup-compatibility/2006" xmlns:aink="http://schemas.microsoft.com/office/drawing/2016/ink" xmlns:am3d="http://schemas.microsoft.com/office/drawing/2017/model3d" xmlns:o="urn:schemas-microsoft-com:office:office" xmlns:oel="http://schemas.microsoft.com/office/2019/extlst" xmlns:r="http://schemas.openxmlformats.org/officeDocument/2006/relationships" xmlns:m="http://schemas.openxmlformats.org/officeDocument/2006/math" xmlns:v="urn:schemas-microsoft-com:vml" xmlns:wp14="http://schemas.microsoft.com/office/word/2010/wordprocessingDrawing" xmlns:wp="http://schemas.openxmlformats.org/drawingml/2006/wordprocessingDrawing" xmlns:w10="urn:schemas-microsoft-com:office:word" xmlns:w="http://schemas.openxmlformats.org/wordprocessingml/2006/main" xmlns:w14="http://schemas.microsoft.com/office/word/2010/wordml" xmlns:w15="http://schemas.microsoft.com/office/word/2012/wordml" xmlns:w16cex="http://schemas.microsoft.com/office/word/2018/wordml/cex" xmlns:w16cid="http://schemas.microsoft.com/office/word/2016/wordml/cid" xmlns:w16="http://schemas.microsoft.com/office/word/2018/wordml" xmlns:w16du="http://schemas.microsoft.com/office/word/2023/wordml/word16du" xmlns:w16sdtdh="http://schemas.microsoft.com/office/word/2020/wordml/sdtdatahash" xmlns:w16sdtfl="http://schemas.microsoft.com/office/word/2024/wordml/sdtformatlock" xmlns:w16se="http://schemas.microsoft.com/office/word/2015/wordml/symex" xmlns:wpg="http://schemas.microsoft.com/office/word/2010/wordprocessingGroup" xmlns:wpi="http://schemas.microsoft.com/office/word/2010/wordprocessingInk" xmlns:wne="http://schemas.microsoft.com/office/word/2006/wordml" xmlns:wps="http://schemas.microsoft.com/office/word/2010/wordprocessingShape" mc:Ignorable="w14 w15 w16se w16cid w16 w16cex w16sdtdh w16sdtfl w16du wp14">
   <w:footnote w:type="separator" w:id="-1">
     <w:p>
       <w:pPr>
@@ -17709,8 +22339,347 @@
 </file>
 
 <file path=word/numbering.xml><?xml version="1.0" encoding="utf-8"?>
-<w:numbering xmlns:wpc="http://schemas.microsoft.com/office/word/2010/wordprocessingCanvas" xmlns:mc="http://schemas.openxmlformats.org/markup-compatibility/2006" xmlns:o="urn:schemas-microsoft-com:office:office" xmlns:r="http://schemas.openxmlformats.org/officeDocument/2006/relationships" xmlns:m="http://schemas.openxmlformats.org/officeDocument/2006/math" xmlns:v="urn:schemas-microsoft-com:vml" xmlns:wp14="http://schemas.microsoft.com/office/word/2010/wordprocessingDrawing" xmlns:wp="http://schemas.openxmlformats.org/drawingml/2006/wordprocessingDrawing" xmlns:w10="urn:schemas-microsoft-com:office:word" xmlns:w="http://schemas.openxmlformats.org/wordprocessingml/2006/main" xmlns:w14="http://schemas.microsoft.com/office/word/2010/wordml" xmlns:w15="http://schemas.microsoft.com/office/word/2012/wordml" xmlns:wpg="http://schemas.microsoft.com/office/word/2010/wordprocessingGroup" xmlns:wpi="http://schemas.microsoft.com/office/word/2010/wordprocessingInk" xmlns:wne="http://schemas.microsoft.com/office/word/2006/wordml" xmlns:wps="http://schemas.microsoft.com/office/word/2010/wordprocessingShape" mc:Ignorable="w14 w15 wp14">
+<w:numbering xmlns:wpc="http://schemas.microsoft.com/office/word/2010/wordprocessingCanvas" xmlns:cx="http://schemas.microsoft.com/office/drawing/2014/chartex" xmlns:cx1="http://schemas.microsoft.com/office/drawing/2015/9/8/chartex" xmlns:cx2="http://schemas.microsoft.com/office/drawing/2015/10/21/chartex" xmlns:cx3="http://schemas.microsoft.com/office/drawing/2016/5/9/chartex" xmlns:cx4="http://schemas.microsoft.com/office/drawing/2016/5/10/chartex" xmlns:cx5="http://schemas.microsoft.com/office/drawing/2016/5/11/chartex" xmlns:cx6="http://schemas.microsoft.com/office/drawing/2016/5/12/chartex" xmlns:cx7="http://schemas.microsoft.com/office/drawing/2016/5/13/chartex" xmlns:cx8="http://schemas.microsoft.com/office/drawing/2016/5/14/chartex" xmlns:mc="http://schemas.openxmlformats.org/markup-compatibility/2006" xmlns:aink="http://schemas.microsoft.com/office/drawing/2016/ink" xmlns:am3d="http://schemas.microsoft.com/office/drawing/2017/model3d" xmlns:o="urn:schemas-microsoft-com:office:office" xmlns:oel="http://schemas.microsoft.com/office/2019/extlst" xmlns:r="http://schemas.openxmlformats.org/officeDocument/2006/relationships" xmlns:m="http://schemas.openxmlformats.org/officeDocument/2006/math" xmlns:v="urn:schemas-microsoft-com:vml" xmlns:wp14="http://schemas.microsoft.com/office/word/2010/wordprocessingDrawing" xmlns:wp="http://schemas.openxmlformats.org/drawingml/2006/wordprocessingDrawing" xmlns:w10="urn:schemas-microsoft-com:office:word" xmlns:w="http://schemas.openxmlformats.org/wordprocessingml/2006/main" xmlns:w14="http://schemas.microsoft.com/office/word/2010/wordml" xmlns:w15="http://schemas.microsoft.com/office/word/2012/wordml" xmlns:w16cex="http://schemas.microsoft.com/office/word/2018/wordml/cex" xmlns:w16cid="http://schemas.microsoft.com/office/word/2016/wordml/cid" xmlns:w16="http://schemas.microsoft.com/office/word/2018/wordml" xmlns:w16du="http://schemas.microsoft.com/office/word/2023/wordml/word16du" xmlns:w16sdtdh="http://schemas.microsoft.com/office/word/2020/wordml/sdtdatahash" xmlns:w16sdtfl="http://schemas.microsoft.com/office/word/2024/wordml/sdtformatlock" xmlns:w16se="http://schemas.microsoft.com/office/word/2015/wordml/symex" xmlns:wpg="http://schemas.microsoft.com/office/word/2010/wordprocessingGroup" xmlns:wpi="http://schemas.microsoft.com/office/word/2010/wordprocessingInk" xmlns:wne="http://schemas.microsoft.com/office/word/2006/wordml" xmlns:wps="http://schemas.microsoft.com/office/word/2010/wordprocessingShape" mc:Ignorable="w14 w15 w16se w16cid w16 w16cex w16sdtdh w16sdtfl w16du wp14">
   <w:abstractNum w:abstractNumId="0" w15:restartNumberingAfterBreak="0">
+    <w:nsid w:val="04AC7A24"/>
+    <w:multiLevelType w:val="hybridMultilevel"/>
+    <w:tmpl w:val="BB9852A0"/>
+    <w:lvl w:ilvl="0" w:tplc="822C7756">
+      <w:start w:val="2"/>
+      <w:numFmt w:val="bullet"/>
+      <w:lvlText w:val="-"/>
+      <w:lvlJc w:val="left"/>
+      <w:pPr>
+        <w:ind w:left="720" w:hanging="360"/>
+      </w:pPr>
+      <w:rPr>
+        <w:rFonts w:ascii="Arial" w:eastAsiaTheme="minorHAnsi" w:hAnsi="Arial" w:cs="Arial" w:hint="default"/>
+      </w:rPr>
+    </w:lvl>
+    <w:lvl w:ilvl="1" w:tplc="0C0A0003" w:tentative="1">
+      <w:start w:val="1"/>
+      <w:numFmt w:val="bullet"/>
+      <w:lvlText w:val="o"/>
+      <w:lvlJc w:val="left"/>
+      <w:pPr>
+        <w:ind w:left="1440" w:hanging="360"/>
+      </w:pPr>
+      <w:rPr>
+        <w:rFonts w:ascii="Courier New" w:hAnsi="Courier New" w:cs="Courier New" w:hint="default"/>
+      </w:rPr>
+    </w:lvl>
+    <w:lvl w:ilvl="2" w:tplc="0C0A0005" w:tentative="1">
+      <w:start w:val="1"/>
+      <w:numFmt w:val="bullet"/>
+      <w:lvlText w:val=""/>
+      <w:lvlJc w:val="left"/>
+      <w:pPr>
+        <w:ind w:left="2160" w:hanging="360"/>
+      </w:pPr>
+      <w:rPr>
+        <w:rFonts w:ascii="Wingdings" w:hAnsi="Wingdings" w:hint="default"/>
+      </w:rPr>
+    </w:lvl>
+    <w:lvl w:ilvl="3" w:tplc="0C0A0001" w:tentative="1">
+      <w:start w:val="1"/>
+      <w:numFmt w:val="bullet"/>
+      <w:lvlText w:val=""/>
+      <w:lvlJc w:val="left"/>
+      <w:pPr>
+        <w:ind w:left="2880" w:hanging="360"/>
+      </w:pPr>
+      <w:rPr>
+        <w:rFonts w:ascii="Symbol" w:hAnsi="Symbol" w:hint="default"/>
+      </w:rPr>
+    </w:lvl>
+    <w:lvl w:ilvl="4" w:tplc="0C0A0003" w:tentative="1">
+      <w:start w:val="1"/>
+      <w:numFmt w:val="bullet"/>
+      <w:lvlText w:val="o"/>
+      <w:lvlJc w:val="left"/>
+      <w:pPr>
+        <w:ind w:left="3600" w:hanging="360"/>
+      </w:pPr>
+      <w:rPr>
+        <w:rFonts w:ascii="Courier New" w:hAnsi="Courier New" w:cs="Courier New" w:hint="default"/>
+      </w:rPr>
+    </w:lvl>
+    <w:lvl w:ilvl="5" w:tplc="0C0A0005" w:tentative="1">
+      <w:start w:val="1"/>
+      <w:numFmt w:val="bullet"/>
+      <w:lvlText w:val=""/>
+      <w:lvlJc w:val="left"/>
+      <w:pPr>
+        <w:ind w:left="4320" w:hanging="360"/>
+      </w:pPr>
+      <w:rPr>
+        <w:rFonts w:ascii="Wingdings" w:hAnsi="Wingdings" w:hint="default"/>
+      </w:rPr>
+    </w:lvl>
+    <w:lvl w:ilvl="6" w:tplc="0C0A0001" w:tentative="1">
+      <w:start w:val="1"/>
+      <w:numFmt w:val="bullet"/>
+      <w:lvlText w:val=""/>
+      <w:lvlJc w:val="left"/>
+      <w:pPr>
+        <w:ind w:left="5040" w:hanging="360"/>
+      </w:pPr>
+      <w:rPr>
+        <w:rFonts w:ascii="Symbol" w:hAnsi="Symbol" w:hint="default"/>
+      </w:rPr>
+    </w:lvl>
+    <w:lvl w:ilvl="7" w:tplc="0C0A0003" w:tentative="1">
+      <w:start w:val="1"/>
+      <w:numFmt w:val="bullet"/>
+      <w:lvlText w:val="o"/>
+      <w:lvlJc w:val="left"/>
+      <w:pPr>
+        <w:ind w:left="5760" w:hanging="360"/>
+      </w:pPr>
+      <w:rPr>
+        <w:rFonts w:ascii="Courier New" w:hAnsi="Courier New" w:cs="Courier New" w:hint="default"/>
+      </w:rPr>
+    </w:lvl>
+    <w:lvl w:ilvl="8" w:tplc="0C0A0005" w:tentative="1">
+      <w:start w:val="1"/>
+      <w:numFmt w:val="bullet"/>
+      <w:lvlText w:val=""/>
+      <w:lvlJc w:val="left"/>
+      <w:pPr>
+        <w:ind w:left="6480" w:hanging="360"/>
+      </w:pPr>
+      <w:rPr>
+        <w:rFonts w:ascii="Wingdings" w:hAnsi="Wingdings" w:hint="default"/>
+      </w:rPr>
+    </w:lvl>
+  </w:abstractNum>
+  <w:abstractNum w:abstractNumId="1" w15:restartNumberingAfterBreak="0">
+    <w:nsid w:val="09025029"/>
+    <w:multiLevelType w:val="hybridMultilevel"/>
+    <w:tmpl w:val="2F26224A"/>
+    <w:lvl w:ilvl="0" w:tplc="822C7756">
+      <w:start w:val="2"/>
+      <w:numFmt w:val="bullet"/>
+      <w:lvlText w:val="-"/>
+      <w:lvlJc w:val="left"/>
+      <w:pPr>
+        <w:ind w:left="720" w:hanging="360"/>
+      </w:pPr>
+      <w:rPr>
+        <w:rFonts w:ascii="Arial" w:eastAsiaTheme="minorHAnsi" w:hAnsi="Arial" w:cs="Arial" w:hint="default"/>
+      </w:rPr>
+    </w:lvl>
+    <w:lvl w:ilvl="1" w:tplc="0C0A0003" w:tentative="1">
+      <w:start w:val="1"/>
+      <w:numFmt w:val="bullet"/>
+      <w:lvlText w:val="o"/>
+      <w:lvlJc w:val="left"/>
+      <w:pPr>
+        <w:ind w:left="1440" w:hanging="360"/>
+      </w:pPr>
+      <w:rPr>
+        <w:rFonts w:ascii="Courier New" w:hAnsi="Courier New" w:cs="Courier New" w:hint="default"/>
+      </w:rPr>
+    </w:lvl>
+    <w:lvl w:ilvl="2" w:tplc="0C0A0005" w:tentative="1">
+      <w:start w:val="1"/>
+      <w:numFmt w:val="bullet"/>
+      <w:lvlText w:val=""/>
+      <w:lvlJc w:val="left"/>
+      <w:pPr>
+        <w:ind w:left="2160" w:hanging="360"/>
+      </w:pPr>
+      <w:rPr>
+        <w:rFonts w:ascii="Wingdings" w:hAnsi="Wingdings" w:hint="default"/>
+      </w:rPr>
+    </w:lvl>
+    <w:lvl w:ilvl="3" w:tplc="0C0A0001" w:tentative="1">
+      <w:start w:val="1"/>
+      <w:numFmt w:val="bullet"/>
+      <w:lvlText w:val=""/>
+      <w:lvlJc w:val="left"/>
+      <w:pPr>
+        <w:ind w:left="2880" w:hanging="360"/>
+      </w:pPr>
+      <w:rPr>
+        <w:rFonts w:ascii="Symbol" w:hAnsi="Symbol" w:hint="default"/>
+      </w:rPr>
+    </w:lvl>
+    <w:lvl w:ilvl="4" w:tplc="0C0A0003" w:tentative="1">
+      <w:start w:val="1"/>
+      <w:numFmt w:val="bullet"/>
+      <w:lvlText w:val="o"/>
+      <w:lvlJc w:val="left"/>
+      <w:pPr>
+        <w:ind w:left="3600" w:hanging="360"/>
+      </w:pPr>
+      <w:rPr>
+        <w:rFonts w:ascii="Courier New" w:hAnsi="Courier New" w:cs="Courier New" w:hint="default"/>
+      </w:rPr>
+    </w:lvl>
+    <w:lvl w:ilvl="5" w:tplc="0C0A0005" w:tentative="1">
+      <w:start w:val="1"/>
+      <w:numFmt w:val="bullet"/>
+      <w:lvlText w:val=""/>
+      <w:lvlJc w:val="left"/>
+      <w:pPr>
+        <w:ind w:left="4320" w:hanging="360"/>
+      </w:pPr>
+      <w:rPr>
+        <w:rFonts w:ascii="Wingdings" w:hAnsi="Wingdings" w:hint="default"/>
+      </w:rPr>
+    </w:lvl>
+    <w:lvl w:ilvl="6" w:tplc="0C0A0001" w:tentative="1">
+      <w:start w:val="1"/>
+      <w:numFmt w:val="bullet"/>
+      <w:lvlText w:val=""/>
+      <w:lvlJc w:val="left"/>
+      <w:pPr>
+        <w:ind w:left="5040" w:hanging="360"/>
+      </w:pPr>
+      <w:rPr>
+        <w:rFonts w:ascii="Symbol" w:hAnsi="Symbol" w:hint="default"/>
+      </w:rPr>
+    </w:lvl>
+    <w:lvl w:ilvl="7" w:tplc="0C0A0003" w:tentative="1">
+      <w:start w:val="1"/>
+      <w:numFmt w:val="bullet"/>
+      <w:lvlText w:val="o"/>
+      <w:lvlJc w:val="left"/>
+      <w:pPr>
+        <w:ind w:left="5760" w:hanging="360"/>
+      </w:pPr>
+      <w:rPr>
+        <w:rFonts w:ascii="Courier New" w:hAnsi="Courier New" w:cs="Courier New" w:hint="default"/>
+      </w:rPr>
+    </w:lvl>
+    <w:lvl w:ilvl="8" w:tplc="0C0A0005" w:tentative="1">
+      <w:start w:val="1"/>
+      <w:numFmt w:val="bullet"/>
+      <w:lvlText w:val=""/>
+      <w:lvlJc w:val="left"/>
+      <w:pPr>
+        <w:ind w:left="6480" w:hanging="360"/>
+      </w:pPr>
+      <w:rPr>
+        <w:rFonts w:ascii="Wingdings" w:hAnsi="Wingdings" w:hint="default"/>
+      </w:rPr>
+    </w:lvl>
+  </w:abstractNum>
+  <w:abstractNum w:abstractNumId="2" w15:restartNumberingAfterBreak="0">
+    <w:nsid w:val="0B491A3F"/>
+    <w:multiLevelType w:val="hybridMultilevel"/>
+    <w:tmpl w:val="95D23100"/>
+    <w:lvl w:ilvl="0" w:tplc="822C7756">
+      <w:start w:val="2"/>
+      <w:numFmt w:val="bullet"/>
+      <w:lvlText w:val="-"/>
+      <w:lvlJc w:val="left"/>
+      <w:pPr>
+        <w:ind w:left="720" w:hanging="360"/>
+      </w:pPr>
+      <w:rPr>
+        <w:rFonts w:ascii="Arial" w:eastAsiaTheme="minorHAnsi" w:hAnsi="Arial" w:cs="Arial" w:hint="default"/>
+      </w:rPr>
+    </w:lvl>
+    <w:lvl w:ilvl="1" w:tplc="0C0A0003" w:tentative="1">
+      <w:start w:val="1"/>
+      <w:numFmt w:val="bullet"/>
+      <w:lvlText w:val="o"/>
+      <w:lvlJc w:val="left"/>
+      <w:pPr>
+        <w:ind w:left="1440" w:hanging="360"/>
+      </w:pPr>
+      <w:rPr>
+        <w:rFonts w:ascii="Courier New" w:hAnsi="Courier New" w:cs="Courier New" w:hint="default"/>
+      </w:rPr>
+    </w:lvl>
+    <w:lvl w:ilvl="2" w:tplc="0C0A0005" w:tentative="1">
+      <w:start w:val="1"/>
+      <w:numFmt w:val="bullet"/>
+      <w:lvlText w:val=""/>
+      <w:lvlJc w:val="left"/>
+      <w:pPr>
+        <w:ind w:left="2160" w:hanging="360"/>
+      </w:pPr>
+      <w:rPr>
+        <w:rFonts w:ascii="Wingdings" w:hAnsi="Wingdings" w:hint="default"/>
+      </w:rPr>
+    </w:lvl>
+    <w:lvl w:ilvl="3" w:tplc="0C0A0001" w:tentative="1">
+      <w:start w:val="1"/>
+      <w:numFmt w:val="bullet"/>
+      <w:lvlText w:val=""/>
+      <w:lvlJc w:val="left"/>
+      <w:pPr>
+        <w:ind w:left="2880" w:hanging="360"/>
+      </w:pPr>
+      <w:rPr>
+        <w:rFonts w:ascii="Symbol" w:hAnsi="Symbol" w:hint="default"/>
+      </w:rPr>
+    </w:lvl>
+    <w:lvl w:ilvl="4" w:tplc="0C0A0003" w:tentative="1">
+      <w:start w:val="1"/>
+      <w:numFmt w:val="bullet"/>
+      <w:lvlText w:val="o"/>
+      <w:lvlJc w:val="left"/>
+      <w:pPr>
+        <w:ind w:left="3600" w:hanging="360"/>
+      </w:pPr>
+      <w:rPr>
+        <w:rFonts w:ascii="Courier New" w:hAnsi="Courier New" w:cs="Courier New" w:hint="default"/>
+      </w:rPr>
+    </w:lvl>
+    <w:lvl w:ilvl="5" w:tplc="0C0A0005" w:tentative="1">
+      <w:start w:val="1"/>
+      <w:numFmt w:val="bullet"/>
+      <w:lvlText w:val=""/>
+      <w:lvlJc w:val="left"/>
+      <w:pPr>
+        <w:ind w:left="4320" w:hanging="360"/>
+      </w:pPr>
+      <w:rPr>
+        <w:rFonts w:ascii="Wingdings" w:hAnsi="Wingdings" w:hint="default"/>
+      </w:rPr>
+    </w:lvl>
+    <w:lvl w:ilvl="6" w:tplc="0C0A0001" w:tentative="1">
+      <w:start w:val="1"/>
+      <w:numFmt w:val="bullet"/>
+      <w:lvlText w:val=""/>
+      <w:lvlJc w:val="left"/>
+      <w:pPr>
+        <w:ind w:left="5040" w:hanging="360"/>
+      </w:pPr>
+      <w:rPr>
+        <w:rFonts w:ascii="Symbol" w:hAnsi="Symbol" w:hint="default"/>
+      </w:rPr>
+    </w:lvl>
+    <w:lvl w:ilvl="7" w:tplc="0C0A0003" w:tentative="1">
+      <w:start w:val="1"/>
+      <w:numFmt w:val="bullet"/>
+      <w:lvlText w:val="o"/>
+      <w:lvlJc w:val="left"/>
+      <w:pPr>
+        <w:ind w:left="5760" w:hanging="360"/>
+      </w:pPr>
+      <w:rPr>
+        <w:rFonts w:ascii="Courier New" w:hAnsi="Courier New" w:cs="Courier New" w:hint="default"/>
+      </w:rPr>
+    </w:lvl>
+    <w:lvl w:ilvl="8" w:tplc="0C0A0005" w:tentative="1">
+      <w:start w:val="1"/>
+      <w:numFmt w:val="bullet"/>
+      <w:lvlText w:val=""/>
+      <w:lvlJc w:val="left"/>
+      <w:pPr>
+        <w:ind w:left="6480" w:hanging="360"/>
+      </w:pPr>
+      <w:rPr>
+        <w:rFonts w:ascii="Wingdings" w:hAnsi="Wingdings" w:hint="default"/>
+      </w:rPr>
+    </w:lvl>
+  </w:abstractNum>
+  <w:abstractNum w:abstractNumId="3" w15:restartNumberingAfterBreak="0">
     <w:nsid w:val="10292767"/>
     <w:multiLevelType w:val="hybridMultilevel"/>
     <w:tmpl w:val="A3160DC4"/>
@@ -17799,7 +22768,7 @@
       </w:pPr>
     </w:lvl>
   </w:abstractNum>
-  <w:abstractNum w:abstractNumId="1" w15:restartNumberingAfterBreak="0">
+  <w:abstractNum w:abstractNumId="4" w15:restartNumberingAfterBreak="0">
     <w:nsid w:val="151861F3"/>
     <w:multiLevelType w:val="multilevel"/>
     <w:tmpl w:val="3258B950"/>
@@ -17924,7 +22893,206 @@
       </w:rPr>
     </w:lvl>
   </w:abstractNum>
-  <w:abstractNum w:abstractNumId="2" w15:restartNumberingAfterBreak="0">
+  <w:abstractNum w:abstractNumId="5" w15:restartNumberingAfterBreak="0">
+    <w:nsid w:val="192302C6"/>
+    <w:multiLevelType w:val="hybridMultilevel"/>
+    <w:tmpl w:val="67441E14"/>
+    <w:lvl w:ilvl="0" w:tplc="822C7756">
+      <w:start w:val="2"/>
+      <w:numFmt w:val="bullet"/>
+      <w:lvlText w:val="-"/>
+      <w:lvlJc w:val="left"/>
+      <w:pPr>
+        <w:ind w:left="720" w:hanging="360"/>
+      </w:pPr>
+      <w:rPr>
+        <w:rFonts w:ascii="Arial" w:eastAsiaTheme="minorHAnsi" w:hAnsi="Arial" w:cs="Arial" w:hint="default"/>
+      </w:rPr>
+    </w:lvl>
+    <w:lvl w:ilvl="1" w:tplc="0C0A0003" w:tentative="1">
+      <w:start w:val="1"/>
+      <w:numFmt w:val="bullet"/>
+      <w:lvlText w:val="o"/>
+      <w:lvlJc w:val="left"/>
+      <w:pPr>
+        <w:ind w:left="1440" w:hanging="360"/>
+      </w:pPr>
+      <w:rPr>
+        <w:rFonts w:ascii="Courier New" w:hAnsi="Courier New" w:cs="Courier New" w:hint="default"/>
+      </w:rPr>
+    </w:lvl>
+    <w:lvl w:ilvl="2" w:tplc="0C0A0005" w:tentative="1">
+      <w:start w:val="1"/>
+      <w:numFmt w:val="bullet"/>
+      <w:lvlText w:val=""/>
+      <w:lvlJc w:val="left"/>
+      <w:pPr>
+        <w:ind w:left="2160" w:hanging="360"/>
+      </w:pPr>
+      <w:rPr>
+        <w:rFonts w:ascii="Wingdings" w:hAnsi="Wingdings" w:hint="default"/>
+      </w:rPr>
+    </w:lvl>
+    <w:lvl w:ilvl="3" w:tplc="0C0A0001" w:tentative="1">
+      <w:start w:val="1"/>
+      <w:numFmt w:val="bullet"/>
+      <w:lvlText w:val=""/>
+      <w:lvlJc w:val="left"/>
+      <w:pPr>
+        <w:ind w:left="2880" w:hanging="360"/>
+      </w:pPr>
+      <w:rPr>
+        <w:rFonts w:ascii="Symbol" w:hAnsi="Symbol" w:hint="default"/>
+      </w:rPr>
+    </w:lvl>
+    <w:lvl w:ilvl="4" w:tplc="0C0A0003" w:tentative="1">
+      <w:start w:val="1"/>
+      <w:numFmt w:val="bullet"/>
+      <w:lvlText w:val="o"/>
+      <w:lvlJc w:val="left"/>
+      <w:pPr>
+        <w:ind w:left="3600" w:hanging="360"/>
+      </w:pPr>
+      <w:rPr>
+        <w:rFonts w:ascii="Courier New" w:hAnsi="Courier New" w:cs="Courier New" w:hint="default"/>
+      </w:rPr>
+    </w:lvl>
+    <w:lvl w:ilvl="5" w:tplc="0C0A0005" w:tentative="1">
+      <w:start w:val="1"/>
+      <w:numFmt w:val="bullet"/>
+      <w:lvlText w:val=""/>
+      <w:lvlJc w:val="left"/>
+      <w:pPr>
+        <w:ind w:left="4320" w:hanging="360"/>
+      </w:pPr>
+      <w:rPr>
+        <w:rFonts w:ascii="Wingdings" w:hAnsi="Wingdings" w:hint="default"/>
+      </w:rPr>
+    </w:lvl>
+    <w:lvl w:ilvl="6" w:tplc="0C0A0001" w:tentative="1">
+      <w:start w:val="1"/>
+      <w:numFmt w:val="bullet"/>
+      <w:lvlText w:val=""/>
+      <w:lvlJc w:val="left"/>
+      <w:pPr>
+        <w:ind w:left="5040" w:hanging="360"/>
+      </w:pPr>
+      <w:rPr>
+        <w:rFonts w:ascii="Symbol" w:hAnsi="Symbol" w:hint="default"/>
+      </w:rPr>
+    </w:lvl>
+    <w:lvl w:ilvl="7" w:tplc="0C0A0003" w:tentative="1">
+      <w:start w:val="1"/>
+      <w:numFmt w:val="bullet"/>
+      <w:lvlText w:val="o"/>
+      <w:lvlJc w:val="left"/>
+      <w:pPr>
+        <w:ind w:left="5760" w:hanging="360"/>
+      </w:pPr>
+      <w:rPr>
+        <w:rFonts w:ascii="Courier New" w:hAnsi="Courier New" w:cs="Courier New" w:hint="default"/>
+      </w:rPr>
+    </w:lvl>
+    <w:lvl w:ilvl="8" w:tplc="0C0A0005" w:tentative="1">
+      <w:start w:val="1"/>
+      <w:numFmt w:val="bullet"/>
+      <w:lvlText w:val=""/>
+      <w:lvlJc w:val="left"/>
+      <w:pPr>
+        <w:ind w:left="6480" w:hanging="360"/>
+      </w:pPr>
+      <w:rPr>
+        <w:rFonts w:ascii="Wingdings" w:hAnsi="Wingdings" w:hint="default"/>
+      </w:rPr>
+    </w:lvl>
+  </w:abstractNum>
+  <w:abstractNum w:abstractNumId="6" w15:restartNumberingAfterBreak="0">
+    <w:nsid w:val="1BC04442"/>
+    <w:multiLevelType w:val="hybridMultilevel"/>
+    <w:tmpl w:val="DA128B10"/>
+    <w:lvl w:ilvl="0" w:tplc="0C0A0013">
+      <w:start w:val="1"/>
+      <w:numFmt w:val="upperRoman"/>
+      <w:lvlText w:val="%1."/>
+      <w:lvlJc w:val="right"/>
+      <w:pPr>
+        <w:ind w:left="720" w:hanging="360"/>
+      </w:pPr>
+    </w:lvl>
+    <w:lvl w:ilvl="1" w:tplc="0C0A0019" w:tentative="1">
+      <w:start w:val="1"/>
+      <w:numFmt w:val="lowerLetter"/>
+      <w:lvlText w:val="%2."/>
+      <w:lvlJc w:val="left"/>
+      <w:pPr>
+        <w:ind w:left="1440" w:hanging="360"/>
+      </w:pPr>
+    </w:lvl>
+    <w:lvl w:ilvl="2" w:tplc="0C0A001B" w:tentative="1">
+      <w:start w:val="1"/>
+      <w:numFmt w:val="lowerRoman"/>
+      <w:lvlText w:val="%3."/>
+      <w:lvlJc w:val="right"/>
+      <w:pPr>
+        <w:ind w:left="2160" w:hanging="180"/>
+      </w:pPr>
+    </w:lvl>
+    <w:lvl w:ilvl="3" w:tplc="0C0A000F" w:tentative="1">
+      <w:start w:val="1"/>
+      <w:numFmt w:val="decimal"/>
+      <w:lvlText w:val="%4."/>
+      <w:lvlJc w:val="left"/>
+      <w:pPr>
+        <w:ind w:left="2880" w:hanging="360"/>
+      </w:pPr>
+    </w:lvl>
+    <w:lvl w:ilvl="4" w:tplc="0C0A0019" w:tentative="1">
+      <w:start w:val="1"/>
+      <w:numFmt w:val="lowerLetter"/>
+      <w:lvlText w:val="%5."/>
+      <w:lvlJc w:val="left"/>
+      <w:pPr>
+        <w:ind w:left="3600" w:hanging="360"/>
+      </w:pPr>
+    </w:lvl>
+    <w:lvl w:ilvl="5" w:tplc="0C0A001B" w:tentative="1">
+      <w:start w:val="1"/>
+      <w:numFmt w:val="lowerRoman"/>
+      <w:lvlText w:val="%6."/>
+      <w:lvlJc w:val="right"/>
+      <w:pPr>
+        <w:ind w:left="4320" w:hanging="180"/>
+      </w:pPr>
+    </w:lvl>
+    <w:lvl w:ilvl="6" w:tplc="0C0A000F" w:tentative="1">
+      <w:start w:val="1"/>
+      <w:numFmt w:val="decimal"/>
+      <w:lvlText w:val="%7."/>
+      <w:lvlJc w:val="left"/>
+      <w:pPr>
+        <w:ind w:left="5040" w:hanging="360"/>
+      </w:pPr>
+    </w:lvl>
+    <w:lvl w:ilvl="7" w:tplc="0C0A0019" w:tentative="1">
+      <w:start w:val="1"/>
+      <w:numFmt w:val="lowerLetter"/>
+      <w:lvlText w:val="%8."/>
+      <w:lvlJc w:val="left"/>
+      <w:pPr>
+        <w:ind w:left="5760" w:hanging="360"/>
+      </w:pPr>
+    </w:lvl>
+    <w:lvl w:ilvl="8" w:tplc="0C0A001B" w:tentative="1">
+      <w:start w:val="1"/>
+      <w:numFmt w:val="lowerRoman"/>
+      <w:lvlText w:val="%9."/>
+      <w:lvlJc w:val="right"/>
+      <w:pPr>
+        <w:ind w:left="6480" w:hanging="180"/>
+      </w:pPr>
+    </w:lvl>
+  </w:abstractNum>
+  <w:abstractNum w:abstractNumId="7" w15:restartNumberingAfterBreak="0">
     <w:nsid w:val="33661753"/>
     <w:multiLevelType w:val="hybridMultilevel"/>
     <w:tmpl w:val="E0F6D402"/>
@@ -18037,7 +23205,7 @@
       </w:rPr>
     </w:lvl>
   </w:abstractNum>
-  <w:abstractNum w:abstractNumId="3" w15:restartNumberingAfterBreak="0">
+  <w:abstractNum w:abstractNumId="8" w15:restartNumberingAfterBreak="0">
     <w:nsid w:val="344D38C3"/>
     <w:multiLevelType w:val="hybridMultilevel"/>
     <w:tmpl w:val="27A2D752"/>
@@ -18126,7 +23294,120 @@
       </w:pPr>
     </w:lvl>
   </w:abstractNum>
-  <w:abstractNum w:abstractNumId="4" w15:restartNumberingAfterBreak="0">
+  <w:abstractNum w:abstractNumId="9" w15:restartNumberingAfterBreak="0">
+    <w:nsid w:val="37532385"/>
+    <w:multiLevelType w:val="hybridMultilevel"/>
+    <w:tmpl w:val="0C1E6092"/>
+    <w:lvl w:ilvl="0" w:tplc="822C7756">
+      <w:start w:val="2"/>
+      <w:numFmt w:val="bullet"/>
+      <w:lvlText w:val="-"/>
+      <w:lvlJc w:val="left"/>
+      <w:pPr>
+        <w:ind w:left="720" w:hanging="360"/>
+      </w:pPr>
+      <w:rPr>
+        <w:rFonts w:ascii="Arial" w:eastAsiaTheme="minorHAnsi" w:hAnsi="Arial" w:cs="Arial" w:hint="default"/>
+      </w:rPr>
+    </w:lvl>
+    <w:lvl w:ilvl="1" w:tplc="0C0A0003" w:tentative="1">
+      <w:start w:val="1"/>
+      <w:numFmt w:val="bullet"/>
+      <w:lvlText w:val="o"/>
+      <w:lvlJc w:val="left"/>
+      <w:pPr>
+        <w:ind w:left="1440" w:hanging="360"/>
+      </w:pPr>
+      <w:rPr>
+        <w:rFonts w:ascii="Courier New" w:hAnsi="Courier New" w:cs="Courier New" w:hint="default"/>
+      </w:rPr>
+    </w:lvl>
+    <w:lvl w:ilvl="2" w:tplc="0C0A0005" w:tentative="1">
+      <w:start w:val="1"/>
+      <w:numFmt w:val="bullet"/>
+      <w:lvlText w:val=""/>
+      <w:lvlJc w:val="left"/>
+      <w:pPr>
+        <w:ind w:left="2160" w:hanging="360"/>
+      </w:pPr>
+      <w:rPr>
+        <w:rFonts w:ascii="Wingdings" w:hAnsi="Wingdings" w:hint="default"/>
+      </w:rPr>
+    </w:lvl>
+    <w:lvl w:ilvl="3" w:tplc="0C0A0001" w:tentative="1">
+      <w:start w:val="1"/>
+      <w:numFmt w:val="bullet"/>
+      <w:lvlText w:val=""/>
+      <w:lvlJc w:val="left"/>
+      <w:pPr>
+        <w:ind w:left="2880" w:hanging="360"/>
+      </w:pPr>
+      <w:rPr>
+        <w:rFonts w:ascii="Symbol" w:hAnsi="Symbol" w:hint="default"/>
+      </w:rPr>
+    </w:lvl>
+    <w:lvl w:ilvl="4" w:tplc="0C0A0003" w:tentative="1">
+      <w:start w:val="1"/>
+      <w:numFmt w:val="bullet"/>
+      <w:lvlText w:val="o"/>
+      <w:lvlJc w:val="left"/>
+      <w:pPr>
+        <w:ind w:left="3600" w:hanging="360"/>
+      </w:pPr>
+      <w:rPr>
+        <w:rFonts w:ascii="Courier New" w:hAnsi="Courier New" w:cs="Courier New" w:hint="default"/>
+      </w:rPr>
+    </w:lvl>
+    <w:lvl w:ilvl="5" w:tplc="0C0A0005" w:tentative="1">
+      <w:start w:val="1"/>
+      <w:numFmt w:val="bullet"/>
+      <w:lvlText w:val=""/>
+      <w:lvlJc w:val="left"/>
+      <w:pPr>
+        <w:ind w:left="4320" w:hanging="360"/>
+      </w:pPr>
+      <w:rPr>
+        <w:rFonts w:ascii="Wingdings" w:hAnsi="Wingdings" w:hint="default"/>
+      </w:rPr>
+    </w:lvl>
+    <w:lvl w:ilvl="6" w:tplc="0C0A0001" w:tentative="1">
+      <w:start w:val="1"/>
+      <w:numFmt w:val="bullet"/>
+      <w:lvlText w:val=""/>
+      <w:lvlJc w:val="left"/>
+      <w:pPr>
+        <w:ind w:left="5040" w:hanging="360"/>
+      </w:pPr>
+      <w:rPr>
+        <w:rFonts w:ascii="Symbol" w:hAnsi="Symbol" w:hint="default"/>
+      </w:rPr>
+    </w:lvl>
+    <w:lvl w:ilvl="7" w:tplc="0C0A0003" w:tentative="1">
+      <w:start w:val="1"/>
+      <w:numFmt w:val="bullet"/>
+      <w:lvlText w:val="o"/>
+      <w:lvlJc w:val="left"/>
+      <w:pPr>
+        <w:ind w:left="5760" w:hanging="360"/>
+      </w:pPr>
+      <w:rPr>
+        <w:rFonts w:ascii="Courier New" w:hAnsi="Courier New" w:cs="Courier New" w:hint="default"/>
+      </w:rPr>
+    </w:lvl>
+    <w:lvl w:ilvl="8" w:tplc="0C0A0005" w:tentative="1">
+      <w:start w:val="1"/>
+      <w:numFmt w:val="bullet"/>
+      <w:lvlText w:val=""/>
+      <w:lvlJc w:val="left"/>
+      <w:pPr>
+        <w:ind w:left="6480" w:hanging="360"/>
+      </w:pPr>
+      <w:rPr>
+        <w:rFonts w:ascii="Wingdings" w:hAnsi="Wingdings" w:hint="default"/>
+      </w:rPr>
+    </w:lvl>
+  </w:abstractNum>
+  <w:abstractNum w:abstractNumId="10" w15:restartNumberingAfterBreak="0">
     <w:nsid w:val="39E557D8"/>
     <w:multiLevelType w:val="hybridMultilevel"/>
     <w:tmpl w:val="DB0E595E"/>
@@ -18215,10 +23496,10 @@
       </w:pPr>
     </w:lvl>
   </w:abstractNum>
-  <w:abstractNum w:abstractNumId="5" w15:restartNumberingAfterBreak="0">
+  <w:abstractNum w:abstractNumId="11" w15:restartNumberingAfterBreak="0">
     <w:nsid w:val="3B9B5FDA"/>
     <w:multiLevelType w:val="hybridMultilevel"/>
-    <w:tmpl w:val="0B320098"/>
+    <w:tmpl w:val="3926FA06"/>
     <w:lvl w:ilvl="0" w:tplc="0C0A0017">
       <w:start w:val="1"/>
       <w:numFmt w:val="lowerLetter"/>
@@ -18304,7 +23585,7 @@
       </w:pPr>
     </w:lvl>
   </w:abstractNum>
-  <w:abstractNum w:abstractNumId="6" w15:restartNumberingAfterBreak="0">
+  <w:abstractNum w:abstractNumId="12" w15:restartNumberingAfterBreak="0">
     <w:nsid w:val="3BB55AD3"/>
     <w:multiLevelType w:val="hybridMultilevel"/>
     <w:tmpl w:val="4B00CEA8"/>
@@ -18393,7 +23674,120 @@
       </w:pPr>
     </w:lvl>
   </w:abstractNum>
-  <w:abstractNum w:abstractNumId="7" w15:restartNumberingAfterBreak="0">
+  <w:abstractNum w:abstractNumId="13" w15:restartNumberingAfterBreak="0">
+    <w:nsid w:val="3BBD75B4"/>
+    <w:multiLevelType w:val="hybridMultilevel"/>
+    <w:tmpl w:val="836A0254"/>
+    <w:lvl w:ilvl="0" w:tplc="822C7756">
+      <w:start w:val="2"/>
+      <w:numFmt w:val="bullet"/>
+      <w:lvlText w:val="-"/>
+      <w:lvlJc w:val="left"/>
+      <w:pPr>
+        <w:ind w:left="720" w:hanging="360"/>
+      </w:pPr>
+      <w:rPr>
+        <w:rFonts w:ascii="Arial" w:eastAsiaTheme="minorHAnsi" w:hAnsi="Arial" w:cs="Arial" w:hint="default"/>
+      </w:rPr>
+    </w:lvl>
+    <w:lvl w:ilvl="1" w:tplc="0C0A0003" w:tentative="1">
+      <w:start w:val="1"/>
+      <w:numFmt w:val="bullet"/>
+      <w:lvlText w:val="o"/>
+      <w:lvlJc w:val="left"/>
+      <w:pPr>
+        <w:ind w:left="1440" w:hanging="360"/>
+      </w:pPr>
+      <w:rPr>
+        <w:rFonts w:ascii="Courier New" w:hAnsi="Courier New" w:cs="Courier New" w:hint="default"/>
+      </w:rPr>
+    </w:lvl>
+    <w:lvl w:ilvl="2" w:tplc="0C0A0005" w:tentative="1">
+      <w:start w:val="1"/>
+      <w:numFmt w:val="bullet"/>
+      <w:lvlText w:val=""/>
+      <w:lvlJc w:val="left"/>
+      <w:pPr>
+        <w:ind w:left="2160" w:hanging="360"/>
+      </w:pPr>
+      <w:rPr>
+        <w:rFonts w:ascii="Wingdings" w:hAnsi="Wingdings" w:hint="default"/>
+      </w:rPr>
+    </w:lvl>
+    <w:lvl w:ilvl="3" w:tplc="0C0A0001" w:tentative="1">
+      <w:start w:val="1"/>
+      <w:numFmt w:val="bullet"/>
+      <w:lvlText w:val=""/>
+      <w:lvlJc w:val="left"/>
+      <w:pPr>
+        <w:ind w:left="2880" w:hanging="360"/>
+      </w:pPr>
+      <w:rPr>
+        <w:rFonts w:ascii="Symbol" w:hAnsi="Symbol" w:hint="default"/>
+      </w:rPr>
+    </w:lvl>
+    <w:lvl w:ilvl="4" w:tplc="0C0A0003" w:tentative="1">
+      <w:start w:val="1"/>
+      <w:numFmt w:val="bullet"/>
+      <w:lvlText w:val="o"/>
+      <w:lvlJc w:val="left"/>
+      <w:pPr>
+        <w:ind w:left="3600" w:hanging="360"/>
+      </w:pPr>
+      <w:rPr>
+        <w:rFonts w:ascii="Courier New" w:hAnsi="Courier New" w:cs="Courier New" w:hint="default"/>
+      </w:rPr>
+    </w:lvl>
+    <w:lvl w:ilvl="5" w:tplc="0C0A0005" w:tentative="1">
+      <w:start w:val="1"/>
+      <w:numFmt w:val="bullet"/>
+      <w:lvlText w:val=""/>
+      <w:lvlJc w:val="left"/>
+      <w:pPr>
+        <w:ind w:left="4320" w:hanging="360"/>
+      </w:pPr>
+      <w:rPr>
+        <w:rFonts w:ascii="Wingdings" w:hAnsi="Wingdings" w:hint="default"/>
+      </w:rPr>
+    </w:lvl>
+    <w:lvl w:ilvl="6" w:tplc="0C0A0001" w:tentative="1">
+      <w:start w:val="1"/>
+      <w:numFmt w:val="bullet"/>
+      <w:lvlText w:val=""/>
+      <w:lvlJc w:val="left"/>
+      <w:pPr>
+        <w:ind w:left="5040" w:hanging="360"/>
+      </w:pPr>
+      <w:rPr>
+        <w:rFonts w:ascii="Symbol" w:hAnsi="Symbol" w:hint="default"/>
+      </w:rPr>
+    </w:lvl>
+    <w:lvl w:ilvl="7" w:tplc="0C0A0003" w:tentative="1">
+      <w:start w:val="1"/>
+      <w:numFmt w:val="bullet"/>
+      <w:lvlText w:val="o"/>
+      <w:lvlJc w:val="left"/>
+      <w:pPr>
+        <w:ind w:left="5760" w:hanging="360"/>
+      </w:pPr>
+      <w:rPr>
+        <w:rFonts w:ascii="Courier New" w:hAnsi="Courier New" w:cs="Courier New" w:hint="default"/>
+      </w:rPr>
+    </w:lvl>
+    <w:lvl w:ilvl="8" w:tplc="0C0A0005" w:tentative="1">
+      <w:start w:val="1"/>
+      <w:numFmt w:val="bullet"/>
+      <w:lvlText w:val=""/>
+      <w:lvlJc w:val="left"/>
+      <w:pPr>
+        <w:ind w:left="6480" w:hanging="360"/>
+      </w:pPr>
+      <w:rPr>
+        <w:rFonts w:ascii="Wingdings" w:hAnsi="Wingdings" w:hint="default"/>
+      </w:rPr>
+    </w:lvl>
+  </w:abstractNum>
+  <w:abstractNum w:abstractNumId="14" w15:restartNumberingAfterBreak="0">
     <w:nsid w:val="3CFC5033"/>
     <w:multiLevelType w:val="hybridMultilevel"/>
     <w:tmpl w:val="E124BDA2"/>
@@ -18479,7 +23873,209 @@
       </w:pPr>
     </w:lvl>
   </w:abstractNum>
-  <w:abstractNum w:abstractNumId="8" w15:restartNumberingAfterBreak="0">
+  <w:abstractNum w:abstractNumId="15" w15:restartNumberingAfterBreak="0">
+    <w:nsid w:val="43096A15"/>
+    <w:multiLevelType w:val="hybridMultilevel"/>
+    <w:tmpl w:val="3926FA06"/>
+    <w:lvl w:ilvl="0" w:tplc="FFFFFFFF">
+      <w:start w:val="1"/>
+      <w:numFmt w:val="lowerLetter"/>
+      <w:lvlText w:val="%1)"/>
+      <w:lvlJc w:val="left"/>
+      <w:pPr>
+        <w:ind w:left="720" w:hanging="360"/>
+      </w:pPr>
+      <w:rPr>
+        <w:rFonts w:hint="default"/>
+      </w:rPr>
+    </w:lvl>
+    <w:lvl w:ilvl="1" w:tplc="FFFFFFFF" w:tentative="1">
+      <w:start w:val="1"/>
+      <w:numFmt w:val="lowerLetter"/>
+      <w:lvlText w:val="%2."/>
+      <w:lvlJc w:val="left"/>
+      <w:pPr>
+        <w:ind w:left="1440" w:hanging="360"/>
+      </w:pPr>
+    </w:lvl>
+    <w:lvl w:ilvl="2" w:tplc="FFFFFFFF" w:tentative="1">
+      <w:start w:val="1"/>
+      <w:numFmt w:val="lowerRoman"/>
+      <w:lvlText w:val="%3."/>
+      <w:lvlJc w:val="right"/>
+      <w:pPr>
+        <w:ind w:left="2160" w:hanging="180"/>
+      </w:pPr>
+    </w:lvl>
+    <w:lvl w:ilvl="3" w:tplc="FFFFFFFF" w:tentative="1">
+      <w:start w:val="1"/>
+      <w:numFmt w:val="decimal"/>
+      <w:lvlText w:val="%4."/>
+      <w:lvlJc w:val="left"/>
+      <w:pPr>
+        <w:ind w:left="2880" w:hanging="360"/>
+      </w:pPr>
+    </w:lvl>
+    <w:lvl w:ilvl="4" w:tplc="FFFFFFFF" w:tentative="1">
+      <w:start w:val="1"/>
+      <w:numFmt w:val="lowerLetter"/>
+      <w:lvlText w:val="%5."/>
+      <w:lvlJc w:val="left"/>
+      <w:pPr>
+        <w:ind w:left="3600" w:hanging="360"/>
+      </w:pPr>
+    </w:lvl>
+    <w:lvl w:ilvl="5" w:tplc="FFFFFFFF" w:tentative="1">
+      <w:start w:val="1"/>
+      <w:numFmt w:val="lowerRoman"/>
+      <w:lvlText w:val="%6."/>
+      <w:lvlJc w:val="right"/>
+      <w:pPr>
+        <w:ind w:left="4320" w:hanging="180"/>
+      </w:pPr>
+    </w:lvl>
+    <w:lvl w:ilvl="6" w:tplc="FFFFFFFF" w:tentative="1">
+      <w:start w:val="1"/>
+      <w:numFmt w:val="decimal"/>
+      <w:lvlText w:val="%7."/>
+      <w:lvlJc w:val="left"/>
+      <w:pPr>
+        <w:ind w:left="5040" w:hanging="360"/>
+      </w:pPr>
+    </w:lvl>
+    <w:lvl w:ilvl="7" w:tplc="FFFFFFFF" w:tentative="1">
+      <w:start w:val="1"/>
+      <w:numFmt w:val="lowerLetter"/>
+      <w:lvlText w:val="%8."/>
+      <w:lvlJc w:val="left"/>
+      <w:pPr>
+        <w:ind w:left="5760" w:hanging="360"/>
+      </w:pPr>
+    </w:lvl>
+    <w:lvl w:ilvl="8" w:tplc="FFFFFFFF" w:tentative="1">
+      <w:start w:val="1"/>
+      <w:numFmt w:val="lowerRoman"/>
+      <w:lvlText w:val="%9."/>
+      <w:lvlJc w:val="right"/>
+      <w:pPr>
+        <w:ind w:left="6480" w:hanging="180"/>
+      </w:pPr>
+    </w:lvl>
+  </w:abstractNum>
+  <w:abstractNum w:abstractNumId="16" w15:restartNumberingAfterBreak="0">
+    <w:nsid w:val="43DD399D"/>
+    <w:multiLevelType w:val="hybridMultilevel"/>
+    <w:tmpl w:val="F0CAF9DC"/>
+    <w:lvl w:ilvl="0" w:tplc="0C0A000B">
+      <w:start w:val="1"/>
+      <w:numFmt w:val="bullet"/>
+      <w:lvlText w:val=""/>
+      <w:lvlJc w:val="left"/>
+      <w:pPr>
+        <w:ind w:left="720" w:hanging="360"/>
+      </w:pPr>
+      <w:rPr>
+        <w:rFonts w:ascii="Wingdings" w:hAnsi="Wingdings" w:hint="default"/>
+      </w:rPr>
+    </w:lvl>
+    <w:lvl w:ilvl="1" w:tplc="0C0A0003" w:tentative="1">
+      <w:start w:val="1"/>
+      <w:numFmt w:val="bullet"/>
+      <w:lvlText w:val="o"/>
+      <w:lvlJc w:val="left"/>
+      <w:pPr>
+        <w:ind w:left="1440" w:hanging="360"/>
+      </w:pPr>
+      <w:rPr>
+        <w:rFonts w:ascii="Courier New" w:hAnsi="Courier New" w:cs="Courier New" w:hint="default"/>
+      </w:rPr>
+    </w:lvl>
+    <w:lvl w:ilvl="2" w:tplc="0C0A0005" w:tentative="1">
+      <w:start w:val="1"/>
+      <w:numFmt w:val="bullet"/>
+      <w:lvlText w:val=""/>
+      <w:lvlJc w:val="left"/>
+      <w:pPr>
+        <w:ind w:left="2160" w:hanging="360"/>
+      </w:pPr>
+      <w:rPr>
+        <w:rFonts w:ascii="Wingdings" w:hAnsi="Wingdings" w:hint="default"/>
+      </w:rPr>
+    </w:lvl>
+    <w:lvl w:ilvl="3" w:tplc="0C0A0001" w:tentative="1">
+      <w:start w:val="1"/>
+      <w:numFmt w:val="bullet"/>
+      <w:lvlText w:val=""/>
+      <w:lvlJc w:val="left"/>
+      <w:pPr>
+        <w:ind w:left="2880" w:hanging="360"/>
+      </w:pPr>
+      <w:rPr>
+        <w:rFonts w:ascii="Symbol" w:hAnsi="Symbol" w:hint="default"/>
+      </w:rPr>
+    </w:lvl>
+    <w:lvl w:ilvl="4" w:tplc="0C0A0003" w:tentative="1">
+      <w:start w:val="1"/>
+      <w:numFmt w:val="bullet"/>
+      <w:lvlText w:val="o"/>
+      <w:lvlJc w:val="left"/>
+      <w:pPr>
+        <w:ind w:left="3600" w:hanging="360"/>
+      </w:pPr>
+      <w:rPr>
+        <w:rFonts w:ascii="Courier New" w:hAnsi="Courier New" w:cs="Courier New" w:hint="default"/>
+      </w:rPr>
+    </w:lvl>
+    <w:lvl w:ilvl="5" w:tplc="0C0A0005" w:tentative="1">
+      <w:start w:val="1"/>
+      <w:numFmt w:val="bullet"/>
+      <w:lvlText w:val=""/>
+      <w:lvlJc w:val="left"/>
+      <w:pPr>
+        <w:ind w:left="4320" w:hanging="360"/>
+      </w:pPr>
+      <w:rPr>
+        <w:rFonts w:ascii="Wingdings" w:hAnsi="Wingdings" w:hint="default"/>
+      </w:rPr>
+    </w:lvl>
+    <w:lvl w:ilvl="6" w:tplc="0C0A0001" w:tentative="1">
+      <w:start w:val="1"/>
+      <w:numFmt w:val="bullet"/>
+      <w:lvlText w:val=""/>
+      <w:lvlJc w:val="left"/>
+      <w:pPr>
+        <w:ind w:left="5040" w:hanging="360"/>
+      </w:pPr>
+      <w:rPr>
+        <w:rFonts w:ascii="Symbol" w:hAnsi="Symbol" w:hint="default"/>
+      </w:rPr>
+    </w:lvl>
+    <w:lvl w:ilvl="7" w:tplc="0C0A0003" w:tentative="1">
+      <w:start w:val="1"/>
+      <w:numFmt w:val="bullet"/>
+      <w:lvlText w:val="o"/>
+      <w:lvlJc w:val="left"/>
+      <w:pPr>
+        <w:ind w:left="5760" w:hanging="360"/>
+      </w:pPr>
+      <w:rPr>
+        <w:rFonts w:ascii="Courier New" w:hAnsi="Courier New" w:cs="Courier New" w:hint="default"/>
+      </w:rPr>
+    </w:lvl>
+    <w:lvl w:ilvl="8" w:tplc="0C0A0005" w:tentative="1">
+      <w:start w:val="1"/>
+      <w:numFmt w:val="bullet"/>
+      <w:lvlText w:val=""/>
+      <w:lvlJc w:val="left"/>
+      <w:pPr>
+        <w:ind w:left="6480" w:hanging="360"/>
+      </w:pPr>
+      <w:rPr>
+        <w:rFonts w:ascii="Wingdings" w:hAnsi="Wingdings" w:hint="default"/>
+      </w:rPr>
+    </w:lvl>
+  </w:abstractNum>
+  <w:abstractNum w:abstractNumId="17" w15:restartNumberingAfterBreak="0">
     <w:nsid w:val="49405B27"/>
     <w:multiLevelType w:val="multilevel"/>
     <w:tmpl w:val="29A038DE"/>
@@ -18568,7 +24164,7 @@
       </w:pPr>
     </w:lvl>
   </w:abstractNum>
-  <w:abstractNum w:abstractNumId="9" w15:restartNumberingAfterBreak="0">
+  <w:abstractNum w:abstractNumId="18" w15:restartNumberingAfterBreak="0">
     <w:nsid w:val="4B471FD2"/>
     <w:multiLevelType w:val="hybridMultilevel"/>
     <w:tmpl w:val="D1E496AA"/>
@@ -18657,7 +24253,93 @@
       </w:pPr>
     </w:lvl>
   </w:abstractNum>
-  <w:abstractNum w:abstractNumId="10" w15:restartNumberingAfterBreak="0">
+  <w:abstractNum w:abstractNumId="19" w15:restartNumberingAfterBreak="0">
+    <w:nsid w:val="4C9D61B6"/>
+    <w:multiLevelType w:val="hybridMultilevel"/>
+    <w:tmpl w:val="26A6F206"/>
+    <w:lvl w:ilvl="0" w:tplc="FFFFFFFF">
+      <w:start w:val="1"/>
+      <w:numFmt w:val="lowerLetter"/>
+      <w:lvlText w:val="%1)"/>
+      <w:lvlJc w:val="left"/>
+      <w:pPr>
+        <w:ind w:left="720" w:hanging="360"/>
+      </w:pPr>
+    </w:lvl>
+    <w:lvl w:ilvl="1" w:tplc="FFFFFFFF" w:tentative="1">
+      <w:start w:val="1"/>
+      <w:numFmt w:val="lowerLetter"/>
+      <w:lvlText w:val="%2."/>
+      <w:lvlJc w:val="left"/>
+      <w:pPr>
+        <w:ind w:left="1440" w:hanging="360"/>
+      </w:pPr>
+    </w:lvl>
+    <w:lvl w:ilvl="2" w:tplc="FFFFFFFF" w:tentative="1">
+      <w:start w:val="1"/>
+      <w:numFmt w:val="lowerRoman"/>
+      <w:lvlText w:val="%3."/>
+      <w:lvlJc w:val="right"/>
+      <w:pPr>
+        <w:ind w:left="2160" w:hanging="180"/>
+      </w:pPr>
+    </w:lvl>
+    <w:lvl w:ilvl="3" w:tplc="FFFFFFFF" w:tentative="1">
+      <w:start w:val="1"/>
+      <w:numFmt w:val="decimal"/>
+      <w:lvlText w:val="%4."/>
+      <w:lvlJc w:val="left"/>
+      <w:pPr>
+        <w:ind w:left="2880" w:hanging="360"/>
+      </w:pPr>
+    </w:lvl>
+    <w:lvl w:ilvl="4" w:tplc="FFFFFFFF" w:tentative="1">
+      <w:start w:val="1"/>
+      <w:numFmt w:val="lowerLetter"/>
+      <w:lvlText w:val="%5."/>
+      <w:lvlJc w:val="left"/>
+      <w:pPr>
+        <w:ind w:left="3600" w:hanging="360"/>
+      </w:pPr>
+    </w:lvl>
+    <w:lvl w:ilvl="5" w:tplc="FFFFFFFF" w:tentative="1">
+      <w:start w:val="1"/>
+      <w:numFmt w:val="lowerRoman"/>
+      <w:lvlText w:val="%6."/>
+      <w:lvlJc w:val="right"/>
+      <w:pPr>
+        <w:ind w:left="4320" w:hanging="180"/>
+      </w:pPr>
+    </w:lvl>
+    <w:lvl w:ilvl="6" w:tplc="FFFFFFFF" w:tentative="1">
+      <w:start w:val="1"/>
+      <w:numFmt w:val="decimal"/>
+      <w:lvlText w:val="%7."/>
+      <w:lvlJc w:val="left"/>
+      <w:pPr>
+        <w:ind w:left="5040" w:hanging="360"/>
+      </w:pPr>
+    </w:lvl>
+    <w:lvl w:ilvl="7" w:tplc="FFFFFFFF" w:tentative="1">
+      <w:start w:val="1"/>
+      <w:numFmt w:val="lowerLetter"/>
+      <w:lvlText w:val="%8."/>
+      <w:lvlJc w:val="left"/>
+      <w:pPr>
+        <w:ind w:left="5760" w:hanging="360"/>
+      </w:pPr>
+    </w:lvl>
+    <w:lvl w:ilvl="8" w:tplc="FFFFFFFF" w:tentative="1">
+      <w:start w:val="1"/>
+      <w:numFmt w:val="lowerRoman"/>
+      <w:lvlText w:val="%9."/>
+      <w:lvlJc w:val="right"/>
+      <w:pPr>
+        <w:ind w:left="6480" w:hanging="180"/>
+      </w:pPr>
+    </w:lvl>
+  </w:abstractNum>
+  <w:abstractNum w:abstractNumId="20" w15:restartNumberingAfterBreak="0">
     <w:nsid w:val="4F3A39D3"/>
     <w:multiLevelType w:val="hybridMultilevel"/>
     <w:tmpl w:val="05BAEA86"/>
@@ -18746,10 +24428,10 @@
       </w:pPr>
     </w:lvl>
   </w:abstractNum>
-  <w:abstractNum w:abstractNumId="11" w15:restartNumberingAfterBreak="0">
+  <w:abstractNum w:abstractNumId="21" w15:restartNumberingAfterBreak="0">
     <w:nsid w:val="548C3DB9"/>
     <w:multiLevelType w:val="hybridMultilevel"/>
-    <w:tmpl w:val="B7E440CC"/>
+    <w:tmpl w:val="F5AC7E98"/>
     <w:lvl w:ilvl="0" w:tplc="601EB65A">
       <w:start w:val="1"/>
       <w:numFmt w:val="decimal"/>
@@ -18841,10 +24523,10 @@
       </w:pPr>
     </w:lvl>
   </w:abstractNum>
-  <w:abstractNum w:abstractNumId="12" w15:restartNumberingAfterBreak="0">
+  <w:abstractNum w:abstractNumId="22" w15:restartNumberingAfterBreak="0">
     <w:nsid w:val="561934C3"/>
     <w:multiLevelType w:val="hybridMultilevel"/>
-    <w:tmpl w:val="BEC88A58"/>
+    <w:tmpl w:val="4EF68464"/>
     <w:lvl w:ilvl="0" w:tplc="0C0A0017">
       <w:start w:val="1"/>
       <w:numFmt w:val="lowerLetter"/>
@@ -18930,12 +24612,12 @@
       </w:pPr>
     </w:lvl>
   </w:abstractNum>
-  <w:abstractNum w:abstractNumId="13" w15:restartNumberingAfterBreak="0">
-    <w:nsid w:val="61414DE0"/>
+  <w:abstractNum w:abstractNumId="23" w15:restartNumberingAfterBreak="0">
+    <w:nsid w:val="5C2366B6"/>
     <w:multiLevelType w:val="hybridMultilevel"/>
-    <w:tmpl w:val="B0C28F26"/>
-    <w:lvl w:ilvl="0" w:tplc="7A964CD4">
-      <w:start w:val="3"/>
+    <w:tmpl w:val="58E83A30"/>
+    <w:lvl w:ilvl="0" w:tplc="822C7756">
+      <w:start w:val="2"/>
       <w:numFmt w:val="bullet"/>
       <w:lvlText w:val="-"/>
       <w:lvlJc w:val="left"/>
@@ -19043,17 +24725,17 @@
       </w:rPr>
     </w:lvl>
   </w:abstractNum>
-  <w:abstractNum w:abstractNumId="14" w15:restartNumberingAfterBreak="0">
-    <w:nsid w:val="7B6812BC"/>
+  <w:abstractNum w:abstractNumId="24" w15:restartNumberingAfterBreak="0">
+    <w:nsid w:val="61414DE0"/>
     <w:multiLevelType w:val="hybridMultilevel"/>
-    <w:tmpl w:val="B4D4A3B4"/>
-    <w:lvl w:ilvl="0" w:tplc="822C7756">
-      <w:start w:val="2"/>
+    <w:tmpl w:val="B0C28F26"/>
+    <w:lvl w:ilvl="0" w:tplc="7A964CD4">
+      <w:start w:val="3"/>
       <w:numFmt w:val="bullet"/>
       <w:lvlText w:val="-"/>
       <w:lvlJc w:val="left"/>
       <w:pPr>
-        <w:ind w:left="502" w:hanging="360"/>
+        <w:ind w:left="720" w:hanging="360"/>
       </w:pPr>
       <w:rPr>
         <w:rFonts w:ascii="Arial" w:eastAsiaTheme="minorHAnsi" w:hAnsi="Arial" w:cs="Arial" w:hint="default"/>
@@ -19065,7 +24747,7 @@
       <w:lvlText w:val="o"/>
       <w:lvlJc w:val="left"/>
       <w:pPr>
-        <w:ind w:left="1222" w:hanging="360"/>
+        <w:ind w:left="1440" w:hanging="360"/>
       </w:pPr>
       <w:rPr>
         <w:rFonts w:ascii="Courier New" w:hAnsi="Courier New" w:cs="Courier New" w:hint="default"/>
@@ -19077,7 +24759,7 @@
       <w:lvlText w:val=""/>
       <w:lvlJc w:val="left"/>
       <w:pPr>
-        <w:ind w:left="1942" w:hanging="360"/>
+        <w:ind w:left="2160" w:hanging="360"/>
       </w:pPr>
       <w:rPr>
         <w:rFonts w:ascii="Wingdings" w:hAnsi="Wingdings" w:hint="default"/>
@@ -19089,7 +24771,7 @@
       <w:lvlText w:val=""/>
       <w:lvlJc w:val="left"/>
       <w:pPr>
-        <w:ind w:left="2662" w:hanging="360"/>
+        <w:ind w:left="2880" w:hanging="360"/>
       </w:pPr>
       <w:rPr>
         <w:rFonts w:ascii="Symbol" w:hAnsi="Symbol" w:hint="default"/>
@@ -19101,7 +24783,7 @@
       <w:lvlText w:val="o"/>
       <w:lvlJc w:val="left"/>
       <w:pPr>
-        <w:ind w:left="3382" w:hanging="360"/>
+        <w:ind w:left="3600" w:hanging="360"/>
       </w:pPr>
       <w:rPr>
         <w:rFonts w:ascii="Courier New" w:hAnsi="Courier New" w:cs="Courier New" w:hint="default"/>
@@ -19113,7 +24795,7 @@
       <w:lvlText w:val=""/>
       <w:lvlJc w:val="left"/>
       <w:pPr>
-        <w:ind w:left="4102" w:hanging="360"/>
+        <w:ind w:left="4320" w:hanging="360"/>
       </w:pPr>
       <w:rPr>
         <w:rFonts w:ascii="Wingdings" w:hAnsi="Wingdings" w:hint="default"/>
@@ -19125,7 +24807,7 @@
       <w:lvlText w:val=""/>
       <w:lvlJc w:val="left"/>
       <w:pPr>
-        <w:ind w:left="4822" w:hanging="360"/>
+        <w:ind w:left="5040" w:hanging="360"/>
       </w:pPr>
       <w:rPr>
         <w:rFonts w:ascii="Symbol" w:hAnsi="Symbol" w:hint="default"/>
@@ -19137,7 +24819,7 @@
       <w:lvlText w:val="o"/>
       <w:lvlJc w:val="left"/>
       <w:pPr>
-        <w:ind w:left="5542" w:hanging="360"/>
+        <w:ind w:left="5760" w:hanging="360"/>
       </w:pPr>
       <w:rPr>
         <w:rFonts w:ascii="Courier New" w:hAnsi="Courier New" w:cs="Courier New" w:hint="default"/>
@@ -19149,63 +24831,530 @@
       <w:lvlText w:val=""/>
       <w:lvlJc w:val="left"/>
       <w:pPr>
-        <w:ind w:left="6262" w:hanging="360"/>
+        <w:ind w:left="6480" w:hanging="360"/>
       </w:pPr>
       <w:rPr>
         <w:rFonts w:ascii="Wingdings" w:hAnsi="Wingdings" w:hint="default"/>
       </w:rPr>
     </w:lvl>
   </w:abstractNum>
-  <w:num w:numId="1">
+  <w:abstractNum w:abstractNumId="25" w15:restartNumberingAfterBreak="0">
+    <w:nsid w:val="745B2877"/>
+    <w:multiLevelType w:val="hybridMultilevel"/>
+    <w:tmpl w:val="3DCE7578"/>
+    <w:lvl w:ilvl="0" w:tplc="822C7756">
+      <w:start w:val="2"/>
+      <w:numFmt w:val="bullet"/>
+      <w:lvlText w:val="-"/>
+      <w:lvlJc w:val="left"/>
+      <w:pPr>
+        <w:ind w:left="720" w:hanging="360"/>
+      </w:pPr>
+      <w:rPr>
+        <w:rFonts w:ascii="Arial" w:eastAsiaTheme="minorHAnsi" w:hAnsi="Arial" w:cs="Arial" w:hint="default"/>
+      </w:rPr>
+    </w:lvl>
+    <w:lvl w:ilvl="1" w:tplc="0C0A0003" w:tentative="1">
+      <w:start w:val="1"/>
+      <w:numFmt w:val="bullet"/>
+      <w:lvlText w:val="o"/>
+      <w:lvlJc w:val="left"/>
+      <w:pPr>
+        <w:ind w:left="1440" w:hanging="360"/>
+      </w:pPr>
+      <w:rPr>
+        <w:rFonts w:ascii="Courier New" w:hAnsi="Courier New" w:cs="Courier New" w:hint="default"/>
+      </w:rPr>
+    </w:lvl>
+    <w:lvl w:ilvl="2" w:tplc="0C0A0005" w:tentative="1">
+      <w:start w:val="1"/>
+      <w:numFmt w:val="bullet"/>
+      <w:lvlText w:val=""/>
+      <w:lvlJc w:val="left"/>
+      <w:pPr>
+        <w:ind w:left="2160" w:hanging="360"/>
+      </w:pPr>
+      <w:rPr>
+        <w:rFonts w:ascii="Wingdings" w:hAnsi="Wingdings" w:hint="default"/>
+      </w:rPr>
+    </w:lvl>
+    <w:lvl w:ilvl="3" w:tplc="0C0A0001" w:tentative="1">
+      <w:start w:val="1"/>
+      <w:numFmt w:val="bullet"/>
+      <w:lvlText w:val=""/>
+      <w:lvlJc w:val="left"/>
+      <w:pPr>
+        <w:ind w:left="2880" w:hanging="360"/>
+      </w:pPr>
+      <w:rPr>
+        <w:rFonts w:ascii="Symbol" w:hAnsi="Symbol" w:hint="default"/>
+      </w:rPr>
+    </w:lvl>
+    <w:lvl w:ilvl="4" w:tplc="0C0A0003" w:tentative="1">
+      <w:start w:val="1"/>
+      <w:numFmt w:val="bullet"/>
+      <w:lvlText w:val="o"/>
+      <w:lvlJc w:val="left"/>
+      <w:pPr>
+        <w:ind w:left="3600" w:hanging="360"/>
+      </w:pPr>
+      <w:rPr>
+        <w:rFonts w:ascii="Courier New" w:hAnsi="Courier New" w:cs="Courier New" w:hint="default"/>
+      </w:rPr>
+    </w:lvl>
+    <w:lvl w:ilvl="5" w:tplc="0C0A0005" w:tentative="1">
+      <w:start w:val="1"/>
+      <w:numFmt w:val="bullet"/>
+      <w:lvlText w:val=""/>
+      <w:lvlJc w:val="left"/>
+      <w:pPr>
+        <w:ind w:left="4320" w:hanging="360"/>
+      </w:pPr>
+      <w:rPr>
+        <w:rFonts w:ascii="Wingdings" w:hAnsi="Wingdings" w:hint="default"/>
+      </w:rPr>
+    </w:lvl>
+    <w:lvl w:ilvl="6" w:tplc="0C0A0001" w:tentative="1">
+      <w:start w:val="1"/>
+      <w:numFmt w:val="bullet"/>
+      <w:lvlText w:val=""/>
+      <w:lvlJc w:val="left"/>
+      <w:pPr>
+        <w:ind w:left="5040" w:hanging="360"/>
+      </w:pPr>
+      <w:rPr>
+        <w:rFonts w:ascii="Symbol" w:hAnsi="Symbol" w:hint="default"/>
+      </w:rPr>
+    </w:lvl>
+    <w:lvl w:ilvl="7" w:tplc="0C0A0003" w:tentative="1">
+      <w:start w:val="1"/>
+      <w:numFmt w:val="bullet"/>
+      <w:lvlText w:val="o"/>
+      <w:lvlJc w:val="left"/>
+      <w:pPr>
+        <w:ind w:left="5760" w:hanging="360"/>
+      </w:pPr>
+      <w:rPr>
+        <w:rFonts w:ascii="Courier New" w:hAnsi="Courier New" w:cs="Courier New" w:hint="default"/>
+      </w:rPr>
+    </w:lvl>
+    <w:lvl w:ilvl="8" w:tplc="0C0A0005" w:tentative="1">
+      <w:start w:val="1"/>
+      <w:numFmt w:val="bullet"/>
+      <w:lvlText w:val=""/>
+      <w:lvlJc w:val="left"/>
+      <w:pPr>
+        <w:ind w:left="6480" w:hanging="360"/>
+      </w:pPr>
+      <w:rPr>
+        <w:rFonts w:ascii="Wingdings" w:hAnsi="Wingdings" w:hint="default"/>
+      </w:rPr>
+    </w:lvl>
+  </w:abstractNum>
+  <w:abstractNum w:abstractNumId="26" w15:restartNumberingAfterBreak="0">
+    <w:nsid w:val="766E321F"/>
+    <w:multiLevelType w:val="hybridMultilevel"/>
+    <w:tmpl w:val="0B2AB368"/>
+    <w:lvl w:ilvl="0" w:tplc="822C7756">
+      <w:start w:val="2"/>
+      <w:numFmt w:val="bullet"/>
+      <w:lvlText w:val="-"/>
+      <w:lvlJc w:val="left"/>
+      <w:pPr>
+        <w:ind w:left="720" w:hanging="360"/>
+      </w:pPr>
+      <w:rPr>
+        <w:rFonts w:ascii="Arial" w:eastAsiaTheme="minorHAnsi" w:hAnsi="Arial" w:cs="Arial" w:hint="default"/>
+      </w:rPr>
+    </w:lvl>
+    <w:lvl w:ilvl="1" w:tplc="0C0A0003" w:tentative="1">
+      <w:start w:val="1"/>
+      <w:numFmt w:val="bullet"/>
+      <w:lvlText w:val="o"/>
+      <w:lvlJc w:val="left"/>
+      <w:pPr>
+        <w:ind w:left="1440" w:hanging="360"/>
+      </w:pPr>
+      <w:rPr>
+        <w:rFonts w:ascii="Courier New" w:hAnsi="Courier New" w:cs="Courier New" w:hint="default"/>
+      </w:rPr>
+    </w:lvl>
+    <w:lvl w:ilvl="2" w:tplc="0C0A0005" w:tentative="1">
+      <w:start w:val="1"/>
+      <w:numFmt w:val="bullet"/>
+      <w:lvlText w:val=""/>
+      <w:lvlJc w:val="left"/>
+      <w:pPr>
+        <w:ind w:left="2160" w:hanging="360"/>
+      </w:pPr>
+      <w:rPr>
+        <w:rFonts w:ascii="Wingdings" w:hAnsi="Wingdings" w:hint="default"/>
+      </w:rPr>
+    </w:lvl>
+    <w:lvl w:ilvl="3" w:tplc="0C0A0001" w:tentative="1">
+      <w:start w:val="1"/>
+      <w:numFmt w:val="bullet"/>
+      <w:lvlText w:val=""/>
+      <w:lvlJc w:val="left"/>
+      <w:pPr>
+        <w:ind w:left="2880" w:hanging="360"/>
+      </w:pPr>
+      <w:rPr>
+        <w:rFonts w:ascii="Symbol" w:hAnsi="Symbol" w:hint="default"/>
+      </w:rPr>
+    </w:lvl>
+    <w:lvl w:ilvl="4" w:tplc="0C0A0003" w:tentative="1">
+      <w:start w:val="1"/>
+      <w:numFmt w:val="bullet"/>
+      <w:lvlText w:val="o"/>
+      <w:lvlJc w:val="left"/>
+      <w:pPr>
+        <w:ind w:left="3600" w:hanging="360"/>
+      </w:pPr>
+      <w:rPr>
+        <w:rFonts w:ascii="Courier New" w:hAnsi="Courier New" w:cs="Courier New" w:hint="default"/>
+      </w:rPr>
+    </w:lvl>
+    <w:lvl w:ilvl="5" w:tplc="0C0A0005" w:tentative="1">
+      <w:start w:val="1"/>
+      <w:numFmt w:val="bullet"/>
+      <w:lvlText w:val=""/>
+      <w:lvlJc w:val="left"/>
+      <w:pPr>
+        <w:ind w:left="4320" w:hanging="360"/>
+      </w:pPr>
+      <w:rPr>
+        <w:rFonts w:ascii="Wingdings" w:hAnsi="Wingdings" w:hint="default"/>
+      </w:rPr>
+    </w:lvl>
+    <w:lvl w:ilvl="6" w:tplc="0C0A0001" w:tentative="1">
+      <w:start w:val="1"/>
+      <w:numFmt w:val="bullet"/>
+      <w:lvlText w:val=""/>
+      <w:lvlJc w:val="left"/>
+      <w:pPr>
+        <w:ind w:left="5040" w:hanging="360"/>
+      </w:pPr>
+      <w:rPr>
+        <w:rFonts w:ascii="Symbol" w:hAnsi="Symbol" w:hint="default"/>
+      </w:rPr>
+    </w:lvl>
+    <w:lvl w:ilvl="7" w:tplc="0C0A0003" w:tentative="1">
+      <w:start w:val="1"/>
+      <w:numFmt w:val="bullet"/>
+      <w:lvlText w:val="o"/>
+      <w:lvlJc w:val="left"/>
+      <w:pPr>
+        <w:ind w:left="5760" w:hanging="360"/>
+      </w:pPr>
+      <w:rPr>
+        <w:rFonts w:ascii="Courier New" w:hAnsi="Courier New" w:cs="Courier New" w:hint="default"/>
+      </w:rPr>
+    </w:lvl>
+    <w:lvl w:ilvl="8" w:tplc="0C0A0005" w:tentative="1">
+      <w:start w:val="1"/>
+      <w:numFmt w:val="bullet"/>
+      <w:lvlText w:val=""/>
+      <w:lvlJc w:val="left"/>
+      <w:pPr>
+        <w:ind w:left="6480" w:hanging="360"/>
+      </w:pPr>
+      <w:rPr>
+        <w:rFonts w:ascii="Wingdings" w:hAnsi="Wingdings" w:hint="default"/>
+      </w:rPr>
+    </w:lvl>
+  </w:abstractNum>
+  <w:abstractNum w:abstractNumId="27" w15:restartNumberingAfterBreak="0">
+    <w:nsid w:val="7B6812BC"/>
+    <w:multiLevelType w:val="hybridMultilevel"/>
+    <w:tmpl w:val="B4D4A3B4"/>
+    <w:lvl w:ilvl="0" w:tplc="822C7756">
+      <w:start w:val="2"/>
+      <w:numFmt w:val="bullet"/>
+      <w:lvlText w:val="-"/>
+      <w:lvlJc w:val="left"/>
+      <w:pPr>
+        <w:ind w:left="502" w:hanging="360"/>
+      </w:pPr>
+      <w:rPr>
+        <w:rFonts w:ascii="Arial" w:eastAsiaTheme="minorHAnsi" w:hAnsi="Arial" w:cs="Arial" w:hint="default"/>
+      </w:rPr>
+    </w:lvl>
+    <w:lvl w:ilvl="1" w:tplc="0C0A0003" w:tentative="1">
+      <w:start w:val="1"/>
+      <w:numFmt w:val="bullet"/>
+      <w:lvlText w:val="o"/>
+      <w:lvlJc w:val="left"/>
+      <w:pPr>
+        <w:ind w:left="1222" w:hanging="360"/>
+      </w:pPr>
+      <w:rPr>
+        <w:rFonts w:ascii="Courier New" w:hAnsi="Courier New" w:cs="Courier New" w:hint="default"/>
+      </w:rPr>
+    </w:lvl>
+    <w:lvl w:ilvl="2" w:tplc="0C0A0005" w:tentative="1">
+      <w:start w:val="1"/>
+      <w:numFmt w:val="bullet"/>
+      <w:lvlText w:val=""/>
+      <w:lvlJc w:val="left"/>
+      <w:pPr>
+        <w:ind w:left="1942" w:hanging="360"/>
+      </w:pPr>
+      <w:rPr>
+        <w:rFonts w:ascii="Wingdings" w:hAnsi="Wingdings" w:hint="default"/>
+      </w:rPr>
+    </w:lvl>
+    <w:lvl w:ilvl="3" w:tplc="0C0A0001" w:tentative="1">
+      <w:start w:val="1"/>
+      <w:numFmt w:val="bullet"/>
+      <w:lvlText w:val=""/>
+      <w:lvlJc w:val="left"/>
+      <w:pPr>
+        <w:ind w:left="2662" w:hanging="360"/>
+      </w:pPr>
+      <w:rPr>
+        <w:rFonts w:ascii="Symbol" w:hAnsi="Symbol" w:hint="default"/>
+      </w:rPr>
+    </w:lvl>
+    <w:lvl w:ilvl="4" w:tplc="0C0A0003" w:tentative="1">
+      <w:start w:val="1"/>
+      <w:numFmt w:val="bullet"/>
+      <w:lvlText w:val="o"/>
+      <w:lvlJc w:val="left"/>
+      <w:pPr>
+        <w:ind w:left="3382" w:hanging="360"/>
+      </w:pPr>
+      <w:rPr>
+        <w:rFonts w:ascii="Courier New" w:hAnsi="Courier New" w:cs="Courier New" w:hint="default"/>
+      </w:rPr>
+    </w:lvl>
+    <w:lvl w:ilvl="5" w:tplc="0C0A0005" w:tentative="1">
+      <w:start w:val="1"/>
+      <w:numFmt w:val="bullet"/>
+      <w:lvlText w:val=""/>
+      <w:lvlJc w:val="left"/>
+      <w:pPr>
+        <w:ind w:left="4102" w:hanging="360"/>
+      </w:pPr>
+      <w:rPr>
+        <w:rFonts w:ascii="Wingdings" w:hAnsi="Wingdings" w:hint="default"/>
+      </w:rPr>
+    </w:lvl>
+    <w:lvl w:ilvl="6" w:tplc="0C0A0001" w:tentative="1">
+      <w:start w:val="1"/>
+      <w:numFmt w:val="bullet"/>
+      <w:lvlText w:val=""/>
+      <w:lvlJc w:val="left"/>
+      <w:pPr>
+        <w:ind w:left="4822" w:hanging="360"/>
+      </w:pPr>
+      <w:rPr>
+        <w:rFonts w:ascii="Symbol" w:hAnsi="Symbol" w:hint="default"/>
+      </w:rPr>
+    </w:lvl>
+    <w:lvl w:ilvl="7" w:tplc="0C0A0003" w:tentative="1">
+      <w:start w:val="1"/>
+      <w:numFmt w:val="bullet"/>
+      <w:lvlText w:val="o"/>
+      <w:lvlJc w:val="left"/>
+      <w:pPr>
+        <w:ind w:left="5542" w:hanging="360"/>
+      </w:pPr>
+      <w:rPr>
+        <w:rFonts w:ascii="Courier New" w:hAnsi="Courier New" w:cs="Courier New" w:hint="default"/>
+      </w:rPr>
+    </w:lvl>
+    <w:lvl w:ilvl="8" w:tplc="0C0A0005" w:tentative="1">
+      <w:start w:val="1"/>
+      <w:numFmt w:val="bullet"/>
+      <w:lvlText w:val=""/>
+      <w:lvlJc w:val="left"/>
+      <w:pPr>
+        <w:ind w:left="6262" w:hanging="360"/>
+      </w:pPr>
+      <w:rPr>
+        <w:rFonts w:ascii="Wingdings" w:hAnsi="Wingdings" w:hint="default"/>
+      </w:rPr>
+    </w:lvl>
+  </w:abstractNum>
+  <w:abstractNum w:abstractNumId="28" w15:restartNumberingAfterBreak="0">
+    <w:nsid w:val="7C2A3DA0"/>
+    <w:multiLevelType w:val="hybridMultilevel"/>
+    <w:tmpl w:val="26A6F206"/>
+    <w:lvl w:ilvl="0" w:tplc="0C0A0017">
+      <w:start w:val="1"/>
+      <w:numFmt w:val="lowerLetter"/>
+      <w:lvlText w:val="%1)"/>
+      <w:lvlJc w:val="left"/>
+      <w:pPr>
+        <w:ind w:left="720" w:hanging="360"/>
+      </w:pPr>
+    </w:lvl>
+    <w:lvl w:ilvl="1" w:tplc="0C0A0019" w:tentative="1">
+      <w:start w:val="1"/>
+      <w:numFmt w:val="lowerLetter"/>
+      <w:lvlText w:val="%2."/>
+      <w:lvlJc w:val="left"/>
+      <w:pPr>
+        <w:ind w:left="1440" w:hanging="360"/>
+      </w:pPr>
+    </w:lvl>
+    <w:lvl w:ilvl="2" w:tplc="0C0A001B" w:tentative="1">
+      <w:start w:val="1"/>
+      <w:numFmt w:val="lowerRoman"/>
+      <w:lvlText w:val="%3."/>
+      <w:lvlJc w:val="right"/>
+      <w:pPr>
+        <w:ind w:left="2160" w:hanging="180"/>
+      </w:pPr>
+    </w:lvl>
+    <w:lvl w:ilvl="3" w:tplc="0C0A000F" w:tentative="1">
+      <w:start w:val="1"/>
+      <w:numFmt w:val="decimal"/>
+      <w:lvlText w:val="%4."/>
+      <w:lvlJc w:val="left"/>
+      <w:pPr>
+        <w:ind w:left="2880" w:hanging="360"/>
+      </w:pPr>
+    </w:lvl>
+    <w:lvl w:ilvl="4" w:tplc="0C0A0019" w:tentative="1">
+      <w:start w:val="1"/>
+      <w:numFmt w:val="lowerLetter"/>
+      <w:lvlText w:val="%5."/>
+      <w:lvlJc w:val="left"/>
+      <w:pPr>
+        <w:ind w:left="3600" w:hanging="360"/>
+      </w:pPr>
+    </w:lvl>
+    <w:lvl w:ilvl="5" w:tplc="0C0A001B" w:tentative="1">
+      <w:start w:val="1"/>
+      <w:numFmt w:val="lowerRoman"/>
+      <w:lvlText w:val="%6."/>
+      <w:lvlJc w:val="right"/>
+      <w:pPr>
+        <w:ind w:left="4320" w:hanging="180"/>
+      </w:pPr>
+    </w:lvl>
+    <w:lvl w:ilvl="6" w:tplc="0C0A000F" w:tentative="1">
+      <w:start w:val="1"/>
+      <w:numFmt w:val="decimal"/>
+      <w:lvlText w:val="%7."/>
+      <w:lvlJc w:val="left"/>
+      <w:pPr>
+        <w:ind w:left="5040" w:hanging="360"/>
+      </w:pPr>
+    </w:lvl>
+    <w:lvl w:ilvl="7" w:tplc="0C0A0019" w:tentative="1">
+      <w:start w:val="1"/>
+      <w:numFmt w:val="lowerLetter"/>
+      <w:lvlText w:val="%8."/>
+      <w:lvlJc w:val="left"/>
+      <w:pPr>
+        <w:ind w:left="5760" w:hanging="360"/>
+      </w:pPr>
+    </w:lvl>
+    <w:lvl w:ilvl="8" w:tplc="0C0A001B" w:tentative="1">
+      <w:start w:val="1"/>
+      <w:numFmt w:val="lowerRoman"/>
+      <w:lvlText w:val="%9."/>
+      <w:lvlJc w:val="right"/>
+      <w:pPr>
+        <w:ind w:left="6480" w:hanging="180"/>
+      </w:pPr>
+    </w:lvl>
+  </w:abstractNum>
+  <w:num w:numId="1" w16cid:durableId="2035111812">
+    <w:abstractNumId w:val="12"/>
+  </w:num>
+  <w:num w:numId="2" w16cid:durableId="466168312">
+    <w:abstractNumId w:val="14"/>
+  </w:num>
+  <w:num w:numId="3" w16cid:durableId="252200498">
+    <w:abstractNumId w:val="20"/>
+  </w:num>
+  <w:num w:numId="4" w16cid:durableId="1824657007">
+    <w:abstractNumId w:val="21"/>
+  </w:num>
+  <w:num w:numId="5" w16cid:durableId="692651846">
+    <w:abstractNumId w:val="27"/>
+  </w:num>
+  <w:num w:numId="6" w16cid:durableId="1112555354">
+    <w:abstractNumId w:val="18"/>
+  </w:num>
+  <w:num w:numId="7" w16cid:durableId="285239225">
+    <w:abstractNumId w:val="4"/>
+  </w:num>
+  <w:num w:numId="8" w16cid:durableId="1722510329">
+    <w:abstractNumId w:val="10"/>
+  </w:num>
+  <w:num w:numId="9" w16cid:durableId="1382316948">
+    <w:abstractNumId w:val="3"/>
+  </w:num>
+  <w:num w:numId="10" w16cid:durableId="294914306">
+    <w:abstractNumId w:val="8"/>
+  </w:num>
+  <w:num w:numId="11" w16cid:durableId="1012150524">
+    <w:abstractNumId w:val="17"/>
+  </w:num>
+  <w:num w:numId="12" w16cid:durableId="1474908486">
+    <w:abstractNumId w:val="7"/>
+  </w:num>
+  <w:num w:numId="13" w16cid:durableId="272370998">
+    <w:abstractNumId w:val="11"/>
+  </w:num>
+  <w:num w:numId="14" w16cid:durableId="14890660">
+    <w:abstractNumId w:val="22"/>
+  </w:num>
+  <w:num w:numId="15" w16cid:durableId="1162352676">
+    <w:abstractNumId w:val="24"/>
+  </w:num>
+  <w:num w:numId="16" w16cid:durableId="132212933">
+    <w:abstractNumId w:val="15"/>
+  </w:num>
+  <w:num w:numId="17" w16cid:durableId="1466847293">
+    <w:abstractNumId w:val="28"/>
+  </w:num>
+  <w:num w:numId="18" w16cid:durableId="1060177845">
+    <w:abstractNumId w:val="19"/>
+  </w:num>
+  <w:num w:numId="19" w16cid:durableId="1984701359">
+    <w:abstractNumId w:val="13"/>
+  </w:num>
+  <w:num w:numId="20" w16cid:durableId="90980586">
+    <w:abstractNumId w:val="1"/>
+  </w:num>
+  <w:num w:numId="21" w16cid:durableId="769006777">
     <w:abstractNumId w:val="6"/>
   </w:num>
-  <w:num w:numId="2">
-    <w:abstractNumId w:val="7"/>
+  <w:num w:numId="22" w16cid:durableId="1541939321">
+    <w:abstractNumId w:val="26"/>
   </w:num>
-  <w:num w:numId="3">
-    <w:abstractNumId w:val="10"/>
+  <w:num w:numId="23" w16cid:durableId="1504474171">
+    <w:abstractNumId w:val="16"/>
   </w:num>
-  <w:num w:numId="4">
-    <w:abstractNumId w:val="11"/>
-  </w:num>
-  <w:num w:numId="5">
-    <w:abstractNumId w:val="14"/>
-  </w:num>
-  <w:num w:numId="6">
+  <w:num w:numId="24" w16cid:durableId="2088140205">
     <w:abstractNumId w:val="9"/>
   </w:num>
-  <w:num w:numId="7">
-    <w:abstractNumId w:val="1"/>
+  <w:num w:numId="25" w16cid:durableId="272368259">
+    <w:abstractNumId w:val="5"/>
   </w:num>
-  <w:num w:numId="8">
-    <w:abstractNumId w:val="4"/>
-  </w:num>
-  <w:num w:numId="9">
-    <w:abstractNumId w:val="0"/>
-  </w:num>
-  <w:num w:numId="10">
-    <w:abstractNumId w:val="3"/>
-  </w:num>
-  <w:num w:numId="11">
-    <w:abstractNumId w:val="8"/>
-  </w:num>
-  <w:num w:numId="12">
+  <w:num w:numId="26" w16cid:durableId="647175826">
     <w:abstractNumId w:val="2"/>
   </w:num>
-  <w:num w:numId="13">
-    <w:abstractNumId w:val="5"/>
+  <w:num w:numId="27" w16cid:durableId="1263033452">
+    <w:abstractNumId w:val="25"/>
   </w:num>
-  <w:num w:numId="14">
-    <w:abstractNumId w:val="12"/>
+  <w:num w:numId="28" w16cid:durableId="2085250483">
+    <w:abstractNumId w:val="23"/>
   </w:num>
-  <w:num w:numId="15">
-    <w:abstractNumId w:val="13"/>
+  <w:num w:numId="29" w16cid:durableId="59259136">
+    <w:abstractNumId w:val="0"/>
   </w:num>
 </w:numbering>
 </file>
 
 <file path=word/styles.xml><?xml version="1.0" encoding="utf-8"?>
-<w:styles xmlns:mc="http://schemas.openxmlformats.org/markup-compatibility/2006" xmlns:r="http://schemas.openxmlformats.org/officeDocument/2006/relationships" xmlns:w="http://schemas.openxmlformats.org/wordprocessingml/2006/main" xmlns:w14="http://schemas.microsoft.com/office/word/2010/wordml" xmlns:w15="http://schemas.microsoft.com/office/word/2012/wordml" mc:Ignorable="w14 w15">
+<w:styles xmlns:mc="http://schemas.openxmlformats.org/markup-compatibility/2006" xmlns:r="http://schemas.openxmlformats.org/officeDocument/2006/relationships" xmlns:w="http://schemas.openxmlformats.org/wordprocessingml/2006/main" xmlns:w14="http://schemas.microsoft.com/office/word/2010/wordml" xmlns:w15="http://schemas.microsoft.com/office/word/2012/wordml" xmlns:w16cex="http://schemas.microsoft.com/office/word/2018/wordml/cex" xmlns:w16cid="http://schemas.microsoft.com/office/word/2016/wordml/cid" xmlns:w16="http://schemas.microsoft.com/office/word/2018/wordml" xmlns:w16du="http://schemas.microsoft.com/office/word/2023/wordml/word16du" xmlns:w16sdtdh="http://schemas.microsoft.com/office/word/2020/wordml/sdtdatahash" xmlns:w16sdtfl="http://schemas.microsoft.com/office/word/2024/wordml/sdtformatlock" xmlns:w16se="http://schemas.microsoft.com/office/word/2015/wordml/symex" mc:Ignorable="w14 w15 w16se w16cid w16 w16cex w16sdtdh w16sdtfl w16du">
   <w:docDefaults>
     <w:rPrDefault>
       <w:rPr>
@@ -19221,7 +25370,7 @@
       </w:pPr>
     </w:pPrDefault>
   </w:docDefaults>
-  <w:latentStyles w:defLockedState="0" w:defUIPriority="99" w:defSemiHidden="0" w:defUnhideWhenUsed="0" w:defQFormat="0" w:count="371">
+  <w:latentStyles w:defLockedState="0" w:defUIPriority="99" w:defSemiHidden="0" w:defUnhideWhenUsed="0" w:defQFormat="0" w:count="376">
     <w:lsdException w:name="Normal" w:uiPriority="0" w:qFormat="1"/>
     <w:lsdException w:name="heading 1" w:uiPriority="9" w:qFormat="1"/>
     <w:lsdException w:name="heading 2" w:semiHidden="1" w:uiPriority="9" w:unhideWhenUsed="1" w:qFormat="1"/>
@@ -19593,6 +25742,11 @@
     <w:lsdException w:name="List Table 5 Dark Accent 6" w:uiPriority="50"/>
     <w:lsdException w:name="List Table 6 Colorful Accent 6" w:uiPriority="51"/>
     <w:lsdException w:name="List Table 7 Colorful Accent 6" w:uiPriority="52"/>
+    <w:lsdException w:name="Mention" w:semiHidden="1" w:unhideWhenUsed="1"/>
+    <w:lsdException w:name="Smart Hyperlink" w:semiHidden="1" w:unhideWhenUsed="1"/>
+    <w:lsdException w:name="Hashtag" w:semiHidden="1" w:unhideWhenUsed="1"/>
+    <w:lsdException w:name="Unresolved Mention" w:semiHidden="1" w:unhideWhenUsed="1"/>
+    <w:lsdException w:name="Smart Link" w:semiHidden="1" w:unhideWhenUsed="1"/>
   </w:latentStyles>
   <w:style w:type="paragraph" w:default="1" w:styleId="Normal">
     <w:name w:val="Normal"/>
@@ -19747,7 +25901,7 @@
       <w:szCs w:val="26"/>
     </w:rPr>
   </w:style>
-  <w:style w:type="character" w:styleId="Textoennegrita">
+  <w:style w:type="character" w:styleId="Fuerte">
     <w:name w:val="Strong"/>
     <w:basedOn w:val="Fuentedeprrafopredeter"/>
     <w:uiPriority w:val="22"/>

--- a/memoria.docx
+++ b/memoria.docx
@@ -616,7 +616,23 @@
           <w:rFonts w:ascii="Arial" w:hAnsi="Arial" w:cs="Arial"/>
           <w:sz w:val="24"/>
         </w:rPr>
-        <w:t>Detección de elementos faltantes y anomalías en los datos para poder hacer una correcta limpieza de los diferentes datasets de los que se dispone.</w:t>
+        <w:t xml:space="preserve">Detección de elementos faltantes y anomalías en los datos para poder hacer una correcta limpieza de los diferentes </w:t>
+      </w:r>
+      <w:proofErr w:type="spellStart"/>
+      <w:r>
+        <w:rPr>
+          <w:rFonts w:ascii="Arial" w:hAnsi="Arial" w:cs="Arial"/>
+          <w:sz w:val="24"/>
+        </w:rPr>
+        <w:t>datasets</w:t>
+      </w:r>
+      <w:proofErr w:type="spellEnd"/>
+      <w:r>
+        <w:rPr>
+          <w:rFonts w:ascii="Arial" w:hAnsi="Arial" w:cs="Arial"/>
+          <w:sz w:val="24"/>
+        </w:rPr>
+        <w:t xml:space="preserve"> de los que se dispone.</w:t>
       </w:r>
     </w:p>
     <w:p>
@@ -1262,6 +1278,7 @@
           <w:color w:val="000000" w:themeColor="text1"/>
         </w:rPr>
       </w:pPr>
+      <w:proofErr w:type="spellStart"/>
       <w:r>
         <w:rPr>
           <w:rFonts w:ascii="Arial" w:hAnsi="Arial" w:cs="Arial"/>
@@ -1270,6 +1287,7 @@
         </w:rPr>
         <w:t>Dataset</w:t>
       </w:r>
+      <w:proofErr w:type="spellEnd"/>
     </w:p>
     <w:p>
       <w:pPr>
@@ -1943,7 +1961,29 @@
                 <w:bdr w:val="none" w:sz="0" w:space="0" w:color="auto" w:frame="1"/>
                 <w:lang w:eastAsia="es-ES"/>
               </w:rPr>
-              <w:t>Continente o macro-región geográfica.</w:t>
+              <w:t xml:space="preserve">Continente o </w:t>
+            </w:r>
+            <w:proofErr w:type="spellStart"/>
+            <w:r>
+              <w:rPr>
+                <w:rFonts w:ascii="Arial" w:eastAsia="Times New Roman" w:hAnsi="Arial" w:cs="Arial"/>
+                <w:sz w:val="24"/>
+                <w:szCs w:val="24"/>
+                <w:bdr w:val="none" w:sz="0" w:space="0" w:color="auto" w:frame="1"/>
+                <w:lang w:eastAsia="es-ES"/>
+              </w:rPr>
+              <w:t>macro-región</w:t>
+            </w:r>
+            <w:proofErr w:type="spellEnd"/>
+            <w:r>
+              <w:rPr>
+                <w:rFonts w:ascii="Arial" w:eastAsia="Times New Roman" w:hAnsi="Arial" w:cs="Arial"/>
+                <w:sz w:val="24"/>
+                <w:szCs w:val="24"/>
+                <w:bdr w:val="none" w:sz="0" w:space="0" w:color="auto" w:frame="1"/>
+                <w:lang w:eastAsia="es-ES"/>
+              </w:rPr>
+              <w:t xml:space="preserve"> geográfica.</w:t>
             </w:r>
           </w:p>
         </w:tc>
@@ -10107,7 +10147,29 @@
                 <w:bdr w:val="none" w:sz="0" w:space="0" w:color="auto" w:frame="1"/>
                 <w:lang w:eastAsia="es-ES"/>
               </w:rPr>
-              <w:t>Porcentaje de éxito post-tratamiento en la erradicación del brote.</w:t>
+              <w:t xml:space="preserve">Porcentaje de éxito </w:t>
+            </w:r>
+            <w:proofErr w:type="spellStart"/>
+            <w:r>
+              <w:rPr>
+                <w:rFonts w:ascii="Arial" w:eastAsia="Times New Roman" w:hAnsi="Arial" w:cs="Arial"/>
+                <w:sz w:val="24"/>
+                <w:szCs w:val="24"/>
+                <w:bdr w:val="none" w:sz="0" w:space="0" w:color="auto" w:frame="1"/>
+                <w:lang w:eastAsia="es-ES"/>
+              </w:rPr>
+              <w:t>post-tratamiento</w:t>
+            </w:r>
+            <w:proofErr w:type="spellEnd"/>
+            <w:r>
+              <w:rPr>
+                <w:rFonts w:ascii="Arial" w:eastAsia="Times New Roman" w:hAnsi="Arial" w:cs="Arial"/>
+                <w:sz w:val="24"/>
+                <w:szCs w:val="24"/>
+                <w:bdr w:val="none" w:sz="0" w:space="0" w:color="auto" w:frame="1"/>
+                <w:lang w:eastAsia="es-ES"/>
+              </w:rPr>
+              <w:t xml:space="preserve"> en la erradicación del brote.</w:t>
             </w:r>
           </w:p>
         </w:tc>
@@ -11034,7 +11096,23 @@
           <w:rFonts w:ascii="Arial" w:hAnsi="Arial" w:cs="Arial"/>
           <w:sz w:val="24"/>
         </w:rPr>
-        <w:t>el apartado donde se explican los diferentes datasets con los que contamos, hemos encontrado una serie de valores nulos. Por ello, hemos llevado a cabo un proceso de limpieza para asegurar la integridad de los datos.</w:t>
+        <w:t xml:space="preserve">el apartado donde se explican los diferentes </w:t>
+      </w:r>
+      <w:proofErr w:type="spellStart"/>
+      <w:r>
+        <w:rPr>
+          <w:rFonts w:ascii="Arial" w:hAnsi="Arial" w:cs="Arial"/>
+          <w:sz w:val="24"/>
+        </w:rPr>
+        <w:t>datasets</w:t>
+      </w:r>
+      <w:proofErr w:type="spellEnd"/>
+      <w:r>
+        <w:rPr>
+          <w:rFonts w:ascii="Arial" w:hAnsi="Arial" w:cs="Arial"/>
+          <w:sz w:val="24"/>
+        </w:rPr>
+        <w:t xml:space="preserve"> con los que contamos, hemos encontrado una serie de valores nulos. Por ello, hemos llevado a cabo un proceso de limpieza para asegurar la integridad de los datos.</w:t>
       </w:r>
     </w:p>
     <w:p>
@@ -11054,7 +11132,23 @@
           <w:rFonts w:ascii="Arial" w:hAnsi="Arial" w:cs="Arial"/>
           <w:sz w:val="24"/>
         </w:rPr>
-        <w:t>El proceso de limpieza ha tenido dos partes, la primera de ellas ha sido la gestión de los valores nulos en el dataset de condiciones climáticas. En este, la variable de eventos extremos presenta un 54% de valores nulos. Si eliminamos las filas correspondientes se perdería mucha información relevante por lo que hemos decidido reemplazarlo por el valor “sin evento”, ya que la ausencia de datos nos indica un periodo en el que no han ocurrido eventos extremos.</w:t>
+        <w:t xml:space="preserve">El proceso de limpieza ha tenido dos partes, la primera de ellas ha sido la gestión de los valores nulos en el </w:t>
+      </w:r>
+      <w:proofErr w:type="spellStart"/>
+      <w:r>
+        <w:rPr>
+          <w:rFonts w:ascii="Arial" w:hAnsi="Arial" w:cs="Arial"/>
+          <w:sz w:val="24"/>
+        </w:rPr>
+        <w:t>dataset</w:t>
+      </w:r>
+      <w:proofErr w:type="spellEnd"/>
+      <w:r>
+        <w:rPr>
+          <w:rFonts w:ascii="Arial" w:hAnsi="Arial" w:cs="Arial"/>
+          <w:sz w:val="24"/>
+        </w:rPr>
+        <w:t xml:space="preserve"> de condiciones climáticas. En este, la variable de eventos extremos presenta un 54% de valores nulos. Si eliminamos las filas correspondientes se perdería mucha información relevante por lo que hemos decidido reemplazarlo por el valor “sin evento”, ya que la ausencia de datos nos indica un periodo en el que no han ocurrido eventos extremos.</w:t>
       </w:r>
     </w:p>
     <w:p>
@@ -11074,7 +11168,23 @@
           <w:rFonts w:ascii="Arial" w:hAnsi="Arial" w:cs="Arial"/>
           <w:sz w:val="24"/>
         </w:rPr>
-        <w:t xml:space="preserve">La segunda parte ha sido la gestión de los nulos en el dataset de políticas agrícolas donde hay varias </w:t>
+        <w:t xml:space="preserve">La segunda parte ha sido la gestión de los nulos en el </w:t>
+      </w:r>
+      <w:proofErr w:type="spellStart"/>
+      <w:r>
+        <w:rPr>
+          <w:rFonts w:ascii="Arial" w:hAnsi="Arial" w:cs="Arial"/>
+          <w:sz w:val="24"/>
+        </w:rPr>
+        <w:t>dataset</w:t>
+      </w:r>
+      <w:proofErr w:type="spellEnd"/>
+      <w:r>
+        <w:rPr>
+          <w:rFonts w:ascii="Arial" w:hAnsi="Arial" w:cs="Arial"/>
+          <w:sz w:val="24"/>
+        </w:rPr>
+        <w:t xml:space="preserve"> de políticas agrícolas donde hay varias </w:t>
       </w:r>
       <w:r>
         <w:rPr>
@@ -11177,7 +11287,23 @@
           <w:rFonts w:ascii="Arial" w:hAnsi="Arial" w:cs="Arial"/>
           <w:sz w:val="24"/>
         </w:rPr>
-        <w:t xml:space="preserve"> fecha del dataset de precios de mercado </w:t>
+        <w:t xml:space="preserve"> fecha del </w:t>
+      </w:r>
+      <w:proofErr w:type="spellStart"/>
+      <w:r>
+        <w:rPr>
+          <w:rFonts w:ascii="Arial" w:hAnsi="Arial" w:cs="Arial"/>
+          <w:sz w:val="24"/>
+        </w:rPr>
+        <w:t>dataset</w:t>
+      </w:r>
+      <w:proofErr w:type="spellEnd"/>
+      <w:r>
+        <w:rPr>
+          <w:rFonts w:ascii="Arial" w:hAnsi="Arial" w:cs="Arial"/>
+          <w:sz w:val="24"/>
+        </w:rPr>
+        <w:t xml:space="preserve"> de precios de mercado </w:t>
       </w:r>
       <w:r>
         <w:rPr>
@@ -11292,7 +11418,23 @@
           <w:rFonts w:ascii="Arial" w:hAnsi="Arial" w:cs="Arial"/>
           <w:sz w:val="24"/>
         </w:rPr>
-        <w:t xml:space="preserve"> dataset de reporte de plagas</w:t>
+        <w:t xml:space="preserve"> </w:t>
+      </w:r>
+      <w:proofErr w:type="spellStart"/>
+      <w:r>
+        <w:rPr>
+          <w:rFonts w:ascii="Arial" w:hAnsi="Arial" w:cs="Arial"/>
+          <w:sz w:val="24"/>
+        </w:rPr>
+        <w:t>dataset</w:t>
+      </w:r>
+      <w:proofErr w:type="spellEnd"/>
+      <w:r>
+        <w:rPr>
+          <w:rFonts w:ascii="Arial" w:hAnsi="Arial" w:cs="Arial"/>
+          <w:sz w:val="24"/>
+        </w:rPr>
+        <w:t xml:space="preserve"> de reporte de plagas</w:t>
       </w:r>
       <w:r>
         <w:rPr>
@@ -11385,7 +11527,23 @@
           <w:rFonts w:ascii="Arial" w:hAnsi="Arial" w:cs="Arial"/>
           <w:sz w:val="24"/>
         </w:rPr>
-        <w:t>el dataset de imágenes del satélite cuya fecha es posterior a la actual, siendo el año máximo que aparece de 2033.</w:t>
+        <w:t xml:space="preserve">el </w:t>
+      </w:r>
+      <w:proofErr w:type="spellStart"/>
+      <w:r>
+        <w:rPr>
+          <w:rFonts w:ascii="Arial" w:hAnsi="Arial" w:cs="Arial"/>
+          <w:sz w:val="24"/>
+        </w:rPr>
+        <w:t>dataset</w:t>
+      </w:r>
+      <w:proofErr w:type="spellEnd"/>
+      <w:r>
+        <w:rPr>
+          <w:rFonts w:ascii="Arial" w:hAnsi="Arial" w:cs="Arial"/>
+          <w:sz w:val="24"/>
+        </w:rPr>
+        <w:t xml:space="preserve"> de imágenes del satélite cuya fecha es posterior a la actual, siendo el año máximo que aparece de 2033.</w:t>
       </w:r>
     </w:p>
     <w:p>
@@ -11574,7 +11732,23 @@
           <w:rFonts w:ascii="Arial" w:hAnsi="Arial" w:cs="Arial"/>
           <w:sz w:val="24"/>
         </w:rPr>
-        <w:t xml:space="preserve">: Una primera evaluación que hemos realizado ha sido ver como se relacionan la cantidad de fertilizante con el rendimiento que se obtiene. Hemos obtenido la siguiente correlación: </w:t>
+        <w:t xml:space="preserve">: Una primera evaluación que hemos realizado ha sido ver </w:t>
+      </w:r>
+      <w:proofErr w:type="spellStart"/>
+      <w:r>
+        <w:rPr>
+          <w:rFonts w:ascii="Arial" w:hAnsi="Arial" w:cs="Arial"/>
+          <w:sz w:val="24"/>
+        </w:rPr>
+        <w:t>como</w:t>
+      </w:r>
+      <w:proofErr w:type="spellEnd"/>
+      <w:r>
+        <w:rPr>
+          <w:rFonts w:ascii="Arial" w:hAnsi="Arial" w:cs="Arial"/>
+          <w:sz w:val="24"/>
+        </w:rPr>
+        <w:t xml:space="preserve"> se relacionan la cantidad de fertilizante con el rendimiento que se obtiene. Hemos obtenido la siguiente correlación: </w:t>
       </w:r>
     </w:p>
     <w:p>
@@ -13410,7 +13584,23 @@
           <w:rFonts w:ascii="Arial" w:hAnsi="Arial" w:cs="Arial"/>
           <w:sz w:val="24"/>
         </w:rPr>
-        <w:t>Como podemos comprobar todas las regiones presentan medianas de rendimiento muy similares. Pero lo que sí cabe destacar es que en todas las regiones se alcanzan picos de 90 ton/ha, lo cual se corresponde con las explotaciones de caña de azúcar. Lo que puede llegar a indicar que en las regiones operan con eficiencias bajas pero que tienen focos agrícolas altamente optimizados para la caña de azúcar que distorsionan la media global.</w:t>
+        <w:t>Como podemos comprobar todas las regiones presentan medianas de rendimiento muy similares. Pero lo que sí cabe destacar es que en todas las regiones se alcanzan picos de 90 ton/</w:t>
+      </w:r>
+      <w:proofErr w:type="spellStart"/>
+      <w:r>
+        <w:rPr>
+          <w:rFonts w:ascii="Arial" w:hAnsi="Arial" w:cs="Arial"/>
+          <w:sz w:val="24"/>
+        </w:rPr>
+        <w:t>ha</w:t>
+      </w:r>
+      <w:proofErr w:type="spellEnd"/>
+      <w:r>
+        <w:rPr>
+          <w:rFonts w:ascii="Arial" w:hAnsi="Arial" w:cs="Arial"/>
+          <w:sz w:val="24"/>
+        </w:rPr>
+        <w:t>, lo cual se corresponde con las explotaciones de caña de azúcar. Lo que puede llegar a indicar que en las regiones operan con eficiencias bajas pero que tienen focos agrícolas altamente optimizados para la caña de azúcar que distorsionan la media global.</w:t>
       </w:r>
     </w:p>
     <w:p>
@@ -15188,23 +15378,7 @@
           <w:b/>
           <w:color w:val="auto"/>
         </w:rPr>
-        <w:t xml:space="preserve">Análisis de datos </w:t>
-      </w:r>
-      <w:r>
-        <w:rPr>
-          <w:rFonts w:ascii="Arial" w:hAnsi="Arial" w:cs="Arial"/>
-          <w:b/>
-          <w:color w:val="auto"/>
-        </w:rPr>
-        <w:t>No</w:t>
-      </w:r>
-      <w:r>
-        <w:rPr>
-          <w:rFonts w:ascii="Arial" w:hAnsi="Arial" w:cs="Arial"/>
-          <w:b/>
-          <w:color w:val="auto"/>
-        </w:rPr>
-        <w:t>-Estructurados</w:t>
+        <w:t>Análisis de datos No-Estructurados</w:t>
       </w:r>
     </w:p>
     <w:p>
@@ -15295,7 +15469,6 @@
         </w:rPr>
         <w:t xml:space="preserve">Muchos de los datos a extraer ya lo hemos hecho en el Power Bi, nos hemos dado cuenta que hay datos </w:t>
       </w:r>
-      <w:proofErr w:type="gramStart"/>
       <w:r>
         <w:rPr>
           <w:rFonts w:ascii="Arial" w:hAnsi="Arial" w:cs="Arial"/>
@@ -15303,7 +15476,6 @@
         </w:rPr>
         <w:t>que</w:t>
       </w:r>
-      <w:proofErr w:type="gramEnd"/>
       <w:r>
         <w:rPr>
           <w:rFonts w:ascii="Arial" w:hAnsi="Arial" w:cs="Arial"/>
@@ -15666,23 +15838,7 @@
           <w:sz w:val="24"/>
           <w:szCs w:val="24"/>
         </w:rPr>
-        <w:t>Como se puede apreciar en el gráfico, la mayoría de los reportes de plagas son de infestaciones de insectos (48%), mientras que hongos y otros infecciosos se presentan en una pequeña minoría (15%), por otro lado, tenemos otras amenazas o asuntos políticos que engloba tanto amenazas desconocidas o que no se han tenido en cuenta</w:t>
-      </w:r>
-      <w:r>
-        <w:rPr>
-          <w:rFonts w:ascii="Arial" w:hAnsi="Arial" w:cs="Arial"/>
-          <w:sz w:val="24"/>
-          <w:szCs w:val="24"/>
-        </w:rPr>
-        <w:t xml:space="preserve"> como</w:t>
-      </w:r>
-      <w:r>
-        <w:rPr>
-          <w:rFonts w:ascii="Arial" w:hAnsi="Arial" w:cs="Arial"/>
-          <w:sz w:val="24"/>
-          <w:szCs w:val="24"/>
-        </w:rPr>
-        <w:t xml:space="preserve"> las noticias políticas </w:t>
+        <w:t xml:space="preserve">Como se puede apreciar en el gráfico, la mayoría de los reportes de plagas son de infestaciones de insectos (48%), mientras que hongos y otros infecciosos se presentan en una pequeña minoría (15%), por otro lado, tenemos otras amenazas o asuntos políticos que engloba tanto amenazas desconocidas o que no se han tenido en cuenta como las noticias políticas </w:t>
       </w:r>
       <w:r>
         <w:rPr>
@@ -17489,46 +17645,7 @@
           <w:rFonts w:ascii="Arial" w:hAnsi="Arial" w:cs="Arial"/>
           <w:sz w:val="24"/>
         </w:rPr>
-        <w:t xml:space="preserve">Se </w:t>
-      </w:r>
-      <w:r>
-        <w:rPr>
-          <w:rFonts w:ascii="Arial" w:hAnsi="Arial" w:cs="Arial"/>
-          <w:sz w:val="24"/>
-        </w:rPr>
-        <w:t xml:space="preserve">puede ver la temporalidad mensual de los mercados. Donde cabe destacar que los mercados sufren un abaratamiento de los mercados en el mes de </w:t>
-      </w:r>
-      <w:proofErr w:type="gramStart"/>
-      <w:r>
-        <w:rPr>
-          <w:rFonts w:ascii="Arial" w:hAnsi="Arial" w:cs="Arial"/>
-          <w:sz w:val="24"/>
-        </w:rPr>
-        <w:t>Agosto</w:t>
-      </w:r>
-      <w:proofErr w:type="gramEnd"/>
-      <w:r>
-        <w:rPr>
-          <w:rFonts w:ascii="Arial" w:hAnsi="Arial" w:cs="Arial"/>
-          <w:sz w:val="24"/>
-        </w:rPr>
-        <w:t xml:space="preserve"> seguido de encarecimiento de los productos en el mes de </w:t>
-      </w:r>
-      <w:proofErr w:type="gramStart"/>
-      <w:r>
-        <w:rPr>
-          <w:rFonts w:ascii="Arial" w:hAnsi="Arial" w:cs="Arial"/>
-          <w:sz w:val="24"/>
-        </w:rPr>
-        <w:t>Septiembre</w:t>
-      </w:r>
-      <w:proofErr w:type="gramEnd"/>
-      <w:r>
-        <w:rPr>
-          <w:rFonts w:ascii="Arial" w:hAnsi="Arial" w:cs="Arial"/>
-          <w:sz w:val="24"/>
-        </w:rPr>
-        <w:t xml:space="preserve">. En todos los meses, se puede observar que si en un mes ha subido al siguiente se produce una bajada. </w:t>
+        <w:t xml:space="preserve">Se puede ver la temporalidad mensual de los mercados. Donde cabe destacar que los mercados sufren un abaratamiento de los mercados en el mes de Agosto seguido de encarecimiento de los productos en el mes de Septiembre. En todos los meses, se puede observar que si en un mes ha subido al siguiente se produce una bajada. </w:t>
       </w:r>
     </w:p>
     <w:p>
@@ -17582,23 +17699,7 @@
           <w:bCs/>
           <w:sz w:val="24"/>
         </w:rPr>
-        <w:t xml:space="preserve">En lugar de preguntar "si tienen impacto", vamos a preguntar: "¿A más dinero, más producción?" para ver si cuanto </w:t>
-      </w:r>
-      <w:r>
-        <w:rPr>
-          <w:rFonts w:ascii="Arial" w:hAnsi="Arial" w:cs="Arial"/>
-          <w:bCs/>
-          <w:sz w:val="24"/>
-        </w:rPr>
-        <w:t>más</w:t>
-      </w:r>
-      <w:r>
-        <w:rPr>
-          <w:rFonts w:ascii="Arial" w:hAnsi="Arial" w:cs="Arial"/>
-          <w:bCs/>
-          <w:sz w:val="24"/>
-        </w:rPr>
-        <w:t xml:space="preserve"> subsidio se le agrega afecta a su cantidad producida.</w:t>
+        <w:t>En lugar de preguntar "si tienen impacto", vamos a preguntar: "¿A más dinero, más producción?" para ver si cuanto más subsidio se le agrega afecta a su cantidad producida.</w:t>
       </w:r>
     </w:p>
     <w:p>
@@ -19363,23 +19464,7 @@
           <w:rFonts w:ascii="Arial" w:hAnsi="Arial" w:cs="Arial"/>
           <w:sz w:val="24"/>
         </w:rPr>
-        <w:t xml:space="preserve"> hemos realizado una validación cruzada de 5 particiones. Y como métricas hemos empleado el MSE, RMSE y R cuadrado, que han sido resultado de la media de cada una de las iteraciones de la validación cruzada. Los resultados de este modelo se </w:t>
-      </w:r>
-      <w:proofErr w:type="gramStart"/>
-      <w:r>
-        <w:rPr>
-          <w:rFonts w:ascii="Arial" w:hAnsi="Arial" w:cs="Arial"/>
-          <w:sz w:val="24"/>
-        </w:rPr>
-        <w:t>comentaran</w:t>
-      </w:r>
-      <w:proofErr w:type="gramEnd"/>
-      <w:r>
-        <w:rPr>
-          <w:rFonts w:ascii="Arial" w:hAnsi="Arial" w:cs="Arial"/>
-          <w:sz w:val="24"/>
-        </w:rPr>
-        <w:t xml:space="preserve"> en el apartado correspondiente de la memoria.</w:t>
+        <w:t xml:space="preserve"> hemos realizado una validación cruzada de 5 particiones. Y como métricas hemos empleado el MSE, RMSE y R cuadrado, que han sido resultado de la media de cada una de las iteraciones de la validación cruzada. Los resultados de este modelo se comentaran en el apartado correspondiente de la memoria.</w:t>
       </w:r>
     </w:p>
     <w:p>
@@ -19483,23 +19568,7 @@
           <w:rFonts w:ascii="Arial" w:hAnsi="Arial" w:cs="Arial"/>
           <w:sz w:val="24"/>
         </w:rPr>
-        <w:t xml:space="preserve">Una capa de entrada de 16 neuronas, conectada a una primera capa oculta que cuenta con 64 neuronas para buscar patrones más complejos en los datos. Le siguen dos capas ocultas de 32 y 16 neuronas respectivamente, buscando descartar el ruido y conservar las relaciones más relevantes. </w:t>
-      </w:r>
-      <w:proofErr w:type="gramStart"/>
-      <w:r>
-        <w:rPr>
-          <w:rFonts w:ascii="Arial" w:hAnsi="Arial" w:cs="Arial"/>
-          <w:sz w:val="24"/>
-        </w:rPr>
-        <w:t>Y</w:t>
-      </w:r>
-      <w:proofErr w:type="gramEnd"/>
-      <w:r>
-        <w:rPr>
-          <w:rFonts w:ascii="Arial" w:hAnsi="Arial" w:cs="Arial"/>
-          <w:sz w:val="24"/>
-        </w:rPr>
-        <w:t xml:space="preserve"> por último, al tratarse de un problema de regresión, la capa final consiste de una única neurona con activación lineal. Todas las capas ocultas tienen una función de activación </w:t>
+        <w:t xml:space="preserve">Una capa de entrada de 16 neuronas, conectada a una primera capa oculta que cuenta con 64 neuronas para buscar patrones más complejos en los datos. Le siguen dos capas ocultas de 32 y 16 neuronas respectivamente, buscando descartar el ruido y conservar las relaciones más relevantes. Y por último, al tratarse de un problema de regresión, la capa final consiste de una única neurona con activación lineal. Todas las capas ocultas tienen una función de activación </w:t>
       </w:r>
       <w:proofErr w:type="spellStart"/>
       <w:r>
@@ -19620,23 +19689,7 @@
           <w:rFonts w:ascii="Arial" w:hAnsi="Arial" w:cs="Arial"/>
           <w:sz w:val="24"/>
         </w:rPr>
-        <w:t xml:space="preserve">Hemos usado las mismas métricas de evaluación que en la regresión lineal para poder comparar los modelos que hemos generado. Lo cual se </w:t>
-      </w:r>
-      <w:proofErr w:type="gramStart"/>
-      <w:r>
-        <w:rPr>
-          <w:rFonts w:ascii="Arial" w:hAnsi="Arial" w:cs="Arial"/>
-          <w:sz w:val="24"/>
-        </w:rPr>
-        <w:t>llevara</w:t>
-      </w:r>
-      <w:proofErr w:type="gramEnd"/>
-      <w:r>
-        <w:rPr>
-          <w:rFonts w:ascii="Arial" w:hAnsi="Arial" w:cs="Arial"/>
-          <w:sz w:val="24"/>
-        </w:rPr>
-        <w:t xml:space="preserve"> a cabo en el apartado correspondiente a los resultados obtenidos.</w:t>
+        <w:t>Hemos usado las mismas métricas de evaluación que en la regresión lineal para poder comparar los modelos que hemos generado. Lo cual se llevara a cabo en el apartado correspondiente a los resultados obtenidos.</w:t>
       </w:r>
     </w:p>
     <w:p>
@@ -20371,21 +20424,873 @@
         </w:rPr>
         <w:t xml:space="preserve">Como en todos los problemas los resultados obtenidos de cada uno de los modelos se </w:t>
       </w:r>
-      <w:proofErr w:type="gramStart"/>
-      <w:r>
-        <w:rPr>
-          <w:rFonts w:ascii="Arial" w:hAnsi="Arial" w:cs="Arial"/>
-          <w:sz w:val="24"/>
-        </w:rPr>
-        <w:t>comentaran</w:t>
-      </w:r>
-      <w:proofErr w:type="gramEnd"/>
+      <w:r>
+        <w:rPr>
+          <w:rFonts w:ascii="Arial" w:hAnsi="Arial" w:cs="Arial"/>
+          <w:sz w:val="24"/>
+        </w:rPr>
+        <w:t>comentarán</w:t>
+      </w:r>
       <w:r>
         <w:rPr>
           <w:rFonts w:ascii="Arial" w:hAnsi="Arial" w:cs="Arial"/>
           <w:sz w:val="24"/>
         </w:rPr>
         <w:t xml:space="preserve"> en el apartado correspondiente de resultados.</w:t>
+      </w:r>
+    </w:p>
+    <w:p>
+      <w:pPr>
+        <w:pStyle w:val="Ttulo3"/>
+        <w:numPr>
+          <w:ilvl w:val="2"/>
+          <w:numId w:val="7"/>
+        </w:numPr>
+        <w:spacing w:line="276" w:lineRule="auto"/>
+        <w:jc w:val="both"/>
+        <w:rPr>
+          <w:rFonts w:ascii="Arial" w:hAnsi="Arial" w:cs="Arial"/>
+          <w:b/>
+          <w:color w:val="auto"/>
+        </w:rPr>
+      </w:pPr>
+      <w:r>
+        <w:rPr>
+          <w:rFonts w:ascii="Arial" w:hAnsi="Arial" w:cs="Arial"/>
+          <w:b/>
+          <w:color w:val="auto"/>
+        </w:rPr>
+        <w:t>Predicción de precios de mercado</w:t>
+      </w:r>
+    </w:p>
+    <w:p>
+      <w:pPr>
+        <w:spacing w:line="276" w:lineRule="auto"/>
+        <w:ind w:left="142"/>
+        <w:jc w:val="both"/>
+        <w:rPr>
+          <w:rFonts w:ascii="Arial" w:hAnsi="Arial" w:cs="Arial"/>
+          <w:sz w:val="24"/>
+        </w:rPr>
+      </w:pPr>
+      <w:r>
+        <w:rPr>
+          <w:rFonts w:ascii="Arial" w:hAnsi="Arial" w:cs="Arial"/>
+          <w:sz w:val="24"/>
+        </w:rPr>
+        <w:t xml:space="preserve">Este problema consiste en desarrollar un modelo predictivo capaz de determinar la dirección del precio de los productos agrícolas en el corto plazo. La capacidad de anticipar si un activo subirá, bajará o se mantendrá estable es una herramienta estratégica fundamental para optimizar la toma de decisiones comerciales y la gestión de riesgos financieros en </w:t>
+      </w:r>
+      <w:r>
+        <w:rPr>
+          <w:rFonts w:ascii="Arial" w:hAnsi="Arial" w:cs="Arial"/>
+          <w:sz w:val="24"/>
+        </w:rPr>
+        <w:t>los</w:t>
+      </w:r>
+      <w:r>
+        <w:rPr>
+          <w:rFonts w:ascii="Arial" w:hAnsi="Arial" w:cs="Arial"/>
+          <w:sz w:val="24"/>
+        </w:rPr>
+        <w:t xml:space="preserve"> sector</w:t>
+      </w:r>
+      <w:r>
+        <w:rPr>
+          <w:rFonts w:ascii="Arial" w:hAnsi="Arial" w:cs="Arial"/>
+          <w:sz w:val="24"/>
+        </w:rPr>
+        <w:t>es</w:t>
+      </w:r>
+      <w:r>
+        <w:rPr>
+          <w:rFonts w:ascii="Arial" w:hAnsi="Arial" w:cs="Arial"/>
+          <w:sz w:val="24"/>
+        </w:rPr>
+        <w:t xml:space="preserve"> </w:t>
+      </w:r>
+      <w:r>
+        <w:rPr>
+          <w:rFonts w:ascii="Arial" w:hAnsi="Arial" w:cs="Arial"/>
+          <w:sz w:val="24"/>
+        </w:rPr>
+        <w:t>agrícola y ganadero</w:t>
+      </w:r>
+      <w:r>
+        <w:rPr>
+          <w:rFonts w:ascii="Arial" w:hAnsi="Arial" w:cs="Arial"/>
+          <w:sz w:val="24"/>
+        </w:rPr>
+        <w:t>.</w:t>
+      </w:r>
+    </w:p>
+    <w:p>
+      <w:pPr>
+        <w:spacing w:line="276" w:lineRule="auto"/>
+        <w:ind w:left="142"/>
+        <w:jc w:val="both"/>
+        <w:rPr>
+          <w:rFonts w:ascii="Arial" w:hAnsi="Arial" w:cs="Arial"/>
+          <w:sz w:val="24"/>
+        </w:rPr>
+      </w:pPr>
+      <w:r>
+        <w:rPr>
+          <w:rFonts w:ascii="Arial" w:hAnsi="Arial" w:cs="Arial"/>
+          <w:sz w:val="24"/>
+        </w:rPr>
+        <w:t xml:space="preserve">Para abordar este </w:t>
+      </w:r>
+      <w:r>
+        <w:rPr>
+          <w:rFonts w:ascii="Arial" w:hAnsi="Arial" w:cs="Arial"/>
+          <w:sz w:val="24"/>
+        </w:rPr>
+        <w:t>problema</w:t>
+      </w:r>
+      <w:r>
+        <w:rPr>
+          <w:rFonts w:ascii="Arial" w:hAnsi="Arial" w:cs="Arial"/>
+          <w:sz w:val="24"/>
+        </w:rPr>
+        <w:t>, se ha utilizado el conjunto de datos precios_mercado.csv, que integra variables de cotización, volumen operado y localización geográfica. Durante la fase de prospección, se evaluó la inclusión de información externa proveniente de noticias_agricolas.csv para capturar el sentimiento del mercado. Sin embargo, tras analizar el reducido volumen de noticias (60 registros) y su falta de alineación temporal con las series de precios, se determinó que su integración no aportaba valor predictivo y generaba ruido, optando por un modelo basado exclusivamente en datos de mercado.</w:t>
+      </w:r>
+    </w:p>
+    <w:p>
+      <w:pPr>
+        <w:spacing w:line="276" w:lineRule="auto"/>
+        <w:ind w:left="142"/>
+        <w:jc w:val="both"/>
+        <w:rPr>
+          <w:rFonts w:ascii="Arial" w:hAnsi="Arial" w:cs="Arial"/>
+          <w:sz w:val="24"/>
+        </w:rPr>
+      </w:pPr>
+      <w:r>
+        <w:rPr>
+          <w:rFonts w:ascii="Arial" w:hAnsi="Arial" w:cs="Arial"/>
+          <w:sz w:val="24"/>
+        </w:rPr>
+        <w:t>El preprocesamiento de datos incluyó la conversión de fechas, la ordenación cronológica por país y producto, y la generación de variables de cambio porcentual.</w:t>
+      </w:r>
+    </w:p>
+    <w:p>
+      <w:pPr>
+        <w:spacing w:line="276" w:lineRule="auto"/>
+        <w:ind w:left="142"/>
+        <w:jc w:val="both"/>
+        <w:rPr>
+          <w:rFonts w:ascii="Arial" w:hAnsi="Arial" w:cs="Arial"/>
+          <w:sz w:val="24"/>
+        </w:rPr>
+      </w:pPr>
+      <w:r>
+        <w:rPr>
+          <w:rFonts w:ascii="Arial" w:hAnsi="Arial" w:cs="Arial"/>
+          <w:sz w:val="24"/>
+        </w:rPr>
+        <w:t xml:space="preserve">Para resolver el problema, se empleó el algoritmo </w:t>
+      </w:r>
+      <w:proofErr w:type="spellStart"/>
+      <w:r>
+        <w:rPr>
+          <w:rFonts w:ascii="Arial" w:hAnsi="Arial" w:cs="Arial"/>
+          <w:sz w:val="24"/>
+        </w:rPr>
+        <w:t>XGBoost</w:t>
+      </w:r>
+      <w:proofErr w:type="spellEnd"/>
+      <w:r>
+        <w:rPr>
+          <w:rFonts w:ascii="Arial" w:hAnsi="Arial" w:cs="Arial"/>
+          <w:sz w:val="24"/>
+        </w:rPr>
+        <w:t xml:space="preserve">, un modelo de ensamble basado en árboles de decisión capaz de capturar relaciones no lineales complejas. Dado que cada </w:t>
+      </w:r>
+      <w:r>
+        <w:rPr>
+          <w:rFonts w:ascii="Arial" w:hAnsi="Arial" w:cs="Arial"/>
+          <w:sz w:val="24"/>
+        </w:rPr>
+        <w:t>tipo de dato</w:t>
+      </w:r>
+      <w:r>
+        <w:rPr>
+          <w:rFonts w:ascii="Arial" w:hAnsi="Arial" w:cs="Arial"/>
+          <w:sz w:val="24"/>
+        </w:rPr>
+        <w:t xml:space="preserve"> presenta dinámicas propias, se diseñó una arquitectura de modelos independientes por producto bajo dos enfoques de entrenamiento:</w:t>
+      </w:r>
+    </w:p>
+    <w:p>
+      <w:pPr>
+        <w:pStyle w:val="Prrafodelista"/>
+        <w:numPr>
+          <w:ilvl w:val="0"/>
+          <w:numId w:val="43"/>
+        </w:numPr>
+        <w:spacing w:line="276" w:lineRule="auto"/>
+        <w:jc w:val="both"/>
+        <w:rPr>
+          <w:rFonts w:ascii="Arial" w:hAnsi="Arial" w:cs="Arial"/>
+          <w:sz w:val="24"/>
+        </w:rPr>
+      </w:pPr>
+      <w:r>
+        <w:rPr>
+          <w:rFonts w:ascii="Arial" w:hAnsi="Arial" w:cs="Arial"/>
+          <w:sz w:val="24"/>
+        </w:rPr>
+        <w:t>Modelo Multiclase (Sube/Baja/Estable): Mantiene la formulación original del problema intentando predecir tres estados de mercado diferenciados.</w:t>
+      </w:r>
+    </w:p>
+    <w:p>
+      <w:pPr>
+        <w:pStyle w:val="Prrafodelista"/>
+        <w:numPr>
+          <w:ilvl w:val="0"/>
+          <w:numId w:val="43"/>
+        </w:numPr>
+        <w:spacing w:line="276" w:lineRule="auto"/>
+        <w:jc w:val="both"/>
+        <w:rPr>
+          <w:rFonts w:ascii="Arial" w:hAnsi="Arial" w:cs="Arial"/>
+          <w:sz w:val="24"/>
+        </w:rPr>
+      </w:pPr>
+      <w:r>
+        <w:rPr>
+          <w:rFonts w:ascii="Arial" w:hAnsi="Arial" w:cs="Arial"/>
+          <w:sz w:val="24"/>
+        </w:rPr>
+        <w:t>Modelo Binario (Sube/Baja): Simplifica el problema eliminando la clase "estable" y filtrando variaciones de precio, con el objetivo de reducir el ruido y centrarse en movimientos de mercado significativos.</w:t>
+      </w:r>
+    </w:p>
+    <w:p>
+      <w:pPr>
+        <w:pStyle w:val="Ttulo3"/>
+        <w:numPr>
+          <w:ilvl w:val="2"/>
+          <w:numId w:val="7"/>
+        </w:numPr>
+        <w:spacing w:line="276" w:lineRule="auto"/>
+        <w:jc w:val="both"/>
+        <w:rPr>
+          <w:rFonts w:ascii="Arial" w:hAnsi="Arial" w:cs="Arial"/>
+          <w:b/>
+          <w:color w:val="auto"/>
+        </w:rPr>
+      </w:pPr>
+      <w:r>
+        <w:rPr>
+          <w:rFonts w:ascii="Arial" w:hAnsi="Arial" w:cs="Arial"/>
+          <w:b/>
+          <w:color w:val="auto"/>
+        </w:rPr>
+        <w:t>D</w:t>
+      </w:r>
+      <w:r>
+        <w:rPr>
+          <w:rFonts w:ascii="Arial" w:hAnsi="Arial" w:cs="Arial"/>
+          <w:b/>
+          <w:color w:val="auto"/>
+        </w:rPr>
+        <w:t>etecci</w:t>
+      </w:r>
+      <w:r>
+        <w:rPr>
+          <w:rFonts w:ascii="Arial" w:hAnsi="Arial" w:cs="Arial"/>
+          <w:b/>
+          <w:color w:val="auto"/>
+        </w:rPr>
+        <w:t>ó</w:t>
+      </w:r>
+      <w:r>
+        <w:rPr>
+          <w:rFonts w:ascii="Arial" w:hAnsi="Arial" w:cs="Arial"/>
+          <w:b/>
+          <w:color w:val="auto"/>
+        </w:rPr>
+        <w:t>n de Anomal</w:t>
+      </w:r>
+      <w:r>
+        <w:rPr>
+          <w:rFonts w:ascii="Arial" w:hAnsi="Arial" w:cs="Arial"/>
+          <w:b/>
+          <w:color w:val="auto"/>
+        </w:rPr>
+        <w:t>í</w:t>
+      </w:r>
+      <w:r>
+        <w:rPr>
+          <w:rFonts w:ascii="Arial" w:hAnsi="Arial" w:cs="Arial"/>
+          <w:b/>
+          <w:color w:val="auto"/>
+        </w:rPr>
+        <w:t xml:space="preserve">as en </w:t>
+      </w:r>
+      <w:r>
+        <w:rPr>
+          <w:rFonts w:ascii="Arial" w:hAnsi="Arial" w:cs="Arial"/>
+          <w:b/>
+          <w:color w:val="auto"/>
+        </w:rPr>
+        <w:t>p</w:t>
+      </w:r>
+      <w:r>
+        <w:rPr>
+          <w:rFonts w:ascii="Arial" w:hAnsi="Arial" w:cs="Arial"/>
+          <w:b/>
+          <w:color w:val="auto"/>
+        </w:rPr>
+        <w:t>roducci</w:t>
+      </w:r>
+      <w:r>
+        <w:rPr>
+          <w:rFonts w:ascii="Arial" w:hAnsi="Arial" w:cs="Arial"/>
+          <w:b/>
+          <w:color w:val="auto"/>
+        </w:rPr>
+        <w:t>ó</w:t>
+      </w:r>
+      <w:r>
+        <w:rPr>
+          <w:rFonts w:ascii="Arial" w:hAnsi="Arial" w:cs="Arial"/>
+          <w:b/>
+          <w:color w:val="auto"/>
+        </w:rPr>
+        <w:t>n</w:t>
+      </w:r>
+    </w:p>
+    <w:p>
+      <w:pPr>
+        <w:jc w:val="both"/>
+        <w:rPr>
+          <w:rFonts w:ascii="Arial" w:hAnsi="Arial" w:cs="Arial"/>
+          <w:sz w:val="24"/>
+          <w:szCs w:val="24"/>
+        </w:rPr>
+      </w:pPr>
+      <w:r>
+        <w:rPr>
+          <w:rFonts w:ascii="Arial" w:hAnsi="Arial" w:cs="Arial"/>
+          <w:sz w:val="24"/>
+          <w:szCs w:val="24"/>
+        </w:rPr>
+        <w:t>Este bloque se centra en la identificación de comportamientos atípicos multivariantes que puedan señalar crisis productivas, éxitos agrícolas excepcionales o errores en el reporte de datos. Para asegurar la robustez del análisis, se implementó un preprocesamiento basado en dos pilares:</w:t>
+      </w:r>
+    </w:p>
+    <w:p>
+      <w:pPr>
+        <w:jc w:val="both"/>
+        <w:rPr>
+          <w:rFonts w:ascii="Arial" w:hAnsi="Arial" w:cs="Arial"/>
+          <w:sz w:val="24"/>
+          <w:szCs w:val="24"/>
+        </w:rPr>
+      </w:pPr>
+      <w:r>
+        <w:rPr>
+          <w:rFonts w:ascii="Arial" w:hAnsi="Arial" w:cs="Arial"/>
+          <w:sz w:val="24"/>
+          <w:szCs w:val="24"/>
+        </w:rPr>
+        <w:t xml:space="preserve">Tratamiento de valores nulos: Se realizó una imputación categórica en la variable </w:t>
+      </w:r>
+      <w:proofErr w:type="spellStart"/>
+      <w:r>
+        <w:rPr>
+          <w:rFonts w:ascii="Arial" w:hAnsi="Arial" w:cs="Arial"/>
+          <w:sz w:val="24"/>
+          <w:szCs w:val="24"/>
+        </w:rPr>
+        <w:t>eventos_extremos</w:t>
+      </w:r>
+      <w:proofErr w:type="spellEnd"/>
+      <w:r>
+        <w:rPr>
+          <w:rFonts w:ascii="Arial" w:hAnsi="Arial" w:cs="Arial"/>
+          <w:sz w:val="24"/>
+          <w:szCs w:val="24"/>
+        </w:rPr>
+        <w:t>, mapeando los valores ausentes a la etiqueta "sin evento" para evitar la pérdida de registros climáticos valiosos.</w:t>
+      </w:r>
+    </w:p>
+    <w:p>
+      <w:pPr>
+        <w:jc w:val="both"/>
+        <w:rPr>
+          <w:rFonts w:ascii="Arial" w:hAnsi="Arial" w:cs="Arial"/>
+          <w:sz w:val="24"/>
+          <w:szCs w:val="24"/>
+        </w:rPr>
+      </w:pPr>
+      <w:r>
+        <w:rPr>
+          <w:rFonts w:ascii="Arial" w:hAnsi="Arial" w:cs="Arial"/>
+          <w:sz w:val="24"/>
+          <w:szCs w:val="24"/>
+        </w:rPr>
+        <w:t xml:space="preserve">Exclusión del sesgo de magnitud: Se eliminó el cultivo de Caña de azúcar. Esta decisión se justifica técnicamente porque su rendimiento (superior a 100 ton/ha) "cegaba" a los modelos ante variaciones en cultivos estándar como el trigo o el maíz, cuyos cambios de 1 o 2 toneladas son vitales, pero quedaban </w:t>
+      </w:r>
+      <w:r>
+        <w:rPr>
+          <w:rFonts w:ascii="Arial" w:hAnsi="Arial" w:cs="Arial"/>
+          <w:sz w:val="24"/>
+          <w:szCs w:val="24"/>
+        </w:rPr>
+        <w:t>eclipsados</w:t>
+      </w:r>
+      <w:r>
+        <w:rPr>
+          <w:rFonts w:ascii="Arial" w:hAnsi="Arial" w:cs="Arial"/>
+          <w:sz w:val="24"/>
+          <w:szCs w:val="24"/>
+        </w:rPr>
+        <w:t xml:space="preserve"> en la escala global.</w:t>
+      </w:r>
+    </w:p>
+    <w:p>
+      <w:pPr>
+        <w:jc w:val="both"/>
+        <w:rPr>
+          <w:rFonts w:ascii="Arial" w:hAnsi="Arial" w:cs="Arial"/>
+          <w:sz w:val="24"/>
+          <w:szCs w:val="24"/>
+        </w:rPr>
+      </w:pPr>
+      <w:r>
+        <w:rPr>
+          <w:rFonts w:ascii="Arial" w:hAnsi="Arial" w:cs="Arial"/>
+          <w:sz w:val="24"/>
+          <w:szCs w:val="24"/>
+        </w:rPr>
+        <w:t>Dado que nos encontramos ante un reto no supervisado, se construyó una métrica de validación realista. Se definió como "anomalía real" cualquier registro que habitase en las colas de la distribución (deciles inferiores 10% y superior</w:t>
+      </w:r>
+      <w:r>
+        <w:rPr>
+          <w:rFonts w:ascii="Arial" w:hAnsi="Arial" w:cs="Arial"/>
+          <w:sz w:val="24"/>
+          <w:szCs w:val="24"/>
+        </w:rPr>
+        <w:t>es</w:t>
+      </w:r>
+      <w:r>
+        <w:rPr>
+          <w:rFonts w:ascii="Arial" w:hAnsi="Arial" w:cs="Arial"/>
+          <w:sz w:val="24"/>
+          <w:szCs w:val="24"/>
+        </w:rPr>
+        <w:t xml:space="preserve"> 90%) para las variables de rendimiento y precipitación.</w:t>
+      </w:r>
+    </w:p>
+    <w:p>
+      <w:pPr>
+        <w:jc w:val="both"/>
+        <w:rPr>
+          <w:rFonts w:ascii="Arial" w:hAnsi="Arial" w:cs="Arial"/>
+          <w:sz w:val="24"/>
+          <w:szCs w:val="24"/>
+        </w:rPr>
+      </w:pPr>
+      <w:r>
+        <w:rPr>
+          <w:rFonts w:ascii="Arial" w:hAnsi="Arial" w:cs="Arial"/>
+          <w:sz w:val="24"/>
+          <w:szCs w:val="24"/>
+        </w:rPr>
+        <w:t>Se implementaron dos arquitecturas complementarias:</w:t>
+      </w:r>
+    </w:p>
+    <w:p>
+      <w:pPr>
+        <w:pStyle w:val="Prrafodelista"/>
+        <w:numPr>
+          <w:ilvl w:val="0"/>
+          <w:numId w:val="44"/>
+        </w:numPr>
+        <w:jc w:val="both"/>
+        <w:rPr>
+          <w:rFonts w:ascii="Arial" w:hAnsi="Arial" w:cs="Arial"/>
+          <w:sz w:val="24"/>
+          <w:szCs w:val="24"/>
+        </w:rPr>
+      </w:pPr>
+      <w:proofErr w:type="spellStart"/>
+      <w:r>
+        <w:rPr>
+          <w:rFonts w:ascii="Arial" w:hAnsi="Arial" w:cs="Arial"/>
+          <w:sz w:val="24"/>
+          <w:szCs w:val="24"/>
+        </w:rPr>
+        <w:t>Isolation</w:t>
+      </w:r>
+      <w:proofErr w:type="spellEnd"/>
+      <w:r>
+        <w:rPr>
+          <w:rFonts w:ascii="Arial" w:hAnsi="Arial" w:cs="Arial"/>
+          <w:sz w:val="24"/>
+          <w:szCs w:val="24"/>
+        </w:rPr>
+        <w:t xml:space="preserve"> Forest: Un algoritmo basado en conjuntos de árboles donde cada anomalía se aísla mediante particiones aleatorias. La lógica subyacente es que los datos anómalos requieren menos divisiones para ser aislados de la masa central, lo que genera "caminos cortos" en el árbol. Se configuró una </w:t>
+      </w:r>
+      <w:r>
+        <w:rPr>
+          <w:rFonts w:ascii="Arial" w:hAnsi="Arial" w:cs="Arial"/>
+          <w:sz w:val="24"/>
+          <w:szCs w:val="24"/>
+        </w:rPr>
+        <w:t xml:space="preserve">contaminación al </w:t>
+      </w:r>
+      <w:r>
+        <w:rPr>
+          <w:rFonts w:ascii="Arial" w:hAnsi="Arial" w:cs="Arial"/>
+          <w:sz w:val="24"/>
+          <w:szCs w:val="24"/>
+        </w:rPr>
+        <w:t>0.05 para forzar al modelo a ser altamente selectivo.</w:t>
+      </w:r>
+    </w:p>
+    <w:p>
+      <w:pPr>
+        <w:pStyle w:val="Prrafodelista"/>
+        <w:numPr>
+          <w:ilvl w:val="0"/>
+          <w:numId w:val="44"/>
+        </w:numPr>
+        <w:jc w:val="both"/>
+        <w:rPr>
+          <w:rFonts w:ascii="Arial" w:hAnsi="Arial" w:cs="Arial"/>
+          <w:sz w:val="24"/>
+          <w:szCs w:val="24"/>
+        </w:rPr>
+      </w:pPr>
+      <w:proofErr w:type="spellStart"/>
+      <w:r>
+        <w:rPr>
+          <w:rFonts w:ascii="Arial" w:hAnsi="Arial" w:cs="Arial"/>
+          <w:sz w:val="24"/>
+          <w:szCs w:val="24"/>
+        </w:rPr>
+        <w:t>One</w:t>
+      </w:r>
+      <w:proofErr w:type="spellEnd"/>
+      <w:r>
+        <w:rPr>
+          <w:rFonts w:ascii="Arial" w:hAnsi="Arial" w:cs="Arial"/>
+          <w:sz w:val="24"/>
+          <w:szCs w:val="24"/>
+        </w:rPr>
+        <w:t xml:space="preserve">-Class SVM: Basado en el aprendizaje de un hiperplano de separación que maximiza la distancia entre el origen y los puntos de datos en un espacio de características transformado por un </w:t>
+      </w:r>
+      <w:proofErr w:type="spellStart"/>
+      <w:r>
+        <w:rPr>
+          <w:rFonts w:ascii="Arial" w:hAnsi="Arial" w:cs="Arial"/>
+          <w:sz w:val="24"/>
+          <w:szCs w:val="24"/>
+        </w:rPr>
+        <w:t>Kernel</w:t>
+      </w:r>
+      <w:proofErr w:type="spellEnd"/>
+      <w:r>
+        <w:rPr>
+          <w:rFonts w:ascii="Arial" w:hAnsi="Arial" w:cs="Arial"/>
+          <w:sz w:val="24"/>
+          <w:szCs w:val="24"/>
+        </w:rPr>
+        <w:t xml:space="preserve"> RBF. Este modelo es superior para detectar fronteras de normalidad no lineales donde el clima y la producción interactúan de forma compleja.</w:t>
+      </w:r>
+    </w:p>
+    <w:p>
+      <w:pPr>
+        <w:pStyle w:val="Ttulo3"/>
+        <w:numPr>
+          <w:ilvl w:val="2"/>
+          <w:numId w:val="7"/>
+        </w:numPr>
+        <w:spacing w:line="276" w:lineRule="auto"/>
+        <w:jc w:val="both"/>
+        <w:rPr>
+          <w:rFonts w:ascii="Arial" w:hAnsi="Arial" w:cs="Arial"/>
+          <w:b/>
+          <w:color w:val="auto"/>
+        </w:rPr>
+      </w:pPr>
+      <w:r>
+        <w:rPr>
+          <w:rFonts w:ascii="Arial" w:hAnsi="Arial" w:cs="Arial"/>
+          <w:b/>
+          <w:color w:val="auto"/>
+        </w:rPr>
+        <w:t>R</w:t>
+      </w:r>
+      <w:r>
+        <w:rPr>
+          <w:rFonts w:ascii="Arial" w:hAnsi="Arial" w:cs="Arial"/>
+          <w:b/>
+          <w:color w:val="auto"/>
+        </w:rPr>
+        <w:t>ecomendación</w:t>
+      </w:r>
+      <w:r>
+        <w:rPr>
+          <w:rFonts w:ascii="Arial" w:hAnsi="Arial" w:cs="Arial"/>
+          <w:b/>
+          <w:color w:val="auto"/>
+        </w:rPr>
+        <w:t xml:space="preserve"> de Cultivos</w:t>
+      </w:r>
+    </w:p>
+    <w:p>
+      <w:pPr>
+        <w:jc w:val="both"/>
+        <w:rPr>
+          <w:rFonts w:ascii="Arial" w:hAnsi="Arial" w:cs="Arial"/>
+          <w:sz w:val="24"/>
+          <w:szCs w:val="24"/>
+        </w:rPr>
+      </w:pPr>
+      <w:r>
+        <w:rPr>
+          <w:rFonts w:ascii="Arial" w:hAnsi="Arial" w:cs="Arial"/>
+          <w:sz w:val="24"/>
+          <w:szCs w:val="24"/>
+        </w:rPr>
+        <w:t xml:space="preserve">El objetivo de este módulo es desarrollar un sistema de soporte a la decisión capaz de sugerir el cultivo con mayor viabilidad para una región específica. Para garantizar la aplicabilidad real del modelo, el sistema se diseñó para devolver un </w:t>
+      </w:r>
+      <w:r>
+        <w:rPr>
+          <w:rFonts w:ascii="Arial" w:hAnsi="Arial" w:cs="Arial"/>
+          <w:sz w:val="24"/>
+          <w:szCs w:val="24"/>
+        </w:rPr>
+        <w:t>conjunto</w:t>
+      </w:r>
+      <w:r>
+        <w:rPr>
+          <w:rFonts w:ascii="Arial" w:hAnsi="Arial" w:cs="Arial"/>
+          <w:sz w:val="24"/>
+          <w:szCs w:val="24"/>
+        </w:rPr>
+        <w:t xml:space="preserve"> de opciones (las tres mejores alternativas) en lugar de una única predicción, otorgando flexibilidad estratégica al agricultor.</w:t>
+      </w:r>
+    </w:p>
+    <w:p>
+      <w:pPr>
+        <w:jc w:val="both"/>
+        <w:rPr>
+          <w:rFonts w:ascii="Arial" w:hAnsi="Arial" w:cs="Arial"/>
+          <w:sz w:val="24"/>
+          <w:szCs w:val="24"/>
+        </w:rPr>
+      </w:pPr>
+      <w:r>
+        <w:rPr>
+          <w:rFonts w:ascii="Arial" w:hAnsi="Arial" w:cs="Arial"/>
+          <w:sz w:val="24"/>
+          <w:szCs w:val="24"/>
+        </w:rPr>
+        <w:t>El desarrollo se planteó en dos iteraciones para evaluar el impacto de distintas variables:</w:t>
+      </w:r>
+    </w:p>
+    <w:p>
+      <w:pPr>
+        <w:jc w:val="both"/>
+        <w:rPr>
+          <w:rFonts w:ascii="Arial" w:hAnsi="Arial" w:cs="Arial"/>
+          <w:sz w:val="24"/>
+          <w:szCs w:val="24"/>
+        </w:rPr>
+      </w:pPr>
+      <w:r>
+        <w:rPr>
+          <w:rFonts w:ascii="Arial" w:hAnsi="Arial" w:cs="Arial"/>
+          <w:sz w:val="24"/>
+          <w:szCs w:val="24"/>
+        </w:rPr>
+        <w:t xml:space="preserve">Fase 1: Modelo </w:t>
+      </w:r>
+      <w:r>
+        <w:rPr>
+          <w:rFonts w:ascii="Arial" w:hAnsi="Arial" w:cs="Arial"/>
+          <w:sz w:val="24"/>
+          <w:szCs w:val="24"/>
+        </w:rPr>
+        <w:t>Agricola</w:t>
+      </w:r>
+      <w:r>
+        <w:rPr>
+          <w:rFonts w:ascii="Arial" w:hAnsi="Arial" w:cs="Arial"/>
+          <w:sz w:val="24"/>
+          <w:szCs w:val="24"/>
+        </w:rPr>
+        <w:t xml:space="preserve"> y Geográfico. En esta primera etapa, el sistema fue alimentado con variables climáticas base (temperatura, precipitación, índice de aridez) y variables sintéticas generadas para medir el riesgo climático y la interacción temperatura-lluvia. Para dotar al modelo de contexto geográfico sin generar sesgos numéricos, se aplicó la técnica de </w:t>
+      </w:r>
+      <w:proofErr w:type="spellStart"/>
+      <w:r>
+        <w:rPr>
+          <w:rFonts w:ascii="Arial" w:hAnsi="Arial" w:cs="Arial"/>
+          <w:sz w:val="24"/>
+          <w:szCs w:val="24"/>
+        </w:rPr>
+        <w:t>One</w:t>
+      </w:r>
+      <w:proofErr w:type="spellEnd"/>
+      <w:r>
+        <w:rPr>
+          <w:rFonts w:ascii="Arial" w:hAnsi="Arial" w:cs="Arial"/>
+          <w:sz w:val="24"/>
+          <w:szCs w:val="24"/>
+        </w:rPr>
+        <w:t xml:space="preserve">-Hot </w:t>
+      </w:r>
+      <w:proofErr w:type="spellStart"/>
+      <w:r>
+        <w:rPr>
+          <w:rFonts w:ascii="Arial" w:hAnsi="Arial" w:cs="Arial"/>
+          <w:sz w:val="24"/>
+          <w:szCs w:val="24"/>
+        </w:rPr>
+        <w:t>Encoding</w:t>
+      </w:r>
+      <w:proofErr w:type="spellEnd"/>
+      <w:r>
+        <w:rPr>
+          <w:rFonts w:ascii="Arial" w:hAnsi="Arial" w:cs="Arial"/>
+          <w:sz w:val="24"/>
+          <w:szCs w:val="24"/>
+        </w:rPr>
+        <w:t xml:space="preserve"> sobre la variable </w:t>
+      </w:r>
+      <w:proofErr w:type="spellStart"/>
+      <w:r>
+        <w:rPr>
+          <w:rFonts w:ascii="Arial" w:hAnsi="Arial" w:cs="Arial"/>
+          <w:sz w:val="24"/>
+          <w:szCs w:val="24"/>
+        </w:rPr>
+        <w:t>pais</w:t>
+      </w:r>
+      <w:proofErr w:type="spellEnd"/>
+      <w:r>
+        <w:rPr>
+          <w:rFonts w:ascii="Arial" w:hAnsi="Arial" w:cs="Arial"/>
+          <w:sz w:val="24"/>
+          <w:szCs w:val="24"/>
+        </w:rPr>
+        <w:t>, permitiendo a los algoritmos capturar las limitaciones de suelo</w:t>
+      </w:r>
+      <w:r>
+        <w:rPr>
+          <w:rFonts w:ascii="Arial" w:hAnsi="Arial" w:cs="Arial"/>
+          <w:sz w:val="24"/>
+          <w:szCs w:val="24"/>
+        </w:rPr>
+        <w:t>.</w:t>
+      </w:r>
+    </w:p>
+    <w:p>
+      <w:pPr>
+        <w:jc w:val="both"/>
+        <w:rPr>
+          <w:rFonts w:ascii="Arial" w:hAnsi="Arial" w:cs="Arial"/>
+          <w:sz w:val="24"/>
+          <w:szCs w:val="24"/>
+        </w:rPr>
+      </w:pPr>
+      <w:r>
+        <w:rPr>
+          <w:rFonts w:ascii="Arial" w:hAnsi="Arial" w:cs="Arial"/>
+          <w:sz w:val="24"/>
+          <w:szCs w:val="24"/>
+        </w:rPr>
+        <w:t xml:space="preserve">Fase 2: Incorporación de la Inercia Agrícola. Tras evaluar el primer modelo, se determinó que la agricultura real no obedece únicamente al clima del año en curso, sino que está fuertemente condicionada por la infraestructura </w:t>
+      </w:r>
+      <w:r>
+        <w:rPr>
+          <w:rFonts w:ascii="Arial" w:hAnsi="Arial" w:cs="Arial"/>
+          <w:sz w:val="24"/>
+          <w:szCs w:val="24"/>
+        </w:rPr>
+        <w:t>pasada</w:t>
+      </w:r>
+      <w:r>
+        <w:rPr>
+          <w:rFonts w:ascii="Arial" w:hAnsi="Arial" w:cs="Arial"/>
+          <w:sz w:val="24"/>
+          <w:szCs w:val="24"/>
+        </w:rPr>
+        <w:t xml:space="preserve">. Se introdujo una variable de retardo temporal denominada </w:t>
+      </w:r>
+      <w:proofErr w:type="spellStart"/>
+      <w:r>
+        <w:rPr>
+          <w:rFonts w:ascii="Arial" w:hAnsi="Arial" w:cs="Arial"/>
+          <w:sz w:val="24"/>
+          <w:szCs w:val="24"/>
+        </w:rPr>
+        <w:t>cultivo_anterior</w:t>
+      </w:r>
+      <w:proofErr w:type="spellEnd"/>
+      <w:r>
+        <w:rPr>
+          <w:rFonts w:ascii="Arial" w:hAnsi="Arial" w:cs="Arial"/>
+          <w:sz w:val="24"/>
+          <w:szCs w:val="24"/>
+        </w:rPr>
+        <w:t>, transformando el problema en un sistema autorregresivo que modela la continuidad y las lógicas de rotación de cultivos de cada país.</w:t>
+      </w:r>
+    </w:p>
+    <w:p>
+      <w:pPr>
+        <w:jc w:val="both"/>
+        <w:rPr>
+          <w:rFonts w:ascii="Arial" w:hAnsi="Arial" w:cs="Arial"/>
+          <w:sz w:val="24"/>
+          <w:szCs w:val="24"/>
+        </w:rPr>
+      </w:pPr>
+      <w:r>
+        <w:rPr>
+          <w:rFonts w:ascii="Arial" w:hAnsi="Arial" w:cs="Arial"/>
+          <w:sz w:val="24"/>
+          <w:szCs w:val="24"/>
+        </w:rPr>
+        <w:t>Para evitar cualquier tipo de fuga de información, el conjunto de datos se dividió mediante un Split, entrenando a los modelos con el histórico anterior a 2018 y validando su capacidad predictiva sobre el periodo 2018-</w:t>
+      </w:r>
+      <w:r>
+        <w:rPr>
+          <w:rFonts w:ascii="Arial" w:hAnsi="Arial" w:cs="Arial"/>
+          <w:sz w:val="24"/>
+          <w:szCs w:val="24"/>
+        </w:rPr>
+        <w:t xml:space="preserve">considerado como </w:t>
+      </w:r>
+      <w:r>
+        <w:rPr>
+          <w:rFonts w:ascii="Arial" w:hAnsi="Arial" w:cs="Arial"/>
+          <w:sz w:val="24"/>
+          <w:szCs w:val="24"/>
+        </w:rPr>
+        <w:t xml:space="preserve">actualidad. Se implementaron dos arquitecturas de aprendizaje supervisado en paralelo: Random Forest y </w:t>
+      </w:r>
+      <w:proofErr w:type="spellStart"/>
+      <w:r>
+        <w:rPr>
+          <w:rFonts w:ascii="Arial" w:hAnsi="Arial" w:cs="Arial"/>
+          <w:sz w:val="24"/>
+          <w:szCs w:val="24"/>
+        </w:rPr>
+        <w:t>XGBoost</w:t>
+      </w:r>
+      <w:proofErr w:type="spellEnd"/>
+      <w:r>
+        <w:rPr>
+          <w:rFonts w:ascii="Arial" w:hAnsi="Arial" w:cs="Arial"/>
+          <w:sz w:val="24"/>
+          <w:szCs w:val="24"/>
+        </w:rPr>
+        <w:t>.</w:t>
       </w:r>
     </w:p>
     <w:p>
@@ -21518,6 +22423,7 @@
                 <w:szCs w:val="26"/>
               </w:rPr>
             </w:pPr>
+            <w:proofErr w:type="spellStart"/>
             <w:r>
               <w:rPr>
                 <w:rFonts w:ascii="Arial" w:eastAsiaTheme="majorEastAsia" w:hAnsi="Arial" w:cs="Arial"/>
@@ -21525,35 +22431,56 @@
                 <w:sz w:val="24"/>
                 <w:szCs w:val="26"/>
               </w:rPr>
-              <w:t>Silhouette Score</w:t>
-            </w:r>
-          </w:p>
-        </w:tc>
-        <w:tc>
-          <w:tcPr>
-            <w:tcW w:w="3254" w:type="dxa"/>
-            <w:vAlign w:val="center"/>
-          </w:tcPr>
-          <w:p>
-            <w:pPr>
-              <w:spacing w:line="276" w:lineRule="auto"/>
-              <w:jc w:val="center"/>
+              <w:t>Silhouette</w:t>
+            </w:r>
+            <w:proofErr w:type="spellEnd"/>
+            <w:r>
               <w:rPr>
                 <w:rFonts w:ascii="Arial" w:eastAsiaTheme="majorEastAsia" w:hAnsi="Arial" w:cs="Arial"/>
                 <w:b/>
                 <w:sz w:val="24"/>
                 <w:szCs w:val="26"/>
               </w:rPr>
-            </w:pPr>
-            <w:r>
+              <w:t xml:space="preserve"> Score</w:t>
+            </w:r>
+          </w:p>
+        </w:tc>
+        <w:tc>
+          <w:tcPr>
+            <w:tcW w:w="3254" w:type="dxa"/>
+            <w:vAlign w:val="center"/>
+          </w:tcPr>
+          <w:p>
+            <w:pPr>
+              <w:spacing w:line="276" w:lineRule="auto"/>
+              <w:jc w:val="center"/>
               <w:rPr>
                 <w:rFonts w:ascii="Arial" w:eastAsiaTheme="majorEastAsia" w:hAnsi="Arial" w:cs="Arial"/>
                 <w:b/>
                 <w:sz w:val="24"/>
                 <w:szCs w:val="26"/>
               </w:rPr>
-              <w:t>Davies-Bouldin Index</w:t>
-            </w:r>
+            </w:pPr>
+            <w:r>
+              <w:rPr>
+                <w:rFonts w:ascii="Arial" w:eastAsiaTheme="majorEastAsia" w:hAnsi="Arial" w:cs="Arial"/>
+                <w:b/>
+                <w:sz w:val="24"/>
+                <w:szCs w:val="26"/>
+              </w:rPr>
+              <w:t xml:space="preserve">Davies-Bouldin </w:t>
+            </w:r>
+            <w:proofErr w:type="spellStart"/>
+            <w:r>
+              <w:rPr>
+                <w:rFonts w:ascii="Arial" w:eastAsiaTheme="majorEastAsia" w:hAnsi="Arial" w:cs="Arial"/>
+                <w:b/>
+                <w:sz w:val="24"/>
+                <w:szCs w:val="26"/>
+              </w:rPr>
+              <w:t>Index</w:t>
+            </w:r>
+            <w:proofErr w:type="spellEnd"/>
           </w:p>
         </w:tc>
       </w:tr>
@@ -21812,6 +22739,7 @@
         </w:rPr>
         <w:t xml:space="preserve">El </w:t>
       </w:r>
+      <w:proofErr w:type="spellStart"/>
       <w:r>
         <w:rPr>
           <w:rFonts w:ascii="Arial" w:eastAsiaTheme="majorEastAsia" w:hAnsi="Arial" w:cs="Arial"/>
@@ -21819,14 +22747,24 @@
           <w:sz w:val="24"/>
           <w:szCs w:val="26"/>
         </w:rPr>
-        <w:t>Silhouette Score</w:t>
-      </w:r>
+        <w:t>Silhouette</w:t>
+      </w:r>
+      <w:proofErr w:type="spellEnd"/>
       <w:r>
         <w:rPr>
           <w:rFonts w:ascii="Arial" w:eastAsiaTheme="majorEastAsia" w:hAnsi="Arial" w:cs="Arial"/>
+          <w:i/>
           <w:sz w:val="24"/>
           <w:szCs w:val="26"/>
         </w:rPr>
+        <w:t xml:space="preserve"> Score</w:t>
+      </w:r>
+      <w:r>
+        <w:rPr>
+          <w:rFonts w:ascii="Arial" w:eastAsiaTheme="majorEastAsia" w:hAnsi="Arial" w:cs="Arial"/>
+          <w:sz w:val="24"/>
+          <w:szCs w:val="26"/>
+        </w:rPr>
         <w:t xml:space="preserve"> de 0.2855 es un resultado robusto, lógico y muy positivo considerando la alta dimensionalidad del problema (decenas de variables per cápita creadas) y la heterogeneidad intrínseca de la macroeconomía de los países.</w:t>
       </w:r>
     </w:p>
@@ -21861,6 +22799,7 @@
         </w:rPr>
         <w:t xml:space="preserve"> (</w:t>
       </w:r>
+      <w:proofErr w:type="spellStart"/>
       <w:r>
         <w:rPr>
           <w:rFonts w:ascii="Arial" w:hAnsi="Arial" w:cs="Arial"/>
@@ -21869,6 +22808,7 @@
         </w:rPr>
         <w:t>Silhouette</w:t>
       </w:r>
+      <w:proofErr w:type="spellEnd"/>
       <w:r>
         <w:rPr>
           <w:rFonts w:ascii="Arial" w:hAnsi="Arial" w:cs="Arial"/>
@@ -21937,6 +22877,7 @@
         </w:rPr>
         <w:t>Al analizar la composición de los 3 clústeres generados por el modelo, observamos un fenómeno estadístico muy revelador: el algoritmo ha identificado los modelos de Oceanía como anomalías globales (</w:t>
       </w:r>
+      <w:proofErr w:type="spellStart"/>
       <w:r>
         <w:rPr>
           <w:rFonts w:ascii="Arial" w:hAnsi="Arial" w:cs="Arial"/>
@@ -21945,12 +22886,29 @@
         </w:rPr>
         <w:t>outliers</w:t>
       </w:r>
-      <w:r>
-        <w:rPr>
-          <w:rFonts w:ascii="Arial" w:hAnsi="Arial" w:cs="Arial"/>
-          <w:sz w:val="24"/>
-        </w:rPr>
-        <w:t>), aislándolos en grupos propios y consolidando al resto de naciones en un macro-perfil estándar</w:t>
+      <w:proofErr w:type="spellEnd"/>
+      <w:r>
+        <w:rPr>
+          <w:rFonts w:ascii="Arial" w:hAnsi="Arial" w:cs="Arial"/>
+          <w:sz w:val="24"/>
+        </w:rPr>
+        <w:t xml:space="preserve">), aislándolos en grupos propios y consolidando al resto de naciones en un </w:t>
+      </w:r>
+      <w:proofErr w:type="spellStart"/>
+      <w:r>
+        <w:rPr>
+          <w:rFonts w:ascii="Arial" w:hAnsi="Arial" w:cs="Arial"/>
+          <w:sz w:val="24"/>
+        </w:rPr>
+        <w:t>macro-perfil</w:t>
+      </w:r>
+      <w:proofErr w:type="spellEnd"/>
+      <w:r>
+        <w:rPr>
+          <w:rFonts w:ascii="Arial" w:hAnsi="Arial" w:cs="Arial"/>
+          <w:sz w:val="24"/>
+        </w:rPr>
+        <w:t xml:space="preserve"> estándar</w:t>
       </w:r>
       <w:r>
         <w:rPr>
@@ -22107,7 +23065,2006 @@
           <w:rFonts w:ascii="Arial" w:hAnsi="Arial" w:cs="Arial"/>
           <w:sz w:val="24"/>
         </w:rPr>
-        <w:t>. Destaca por poseer la mayor eficiencia agrícola  combinada con la mayor extensión de superficie. Este perfil describe un modelo de agricultura capaz de generar enormes volúmenes de producción sostenida por una densidad poblacional muy baja.</w:t>
+        <w:t>. Destaca por poseer la mayor eficiencia agrícola combinada con la mayor extensión de superficie. Este perfil describe un modelo de agricultura capaz de generar enormes volúmenes de producción sostenida por una densidad poblacional muy baja.</w:t>
+      </w:r>
+    </w:p>
+    <w:p>
+      <w:pPr>
+        <w:pStyle w:val="Prrafodelista"/>
+        <w:spacing w:line="276" w:lineRule="auto"/>
+        <w:ind w:left="502"/>
+        <w:jc w:val="both"/>
+        <w:rPr>
+          <w:rFonts w:ascii="Arial" w:hAnsi="Arial" w:cs="Arial"/>
+          <w:sz w:val="24"/>
+        </w:rPr>
+      </w:pPr>
+    </w:p>
+    <w:p>
+      <w:pPr>
+        <w:pStyle w:val="Prrafodelista"/>
+        <w:numPr>
+          <w:ilvl w:val="1"/>
+          <w:numId w:val="7"/>
+        </w:numPr>
+        <w:spacing w:line="276" w:lineRule="auto"/>
+        <w:jc w:val="both"/>
+        <w:rPr>
+          <w:rFonts w:ascii="Arial" w:eastAsiaTheme="majorEastAsia" w:hAnsi="Arial" w:cs="Arial"/>
+          <w:b/>
+          <w:sz w:val="24"/>
+          <w:szCs w:val="24"/>
+        </w:rPr>
+      </w:pPr>
+      <w:r>
+        <w:rPr>
+          <w:rFonts w:ascii="Arial" w:eastAsiaTheme="majorEastAsia" w:hAnsi="Arial" w:cs="Arial"/>
+          <w:b/>
+          <w:sz w:val="24"/>
+          <w:szCs w:val="24"/>
+        </w:rPr>
+        <w:t>Predicción de tendencias de precios de mercado</w:t>
+      </w:r>
+    </w:p>
+    <w:p>
+      <w:pPr>
+        <w:spacing w:line="276" w:lineRule="auto"/>
+        <w:jc w:val="both"/>
+        <w:rPr>
+          <w:rFonts w:ascii="Arial" w:eastAsiaTheme="majorEastAsia" w:hAnsi="Arial" w:cs="Arial"/>
+          <w:bCs/>
+          <w:sz w:val="24"/>
+          <w:szCs w:val="24"/>
+        </w:rPr>
+      </w:pPr>
+      <w:r>
+        <w:rPr>
+          <w:rFonts w:ascii="Arial" w:eastAsiaTheme="majorEastAsia" w:hAnsi="Arial" w:cs="Arial"/>
+          <w:bCs/>
+          <w:sz w:val="24"/>
+          <w:szCs w:val="24"/>
+        </w:rPr>
+        <w:t>Tras el entrenamiento y validación de las dos estrategias de modelado, se han obtenido los siguientes resultados de precisión media:</w:t>
+      </w:r>
+    </w:p>
+    <w:tbl>
+      <w:tblPr>
+        <w:tblStyle w:val="Tablaconcuadrcula"/>
+        <w:tblW w:w="0" w:type="auto"/>
+        <w:tblLook w:val="04A0" w:firstRow="1" w:lastRow="0" w:firstColumn="1" w:lastColumn="0" w:noHBand="0" w:noVBand="1"/>
+      </w:tblPr>
+      <w:tblGrid>
+        <w:gridCol w:w="2831"/>
+        <w:gridCol w:w="2831"/>
+        <w:gridCol w:w="2832"/>
+      </w:tblGrid>
+      <w:tr>
+        <w:tc>
+          <w:tcPr>
+            <w:tcW w:w="2831" w:type="dxa"/>
+            <w:vAlign w:val="center"/>
+          </w:tcPr>
+          <w:p>
+            <w:pPr>
+              <w:spacing w:line="276" w:lineRule="auto"/>
+              <w:jc w:val="center"/>
+              <w:rPr>
+                <w:rFonts w:ascii="Arial" w:eastAsiaTheme="majorEastAsia" w:hAnsi="Arial" w:cs="Arial"/>
+                <w:bCs/>
+                <w:sz w:val="24"/>
+                <w:szCs w:val="24"/>
+              </w:rPr>
+            </w:pPr>
+            <w:r>
+              <w:rPr>
+                <w:rFonts w:ascii="Arial" w:eastAsiaTheme="majorEastAsia" w:hAnsi="Arial" w:cs="Arial"/>
+                <w:b/>
+                <w:sz w:val="24"/>
+                <w:szCs w:val="24"/>
+              </w:rPr>
+              <w:t>Modelo</w:t>
+            </w:r>
+          </w:p>
+        </w:tc>
+        <w:tc>
+          <w:tcPr>
+            <w:tcW w:w="2831" w:type="dxa"/>
+          </w:tcPr>
+          <w:p>
+            <w:pPr>
+              <w:spacing w:line="276" w:lineRule="auto"/>
+              <w:jc w:val="center"/>
+              <w:rPr>
+                <w:rFonts w:ascii="Arial" w:eastAsiaTheme="majorEastAsia" w:hAnsi="Arial" w:cs="Arial"/>
+                <w:b/>
+                <w:sz w:val="24"/>
+                <w:szCs w:val="24"/>
+              </w:rPr>
+            </w:pPr>
+            <w:proofErr w:type="spellStart"/>
+            <w:r>
+              <w:rPr>
+                <w:rFonts w:ascii="Arial" w:eastAsiaTheme="majorEastAsia" w:hAnsi="Arial" w:cs="Arial"/>
+                <w:b/>
+                <w:sz w:val="24"/>
+                <w:szCs w:val="24"/>
+              </w:rPr>
+              <w:t>Accuracy</w:t>
+            </w:r>
+            <w:proofErr w:type="spellEnd"/>
+          </w:p>
+        </w:tc>
+        <w:tc>
+          <w:tcPr>
+            <w:tcW w:w="2832" w:type="dxa"/>
+          </w:tcPr>
+          <w:p>
+            <w:pPr>
+              <w:spacing w:line="276" w:lineRule="auto"/>
+              <w:jc w:val="center"/>
+              <w:rPr>
+                <w:rFonts w:ascii="Arial" w:eastAsiaTheme="majorEastAsia" w:hAnsi="Arial" w:cs="Arial"/>
+                <w:b/>
+                <w:sz w:val="24"/>
+                <w:szCs w:val="24"/>
+              </w:rPr>
+            </w:pPr>
+            <w:r>
+              <w:rPr>
+                <w:rFonts w:ascii="Arial" w:eastAsiaTheme="majorEastAsia" w:hAnsi="Arial" w:cs="Arial"/>
+                <w:b/>
+                <w:sz w:val="24"/>
+                <w:szCs w:val="24"/>
+              </w:rPr>
+              <w:t>Desviación</w:t>
+            </w:r>
+          </w:p>
+        </w:tc>
+      </w:tr>
+      <w:tr>
+        <w:tc>
+          <w:tcPr>
+            <w:tcW w:w="2831" w:type="dxa"/>
+          </w:tcPr>
+          <w:p>
+            <w:pPr>
+              <w:spacing w:line="276" w:lineRule="auto"/>
+              <w:jc w:val="center"/>
+              <w:rPr>
+                <w:rFonts w:ascii="Arial" w:eastAsiaTheme="majorEastAsia" w:hAnsi="Arial" w:cs="Arial"/>
+                <w:b/>
+                <w:sz w:val="24"/>
+                <w:szCs w:val="24"/>
+              </w:rPr>
+            </w:pPr>
+            <w:r>
+              <w:rPr>
+                <w:rFonts w:ascii="Arial" w:eastAsiaTheme="majorEastAsia" w:hAnsi="Arial" w:cs="Arial"/>
+                <w:b/>
+                <w:sz w:val="24"/>
+                <w:szCs w:val="24"/>
+              </w:rPr>
+              <w:t>Multiclase (3 clases)</w:t>
+            </w:r>
+          </w:p>
+        </w:tc>
+        <w:tc>
+          <w:tcPr>
+            <w:tcW w:w="2831" w:type="dxa"/>
+          </w:tcPr>
+          <w:p>
+            <w:pPr>
+              <w:spacing w:line="276" w:lineRule="auto"/>
+              <w:jc w:val="center"/>
+              <w:rPr>
+                <w:rFonts w:ascii="Arial" w:eastAsiaTheme="majorEastAsia" w:hAnsi="Arial" w:cs="Arial"/>
+                <w:sz w:val="24"/>
+                <w:szCs w:val="24"/>
+              </w:rPr>
+            </w:pPr>
+            <w:r>
+              <w:rPr>
+                <w:rFonts w:ascii="Arial" w:eastAsiaTheme="majorEastAsia" w:hAnsi="Arial" w:cs="Arial"/>
+                <w:sz w:val="24"/>
+                <w:szCs w:val="24"/>
+              </w:rPr>
+              <w:t>0.5492</w:t>
+            </w:r>
+          </w:p>
+        </w:tc>
+        <w:tc>
+          <w:tcPr>
+            <w:tcW w:w="2832" w:type="dxa"/>
+          </w:tcPr>
+          <w:p>
+            <w:pPr>
+              <w:spacing w:line="276" w:lineRule="auto"/>
+              <w:jc w:val="center"/>
+              <w:rPr>
+                <w:rFonts w:ascii="Arial" w:eastAsiaTheme="majorEastAsia" w:hAnsi="Arial" w:cs="Arial"/>
+                <w:sz w:val="24"/>
+                <w:szCs w:val="24"/>
+              </w:rPr>
+            </w:pPr>
+            <w:r>
+              <w:rPr>
+                <w:rFonts w:ascii="Arial" w:eastAsiaTheme="majorEastAsia" w:hAnsi="Arial" w:cs="Arial"/>
+                <w:sz w:val="24"/>
+                <w:szCs w:val="24"/>
+              </w:rPr>
+              <w:t>0.1157</w:t>
+            </w:r>
+          </w:p>
+        </w:tc>
+      </w:tr>
+      <w:tr>
+        <w:tc>
+          <w:tcPr>
+            <w:tcW w:w="2831" w:type="dxa"/>
+          </w:tcPr>
+          <w:p>
+            <w:pPr>
+              <w:spacing w:line="276" w:lineRule="auto"/>
+              <w:jc w:val="center"/>
+              <w:rPr>
+                <w:rFonts w:ascii="Arial" w:eastAsiaTheme="majorEastAsia" w:hAnsi="Arial" w:cs="Arial"/>
+                <w:b/>
+                <w:sz w:val="24"/>
+                <w:szCs w:val="24"/>
+              </w:rPr>
+            </w:pPr>
+            <w:r>
+              <w:rPr>
+                <w:rFonts w:ascii="Arial" w:eastAsiaTheme="majorEastAsia" w:hAnsi="Arial" w:cs="Arial"/>
+                <w:b/>
+                <w:sz w:val="24"/>
+                <w:szCs w:val="24"/>
+              </w:rPr>
+              <w:t>Binario (2 clases)</w:t>
+            </w:r>
+          </w:p>
+        </w:tc>
+        <w:tc>
+          <w:tcPr>
+            <w:tcW w:w="2831" w:type="dxa"/>
+          </w:tcPr>
+          <w:p>
+            <w:pPr>
+              <w:spacing w:line="276" w:lineRule="auto"/>
+              <w:jc w:val="center"/>
+              <w:rPr>
+                <w:rFonts w:ascii="Arial" w:eastAsiaTheme="majorEastAsia" w:hAnsi="Arial" w:cs="Arial"/>
+                <w:sz w:val="24"/>
+                <w:szCs w:val="24"/>
+              </w:rPr>
+            </w:pPr>
+            <w:r>
+              <w:rPr>
+                <w:rFonts w:ascii="Arial" w:eastAsiaTheme="majorEastAsia" w:hAnsi="Arial" w:cs="Arial"/>
+                <w:sz w:val="24"/>
+                <w:szCs w:val="24"/>
+              </w:rPr>
+              <w:t>0.6981</w:t>
+            </w:r>
+          </w:p>
+        </w:tc>
+        <w:tc>
+          <w:tcPr>
+            <w:tcW w:w="2832" w:type="dxa"/>
+          </w:tcPr>
+          <w:p>
+            <w:pPr>
+              <w:spacing w:line="276" w:lineRule="auto"/>
+              <w:jc w:val="center"/>
+              <w:rPr>
+                <w:rFonts w:ascii="Arial" w:eastAsiaTheme="majorEastAsia" w:hAnsi="Arial" w:cs="Arial"/>
+                <w:sz w:val="24"/>
+                <w:szCs w:val="24"/>
+              </w:rPr>
+            </w:pPr>
+            <w:r>
+              <w:rPr>
+                <w:rFonts w:ascii="Arial" w:eastAsiaTheme="majorEastAsia" w:hAnsi="Arial" w:cs="Arial"/>
+                <w:sz w:val="24"/>
+                <w:szCs w:val="24"/>
+              </w:rPr>
+              <w:t>0.0787</w:t>
+            </w:r>
+          </w:p>
+        </w:tc>
+      </w:tr>
+    </w:tbl>
+    <w:p>
+      <w:pPr>
+        <w:spacing w:line="276" w:lineRule="auto"/>
+        <w:jc w:val="both"/>
+        <w:rPr>
+          <w:rFonts w:ascii="Arial" w:eastAsiaTheme="majorEastAsia" w:hAnsi="Arial" w:cs="Arial"/>
+          <w:bCs/>
+          <w:sz w:val="24"/>
+          <w:szCs w:val="24"/>
+        </w:rPr>
+      </w:pPr>
+      <w:r>
+        <w:rPr>
+          <w:rFonts w:ascii="Arial" w:eastAsiaTheme="majorEastAsia" w:hAnsi="Arial" w:cs="Arial"/>
+          <w:bCs/>
+          <w:sz w:val="24"/>
+          <w:szCs w:val="24"/>
+        </w:rPr>
+        <w:t xml:space="preserve">Al comparar ambos modelos, se observa una clara superioridad predictiva del Modelo Binario, que logra incrementar la precisión en casi </w:t>
+      </w:r>
+      <w:r>
+        <w:rPr>
+          <w:rFonts w:ascii="Arial" w:eastAsiaTheme="majorEastAsia" w:hAnsi="Arial" w:cs="Arial"/>
+          <w:bCs/>
+          <w:sz w:val="24"/>
+          <w:szCs w:val="24"/>
+        </w:rPr>
+        <w:t>0.</w:t>
+      </w:r>
+      <w:r>
+        <w:rPr>
+          <w:rFonts w:ascii="Arial" w:eastAsiaTheme="majorEastAsia" w:hAnsi="Arial" w:cs="Arial"/>
+          <w:bCs/>
+          <w:sz w:val="24"/>
+          <w:szCs w:val="24"/>
+        </w:rPr>
+        <w:t>15</w:t>
+      </w:r>
+      <w:r>
+        <w:rPr>
+          <w:rFonts w:ascii="Arial" w:eastAsiaTheme="majorEastAsia" w:hAnsi="Arial" w:cs="Arial"/>
+          <w:bCs/>
+          <w:sz w:val="24"/>
+          <w:szCs w:val="24"/>
+        </w:rPr>
+        <w:t>%</w:t>
+      </w:r>
+      <w:r>
+        <w:rPr>
+          <w:rFonts w:ascii="Arial" w:eastAsiaTheme="majorEastAsia" w:hAnsi="Arial" w:cs="Arial"/>
+          <w:bCs/>
+          <w:sz w:val="24"/>
+          <w:szCs w:val="24"/>
+        </w:rPr>
+        <w:t xml:space="preserve"> respecto al multiclase. Mientras que el modelo de tres clases sufre para alcanzar un rendimiento consistente (mostrando además una mayor volatilidad en sus resultados con una desviación de 0.11), el modelo binario demuestra ser mucho más robusto y fiable para la mayoría de los productos analizados.</w:t>
+      </w:r>
+    </w:p>
+    <w:p>
+      <w:pPr>
+        <w:spacing w:line="276" w:lineRule="auto"/>
+        <w:jc w:val="both"/>
+        <w:rPr>
+          <w:rFonts w:ascii="Arial" w:eastAsiaTheme="majorEastAsia" w:hAnsi="Arial" w:cs="Arial"/>
+          <w:bCs/>
+          <w:sz w:val="24"/>
+          <w:szCs w:val="24"/>
+          <w:u w:val="single"/>
+        </w:rPr>
+      </w:pPr>
+      <w:r>
+        <w:rPr>
+          <w:rFonts w:ascii="Arial" w:eastAsiaTheme="majorEastAsia" w:hAnsi="Arial" w:cs="Arial"/>
+          <w:bCs/>
+          <w:sz w:val="24"/>
+          <w:szCs w:val="24"/>
+        </w:rPr>
+        <w:t xml:space="preserve">La superioridad del modelo binario indica que la clase "estable" actúa como un factor de confusión estadístico. Los cambios de precio de muy baja magnitud suelen responder a ruido blanco del mercado o ajustes técnicos menores, los cuales carecen de patrones predecibles sólidos. Al eliminar estas variaciones y centrar el algoritmo </w:t>
+      </w:r>
+      <w:r>
+        <w:rPr>
+          <w:rFonts w:ascii="Arial" w:eastAsiaTheme="majorEastAsia" w:hAnsi="Arial" w:cs="Arial"/>
+          <w:bCs/>
+          <w:sz w:val="24"/>
+          <w:szCs w:val="24"/>
+        </w:rPr>
+        <w:t xml:space="preserve">solo en </w:t>
+      </w:r>
+      <w:r>
+        <w:rPr>
+          <w:rFonts w:ascii="Arial" w:eastAsiaTheme="majorEastAsia" w:hAnsi="Arial" w:cs="Arial"/>
+          <w:bCs/>
+          <w:sz w:val="24"/>
+          <w:szCs w:val="24"/>
+        </w:rPr>
+        <w:t xml:space="preserve">subida/bajada, el modelo </w:t>
+      </w:r>
+      <w:proofErr w:type="spellStart"/>
+      <w:r>
+        <w:rPr>
+          <w:rFonts w:ascii="Arial" w:eastAsiaTheme="majorEastAsia" w:hAnsi="Arial" w:cs="Arial"/>
+          <w:bCs/>
+          <w:sz w:val="24"/>
+          <w:szCs w:val="24"/>
+        </w:rPr>
+        <w:t>XGBoost</w:t>
+      </w:r>
+      <w:proofErr w:type="spellEnd"/>
+      <w:r>
+        <w:rPr>
+          <w:rFonts w:ascii="Arial" w:eastAsiaTheme="majorEastAsia" w:hAnsi="Arial" w:cs="Arial"/>
+          <w:bCs/>
+          <w:sz w:val="24"/>
+          <w:szCs w:val="24"/>
+        </w:rPr>
+        <w:t xml:space="preserve"> es capaz de aislar mejor las señales de mercado reales</w:t>
+      </w:r>
+      <w:r>
+        <w:rPr>
+          <w:rFonts w:ascii="Arial" w:eastAsiaTheme="majorEastAsia" w:hAnsi="Arial" w:cs="Arial"/>
+          <w:bCs/>
+          <w:sz w:val="24"/>
+          <w:szCs w:val="24"/>
+        </w:rPr>
+        <w:t>.</w:t>
+      </w:r>
+    </w:p>
+    <w:p>
+      <w:pPr>
+        <w:spacing w:line="276" w:lineRule="auto"/>
+        <w:jc w:val="both"/>
+        <w:rPr>
+          <w:rFonts w:ascii="Arial" w:eastAsiaTheme="majorEastAsia" w:hAnsi="Arial" w:cs="Arial"/>
+          <w:bCs/>
+          <w:sz w:val="24"/>
+          <w:szCs w:val="24"/>
+        </w:rPr>
+      </w:pPr>
+      <w:r>
+        <w:rPr>
+          <w:rFonts w:ascii="Arial" w:eastAsiaTheme="majorEastAsia" w:hAnsi="Arial" w:cs="Arial"/>
+          <w:bCs/>
+          <w:sz w:val="24"/>
+          <w:szCs w:val="24"/>
+        </w:rPr>
+        <w:t xml:space="preserve">Los resultados por producto en el modelo binario son especialmente </w:t>
+      </w:r>
+      <w:r>
+        <w:rPr>
+          <w:rFonts w:ascii="Arial" w:eastAsiaTheme="majorEastAsia" w:hAnsi="Arial" w:cs="Arial"/>
+          <w:bCs/>
+          <w:sz w:val="24"/>
+          <w:szCs w:val="24"/>
+        </w:rPr>
+        <w:t>buenos</w:t>
+      </w:r>
+      <w:r>
+        <w:rPr>
+          <w:rFonts w:ascii="Arial" w:eastAsiaTheme="majorEastAsia" w:hAnsi="Arial" w:cs="Arial"/>
+          <w:bCs/>
+          <w:sz w:val="24"/>
+          <w:szCs w:val="24"/>
+        </w:rPr>
+        <w:t>:</w:t>
+      </w:r>
+    </w:p>
+    <w:p>
+      <w:pPr>
+        <w:pStyle w:val="Prrafodelista"/>
+        <w:numPr>
+          <w:ilvl w:val="0"/>
+          <w:numId w:val="42"/>
+        </w:numPr>
+        <w:spacing w:line="276" w:lineRule="auto"/>
+        <w:jc w:val="both"/>
+        <w:rPr>
+          <w:rFonts w:ascii="Arial" w:eastAsiaTheme="majorEastAsia" w:hAnsi="Arial" w:cs="Arial"/>
+          <w:bCs/>
+          <w:sz w:val="24"/>
+          <w:szCs w:val="24"/>
+        </w:rPr>
+      </w:pPr>
+      <w:r>
+        <w:rPr>
+          <w:rFonts w:ascii="Arial" w:eastAsiaTheme="majorEastAsia" w:hAnsi="Arial" w:cs="Arial"/>
+          <w:bCs/>
+          <w:sz w:val="24"/>
+          <w:szCs w:val="24"/>
+        </w:rPr>
+        <w:t>Rendimiento Óptimo: En productos como la carne porcina, leche y maíz, el modelo alcanza una precisión de 0.76, validando su utilidad como herramienta de agricultura preventiva y financiera.</w:t>
+      </w:r>
+    </w:p>
+    <w:p>
+      <w:pPr>
+        <w:pStyle w:val="Prrafodelista"/>
+        <w:numPr>
+          <w:ilvl w:val="0"/>
+          <w:numId w:val="42"/>
+        </w:numPr>
+        <w:spacing w:line="276" w:lineRule="auto"/>
+        <w:jc w:val="both"/>
+        <w:rPr>
+          <w:rFonts w:ascii="Arial" w:eastAsiaTheme="majorEastAsia" w:hAnsi="Arial" w:cs="Arial"/>
+          <w:bCs/>
+          <w:sz w:val="24"/>
+          <w:szCs w:val="24"/>
+        </w:rPr>
+      </w:pPr>
+      <w:r>
+        <w:rPr>
+          <w:rFonts w:ascii="Arial" w:eastAsiaTheme="majorEastAsia" w:hAnsi="Arial" w:cs="Arial"/>
+          <w:bCs/>
+          <w:sz w:val="24"/>
+          <w:szCs w:val="24"/>
+        </w:rPr>
+        <w:t>Rendimiento Moderado: La soja y el trigo presentan una predictibilidad algo menor (~0.66-0.70), probablemente debido a una mayor exposición a factores macroeconómicos externos.</w:t>
+      </w:r>
+    </w:p>
+    <w:p>
+      <w:pPr>
+        <w:pStyle w:val="Prrafodelista"/>
+        <w:numPr>
+          <w:ilvl w:val="0"/>
+          <w:numId w:val="42"/>
+        </w:numPr>
+        <w:spacing w:line="276" w:lineRule="auto"/>
+        <w:jc w:val="both"/>
+        <w:rPr>
+          <w:rFonts w:ascii="Arial" w:eastAsiaTheme="majorEastAsia" w:hAnsi="Arial" w:cs="Arial"/>
+          <w:bCs/>
+          <w:sz w:val="24"/>
+          <w:szCs w:val="24"/>
+        </w:rPr>
+      </w:pPr>
+      <w:r>
+        <w:rPr>
+          <w:rFonts w:ascii="Arial" w:eastAsiaTheme="majorEastAsia" w:hAnsi="Arial" w:cs="Arial"/>
+          <w:bCs/>
+          <w:sz w:val="24"/>
+          <w:szCs w:val="24"/>
+        </w:rPr>
+        <w:t xml:space="preserve">Caso del Arroz: Al igual que en otros modelos, el arroz presenta el rendimiento más bajo (0.52), lo que sugiere un comportamiento más aleatorio o una menor representatividad de sus datos en el </w:t>
+      </w:r>
+      <w:proofErr w:type="spellStart"/>
+      <w:r>
+        <w:rPr>
+          <w:rFonts w:ascii="Arial" w:eastAsiaTheme="majorEastAsia" w:hAnsi="Arial" w:cs="Arial"/>
+          <w:bCs/>
+          <w:sz w:val="24"/>
+          <w:szCs w:val="24"/>
+        </w:rPr>
+        <w:t>dataset</w:t>
+      </w:r>
+      <w:proofErr w:type="spellEnd"/>
+      <w:r>
+        <w:rPr>
+          <w:rFonts w:ascii="Arial" w:eastAsiaTheme="majorEastAsia" w:hAnsi="Arial" w:cs="Arial"/>
+          <w:bCs/>
+          <w:sz w:val="24"/>
+          <w:szCs w:val="24"/>
+        </w:rPr>
+        <w:t xml:space="preserve"> empleado.</w:t>
+      </w:r>
+    </w:p>
+    <w:p>
+      <w:pPr>
+        <w:spacing w:line="276" w:lineRule="auto"/>
+        <w:jc w:val="both"/>
+        <w:rPr>
+          <w:rFonts w:ascii="Arial" w:eastAsiaTheme="majorEastAsia" w:hAnsi="Arial" w:cs="Arial"/>
+          <w:bCs/>
+          <w:sz w:val="24"/>
+          <w:szCs w:val="24"/>
+        </w:rPr>
+      </w:pPr>
+      <w:r>
+        <w:rPr>
+          <w:rFonts w:ascii="Arial" w:eastAsiaTheme="majorEastAsia" w:hAnsi="Arial" w:cs="Arial"/>
+          <w:bCs/>
+          <w:sz w:val="24"/>
+          <w:szCs w:val="24"/>
+        </w:rPr>
+        <w:t>En conclusión, el Modelo Binario se posiciona como la solución técnica más eficaz. Su capacidad para acertar casi el 70% de las tendencias permite a los agricultores y distribuidores implementar estrategias de comercialización focalizadas, minimizando la incertidumbre y maximizando la rentabilidad de sus operaciones antes de que los cambios de precio se materialicen en el mercado.</w:t>
+      </w:r>
+    </w:p>
+    <w:p>
+      <w:pPr>
+        <w:pStyle w:val="Prrafodelista"/>
+        <w:numPr>
+          <w:ilvl w:val="1"/>
+          <w:numId w:val="7"/>
+        </w:numPr>
+        <w:spacing w:line="276" w:lineRule="auto"/>
+        <w:jc w:val="both"/>
+        <w:rPr>
+          <w:rFonts w:ascii="Arial" w:eastAsiaTheme="majorEastAsia" w:hAnsi="Arial" w:cs="Arial"/>
+          <w:b/>
+          <w:sz w:val="24"/>
+          <w:szCs w:val="24"/>
+        </w:rPr>
+      </w:pPr>
+      <w:r>
+        <w:rPr>
+          <w:rFonts w:ascii="Arial" w:hAnsi="Arial" w:cs="Arial"/>
+          <w:b/>
+        </w:rPr>
+        <w:t>D</w:t>
+      </w:r>
+      <w:r>
+        <w:rPr>
+          <w:rFonts w:ascii="Arial" w:hAnsi="Arial" w:cs="Arial"/>
+          <w:b/>
+        </w:rPr>
+        <w:t>etecci</w:t>
+      </w:r>
+      <w:r>
+        <w:rPr>
+          <w:rFonts w:ascii="Arial" w:hAnsi="Arial" w:cs="Arial"/>
+          <w:b/>
+        </w:rPr>
+        <w:t>ó</w:t>
+      </w:r>
+      <w:r>
+        <w:rPr>
+          <w:rFonts w:ascii="Arial" w:hAnsi="Arial" w:cs="Arial"/>
+          <w:b/>
+        </w:rPr>
+        <w:t>n de Anomal</w:t>
+      </w:r>
+      <w:r>
+        <w:rPr>
+          <w:rFonts w:ascii="Arial" w:hAnsi="Arial" w:cs="Arial"/>
+          <w:b/>
+        </w:rPr>
+        <w:t>í</w:t>
+      </w:r>
+      <w:r>
+        <w:rPr>
+          <w:rFonts w:ascii="Arial" w:hAnsi="Arial" w:cs="Arial"/>
+          <w:b/>
+        </w:rPr>
+        <w:t>as en</w:t>
+      </w:r>
+      <w:r>
+        <w:rPr>
+          <w:rFonts w:ascii="Arial" w:hAnsi="Arial" w:cs="Arial"/>
+          <w:b/>
+        </w:rPr>
+        <w:t xml:space="preserve"> producción</w:t>
+      </w:r>
+    </w:p>
+    <w:p>
+      <w:pPr>
+        <w:spacing w:line="276" w:lineRule="auto"/>
+        <w:jc w:val="both"/>
+        <w:rPr>
+          <w:rFonts w:ascii="Arial" w:eastAsiaTheme="majorEastAsia" w:hAnsi="Arial" w:cs="Arial"/>
+          <w:bCs/>
+          <w:sz w:val="24"/>
+          <w:szCs w:val="24"/>
+        </w:rPr>
+      </w:pPr>
+      <w:r>
+        <w:rPr>
+          <w:rFonts w:ascii="Arial" w:eastAsiaTheme="majorEastAsia" w:hAnsi="Arial" w:cs="Arial"/>
+          <w:bCs/>
+          <w:sz w:val="24"/>
+          <w:szCs w:val="24"/>
+        </w:rPr>
+        <w:t xml:space="preserve">Tras procesar una población depurada de 1856 registros, los modelos han sido evaluados mediante la métrica </w:t>
+      </w:r>
+      <w:proofErr w:type="spellStart"/>
+      <w:r>
+        <w:rPr>
+          <w:rFonts w:ascii="Arial" w:eastAsiaTheme="majorEastAsia" w:hAnsi="Arial" w:cs="Arial"/>
+          <w:bCs/>
+          <w:sz w:val="24"/>
+          <w:szCs w:val="24"/>
+        </w:rPr>
+        <w:t>Precision@k</w:t>
+      </w:r>
+      <w:proofErr w:type="spellEnd"/>
+      <w:r>
+        <w:rPr>
+          <w:rFonts w:ascii="Arial" w:eastAsiaTheme="majorEastAsia" w:hAnsi="Arial" w:cs="Arial"/>
+          <w:bCs/>
+          <w:sz w:val="24"/>
+          <w:szCs w:val="24"/>
+        </w:rPr>
+        <w:t xml:space="preserve"> en su punto de corte más estricto.</w:t>
+      </w:r>
+    </w:p>
+    <w:tbl>
+      <w:tblPr>
+        <w:tblStyle w:val="Tablaconcuadrcula"/>
+        <w:tblW w:w="0" w:type="auto"/>
+        <w:tblLook w:val="04A0" w:firstRow="1" w:lastRow="0" w:firstColumn="1" w:lastColumn="0" w:noHBand="0" w:noVBand="1"/>
+      </w:tblPr>
+      <w:tblGrid>
+        <w:gridCol w:w="2123"/>
+        <w:gridCol w:w="2123"/>
+        <w:gridCol w:w="2124"/>
+        <w:gridCol w:w="2124"/>
+      </w:tblGrid>
+      <w:tr>
+        <w:tc>
+          <w:tcPr>
+            <w:tcW w:w="2123" w:type="dxa"/>
+            <w:vAlign w:val="center"/>
+          </w:tcPr>
+          <w:p>
+            <w:pPr>
+              <w:spacing w:line="276" w:lineRule="auto"/>
+              <w:jc w:val="center"/>
+              <w:rPr>
+                <w:rFonts w:ascii="Arial" w:eastAsiaTheme="majorEastAsia" w:hAnsi="Arial" w:cs="Arial"/>
+                <w:b/>
+                <w:sz w:val="24"/>
+                <w:szCs w:val="24"/>
+              </w:rPr>
+            </w:pPr>
+            <w:r>
+              <w:rPr>
+                <w:rFonts w:ascii="Arial" w:eastAsiaTheme="majorEastAsia" w:hAnsi="Arial" w:cs="Arial"/>
+                <w:b/>
+                <w:sz w:val="24"/>
+                <w:szCs w:val="24"/>
+              </w:rPr>
+              <w:t>Modelo</w:t>
+            </w:r>
+          </w:p>
+        </w:tc>
+        <w:tc>
+          <w:tcPr>
+            <w:tcW w:w="2123" w:type="dxa"/>
+            <w:vAlign w:val="center"/>
+          </w:tcPr>
+          <w:p>
+            <w:pPr>
+              <w:spacing w:line="276" w:lineRule="auto"/>
+              <w:jc w:val="center"/>
+              <w:rPr>
+                <w:rFonts w:ascii="Arial" w:eastAsiaTheme="majorEastAsia" w:hAnsi="Arial" w:cs="Arial"/>
+                <w:b/>
+                <w:sz w:val="24"/>
+                <w:szCs w:val="24"/>
+              </w:rPr>
+            </w:pPr>
+            <w:r>
+              <w:rPr>
+                <w:rFonts w:ascii="Arial" w:eastAsiaTheme="majorEastAsia" w:hAnsi="Arial" w:cs="Arial"/>
+                <w:b/>
+                <w:sz w:val="24"/>
+                <w:szCs w:val="24"/>
+              </w:rPr>
+              <w:t>Precision@92</w:t>
+            </w:r>
+          </w:p>
+        </w:tc>
+        <w:tc>
+          <w:tcPr>
+            <w:tcW w:w="2124" w:type="dxa"/>
+            <w:vAlign w:val="center"/>
+          </w:tcPr>
+          <w:p>
+            <w:pPr>
+              <w:spacing w:line="276" w:lineRule="auto"/>
+              <w:jc w:val="center"/>
+              <w:rPr>
+                <w:rFonts w:ascii="Arial" w:eastAsiaTheme="majorEastAsia" w:hAnsi="Arial" w:cs="Arial"/>
+                <w:b/>
+                <w:sz w:val="24"/>
+                <w:szCs w:val="24"/>
+              </w:rPr>
+            </w:pPr>
+            <w:r>
+              <w:rPr>
+                <w:rFonts w:ascii="Arial" w:eastAsiaTheme="majorEastAsia" w:hAnsi="Arial" w:cs="Arial"/>
+                <w:b/>
+                <w:sz w:val="24"/>
+                <w:szCs w:val="24"/>
+              </w:rPr>
+              <w:t>Capacidad Aislamiento</w:t>
+            </w:r>
+          </w:p>
+        </w:tc>
+        <w:tc>
+          <w:tcPr>
+            <w:tcW w:w="2124" w:type="dxa"/>
+            <w:vAlign w:val="center"/>
+          </w:tcPr>
+          <w:p>
+            <w:pPr>
+              <w:spacing w:line="276" w:lineRule="auto"/>
+              <w:jc w:val="center"/>
+              <w:rPr>
+                <w:rFonts w:ascii="Arial" w:eastAsiaTheme="majorEastAsia" w:hAnsi="Arial" w:cs="Arial"/>
+                <w:b/>
+                <w:sz w:val="24"/>
+                <w:szCs w:val="24"/>
+              </w:rPr>
+            </w:pPr>
+            <w:r>
+              <w:rPr>
+                <w:rFonts w:ascii="Arial" w:eastAsiaTheme="majorEastAsia" w:hAnsi="Arial" w:cs="Arial"/>
+                <w:b/>
+                <w:sz w:val="24"/>
+                <w:szCs w:val="24"/>
+              </w:rPr>
+              <w:t>Sensibilidad</w:t>
+            </w:r>
+          </w:p>
+        </w:tc>
+      </w:tr>
+      <w:tr>
+        <w:tc>
+          <w:tcPr>
+            <w:tcW w:w="2123" w:type="dxa"/>
+            <w:vAlign w:val="center"/>
+          </w:tcPr>
+          <w:p>
+            <w:pPr>
+              <w:spacing w:line="276" w:lineRule="auto"/>
+              <w:jc w:val="center"/>
+              <w:rPr>
+                <w:rFonts w:ascii="Arial" w:eastAsiaTheme="majorEastAsia" w:hAnsi="Arial" w:cs="Arial"/>
+                <w:b/>
+                <w:sz w:val="24"/>
+                <w:szCs w:val="24"/>
+              </w:rPr>
+            </w:pPr>
+            <w:proofErr w:type="spellStart"/>
+            <w:r>
+              <w:rPr>
+                <w:rFonts w:ascii="Arial" w:eastAsiaTheme="majorEastAsia" w:hAnsi="Arial" w:cs="Arial"/>
+                <w:b/>
+                <w:sz w:val="24"/>
+                <w:szCs w:val="24"/>
+              </w:rPr>
+              <w:t>Isolation</w:t>
+            </w:r>
+            <w:proofErr w:type="spellEnd"/>
+            <w:r>
+              <w:rPr>
+                <w:rFonts w:ascii="Arial" w:eastAsiaTheme="majorEastAsia" w:hAnsi="Arial" w:cs="Arial"/>
+                <w:b/>
+                <w:sz w:val="24"/>
+                <w:szCs w:val="24"/>
+              </w:rPr>
+              <w:t xml:space="preserve"> Forest</w:t>
+            </w:r>
+          </w:p>
+        </w:tc>
+        <w:tc>
+          <w:tcPr>
+            <w:tcW w:w="2123" w:type="dxa"/>
+            <w:vAlign w:val="center"/>
+          </w:tcPr>
+          <w:p>
+            <w:pPr>
+              <w:spacing w:line="276" w:lineRule="auto"/>
+              <w:jc w:val="center"/>
+              <w:rPr>
+                <w:rFonts w:ascii="Arial" w:eastAsiaTheme="majorEastAsia" w:hAnsi="Arial" w:cs="Arial"/>
+                <w:bCs/>
+                <w:sz w:val="24"/>
+                <w:szCs w:val="24"/>
+              </w:rPr>
+            </w:pPr>
+            <w:r>
+              <w:rPr>
+                <w:rFonts w:ascii="Arial" w:eastAsiaTheme="majorEastAsia" w:hAnsi="Arial" w:cs="Arial"/>
+                <w:bCs/>
+                <w:sz w:val="24"/>
+                <w:szCs w:val="24"/>
+              </w:rPr>
+              <w:t>0.7283</w:t>
+            </w:r>
+          </w:p>
+        </w:tc>
+        <w:tc>
+          <w:tcPr>
+            <w:tcW w:w="2124" w:type="dxa"/>
+            <w:vAlign w:val="center"/>
+          </w:tcPr>
+          <w:p>
+            <w:pPr>
+              <w:spacing w:line="276" w:lineRule="auto"/>
+              <w:jc w:val="center"/>
+              <w:rPr>
+                <w:rFonts w:ascii="Arial" w:eastAsiaTheme="majorEastAsia" w:hAnsi="Arial" w:cs="Arial"/>
+                <w:bCs/>
+                <w:sz w:val="24"/>
+                <w:szCs w:val="24"/>
+              </w:rPr>
+            </w:pPr>
+            <w:r>
+              <w:rPr>
+                <w:rFonts w:ascii="Arial" w:eastAsiaTheme="majorEastAsia" w:hAnsi="Arial" w:cs="Arial"/>
+                <w:bCs/>
+                <w:sz w:val="24"/>
+                <w:szCs w:val="24"/>
+              </w:rPr>
+              <w:t>Alta en valores extremos</w:t>
+            </w:r>
+          </w:p>
+        </w:tc>
+        <w:tc>
+          <w:tcPr>
+            <w:tcW w:w="2124" w:type="dxa"/>
+            <w:vAlign w:val="center"/>
+          </w:tcPr>
+          <w:p>
+            <w:pPr>
+              <w:spacing w:line="276" w:lineRule="auto"/>
+              <w:jc w:val="center"/>
+              <w:rPr>
+                <w:rFonts w:ascii="Arial" w:eastAsiaTheme="majorEastAsia" w:hAnsi="Arial" w:cs="Arial"/>
+                <w:bCs/>
+                <w:sz w:val="24"/>
+                <w:szCs w:val="24"/>
+              </w:rPr>
+            </w:pPr>
+            <w:r>
+              <w:rPr>
+                <w:rFonts w:ascii="Arial" w:eastAsiaTheme="majorEastAsia" w:hAnsi="Arial" w:cs="Arial"/>
+                <w:bCs/>
+                <w:sz w:val="24"/>
+                <w:szCs w:val="24"/>
+              </w:rPr>
+              <w:t>Moderada</w:t>
+            </w:r>
+          </w:p>
+        </w:tc>
+      </w:tr>
+      <w:tr>
+        <w:tc>
+          <w:tcPr>
+            <w:tcW w:w="2123" w:type="dxa"/>
+            <w:vAlign w:val="center"/>
+          </w:tcPr>
+          <w:p>
+            <w:pPr>
+              <w:spacing w:line="276" w:lineRule="auto"/>
+              <w:jc w:val="center"/>
+              <w:rPr>
+                <w:rFonts w:ascii="Arial" w:eastAsiaTheme="majorEastAsia" w:hAnsi="Arial" w:cs="Arial"/>
+                <w:b/>
+                <w:sz w:val="24"/>
+                <w:szCs w:val="24"/>
+              </w:rPr>
+            </w:pPr>
+            <w:proofErr w:type="spellStart"/>
+            <w:r>
+              <w:rPr>
+                <w:rFonts w:ascii="Arial" w:eastAsiaTheme="majorEastAsia" w:hAnsi="Arial" w:cs="Arial"/>
+                <w:b/>
+                <w:sz w:val="24"/>
+                <w:szCs w:val="24"/>
+              </w:rPr>
+              <w:t>One</w:t>
+            </w:r>
+            <w:proofErr w:type="spellEnd"/>
+            <w:r>
+              <w:rPr>
+                <w:rFonts w:ascii="Arial" w:eastAsiaTheme="majorEastAsia" w:hAnsi="Arial" w:cs="Arial"/>
+                <w:b/>
+                <w:sz w:val="24"/>
+                <w:szCs w:val="24"/>
+              </w:rPr>
+              <w:t>-Class SVM</w:t>
+            </w:r>
+          </w:p>
+        </w:tc>
+        <w:tc>
+          <w:tcPr>
+            <w:tcW w:w="2123" w:type="dxa"/>
+            <w:vAlign w:val="center"/>
+          </w:tcPr>
+          <w:p>
+            <w:pPr>
+              <w:spacing w:line="276" w:lineRule="auto"/>
+              <w:jc w:val="center"/>
+              <w:rPr>
+                <w:rFonts w:ascii="Arial" w:eastAsiaTheme="majorEastAsia" w:hAnsi="Arial" w:cs="Arial"/>
+                <w:bCs/>
+                <w:sz w:val="24"/>
+                <w:szCs w:val="24"/>
+              </w:rPr>
+            </w:pPr>
+            <w:r>
+              <w:rPr>
+                <w:rFonts w:ascii="Arial" w:eastAsiaTheme="majorEastAsia" w:hAnsi="Arial" w:cs="Arial"/>
+                <w:bCs/>
+                <w:sz w:val="24"/>
+                <w:szCs w:val="24"/>
+              </w:rPr>
+              <w:t>0.8370</w:t>
+            </w:r>
+          </w:p>
+        </w:tc>
+        <w:tc>
+          <w:tcPr>
+            <w:tcW w:w="2124" w:type="dxa"/>
+            <w:vAlign w:val="center"/>
+          </w:tcPr>
+          <w:p>
+            <w:pPr>
+              <w:spacing w:line="276" w:lineRule="auto"/>
+              <w:jc w:val="center"/>
+              <w:rPr>
+                <w:rFonts w:ascii="Arial" w:eastAsiaTheme="majorEastAsia" w:hAnsi="Arial" w:cs="Arial"/>
+                <w:bCs/>
+                <w:sz w:val="24"/>
+                <w:szCs w:val="24"/>
+              </w:rPr>
+            </w:pPr>
+            <w:r>
+              <w:rPr>
+                <w:rFonts w:ascii="Arial" w:eastAsiaTheme="majorEastAsia" w:hAnsi="Arial" w:cs="Arial"/>
+                <w:bCs/>
+                <w:sz w:val="24"/>
+                <w:szCs w:val="24"/>
+              </w:rPr>
+              <w:t>Superior en patrones multivariantes</w:t>
+            </w:r>
+          </w:p>
+        </w:tc>
+        <w:tc>
+          <w:tcPr>
+            <w:tcW w:w="2124" w:type="dxa"/>
+            <w:vAlign w:val="center"/>
+          </w:tcPr>
+          <w:p>
+            <w:pPr>
+              <w:spacing w:line="276" w:lineRule="auto"/>
+              <w:jc w:val="center"/>
+              <w:rPr>
+                <w:rFonts w:ascii="Arial" w:eastAsiaTheme="majorEastAsia" w:hAnsi="Arial" w:cs="Arial"/>
+                <w:bCs/>
+                <w:sz w:val="24"/>
+                <w:szCs w:val="24"/>
+              </w:rPr>
+            </w:pPr>
+            <w:r>
+              <w:rPr>
+                <w:rFonts w:ascii="Arial" w:eastAsiaTheme="majorEastAsia" w:hAnsi="Arial" w:cs="Arial"/>
+                <w:bCs/>
+                <w:sz w:val="24"/>
+                <w:szCs w:val="24"/>
+              </w:rPr>
+              <w:t>Muy alta</w:t>
+            </w:r>
+          </w:p>
+        </w:tc>
+      </w:tr>
+    </w:tbl>
+    <w:p>
+      <w:pPr>
+        <w:spacing w:line="276" w:lineRule="auto"/>
+        <w:jc w:val="both"/>
+        <w:rPr>
+          <w:rFonts w:ascii="Arial" w:eastAsiaTheme="majorEastAsia" w:hAnsi="Arial" w:cs="Arial"/>
+          <w:bCs/>
+          <w:sz w:val="24"/>
+          <w:szCs w:val="24"/>
+        </w:rPr>
+      </w:pPr>
+      <w:r>
+        <w:rPr>
+          <w:rFonts w:ascii="Arial" w:eastAsiaTheme="majorEastAsia" w:hAnsi="Arial" w:cs="Arial"/>
+          <w:bCs/>
+          <w:sz w:val="24"/>
+          <w:szCs w:val="24"/>
+        </w:rPr>
+        <w:t xml:space="preserve">El rendimiento del </w:t>
+      </w:r>
+      <w:proofErr w:type="spellStart"/>
+      <w:r>
+        <w:rPr>
+          <w:rFonts w:ascii="Arial" w:eastAsiaTheme="majorEastAsia" w:hAnsi="Arial" w:cs="Arial"/>
+          <w:bCs/>
+          <w:sz w:val="24"/>
+          <w:szCs w:val="24"/>
+        </w:rPr>
+        <w:t>One</w:t>
+      </w:r>
+      <w:proofErr w:type="spellEnd"/>
+      <w:r>
+        <w:rPr>
+          <w:rFonts w:ascii="Arial" w:eastAsiaTheme="majorEastAsia" w:hAnsi="Arial" w:cs="Arial"/>
+          <w:bCs/>
+          <w:sz w:val="24"/>
+          <w:szCs w:val="24"/>
+        </w:rPr>
+        <w:t>-Class SVM (</w:t>
+      </w:r>
+      <w:r>
+        <w:rPr>
+          <w:rFonts w:ascii="Arial" w:eastAsiaTheme="majorEastAsia" w:hAnsi="Arial" w:cs="Arial"/>
+          <w:bCs/>
+          <w:sz w:val="24"/>
+          <w:szCs w:val="24"/>
+        </w:rPr>
+        <w:t>0.</w:t>
+      </w:r>
+      <w:r>
+        <w:rPr>
+          <w:rFonts w:ascii="Arial" w:eastAsiaTheme="majorEastAsia" w:hAnsi="Arial" w:cs="Arial"/>
+          <w:bCs/>
+          <w:sz w:val="24"/>
+          <w:szCs w:val="24"/>
+        </w:rPr>
+        <w:t xml:space="preserve">83) supera al de </w:t>
+      </w:r>
+      <w:proofErr w:type="spellStart"/>
+      <w:r>
+        <w:rPr>
+          <w:rFonts w:ascii="Arial" w:eastAsiaTheme="majorEastAsia" w:hAnsi="Arial" w:cs="Arial"/>
+          <w:bCs/>
+          <w:sz w:val="24"/>
+          <w:szCs w:val="24"/>
+        </w:rPr>
+        <w:t>Isolation</w:t>
+      </w:r>
+      <w:proofErr w:type="spellEnd"/>
+      <w:r>
+        <w:rPr>
+          <w:rFonts w:ascii="Arial" w:eastAsiaTheme="majorEastAsia" w:hAnsi="Arial" w:cs="Arial"/>
+          <w:bCs/>
+          <w:sz w:val="24"/>
+          <w:szCs w:val="24"/>
+        </w:rPr>
+        <w:t xml:space="preserve"> Forest por </w:t>
+      </w:r>
+      <w:r>
+        <w:rPr>
+          <w:rFonts w:ascii="Arial" w:eastAsiaTheme="majorEastAsia" w:hAnsi="Arial" w:cs="Arial"/>
+          <w:bCs/>
+          <w:sz w:val="24"/>
+          <w:szCs w:val="24"/>
+        </w:rPr>
+        <w:t xml:space="preserve">aproximadamente </w:t>
+      </w:r>
+      <w:r>
+        <w:rPr>
+          <w:rFonts w:ascii="Arial" w:eastAsiaTheme="majorEastAsia" w:hAnsi="Arial" w:cs="Arial"/>
+          <w:bCs/>
+          <w:sz w:val="24"/>
+          <w:szCs w:val="24"/>
+        </w:rPr>
+        <w:t>0.</w:t>
+      </w:r>
+      <w:r>
+        <w:rPr>
+          <w:rFonts w:ascii="Arial" w:eastAsiaTheme="majorEastAsia" w:hAnsi="Arial" w:cs="Arial"/>
+          <w:bCs/>
+          <w:sz w:val="24"/>
+          <w:szCs w:val="24"/>
+        </w:rPr>
+        <w:t>1</w:t>
+      </w:r>
+      <w:r>
+        <w:rPr>
+          <w:rFonts w:ascii="Arial" w:eastAsiaTheme="majorEastAsia" w:hAnsi="Arial" w:cs="Arial"/>
+          <w:bCs/>
+          <w:sz w:val="24"/>
+          <w:szCs w:val="24"/>
+        </w:rPr>
+        <w:t>1</w:t>
+      </w:r>
+      <w:r>
+        <w:rPr>
+          <w:rFonts w:ascii="Arial" w:eastAsiaTheme="majorEastAsia" w:hAnsi="Arial" w:cs="Arial"/>
+          <w:bCs/>
+          <w:sz w:val="24"/>
+          <w:szCs w:val="24"/>
+        </w:rPr>
+        <w:t xml:space="preserve">. Este fenómeno ocurre porque el SVM, es capaz de ajustar una "envolvente" mucho más precisa alrededor de los datos normales. Mientras que </w:t>
+      </w:r>
+      <w:proofErr w:type="spellStart"/>
+      <w:r>
+        <w:rPr>
+          <w:rFonts w:ascii="Arial" w:eastAsiaTheme="majorEastAsia" w:hAnsi="Arial" w:cs="Arial"/>
+          <w:bCs/>
+          <w:sz w:val="24"/>
+          <w:szCs w:val="24"/>
+        </w:rPr>
+        <w:t>Isolation</w:t>
+      </w:r>
+      <w:proofErr w:type="spellEnd"/>
+      <w:r>
+        <w:rPr>
+          <w:rFonts w:ascii="Arial" w:eastAsiaTheme="majorEastAsia" w:hAnsi="Arial" w:cs="Arial"/>
+          <w:bCs/>
+          <w:sz w:val="24"/>
+          <w:szCs w:val="24"/>
+        </w:rPr>
+        <w:t xml:space="preserve"> Forest es muy eficiente detectando registros con valores de rendimiento masivos</w:t>
+      </w:r>
+      <w:r>
+        <w:rPr>
+          <w:rFonts w:ascii="Arial" w:eastAsiaTheme="majorEastAsia" w:hAnsi="Arial" w:cs="Arial"/>
+          <w:bCs/>
+          <w:sz w:val="24"/>
+          <w:szCs w:val="24"/>
+        </w:rPr>
+        <w:t>,</w:t>
+      </w:r>
+      <w:r>
+        <w:rPr>
+          <w:rFonts w:ascii="Arial" w:eastAsiaTheme="majorEastAsia" w:hAnsi="Arial" w:cs="Arial"/>
+          <w:bCs/>
+          <w:sz w:val="24"/>
+          <w:szCs w:val="24"/>
+        </w:rPr>
+        <w:t xml:space="preserve"> el SVM destaca identificando anomalías de baja densidad, como los casos detectados en Australia en 2016, donde precipitaciones de apenas 290mm no resultaron en el colapso productivo esperado, señalando una eficiencia de riego anómala o un error de reporte.</w:t>
+      </w:r>
+    </w:p>
+    <w:p>
+      <w:pPr>
+        <w:spacing w:line="276" w:lineRule="auto"/>
+        <w:jc w:val="both"/>
+        <w:rPr>
+          <w:rFonts w:ascii="Arial" w:eastAsiaTheme="majorEastAsia" w:hAnsi="Arial" w:cs="Arial"/>
+          <w:bCs/>
+          <w:sz w:val="24"/>
+          <w:szCs w:val="24"/>
+        </w:rPr>
+      </w:pPr>
+      <w:r>
+        <w:rPr>
+          <w:rFonts w:ascii="Arial" w:eastAsiaTheme="majorEastAsia" w:hAnsi="Arial" w:cs="Arial"/>
+          <w:bCs/>
+          <w:sz w:val="24"/>
+          <w:szCs w:val="24"/>
+        </w:rPr>
+        <w:t>El examen de los registros con los scores más negativos confirma la utilidad práctica del sistema:</w:t>
+      </w:r>
+    </w:p>
+    <w:p>
+      <w:pPr>
+        <w:pStyle w:val="Prrafodelista"/>
+        <w:numPr>
+          <w:ilvl w:val="0"/>
+          <w:numId w:val="45"/>
+        </w:numPr>
+        <w:spacing w:line="276" w:lineRule="auto"/>
+        <w:jc w:val="both"/>
+        <w:rPr>
+          <w:rFonts w:ascii="Arial" w:eastAsiaTheme="majorEastAsia" w:hAnsi="Arial" w:cs="Arial"/>
+          <w:bCs/>
+          <w:sz w:val="24"/>
+          <w:szCs w:val="24"/>
+        </w:rPr>
+      </w:pPr>
+      <w:r>
+        <w:rPr>
+          <w:rFonts w:ascii="Arial" w:eastAsiaTheme="majorEastAsia" w:hAnsi="Arial" w:cs="Arial"/>
+          <w:bCs/>
+          <w:sz w:val="24"/>
+          <w:szCs w:val="24"/>
+        </w:rPr>
+        <w:t>Detección de Éxitos Agrícolas: El modelo identificó como anomalías principales las campañas de maíz en Alemania y EE.UU.</w:t>
+      </w:r>
+    </w:p>
+    <w:p>
+      <w:pPr>
+        <w:pStyle w:val="Prrafodelista"/>
+        <w:numPr>
+          <w:ilvl w:val="0"/>
+          <w:numId w:val="45"/>
+        </w:numPr>
+        <w:spacing w:line="276" w:lineRule="auto"/>
+        <w:jc w:val="both"/>
+        <w:rPr>
+          <w:rFonts w:ascii="Arial" w:eastAsiaTheme="majorEastAsia" w:hAnsi="Arial" w:cs="Arial"/>
+          <w:bCs/>
+          <w:sz w:val="24"/>
+          <w:szCs w:val="24"/>
+        </w:rPr>
+      </w:pPr>
+      <w:r>
+        <w:rPr>
+          <w:rFonts w:ascii="Arial" w:eastAsiaTheme="majorEastAsia" w:hAnsi="Arial" w:cs="Arial"/>
+          <w:bCs/>
+          <w:sz w:val="24"/>
+          <w:szCs w:val="24"/>
+        </w:rPr>
+        <w:t xml:space="preserve">Identificación de Riesgo Hídrico: El SVM priorizó registros de Australia con niveles de lluvia críticos. Al cruzar esta baja precipitación con rendimientos que se mantenían en la media, el modelo lanza una alerta </w:t>
+      </w:r>
+      <w:r>
+        <w:rPr>
+          <w:rFonts w:ascii="Arial" w:eastAsiaTheme="majorEastAsia" w:hAnsi="Arial" w:cs="Arial"/>
+          <w:bCs/>
+          <w:sz w:val="24"/>
+          <w:szCs w:val="24"/>
+        </w:rPr>
+        <w:t>anticipada</w:t>
+      </w:r>
+      <w:r>
+        <w:rPr>
+          <w:rFonts w:ascii="Arial" w:eastAsiaTheme="majorEastAsia" w:hAnsi="Arial" w:cs="Arial"/>
+          <w:bCs/>
+          <w:sz w:val="24"/>
+          <w:szCs w:val="24"/>
+        </w:rPr>
+        <w:t>, permitiendo a los expertos investigar si se trata de una resiliencia del cultivo o de datos inconsistentes.</w:t>
+      </w:r>
+    </w:p>
+    <w:p>
+      <w:pPr>
+        <w:spacing w:line="276" w:lineRule="auto"/>
+        <w:jc w:val="both"/>
+        <w:rPr>
+          <w:rFonts w:ascii="Arial" w:eastAsiaTheme="majorEastAsia" w:hAnsi="Arial" w:cs="Arial"/>
+          <w:bCs/>
+          <w:sz w:val="24"/>
+          <w:szCs w:val="24"/>
+        </w:rPr>
+      </w:pPr>
+      <w:r>
+        <w:rPr>
+          <w:rFonts w:ascii="Arial" w:eastAsiaTheme="majorEastAsia" w:hAnsi="Arial" w:cs="Arial"/>
+          <w:bCs/>
+          <w:sz w:val="24"/>
+          <w:szCs w:val="24"/>
+        </w:rPr>
+        <w:t xml:space="preserve">La implementación de esta versión mejorada ha permitido transformar un problema de búsqueda a ciegas en un sistema de recomendación de alta precisión. Con una tasa de acierto del 83.7% en el </w:t>
+      </w:r>
+      <w:proofErr w:type="spellStart"/>
+      <w:r>
+        <w:rPr>
+          <w:rFonts w:ascii="Arial" w:eastAsiaTheme="majorEastAsia" w:hAnsi="Arial" w:cs="Arial"/>
+          <w:bCs/>
+          <w:sz w:val="24"/>
+          <w:szCs w:val="24"/>
+        </w:rPr>
+        <w:t>One</w:t>
+      </w:r>
+      <w:proofErr w:type="spellEnd"/>
+      <w:r>
+        <w:rPr>
+          <w:rFonts w:ascii="Arial" w:eastAsiaTheme="majorEastAsia" w:hAnsi="Arial" w:cs="Arial"/>
+          <w:bCs/>
+          <w:sz w:val="24"/>
+          <w:szCs w:val="24"/>
+        </w:rPr>
+        <w:t>-Class SVM, se garantiza que los recursos de supervisión se enfoquen exclusivamente en aquellos puntos que presentan una realidad estadística divergente, optimizando la gestión de la producción agrícola a escala global.</w:t>
+      </w:r>
+    </w:p>
+    <w:p>
+      <w:pPr>
+        <w:pStyle w:val="Prrafodelista"/>
+        <w:numPr>
+          <w:ilvl w:val="1"/>
+          <w:numId w:val="7"/>
+        </w:numPr>
+        <w:spacing w:line="276" w:lineRule="auto"/>
+        <w:jc w:val="both"/>
+        <w:rPr>
+          <w:rFonts w:ascii="Arial" w:eastAsiaTheme="majorEastAsia" w:hAnsi="Arial" w:cs="Arial"/>
+          <w:b/>
+          <w:sz w:val="24"/>
+          <w:szCs w:val="24"/>
+        </w:rPr>
+      </w:pPr>
+      <w:r>
+        <w:rPr>
+          <w:rFonts w:ascii="Arial" w:eastAsiaTheme="majorEastAsia" w:hAnsi="Arial" w:cs="Arial"/>
+          <w:b/>
+          <w:sz w:val="24"/>
+          <w:szCs w:val="24"/>
+        </w:rPr>
+        <w:t>R</w:t>
+      </w:r>
+      <w:r>
+        <w:rPr>
+          <w:rFonts w:ascii="Arial" w:eastAsiaTheme="majorEastAsia" w:hAnsi="Arial" w:cs="Arial"/>
+          <w:b/>
+          <w:bCs/>
+          <w:sz w:val="24"/>
+          <w:szCs w:val="24"/>
+        </w:rPr>
+        <w:t>ecomendación</w:t>
+      </w:r>
+      <w:r>
+        <w:rPr>
+          <w:rFonts w:ascii="Arial" w:eastAsiaTheme="majorEastAsia" w:hAnsi="Arial" w:cs="Arial"/>
+          <w:b/>
+          <w:bCs/>
+          <w:sz w:val="24"/>
+          <w:szCs w:val="24"/>
+        </w:rPr>
+        <w:t xml:space="preserve"> de Cultivos</w:t>
+      </w:r>
+    </w:p>
+    <w:p>
+      <w:pPr>
+        <w:spacing w:line="276" w:lineRule="auto"/>
+        <w:jc w:val="both"/>
+        <w:rPr>
+          <w:rFonts w:ascii="Arial" w:eastAsiaTheme="majorEastAsia" w:hAnsi="Arial" w:cs="Arial"/>
+          <w:bCs/>
+          <w:sz w:val="24"/>
+          <w:szCs w:val="24"/>
+        </w:rPr>
+      </w:pPr>
+      <w:r>
+        <w:rPr>
+          <w:rFonts w:ascii="Arial" w:eastAsiaTheme="majorEastAsia" w:hAnsi="Arial" w:cs="Arial"/>
+          <w:bCs/>
+          <w:sz w:val="24"/>
+          <w:szCs w:val="24"/>
+        </w:rPr>
+        <w:t xml:space="preserve">La evaluación de los modelos se realizó utilizando la métrica Top-3 </w:t>
+      </w:r>
+      <w:proofErr w:type="spellStart"/>
+      <w:r>
+        <w:rPr>
+          <w:rFonts w:ascii="Arial" w:eastAsiaTheme="majorEastAsia" w:hAnsi="Arial" w:cs="Arial"/>
+          <w:bCs/>
+          <w:sz w:val="24"/>
+          <w:szCs w:val="24"/>
+        </w:rPr>
+        <w:t>Accuracy</w:t>
+      </w:r>
+      <w:proofErr w:type="spellEnd"/>
+      <w:r>
+        <w:rPr>
+          <w:rFonts w:ascii="Arial" w:eastAsiaTheme="majorEastAsia" w:hAnsi="Arial" w:cs="Arial"/>
+          <w:bCs/>
+          <w:sz w:val="24"/>
+          <w:szCs w:val="24"/>
+        </w:rPr>
+        <w:t>, la cual verifica si la elección real de cultivo ejecutada en esa región se encuentra entre las tres principales recomendaciones emitidas por el algoritmo.</w:t>
+      </w:r>
+    </w:p>
+    <w:p>
+      <w:pPr>
+        <w:spacing w:line="276" w:lineRule="auto"/>
+        <w:jc w:val="both"/>
+        <w:rPr>
+          <w:rFonts w:ascii="Arial" w:eastAsiaTheme="majorEastAsia" w:hAnsi="Arial" w:cs="Arial"/>
+          <w:bCs/>
+          <w:sz w:val="24"/>
+          <w:szCs w:val="24"/>
+        </w:rPr>
+      </w:pPr>
+      <w:r>
+        <w:rPr>
+          <w:rFonts w:ascii="Arial" w:eastAsiaTheme="majorEastAsia" w:hAnsi="Arial" w:cs="Arial"/>
+          <w:bCs/>
+          <w:sz w:val="24"/>
+          <w:szCs w:val="24"/>
+        </w:rPr>
+        <w:t xml:space="preserve">Los resultados </w:t>
+      </w:r>
+      <w:r>
+        <w:rPr>
+          <w:rFonts w:ascii="Arial" w:eastAsiaTheme="majorEastAsia" w:hAnsi="Arial" w:cs="Arial"/>
+          <w:bCs/>
+          <w:sz w:val="24"/>
+          <w:szCs w:val="24"/>
+        </w:rPr>
+        <w:t>dan a conocer</w:t>
+      </w:r>
+      <w:r>
+        <w:rPr>
+          <w:rFonts w:ascii="Arial" w:eastAsiaTheme="majorEastAsia" w:hAnsi="Arial" w:cs="Arial"/>
+          <w:bCs/>
+          <w:sz w:val="24"/>
+          <w:szCs w:val="24"/>
+        </w:rPr>
+        <w:t xml:space="preserve"> el impacto drástico que tiene la inclusión de la inercia temporal en el comportamiento de los modelos predictivos:</w:t>
+      </w:r>
+    </w:p>
+    <w:tbl>
+      <w:tblPr>
+        <w:tblStyle w:val="Tablaconcuadrcula"/>
+        <w:tblW w:w="0" w:type="auto"/>
+        <w:tblLook w:val="04A0" w:firstRow="1" w:lastRow="0" w:firstColumn="1" w:lastColumn="0" w:noHBand="0" w:noVBand="1"/>
+      </w:tblPr>
+      <w:tblGrid>
+        <w:gridCol w:w="2831"/>
+        <w:gridCol w:w="2831"/>
+        <w:gridCol w:w="2832"/>
+      </w:tblGrid>
+      <w:tr>
+        <w:tc>
+          <w:tcPr>
+            <w:tcW w:w="2831" w:type="dxa"/>
+            <w:vAlign w:val="center"/>
+          </w:tcPr>
+          <w:p>
+            <w:pPr>
+              <w:spacing w:line="276" w:lineRule="auto"/>
+              <w:jc w:val="center"/>
+              <w:rPr>
+                <w:rFonts w:ascii="Arial" w:eastAsiaTheme="majorEastAsia" w:hAnsi="Arial" w:cs="Arial"/>
+                <w:b/>
+                <w:sz w:val="24"/>
+                <w:szCs w:val="24"/>
+              </w:rPr>
+            </w:pPr>
+            <w:r>
+              <w:rPr>
+                <w:rFonts w:ascii="Arial" w:eastAsiaTheme="majorEastAsia" w:hAnsi="Arial" w:cs="Arial"/>
+                <w:b/>
+                <w:sz w:val="24"/>
+                <w:szCs w:val="24"/>
+              </w:rPr>
+              <w:t>Modelo</w:t>
+            </w:r>
+          </w:p>
+        </w:tc>
+        <w:tc>
+          <w:tcPr>
+            <w:tcW w:w="2831" w:type="dxa"/>
+            <w:vAlign w:val="center"/>
+          </w:tcPr>
+          <w:p>
+            <w:pPr>
+              <w:spacing w:line="276" w:lineRule="auto"/>
+              <w:jc w:val="center"/>
+              <w:rPr>
+                <w:rFonts w:ascii="Arial" w:eastAsiaTheme="majorEastAsia" w:hAnsi="Arial" w:cs="Arial"/>
+                <w:b/>
+                <w:sz w:val="24"/>
+                <w:szCs w:val="24"/>
+              </w:rPr>
+            </w:pPr>
+            <w:r>
+              <w:rPr>
+                <w:rFonts w:ascii="Arial" w:eastAsiaTheme="majorEastAsia" w:hAnsi="Arial" w:cs="Arial"/>
+                <w:b/>
+                <w:sz w:val="24"/>
+                <w:szCs w:val="24"/>
+              </w:rPr>
+              <w:t xml:space="preserve">Top-3 </w:t>
+            </w:r>
+            <w:proofErr w:type="spellStart"/>
+            <w:r>
+              <w:rPr>
+                <w:rFonts w:ascii="Arial" w:eastAsiaTheme="majorEastAsia" w:hAnsi="Arial" w:cs="Arial"/>
+                <w:b/>
+                <w:sz w:val="24"/>
+                <w:szCs w:val="24"/>
+              </w:rPr>
+              <w:t>Accuracy</w:t>
+            </w:r>
+            <w:proofErr w:type="spellEnd"/>
+            <w:r>
+              <w:rPr>
+                <w:rFonts w:ascii="Arial" w:eastAsiaTheme="majorEastAsia" w:hAnsi="Arial" w:cs="Arial"/>
+                <w:b/>
+                <w:sz w:val="24"/>
+                <w:szCs w:val="24"/>
+              </w:rPr>
+              <w:t xml:space="preserve"> – Fase1</w:t>
+            </w:r>
+          </w:p>
+        </w:tc>
+        <w:tc>
+          <w:tcPr>
+            <w:tcW w:w="2832" w:type="dxa"/>
+            <w:vAlign w:val="center"/>
+          </w:tcPr>
+          <w:p>
+            <w:pPr>
+              <w:spacing w:line="276" w:lineRule="auto"/>
+              <w:jc w:val="center"/>
+              <w:rPr>
+                <w:rFonts w:ascii="Arial" w:eastAsiaTheme="majorEastAsia" w:hAnsi="Arial" w:cs="Arial"/>
+                <w:b/>
+                <w:sz w:val="24"/>
+                <w:szCs w:val="24"/>
+              </w:rPr>
+            </w:pPr>
+            <w:r>
+              <w:rPr>
+                <w:rFonts w:ascii="Arial" w:eastAsiaTheme="majorEastAsia" w:hAnsi="Arial" w:cs="Arial"/>
+                <w:b/>
+                <w:sz w:val="24"/>
+                <w:szCs w:val="24"/>
+              </w:rPr>
+              <w:t xml:space="preserve">Top-3 </w:t>
+            </w:r>
+            <w:proofErr w:type="spellStart"/>
+            <w:r>
+              <w:rPr>
+                <w:rFonts w:ascii="Arial" w:eastAsiaTheme="majorEastAsia" w:hAnsi="Arial" w:cs="Arial"/>
+                <w:b/>
+                <w:sz w:val="24"/>
+                <w:szCs w:val="24"/>
+              </w:rPr>
+              <w:t>Accuracy</w:t>
+            </w:r>
+            <w:proofErr w:type="spellEnd"/>
+            <w:r>
+              <w:rPr>
+                <w:rFonts w:ascii="Arial" w:eastAsiaTheme="majorEastAsia" w:hAnsi="Arial" w:cs="Arial"/>
+                <w:b/>
+                <w:sz w:val="24"/>
+                <w:szCs w:val="24"/>
+              </w:rPr>
+              <w:t xml:space="preserve"> – Fase</w:t>
+            </w:r>
+            <w:r>
+              <w:rPr>
+                <w:rFonts w:ascii="Arial" w:eastAsiaTheme="majorEastAsia" w:hAnsi="Arial" w:cs="Arial"/>
+                <w:b/>
+                <w:sz w:val="24"/>
+                <w:szCs w:val="24"/>
+              </w:rPr>
+              <w:t>2</w:t>
+            </w:r>
+          </w:p>
+        </w:tc>
+      </w:tr>
+      <w:tr>
+        <w:tc>
+          <w:tcPr>
+            <w:tcW w:w="2831" w:type="dxa"/>
+            <w:vAlign w:val="center"/>
+          </w:tcPr>
+          <w:p>
+            <w:pPr>
+              <w:spacing w:line="276" w:lineRule="auto"/>
+              <w:jc w:val="center"/>
+              <w:rPr>
+                <w:rFonts w:ascii="Arial" w:eastAsiaTheme="majorEastAsia" w:hAnsi="Arial" w:cs="Arial"/>
+                <w:b/>
+                <w:sz w:val="24"/>
+                <w:szCs w:val="24"/>
+              </w:rPr>
+            </w:pPr>
+            <w:r>
+              <w:rPr>
+                <w:rFonts w:ascii="Arial" w:eastAsiaTheme="majorEastAsia" w:hAnsi="Arial" w:cs="Arial"/>
+                <w:b/>
+                <w:sz w:val="24"/>
+                <w:szCs w:val="24"/>
+              </w:rPr>
+              <w:t>Random Forest</w:t>
+            </w:r>
+          </w:p>
+        </w:tc>
+        <w:tc>
+          <w:tcPr>
+            <w:tcW w:w="2831" w:type="dxa"/>
+            <w:vAlign w:val="center"/>
+          </w:tcPr>
+          <w:p>
+            <w:pPr>
+              <w:spacing w:line="276" w:lineRule="auto"/>
+              <w:jc w:val="center"/>
+              <w:rPr>
+                <w:rFonts w:ascii="Arial" w:eastAsiaTheme="majorEastAsia" w:hAnsi="Arial" w:cs="Arial"/>
+                <w:bCs/>
+                <w:sz w:val="24"/>
+                <w:szCs w:val="24"/>
+              </w:rPr>
+            </w:pPr>
+            <w:r>
+              <w:rPr>
+                <w:rFonts w:ascii="Arial" w:eastAsiaTheme="majorEastAsia" w:hAnsi="Arial" w:cs="Arial"/>
+                <w:bCs/>
+                <w:sz w:val="24"/>
+                <w:szCs w:val="24"/>
+              </w:rPr>
+              <w:t>0.7094</w:t>
+            </w:r>
+          </w:p>
+        </w:tc>
+        <w:tc>
+          <w:tcPr>
+            <w:tcW w:w="2832" w:type="dxa"/>
+            <w:vAlign w:val="center"/>
+          </w:tcPr>
+          <w:p>
+            <w:pPr>
+              <w:spacing w:line="276" w:lineRule="auto"/>
+              <w:jc w:val="center"/>
+              <w:rPr>
+                <w:rFonts w:ascii="Arial" w:eastAsiaTheme="majorEastAsia" w:hAnsi="Arial" w:cs="Arial"/>
+                <w:bCs/>
+                <w:sz w:val="24"/>
+                <w:szCs w:val="24"/>
+              </w:rPr>
+            </w:pPr>
+            <w:r>
+              <w:rPr>
+                <w:rFonts w:ascii="Arial" w:eastAsiaTheme="majorEastAsia" w:hAnsi="Arial" w:cs="Arial"/>
+                <w:bCs/>
+                <w:sz w:val="24"/>
+                <w:szCs w:val="24"/>
+              </w:rPr>
+              <w:t>0.9938</w:t>
+            </w:r>
+          </w:p>
+        </w:tc>
+      </w:tr>
+      <w:tr>
+        <w:tc>
+          <w:tcPr>
+            <w:tcW w:w="2831" w:type="dxa"/>
+            <w:vAlign w:val="center"/>
+          </w:tcPr>
+          <w:p>
+            <w:pPr>
+              <w:spacing w:line="276" w:lineRule="auto"/>
+              <w:jc w:val="center"/>
+              <w:rPr>
+                <w:rFonts w:ascii="Arial" w:eastAsiaTheme="majorEastAsia" w:hAnsi="Arial" w:cs="Arial"/>
+                <w:b/>
+                <w:sz w:val="24"/>
+                <w:szCs w:val="24"/>
+              </w:rPr>
+            </w:pPr>
+            <w:proofErr w:type="spellStart"/>
+            <w:r>
+              <w:rPr>
+                <w:rFonts w:ascii="Arial" w:eastAsiaTheme="majorEastAsia" w:hAnsi="Arial" w:cs="Arial"/>
+                <w:b/>
+                <w:sz w:val="24"/>
+                <w:szCs w:val="24"/>
+              </w:rPr>
+              <w:t>XGBoost</w:t>
+            </w:r>
+            <w:proofErr w:type="spellEnd"/>
+          </w:p>
+        </w:tc>
+        <w:tc>
+          <w:tcPr>
+            <w:tcW w:w="2831" w:type="dxa"/>
+            <w:vAlign w:val="center"/>
+          </w:tcPr>
+          <w:p>
+            <w:pPr>
+              <w:spacing w:line="276" w:lineRule="auto"/>
+              <w:jc w:val="center"/>
+              <w:rPr>
+                <w:rFonts w:ascii="Arial" w:eastAsiaTheme="majorEastAsia" w:hAnsi="Arial" w:cs="Arial"/>
+                <w:bCs/>
+                <w:sz w:val="24"/>
+                <w:szCs w:val="24"/>
+              </w:rPr>
+            </w:pPr>
+            <w:r>
+              <w:rPr>
+                <w:rFonts w:ascii="Arial" w:eastAsiaTheme="majorEastAsia" w:hAnsi="Arial" w:cs="Arial"/>
+                <w:bCs/>
+                <w:sz w:val="24"/>
+                <w:szCs w:val="24"/>
+              </w:rPr>
+              <w:t>0.6750</w:t>
+            </w:r>
+          </w:p>
+        </w:tc>
+        <w:tc>
+          <w:tcPr>
+            <w:tcW w:w="2832" w:type="dxa"/>
+            <w:vAlign w:val="center"/>
+          </w:tcPr>
+          <w:p>
+            <w:pPr>
+              <w:spacing w:line="276" w:lineRule="auto"/>
+              <w:jc w:val="center"/>
+              <w:rPr>
+                <w:rFonts w:ascii="Arial" w:eastAsiaTheme="majorEastAsia" w:hAnsi="Arial" w:cs="Arial"/>
+                <w:bCs/>
+                <w:sz w:val="24"/>
+                <w:szCs w:val="24"/>
+              </w:rPr>
+            </w:pPr>
+            <w:r>
+              <w:rPr>
+                <w:rFonts w:ascii="Arial" w:eastAsiaTheme="majorEastAsia" w:hAnsi="Arial" w:cs="Arial"/>
+                <w:bCs/>
+                <w:sz w:val="24"/>
+                <w:szCs w:val="24"/>
+              </w:rPr>
+              <w:t>0.9672</w:t>
+            </w:r>
+          </w:p>
+        </w:tc>
+      </w:tr>
+    </w:tbl>
+    <w:p>
+      <w:pPr>
+        <w:pStyle w:val="Prrafodelista"/>
+        <w:numPr>
+          <w:ilvl w:val="0"/>
+          <w:numId w:val="46"/>
+        </w:numPr>
+        <w:spacing w:line="276" w:lineRule="auto"/>
+        <w:jc w:val="both"/>
+        <w:rPr>
+          <w:rFonts w:ascii="Arial" w:eastAsiaTheme="majorEastAsia" w:hAnsi="Arial" w:cs="Arial"/>
+          <w:bCs/>
+          <w:sz w:val="24"/>
+          <w:szCs w:val="24"/>
+        </w:rPr>
+      </w:pPr>
+      <w:r>
+        <w:rPr>
+          <w:rFonts w:ascii="Arial" w:eastAsiaTheme="majorEastAsia" w:hAnsi="Arial" w:cs="Arial"/>
+          <w:bCs/>
+          <w:sz w:val="24"/>
+          <w:szCs w:val="24"/>
+        </w:rPr>
+        <w:t>Eficacia de</w:t>
+      </w:r>
+      <w:r>
+        <w:rPr>
+          <w:rFonts w:ascii="Arial" w:eastAsiaTheme="majorEastAsia" w:hAnsi="Arial" w:cs="Arial"/>
+          <w:bCs/>
+          <w:sz w:val="24"/>
+          <w:szCs w:val="24"/>
+        </w:rPr>
+        <w:t xml:space="preserve"> la</w:t>
+      </w:r>
+      <w:r>
+        <w:rPr>
+          <w:rFonts w:ascii="Arial" w:eastAsiaTheme="majorEastAsia" w:hAnsi="Arial" w:cs="Arial"/>
+          <w:bCs/>
+          <w:sz w:val="24"/>
+          <w:szCs w:val="24"/>
+        </w:rPr>
+        <w:t xml:space="preserve"> Fase 1: El modelo inicial demostró una capacidad predictiva sólida (~71% en Random Forest). Esto confirma que, partiendo desde cero, el clima y la zona geográfica son suficientes para acotar sustancialmente el abanico de cultivos viables, descartando opciones biológicamente incompatibles.</w:t>
+      </w:r>
+    </w:p>
+    <w:p>
+      <w:pPr>
+        <w:pStyle w:val="Prrafodelista"/>
+        <w:numPr>
+          <w:ilvl w:val="0"/>
+          <w:numId w:val="46"/>
+        </w:numPr>
+        <w:spacing w:line="276" w:lineRule="auto"/>
+        <w:jc w:val="both"/>
+        <w:rPr>
+          <w:rFonts w:ascii="Arial" w:eastAsiaTheme="majorEastAsia" w:hAnsi="Arial" w:cs="Arial"/>
+          <w:bCs/>
+          <w:sz w:val="24"/>
+          <w:szCs w:val="24"/>
+        </w:rPr>
+      </w:pPr>
+      <w:r>
+        <w:rPr>
+          <w:rFonts w:ascii="Arial" w:eastAsiaTheme="majorEastAsia" w:hAnsi="Arial" w:cs="Arial"/>
+          <w:bCs/>
+          <w:sz w:val="24"/>
+          <w:szCs w:val="24"/>
+        </w:rPr>
+        <w:t xml:space="preserve">Eficacia de la Fase </w:t>
+      </w:r>
+      <w:r>
+        <w:rPr>
+          <w:rFonts w:ascii="Arial" w:eastAsiaTheme="majorEastAsia" w:hAnsi="Arial" w:cs="Arial"/>
+          <w:bCs/>
+          <w:sz w:val="24"/>
+          <w:szCs w:val="24"/>
+        </w:rPr>
+        <w:t>2</w:t>
+      </w:r>
+      <w:r>
+        <w:rPr>
+          <w:rFonts w:ascii="Arial" w:eastAsiaTheme="majorEastAsia" w:hAnsi="Arial" w:cs="Arial"/>
+          <w:bCs/>
+          <w:sz w:val="24"/>
+          <w:szCs w:val="24"/>
+        </w:rPr>
+        <w:t xml:space="preserve">: </w:t>
+      </w:r>
+      <w:r>
+        <w:rPr>
+          <w:rFonts w:ascii="Arial" w:eastAsiaTheme="majorEastAsia" w:hAnsi="Arial" w:cs="Arial"/>
+          <w:bCs/>
+          <w:sz w:val="24"/>
+          <w:szCs w:val="24"/>
+        </w:rPr>
+        <w:t xml:space="preserve">Al introducir el cultivo del año anterior, la precisión se disparó por encima del 99% en Random Forest. Lejos de ser un sobreajuste, este resultado refleja la realidad del dominio agrícola: la persistencia de infraestructura. Si un país cuenta con la maquinaria, las cadenas de suministro y el conocimiento para procesar trigo, la probabilidad de que rote drásticamente a un cultivo incompatible al año siguiente es mínima, sin importar las </w:t>
+      </w:r>
+      <w:r>
+        <w:rPr>
+          <w:rFonts w:ascii="Arial" w:eastAsiaTheme="majorEastAsia" w:hAnsi="Arial" w:cs="Arial"/>
+          <w:bCs/>
+          <w:sz w:val="24"/>
+          <w:szCs w:val="24"/>
+        </w:rPr>
+        <w:t>diferencias</w:t>
+      </w:r>
+      <w:r>
+        <w:rPr>
+          <w:rFonts w:ascii="Arial" w:eastAsiaTheme="majorEastAsia" w:hAnsi="Arial" w:cs="Arial"/>
+          <w:bCs/>
+          <w:sz w:val="24"/>
+          <w:szCs w:val="24"/>
+        </w:rPr>
+        <w:t xml:space="preserve"> climáticas.</w:t>
+      </w:r>
+    </w:p>
+    <w:p>
+      <w:pPr>
+        <w:spacing w:line="276" w:lineRule="auto"/>
+        <w:jc w:val="both"/>
+        <w:rPr>
+          <w:rFonts w:ascii="Arial" w:eastAsiaTheme="majorEastAsia" w:hAnsi="Arial" w:cs="Arial"/>
+          <w:bCs/>
+          <w:sz w:val="24"/>
+          <w:szCs w:val="24"/>
+        </w:rPr>
+      </w:pPr>
+      <w:r>
+        <w:rPr>
+          <w:rFonts w:ascii="Arial" w:eastAsiaTheme="majorEastAsia" w:hAnsi="Arial" w:cs="Arial"/>
+          <w:bCs/>
+          <w:sz w:val="24"/>
+          <w:szCs w:val="24"/>
+        </w:rPr>
+        <w:t xml:space="preserve">Comparativa de Arquitecturas: En ambas fases, Random Forest mostró un rendimiento superior a </w:t>
+      </w:r>
+      <w:proofErr w:type="spellStart"/>
+      <w:r>
+        <w:rPr>
+          <w:rFonts w:ascii="Arial" w:eastAsiaTheme="majorEastAsia" w:hAnsi="Arial" w:cs="Arial"/>
+          <w:bCs/>
+          <w:sz w:val="24"/>
+          <w:szCs w:val="24"/>
+        </w:rPr>
+        <w:t>XGBoost</w:t>
+      </w:r>
+      <w:proofErr w:type="spellEnd"/>
+      <w:r>
+        <w:rPr>
+          <w:rFonts w:ascii="Arial" w:eastAsiaTheme="majorEastAsia" w:hAnsi="Arial" w:cs="Arial"/>
+          <w:bCs/>
+          <w:sz w:val="24"/>
+          <w:szCs w:val="24"/>
+        </w:rPr>
+        <w:t xml:space="preserve">. Al tratarse de un conjunto de datos con patrones categóricos muy marcados (país y cultivo previo), la estructura de del </w:t>
+      </w:r>
+      <w:r>
+        <w:rPr>
+          <w:rFonts w:ascii="Arial" w:eastAsiaTheme="majorEastAsia" w:hAnsi="Arial" w:cs="Arial"/>
+          <w:bCs/>
+          <w:sz w:val="24"/>
+          <w:szCs w:val="24"/>
+        </w:rPr>
+        <w:t xml:space="preserve">Random </w:t>
+      </w:r>
+      <w:proofErr w:type="spellStart"/>
+      <w:r>
+        <w:rPr>
+          <w:rFonts w:ascii="Arial" w:eastAsiaTheme="majorEastAsia" w:hAnsi="Arial" w:cs="Arial"/>
+          <w:bCs/>
+          <w:sz w:val="24"/>
+          <w:szCs w:val="24"/>
+        </w:rPr>
+        <w:t>forest</w:t>
+      </w:r>
+      <w:proofErr w:type="spellEnd"/>
+      <w:r>
+        <w:rPr>
+          <w:rFonts w:ascii="Arial" w:eastAsiaTheme="majorEastAsia" w:hAnsi="Arial" w:cs="Arial"/>
+          <w:bCs/>
+          <w:sz w:val="24"/>
+          <w:szCs w:val="24"/>
+        </w:rPr>
+        <w:t xml:space="preserve"> resulta más estable y menos propensa a errores que los algoritmos de </w:t>
+      </w:r>
+      <w:proofErr w:type="spellStart"/>
+      <w:r>
+        <w:rPr>
+          <w:rFonts w:ascii="Arial" w:eastAsiaTheme="majorEastAsia" w:hAnsi="Arial" w:cs="Arial"/>
+          <w:bCs/>
+          <w:sz w:val="24"/>
+          <w:szCs w:val="24"/>
+        </w:rPr>
+        <w:t>boosting</w:t>
+      </w:r>
+      <w:proofErr w:type="spellEnd"/>
+      <w:r>
+        <w:rPr>
+          <w:rFonts w:ascii="Arial" w:eastAsiaTheme="majorEastAsia" w:hAnsi="Arial" w:cs="Arial"/>
+          <w:bCs/>
+          <w:sz w:val="24"/>
+          <w:szCs w:val="24"/>
+        </w:rPr>
+        <w:t>.</w:t>
       </w:r>
     </w:p>
     <w:p>
@@ -22341,6 +25298,119 @@
 <file path=word/numbering.xml><?xml version="1.0" encoding="utf-8"?>
 <w:numbering xmlns:wpc="http://schemas.microsoft.com/office/word/2010/wordprocessingCanvas" xmlns:cx="http://schemas.microsoft.com/office/drawing/2014/chartex" xmlns:cx1="http://schemas.microsoft.com/office/drawing/2015/9/8/chartex" xmlns:cx2="http://schemas.microsoft.com/office/drawing/2015/10/21/chartex" xmlns:cx3="http://schemas.microsoft.com/office/drawing/2016/5/9/chartex" xmlns:cx4="http://schemas.microsoft.com/office/drawing/2016/5/10/chartex" xmlns:cx5="http://schemas.microsoft.com/office/drawing/2016/5/11/chartex" xmlns:cx6="http://schemas.microsoft.com/office/drawing/2016/5/12/chartex" xmlns:cx7="http://schemas.microsoft.com/office/drawing/2016/5/13/chartex" xmlns:cx8="http://schemas.microsoft.com/office/drawing/2016/5/14/chartex" xmlns:mc="http://schemas.openxmlformats.org/markup-compatibility/2006" xmlns:aink="http://schemas.microsoft.com/office/drawing/2016/ink" xmlns:am3d="http://schemas.microsoft.com/office/drawing/2017/model3d" xmlns:o="urn:schemas-microsoft-com:office:office" xmlns:oel="http://schemas.microsoft.com/office/2019/extlst" xmlns:r="http://schemas.openxmlformats.org/officeDocument/2006/relationships" xmlns:m="http://schemas.openxmlformats.org/officeDocument/2006/math" xmlns:v="urn:schemas-microsoft-com:vml" xmlns:wp14="http://schemas.microsoft.com/office/word/2010/wordprocessingDrawing" xmlns:wp="http://schemas.openxmlformats.org/drawingml/2006/wordprocessingDrawing" xmlns:w10="urn:schemas-microsoft-com:office:word" xmlns:w="http://schemas.openxmlformats.org/wordprocessingml/2006/main" xmlns:w14="http://schemas.microsoft.com/office/word/2010/wordml" xmlns:w15="http://schemas.microsoft.com/office/word/2012/wordml" xmlns:w16cex="http://schemas.microsoft.com/office/word/2018/wordml/cex" xmlns:w16cid="http://schemas.microsoft.com/office/word/2016/wordml/cid" xmlns:w16="http://schemas.microsoft.com/office/word/2018/wordml" xmlns:w16du="http://schemas.microsoft.com/office/word/2023/wordml/word16du" xmlns:w16sdtdh="http://schemas.microsoft.com/office/word/2020/wordml/sdtdatahash" xmlns:w16sdtfl="http://schemas.microsoft.com/office/word/2024/wordml/sdtformatlock" xmlns:w16se="http://schemas.microsoft.com/office/word/2015/wordml/symex" xmlns:wpg="http://schemas.microsoft.com/office/word/2010/wordprocessingGroup" xmlns:wpi="http://schemas.microsoft.com/office/word/2010/wordprocessingInk" xmlns:wne="http://schemas.microsoft.com/office/word/2006/wordml" xmlns:wps="http://schemas.microsoft.com/office/word/2010/wordprocessingShape" mc:Ignorable="w14 w15 w16se w16cid w16 w16cex w16sdtdh w16sdtfl w16du wp14">
   <w:abstractNum w:abstractNumId="0" w15:restartNumberingAfterBreak="0">
+    <w:nsid w:val="0382445A"/>
+    <w:multiLevelType w:val="hybridMultilevel"/>
+    <w:tmpl w:val="2E38920E"/>
+    <w:lvl w:ilvl="0" w:tplc="822C7756">
+      <w:start w:val="2"/>
+      <w:numFmt w:val="bullet"/>
+      <w:lvlText w:val="-"/>
+      <w:lvlJc w:val="left"/>
+      <w:pPr>
+        <w:ind w:left="720" w:hanging="360"/>
+      </w:pPr>
+      <w:rPr>
+        <w:rFonts w:ascii="Arial" w:eastAsiaTheme="minorHAnsi" w:hAnsi="Arial" w:cs="Arial" w:hint="default"/>
+      </w:rPr>
+    </w:lvl>
+    <w:lvl w:ilvl="1" w:tplc="0C0A0003" w:tentative="1">
+      <w:start w:val="1"/>
+      <w:numFmt w:val="bullet"/>
+      <w:lvlText w:val="o"/>
+      <w:lvlJc w:val="left"/>
+      <w:pPr>
+        <w:ind w:left="1440" w:hanging="360"/>
+      </w:pPr>
+      <w:rPr>
+        <w:rFonts w:ascii="Courier New" w:hAnsi="Courier New" w:cs="Courier New" w:hint="default"/>
+      </w:rPr>
+    </w:lvl>
+    <w:lvl w:ilvl="2" w:tplc="0C0A0005" w:tentative="1">
+      <w:start w:val="1"/>
+      <w:numFmt w:val="bullet"/>
+      <w:lvlText w:val=""/>
+      <w:lvlJc w:val="left"/>
+      <w:pPr>
+        <w:ind w:left="2160" w:hanging="360"/>
+      </w:pPr>
+      <w:rPr>
+        <w:rFonts w:ascii="Wingdings" w:hAnsi="Wingdings" w:hint="default"/>
+      </w:rPr>
+    </w:lvl>
+    <w:lvl w:ilvl="3" w:tplc="0C0A0001" w:tentative="1">
+      <w:start w:val="1"/>
+      <w:numFmt w:val="bullet"/>
+      <w:lvlText w:val=""/>
+      <w:lvlJc w:val="left"/>
+      <w:pPr>
+        <w:ind w:left="2880" w:hanging="360"/>
+      </w:pPr>
+      <w:rPr>
+        <w:rFonts w:ascii="Symbol" w:hAnsi="Symbol" w:hint="default"/>
+      </w:rPr>
+    </w:lvl>
+    <w:lvl w:ilvl="4" w:tplc="0C0A0003" w:tentative="1">
+      <w:start w:val="1"/>
+      <w:numFmt w:val="bullet"/>
+      <w:lvlText w:val="o"/>
+      <w:lvlJc w:val="left"/>
+      <w:pPr>
+        <w:ind w:left="3600" w:hanging="360"/>
+      </w:pPr>
+      <w:rPr>
+        <w:rFonts w:ascii="Courier New" w:hAnsi="Courier New" w:cs="Courier New" w:hint="default"/>
+      </w:rPr>
+    </w:lvl>
+    <w:lvl w:ilvl="5" w:tplc="0C0A0005" w:tentative="1">
+      <w:start w:val="1"/>
+      <w:numFmt w:val="bullet"/>
+      <w:lvlText w:val=""/>
+      <w:lvlJc w:val="left"/>
+      <w:pPr>
+        <w:ind w:left="4320" w:hanging="360"/>
+      </w:pPr>
+      <w:rPr>
+        <w:rFonts w:ascii="Wingdings" w:hAnsi="Wingdings" w:hint="default"/>
+      </w:rPr>
+    </w:lvl>
+    <w:lvl w:ilvl="6" w:tplc="0C0A0001" w:tentative="1">
+      <w:start w:val="1"/>
+      <w:numFmt w:val="bullet"/>
+      <w:lvlText w:val=""/>
+      <w:lvlJc w:val="left"/>
+      <w:pPr>
+        <w:ind w:left="5040" w:hanging="360"/>
+      </w:pPr>
+      <w:rPr>
+        <w:rFonts w:ascii="Symbol" w:hAnsi="Symbol" w:hint="default"/>
+      </w:rPr>
+    </w:lvl>
+    <w:lvl w:ilvl="7" w:tplc="0C0A0003" w:tentative="1">
+      <w:start w:val="1"/>
+      <w:numFmt w:val="bullet"/>
+      <w:lvlText w:val="o"/>
+      <w:lvlJc w:val="left"/>
+      <w:pPr>
+        <w:ind w:left="5760" w:hanging="360"/>
+      </w:pPr>
+      <w:rPr>
+        <w:rFonts w:ascii="Courier New" w:hAnsi="Courier New" w:cs="Courier New" w:hint="default"/>
+      </w:rPr>
+    </w:lvl>
+    <w:lvl w:ilvl="8" w:tplc="0C0A0005" w:tentative="1">
+      <w:start w:val="1"/>
+      <w:numFmt w:val="bullet"/>
+      <w:lvlText w:val=""/>
+      <w:lvlJc w:val="left"/>
+      <w:pPr>
+        <w:ind w:left="6480" w:hanging="360"/>
+      </w:pPr>
+      <w:rPr>
+        <w:rFonts w:ascii="Wingdings" w:hAnsi="Wingdings" w:hint="default"/>
+      </w:rPr>
+    </w:lvl>
+  </w:abstractNum>
+  <w:abstractNum w:abstractNumId="1" w15:restartNumberingAfterBreak="0">
     <w:nsid w:val="04AC7A24"/>
     <w:multiLevelType w:val="hybridMultilevel"/>
     <w:tmpl w:val="BB9852A0"/>
@@ -22453,7 +25523,7 @@
       </w:rPr>
     </w:lvl>
   </w:abstractNum>
-  <w:abstractNum w:abstractNumId="1" w15:restartNumberingAfterBreak="0">
+  <w:abstractNum w:abstractNumId="2" w15:restartNumberingAfterBreak="0">
     <w:nsid w:val="09025029"/>
     <w:multiLevelType w:val="hybridMultilevel"/>
     <w:tmpl w:val="2F26224A"/>
@@ -22566,7 +25636,7 @@
       </w:rPr>
     </w:lvl>
   </w:abstractNum>
-  <w:abstractNum w:abstractNumId="2" w15:restartNumberingAfterBreak="0">
+  <w:abstractNum w:abstractNumId="3" w15:restartNumberingAfterBreak="0">
     <w:nsid w:val="0B491A3F"/>
     <w:multiLevelType w:val="hybridMultilevel"/>
     <w:tmpl w:val="95D23100"/>
@@ -22679,7 +25749,7 @@
       </w:rPr>
     </w:lvl>
   </w:abstractNum>
-  <w:abstractNum w:abstractNumId="3" w15:restartNumberingAfterBreak="0">
+  <w:abstractNum w:abstractNumId="4" w15:restartNumberingAfterBreak="0">
     <w:nsid w:val="10292767"/>
     <w:multiLevelType w:val="hybridMultilevel"/>
     <w:tmpl w:val="A3160DC4"/>
@@ -22768,7 +25838,7 @@
       </w:pPr>
     </w:lvl>
   </w:abstractNum>
-  <w:abstractNum w:abstractNumId="4" w15:restartNumberingAfterBreak="0">
+  <w:abstractNum w:abstractNumId="5" w15:restartNumberingAfterBreak="0">
     <w:nsid w:val="151861F3"/>
     <w:multiLevelType w:val="multilevel"/>
     <w:tmpl w:val="3258B950"/>
@@ -22893,7 +25963,233 @@
       </w:rPr>
     </w:lvl>
   </w:abstractNum>
-  <w:abstractNum w:abstractNumId="5" w15:restartNumberingAfterBreak="0">
+  <w:abstractNum w:abstractNumId="6" w15:restartNumberingAfterBreak="0">
+    <w:nsid w:val="15CB462B"/>
+    <w:multiLevelType w:val="hybridMultilevel"/>
+    <w:tmpl w:val="D4DA40D6"/>
+    <w:lvl w:ilvl="0" w:tplc="822C7756">
+      <w:start w:val="2"/>
+      <w:numFmt w:val="bullet"/>
+      <w:lvlText w:val="-"/>
+      <w:lvlJc w:val="left"/>
+      <w:pPr>
+        <w:ind w:left="720" w:hanging="360"/>
+      </w:pPr>
+      <w:rPr>
+        <w:rFonts w:ascii="Arial" w:eastAsiaTheme="minorHAnsi" w:hAnsi="Arial" w:cs="Arial" w:hint="default"/>
+      </w:rPr>
+    </w:lvl>
+    <w:lvl w:ilvl="1" w:tplc="0C0A0003" w:tentative="1">
+      <w:start w:val="1"/>
+      <w:numFmt w:val="bullet"/>
+      <w:lvlText w:val="o"/>
+      <w:lvlJc w:val="left"/>
+      <w:pPr>
+        <w:ind w:left="1440" w:hanging="360"/>
+      </w:pPr>
+      <w:rPr>
+        <w:rFonts w:ascii="Courier New" w:hAnsi="Courier New" w:cs="Courier New" w:hint="default"/>
+      </w:rPr>
+    </w:lvl>
+    <w:lvl w:ilvl="2" w:tplc="0C0A0005" w:tentative="1">
+      <w:start w:val="1"/>
+      <w:numFmt w:val="bullet"/>
+      <w:lvlText w:val=""/>
+      <w:lvlJc w:val="left"/>
+      <w:pPr>
+        <w:ind w:left="2160" w:hanging="360"/>
+      </w:pPr>
+      <w:rPr>
+        <w:rFonts w:ascii="Wingdings" w:hAnsi="Wingdings" w:hint="default"/>
+      </w:rPr>
+    </w:lvl>
+    <w:lvl w:ilvl="3" w:tplc="0C0A0001" w:tentative="1">
+      <w:start w:val="1"/>
+      <w:numFmt w:val="bullet"/>
+      <w:lvlText w:val=""/>
+      <w:lvlJc w:val="left"/>
+      <w:pPr>
+        <w:ind w:left="2880" w:hanging="360"/>
+      </w:pPr>
+      <w:rPr>
+        <w:rFonts w:ascii="Symbol" w:hAnsi="Symbol" w:hint="default"/>
+      </w:rPr>
+    </w:lvl>
+    <w:lvl w:ilvl="4" w:tplc="0C0A0003" w:tentative="1">
+      <w:start w:val="1"/>
+      <w:numFmt w:val="bullet"/>
+      <w:lvlText w:val="o"/>
+      <w:lvlJc w:val="left"/>
+      <w:pPr>
+        <w:ind w:left="3600" w:hanging="360"/>
+      </w:pPr>
+      <w:rPr>
+        <w:rFonts w:ascii="Courier New" w:hAnsi="Courier New" w:cs="Courier New" w:hint="default"/>
+      </w:rPr>
+    </w:lvl>
+    <w:lvl w:ilvl="5" w:tplc="0C0A0005" w:tentative="1">
+      <w:start w:val="1"/>
+      <w:numFmt w:val="bullet"/>
+      <w:lvlText w:val=""/>
+      <w:lvlJc w:val="left"/>
+      <w:pPr>
+        <w:ind w:left="4320" w:hanging="360"/>
+      </w:pPr>
+      <w:rPr>
+        <w:rFonts w:ascii="Wingdings" w:hAnsi="Wingdings" w:hint="default"/>
+      </w:rPr>
+    </w:lvl>
+    <w:lvl w:ilvl="6" w:tplc="0C0A0001" w:tentative="1">
+      <w:start w:val="1"/>
+      <w:numFmt w:val="bullet"/>
+      <w:lvlText w:val=""/>
+      <w:lvlJc w:val="left"/>
+      <w:pPr>
+        <w:ind w:left="5040" w:hanging="360"/>
+      </w:pPr>
+      <w:rPr>
+        <w:rFonts w:ascii="Symbol" w:hAnsi="Symbol" w:hint="default"/>
+      </w:rPr>
+    </w:lvl>
+    <w:lvl w:ilvl="7" w:tplc="0C0A0003" w:tentative="1">
+      <w:start w:val="1"/>
+      <w:numFmt w:val="bullet"/>
+      <w:lvlText w:val="o"/>
+      <w:lvlJc w:val="left"/>
+      <w:pPr>
+        <w:ind w:left="5760" w:hanging="360"/>
+      </w:pPr>
+      <w:rPr>
+        <w:rFonts w:ascii="Courier New" w:hAnsi="Courier New" w:cs="Courier New" w:hint="default"/>
+      </w:rPr>
+    </w:lvl>
+    <w:lvl w:ilvl="8" w:tplc="0C0A0005" w:tentative="1">
+      <w:start w:val="1"/>
+      <w:numFmt w:val="bullet"/>
+      <w:lvlText w:val=""/>
+      <w:lvlJc w:val="left"/>
+      <w:pPr>
+        <w:ind w:left="6480" w:hanging="360"/>
+      </w:pPr>
+      <w:rPr>
+        <w:rFonts w:ascii="Wingdings" w:hAnsi="Wingdings" w:hint="default"/>
+      </w:rPr>
+    </w:lvl>
+  </w:abstractNum>
+  <w:abstractNum w:abstractNumId="7" w15:restartNumberingAfterBreak="0">
+    <w:nsid w:val="18E12E2D"/>
+    <w:multiLevelType w:val="hybridMultilevel"/>
+    <w:tmpl w:val="75060744"/>
+    <w:lvl w:ilvl="0" w:tplc="822C7756">
+      <w:start w:val="2"/>
+      <w:numFmt w:val="bullet"/>
+      <w:lvlText w:val="-"/>
+      <w:lvlJc w:val="left"/>
+      <w:pPr>
+        <w:ind w:left="862" w:hanging="360"/>
+      </w:pPr>
+      <w:rPr>
+        <w:rFonts w:ascii="Arial" w:eastAsiaTheme="minorHAnsi" w:hAnsi="Arial" w:cs="Arial" w:hint="default"/>
+      </w:rPr>
+    </w:lvl>
+    <w:lvl w:ilvl="1" w:tplc="0C0A0003" w:tentative="1">
+      <w:start w:val="1"/>
+      <w:numFmt w:val="bullet"/>
+      <w:lvlText w:val="o"/>
+      <w:lvlJc w:val="left"/>
+      <w:pPr>
+        <w:ind w:left="1582" w:hanging="360"/>
+      </w:pPr>
+      <w:rPr>
+        <w:rFonts w:ascii="Courier New" w:hAnsi="Courier New" w:cs="Courier New" w:hint="default"/>
+      </w:rPr>
+    </w:lvl>
+    <w:lvl w:ilvl="2" w:tplc="0C0A0005" w:tentative="1">
+      <w:start w:val="1"/>
+      <w:numFmt w:val="bullet"/>
+      <w:lvlText w:val=""/>
+      <w:lvlJc w:val="left"/>
+      <w:pPr>
+        <w:ind w:left="2302" w:hanging="360"/>
+      </w:pPr>
+      <w:rPr>
+        <w:rFonts w:ascii="Wingdings" w:hAnsi="Wingdings" w:hint="default"/>
+      </w:rPr>
+    </w:lvl>
+    <w:lvl w:ilvl="3" w:tplc="0C0A0001" w:tentative="1">
+      <w:start w:val="1"/>
+      <w:numFmt w:val="bullet"/>
+      <w:lvlText w:val=""/>
+      <w:lvlJc w:val="left"/>
+      <w:pPr>
+        <w:ind w:left="3022" w:hanging="360"/>
+      </w:pPr>
+      <w:rPr>
+        <w:rFonts w:ascii="Symbol" w:hAnsi="Symbol" w:hint="default"/>
+      </w:rPr>
+    </w:lvl>
+    <w:lvl w:ilvl="4" w:tplc="0C0A0003" w:tentative="1">
+      <w:start w:val="1"/>
+      <w:numFmt w:val="bullet"/>
+      <w:lvlText w:val="o"/>
+      <w:lvlJc w:val="left"/>
+      <w:pPr>
+        <w:ind w:left="3742" w:hanging="360"/>
+      </w:pPr>
+      <w:rPr>
+        <w:rFonts w:ascii="Courier New" w:hAnsi="Courier New" w:cs="Courier New" w:hint="default"/>
+      </w:rPr>
+    </w:lvl>
+    <w:lvl w:ilvl="5" w:tplc="0C0A0005" w:tentative="1">
+      <w:start w:val="1"/>
+      <w:numFmt w:val="bullet"/>
+      <w:lvlText w:val=""/>
+      <w:lvlJc w:val="left"/>
+      <w:pPr>
+        <w:ind w:left="4462" w:hanging="360"/>
+      </w:pPr>
+      <w:rPr>
+        <w:rFonts w:ascii="Wingdings" w:hAnsi="Wingdings" w:hint="default"/>
+      </w:rPr>
+    </w:lvl>
+    <w:lvl w:ilvl="6" w:tplc="0C0A0001" w:tentative="1">
+      <w:start w:val="1"/>
+      <w:numFmt w:val="bullet"/>
+      <w:lvlText w:val=""/>
+      <w:lvlJc w:val="left"/>
+      <w:pPr>
+        <w:ind w:left="5182" w:hanging="360"/>
+      </w:pPr>
+      <w:rPr>
+        <w:rFonts w:ascii="Symbol" w:hAnsi="Symbol" w:hint="default"/>
+      </w:rPr>
+    </w:lvl>
+    <w:lvl w:ilvl="7" w:tplc="0C0A0003" w:tentative="1">
+      <w:start w:val="1"/>
+      <w:numFmt w:val="bullet"/>
+      <w:lvlText w:val="o"/>
+      <w:lvlJc w:val="left"/>
+      <w:pPr>
+        <w:ind w:left="5902" w:hanging="360"/>
+      </w:pPr>
+      <w:rPr>
+        <w:rFonts w:ascii="Courier New" w:hAnsi="Courier New" w:cs="Courier New" w:hint="default"/>
+      </w:rPr>
+    </w:lvl>
+    <w:lvl w:ilvl="8" w:tplc="0C0A0005" w:tentative="1">
+      <w:start w:val="1"/>
+      <w:numFmt w:val="bullet"/>
+      <w:lvlText w:val=""/>
+      <w:lvlJc w:val="left"/>
+      <w:pPr>
+        <w:ind w:left="6622" w:hanging="360"/>
+      </w:pPr>
+      <w:rPr>
+        <w:rFonts w:ascii="Wingdings" w:hAnsi="Wingdings" w:hint="default"/>
+      </w:rPr>
+    </w:lvl>
+  </w:abstractNum>
+  <w:abstractNum w:abstractNumId="8" w15:restartNumberingAfterBreak="0">
     <w:nsid w:val="192302C6"/>
     <w:multiLevelType w:val="hybridMultilevel"/>
     <w:tmpl w:val="67441E14"/>
@@ -23006,7 +26302,120 @@
       </w:rPr>
     </w:lvl>
   </w:abstractNum>
-  <w:abstractNum w:abstractNumId="6" w15:restartNumberingAfterBreak="0">
+  <w:abstractNum w:abstractNumId="9" w15:restartNumberingAfterBreak="0">
+    <w:nsid w:val="196F6E37"/>
+    <w:multiLevelType w:val="hybridMultilevel"/>
+    <w:tmpl w:val="EE6C6276"/>
+    <w:lvl w:ilvl="0" w:tplc="822C7756">
+      <w:start w:val="2"/>
+      <w:numFmt w:val="bullet"/>
+      <w:lvlText w:val="-"/>
+      <w:lvlJc w:val="left"/>
+      <w:pPr>
+        <w:ind w:left="862" w:hanging="360"/>
+      </w:pPr>
+      <w:rPr>
+        <w:rFonts w:ascii="Arial" w:eastAsiaTheme="minorHAnsi" w:hAnsi="Arial" w:cs="Arial" w:hint="default"/>
+      </w:rPr>
+    </w:lvl>
+    <w:lvl w:ilvl="1" w:tplc="0C0A0003" w:tentative="1">
+      <w:start w:val="1"/>
+      <w:numFmt w:val="bullet"/>
+      <w:lvlText w:val="o"/>
+      <w:lvlJc w:val="left"/>
+      <w:pPr>
+        <w:ind w:left="1582" w:hanging="360"/>
+      </w:pPr>
+      <w:rPr>
+        <w:rFonts w:ascii="Courier New" w:hAnsi="Courier New" w:cs="Courier New" w:hint="default"/>
+      </w:rPr>
+    </w:lvl>
+    <w:lvl w:ilvl="2" w:tplc="0C0A0005" w:tentative="1">
+      <w:start w:val="1"/>
+      <w:numFmt w:val="bullet"/>
+      <w:lvlText w:val=""/>
+      <w:lvlJc w:val="left"/>
+      <w:pPr>
+        <w:ind w:left="2302" w:hanging="360"/>
+      </w:pPr>
+      <w:rPr>
+        <w:rFonts w:ascii="Wingdings" w:hAnsi="Wingdings" w:hint="default"/>
+      </w:rPr>
+    </w:lvl>
+    <w:lvl w:ilvl="3" w:tplc="0C0A0001" w:tentative="1">
+      <w:start w:val="1"/>
+      <w:numFmt w:val="bullet"/>
+      <w:lvlText w:val=""/>
+      <w:lvlJc w:val="left"/>
+      <w:pPr>
+        <w:ind w:left="3022" w:hanging="360"/>
+      </w:pPr>
+      <w:rPr>
+        <w:rFonts w:ascii="Symbol" w:hAnsi="Symbol" w:hint="default"/>
+      </w:rPr>
+    </w:lvl>
+    <w:lvl w:ilvl="4" w:tplc="0C0A0003" w:tentative="1">
+      <w:start w:val="1"/>
+      <w:numFmt w:val="bullet"/>
+      <w:lvlText w:val="o"/>
+      <w:lvlJc w:val="left"/>
+      <w:pPr>
+        <w:ind w:left="3742" w:hanging="360"/>
+      </w:pPr>
+      <w:rPr>
+        <w:rFonts w:ascii="Courier New" w:hAnsi="Courier New" w:cs="Courier New" w:hint="default"/>
+      </w:rPr>
+    </w:lvl>
+    <w:lvl w:ilvl="5" w:tplc="0C0A0005" w:tentative="1">
+      <w:start w:val="1"/>
+      <w:numFmt w:val="bullet"/>
+      <w:lvlText w:val=""/>
+      <w:lvlJc w:val="left"/>
+      <w:pPr>
+        <w:ind w:left="4462" w:hanging="360"/>
+      </w:pPr>
+      <w:rPr>
+        <w:rFonts w:ascii="Wingdings" w:hAnsi="Wingdings" w:hint="default"/>
+      </w:rPr>
+    </w:lvl>
+    <w:lvl w:ilvl="6" w:tplc="0C0A0001" w:tentative="1">
+      <w:start w:val="1"/>
+      <w:numFmt w:val="bullet"/>
+      <w:lvlText w:val=""/>
+      <w:lvlJc w:val="left"/>
+      <w:pPr>
+        <w:ind w:left="5182" w:hanging="360"/>
+      </w:pPr>
+      <w:rPr>
+        <w:rFonts w:ascii="Symbol" w:hAnsi="Symbol" w:hint="default"/>
+      </w:rPr>
+    </w:lvl>
+    <w:lvl w:ilvl="7" w:tplc="0C0A0003" w:tentative="1">
+      <w:start w:val="1"/>
+      <w:numFmt w:val="bullet"/>
+      <w:lvlText w:val="o"/>
+      <w:lvlJc w:val="left"/>
+      <w:pPr>
+        <w:ind w:left="5902" w:hanging="360"/>
+      </w:pPr>
+      <w:rPr>
+        <w:rFonts w:ascii="Courier New" w:hAnsi="Courier New" w:cs="Courier New" w:hint="default"/>
+      </w:rPr>
+    </w:lvl>
+    <w:lvl w:ilvl="8" w:tplc="0C0A0005" w:tentative="1">
+      <w:start w:val="1"/>
+      <w:numFmt w:val="bullet"/>
+      <w:lvlText w:val=""/>
+      <w:lvlJc w:val="left"/>
+      <w:pPr>
+        <w:ind w:left="6622" w:hanging="360"/>
+      </w:pPr>
+      <w:rPr>
+        <w:rFonts w:ascii="Wingdings" w:hAnsi="Wingdings" w:hint="default"/>
+      </w:rPr>
+    </w:lvl>
+  </w:abstractNum>
+  <w:abstractNum w:abstractNumId="10" w15:restartNumberingAfterBreak="0">
     <w:nsid w:val="1BC04442"/>
     <w:multiLevelType w:val="hybridMultilevel"/>
     <w:tmpl w:val="DA128B10"/>
@@ -23092,7 +26501,120 @@
       </w:pPr>
     </w:lvl>
   </w:abstractNum>
-  <w:abstractNum w:abstractNumId="7" w15:restartNumberingAfterBreak="0">
+  <w:abstractNum w:abstractNumId="11" w15:restartNumberingAfterBreak="0">
+    <w:nsid w:val="32A4777F"/>
+    <w:multiLevelType w:val="hybridMultilevel"/>
+    <w:tmpl w:val="11A2DA46"/>
+    <w:lvl w:ilvl="0" w:tplc="822C7756">
+      <w:start w:val="2"/>
+      <w:numFmt w:val="bullet"/>
+      <w:lvlText w:val="-"/>
+      <w:lvlJc w:val="left"/>
+      <w:pPr>
+        <w:ind w:left="862" w:hanging="360"/>
+      </w:pPr>
+      <w:rPr>
+        <w:rFonts w:ascii="Arial" w:eastAsiaTheme="minorHAnsi" w:hAnsi="Arial" w:cs="Arial" w:hint="default"/>
+      </w:rPr>
+    </w:lvl>
+    <w:lvl w:ilvl="1" w:tplc="0C0A0003" w:tentative="1">
+      <w:start w:val="1"/>
+      <w:numFmt w:val="bullet"/>
+      <w:lvlText w:val="o"/>
+      <w:lvlJc w:val="left"/>
+      <w:pPr>
+        <w:ind w:left="1582" w:hanging="360"/>
+      </w:pPr>
+      <w:rPr>
+        <w:rFonts w:ascii="Courier New" w:hAnsi="Courier New" w:cs="Courier New" w:hint="default"/>
+      </w:rPr>
+    </w:lvl>
+    <w:lvl w:ilvl="2" w:tplc="0C0A0005" w:tentative="1">
+      <w:start w:val="1"/>
+      <w:numFmt w:val="bullet"/>
+      <w:lvlText w:val=""/>
+      <w:lvlJc w:val="left"/>
+      <w:pPr>
+        <w:ind w:left="2302" w:hanging="360"/>
+      </w:pPr>
+      <w:rPr>
+        <w:rFonts w:ascii="Wingdings" w:hAnsi="Wingdings" w:hint="default"/>
+      </w:rPr>
+    </w:lvl>
+    <w:lvl w:ilvl="3" w:tplc="0C0A0001" w:tentative="1">
+      <w:start w:val="1"/>
+      <w:numFmt w:val="bullet"/>
+      <w:lvlText w:val=""/>
+      <w:lvlJc w:val="left"/>
+      <w:pPr>
+        <w:ind w:left="3022" w:hanging="360"/>
+      </w:pPr>
+      <w:rPr>
+        <w:rFonts w:ascii="Symbol" w:hAnsi="Symbol" w:hint="default"/>
+      </w:rPr>
+    </w:lvl>
+    <w:lvl w:ilvl="4" w:tplc="0C0A0003" w:tentative="1">
+      <w:start w:val="1"/>
+      <w:numFmt w:val="bullet"/>
+      <w:lvlText w:val="o"/>
+      <w:lvlJc w:val="left"/>
+      <w:pPr>
+        <w:ind w:left="3742" w:hanging="360"/>
+      </w:pPr>
+      <w:rPr>
+        <w:rFonts w:ascii="Courier New" w:hAnsi="Courier New" w:cs="Courier New" w:hint="default"/>
+      </w:rPr>
+    </w:lvl>
+    <w:lvl w:ilvl="5" w:tplc="0C0A0005" w:tentative="1">
+      <w:start w:val="1"/>
+      <w:numFmt w:val="bullet"/>
+      <w:lvlText w:val=""/>
+      <w:lvlJc w:val="left"/>
+      <w:pPr>
+        <w:ind w:left="4462" w:hanging="360"/>
+      </w:pPr>
+      <w:rPr>
+        <w:rFonts w:ascii="Wingdings" w:hAnsi="Wingdings" w:hint="default"/>
+      </w:rPr>
+    </w:lvl>
+    <w:lvl w:ilvl="6" w:tplc="0C0A0001" w:tentative="1">
+      <w:start w:val="1"/>
+      <w:numFmt w:val="bullet"/>
+      <w:lvlText w:val=""/>
+      <w:lvlJc w:val="left"/>
+      <w:pPr>
+        <w:ind w:left="5182" w:hanging="360"/>
+      </w:pPr>
+      <w:rPr>
+        <w:rFonts w:ascii="Symbol" w:hAnsi="Symbol" w:hint="default"/>
+      </w:rPr>
+    </w:lvl>
+    <w:lvl w:ilvl="7" w:tplc="0C0A0003" w:tentative="1">
+      <w:start w:val="1"/>
+      <w:numFmt w:val="bullet"/>
+      <w:lvlText w:val="o"/>
+      <w:lvlJc w:val="left"/>
+      <w:pPr>
+        <w:ind w:left="5902" w:hanging="360"/>
+      </w:pPr>
+      <w:rPr>
+        <w:rFonts w:ascii="Courier New" w:hAnsi="Courier New" w:cs="Courier New" w:hint="default"/>
+      </w:rPr>
+    </w:lvl>
+    <w:lvl w:ilvl="8" w:tplc="0C0A0005" w:tentative="1">
+      <w:start w:val="1"/>
+      <w:numFmt w:val="bullet"/>
+      <w:lvlText w:val=""/>
+      <w:lvlJc w:val="left"/>
+      <w:pPr>
+        <w:ind w:left="6622" w:hanging="360"/>
+      </w:pPr>
+      <w:rPr>
+        <w:rFonts w:ascii="Wingdings" w:hAnsi="Wingdings" w:hint="default"/>
+      </w:rPr>
+    </w:lvl>
+  </w:abstractNum>
+  <w:abstractNum w:abstractNumId="12" w15:restartNumberingAfterBreak="0">
     <w:nsid w:val="33661753"/>
     <w:multiLevelType w:val="hybridMultilevel"/>
     <w:tmpl w:val="E0F6D402"/>
@@ -23205,7 +26727,7 @@
       </w:rPr>
     </w:lvl>
   </w:abstractNum>
-  <w:abstractNum w:abstractNumId="8" w15:restartNumberingAfterBreak="0">
+  <w:abstractNum w:abstractNumId="13" w15:restartNumberingAfterBreak="0">
     <w:nsid w:val="344D38C3"/>
     <w:multiLevelType w:val="hybridMultilevel"/>
     <w:tmpl w:val="27A2D752"/>
@@ -23294,7 +26816,120 @@
       </w:pPr>
     </w:lvl>
   </w:abstractNum>
-  <w:abstractNum w:abstractNumId="9" w15:restartNumberingAfterBreak="0">
+  <w:abstractNum w:abstractNumId="14" w15:restartNumberingAfterBreak="0">
+    <w:nsid w:val="374E7C8A"/>
+    <w:multiLevelType w:val="hybridMultilevel"/>
+    <w:tmpl w:val="0CA8FCC8"/>
+    <w:lvl w:ilvl="0" w:tplc="822C7756">
+      <w:start w:val="2"/>
+      <w:numFmt w:val="bullet"/>
+      <w:lvlText w:val="-"/>
+      <w:lvlJc w:val="left"/>
+      <w:pPr>
+        <w:ind w:left="862" w:hanging="360"/>
+      </w:pPr>
+      <w:rPr>
+        <w:rFonts w:ascii="Arial" w:eastAsiaTheme="minorHAnsi" w:hAnsi="Arial" w:cs="Arial" w:hint="default"/>
+      </w:rPr>
+    </w:lvl>
+    <w:lvl w:ilvl="1" w:tplc="0C0A0003" w:tentative="1">
+      <w:start w:val="1"/>
+      <w:numFmt w:val="bullet"/>
+      <w:lvlText w:val="o"/>
+      <w:lvlJc w:val="left"/>
+      <w:pPr>
+        <w:ind w:left="1582" w:hanging="360"/>
+      </w:pPr>
+      <w:rPr>
+        <w:rFonts w:ascii="Courier New" w:hAnsi="Courier New" w:cs="Courier New" w:hint="default"/>
+      </w:rPr>
+    </w:lvl>
+    <w:lvl w:ilvl="2" w:tplc="0C0A0005" w:tentative="1">
+      <w:start w:val="1"/>
+      <w:numFmt w:val="bullet"/>
+      <w:lvlText w:val=""/>
+      <w:lvlJc w:val="left"/>
+      <w:pPr>
+        <w:ind w:left="2302" w:hanging="360"/>
+      </w:pPr>
+      <w:rPr>
+        <w:rFonts w:ascii="Wingdings" w:hAnsi="Wingdings" w:hint="default"/>
+      </w:rPr>
+    </w:lvl>
+    <w:lvl w:ilvl="3" w:tplc="0C0A0001" w:tentative="1">
+      <w:start w:val="1"/>
+      <w:numFmt w:val="bullet"/>
+      <w:lvlText w:val=""/>
+      <w:lvlJc w:val="left"/>
+      <w:pPr>
+        <w:ind w:left="3022" w:hanging="360"/>
+      </w:pPr>
+      <w:rPr>
+        <w:rFonts w:ascii="Symbol" w:hAnsi="Symbol" w:hint="default"/>
+      </w:rPr>
+    </w:lvl>
+    <w:lvl w:ilvl="4" w:tplc="0C0A0003" w:tentative="1">
+      <w:start w:val="1"/>
+      <w:numFmt w:val="bullet"/>
+      <w:lvlText w:val="o"/>
+      <w:lvlJc w:val="left"/>
+      <w:pPr>
+        <w:ind w:left="3742" w:hanging="360"/>
+      </w:pPr>
+      <w:rPr>
+        <w:rFonts w:ascii="Courier New" w:hAnsi="Courier New" w:cs="Courier New" w:hint="default"/>
+      </w:rPr>
+    </w:lvl>
+    <w:lvl w:ilvl="5" w:tplc="0C0A0005" w:tentative="1">
+      <w:start w:val="1"/>
+      <w:numFmt w:val="bullet"/>
+      <w:lvlText w:val=""/>
+      <w:lvlJc w:val="left"/>
+      <w:pPr>
+        <w:ind w:left="4462" w:hanging="360"/>
+      </w:pPr>
+      <w:rPr>
+        <w:rFonts w:ascii="Wingdings" w:hAnsi="Wingdings" w:hint="default"/>
+      </w:rPr>
+    </w:lvl>
+    <w:lvl w:ilvl="6" w:tplc="0C0A0001" w:tentative="1">
+      <w:start w:val="1"/>
+      <w:numFmt w:val="bullet"/>
+      <w:lvlText w:val=""/>
+      <w:lvlJc w:val="left"/>
+      <w:pPr>
+        <w:ind w:left="5182" w:hanging="360"/>
+      </w:pPr>
+      <w:rPr>
+        <w:rFonts w:ascii="Symbol" w:hAnsi="Symbol" w:hint="default"/>
+      </w:rPr>
+    </w:lvl>
+    <w:lvl w:ilvl="7" w:tplc="0C0A0003" w:tentative="1">
+      <w:start w:val="1"/>
+      <w:numFmt w:val="bullet"/>
+      <w:lvlText w:val="o"/>
+      <w:lvlJc w:val="left"/>
+      <w:pPr>
+        <w:ind w:left="5902" w:hanging="360"/>
+      </w:pPr>
+      <w:rPr>
+        <w:rFonts w:ascii="Courier New" w:hAnsi="Courier New" w:cs="Courier New" w:hint="default"/>
+      </w:rPr>
+    </w:lvl>
+    <w:lvl w:ilvl="8" w:tplc="0C0A0005" w:tentative="1">
+      <w:start w:val="1"/>
+      <w:numFmt w:val="bullet"/>
+      <w:lvlText w:val=""/>
+      <w:lvlJc w:val="left"/>
+      <w:pPr>
+        <w:ind w:left="6622" w:hanging="360"/>
+      </w:pPr>
+      <w:rPr>
+        <w:rFonts w:ascii="Wingdings" w:hAnsi="Wingdings" w:hint="default"/>
+      </w:rPr>
+    </w:lvl>
+  </w:abstractNum>
+  <w:abstractNum w:abstractNumId="15" w15:restartNumberingAfterBreak="0">
     <w:nsid w:val="37532385"/>
     <w:multiLevelType w:val="hybridMultilevel"/>
     <w:tmpl w:val="0C1E6092"/>
@@ -23407,7 +27042,206 @@
       </w:rPr>
     </w:lvl>
   </w:abstractNum>
-  <w:abstractNum w:abstractNumId="10" w15:restartNumberingAfterBreak="0">
+  <w:abstractNum w:abstractNumId="16" w15:restartNumberingAfterBreak="0">
+    <w:nsid w:val="38775A6F"/>
+    <w:multiLevelType w:val="hybridMultilevel"/>
+    <w:tmpl w:val="AC20E92A"/>
+    <w:lvl w:ilvl="0" w:tplc="0C0A0013">
+      <w:start w:val="1"/>
+      <w:numFmt w:val="upperRoman"/>
+      <w:lvlText w:val="%1."/>
+      <w:lvlJc w:val="right"/>
+      <w:pPr>
+        <w:ind w:left="862" w:hanging="360"/>
+      </w:pPr>
+    </w:lvl>
+    <w:lvl w:ilvl="1" w:tplc="0C0A0019" w:tentative="1">
+      <w:start w:val="1"/>
+      <w:numFmt w:val="lowerLetter"/>
+      <w:lvlText w:val="%2."/>
+      <w:lvlJc w:val="left"/>
+      <w:pPr>
+        <w:ind w:left="1582" w:hanging="360"/>
+      </w:pPr>
+    </w:lvl>
+    <w:lvl w:ilvl="2" w:tplc="0C0A001B" w:tentative="1">
+      <w:start w:val="1"/>
+      <w:numFmt w:val="lowerRoman"/>
+      <w:lvlText w:val="%3."/>
+      <w:lvlJc w:val="right"/>
+      <w:pPr>
+        <w:ind w:left="2302" w:hanging="180"/>
+      </w:pPr>
+    </w:lvl>
+    <w:lvl w:ilvl="3" w:tplc="0C0A000F" w:tentative="1">
+      <w:start w:val="1"/>
+      <w:numFmt w:val="decimal"/>
+      <w:lvlText w:val="%4."/>
+      <w:lvlJc w:val="left"/>
+      <w:pPr>
+        <w:ind w:left="3022" w:hanging="360"/>
+      </w:pPr>
+    </w:lvl>
+    <w:lvl w:ilvl="4" w:tplc="0C0A0019" w:tentative="1">
+      <w:start w:val="1"/>
+      <w:numFmt w:val="lowerLetter"/>
+      <w:lvlText w:val="%5."/>
+      <w:lvlJc w:val="left"/>
+      <w:pPr>
+        <w:ind w:left="3742" w:hanging="360"/>
+      </w:pPr>
+    </w:lvl>
+    <w:lvl w:ilvl="5" w:tplc="0C0A001B" w:tentative="1">
+      <w:start w:val="1"/>
+      <w:numFmt w:val="lowerRoman"/>
+      <w:lvlText w:val="%6."/>
+      <w:lvlJc w:val="right"/>
+      <w:pPr>
+        <w:ind w:left="4462" w:hanging="180"/>
+      </w:pPr>
+    </w:lvl>
+    <w:lvl w:ilvl="6" w:tplc="0C0A000F" w:tentative="1">
+      <w:start w:val="1"/>
+      <w:numFmt w:val="decimal"/>
+      <w:lvlText w:val="%7."/>
+      <w:lvlJc w:val="left"/>
+      <w:pPr>
+        <w:ind w:left="5182" w:hanging="360"/>
+      </w:pPr>
+    </w:lvl>
+    <w:lvl w:ilvl="7" w:tplc="0C0A0019" w:tentative="1">
+      <w:start w:val="1"/>
+      <w:numFmt w:val="lowerLetter"/>
+      <w:lvlText w:val="%8."/>
+      <w:lvlJc w:val="left"/>
+      <w:pPr>
+        <w:ind w:left="5902" w:hanging="360"/>
+      </w:pPr>
+    </w:lvl>
+    <w:lvl w:ilvl="8" w:tplc="0C0A001B" w:tentative="1">
+      <w:start w:val="1"/>
+      <w:numFmt w:val="lowerRoman"/>
+      <w:lvlText w:val="%9."/>
+      <w:lvlJc w:val="right"/>
+      <w:pPr>
+        <w:ind w:left="6622" w:hanging="180"/>
+      </w:pPr>
+    </w:lvl>
+  </w:abstractNum>
+  <w:abstractNum w:abstractNumId="17" w15:restartNumberingAfterBreak="0">
+    <w:nsid w:val="387A5C94"/>
+    <w:multiLevelType w:val="hybridMultilevel"/>
+    <w:tmpl w:val="E2268584"/>
+    <w:lvl w:ilvl="0" w:tplc="822C7756">
+      <w:start w:val="2"/>
+      <w:numFmt w:val="bullet"/>
+      <w:lvlText w:val="-"/>
+      <w:lvlJc w:val="left"/>
+      <w:pPr>
+        <w:ind w:left="862" w:hanging="360"/>
+      </w:pPr>
+      <w:rPr>
+        <w:rFonts w:ascii="Arial" w:eastAsiaTheme="minorHAnsi" w:hAnsi="Arial" w:cs="Arial" w:hint="default"/>
+      </w:rPr>
+    </w:lvl>
+    <w:lvl w:ilvl="1" w:tplc="0C0A0003" w:tentative="1">
+      <w:start w:val="1"/>
+      <w:numFmt w:val="bullet"/>
+      <w:lvlText w:val="o"/>
+      <w:lvlJc w:val="left"/>
+      <w:pPr>
+        <w:ind w:left="1582" w:hanging="360"/>
+      </w:pPr>
+      <w:rPr>
+        <w:rFonts w:ascii="Courier New" w:hAnsi="Courier New" w:cs="Courier New" w:hint="default"/>
+      </w:rPr>
+    </w:lvl>
+    <w:lvl w:ilvl="2" w:tplc="0C0A0005" w:tentative="1">
+      <w:start w:val="1"/>
+      <w:numFmt w:val="bullet"/>
+      <w:lvlText w:val=""/>
+      <w:lvlJc w:val="left"/>
+      <w:pPr>
+        <w:ind w:left="2302" w:hanging="360"/>
+      </w:pPr>
+      <w:rPr>
+        <w:rFonts w:ascii="Wingdings" w:hAnsi="Wingdings" w:hint="default"/>
+      </w:rPr>
+    </w:lvl>
+    <w:lvl w:ilvl="3" w:tplc="0C0A0001" w:tentative="1">
+      <w:start w:val="1"/>
+      <w:numFmt w:val="bullet"/>
+      <w:lvlText w:val=""/>
+      <w:lvlJc w:val="left"/>
+      <w:pPr>
+        <w:ind w:left="3022" w:hanging="360"/>
+      </w:pPr>
+      <w:rPr>
+        <w:rFonts w:ascii="Symbol" w:hAnsi="Symbol" w:hint="default"/>
+      </w:rPr>
+    </w:lvl>
+    <w:lvl w:ilvl="4" w:tplc="0C0A0003" w:tentative="1">
+      <w:start w:val="1"/>
+      <w:numFmt w:val="bullet"/>
+      <w:lvlText w:val="o"/>
+      <w:lvlJc w:val="left"/>
+      <w:pPr>
+        <w:ind w:left="3742" w:hanging="360"/>
+      </w:pPr>
+      <w:rPr>
+        <w:rFonts w:ascii="Courier New" w:hAnsi="Courier New" w:cs="Courier New" w:hint="default"/>
+      </w:rPr>
+    </w:lvl>
+    <w:lvl w:ilvl="5" w:tplc="0C0A0005" w:tentative="1">
+      <w:start w:val="1"/>
+      <w:numFmt w:val="bullet"/>
+      <w:lvlText w:val=""/>
+      <w:lvlJc w:val="left"/>
+      <w:pPr>
+        <w:ind w:left="4462" w:hanging="360"/>
+      </w:pPr>
+      <w:rPr>
+        <w:rFonts w:ascii="Wingdings" w:hAnsi="Wingdings" w:hint="default"/>
+      </w:rPr>
+    </w:lvl>
+    <w:lvl w:ilvl="6" w:tplc="0C0A0001" w:tentative="1">
+      <w:start w:val="1"/>
+      <w:numFmt w:val="bullet"/>
+      <w:lvlText w:val=""/>
+      <w:lvlJc w:val="left"/>
+      <w:pPr>
+        <w:ind w:left="5182" w:hanging="360"/>
+      </w:pPr>
+      <w:rPr>
+        <w:rFonts w:ascii="Symbol" w:hAnsi="Symbol" w:hint="default"/>
+      </w:rPr>
+    </w:lvl>
+    <w:lvl w:ilvl="7" w:tplc="0C0A0003" w:tentative="1">
+      <w:start w:val="1"/>
+      <w:numFmt w:val="bullet"/>
+      <w:lvlText w:val="o"/>
+      <w:lvlJc w:val="left"/>
+      <w:pPr>
+        <w:ind w:left="5902" w:hanging="360"/>
+      </w:pPr>
+      <w:rPr>
+        <w:rFonts w:ascii="Courier New" w:hAnsi="Courier New" w:cs="Courier New" w:hint="default"/>
+      </w:rPr>
+    </w:lvl>
+    <w:lvl w:ilvl="8" w:tplc="0C0A0005" w:tentative="1">
+      <w:start w:val="1"/>
+      <w:numFmt w:val="bullet"/>
+      <w:lvlText w:val=""/>
+      <w:lvlJc w:val="left"/>
+      <w:pPr>
+        <w:ind w:left="6622" w:hanging="360"/>
+      </w:pPr>
+      <w:rPr>
+        <w:rFonts w:ascii="Wingdings" w:hAnsi="Wingdings" w:hint="default"/>
+      </w:rPr>
+    </w:lvl>
+  </w:abstractNum>
+  <w:abstractNum w:abstractNumId="18" w15:restartNumberingAfterBreak="0">
     <w:nsid w:val="39E557D8"/>
     <w:multiLevelType w:val="hybridMultilevel"/>
     <w:tmpl w:val="DB0E595E"/>
@@ -23496,7 +27330,120 @@
       </w:pPr>
     </w:lvl>
   </w:abstractNum>
-  <w:abstractNum w:abstractNumId="11" w15:restartNumberingAfterBreak="0">
+  <w:abstractNum w:abstractNumId="19" w15:restartNumberingAfterBreak="0">
+    <w:nsid w:val="3A004D97"/>
+    <w:multiLevelType w:val="hybridMultilevel"/>
+    <w:tmpl w:val="3BDE3588"/>
+    <w:lvl w:ilvl="0" w:tplc="822C7756">
+      <w:start w:val="2"/>
+      <w:numFmt w:val="bullet"/>
+      <w:lvlText w:val="-"/>
+      <w:lvlJc w:val="left"/>
+      <w:pPr>
+        <w:ind w:left="862" w:hanging="360"/>
+      </w:pPr>
+      <w:rPr>
+        <w:rFonts w:ascii="Arial" w:eastAsiaTheme="minorHAnsi" w:hAnsi="Arial" w:cs="Arial" w:hint="default"/>
+      </w:rPr>
+    </w:lvl>
+    <w:lvl w:ilvl="1" w:tplc="0C0A0003" w:tentative="1">
+      <w:start w:val="1"/>
+      <w:numFmt w:val="bullet"/>
+      <w:lvlText w:val="o"/>
+      <w:lvlJc w:val="left"/>
+      <w:pPr>
+        <w:ind w:left="1582" w:hanging="360"/>
+      </w:pPr>
+      <w:rPr>
+        <w:rFonts w:ascii="Courier New" w:hAnsi="Courier New" w:cs="Courier New" w:hint="default"/>
+      </w:rPr>
+    </w:lvl>
+    <w:lvl w:ilvl="2" w:tplc="0C0A0005" w:tentative="1">
+      <w:start w:val="1"/>
+      <w:numFmt w:val="bullet"/>
+      <w:lvlText w:val=""/>
+      <w:lvlJc w:val="left"/>
+      <w:pPr>
+        <w:ind w:left="2302" w:hanging="360"/>
+      </w:pPr>
+      <w:rPr>
+        <w:rFonts w:ascii="Wingdings" w:hAnsi="Wingdings" w:hint="default"/>
+      </w:rPr>
+    </w:lvl>
+    <w:lvl w:ilvl="3" w:tplc="0C0A0001" w:tentative="1">
+      <w:start w:val="1"/>
+      <w:numFmt w:val="bullet"/>
+      <w:lvlText w:val=""/>
+      <w:lvlJc w:val="left"/>
+      <w:pPr>
+        <w:ind w:left="3022" w:hanging="360"/>
+      </w:pPr>
+      <w:rPr>
+        <w:rFonts w:ascii="Symbol" w:hAnsi="Symbol" w:hint="default"/>
+      </w:rPr>
+    </w:lvl>
+    <w:lvl w:ilvl="4" w:tplc="0C0A0003" w:tentative="1">
+      <w:start w:val="1"/>
+      <w:numFmt w:val="bullet"/>
+      <w:lvlText w:val="o"/>
+      <w:lvlJc w:val="left"/>
+      <w:pPr>
+        <w:ind w:left="3742" w:hanging="360"/>
+      </w:pPr>
+      <w:rPr>
+        <w:rFonts w:ascii="Courier New" w:hAnsi="Courier New" w:cs="Courier New" w:hint="default"/>
+      </w:rPr>
+    </w:lvl>
+    <w:lvl w:ilvl="5" w:tplc="0C0A0005" w:tentative="1">
+      <w:start w:val="1"/>
+      <w:numFmt w:val="bullet"/>
+      <w:lvlText w:val=""/>
+      <w:lvlJc w:val="left"/>
+      <w:pPr>
+        <w:ind w:left="4462" w:hanging="360"/>
+      </w:pPr>
+      <w:rPr>
+        <w:rFonts w:ascii="Wingdings" w:hAnsi="Wingdings" w:hint="default"/>
+      </w:rPr>
+    </w:lvl>
+    <w:lvl w:ilvl="6" w:tplc="0C0A0001" w:tentative="1">
+      <w:start w:val="1"/>
+      <w:numFmt w:val="bullet"/>
+      <w:lvlText w:val=""/>
+      <w:lvlJc w:val="left"/>
+      <w:pPr>
+        <w:ind w:left="5182" w:hanging="360"/>
+      </w:pPr>
+      <w:rPr>
+        <w:rFonts w:ascii="Symbol" w:hAnsi="Symbol" w:hint="default"/>
+      </w:rPr>
+    </w:lvl>
+    <w:lvl w:ilvl="7" w:tplc="0C0A0003" w:tentative="1">
+      <w:start w:val="1"/>
+      <w:numFmt w:val="bullet"/>
+      <w:lvlText w:val="o"/>
+      <w:lvlJc w:val="left"/>
+      <w:pPr>
+        <w:ind w:left="5902" w:hanging="360"/>
+      </w:pPr>
+      <w:rPr>
+        <w:rFonts w:ascii="Courier New" w:hAnsi="Courier New" w:cs="Courier New" w:hint="default"/>
+      </w:rPr>
+    </w:lvl>
+    <w:lvl w:ilvl="8" w:tplc="0C0A0005" w:tentative="1">
+      <w:start w:val="1"/>
+      <w:numFmt w:val="bullet"/>
+      <w:lvlText w:val=""/>
+      <w:lvlJc w:val="left"/>
+      <w:pPr>
+        <w:ind w:left="6622" w:hanging="360"/>
+      </w:pPr>
+      <w:rPr>
+        <w:rFonts w:ascii="Wingdings" w:hAnsi="Wingdings" w:hint="default"/>
+      </w:rPr>
+    </w:lvl>
+  </w:abstractNum>
+  <w:abstractNum w:abstractNumId="20" w15:restartNumberingAfterBreak="0">
     <w:nsid w:val="3B9B5FDA"/>
     <w:multiLevelType w:val="hybridMultilevel"/>
     <w:tmpl w:val="3926FA06"/>
@@ -23585,7 +27532,7 @@
       </w:pPr>
     </w:lvl>
   </w:abstractNum>
-  <w:abstractNum w:abstractNumId="12" w15:restartNumberingAfterBreak="0">
+  <w:abstractNum w:abstractNumId="21" w15:restartNumberingAfterBreak="0">
     <w:nsid w:val="3BB55AD3"/>
     <w:multiLevelType w:val="hybridMultilevel"/>
     <w:tmpl w:val="4B00CEA8"/>
@@ -23674,7 +27621,7 @@
       </w:pPr>
     </w:lvl>
   </w:abstractNum>
-  <w:abstractNum w:abstractNumId="13" w15:restartNumberingAfterBreak="0">
+  <w:abstractNum w:abstractNumId="22" w15:restartNumberingAfterBreak="0">
     <w:nsid w:val="3BBD75B4"/>
     <w:multiLevelType w:val="hybridMultilevel"/>
     <w:tmpl w:val="836A0254"/>
@@ -23787,7 +27734,7 @@
       </w:rPr>
     </w:lvl>
   </w:abstractNum>
-  <w:abstractNum w:abstractNumId="14" w15:restartNumberingAfterBreak="0">
+  <w:abstractNum w:abstractNumId="23" w15:restartNumberingAfterBreak="0">
     <w:nsid w:val="3CFC5033"/>
     <w:multiLevelType w:val="hybridMultilevel"/>
     <w:tmpl w:val="E124BDA2"/>
@@ -23873,7 +27820,346 @@
       </w:pPr>
     </w:lvl>
   </w:abstractNum>
-  <w:abstractNum w:abstractNumId="15" w15:restartNumberingAfterBreak="0">
+  <w:abstractNum w:abstractNumId="24" w15:restartNumberingAfterBreak="0">
+    <w:nsid w:val="3EBB3D11"/>
+    <w:multiLevelType w:val="hybridMultilevel"/>
+    <w:tmpl w:val="2C7E6018"/>
+    <w:lvl w:ilvl="0" w:tplc="822C7756">
+      <w:start w:val="2"/>
+      <w:numFmt w:val="bullet"/>
+      <w:lvlText w:val="-"/>
+      <w:lvlJc w:val="left"/>
+      <w:pPr>
+        <w:ind w:left="720" w:hanging="360"/>
+      </w:pPr>
+      <w:rPr>
+        <w:rFonts w:ascii="Arial" w:eastAsiaTheme="minorHAnsi" w:hAnsi="Arial" w:cs="Arial" w:hint="default"/>
+      </w:rPr>
+    </w:lvl>
+    <w:lvl w:ilvl="1" w:tplc="0C0A0003" w:tentative="1">
+      <w:start w:val="1"/>
+      <w:numFmt w:val="bullet"/>
+      <w:lvlText w:val="o"/>
+      <w:lvlJc w:val="left"/>
+      <w:pPr>
+        <w:ind w:left="1440" w:hanging="360"/>
+      </w:pPr>
+      <w:rPr>
+        <w:rFonts w:ascii="Courier New" w:hAnsi="Courier New" w:cs="Courier New" w:hint="default"/>
+      </w:rPr>
+    </w:lvl>
+    <w:lvl w:ilvl="2" w:tplc="0C0A0005" w:tentative="1">
+      <w:start w:val="1"/>
+      <w:numFmt w:val="bullet"/>
+      <w:lvlText w:val=""/>
+      <w:lvlJc w:val="left"/>
+      <w:pPr>
+        <w:ind w:left="2160" w:hanging="360"/>
+      </w:pPr>
+      <w:rPr>
+        <w:rFonts w:ascii="Wingdings" w:hAnsi="Wingdings" w:hint="default"/>
+      </w:rPr>
+    </w:lvl>
+    <w:lvl w:ilvl="3" w:tplc="0C0A0001" w:tentative="1">
+      <w:start w:val="1"/>
+      <w:numFmt w:val="bullet"/>
+      <w:lvlText w:val=""/>
+      <w:lvlJc w:val="left"/>
+      <w:pPr>
+        <w:ind w:left="2880" w:hanging="360"/>
+      </w:pPr>
+      <w:rPr>
+        <w:rFonts w:ascii="Symbol" w:hAnsi="Symbol" w:hint="default"/>
+      </w:rPr>
+    </w:lvl>
+    <w:lvl w:ilvl="4" w:tplc="0C0A0003" w:tentative="1">
+      <w:start w:val="1"/>
+      <w:numFmt w:val="bullet"/>
+      <w:lvlText w:val="o"/>
+      <w:lvlJc w:val="left"/>
+      <w:pPr>
+        <w:ind w:left="3600" w:hanging="360"/>
+      </w:pPr>
+      <w:rPr>
+        <w:rFonts w:ascii="Courier New" w:hAnsi="Courier New" w:cs="Courier New" w:hint="default"/>
+      </w:rPr>
+    </w:lvl>
+    <w:lvl w:ilvl="5" w:tplc="0C0A0005" w:tentative="1">
+      <w:start w:val="1"/>
+      <w:numFmt w:val="bullet"/>
+      <w:lvlText w:val=""/>
+      <w:lvlJc w:val="left"/>
+      <w:pPr>
+        <w:ind w:left="4320" w:hanging="360"/>
+      </w:pPr>
+      <w:rPr>
+        <w:rFonts w:ascii="Wingdings" w:hAnsi="Wingdings" w:hint="default"/>
+      </w:rPr>
+    </w:lvl>
+    <w:lvl w:ilvl="6" w:tplc="0C0A0001" w:tentative="1">
+      <w:start w:val="1"/>
+      <w:numFmt w:val="bullet"/>
+      <w:lvlText w:val=""/>
+      <w:lvlJc w:val="left"/>
+      <w:pPr>
+        <w:ind w:left="5040" w:hanging="360"/>
+      </w:pPr>
+      <w:rPr>
+        <w:rFonts w:ascii="Symbol" w:hAnsi="Symbol" w:hint="default"/>
+      </w:rPr>
+    </w:lvl>
+    <w:lvl w:ilvl="7" w:tplc="0C0A0003" w:tentative="1">
+      <w:start w:val="1"/>
+      <w:numFmt w:val="bullet"/>
+      <w:lvlText w:val="o"/>
+      <w:lvlJc w:val="left"/>
+      <w:pPr>
+        <w:ind w:left="5760" w:hanging="360"/>
+      </w:pPr>
+      <w:rPr>
+        <w:rFonts w:ascii="Courier New" w:hAnsi="Courier New" w:cs="Courier New" w:hint="default"/>
+      </w:rPr>
+    </w:lvl>
+    <w:lvl w:ilvl="8" w:tplc="0C0A0005" w:tentative="1">
+      <w:start w:val="1"/>
+      <w:numFmt w:val="bullet"/>
+      <w:lvlText w:val=""/>
+      <w:lvlJc w:val="left"/>
+      <w:pPr>
+        <w:ind w:left="6480" w:hanging="360"/>
+      </w:pPr>
+      <w:rPr>
+        <w:rFonts w:ascii="Wingdings" w:hAnsi="Wingdings" w:hint="default"/>
+      </w:rPr>
+    </w:lvl>
+  </w:abstractNum>
+  <w:abstractNum w:abstractNumId="25" w15:restartNumberingAfterBreak="0">
+    <w:nsid w:val="3FE876ED"/>
+    <w:multiLevelType w:val="hybridMultilevel"/>
+    <w:tmpl w:val="EE1AFA62"/>
+    <w:lvl w:ilvl="0" w:tplc="822C7756">
+      <w:start w:val="2"/>
+      <w:numFmt w:val="bullet"/>
+      <w:lvlText w:val="-"/>
+      <w:lvlJc w:val="left"/>
+      <w:pPr>
+        <w:ind w:left="862" w:hanging="360"/>
+      </w:pPr>
+      <w:rPr>
+        <w:rFonts w:ascii="Arial" w:eastAsiaTheme="minorHAnsi" w:hAnsi="Arial" w:cs="Arial" w:hint="default"/>
+      </w:rPr>
+    </w:lvl>
+    <w:lvl w:ilvl="1" w:tplc="0C0A0003" w:tentative="1">
+      <w:start w:val="1"/>
+      <w:numFmt w:val="bullet"/>
+      <w:lvlText w:val="o"/>
+      <w:lvlJc w:val="left"/>
+      <w:pPr>
+        <w:ind w:left="1582" w:hanging="360"/>
+      </w:pPr>
+      <w:rPr>
+        <w:rFonts w:ascii="Courier New" w:hAnsi="Courier New" w:cs="Courier New" w:hint="default"/>
+      </w:rPr>
+    </w:lvl>
+    <w:lvl w:ilvl="2" w:tplc="0C0A0005" w:tentative="1">
+      <w:start w:val="1"/>
+      <w:numFmt w:val="bullet"/>
+      <w:lvlText w:val=""/>
+      <w:lvlJc w:val="left"/>
+      <w:pPr>
+        <w:ind w:left="2302" w:hanging="360"/>
+      </w:pPr>
+      <w:rPr>
+        <w:rFonts w:ascii="Wingdings" w:hAnsi="Wingdings" w:hint="default"/>
+      </w:rPr>
+    </w:lvl>
+    <w:lvl w:ilvl="3" w:tplc="0C0A0001" w:tentative="1">
+      <w:start w:val="1"/>
+      <w:numFmt w:val="bullet"/>
+      <w:lvlText w:val=""/>
+      <w:lvlJc w:val="left"/>
+      <w:pPr>
+        <w:ind w:left="3022" w:hanging="360"/>
+      </w:pPr>
+      <w:rPr>
+        <w:rFonts w:ascii="Symbol" w:hAnsi="Symbol" w:hint="default"/>
+      </w:rPr>
+    </w:lvl>
+    <w:lvl w:ilvl="4" w:tplc="0C0A0003" w:tentative="1">
+      <w:start w:val="1"/>
+      <w:numFmt w:val="bullet"/>
+      <w:lvlText w:val="o"/>
+      <w:lvlJc w:val="left"/>
+      <w:pPr>
+        <w:ind w:left="3742" w:hanging="360"/>
+      </w:pPr>
+      <w:rPr>
+        <w:rFonts w:ascii="Courier New" w:hAnsi="Courier New" w:cs="Courier New" w:hint="default"/>
+      </w:rPr>
+    </w:lvl>
+    <w:lvl w:ilvl="5" w:tplc="0C0A0005" w:tentative="1">
+      <w:start w:val="1"/>
+      <w:numFmt w:val="bullet"/>
+      <w:lvlText w:val=""/>
+      <w:lvlJc w:val="left"/>
+      <w:pPr>
+        <w:ind w:left="4462" w:hanging="360"/>
+      </w:pPr>
+      <w:rPr>
+        <w:rFonts w:ascii="Wingdings" w:hAnsi="Wingdings" w:hint="default"/>
+      </w:rPr>
+    </w:lvl>
+    <w:lvl w:ilvl="6" w:tplc="0C0A0001" w:tentative="1">
+      <w:start w:val="1"/>
+      <w:numFmt w:val="bullet"/>
+      <w:lvlText w:val=""/>
+      <w:lvlJc w:val="left"/>
+      <w:pPr>
+        <w:ind w:left="5182" w:hanging="360"/>
+      </w:pPr>
+      <w:rPr>
+        <w:rFonts w:ascii="Symbol" w:hAnsi="Symbol" w:hint="default"/>
+      </w:rPr>
+    </w:lvl>
+    <w:lvl w:ilvl="7" w:tplc="0C0A0003" w:tentative="1">
+      <w:start w:val="1"/>
+      <w:numFmt w:val="bullet"/>
+      <w:lvlText w:val="o"/>
+      <w:lvlJc w:val="left"/>
+      <w:pPr>
+        <w:ind w:left="5902" w:hanging="360"/>
+      </w:pPr>
+      <w:rPr>
+        <w:rFonts w:ascii="Courier New" w:hAnsi="Courier New" w:cs="Courier New" w:hint="default"/>
+      </w:rPr>
+    </w:lvl>
+    <w:lvl w:ilvl="8" w:tplc="0C0A0005" w:tentative="1">
+      <w:start w:val="1"/>
+      <w:numFmt w:val="bullet"/>
+      <w:lvlText w:val=""/>
+      <w:lvlJc w:val="left"/>
+      <w:pPr>
+        <w:ind w:left="6622" w:hanging="360"/>
+      </w:pPr>
+      <w:rPr>
+        <w:rFonts w:ascii="Wingdings" w:hAnsi="Wingdings" w:hint="default"/>
+      </w:rPr>
+    </w:lvl>
+  </w:abstractNum>
+  <w:abstractNum w:abstractNumId="26" w15:restartNumberingAfterBreak="0">
+    <w:nsid w:val="42E20D04"/>
+    <w:multiLevelType w:val="hybridMultilevel"/>
+    <w:tmpl w:val="36104B76"/>
+    <w:lvl w:ilvl="0" w:tplc="822C7756">
+      <w:start w:val="2"/>
+      <w:numFmt w:val="bullet"/>
+      <w:lvlText w:val="-"/>
+      <w:lvlJc w:val="left"/>
+      <w:pPr>
+        <w:ind w:left="720" w:hanging="360"/>
+      </w:pPr>
+      <w:rPr>
+        <w:rFonts w:ascii="Arial" w:eastAsiaTheme="minorHAnsi" w:hAnsi="Arial" w:cs="Arial" w:hint="default"/>
+      </w:rPr>
+    </w:lvl>
+    <w:lvl w:ilvl="1" w:tplc="0C0A0003" w:tentative="1">
+      <w:start w:val="1"/>
+      <w:numFmt w:val="bullet"/>
+      <w:lvlText w:val="o"/>
+      <w:lvlJc w:val="left"/>
+      <w:pPr>
+        <w:ind w:left="1440" w:hanging="360"/>
+      </w:pPr>
+      <w:rPr>
+        <w:rFonts w:ascii="Courier New" w:hAnsi="Courier New" w:cs="Courier New" w:hint="default"/>
+      </w:rPr>
+    </w:lvl>
+    <w:lvl w:ilvl="2" w:tplc="0C0A0005" w:tentative="1">
+      <w:start w:val="1"/>
+      <w:numFmt w:val="bullet"/>
+      <w:lvlText w:val=""/>
+      <w:lvlJc w:val="left"/>
+      <w:pPr>
+        <w:ind w:left="2160" w:hanging="360"/>
+      </w:pPr>
+      <w:rPr>
+        <w:rFonts w:ascii="Wingdings" w:hAnsi="Wingdings" w:hint="default"/>
+      </w:rPr>
+    </w:lvl>
+    <w:lvl w:ilvl="3" w:tplc="0C0A0001" w:tentative="1">
+      <w:start w:val="1"/>
+      <w:numFmt w:val="bullet"/>
+      <w:lvlText w:val=""/>
+      <w:lvlJc w:val="left"/>
+      <w:pPr>
+        <w:ind w:left="2880" w:hanging="360"/>
+      </w:pPr>
+      <w:rPr>
+        <w:rFonts w:ascii="Symbol" w:hAnsi="Symbol" w:hint="default"/>
+      </w:rPr>
+    </w:lvl>
+    <w:lvl w:ilvl="4" w:tplc="0C0A0003" w:tentative="1">
+      <w:start w:val="1"/>
+      <w:numFmt w:val="bullet"/>
+      <w:lvlText w:val="o"/>
+      <w:lvlJc w:val="left"/>
+      <w:pPr>
+        <w:ind w:left="3600" w:hanging="360"/>
+      </w:pPr>
+      <w:rPr>
+        <w:rFonts w:ascii="Courier New" w:hAnsi="Courier New" w:cs="Courier New" w:hint="default"/>
+      </w:rPr>
+    </w:lvl>
+    <w:lvl w:ilvl="5" w:tplc="0C0A0005" w:tentative="1">
+      <w:start w:val="1"/>
+      <w:numFmt w:val="bullet"/>
+      <w:lvlText w:val=""/>
+      <w:lvlJc w:val="left"/>
+      <w:pPr>
+        <w:ind w:left="4320" w:hanging="360"/>
+      </w:pPr>
+      <w:rPr>
+        <w:rFonts w:ascii="Wingdings" w:hAnsi="Wingdings" w:hint="default"/>
+      </w:rPr>
+    </w:lvl>
+    <w:lvl w:ilvl="6" w:tplc="0C0A0001" w:tentative="1">
+      <w:start w:val="1"/>
+      <w:numFmt w:val="bullet"/>
+      <w:lvlText w:val=""/>
+      <w:lvlJc w:val="left"/>
+      <w:pPr>
+        <w:ind w:left="5040" w:hanging="360"/>
+      </w:pPr>
+      <w:rPr>
+        <w:rFonts w:ascii="Symbol" w:hAnsi="Symbol" w:hint="default"/>
+      </w:rPr>
+    </w:lvl>
+    <w:lvl w:ilvl="7" w:tplc="0C0A0003" w:tentative="1">
+      <w:start w:val="1"/>
+      <w:numFmt w:val="bullet"/>
+      <w:lvlText w:val="o"/>
+      <w:lvlJc w:val="left"/>
+      <w:pPr>
+        <w:ind w:left="5760" w:hanging="360"/>
+      </w:pPr>
+      <w:rPr>
+        <w:rFonts w:ascii="Courier New" w:hAnsi="Courier New" w:cs="Courier New" w:hint="default"/>
+      </w:rPr>
+    </w:lvl>
+    <w:lvl w:ilvl="8" w:tplc="0C0A0005" w:tentative="1">
+      <w:start w:val="1"/>
+      <w:numFmt w:val="bullet"/>
+      <w:lvlText w:val=""/>
+      <w:lvlJc w:val="left"/>
+      <w:pPr>
+        <w:ind w:left="6480" w:hanging="360"/>
+      </w:pPr>
+      <w:rPr>
+        <w:rFonts w:ascii="Wingdings" w:hAnsi="Wingdings" w:hint="default"/>
+      </w:rPr>
+    </w:lvl>
+  </w:abstractNum>
+  <w:abstractNum w:abstractNumId="27" w15:restartNumberingAfterBreak="0">
     <w:nsid w:val="43096A15"/>
     <w:multiLevelType w:val="hybridMultilevel"/>
     <w:tmpl w:val="3926FA06"/>
@@ -23962,7 +28248,7 @@
       </w:pPr>
     </w:lvl>
   </w:abstractNum>
-  <w:abstractNum w:abstractNumId="16" w15:restartNumberingAfterBreak="0">
+  <w:abstractNum w:abstractNumId="28" w15:restartNumberingAfterBreak="0">
     <w:nsid w:val="43DD399D"/>
     <w:multiLevelType w:val="hybridMultilevel"/>
     <w:tmpl w:val="F0CAF9DC"/>
@@ -24075,7 +28361,7 @@
       </w:rPr>
     </w:lvl>
   </w:abstractNum>
-  <w:abstractNum w:abstractNumId="17" w15:restartNumberingAfterBreak="0">
+  <w:abstractNum w:abstractNumId="29" w15:restartNumberingAfterBreak="0">
     <w:nsid w:val="49405B27"/>
     <w:multiLevelType w:val="multilevel"/>
     <w:tmpl w:val="29A038DE"/>
@@ -24164,7 +28450,7 @@
       </w:pPr>
     </w:lvl>
   </w:abstractNum>
-  <w:abstractNum w:abstractNumId="18" w15:restartNumberingAfterBreak="0">
+  <w:abstractNum w:abstractNumId="30" w15:restartNumberingAfterBreak="0">
     <w:nsid w:val="4B471FD2"/>
     <w:multiLevelType w:val="hybridMultilevel"/>
     <w:tmpl w:val="D1E496AA"/>
@@ -24253,7 +28539,7 @@
       </w:pPr>
     </w:lvl>
   </w:abstractNum>
-  <w:abstractNum w:abstractNumId="19" w15:restartNumberingAfterBreak="0">
+  <w:abstractNum w:abstractNumId="31" w15:restartNumberingAfterBreak="0">
     <w:nsid w:val="4C9D61B6"/>
     <w:multiLevelType w:val="hybridMultilevel"/>
     <w:tmpl w:val="26A6F206"/>
@@ -24339,7 +28625,120 @@
       </w:pPr>
     </w:lvl>
   </w:abstractNum>
-  <w:abstractNum w:abstractNumId="20" w15:restartNumberingAfterBreak="0">
+  <w:abstractNum w:abstractNumId="32" w15:restartNumberingAfterBreak="0">
+    <w:nsid w:val="4CD25A8A"/>
+    <w:multiLevelType w:val="hybridMultilevel"/>
+    <w:tmpl w:val="69542ABC"/>
+    <w:lvl w:ilvl="0" w:tplc="822C7756">
+      <w:start w:val="2"/>
+      <w:numFmt w:val="bullet"/>
+      <w:lvlText w:val="-"/>
+      <w:lvlJc w:val="left"/>
+      <w:pPr>
+        <w:ind w:left="862" w:hanging="360"/>
+      </w:pPr>
+      <w:rPr>
+        <w:rFonts w:ascii="Arial" w:eastAsiaTheme="minorHAnsi" w:hAnsi="Arial" w:cs="Arial" w:hint="default"/>
+      </w:rPr>
+    </w:lvl>
+    <w:lvl w:ilvl="1" w:tplc="0C0A0003" w:tentative="1">
+      <w:start w:val="1"/>
+      <w:numFmt w:val="bullet"/>
+      <w:lvlText w:val="o"/>
+      <w:lvlJc w:val="left"/>
+      <w:pPr>
+        <w:ind w:left="1582" w:hanging="360"/>
+      </w:pPr>
+      <w:rPr>
+        <w:rFonts w:ascii="Courier New" w:hAnsi="Courier New" w:cs="Courier New" w:hint="default"/>
+      </w:rPr>
+    </w:lvl>
+    <w:lvl w:ilvl="2" w:tplc="0C0A0005" w:tentative="1">
+      <w:start w:val="1"/>
+      <w:numFmt w:val="bullet"/>
+      <w:lvlText w:val=""/>
+      <w:lvlJc w:val="left"/>
+      <w:pPr>
+        <w:ind w:left="2302" w:hanging="360"/>
+      </w:pPr>
+      <w:rPr>
+        <w:rFonts w:ascii="Wingdings" w:hAnsi="Wingdings" w:hint="default"/>
+      </w:rPr>
+    </w:lvl>
+    <w:lvl w:ilvl="3" w:tplc="0C0A0001" w:tentative="1">
+      <w:start w:val="1"/>
+      <w:numFmt w:val="bullet"/>
+      <w:lvlText w:val=""/>
+      <w:lvlJc w:val="left"/>
+      <w:pPr>
+        <w:ind w:left="3022" w:hanging="360"/>
+      </w:pPr>
+      <w:rPr>
+        <w:rFonts w:ascii="Symbol" w:hAnsi="Symbol" w:hint="default"/>
+      </w:rPr>
+    </w:lvl>
+    <w:lvl w:ilvl="4" w:tplc="0C0A0003" w:tentative="1">
+      <w:start w:val="1"/>
+      <w:numFmt w:val="bullet"/>
+      <w:lvlText w:val="o"/>
+      <w:lvlJc w:val="left"/>
+      <w:pPr>
+        <w:ind w:left="3742" w:hanging="360"/>
+      </w:pPr>
+      <w:rPr>
+        <w:rFonts w:ascii="Courier New" w:hAnsi="Courier New" w:cs="Courier New" w:hint="default"/>
+      </w:rPr>
+    </w:lvl>
+    <w:lvl w:ilvl="5" w:tplc="0C0A0005" w:tentative="1">
+      <w:start w:val="1"/>
+      <w:numFmt w:val="bullet"/>
+      <w:lvlText w:val=""/>
+      <w:lvlJc w:val="left"/>
+      <w:pPr>
+        <w:ind w:left="4462" w:hanging="360"/>
+      </w:pPr>
+      <w:rPr>
+        <w:rFonts w:ascii="Wingdings" w:hAnsi="Wingdings" w:hint="default"/>
+      </w:rPr>
+    </w:lvl>
+    <w:lvl w:ilvl="6" w:tplc="0C0A0001" w:tentative="1">
+      <w:start w:val="1"/>
+      <w:numFmt w:val="bullet"/>
+      <w:lvlText w:val=""/>
+      <w:lvlJc w:val="left"/>
+      <w:pPr>
+        <w:ind w:left="5182" w:hanging="360"/>
+      </w:pPr>
+      <w:rPr>
+        <w:rFonts w:ascii="Symbol" w:hAnsi="Symbol" w:hint="default"/>
+      </w:rPr>
+    </w:lvl>
+    <w:lvl w:ilvl="7" w:tplc="0C0A0003" w:tentative="1">
+      <w:start w:val="1"/>
+      <w:numFmt w:val="bullet"/>
+      <w:lvlText w:val="o"/>
+      <w:lvlJc w:val="left"/>
+      <w:pPr>
+        <w:ind w:left="5902" w:hanging="360"/>
+      </w:pPr>
+      <w:rPr>
+        <w:rFonts w:ascii="Courier New" w:hAnsi="Courier New" w:cs="Courier New" w:hint="default"/>
+      </w:rPr>
+    </w:lvl>
+    <w:lvl w:ilvl="8" w:tplc="0C0A0005" w:tentative="1">
+      <w:start w:val="1"/>
+      <w:numFmt w:val="bullet"/>
+      <w:lvlText w:val=""/>
+      <w:lvlJc w:val="left"/>
+      <w:pPr>
+        <w:ind w:left="6622" w:hanging="360"/>
+      </w:pPr>
+      <w:rPr>
+        <w:rFonts w:ascii="Wingdings" w:hAnsi="Wingdings" w:hint="default"/>
+      </w:rPr>
+    </w:lvl>
+  </w:abstractNum>
+  <w:abstractNum w:abstractNumId="33" w15:restartNumberingAfterBreak="0">
     <w:nsid w:val="4F3A39D3"/>
     <w:multiLevelType w:val="hybridMultilevel"/>
     <w:tmpl w:val="05BAEA86"/>
@@ -24428,7 +28827,120 @@
       </w:pPr>
     </w:lvl>
   </w:abstractNum>
-  <w:abstractNum w:abstractNumId="21" w15:restartNumberingAfterBreak="0">
+  <w:abstractNum w:abstractNumId="34" w15:restartNumberingAfterBreak="0">
+    <w:nsid w:val="507F556E"/>
+    <w:multiLevelType w:val="hybridMultilevel"/>
+    <w:tmpl w:val="52A61F42"/>
+    <w:lvl w:ilvl="0" w:tplc="822C7756">
+      <w:start w:val="2"/>
+      <w:numFmt w:val="bullet"/>
+      <w:lvlText w:val="-"/>
+      <w:lvlJc w:val="left"/>
+      <w:pPr>
+        <w:ind w:left="862" w:hanging="360"/>
+      </w:pPr>
+      <w:rPr>
+        <w:rFonts w:ascii="Arial" w:eastAsiaTheme="minorHAnsi" w:hAnsi="Arial" w:cs="Arial" w:hint="default"/>
+      </w:rPr>
+    </w:lvl>
+    <w:lvl w:ilvl="1" w:tplc="0C0A0003" w:tentative="1">
+      <w:start w:val="1"/>
+      <w:numFmt w:val="bullet"/>
+      <w:lvlText w:val="o"/>
+      <w:lvlJc w:val="left"/>
+      <w:pPr>
+        <w:ind w:left="1582" w:hanging="360"/>
+      </w:pPr>
+      <w:rPr>
+        <w:rFonts w:ascii="Courier New" w:hAnsi="Courier New" w:cs="Courier New" w:hint="default"/>
+      </w:rPr>
+    </w:lvl>
+    <w:lvl w:ilvl="2" w:tplc="0C0A0005" w:tentative="1">
+      <w:start w:val="1"/>
+      <w:numFmt w:val="bullet"/>
+      <w:lvlText w:val=""/>
+      <w:lvlJc w:val="left"/>
+      <w:pPr>
+        <w:ind w:left="2302" w:hanging="360"/>
+      </w:pPr>
+      <w:rPr>
+        <w:rFonts w:ascii="Wingdings" w:hAnsi="Wingdings" w:hint="default"/>
+      </w:rPr>
+    </w:lvl>
+    <w:lvl w:ilvl="3" w:tplc="0C0A0001" w:tentative="1">
+      <w:start w:val="1"/>
+      <w:numFmt w:val="bullet"/>
+      <w:lvlText w:val=""/>
+      <w:lvlJc w:val="left"/>
+      <w:pPr>
+        <w:ind w:left="3022" w:hanging="360"/>
+      </w:pPr>
+      <w:rPr>
+        <w:rFonts w:ascii="Symbol" w:hAnsi="Symbol" w:hint="default"/>
+      </w:rPr>
+    </w:lvl>
+    <w:lvl w:ilvl="4" w:tplc="0C0A0003" w:tentative="1">
+      <w:start w:val="1"/>
+      <w:numFmt w:val="bullet"/>
+      <w:lvlText w:val="o"/>
+      <w:lvlJc w:val="left"/>
+      <w:pPr>
+        <w:ind w:left="3742" w:hanging="360"/>
+      </w:pPr>
+      <w:rPr>
+        <w:rFonts w:ascii="Courier New" w:hAnsi="Courier New" w:cs="Courier New" w:hint="default"/>
+      </w:rPr>
+    </w:lvl>
+    <w:lvl w:ilvl="5" w:tplc="0C0A0005" w:tentative="1">
+      <w:start w:val="1"/>
+      <w:numFmt w:val="bullet"/>
+      <w:lvlText w:val=""/>
+      <w:lvlJc w:val="left"/>
+      <w:pPr>
+        <w:ind w:left="4462" w:hanging="360"/>
+      </w:pPr>
+      <w:rPr>
+        <w:rFonts w:ascii="Wingdings" w:hAnsi="Wingdings" w:hint="default"/>
+      </w:rPr>
+    </w:lvl>
+    <w:lvl w:ilvl="6" w:tplc="0C0A0001" w:tentative="1">
+      <w:start w:val="1"/>
+      <w:numFmt w:val="bullet"/>
+      <w:lvlText w:val=""/>
+      <w:lvlJc w:val="left"/>
+      <w:pPr>
+        <w:ind w:left="5182" w:hanging="360"/>
+      </w:pPr>
+      <w:rPr>
+        <w:rFonts w:ascii="Symbol" w:hAnsi="Symbol" w:hint="default"/>
+      </w:rPr>
+    </w:lvl>
+    <w:lvl w:ilvl="7" w:tplc="0C0A0003" w:tentative="1">
+      <w:start w:val="1"/>
+      <w:numFmt w:val="bullet"/>
+      <w:lvlText w:val="o"/>
+      <w:lvlJc w:val="left"/>
+      <w:pPr>
+        <w:ind w:left="5902" w:hanging="360"/>
+      </w:pPr>
+      <w:rPr>
+        <w:rFonts w:ascii="Courier New" w:hAnsi="Courier New" w:cs="Courier New" w:hint="default"/>
+      </w:rPr>
+    </w:lvl>
+    <w:lvl w:ilvl="8" w:tplc="0C0A0005" w:tentative="1">
+      <w:start w:val="1"/>
+      <w:numFmt w:val="bullet"/>
+      <w:lvlText w:val=""/>
+      <w:lvlJc w:val="left"/>
+      <w:pPr>
+        <w:ind w:left="6622" w:hanging="360"/>
+      </w:pPr>
+      <w:rPr>
+        <w:rFonts w:ascii="Wingdings" w:hAnsi="Wingdings" w:hint="default"/>
+      </w:rPr>
+    </w:lvl>
+  </w:abstractNum>
+  <w:abstractNum w:abstractNumId="35" w15:restartNumberingAfterBreak="0">
     <w:nsid w:val="548C3DB9"/>
     <w:multiLevelType w:val="hybridMultilevel"/>
     <w:tmpl w:val="F5AC7E98"/>
@@ -24523,7 +29035,7 @@
       </w:pPr>
     </w:lvl>
   </w:abstractNum>
-  <w:abstractNum w:abstractNumId="22" w15:restartNumberingAfterBreak="0">
+  <w:abstractNum w:abstractNumId="36" w15:restartNumberingAfterBreak="0">
     <w:nsid w:val="561934C3"/>
     <w:multiLevelType w:val="hybridMultilevel"/>
     <w:tmpl w:val="4EF68464"/>
@@ -24612,7 +29124,7 @@
       </w:pPr>
     </w:lvl>
   </w:abstractNum>
-  <w:abstractNum w:abstractNumId="23" w15:restartNumberingAfterBreak="0">
+  <w:abstractNum w:abstractNumId="37" w15:restartNumberingAfterBreak="0">
     <w:nsid w:val="5C2366B6"/>
     <w:multiLevelType w:val="hybridMultilevel"/>
     <w:tmpl w:val="58E83A30"/>
@@ -24725,7 +29237,7 @@
       </w:rPr>
     </w:lvl>
   </w:abstractNum>
-  <w:abstractNum w:abstractNumId="24" w15:restartNumberingAfterBreak="0">
+  <w:abstractNum w:abstractNumId="38" w15:restartNumberingAfterBreak="0">
     <w:nsid w:val="61414DE0"/>
     <w:multiLevelType w:val="hybridMultilevel"/>
     <w:tmpl w:val="B0C28F26"/>
@@ -24838,7 +29350,7 @@
       </w:rPr>
     </w:lvl>
   </w:abstractNum>
-  <w:abstractNum w:abstractNumId="25" w15:restartNumberingAfterBreak="0">
+  <w:abstractNum w:abstractNumId="39" w15:restartNumberingAfterBreak="0">
     <w:nsid w:val="745B2877"/>
     <w:multiLevelType w:val="hybridMultilevel"/>
     <w:tmpl w:val="3DCE7578"/>
@@ -24951,7 +29463,7 @@
       </w:rPr>
     </w:lvl>
   </w:abstractNum>
-  <w:abstractNum w:abstractNumId="26" w15:restartNumberingAfterBreak="0">
+  <w:abstractNum w:abstractNumId="40" w15:restartNumberingAfterBreak="0">
     <w:nsid w:val="766E321F"/>
     <w:multiLevelType w:val="hybridMultilevel"/>
     <w:tmpl w:val="0B2AB368"/>
@@ -25064,7 +29576,346 @@
       </w:rPr>
     </w:lvl>
   </w:abstractNum>
-  <w:abstractNum w:abstractNumId="27" w15:restartNumberingAfterBreak="0">
+  <w:abstractNum w:abstractNumId="41" w15:restartNumberingAfterBreak="0">
+    <w:nsid w:val="77B52173"/>
+    <w:multiLevelType w:val="hybridMultilevel"/>
+    <w:tmpl w:val="EA40515A"/>
+    <w:lvl w:ilvl="0" w:tplc="822C7756">
+      <w:start w:val="2"/>
+      <w:numFmt w:val="bullet"/>
+      <w:lvlText w:val="-"/>
+      <w:lvlJc w:val="left"/>
+      <w:pPr>
+        <w:ind w:left="862" w:hanging="360"/>
+      </w:pPr>
+      <w:rPr>
+        <w:rFonts w:ascii="Arial" w:eastAsiaTheme="minorHAnsi" w:hAnsi="Arial" w:cs="Arial" w:hint="default"/>
+      </w:rPr>
+    </w:lvl>
+    <w:lvl w:ilvl="1" w:tplc="0C0A0003" w:tentative="1">
+      <w:start w:val="1"/>
+      <w:numFmt w:val="bullet"/>
+      <w:lvlText w:val="o"/>
+      <w:lvlJc w:val="left"/>
+      <w:pPr>
+        <w:ind w:left="1582" w:hanging="360"/>
+      </w:pPr>
+      <w:rPr>
+        <w:rFonts w:ascii="Courier New" w:hAnsi="Courier New" w:cs="Courier New" w:hint="default"/>
+      </w:rPr>
+    </w:lvl>
+    <w:lvl w:ilvl="2" w:tplc="0C0A0005" w:tentative="1">
+      <w:start w:val="1"/>
+      <w:numFmt w:val="bullet"/>
+      <w:lvlText w:val=""/>
+      <w:lvlJc w:val="left"/>
+      <w:pPr>
+        <w:ind w:left="2302" w:hanging="360"/>
+      </w:pPr>
+      <w:rPr>
+        <w:rFonts w:ascii="Wingdings" w:hAnsi="Wingdings" w:hint="default"/>
+      </w:rPr>
+    </w:lvl>
+    <w:lvl w:ilvl="3" w:tplc="0C0A0001" w:tentative="1">
+      <w:start w:val="1"/>
+      <w:numFmt w:val="bullet"/>
+      <w:lvlText w:val=""/>
+      <w:lvlJc w:val="left"/>
+      <w:pPr>
+        <w:ind w:left="3022" w:hanging="360"/>
+      </w:pPr>
+      <w:rPr>
+        <w:rFonts w:ascii="Symbol" w:hAnsi="Symbol" w:hint="default"/>
+      </w:rPr>
+    </w:lvl>
+    <w:lvl w:ilvl="4" w:tplc="0C0A0003" w:tentative="1">
+      <w:start w:val="1"/>
+      <w:numFmt w:val="bullet"/>
+      <w:lvlText w:val="o"/>
+      <w:lvlJc w:val="left"/>
+      <w:pPr>
+        <w:ind w:left="3742" w:hanging="360"/>
+      </w:pPr>
+      <w:rPr>
+        <w:rFonts w:ascii="Courier New" w:hAnsi="Courier New" w:cs="Courier New" w:hint="default"/>
+      </w:rPr>
+    </w:lvl>
+    <w:lvl w:ilvl="5" w:tplc="0C0A0005" w:tentative="1">
+      <w:start w:val="1"/>
+      <w:numFmt w:val="bullet"/>
+      <w:lvlText w:val=""/>
+      <w:lvlJc w:val="left"/>
+      <w:pPr>
+        <w:ind w:left="4462" w:hanging="360"/>
+      </w:pPr>
+      <w:rPr>
+        <w:rFonts w:ascii="Wingdings" w:hAnsi="Wingdings" w:hint="default"/>
+      </w:rPr>
+    </w:lvl>
+    <w:lvl w:ilvl="6" w:tplc="0C0A0001" w:tentative="1">
+      <w:start w:val="1"/>
+      <w:numFmt w:val="bullet"/>
+      <w:lvlText w:val=""/>
+      <w:lvlJc w:val="left"/>
+      <w:pPr>
+        <w:ind w:left="5182" w:hanging="360"/>
+      </w:pPr>
+      <w:rPr>
+        <w:rFonts w:ascii="Symbol" w:hAnsi="Symbol" w:hint="default"/>
+      </w:rPr>
+    </w:lvl>
+    <w:lvl w:ilvl="7" w:tplc="0C0A0003" w:tentative="1">
+      <w:start w:val="1"/>
+      <w:numFmt w:val="bullet"/>
+      <w:lvlText w:val="o"/>
+      <w:lvlJc w:val="left"/>
+      <w:pPr>
+        <w:ind w:left="5902" w:hanging="360"/>
+      </w:pPr>
+      <w:rPr>
+        <w:rFonts w:ascii="Courier New" w:hAnsi="Courier New" w:cs="Courier New" w:hint="default"/>
+      </w:rPr>
+    </w:lvl>
+    <w:lvl w:ilvl="8" w:tplc="0C0A0005" w:tentative="1">
+      <w:start w:val="1"/>
+      <w:numFmt w:val="bullet"/>
+      <w:lvlText w:val=""/>
+      <w:lvlJc w:val="left"/>
+      <w:pPr>
+        <w:ind w:left="6622" w:hanging="360"/>
+      </w:pPr>
+      <w:rPr>
+        <w:rFonts w:ascii="Wingdings" w:hAnsi="Wingdings" w:hint="default"/>
+      </w:rPr>
+    </w:lvl>
+  </w:abstractNum>
+  <w:abstractNum w:abstractNumId="42" w15:restartNumberingAfterBreak="0">
+    <w:nsid w:val="78A6510D"/>
+    <w:multiLevelType w:val="hybridMultilevel"/>
+    <w:tmpl w:val="2E0A9992"/>
+    <w:lvl w:ilvl="0" w:tplc="822C7756">
+      <w:start w:val="2"/>
+      <w:numFmt w:val="bullet"/>
+      <w:lvlText w:val="-"/>
+      <w:lvlJc w:val="left"/>
+      <w:pPr>
+        <w:ind w:left="862" w:hanging="360"/>
+      </w:pPr>
+      <w:rPr>
+        <w:rFonts w:ascii="Arial" w:eastAsiaTheme="minorHAnsi" w:hAnsi="Arial" w:cs="Arial" w:hint="default"/>
+      </w:rPr>
+    </w:lvl>
+    <w:lvl w:ilvl="1" w:tplc="0C0A0003" w:tentative="1">
+      <w:start w:val="1"/>
+      <w:numFmt w:val="bullet"/>
+      <w:lvlText w:val="o"/>
+      <w:lvlJc w:val="left"/>
+      <w:pPr>
+        <w:ind w:left="1582" w:hanging="360"/>
+      </w:pPr>
+      <w:rPr>
+        <w:rFonts w:ascii="Courier New" w:hAnsi="Courier New" w:cs="Courier New" w:hint="default"/>
+      </w:rPr>
+    </w:lvl>
+    <w:lvl w:ilvl="2" w:tplc="0C0A0005" w:tentative="1">
+      <w:start w:val="1"/>
+      <w:numFmt w:val="bullet"/>
+      <w:lvlText w:val=""/>
+      <w:lvlJc w:val="left"/>
+      <w:pPr>
+        <w:ind w:left="2302" w:hanging="360"/>
+      </w:pPr>
+      <w:rPr>
+        <w:rFonts w:ascii="Wingdings" w:hAnsi="Wingdings" w:hint="default"/>
+      </w:rPr>
+    </w:lvl>
+    <w:lvl w:ilvl="3" w:tplc="0C0A0001" w:tentative="1">
+      <w:start w:val="1"/>
+      <w:numFmt w:val="bullet"/>
+      <w:lvlText w:val=""/>
+      <w:lvlJc w:val="left"/>
+      <w:pPr>
+        <w:ind w:left="3022" w:hanging="360"/>
+      </w:pPr>
+      <w:rPr>
+        <w:rFonts w:ascii="Symbol" w:hAnsi="Symbol" w:hint="default"/>
+      </w:rPr>
+    </w:lvl>
+    <w:lvl w:ilvl="4" w:tplc="0C0A0003" w:tentative="1">
+      <w:start w:val="1"/>
+      <w:numFmt w:val="bullet"/>
+      <w:lvlText w:val="o"/>
+      <w:lvlJc w:val="left"/>
+      <w:pPr>
+        <w:ind w:left="3742" w:hanging="360"/>
+      </w:pPr>
+      <w:rPr>
+        <w:rFonts w:ascii="Courier New" w:hAnsi="Courier New" w:cs="Courier New" w:hint="default"/>
+      </w:rPr>
+    </w:lvl>
+    <w:lvl w:ilvl="5" w:tplc="0C0A0005" w:tentative="1">
+      <w:start w:val="1"/>
+      <w:numFmt w:val="bullet"/>
+      <w:lvlText w:val=""/>
+      <w:lvlJc w:val="left"/>
+      <w:pPr>
+        <w:ind w:left="4462" w:hanging="360"/>
+      </w:pPr>
+      <w:rPr>
+        <w:rFonts w:ascii="Wingdings" w:hAnsi="Wingdings" w:hint="default"/>
+      </w:rPr>
+    </w:lvl>
+    <w:lvl w:ilvl="6" w:tplc="0C0A0001" w:tentative="1">
+      <w:start w:val="1"/>
+      <w:numFmt w:val="bullet"/>
+      <w:lvlText w:val=""/>
+      <w:lvlJc w:val="left"/>
+      <w:pPr>
+        <w:ind w:left="5182" w:hanging="360"/>
+      </w:pPr>
+      <w:rPr>
+        <w:rFonts w:ascii="Symbol" w:hAnsi="Symbol" w:hint="default"/>
+      </w:rPr>
+    </w:lvl>
+    <w:lvl w:ilvl="7" w:tplc="0C0A0003" w:tentative="1">
+      <w:start w:val="1"/>
+      <w:numFmt w:val="bullet"/>
+      <w:lvlText w:val="o"/>
+      <w:lvlJc w:val="left"/>
+      <w:pPr>
+        <w:ind w:left="5902" w:hanging="360"/>
+      </w:pPr>
+      <w:rPr>
+        <w:rFonts w:ascii="Courier New" w:hAnsi="Courier New" w:cs="Courier New" w:hint="default"/>
+      </w:rPr>
+    </w:lvl>
+    <w:lvl w:ilvl="8" w:tplc="0C0A0005" w:tentative="1">
+      <w:start w:val="1"/>
+      <w:numFmt w:val="bullet"/>
+      <w:lvlText w:val=""/>
+      <w:lvlJc w:val="left"/>
+      <w:pPr>
+        <w:ind w:left="6622" w:hanging="360"/>
+      </w:pPr>
+      <w:rPr>
+        <w:rFonts w:ascii="Wingdings" w:hAnsi="Wingdings" w:hint="default"/>
+      </w:rPr>
+    </w:lvl>
+  </w:abstractNum>
+  <w:abstractNum w:abstractNumId="43" w15:restartNumberingAfterBreak="0">
+    <w:nsid w:val="79C1407A"/>
+    <w:multiLevelType w:val="hybridMultilevel"/>
+    <w:tmpl w:val="806077C8"/>
+    <w:lvl w:ilvl="0" w:tplc="822C7756">
+      <w:start w:val="2"/>
+      <w:numFmt w:val="bullet"/>
+      <w:lvlText w:val="-"/>
+      <w:lvlJc w:val="left"/>
+      <w:pPr>
+        <w:ind w:left="862" w:hanging="360"/>
+      </w:pPr>
+      <w:rPr>
+        <w:rFonts w:ascii="Arial" w:eastAsiaTheme="minorHAnsi" w:hAnsi="Arial" w:cs="Arial" w:hint="default"/>
+      </w:rPr>
+    </w:lvl>
+    <w:lvl w:ilvl="1" w:tplc="0C0A0003" w:tentative="1">
+      <w:start w:val="1"/>
+      <w:numFmt w:val="bullet"/>
+      <w:lvlText w:val="o"/>
+      <w:lvlJc w:val="left"/>
+      <w:pPr>
+        <w:ind w:left="1582" w:hanging="360"/>
+      </w:pPr>
+      <w:rPr>
+        <w:rFonts w:ascii="Courier New" w:hAnsi="Courier New" w:cs="Courier New" w:hint="default"/>
+      </w:rPr>
+    </w:lvl>
+    <w:lvl w:ilvl="2" w:tplc="0C0A0005" w:tentative="1">
+      <w:start w:val="1"/>
+      <w:numFmt w:val="bullet"/>
+      <w:lvlText w:val=""/>
+      <w:lvlJc w:val="left"/>
+      <w:pPr>
+        <w:ind w:left="2302" w:hanging="360"/>
+      </w:pPr>
+      <w:rPr>
+        <w:rFonts w:ascii="Wingdings" w:hAnsi="Wingdings" w:hint="default"/>
+      </w:rPr>
+    </w:lvl>
+    <w:lvl w:ilvl="3" w:tplc="0C0A0001" w:tentative="1">
+      <w:start w:val="1"/>
+      <w:numFmt w:val="bullet"/>
+      <w:lvlText w:val=""/>
+      <w:lvlJc w:val="left"/>
+      <w:pPr>
+        <w:ind w:left="3022" w:hanging="360"/>
+      </w:pPr>
+      <w:rPr>
+        <w:rFonts w:ascii="Symbol" w:hAnsi="Symbol" w:hint="default"/>
+      </w:rPr>
+    </w:lvl>
+    <w:lvl w:ilvl="4" w:tplc="0C0A0003" w:tentative="1">
+      <w:start w:val="1"/>
+      <w:numFmt w:val="bullet"/>
+      <w:lvlText w:val="o"/>
+      <w:lvlJc w:val="left"/>
+      <w:pPr>
+        <w:ind w:left="3742" w:hanging="360"/>
+      </w:pPr>
+      <w:rPr>
+        <w:rFonts w:ascii="Courier New" w:hAnsi="Courier New" w:cs="Courier New" w:hint="default"/>
+      </w:rPr>
+    </w:lvl>
+    <w:lvl w:ilvl="5" w:tplc="0C0A0005" w:tentative="1">
+      <w:start w:val="1"/>
+      <w:numFmt w:val="bullet"/>
+      <w:lvlText w:val=""/>
+      <w:lvlJc w:val="left"/>
+      <w:pPr>
+        <w:ind w:left="4462" w:hanging="360"/>
+      </w:pPr>
+      <w:rPr>
+        <w:rFonts w:ascii="Wingdings" w:hAnsi="Wingdings" w:hint="default"/>
+      </w:rPr>
+    </w:lvl>
+    <w:lvl w:ilvl="6" w:tplc="0C0A0001" w:tentative="1">
+      <w:start w:val="1"/>
+      <w:numFmt w:val="bullet"/>
+      <w:lvlText w:val=""/>
+      <w:lvlJc w:val="left"/>
+      <w:pPr>
+        <w:ind w:left="5182" w:hanging="360"/>
+      </w:pPr>
+      <w:rPr>
+        <w:rFonts w:ascii="Symbol" w:hAnsi="Symbol" w:hint="default"/>
+      </w:rPr>
+    </w:lvl>
+    <w:lvl w:ilvl="7" w:tplc="0C0A0003" w:tentative="1">
+      <w:start w:val="1"/>
+      <w:numFmt w:val="bullet"/>
+      <w:lvlText w:val="o"/>
+      <w:lvlJc w:val="left"/>
+      <w:pPr>
+        <w:ind w:left="5902" w:hanging="360"/>
+      </w:pPr>
+      <w:rPr>
+        <w:rFonts w:ascii="Courier New" w:hAnsi="Courier New" w:cs="Courier New" w:hint="default"/>
+      </w:rPr>
+    </w:lvl>
+    <w:lvl w:ilvl="8" w:tplc="0C0A0005" w:tentative="1">
+      <w:start w:val="1"/>
+      <w:numFmt w:val="bullet"/>
+      <w:lvlText w:val=""/>
+      <w:lvlJc w:val="left"/>
+      <w:pPr>
+        <w:ind w:left="6622" w:hanging="360"/>
+      </w:pPr>
+      <w:rPr>
+        <w:rFonts w:ascii="Wingdings" w:hAnsi="Wingdings" w:hint="default"/>
+      </w:rPr>
+    </w:lvl>
+  </w:abstractNum>
+  <w:abstractNum w:abstractNumId="44" w15:restartNumberingAfterBreak="0">
     <w:nsid w:val="7B6812BC"/>
     <w:multiLevelType w:val="hybridMultilevel"/>
     <w:tmpl w:val="B4D4A3B4"/>
@@ -25177,7 +30028,7 @@
       </w:rPr>
     </w:lvl>
   </w:abstractNum>
-  <w:abstractNum w:abstractNumId="28" w15:restartNumberingAfterBreak="0">
+  <w:abstractNum w:abstractNumId="45" w15:restartNumberingAfterBreak="0">
     <w:nsid w:val="7C2A3DA0"/>
     <w:multiLevelType w:val="hybridMultilevel"/>
     <w:tmpl w:val="26A6F206"/>
@@ -25264,91 +30115,142 @@
     </w:lvl>
   </w:abstractNum>
   <w:num w:numId="1" w16cid:durableId="2035111812">
+    <w:abstractNumId w:val="21"/>
+  </w:num>
+  <w:num w:numId="2" w16cid:durableId="466168312">
+    <w:abstractNumId w:val="23"/>
+  </w:num>
+  <w:num w:numId="3" w16cid:durableId="252200498">
+    <w:abstractNumId w:val="33"/>
+  </w:num>
+  <w:num w:numId="4" w16cid:durableId="1824657007">
+    <w:abstractNumId w:val="35"/>
+  </w:num>
+  <w:num w:numId="5" w16cid:durableId="692651846">
+    <w:abstractNumId w:val="44"/>
+  </w:num>
+  <w:num w:numId="6" w16cid:durableId="1112555354">
+    <w:abstractNumId w:val="30"/>
+  </w:num>
+  <w:num w:numId="7" w16cid:durableId="285239225">
+    <w:abstractNumId w:val="5"/>
+  </w:num>
+  <w:num w:numId="8" w16cid:durableId="1722510329">
+    <w:abstractNumId w:val="18"/>
+  </w:num>
+  <w:num w:numId="9" w16cid:durableId="1382316948">
+    <w:abstractNumId w:val="4"/>
+  </w:num>
+  <w:num w:numId="10" w16cid:durableId="294914306">
+    <w:abstractNumId w:val="13"/>
+  </w:num>
+  <w:num w:numId="11" w16cid:durableId="1012150524">
+    <w:abstractNumId w:val="29"/>
+  </w:num>
+  <w:num w:numId="12" w16cid:durableId="1474908486">
     <w:abstractNumId w:val="12"/>
   </w:num>
-  <w:num w:numId="2" w16cid:durableId="466168312">
+  <w:num w:numId="13" w16cid:durableId="272370998">
+    <w:abstractNumId w:val="20"/>
+  </w:num>
+  <w:num w:numId="14" w16cid:durableId="14890660">
+    <w:abstractNumId w:val="36"/>
+  </w:num>
+  <w:num w:numId="15" w16cid:durableId="1162352676">
+    <w:abstractNumId w:val="38"/>
+  </w:num>
+  <w:num w:numId="16" w16cid:durableId="132212933">
+    <w:abstractNumId w:val="27"/>
+  </w:num>
+  <w:num w:numId="17" w16cid:durableId="1466847293">
+    <w:abstractNumId w:val="45"/>
+  </w:num>
+  <w:num w:numId="18" w16cid:durableId="1060177845">
+    <w:abstractNumId w:val="31"/>
+  </w:num>
+  <w:num w:numId="19" w16cid:durableId="1984701359">
+    <w:abstractNumId w:val="22"/>
+  </w:num>
+  <w:num w:numId="20" w16cid:durableId="90980586">
+    <w:abstractNumId w:val="2"/>
+  </w:num>
+  <w:num w:numId="21" w16cid:durableId="769006777">
+    <w:abstractNumId w:val="10"/>
+  </w:num>
+  <w:num w:numId="22" w16cid:durableId="1541939321">
+    <w:abstractNumId w:val="40"/>
+  </w:num>
+  <w:num w:numId="23" w16cid:durableId="1504474171">
+    <w:abstractNumId w:val="28"/>
+  </w:num>
+  <w:num w:numId="24" w16cid:durableId="2088140205">
+    <w:abstractNumId w:val="15"/>
+  </w:num>
+  <w:num w:numId="25" w16cid:durableId="272368259">
+    <w:abstractNumId w:val="8"/>
+  </w:num>
+  <w:num w:numId="26" w16cid:durableId="647175826">
+    <w:abstractNumId w:val="3"/>
+  </w:num>
+  <w:num w:numId="27" w16cid:durableId="1263033452">
+    <w:abstractNumId w:val="39"/>
+  </w:num>
+  <w:num w:numId="28" w16cid:durableId="2085250483">
+    <w:abstractNumId w:val="37"/>
+  </w:num>
+  <w:num w:numId="29" w16cid:durableId="59259136">
+    <w:abstractNumId w:val="1"/>
+  </w:num>
+  <w:num w:numId="30" w16cid:durableId="2001618637">
+    <w:abstractNumId w:val="41"/>
+  </w:num>
+  <w:num w:numId="31" w16cid:durableId="1106117604">
+    <w:abstractNumId w:val="42"/>
+  </w:num>
+  <w:num w:numId="32" w16cid:durableId="1062748986">
+    <w:abstractNumId w:val="34"/>
+  </w:num>
+  <w:num w:numId="33" w16cid:durableId="2068913560">
+    <w:abstractNumId w:val="9"/>
+  </w:num>
+  <w:num w:numId="34" w16cid:durableId="721907533">
+    <w:abstractNumId w:val="17"/>
+  </w:num>
+  <w:num w:numId="35" w16cid:durableId="1224827084">
+    <w:abstractNumId w:val="32"/>
+  </w:num>
+  <w:num w:numId="36" w16cid:durableId="1117988694">
     <w:abstractNumId w:val="14"/>
   </w:num>
-  <w:num w:numId="3" w16cid:durableId="252200498">
-    <w:abstractNumId w:val="20"/>
+  <w:num w:numId="37" w16cid:durableId="952326012">
+    <w:abstractNumId w:val="43"/>
   </w:num>
-  <w:num w:numId="4" w16cid:durableId="1824657007">
-    <w:abstractNumId w:val="21"/>
+  <w:num w:numId="38" w16cid:durableId="1071466918">
+    <w:abstractNumId w:val="11"/>
   </w:num>
-  <w:num w:numId="5" w16cid:durableId="692651846">
-    <w:abstractNumId w:val="27"/>
+  <w:num w:numId="39" w16cid:durableId="1561406447">
+    <w:abstractNumId w:val="16"/>
   </w:num>
-  <w:num w:numId="6" w16cid:durableId="1112555354">
-    <w:abstractNumId w:val="18"/>
+  <w:num w:numId="40" w16cid:durableId="1794522117">
+    <w:abstractNumId w:val="25"/>
   </w:num>
-  <w:num w:numId="7" w16cid:durableId="285239225">
-    <w:abstractNumId w:val="4"/>
-  </w:num>
-  <w:num w:numId="8" w16cid:durableId="1722510329">
-    <w:abstractNumId w:val="10"/>
-  </w:num>
-  <w:num w:numId="9" w16cid:durableId="1382316948">
-    <w:abstractNumId w:val="3"/>
-  </w:num>
-  <w:num w:numId="10" w16cid:durableId="294914306">
-    <w:abstractNumId w:val="8"/>
-  </w:num>
-  <w:num w:numId="11" w16cid:durableId="1012150524">
-    <w:abstractNumId w:val="17"/>
-  </w:num>
-  <w:num w:numId="12" w16cid:durableId="1474908486">
+  <w:num w:numId="41" w16cid:durableId="571355009">
     <w:abstractNumId w:val="7"/>
   </w:num>
-  <w:num w:numId="13" w16cid:durableId="272370998">
-    <w:abstractNumId w:val="11"/>
+  <w:num w:numId="42" w16cid:durableId="1172329177">
+    <w:abstractNumId w:val="0"/>
   </w:num>
-  <w:num w:numId="14" w16cid:durableId="14890660">
-    <w:abstractNumId w:val="22"/>
+  <w:num w:numId="43" w16cid:durableId="1311207649">
+    <w:abstractNumId w:val="19"/>
   </w:num>
-  <w:num w:numId="15" w16cid:durableId="1162352676">
+  <w:num w:numId="44" w16cid:durableId="761336804">
     <w:abstractNumId w:val="24"/>
   </w:num>
-  <w:num w:numId="16" w16cid:durableId="132212933">
-    <w:abstractNumId w:val="15"/>
-  </w:num>
-  <w:num w:numId="17" w16cid:durableId="1466847293">
-    <w:abstractNumId w:val="28"/>
-  </w:num>
-  <w:num w:numId="18" w16cid:durableId="1060177845">
-    <w:abstractNumId w:val="19"/>
-  </w:num>
-  <w:num w:numId="19" w16cid:durableId="1984701359">
-    <w:abstractNumId w:val="13"/>
-  </w:num>
-  <w:num w:numId="20" w16cid:durableId="90980586">
-    <w:abstractNumId w:val="1"/>
-  </w:num>
-  <w:num w:numId="21" w16cid:durableId="769006777">
+  <w:num w:numId="45" w16cid:durableId="1666278957">
     <w:abstractNumId w:val="6"/>
   </w:num>
-  <w:num w:numId="22" w16cid:durableId="1541939321">
+  <w:num w:numId="46" w16cid:durableId="1109548022">
     <w:abstractNumId w:val="26"/>
-  </w:num>
-  <w:num w:numId="23" w16cid:durableId="1504474171">
-    <w:abstractNumId w:val="16"/>
-  </w:num>
-  <w:num w:numId="24" w16cid:durableId="2088140205">
-    <w:abstractNumId w:val="9"/>
-  </w:num>
-  <w:num w:numId="25" w16cid:durableId="272368259">
-    <w:abstractNumId w:val="5"/>
-  </w:num>
-  <w:num w:numId="26" w16cid:durableId="647175826">
-    <w:abstractNumId w:val="2"/>
-  </w:num>
-  <w:num w:numId="27" w16cid:durableId="1263033452">
-    <w:abstractNumId w:val="25"/>
-  </w:num>
-  <w:num w:numId="28" w16cid:durableId="2085250483">
-    <w:abstractNumId w:val="23"/>
-  </w:num>
-  <w:num w:numId="29" w16cid:durableId="59259136">
-    <w:abstractNumId w:val="0"/>
   </w:num>
 </w:numbering>
 </file>
@@ -25821,7 +30723,6 @@
   <w:style w:type="character" w:default="1" w:styleId="Fuentedeprrafopredeter">
     <w:name w:val="Default Paragraph Font"/>
     <w:uiPriority w:val="1"/>
-    <w:semiHidden/>
     <w:unhideWhenUsed/>
   </w:style>
   <w:style w:type="table" w:default="1" w:styleId="Tablanormal">

--- a/memoria.docx
+++ b/memoria.docx
@@ -459,15 +459,145 @@
     </w:p>
     <w:p>
       <w:pPr>
-        <w:rPr>
-          <w:color w:val="FF0000"/>
-        </w:rPr>
-      </w:pPr>
-      <w:r>
-        <w:rPr>
-          <w:color w:val="FF0000"/>
-        </w:rPr>
-        <w:t>TO DO</w:t>
+        <w:jc w:val="both"/>
+        <w:rPr>
+          <w:rFonts w:ascii="Arial" w:hAnsi="Arial" w:cs="Arial"/>
+          <w:sz w:val="24"/>
+          <w:szCs w:val="24"/>
+        </w:rPr>
+      </w:pPr>
+      <w:r>
+        <w:rPr>
+          <w:rFonts w:ascii="Arial" w:hAnsi="Arial" w:cs="Arial"/>
+          <w:sz w:val="24"/>
+          <w:szCs w:val="24"/>
+        </w:rPr>
+        <w:t>Este proyecto</w:t>
+      </w:r>
+      <w:r>
+        <w:rPr>
+          <w:rFonts w:ascii="Arial" w:hAnsi="Arial" w:cs="Arial"/>
+          <w:sz w:val="24"/>
+          <w:szCs w:val="24"/>
+        </w:rPr>
+        <w:t xml:space="preserve"> </w:t>
+      </w:r>
+      <w:r>
+        <w:rPr>
+          <w:rFonts w:ascii="Arial" w:hAnsi="Arial" w:cs="Arial"/>
+          <w:sz w:val="24"/>
+          <w:szCs w:val="24"/>
+        </w:rPr>
+        <w:t xml:space="preserve">consiste en el diseño y ejecución de un sistema integral de análisis aplicado a la agricultura y ganadería global. El objetivo fundamental es la integración de grandes volúmenes de datos provenientes de </w:t>
+      </w:r>
+      <w:r>
+        <w:rPr>
+          <w:rFonts w:ascii="Arial" w:hAnsi="Arial" w:cs="Arial"/>
+          <w:sz w:val="24"/>
+          <w:szCs w:val="24"/>
+        </w:rPr>
+        <w:t xml:space="preserve">las </w:t>
+      </w:r>
+      <w:r>
+        <w:rPr>
+          <w:rFonts w:ascii="Arial" w:hAnsi="Arial" w:cs="Arial"/>
+          <w:sz w:val="24"/>
+          <w:szCs w:val="24"/>
+        </w:rPr>
+        <w:t xml:space="preserve">fuentes </w:t>
+      </w:r>
+      <w:r>
+        <w:rPr>
+          <w:rFonts w:ascii="Arial" w:hAnsi="Arial" w:cs="Arial"/>
+          <w:sz w:val="24"/>
+          <w:szCs w:val="24"/>
+        </w:rPr>
+        <w:t>suministradas</w:t>
+      </w:r>
+      <w:r>
+        <w:rPr>
+          <w:rFonts w:ascii="Arial" w:hAnsi="Arial" w:cs="Arial"/>
+          <w:sz w:val="24"/>
+          <w:szCs w:val="24"/>
+        </w:rPr>
+        <w:t xml:space="preserve"> para generar conocimiento estratégico que facilite la toma de decisiones, mejore la sostenibilidad y permita una gestión eficiente de los recursos en el sector </w:t>
+      </w:r>
+      <w:r>
+        <w:rPr>
+          <w:rFonts w:ascii="Arial" w:hAnsi="Arial" w:cs="Arial"/>
+          <w:sz w:val="24"/>
+          <w:szCs w:val="24"/>
+        </w:rPr>
+        <w:t>agrícola y ganadero</w:t>
+      </w:r>
+    </w:p>
+    <w:p>
+      <w:pPr>
+        <w:jc w:val="both"/>
+        <w:rPr>
+          <w:rFonts w:ascii="Arial" w:hAnsi="Arial" w:cs="Arial"/>
+          <w:sz w:val="24"/>
+          <w:szCs w:val="24"/>
+        </w:rPr>
+      </w:pPr>
+      <w:r>
+        <w:rPr>
+          <w:rFonts w:ascii="Arial" w:hAnsi="Arial" w:cs="Arial"/>
+          <w:sz w:val="24"/>
+          <w:szCs w:val="24"/>
+        </w:rPr>
+        <w:t xml:space="preserve">La metodología se articula en torno a una robusta fase de prospección de información y procesos ETL. En esta etapa, se unificaron datos estructurados, semi-estructurados y no estructurados. Se aplicaron técnicas avanzadas de limpieza y calidad de datos para gestionar la presencia de valores nulos y anomalías temporales, asegurando la consistencia de los datasets mediante transformaciones de ingeniería de características y normalización de variables. El Análisis Exploratorio de Datos (EDA) posterior permitió identificar patrones de correlación entre el uso de </w:t>
+      </w:r>
+      <w:r>
+        <w:rPr>
+          <w:rFonts w:ascii="Arial" w:hAnsi="Arial" w:cs="Arial"/>
+          <w:sz w:val="24"/>
+          <w:szCs w:val="24"/>
+        </w:rPr>
+        <w:t>recursos</w:t>
+      </w:r>
+      <w:r>
+        <w:rPr>
+          <w:rFonts w:ascii="Arial" w:hAnsi="Arial" w:cs="Arial"/>
+          <w:sz w:val="24"/>
+          <w:szCs w:val="24"/>
+        </w:rPr>
+        <w:t>, el rendimiento productivo, el impacto ambiental de las emisiones ganaderas y la influencia del clima en los mercados</w:t>
+      </w:r>
+    </w:p>
+    <w:p>
+      <w:pPr>
+        <w:jc w:val="both"/>
+        <w:rPr>
+          <w:rFonts w:ascii="Arial" w:hAnsi="Arial" w:cs="Arial"/>
+          <w:sz w:val="24"/>
+          <w:szCs w:val="24"/>
+        </w:rPr>
+      </w:pPr>
+      <w:r>
+        <w:rPr>
+          <w:rFonts w:ascii="Arial" w:hAnsi="Arial" w:cs="Arial"/>
+          <w:sz w:val="24"/>
+          <w:szCs w:val="24"/>
+        </w:rPr>
+        <w:t>En el núcleo tecnológico del proyecto, se abordaron seis desafíos mediante modelos de Machine Learning: la predicción de rendimientos agrícolas, la clasificación de riesgo de plagas, la segmentación de perfiles productivos por países, la predicción de tendencias en los precios de mercado, la detección de anomalías en la producción y la recomendación de cultivos óptimos. Para ello, se implementaron y compararon diversas arquitecturas, incluyendo regresiones lineales, algoritmos de ensamble como Random Forest y XGBoost, redes neuronales profundas, y técnicas de aprendizaje no supervisado como K-Means y One-Class SVM.</w:t>
+      </w:r>
+    </w:p>
+    <w:p>
+      <w:pPr>
+        <w:rPr>
+          <w:rFonts w:ascii="Arial" w:hAnsi="Arial" w:cs="Arial"/>
+          <w:sz w:val="24"/>
+          <w:szCs w:val="24"/>
+        </w:rPr>
+      </w:pPr>
+      <w:r>
+        <w:rPr>
+          <w:rFonts w:ascii="Arial" w:hAnsi="Arial" w:cs="Arial"/>
+          <w:sz w:val="24"/>
+          <w:szCs w:val="24"/>
+        </w:rPr>
+        <w:br w:type="page"/>
       </w:r>
     </w:p>
     <w:p>
@@ -492,15 +622,1014 @@
     </w:p>
     <w:p>
       <w:pPr>
-        <w:rPr>
-          <w:color w:val="FF0000"/>
-        </w:rPr>
-      </w:pPr>
-      <w:r>
-        <w:rPr>
-          <w:color w:val="FF0000"/>
-        </w:rPr>
-        <w:t>TO DO</w:t>
+        <w:spacing w:after="120" w:line="240" w:lineRule="auto"/>
+        <w:ind w:left="708"/>
+        <w:rPr>
+          <w:rFonts w:ascii="Arial" w:hAnsi="Arial" w:cs="Arial"/>
+          <w:sz w:val="24"/>
+          <w:szCs w:val="24"/>
+        </w:rPr>
+      </w:pPr>
+      <w:r>
+        <w:rPr>
+          <w:rFonts w:ascii="Arial" w:hAnsi="Arial" w:cs="Arial"/>
+          <w:sz w:val="24"/>
+          <w:szCs w:val="24"/>
+        </w:rPr>
+        <w:t>Resumen</w:t>
+      </w:r>
+    </w:p>
+    <w:p>
+      <w:pPr>
+        <w:spacing w:after="120" w:line="240" w:lineRule="auto"/>
+        <w:ind w:left="708"/>
+        <w:rPr>
+          <w:rFonts w:ascii="Arial" w:hAnsi="Arial" w:cs="Arial"/>
+          <w:sz w:val="24"/>
+          <w:szCs w:val="24"/>
+        </w:rPr>
+      </w:pPr>
+      <w:r>
+        <w:rPr>
+          <w:rFonts w:ascii="Arial" w:hAnsi="Arial" w:cs="Arial"/>
+          <w:sz w:val="24"/>
+          <w:szCs w:val="24"/>
+        </w:rPr>
+        <w:t>Índice</w:t>
+      </w:r>
+    </w:p>
+    <w:p>
+      <w:pPr>
+        <w:spacing w:after="120" w:line="240" w:lineRule="auto"/>
+        <w:ind w:firstLine="708"/>
+        <w:rPr>
+          <w:rFonts w:ascii="Arial" w:hAnsi="Arial" w:cs="Arial"/>
+          <w:sz w:val="24"/>
+          <w:szCs w:val="24"/>
+        </w:rPr>
+      </w:pPr>
+      <w:r>
+        <w:rPr>
+          <w:rFonts w:ascii="Arial" w:hAnsi="Arial" w:cs="Arial"/>
+          <w:sz w:val="24"/>
+          <w:szCs w:val="24"/>
+        </w:rPr>
+        <w:t>1. E</w:t>
+      </w:r>
+      <w:r>
+        <w:rPr>
+          <w:rFonts w:ascii="Arial" w:hAnsi="Arial" w:cs="Arial"/>
+          <w:sz w:val="24"/>
+          <w:szCs w:val="24"/>
+        </w:rPr>
+        <w:t>stado</w:t>
+      </w:r>
+      <w:r>
+        <w:rPr>
+          <w:rFonts w:ascii="Arial" w:hAnsi="Arial" w:cs="Arial"/>
+          <w:sz w:val="24"/>
+          <w:szCs w:val="24"/>
+        </w:rPr>
+        <w:t xml:space="preserve"> del arte</w:t>
+      </w:r>
+    </w:p>
+    <w:p>
+      <w:pPr>
+        <w:spacing w:after="120" w:line="240" w:lineRule="auto"/>
+        <w:ind w:firstLine="708"/>
+        <w:rPr>
+          <w:rFonts w:ascii="Arial" w:hAnsi="Arial" w:cs="Arial"/>
+          <w:sz w:val="24"/>
+          <w:szCs w:val="24"/>
+        </w:rPr>
+      </w:pPr>
+      <w:r>
+        <w:rPr>
+          <w:rFonts w:ascii="Arial" w:hAnsi="Arial" w:cs="Arial"/>
+          <w:sz w:val="24"/>
+          <w:szCs w:val="24"/>
+        </w:rPr>
+        <w:t xml:space="preserve">2. </w:t>
+      </w:r>
+      <w:r>
+        <w:rPr>
+          <w:rFonts w:ascii="Arial" w:hAnsi="Arial" w:cs="Arial"/>
+          <w:sz w:val="24"/>
+          <w:szCs w:val="24"/>
+        </w:rPr>
+        <w:t>Dataset</w:t>
+      </w:r>
+    </w:p>
+    <w:p>
+      <w:pPr>
+        <w:spacing w:after="120" w:line="240" w:lineRule="auto"/>
+        <w:ind w:firstLine="708"/>
+        <w:rPr>
+          <w:rFonts w:ascii="Arial" w:hAnsi="Arial" w:cs="Arial"/>
+          <w:sz w:val="24"/>
+          <w:szCs w:val="24"/>
+        </w:rPr>
+      </w:pPr>
+      <w:r>
+        <w:rPr>
+          <w:rFonts w:ascii="Arial" w:hAnsi="Arial" w:cs="Arial"/>
+          <w:sz w:val="24"/>
+          <w:szCs w:val="24"/>
+        </w:rPr>
+        <w:t xml:space="preserve">3. </w:t>
+      </w:r>
+      <w:r>
+        <w:rPr>
+          <w:rFonts w:ascii="Arial" w:hAnsi="Arial" w:cs="Arial"/>
+          <w:sz w:val="24"/>
+          <w:szCs w:val="24"/>
+        </w:rPr>
+        <w:t>Metodología</w:t>
+      </w:r>
+    </w:p>
+    <w:p>
+      <w:pPr>
+        <w:spacing w:after="120" w:line="240" w:lineRule="auto"/>
+        <w:ind w:left="708" w:firstLine="708"/>
+        <w:rPr>
+          <w:rFonts w:ascii="Arial" w:hAnsi="Arial" w:cs="Arial"/>
+          <w:bCs/>
+          <w:sz w:val="24"/>
+          <w:szCs w:val="24"/>
+        </w:rPr>
+      </w:pPr>
+      <w:r>
+        <w:rPr>
+          <w:rFonts w:ascii="Arial" w:hAnsi="Arial" w:cs="Arial"/>
+          <w:sz w:val="24"/>
+          <w:szCs w:val="24"/>
+        </w:rPr>
+        <w:t xml:space="preserve">3.1. </w:t>
+      </w:r>
+      <w:r>
+        <w:rPr>
+          <w:rFonts w:ascii="Arial" w:hAnsi="Arial" w:cs="Arial"/>
+          <w:bCs/>
+          <w:sz w:val="24"/>
+          <w:szCs w:val="24"/>
+        </w:rPr>
+        <w:t>ETL</w:t>
+      </w:r>
+      <w:r>
+        <w:rPr>
+          <w:rFonts w:ascii="Arial" w:hAnsi="Arial" w:cs="Arial"/>
+          <w:bCs/>
+          <w:sz w:val="24"/>
+          <w:szCs w:val="24"/>
+        </w:rPr>
+        <w:t xml:space="preserve"> </w:t>
+      </w:r>
+      <w:r>
+        <w:rPr>
+          <w:rFonts w:ascii="Arial" w:hAnsi="Arial" w:cs="Arial"/>
+          <w:bCs/>
+          <w:sz w:val="24"/>
+          <w:szCs w:val="24"/>
+        </w:rPr>
+        <w:t>(</w:t>
+      </w:r>
+      <w:proofErr w:type="spellStart"/>
+      <w:r>
+        <w:rPr>
+          <w:rFonts w:ascii="Arial" w:hAnsi="Arial" w:cs="Arial"/>
+          <w:bCs/>
+          <w:sz w:val="24"/>
+          <w:szCs w:val="24"/>
+        </w:rPr>
+        <w:t>Extract</w:t>
+      </w:r>
+      <w:proofErr w:type="spellEnd"/>
+      <w:r>
+        <w:rPr>
+          <w:rFonts w:ascii="Arial" w:hAnsi="Arial" w:cs="Arial"/>
+          <w:bCs/>
+          <w:sz w:val="24"/>
+          <w:szCs w:val="24"/>
+        </w:rPr>
+        <w:t xml:space="preserve">, </w:t>
+      </w:r>
+      <w:proofErr w:type="spellStart"/>
+      <w:r>
+        <w:rPr>
+          <w:rFonts w:ascii="Arial" w:hAnsi="Arial" w:cs="Arial"/>
+          <w:bCs/>
+          <w:sz w:val="24"/>
+          <w:szCs w:val="24"/>
+        </w:rPr>
+        <w:t>transform</w:t>
+      </w:r>
+      <w:proofErr w:type="spellEnd"/>
+      <w:r>
+        <w:rPr>
+          <w:rFonts w:ascii="Arial" w:hAnsi="Arial" w:cs="Arial"/>
+          <w:bCs/>
+          <w:sz w:val="24"/>
+          <w:szCs w:val="24"/>
+        </w:rPr>
+        <w:t>, load)</w:t>
+      </w:r>
+    </w:p>
+    <w:p>
+      <w:pPr>
+        <w:tabs>
+          <w:tab w:val="left" w:pos="708"/>
+          <w:tab w:val="left" w:pos="1416"/>
+          <w:tab w:val="left" w:pos="2124"/>
+          <w:tab w:val="left" w:pos="2832"/>
+          <w:tab w:val="left" w:pos="3540"/>
+          <w:tab w:val="left" w:pos="4248"/>
+          <w:tab w:val="left" w:pos="4956"/>
+          <w:tab w:val="left" w:pos="5664"/>
+          <w:tab w:val="left" w:pos="6750"/>
+        </w:tabs>
+        <w:spacing w:after="120" w:line="240" w:lineRule="auto"/>
+        <w:ind w:left="708" w:firstLine="708"/>
+        <w:rPr>
+          <w:rFonts w:ascii="Arial" w:hAnsi="Arial" w:cs="Arial"/>
+          <w:bCs/>
+          <w:sz w:val="24"/>
+          <w:szCs w:val="24"/>
+        </w:rPr>
+      </w:pPr>
+      <w:r>
+        <w:rPr>
+          <w:rFonts w:ascii="Arial" w:hAnsi="Arial" w:cs="Arial"/>
+          <w:bCs/>
+          <w:sz w:val="24"/>
+          <w:szCs w:val="24"/>
+        </w:rPr>
+        <w:t xml:space="preserve">3.2. </w:t>
+      </w:r>
+      <w:r>
+        <w:rPr>
+          <w:rFonts w:ascii="Arial" w:hAnsi="Arial" w:cs="Arial"/>
+          <w:bCs/>
+          <w:sz w:val="24"/>
+          <w:szCs w:val="24"/>
+        </w:rPr>
+        <w:t>Análisis Exploratorio de Datos (EDA</w:t>
+      </w:r>
+      <w:r>
+        <w:rPr>
+          <w:rFonts w:ascii="Arial" w:hAnsi="Arial" w:cs="Arial"/>
+          <w:bCs/>
+          <w:sz w:val="24"/>
+          <w:szCs w:val="24"/>
+        </w:rPr>
+        <w:t>)</w:t>
+      </w:r>
+    </w:p>
+    <w:p>
+      <w:pPr>
+        <w:tabs>
+          <w:tab w:val="left" w:pos="708"/>
+          <w:tab w:val="left" w:pos="1416"/>
+          <w:tab w:val="left" w:pos="2124"/>
+          <w:tab w:val="left" w:pos="2832"/>
+          <w:tab w:val="left" w:pos="3540"/>
+          <w:tab w:val="left" w:pos="4248"/>
+          <w:tab w:val="left" w:pos="4956"/>
+          <w:tab w:val="left" w:pos="5664"/>
+          <w:tab w:val="left" w:pos="6750"/>
+        </w:tabs>
+        <w:spacing w:after="120" w:line="240" w:lineRule="auto"/>
+        <w:ind w:left="1416" w:firstLine="708"/>
+        <w:rPr>
+          <w:rFonts w:ascii="Arial" w:hAnsi="Arial" w:cs="Arial"/>
+          <w:bCs/>
+          <w:sz w:val="24"/>
+          <w:szCs w:val="24"/>
+        </w:rPr>
+      </w:pPr>
+      <w:r>
+        <w:rPr>
+          <w:rFonts w:ascii="Arial" w:hAnsi="Arial" w:cs="Arial"/>
+          <w:bCs/>
+          <w:sz w:val="24"/>
+          <w:szCs w:val="24"/>
+        </w:rPr>
+        <w:t xml:space="preserve">3.2.1. Datos </w:t>
+      </w:r>
+      <w:r>
+        <w:rPr>
+          <w:rFonts w:ascii="Arial" w:hAnsi="Arial" w:cs="Arial"/>
+          <w:bCs/>
+          <w:sz w:val="24"/>
+          <w:szCs w:val="24"/>
+        </w:rPr>
+        <w:t>estructurados</w:t>
+      </w:r>
+    </w:p>
+    <w:p>
+      <w:pPr>
+        <w:tabs>
+          <w:tab w:val="left" w:pos="708"/>
+          <w:tab w:val="left" w:pos="1416"/>
+          <w:tab w:val="left" w:pos="2124"/>
+          <w:tab w:val="left" w:pos="2832"/>
+          <w:tab w:val="left" w:pos="3540"/>
+          <w:tab w:val="left" w:pos="4248"/>
+          <w:tab w:val="left" w:pos="4956"/>
+          <w:tab w:val="left" w:pos="5664"/>
+          <w:tab w:val="left" w:pos="6750"/>
+        </w:tabs>
+        <w:spacing w:after="120" w:line="240" w:lineRule="auto"/>
+        <w:ind w:left="1416" w:firstLine="708"/>
+        <w:rPr>
+          <w:rFonts w:ascii="Arial" w:hAnsi="Arial" w:cs="Arial"/>
+          <w:bCs/>
+          <w:sz w:val="24"/>
+          <w:szCs w:val="24"/>
+        </w:rPr>
+      </w:pPr>
+      <w:r>
+        <w:rPr>
+          <w:rFonts w:ascii="Arial" w:hAnsi="Arial" w:cs="Arial"/>
+          <w:bCs/>
+          <w:sz w:val="24"/>
+          <w:szCs w:val="24"/>
+        </w:rPr>
+        <w:t xml:space="preserve">3.2.1. Datos </w:t>
+      </w:r>
+      <w:r>
+        <w:rPr>
+          <w:rFonts w:ascii="Arial" w:hAnsi="Arial" w:cs="Arial"/>
+          <w:bCs/>
+          <w:sz w:val="24"/>
+          <w:szCs w:val="24"/>
+        </w:rPr>
+        <w:t>Semi-</w:t>
+      </w:r>
+      <w:r>
+        <w:rPr>
+          <w:rFonts w:ascii="Arial" w:hAnsi="Arial" w:cs="Arial"/>
+          <w:bCs/>
+          <w:sz w:val="24"/>
+          <w:szCs w:val="24"/>
+        </w:rPr>
+        <w:t>estructurados</w:t>
+      </w:r>
+    </w:p>
+    <w:p>
+      <w:pPr>
+        <w:tabs>
+          <w:tab w:val="left" w:pos="708"/>
+          <w:tab w:val="left" w:pos="1416"/>
+          <w:tab w:val="left" w:pos="2124"/>
+          <w:tab w:val="left" w:pos="2832"/>
+          <w:tab w:val="left" w:pos="3540"/>
+          <w:tab w:val="left" w:pos="4248"/>
+          <w:tab w:val="left" w:pos="4956"/>
+          <w:tab w:val="left" w:pos="5664"/>
+          <w:tab w:val="left" w:pos="6750"/>
+        </w:tabs>
+        <w:spacing w:after="120" w:line="240" w:lineRule="auto"/>
+        <w:ind w:left="1416" w:firstLine="708"/>
+        <w:rPr>
+          <w:rFonts w:ascii="Arial" w:hAnsi="Arial" w:cs="Arial"/>
+          <w:bCs/>
+          <w:sz w:val="24"/>
+          <w:szCs w:val="24"/>
+        </w:rPr>
+      </w:pPr>
+      <w:r>
+        <w:rPr>
+          <w:rFonts w:ascii="Arial" w:hAnsi="Arial" w:cs="Arial"/>
+          <w:bCs/>
+          <w:sz w:val="24"/>
+          <w:szCs w:val="24"/>
+        </w:rPr>
+        <w:t xml:space="preserve">3.2.1. Datos </w:t>
+      </w:r>
+      <w:r>
+        <w:rPr>
+          <w:rFonts w:ascii="Arial" w:hAnsi="Arial" w:cs="Arial"/>
+          <w:bCs/>
+          <w:sz w:val="24"/>
+          <w:szCs w:val="24"/>
+        </w:rPr>
+        <w:t>No-</w:t>
+      </w:r>
+      <w:r>
+        <w:rPr>
+          <w:rFonts w:ascii="Arial" w:hAnsi="Arial" w:cs="Arial"/>
+          <w:bCs/>
+          <w:sz w:val="24"/>
+          <w:szCs w:val="24"/>
+        </w:rPr>
+        <w:t>estructurados</w:t>
+      </w:r>
+    </w:p>
+    <w:p>
+      <w:pPr>
+        <w:spacing w:after="120" w:line="240" w:lineRule="auto"/>
+        <w:ind w:left="708" w:firstLine="708"/>
+        <w:rPr>
+          <w:rFonts w:ascii="Arial" w:hAnsi="Arial" w:cs="Arial"/>
+          <w:sz w:val="24"/>
+          <w:szCs w:val="24"/>
+        </w:rPr>
+      </w:pPr>
+      <w:r>
+        <w:rPr>
+          <w:rFonts w:ascii="Arial" w:hAnsi="Arial" w:cs="Arial"/>
+          <w:sz w:val="24"/>
+          <w:szCs w:val="24"/>
+        </w:rPr>
+        <w:t xml:space="preserve">3.3. </w:t>
+      </w:r>
+      <w:r>
+        <w:rPr>
+          <w:rFonts w:ascii="Arial" w:hAnsi="Arial" w:cs="Arial"/>
+          <w:sz w:val="24"/>
+          <w:szCs w:val="24"/>
+        </w:rPr>
+        <w:t>Prospección</w:t>
+      </w:r>
+    </w:p>
+    <w:p>
+      <w:pPr>
+        <w:spacing w:after="120" w:line="240" w:lineRule="auto"/>
+        <w:ind w:left="1416" w:firstLine="708"/>
+        <w:rPr>
+          <w:rFonts w:ascii="Arial" w:hAnsi="Arial" w:cs="Arial"/>
+          <w:sz w:val="24"/>
+          <w:szCs w:val="24"/>
+        </w:rPr>
+      </w:pPr>
+      <w:r>
+        <w:rPr>
+          <w:rFonts w:ascii="Arial" w:hAnsi="Arial" w:cs="Arial"/>
+          <w:sz w:val="24"/>
+          <w:szCs w:val="24"/>
+        </w:rPr>
+        <w:t>Productividad</w:t>
+      </w:r>
+    </w:p>
+    <w:p>
+      <w:pPr>
+        <w:spacing w:after="120" w:line="240" w:lineRule="auto"/>
+        <w:ind w:left="1416" w:firstLine="708"/>
+        <w:rPr>
+          <w:rFonts w:ascii="Arial" w:hAnsi="Arial" w:cs="Arial"/>
+          <w:sz w:val="24"/>
+          <w:szCs w:val="24"/>
+        </w:rPr>
+      </w:pPr>
+      <w:r>
+        <w:rPr>
+          <w:rFonts w:ascii="Arial" w:hAnsi="Arial" w:cs="Arial"/>
+          <w:sz w:val="24"/>
+          <w:szCs w:val="24"/>
+        </w:rPr>
+        <w:t>Sostenibilidad</w:t>
+      </w:r>
+    </w:p>
+    <w:p>
+      <w:pPr>
+        <w:spacing w:after="120" w:line="240" w:lineRule="auto"/>
+        <w:ind w:left="1416" w:firstLine="708"/>
+        <w:rPr>
+          <w:rFonts w:ascii="Arial" w:hAnsi="Arial" w:cs="Arial"/>
+          <w:sz w:val="24"/>
+          <w:szCs w:val="24"/>
+        </w:rPr>
+      </w:pPr>
+      <w:r>
+        <w:rPr>
+          <w:rFonts w:ascii="Arial" w:hAnsi="Arial" w:cs="Arial"/>
+          <w:sz w:val="24"/>
+          <w:szCs w:val="24"/>
+        </w:rPr>
+        <w:t>Riesgo climático</w:t>
+      </w:r>
+    </w:p>
+    <w:p>
+      <w:pPr>
+        <w:spacing w:after="120" w:line="240" w:lineRule="auto"/>
+        <w:ind w:left="1416" w:firstLine="708"/>
+        <w:rPr>
+          <w:rFonts w:ascii="Arial" w:hAnsi="Arial" w:cs="Arial"/>
+          <w:sz w:val="24"/>
+          <w:szCs w:val="24"/>
+        </w:rPr>
+      </w:pPr>
+      <w:r>
+        <w:rPr>
+          <w:rFonts w:ascii="Arial" w:hAnsi="Arial" w:cs="Arial"/>
+          <w:sz w:val="24"/>
+          <w:szCs w:val="24"/>
+        </w:rPr>
+        <w:t>Mercados</w:t>
+      </w:r>
+    </w:p>
+    <w:p>
+      <w:pPr>
+        <w:spacing w:after="120" w:line="240" w:lineRule="auto"/>
+        <w:ind w:left="1416" w:firstLine="708"/>
+        <w:rPr>
+          <w:rFonts w:ascii="Arial" w:hAnsi="Arial" w:cs="Arial"/>
+          <w:sz w:val="24"/>
+          <w:szCs w:val="24"/>
+        </w:rPr>
+      </w:pPr>
+      <w:r>
+        <w:rPr>
+          <w:rFonts w:ascii="Arial" w:hAnsi="Arial" w:cs="Arial"/>
+          <w:sz w:val="24"/>
+          <w:szCs w:val="24"/>
+        </w:rPr>
+        <w:t>Políticas</w:t>
+      </w:r>
+    </w:p>
+    <w:p>
+      <w:pPr>
+        <w:spacing w:after="120" w:line="240" w:lineRule="auto"/>
+        <w:ind w:left="1416" w:firstLine="708"/>
+        <w:rPr>
+          <w:rFonts w:ascii="Arial" w:hAnsi="Arial" w:cs="Arial"/>
+          <w:sz w:val="24"/>
+          <w:szCs w:val="24"/>
+        </w:rPr>
+      </w:pPr>
+      <w:r>
+        <w:rPr>
+          <w:rFonts w:ascii="Arial" w:hAnsi="Arial" w:cs="Arial"/>
+          <w:sz w:val="24"/>
+          <w:szCs w:val="24"/>
+        </w:rPr>
+        <w:t>Sanidad Vegetal</w:t>
+      </w:r>
+    </w:p>
+    <w:p>
+      <w:pPr>
+        <w:spacing w:after="120" w:line="240" w:lineRule="auto"/>
+        <w:ind w:left="708" w:firstLine="708"/>
+        <w:rPr>
+          <w:rFonts w:ascii="Arial" w:hAnsi="Arial" w:cs="Arial"/>
+          <w:sz w:val="24"/>
+          <w:szCs w:val="24"/>
+        </w:rPr>
+      </w:pPr>
+      <w:r>
+        <w:rPr>
+          <w:rFonts w:ascii="Arial" w:hAnsi="Arial" w:cs="Arial"/>
+          <w:sz w:val="24"/>
+          <w:szCs w:val="24"/>
+        </w:rPr>
+        <w:t>3.4. Machine Learning</w:t>
+      </w:r>
+    </w:p>
+    <w:p>
+      <w:pPr>
+        <w:spacing w:after="120" w:line="240" w:lineRule="auto"/>
+        <w:ind w:left="1416" w:firstLine="708"/>
+        <w:rPr>
+          <w:rFonts w:ascii="Arial" w:hAnsi="Arial" w:cs="Arial"/>
+          <w:sz w:val="24"/>
+          <w:szCs w:val="24"/>
+        </w:rPr>
+      </w:pPr>
+      <w:r>
+        <w:rPr>
+          <w:rFonts w:ascii="Arial" w:hAnsi="Arial" w:cs="Arial"/>
+          <w:sz w:val="24"/>
+          <w:szCs w:val="24"/>
+        </w:rPr>
+        <w:t xml:space="preserve">3.4.1. </w:t>
+      </w:r>
+      <w:r>
+        <w:rPr>
+          <w:rFonts w:ascii="Arial" w:hAnsi="Arial" w:cs="Arial"/>
+          <w:sz w:val="24"/>
+          <w:szCs w:val="24"/>
+        </w:rPr>
+        <w:t>Predicción de Rendimiento</w:t>
+      </w:r>
+      <w:r>
+        <w:rPr>
+          <w:rFonts w:ascii="Arial" w:hAnsi="Arial" w:cs="Arial"/>
+          <w:sz w:val="24"/>
+          <w:szCs w:val="24"/>
+        </w:rPr>
+        <w:t xml:space="preserve"> Agricola</w:t>
+      </w:r>
+    </w:p>
+    <w:p>
+      <w:pPr>
+        <w:spacing w:after="120" w:line="240" w:lineRule="auto"/>
+        <w:ind w:left="1416" w:firstLine="708"/>
+        <w:rPr>
+          <w:rFonts w:ascii="Arial" w:hAnsi="Arial" w:cs="Arial"/>
+          <w:sz w:val="24"/>
+          <w:szCs w:val="24"/>
+        </w:rPr>
+      </w:pPr>
+      <w:r>
+        <w:rPr>
+          <w:rFonts w:ascii="Arial" w:hAnsi="Arial" w:cs="Arial"/>
+          <w:sz w:val="24"/>
+          <w:szCs w:val="24"/>
+        </w:rPr>
+        <w:t>3.4.</w:t>
+      </w:r>
+      <w:r>
+        <w:rPr>
+          <w:rFonts w:ascii="Arial" w:hAnsi="Arial" w:cs="Arial"/>
+          <w:sz w:val="24"/>
+          <w:szCs w:val="24"/>
+        </w:rPr>
+        <w:t>2</w:t>
+      </w:r>
+      <w:r>
+        <w:rPr>
+          <w:rFonts w:ascii="Arial" w:hAnsi="Arial" w:cs="Arial"/>
+          <w:sz w:val="24"/>
+          <w:szCs w:val="24"/>
+        </w:rPr>
+        <w:t xml:space="preserve">. </w:t>
+      </w:r>
+      <w:r>
+        <w:rPr>
+          <w:rFonts w:ascii="Arial" w:hAnsi="Arial" w:cs="Arial"/>
+          <w:sz w:val="24"/>
+          <w:szCs w:val="24"/>
+        </w:rPr>
+        <w:t>Clasificación de riesgo</w:t>
+      </w:r>
+      <w:r>
+        <w:rPr>
+          <w:rFonts w:ascii="Arial" w:hAnsi="Arial" w:cs="Arial"/>
+          <w:sz w:val="24"/>
+          <w:szCs w:val="24"/>
+        </w:rPr>
+        <w:t xml:space="preserve"> de plagas</w:t>
+      </w:r>
+    </w:p>
+    <w:p>
+      <w:pPr>
+        <w:spacing w:after="120" w:line="240" w:lineRule="auto"/>
+        <w:ind w:left="1416" w:firstLine="708"/>
+        <w:rPr>
+          <w:rFonts w:ascii="Arial" w:hAnsi="Arial" w:cs="Arial"/>
+          <w:sz w:val="24"/>
+          <w:szCs w:val="24"/>
+        </w:rPr>
+      </w:pPr>
+      <w:r>
+        <w:rPr>
+          <w:rFonts w:ascii="Arial" w:hAnsi="Arial" w:cs="Arial"/>
+          <w:sz w:val="24"/>
+          <w:szCs w:val="24"/>
+        </w:rPr>
+        <w:t>3.4.</w:t>
+      </w:r>
+      <w:r>
+        <w:rPr>
+          <w:rFonts w:ascii="Arial" w:hAnsi="Arial" w:cs="Arial"/>
+          <w:sz w:val="24"/>
+          <w:szCs w:val="24"/>
+        </w:rPr>
+        <w:t>3</w:t>
+      </w:r>
+      <w:r>
+        <w:rPr>
+          <w:rFonts w:ascii="Arial" w:hAnsi="Arial" w:cs="Arial"/>
+          <w:sz w:val="24"/>
+          <w:szCs w:val="24"/>
+        </w:rPr>
+        <w:t xml:space="preserve">. </w:t>
+      </w:r>
+      <w:r>
+        <w:rPr>
+          <w:rFonts w:ascii="Arial" w:hAnsi="Arial" w:cs="Arial"/>
+          <w:sz w:val="24"/>
+          <w:szCs w:val="24"/>
+        </w:rPr>
+        <w:t>Segmentación de países por patrones</w:t>
+      </w:r>
+      <w:r>
+        <w:rPr>
+          <w:rFonts w:ascii="Arial" w:hAnsi="Arial" w:cs="Arial"/>
+          <w:sz w:val="24"/>
+          <w:szCs w:val="24"/>
+        </w:rPr>
+        <w:t xml:space="preserve"> productivos</w:t>
+      </w:r>
+    </w:p>
+    <w:p>
+      <w:pPr>
+        <w:spacing w:after="120" w:line="240" w:lineRule="auto"/>
+        <w:ind w:left="1416" w:firstLine="708"/>
+        <w:rPr>
+          <w:rFonts w:ascii="Arial" w:hAnsi="Arial" w:cs="Arial"/>
+          <w:sz w:val="24"/>
+          <w:szCs w:val="24"/>
+        </w:rPr>
+      </w:pPr>
+      <w:r>
+        <w:rPr>
+          <w:rFonts w:ascii="Arial" w:hAnsi="Arial" w:cs="Arial"/>
+          <w:sz w:val="24"/>
+          <w:szCs w:val="24"/>
+        </w:rPr>
+        <w:t>3.4.</w:t>
+      </w:r>
+      <w:r>
+        <w:rPr>
+          <w:rFonts w:ascii="Arial" w:hAnsi="Arial" w:cs="Arial"/>
+          <w:sz w:val="24"/>
+          <w:szCs w:val="24"/>
+        </w:rPr>
+        <w:t>4</w:t>
+      </w:r>
+      <w:r>
+        <w:rPr>
+          <w:rFonts w:ascii="Arial" w:hAnsi="Arial" w:cs="Arial"/>
+          <w:sz w:val="24"/>
+          <w:szCs w:val="24"/>
+        </w:rPr>
+        <w:t xml:space="preserve">. </w:t>
+      </w:r>
+      <w:r>
+        <w:rPr>
+          <w:rFonts w:ascii="Arial" w:hAnsi="Arial" w:cs="Arial"/>
+          <w:sz w:val="24"/>
+          <w:szCs w:val="24"/>
+        </w:rPr>
+        <w:t>Predicción de precios de</w:t>
+      </w:r>
+      <w:r>
+        <w:rPr>
+          <w:rFonts w:ascii="Arial" w:hAnsi="Arial" w:cs="Arial"/>
+          <w:sz w:val="24"/>
+          <w:szCs w:val="24"/>
+        </w:rPr>
+        <w:t xml:space="preserve"> mercado</w:t>
+      </w:r>
+    </w:p>
+    <w:p>
+      <w:pPr>
+        <w:spacing w:after="120" w:line="240" w:lineRule="auto"/>
+        <w:ind w:left="1416" w:firstLine="708"/>
+        <w:rPr>
+          <w:rFonts w:ascii="Arial" w:hAnsi="Arial" w:cs="Arial"/>
+          <w:sz w:val="24"/>
+          <w:szCs w:val="24"/>
+        </w:rPr>
+      </w:pPr>
+      <w:r>
+        <w:rPr>
+          <w:rFonts w:ascii="Arial" w:hAnsi="Arial" w:cs="Arial"/>
+          <w:sz w:val="24"/>
+          <w:szCs w:val="24"/>
+        </w:rPr>
+        <w:t>3.4.</w:t>
+      </w:r>
+      <w:r>
+        <w:rPr>
+          <w:rFonts w:ascii="Arial" w:hAnsi="Arial" w:cs="Arial"/>
+          <w:sz w:val="24"/>
+          <w:szCs w:val="24"/>
+        </w:rPr>
+        <w:t>5</w:t>
+      </w:r>
+      <w:r>
+        <w:rPr>
+          <w:rFonts w:ascii="Arial" w:hAnsi="Arial" w:cs="Arial"/>
+          <w:sz w:val="24"/>
+          <w:szCs w:val="24"/>
+        </w:rPr>
+        <w:t xml:space="preserve">. </w:t>
+      </w:r>
+      <w:r>
+        <w:rPr>
+          <w:rFonts w:ascii="Arial" w:hAnsi="Arial" w:cs="Arial"/>
+          <w:sz w:val="24"/>
+          <w:szCs w:val="24"/>
+        </w:rPr>
+        <w:t>Detección de Anomalías en</w:t>
+      </w:r>
+      <w:r>
+        <w:rPr>
+          <w:rFonts w:ascii="Arial" w:hAnsi="Arial" w:cs="Arial"/>
+          <w:sz w:val="24"/>
+          <w:szCs w:val="24"/>
+        </w:rPr>
+        <w:t xml:space="preserve"> producción</w:t>
+      </w:r>
+    </w:p>
+    <w:p>
+      <w:pPr>
+        <w:spacing w:after="120" w:line="240" w:lineRule="auto"/>
+        <w:ind w:left="1416" w:firstLine="708"/>
+        <w:rPr>
+          <w:rFonts w:ascii="Arial" w:hAnsi="Arial" w:cs="Arial"/>
+          <w:sz w:val="24"/>
+          <w:szCs w:val="24"/>
+        </w:rPr>
+      </w:pPr>
+      <w:r>
+        <w:rPr>
+          <w:rFonts w:ascii="Arial" w:hAnsi="Arial" w:cs="Arial"/>
+          <w:sz w:val="24"/>
+          <w:szCs w:val="24"/>
+        </w:rPr>
+        <w:t>3.4.</w:t>
+      </w:r>
+      <w:r>
+        <w:rPr>
+          <w:rFonts w:ascii="Arial" w:hAnsi="Arial" w:cs="Arial"/>
+          <w:sz w:val="24"/>
+          <w:szCs w:val="24"/>
+        </w:rPr>
+        <w:t>6</w:t>
+      </w:r>
+      <w:r>
+        <w:rPr>
+          <w:rFonts w:ascii="Arial" w:hAnsi="Arial" w:cs="Arial"/>
+          <w:sz w:val="24"/>
+          <w:szCs w:val="24"/>
+        </w:rPr>
+        <w:t xml:space="preserve">. </w:t>
+      </w:r>
+      <w:r>
+        <w:rPr>
+          <w:rFonts w:ascii="Arial" w:hAnsi="Arial" w:cs="Arial"/>
+          <w:sz w:val="24"/>
+          <w:szCs w:val="24"/>
+        </w:rPr>
+        <w:t>Recomendación de C</w:t>
+      </w:r>
+      <w:r>
+        <w:rPr>
+          <w:rFonts w:ascii="Arial" w:hAnsi="Arial" w:cs="Arial"/>
+          <w:sz w:val="24"/>
+          <w:szCs w:val="24"/>
+        </w:rPr>
+        <w:t>ultivos</w:t>
+      </w:r>
+    </w:p>
+    <w:p>
+      <w:pPr>
+        <w:spacing w:after="120" w:line="240" w:lineRule="auto"/>
+        <w:ind w:left="708"/>
+        <w:rPr>
+          <w:rFonts w:ascii="Arial" w:hAnsi="Arial" w:cs="Arial"/>
+          <w:sz w:val="24"/>
+          <w:szCs w:val="24"/>
+        </w:rPr>
+      </w:pPr>
+      <w:r>
+        <w:rPr>
+          <w:rFonts w:ascii="Arial" w:hAnsi="Arial" w:cs="Arial"/>
+          <w:sz w:val="24"/>
+          <w:szCs w:val="24"/>
+        </w:rPr>
+        <w:t>4. Resultados</w:t>
+      </w:r>
+    </w:p>
+    <w:p>
+      <w:pPr>
+        <w:spacing w:after="120" w:line="240" w:lineRule="auto"/>
+        <w:ind w:left="708" w:firstLine="708"/>
+        <w:rPr>
+          <w:rFonts w:ascii="Arial" w:hAnsi="Arial" w:cs="Arial"/>
+          <w:sz w:val="24"/>
+          <w:szCs w:val="24"/>
+        </w:rPr>
+      </w:pPr>
+      <w:r>
+        <w:rPr>
+          <w:rFonts w:ascii="Arial" w:hAnsi="Arial" w:cs="Arial"/>
+          <w:sz w:val="24"/>
+          <w:szCs w:val="24"/>
+        </w:rPr>
+        <w:t>4.1. Predicción de Rendimiento Agricola</w:t>
+      </w:r>
+    </w:p>
+    <w:p>
+      <w:pPr>
+        <w:spacing w:after="120" w:line="240" w:lineRule="auto"/>
+        <w:ind w:left="708" w:firstLine="708"/>
+        <w:rPr>
+          <w:rFonts w:ascii="Arial" w:hAnsi="Arial" w:cs="Arial"/>
+          <w:sz w:val="24"/>
+          <w:szCs w:val="24"/>
+        </w:rPr>
+      </w:pPr>
+      <w:r>
+        <w:rPr>
+          <w:rFonts w:ascii="Arial" w:hAnsi="Arial" w:cs="Arial"/>
+          <w:sz w:val="24"/>
+          <w:szCs w:val="24"/>
+        </w:rPr>
+        <w:t>4.2. Clasificación de riesgo de plagas</w:t>
+      </w:r>
+    </w:p>
+    <w:p>
+      <w:pPr>
+        <w:spacing w:after="120" w:line="240" w:lineRule="auto"/>
+        <w:ind w:left="708" w:firstLine="708"/>
+        <w:rPr>
+          <w:rFonts w:ascii="Arial" w:hAnsi="Arial" w:cs="Arial"/>
+          <w:sz w:val="24"/>
+          <w:szCs w:val="24"/>
+        </w:rPr>
+      </w:pPr>
+      <w:r>
+        <w:rPr>
+          <w:rFonts w:ascii="Arial" w:hAnsi="Arial" w:cs="Arial"/>
+          <w:sz w:val="24"/>
+          <w:szCs w:val="24"/>
+        </w:rPr>
+        <w:t>4.3. Segmentación de países por patrones productivos</w:t>
+      </w:r>
+    </w:p>
+    <w:p>
+      <w:pPr>
+        <w:spacing w:after="120" w:line="240" w:lineRule="auto"/>
+        <w:ind w:left="708" w:firstLine="708"/>
+        <w:rPr>
+          <w:rFonts w:ascii="Arial" w:hAnsi="Arial" w:cs="Arial"/>
+          <w:sz w:val="24"/>
+          <w:szCs w:val="24"/>
+        </w:rPr>
+      </w:pPr>
+      <w:r>
+        <w:rPr>
+          <w:rFonts w:ascii="Arial" w:hAnsi="Arial" w:cs="Arial"/>
+          <w:sz w:val="24"/>
+          <w:szCs w:val="24"/>
+        </w:rPr>
+        <w:t>4.4. Predicción de precios de mercado</w:t>
+      </w:r>
+    </w:p>
+    <w:p>
+      <w:pPr>
+        <w:spacing w:after="120" w:line="240" w:lineRule="auto"/>
+        <w:ind w:left="708" w:firstLine="708"/>
+        <w:rPr>
+          <w:rFonts w:ascii="Arial" w:hAnsi="Arial" w:cs="Arial"/>
+          <w:sz w:val="24"/>
+          <w:szCs w:val="24"/>
+        </w:rPr>
+      </w:pPr>
+      <w:r>
+        <w:rPr>
+          <w:rFonts w:ascii="Arial" w:hAnsi="Arial" w:cs="Arial"/>
+          <w:sz w:val="24"/>
+          <w:szCs w:val="24"/>
+        </w:rPr>
+        <w:t>4.5. Detección de Anomalías en producción</w:t>
+      </w:r>
+    </w:p>
+    <w:p>
+      <w:pPr>
+        <w:spacing w:after="120" w:line="240" w:lineRule="auto"/>
+        <w:ind w:left="1416"/>
+        <w:rPr>
+          <w:rFonts w:ascii="Arial" w:hAnsi="Arial" w:cs="Arial"/>
+          <w:sz w:val="24"/>
+          <w:szCs w:val="24"/>
+        </w:rPr>
+      </w:pPr>
+      <w:r>
+        <w:rPr>
+          <w:rFonts w:ascii="Arial" w:hAnsi="Arial" w:cs="Arial"/>
+          <w:sz w:val="24"/>
+          <w:szCs w:val="24"/>
+        </w:rPr>
+        <w:t>4.6. Recomendación de Cultivos</w:t>
+      </w:r>
+    </w:p>
+    <w:p>
+      <w:pPr>
+        <w:spacing w:after="120" w:line="240" w:lineRule="auto"/>
+        <w:ind w:firstLine="708"/>
+        <w:rPr>
+          <w:rFonts w:ascii="Arial" w:hAnsi="Arial" w:cs="Arial"/>
+          <w:sz w:val="24"/>
+          <w:szCs w:val="24"/>
+        </w:rPr>
+      </w:pPr>
+      <w:r>
+        <w:rPr>
+          <w:rFonts w:ascii="Arial" w:hAnsi="Arial" w:cs="Arial"/>
+          <w:sz w:val="24"/>
+          <w:szCs w:val="24"/>
+        </w:rPr>
+        <w:t>Bibliografía</w:t>
+      </w:r>
+    </w:p>
+    <w:p>
+      <w:r>
+        <w:br w:type="page"/>
       </w:r>
     </w:p>
     <w:p>
@@ -616,23 +1745,7 @@
           <w:rFonts w:ascii="Arial" w:hAnsi="Arial" w:cs="Arial"/>
           <w:sz w:val="24"/>
         </w:rPr>
-        <w:t xml:space="preserve">Detección de elementos faltantes y anomalías en los datos para poder hacer una correcta limpieza de los diferentes </w:t>
-      </w:r>
-      <w:proofErr w:type="spellStart"/>
-      <w:r>
-        <w:rPr>
-          <w:rFonts w:ascii="Arial" w:hAnsi="Arial" w:cs="Arial"/>
-          <w:sz w:val="24"/>
-        </w:rPr>
-        <w:t>datasets</w:t>
-      </w:r>
-      <w:proofErr w:type="spellEnd"/>
-      <w:r>
-        <w:rPr>
-          <w:rFonts w:ascii="Arial" w:hAnsi="Arial" w:cs="Arial"/>
-          <w:sz w:val="24"/>
-        </w:rPr>
-        <w:t xml:space="preserve"> de los que se dispone.</w:t>
+        <w:t>Detección de elementos faltantes y anomalías en los datos para poder hacer una correcta limpieza de los diferentes datasets de los que se dispone.</w:t>
       </w:r>
     </w:p>
     <w:p>
@@ -654,7 +1767,21 @@
           <w:rFonts w:ascii="Arial" w:hAnsi="Arial" w:cs="Arial"/>
           <w:sz w:val="24"/>
         </w:rPr>
-        <w:t>Análisis exploratorio de datos para comprobar posible relaciones en los datos lo cual permita obtener conclusiones que pueden llegar a ser relevantes y detectar posibles anomalías que puedan resolver problemas en el futuro.</w:t>
+        <w:t>Análisis exploratorio de datos para comprobar posible</w:t>
+      </w:r>
+      <w:r>
+        <w:rPr>
+          <w:rFonts w:ascii="Arial" w:hAnsi="Arial" w:cs="Arial"/>
+          <w:sz w:val="24"/>
+        </w:rPr>
+        <w:t>s</w:t>
+      </w:r>
+      <w:r>
+        <w:rPr>
+          <w:rFonts w:ascii="Arial" w:hAnsi="Arial" w:cs="Arial"/>
+          <w:sz w:val="24"/>
+        </w:rPr>
+        <w:t xml:space="preserve"> relaciones en los datos lo cual permita obtener conclusiones que pueden llegar a ser relevantes y detectar posibles anomalías que puedan resolver problemas en el futuro.</w:t>
       </w:r>
     </w:p>
     <w:p>
@@ -727,170 +1854,320 @@
     </w:p>
     <w:p>
       <w:pPr>
-        <w:spacing w:line="276" w:lineRule="auto"/>
-        <w:jc w:val="both"/>
+        <w:pStyle w:val="Prrafodelista"/>
+        <w:numPr>
+          <w:ilvl w:val="0"/>
+          <w:numId w:val="47"/>
+        </w:numPr>
+        <w:spacing w:line="276" w:lineRule="auto"/>
+        <w:jc w:val="both"/>
+        <w:rPr>
+          <w:rFonts w:ascii="Arial" w:hAnsi="Arial" w:cs="Arial"/>
+          <w:sz w:val="24"/>
+        </w:rPr>
+      </w:pPr>
+      <w:r>
+        <w:rPr>
+          <w:rFonts w:ascii="Arial" w:hAnsi="Arial" w:cs="Arial"/>
+          <w:sz w:val="24"/>
+        </w:rPr>
+        <w:t xml:space="preserve">Para la </w:t>
+      </w:r>
+      <w:r>
         <w:rPr>
           <w:rFonts w:ascii="Arial" w:hAnsi="Arial" w:cs="Arial"/>
           <w:b/>
-          <w:color w:val="FF0000"/>
-          <w:sz w:val="24"/>
-        </w:rPr>
-      </w:pPr>
+          <w:bCs/>
+          <w:sz w:val="24"/>
+        </w:rPr>
+        <w:t>predicción de rendimiento agrícola</w:t>
+      </w:r>
+      <w:r>
+        <w:rPr>
+          <w:rFonts w:ascii="Arial" w:hAnsi="Arial" w:cs="Arial"/>
+          <w:sz w:val="24"/>
+        </w:rPr>
+        <w:t xml:space="preserve">, se implementó una regresión lineal múltiple como modelo base para capturar tendencias lineales y una red </w:t>
+      </w:r>
+      <w:r>
+        <w:rPr>
+          <w:rFonts w:ascii="Arial" w:hAnsi="Arial" w:cs="Arial"/>
+          <w:sz w:val="24"/>
+        </w:rPr>
+        <w:t>neuronal</w:t>
+      </w:r>
+      <w:r>
+        <w:rPr>
+          <w:rFonts w:ascii="Arial" w:hAnsi="Arial" w:cs="Arial"/>
+          <w:sz w:val="24"/>
+        </w:rPr>
+        <w:t xml:space="preserve"> profunda con capas de </w:t>
+      </w:r>
+      <w:proofErr w:type="spellStart"/>
+      <w:r>
+        <w:rPr>
+          <w:rFonts w:ascii="Arial" w:hAnsi="Arial" w:cs="Arial"/>
+          <w:sz w:val="24"/>
+        </w:rPr>
+        <w:t>dropout</w:t>
+      </w:r>
+      <w:proofErr w:type="spellEnd"/>
+      <w:r>
+        <w:rPr>
+          <w:rFonts w:ascii="Arial" w:hAnsi="Arial" w:cs="Arial"/>
+          <w:sz w:val="24"/>
+        </w:rPr>
+        <w:t xml:space="preserve"> y activación </w:t>
+      </w:r>
+      <w:proofErr w:type="spellStart"/>
+      <w:r>
+        <w:rPr>
+          <w:rFonts w:ascii="Arial" w:hAnsi="Arial" w:cs="Arial"/>
+          <w:sz w:val="24"/>
+        </w:rPr>
+        <w:t>ReLU</w:t>
+      </w:r>
+      <w:proofErr w:type="spellEnd"/>
+      <w:r>
+        <w:rPr>
+          <w:rFonts w:ascii="Arial" w:hAnsi="Arial" w:cs="Arial"/>
+          <w:sz w:val="24"/>
+        </w:rPr>
+        <w:t xml:space="preserve"> para modelar relaciones biológicas y climáticas más complejas</w:t>
+      </w:r>
+      <w:r>
+        <w:rPr>
+          <w:rFonts w:ascii="Arial" w:hAnsi="Arial" w:cs="Arial"/>
+          <w:sz w:val="24"/>
+        </w:rPr>
+        <w:t>.</w:t>
+      </w:r>
+    </w:p>
+    <w:p>
+      <w:pPr>
+        <w:pStyle w:val="Prrafodelista"/>
+        <w:numPr>
+          <w:ilvl w:val="0"/>
+          <w:numId w:val="48"/>
+        </w:numPr>
+        <w:spacing w:line="276" w:lineRule="auto"/>
+        <w:jc w:val="both"/>
+        <w:rPr>
+          <w:rFonts w:ascii="Arial" w:hAnsi="Arial" w:cs="Arial"/>
+          <w:sz w:val="24"/>
+        </w:rPr>
+      </w:pPr>
+      <w:r>
+        <w:rPr>
+          <w:rFonts w:ascii="Arial" w:hAnsi="Arial" w:cs="Arial"/>
+          <w:sz w:val="24"/>
+        </w:rPr>
+        <w:t xml:space="preserve">En la </w:t>
+      </w:r>
       <w:r>
         <w:rPr>
           <w:rFonts w:ascii="Arial" w:hAnsi="Arial" w:cs="Arial"/>
           <w:b/>
-          <w:color w:val="FF0000"/>
-          <w:sz w:val="24"/>
-        </w:rPr>
-        <w:t>TO DO</w:t>
+          <w:bCs/>
+          <w:sz w:val="24"/>
+        </w:rPr>
+        <w:t>clasificación de riesgo de plagas</w:t>
+      </w:r>
+      <w:r>
+        <w:rPr>
+          <w:rFonts w:ascii="Arial" w:hAnsi="Arial" w:cs="Arial"/>
+          <w:sz w:val="24"/>
+        </w:rPr>
+        <w:t>, se emplearon los algoritmos KNN para análisis de similitud y Random Forest, el cual también fue fundamental para la extracción de características de importancia que determinan la productividad.</w:t>
+      </w:r>
+    </w:p>
+    <w:p>
+      <w:pPr>
+        <w:pStyle w:val="Prrafodelista"/>
+        <w:numPr>
+          <w:ilvl w:val="0"/>
+          <w:numId w:val="48"/>
+        </w:numPr>
+        <w:spacing w:line="276" w:lineRule="auto"/>
+        <w:jc w:val="both"/>
+        <w:rPr>
+          <w:rFonts w:ascii="Arial" w:hAnsi="Arial" w:cs="Arial"/>
+          <w:sz w:val="24"/>
+        </w:rPr>
+      </w:pPr>
+      <w:r>
+        <w:rPr>
+          <w:rFonts w:ascii="Arial" w:hAnsi="Arial" w:cs="Arial"/>
+          <w:sz w:val="24"/>
+        </w:rPr>
+        <w:t xml:space="preserve">La </w:t>
       </w:r>
       <w:r>
         <w:rPr>
           <w:rFonts w:ascii="Arial" w:hAnsi="Arial" w:cs="Arial"/>
           <w:b/>
-          <w:color w:val="FF0000"/>
-          <w:sz w:val="24"/>
-        </w:rPr>
-        <w:t xml:space="preserve"> (métodos de machine </w:t>
+          <w:bCs/>
+          <w:sz w:val="24"/>
+        </w:rPr>
+        <w:t>segmentación de países por patrones productivos</w:t>
+      </w:r>
+      <w:r>
+        <w:rPr>
+          <w:rFonts w:ascii="Arial" w:hAnsi="Arial" w:cs="Arial"/>
+          <w:sz w:val="24"/>
+        </w:rPr>
+        <w:t xml:space="preserve"> se abordó mediante técnicas no supervisadas como K-Means y DBSCAN.</w:t>
+      </w:r>
+    </w:p>
+    <w:p>
+      <w:pPr>
+        <w:pStyle w:val="Prrafodelista"/>
+        <w:numPr>
+          <w:ilvl w:val="0"/>
+          <w:numId w:val="48"/>
+        </w:numPr>
+        <w:spacing w:line="276" w:lineRule="auto"/>
+        <w:jc w:val="both"/>
+        <w:rPr>
+          <w:rFonts w:ascii="Arial" w:hAnsi="Arial" w:cs="Arial"/>
+          <w:sz w:val="24"/>
+        </w:rPr>
+      </w:pPr>
+      <w:r>
+        <w:rPr>
+          <w:rFonts w:ascii="Arial" w:hAnsi="Arial" w:cs="Arial"/>
+          <w:sz w:val="24"/>
+        </w:rPr>
+        <w:t xml:space="preserve">Para la </w:t>
+      </w:r>
+      <w:r>
+        <w:rPr>
+          <w:rFonts w:ascii="Arial" w:hAnsi="Arial" w:cs="Arial"/>
+          <w:b/>
+          <w:bCs/>
+          <w:sz w:val="24"/>
+        </w:rPr>
+        <w:t>predicción de tendencias de precios</w:t>
+      </w:r>
+      <w:r>
+        <w:rPr>
+          <w:rFonts w:ascii="Arial" w:hAnsi="Arial" w:cs="Arial"/>
+          <w:sz w:val="24"/>
+        </w:rPr>
+        <w:t>, se utilizó XGBoost, evaluando arquitecturas multiclase y binarias para optimizar la toma de decisiones financieras</w:t>
+      </w:r>
+      <w:r>
+        <w:rPr>
+          <w:rFonts w:ascii="Arial" w:hAnsi="Arial" w:cs="Arial"/>
+          <w:sz w:val="24"/>
+        </w:rPr>
+        <w:t>.</w:t>
+      </w:r>
+    </w:p>
+    <w:p>
+      <w:pPr>
+        <w:pStyle w:val="Prrafodelista"/>
+        <w:numPr>
+          <w:ilvl w:val="0"/>
+          <w:numId w:val="48"/>
+        </w:numPr>
+        <w:spacing w:line="276" w:lineRule="auto"/>
+        <w:jc w:val="both"/>
+        <w:rPr>
+          <w:rFonts w:ascii="Arial" w:hAnsi="Arial" w:cs="Arial"/>
+          <w:sz w:val="24"/>
+        </w:rPr>
+      </w:pPr>
+      <w:r>
+        <w:rPr>
+          <w:rFonts w:ascii="Arial" w:hAnsi="Arial" w:cs="Arial"/>
+          <w:sz w:val="24"/>
+        </w:rPr>
+        <w:t xml:space="preserve">La </w:t>
+      </w:r>
+      <w:r>
+        <w:rPr>
+          <w:rFonts w:ascii="Arial" w:hAnsi="Arial" w:cs="Arial"/>
+          <w:b/>
+          <w:bCs/>
+          <w:sz w:val="24"/>
+        </w:rPr>
+        <w:t>detección de anomalías en la producción</w:t>
+      </w:r>
+      <w:r>
+        <w:rPr>
+          <w:rFonts w:ascii="Arial" w:hAnsi="Arial" w:cs="Arial"/>
+          <w:sz w:val="24"/>
+        </w:rPr>
+        <w:t xml:space="preserve"> se realizó mediante </w:t>
       </w:r>
       <w:proofErr w:type="spellStart"/>
       <w:r>
         <w:rPr>
           <w:rFonts w:ascii="Arial" w:hAnsi="Arial" w:cs="Arial"/>
+          <w:sz w:val="24"/>
+        </w:rPr>
+        <w:t>Isolation</w:t>
+      </w:r>
+      <w:proofErr w:type="spellEnd"/>
+      <w:r>
+        <w:rPr>
+          <w:rFonts w:ascii="Arial" w:hAnsi="Arial" w:cs="Arial"/>
+          <w:sz w:val="24"/>
+        </w:rPr>
+        <w:t xml:space="preserve"> Forest y One-Class SVM, permitiendo identificar fallos o éxitos agrícolas</w:t>
+      </w:r>
+      <w:r>
+        <w:rPr>
+          <w:rFonts w:ascii="Arial" w:hAnsi="Arial" w:cs="Arial"/>
+          <w:sz w:val="24"/>
+        </w:rPr>
+        <w:t>.</w:t>
+      </w:r>
+    </w:p>
+    <w:p>
+      <w:pPr>
+        <w:pStyle w:val="Prrafodelista"/>
+        <w:numPr>
+          <w:ilvl w:val="0"/>
+          <w:numId w:val="48"/>
+        </w:numPr>
+        <w:spacing w:line="276" w:lineRule="auto"/>
+        <w:jc w:val="both"/>
+        <w:rPr>
+          <w:rFonts w:ascii="Arial" w:hAnsi="Arial" w:cs="Arial"/>
+          <w:sz w:val="24"/>
+        </w:rPr>
+      </w:pPr>
+      <w:r>
+        <w:rPr>
+          <w:rFonts w:ascii="Arial" w:hAnsi="Arial" w:cs="Arial"/>
+          <w:sz w:val="24"/>
+        </w:rPr>
+        <w:t>P</w:t>
+      </w:r>
+      <w:r>
+        <w:rPr>
+          <w:rFonts w:ascii="Arial" w:hAnsi="Arial" w:cs="Arial"/>
+          <w:sz w:val="24"/>
+        </w:rPr>
+        <w:t xml:space="preserve">ara la </w:t>
+      </w:r>
+      <w:r>
+        <w:rPr>
+          <w:rFonts w:ascii="Arial" w:hAnsi="Arial" w:cs="Arial"/>
           <w:b/>
-          <w:color w:val="FF0000"/>
-          <w:sz w:val="24"/>
-        </w:rPr>
-        <w:t>learning</w:t>
-      </w:r>
-      <w:proofErr w:type="spellEnd"/>
-      <w:r>
-        <w:rPr>
-          <w:rFonts w:ascii="Arial" w:hAnsi="Arial" w:cs="Arial"/>
-          <w:b/>
-          <w:color w:val="FF0000"/>
-          <w:sz w:val="24"/>
-        </w:rPr>
-        <w:t xml:space="preserve"> utilizados: regresión lineal </w:t>
-      </w:r>
-      <w:proofErr w:type="spellStart"/>
-      <w:r>
-        <w:rPr>
-          <w:rFonts w:ascii="Arial" w:hAnsi="Arial" w:cs="Arial"/>
-          <w:b/>
-          <w:color w:val="FF0000"/>
-          <w:sz w:val="24"/>
-        </w:rPr>
-        <w:t>multiple</w:t>
-      </w:r>
-      <w:proofErr w:type="spellEnd"/>
-      <w:r>
-        <w:rPr>
-          <w:rFonts w:ascii="Arial" w:hAnsi="Arial" w:cs="Arial"/>
-          <w:b/>
-          <w:color w:val="FF0000"/>
-          <w:sz w:val="24"/>
-        </w:rPr>
-        <w:t xml:space="preserve">, </w:t>
-      </w:r>
-      <w:proofErr w:type="spellStart"/>
-      <w:r>
-        <w:rPr>
-          <w:rFonts w:ascii="Arial" w:hAnsi="Arial" w:cs="Arial"/>
-          <w:b/>
-          <w:color w:val="FF0000"/>
-          <w:sz w:val="24"/>
-        </w:rPr>
-        <w:t>random</w:t>
-      </w:r>
-      <w:proofErr w:type="spellEnd"/>
-      <w:r>
-        <w:rPr>
-          <w:rFonts w:ascii="Arial" w:hAnsi="Arial" w:cs="Arial"/>
-          <w:b/>
-          <w:color w:val="FF0000"/>
-          <w:sz w:val="24"/>
-        </w:rPr>
-        <w:t xml:space="preserve"> </w:t>
-      </w:r>
-      <w:proofErr w:type="spellStart"/>
-      <w:r>
-        <w:rPr>
-          <w:rFonts w:ascii="Arial" w:hAnsi="Arial" w:cs="Arial"/>
-          <w:b/>
-          <w:color w:val="FF0000"/>
-          <w:sz w:val="24"/>
-        </w:rPr>
-        <w:t>forest</w:t>
-      </w:r>
-      <w:proofErr w:type="spellEnd"/>
-      <w:r>
-        <w:rPr>
-          <w:rFonts w:ascii="Arial" w:hAnsi="Arial" w:cs="Arial"/>
-          <w:b/>
-          <w:color w:val="FF0000"/>
-          <w:sz w:val="24"/>
-        </w:rPr>
-        <w:t xml:space="preserve"> para extracción de características, redes de neuronas</w:t>
-      </w:r>
-      <w:r>
-        <w:rPr>
-          <w:rFonts w:ascii="Arial" w:hAnsi="Arial" w:cs="Arial"/>
-          <w:b/>
-          <w:color w:val="FF0000"/>
-          <w:sz w:val="24"/>
-        </w:rPr>
-        <w:t xml:space="preserve">, KNN y </w:t>
-      </w:r>
-      <w:proofErr w:type="spellStart"/>
-      <w:r>
-        <w:rPr>
-          <w:rFonts w:ascii="Arial" w:hAnsi="Arial" w:cs="Arial"/>
-          <w:b/>
-          <w:color w:val="FF0000"/>
-          <w:sz w:val="24"/>
-        </w:rPr>
-        <w:t>random</w:t>
-      </w:r>
-      <w:proofErr w:type="spellEnd"/>
-      <w:r>
-        <w:rPr>
-          <w:rFonts w:ascii="Arial" w:hAnsi="Arial" w:cs="Arial"/>
-          <w:b/>
-          <w:color w:val="FF0000"/>
-          <w:sz w:val="24"/>
-        </w:rPr>
-        <w:t xml:space="preserve"> </w:t>
-      </w:r>
-      <w:proofErr w:type="spellStart"/>
-      <w:r>
-        <w:rPr>
-          <w:rFonts w:ascii="Arial" w:hAnsi="Arial" w:cs="Arial"/>
-          <w:b/>
-          <w:color w:val="FF0000"/>
-          <w:sz w:val="24"/>
-        </w:rPr>
-        <w:t>forest</w:t>
-      </w:r>
-      <w:proofErr w:type="spellEnd"/>
-      <w:r>
-        <w:rPr>
-          <w:rFonts w:ascii="Arial" w:hAnsi="Arial" w:cs="Arial"/>
-          <w:b/>
-          <w:color w:val="FF0000"/>
-          <w:sz w:val="24"/>
-        </w:rPr>
-        <w:t xml:space="preserve"> para crear modelos</w:t>
-      </w:r>
-      <w:r>
-        <w:rPr>
-          <w:rFonts w:ascii="Arial" w:hAnsi="Arial" w:cs="Arial"/>
-          <w:b/>
-          <w:color w:val="FF0000"/>
-          <w:sz w:val="24"/>
-        </w:rPr>
-        <w:t>)</w:t>
+          <w:bCs/>
+          <w:sz w:val="24"/>
+        </w:rPr>
+        <w:t>recomendación de cultivos</w:t>
+      </w:r>
+      <w:r>
+        <w:rPr>
+          <w:rFonts w:ascii="Arial" w:hAnsi="Arial" w:cs="Arial"/>
+          <w:sz w:val="24"/>
+        </w:rPr>
+        <w:t>, se aplicaron modelos de Random Forest y XGBoost, logrando una precisión superior al incorporar la "inercia agrícola" de cada región</w:t>
       </w:r>
     </w:p>
     <w:p>
@@ -1036,25 +2313,7 @@
           <w:b/>
           <w:sz w:val="24"/>
         </w:rPr>
-        <w:t xml:space="preserve"> in Machine </w:t>
-      </w:r>
-      <w:proofErr w:type="spellStart"/>
-      <w:r>
-        <w:rPr>
-          <w:rFonts w:ascii="Arial" w:hAnsi="Arial" w:cs="Arial"/>
-          <w:b/>
-          <w:sz w:val="24"/>
-        </w:rPr>
-        <w:t>Learning</w:t>
-      </w:r>
-      <w:proofErr w:type="spellEnd"/>
-      <w:r>
-        <w:rPr>
-          <w:rFonts w:ascii="Arial" w:hAnsi="Arial" w:cs="Arial"/>
-          <w:b/>
-          <w:sz w:val="24"/>
-        </w:rPr>
-        <w:t xml:space="preserve"> </w:t>
+        <w:t xml:space="preserve"> in Machine Learning </w:t>
       </w:r>
       <w:proofErr w:type="spellStart"/>
       <w:r>
@@ -1278,7 +2537,6 @@
           <w:color w:val="000000" w:themeColor="text1"/>
         </w:rPr>
       </w:pPr>
-      <w:proofErr w:type="spellStart"/>
       <w:r>
         <w:rPr>
           <w:rFonts w:ascii="Arial" w:hAnsi="Arial" w:cs="Arial"/>
@@ -1287,7 +2545,6 @@
         </w:rPr>
         <w:t>Dataset</w:t>
       </w:r>
-      <w:proofErr w:type="spellEnd"/>
     </w:p>
     <w:p>
       <w:pPr>
@@ -1347,48 +2604,14 @@
           <w:color w:val="000000" w:themeColor="text1"/>
           <w:sz w:val="24"/>
         </w:rPr>
-        <w:t xml:space="preserve">El conjunto de datos se divide en estructurados, </w:t>
-      </w:r>
-      <w:proofErr w:type="spellStart"/>
-      <w:r>
-        <w:rPr>
-          <w:rFonts w:ascii="Arial" w:hAnsi="Arial" w:cs="Arial"/>
-          <w:color w:val="000000" w:themeColor="text1"/>
-          <w:sz w:val="24"/>
-        </w:rPr>
-        <w:t>semi-estructurados</w:t>
-      </w:r>
-      <w:proofErr w:type="spellEnd"/>
-      <w:r>
-        <w:rPr>
-          <w:rFonts w:ascii="Arial" w:hAnsi="Arial" w:cs="Arial"/>
-          <w:color w:val="000000" w:themeColor="text1"/>
-          <w:sz w:val="24"/>
-        </w:rPr>
-        <w:t xml:space="preserve"> y no estructurados. Por ello, como primera fase hemos estandarizado el formato de lectura. </w:t>
-      </w:r>
-      <w:r>
-        <w:rPr>
-          <w:rFonts w:ascii="Arial" w:hAnsi="Arial" w:cs="Arial"/>
-          <w:sz w:val="24"/>
-        </w:rPr>
-        <w:t xml:space="preserve">Para los datos </w:t>
-      </w:r>
-      <w:proofErr w:type="spellStart"/>
-      <w:r>
-        <w:rPr>
-          <w:rFonts w:ascii="Arial" w:hAnsi="Arial" w:cs="Arial"/>
-          <w:sz w:val="24"/>
-        </w:rPr>
-        <w:t>semi-estructurados</w:t>
-      </w:r>
-      <w:proofErr w:type="spellEnd"/>
-      <w:r>
-        <w:rPr>
-          <w:rFonts w:ascii="Arial" w:hAnsi="Arial" w:cs="Arial"/>
-          <w:sz w:val="24"/>
-        </w:rPr>
-        <w:t xml:space="preserve"> y no estructurados hemos usado Power Bi:</w:t>
+        <w:t xml:space="preserve">El conjunto de datos se divide en estructurados, semi-estructurados y no estructurados. Por ello, como primera fase hemos estandarizado el formato de lectura. </w:t>
+      </w:r>
+      <w:r>
+        <w:rPr>
+          <w:rFonts w:ascii="Arial" w:hAnsi="Arial" w:cs="Arial"/>
+          <w:sz w:val="24"/>
+        </w:rPr>
+        <w:t>Para los datos semi-estructurados y no estructurados hemos usado Power Bi:</w:t>
       </w:r>
     </w:p>
     <w:p>
@@ -1454,23 +2677,7 @@
           <w:rFonts w:ascii="Arial" w:hAnsi="Arial" w:cs="Arial"/>
           <w:sz w:val="24"/>
         </w:rPr>
-        <w:t xml:space="preserve">En el data set de noticias agrícolas hemos expandidos los campos para quitarlos de formato lista y luego hemos realizado un </w:t>
-      </w:r>
-      <w:proofErr w:type="spellStart"/>
-      <w:r>
-        <w:rPr>
-          <w:rFonts w:ascii="Arial" w:hAnsi="Arial" w:cs="Arial"/>
-          <w:sz w:val="24"/>
-        </w:rPr>
-        <w:t>One</w:t>
-      </w:r>
-      <w:proofErr w:type="spellEnd"/>
-      <w:r>
-        <w:rPr>
-          <w:rFonts w:ascii="Arial" w:hAnsi="Arial" w:cs="Arial"/>
-          <w:sz w:val="24"/>
-        </w:rPr>
-        <w:t xml:space="preserve"> Hot </w:t>
+        <w:t xml:space="preserve">En el data set de noticias agrícolas hemos expandidos los campos para quitarlos de formato lista y luego hemos realizado un One Hot </w:t>
       </w:r>
       <w:proofErr w:type="spellStart"/>
       <w:r>
@@ -6092,23 +7299,7 @@
           <w:rFonts w:ascii="Arial" w:hAnsi="Arial" w:cs="Arial"/>
           <w:sz w:val="24"/>
         </w:rPr>
-        <w:t xml:space="preserve">Datos </w:t>
-      </w:r>
-      <w:proofErr w:type="spellStart"/>
-      <w:r>
-        <w:rPr>
-          <w:rFonts w:ascii="Arial" w:hAnsi="Arial" w:cs="Arial"/>
-          <w:sz w:val="24"/>
-        </w:rPr>
-        <w:t>semi-estructurados</w:t>
-      </w:r>
-      <w:proofErr w:type="spellEnd"/>
-      <w:r>
-        <w:rPr>
-          <w:rFonts w:ascii="Arial" w:hAnsi="Arial" w:cs="Arial"/>
-          <w:sz w:val="24"/>
-        </w:rPr>
-        <w:t xml:space="preserve"> (adaptados a </w:t>
+        <w:t xml:space="preserve">Datos semi-estructurados (adaptados a </w:t>
       </w:r>
       <w:proofErr w:type="spellStart"/>
       <w:r>
@@ -8624,29 +9815,7 @@
                 <w:bdr w:val="none" w:sz="0" w:space="0" w:color="auto" w:frame="1"/>
                 <w:lang w:eastAsia="es-ES"/>
               </w:rPr>
-              <w:t>Variables binarias (</w:t>
-            </w:r>
-            <w:proofErr w:type="spellStart"/>
-            <w:r>
-              <w:rPr>
-                <w:rFonts w:ascii="Arial" w:eastAsia="Times New Roman" w:hAnsi="Arial" w:cs="Arial"/>
-                <w:sz w:val="24"/>
-                <w:szCs w:val="24"/>
-                <w:bdr w:val="none" w:sz="0" w:space="0" w:color="auto" w:frame="1"/>
-                <w:lang w:eastAsia="es-ES"/>
-              </w:rPr>
-              <w:t>One</w:t>
-            </w:r>
-            <w:proofErr w:type="spellEnd"/>
-            <w:r>
-              <w:rPr>
-                <w:rFonts w:ascii="Arial" w:eastAsia="Times New Roman" w:hAnsi="Arial" w:cs="Arial"/>
-                <w:sz w:val="24"/>
-                <w:szCs w:val="24"/>
-                <w:bdr w:val="none" w:sz="0" w:space="0" w:color="auto" w:frame="1"/>
-                <w:lang w:eastAsia="es-ES"/>
-              </w:rPr>
-              <w:t xml:space="preserve">-Hot </w:t>
+              <w:t xml:space="preserve">Variables binarias (One-Hot </w:t>
             </w:r>
             <w:proofErr w:type="spellStart"/>
             <w:r>
@@ -10231,18 +11400,8 @@
           <w:i/>
           <w:sz w:val="24"/>
         </w:rPr>
-        <w:t xml:space="preserve">Machine </w:t>
-      </w:r>
-      <w:proofErr w:type="spellStart"/>
-      <w:r>
-        <w:rPr>
-          <w:rFonts w:ascii="Arial" w:hAnsi="Arial" w:cs="Arial"/>
-          <w:i/>
-          <w:sz w:val="24"/>
-        </w:rPr>
-        <w:t>Learning</w:t>
-      </w:r>
-      <w:proofErr w:type="spellEnd"/>
+        <w:t>Machine Learning</w:t>
+      </w:r>
       <w:r>
         <w:rPr>
           <w:rFonts w:ascii="Arial" w:hAnsi="Arial" w:cs="Arial"/>
@@ -10915,14 +12074,23 @@
           <w:i/>
           <w:sz w:val="24"/>
         </w:rPr>
-        <w:t>acuerdo_</w:t>
-      </w:r>
+        <w:t>acuerdo</w:t>
+      </w:r>
+      <w:proofErr w:type="gramStart"/>
       <w:r>
         <w:rPr>
           <w:rFonts w:ascii="Arial" w:hAnsi="Arial" w:cs="Arial"/>
           <w:i/>
           <w:sz w:val="24"/>
         </w:rPr>
+        <w:t>_</w:t>
+      </w:r>
+      <w:r>
+        <w:rPr>
+          <w:rFonts w:ascii="Arial" w:hAnsi="Arial" w:cs="Arial"/>
+          <w:i/>
+          <w:sz w:val="24"/>
+        </w:rPr>
         <w:t xml:space="preserve">  </w:t>
       </w:r>
       <w:proofErr w:type="spellStart"/>
@@ -10932,7 +12100,16 @@
           <w:i/>
           <w:sz w:val="24"/>
         </w:rPr>
-        <w:t>internacional_anio_firma</w:t>
+        <w:t>internacional</w:t>
+      </w:r>
+      <w:proofErr w:type="gramEnd"/>
+      <w:r>
+        <w:rPr>
+          <w:rFonts w:ascii="Arial" w:hAnsi="Arial" w:cs="Arial"/>
+          <w:i/>
+          <w:sz w:val="24"/>
+        </w:rPr>
+        <w:t>_anio_firma</w:t>
       </w:r>
       <w:proofErr w:type="spellEnd"/>
       <w:r>
@@ -11096,23 +12273,7 @@
           <w:rFonts w:ascii="Arial" w:hAnsi="Arial" w:cs="Arial"/>
           <w:sz w:val="24"/>
         </w:rPr>
-        <w:t xml:space="preserve">el apartado donde se explican los diferentes </w:t>
-      </w:r>
-      <w:proofErr w:type="spellStart"/>
-      <w:r>
-        <w:rPr>
-          <w:rFonts w:ascii="Arial" w:hAnsi="Arial" w:cs="Arial"/>
-          <w:sz w:val="24"/>
-        </w:rPr>
-        <w:t>datasets</w:t>
-      </w:r>
-      <w:proofErr w:type="spellEnd"/>
-      <w:r>
-        <w:rPr>
-          <w:rFonts w:ascii="Arial" w:hAnsi="Arial" w:cs="Arial"/>
-          <w:sz w:val="24"/>
-        </w:rPr>
-        <w:t xml:space="preserve"> con los que contamos, hemos encontrado una serie de valores nulos. Por ello, hemos llevado a cabo un proceso de limpieza para asegurar la integridad de los datos.</w:t>
+        <w:t>el apartado donde se explican los diferentes datasets con los que contamos, hemos encontrado una serie de valores nulos. Por ello, hemos llevado a cabo un proceso de limpieza para asegurar la integridad de los datos.</w:t>
       </w:r>
     </w:p>
     <w:p>
@@ -12698,7 +13859,23 @@
           <w:rFonts w:ascii="Arial" w:hAnsi="Arial" w:cs="Arial"/>
           <w:sz w:val="24"/>
         </w:rPr>
-        <w:t xml:space="preserve"> lo niveles de humedad de la superficie del suelo aumenta. Además cabe destacar que habrá que tener en cuenta esta relación para evitar introducir ambas variables en ciertos modelos de aprendizaje automático. </w:t>
+        <w:t xml:space="preserve"> lo niveles de humedad de la superficie del suelo aumenta. </w:t>
+      </w:r>
+      <w:proofErr w:type="gramStart"/>
+      <w:r>
+        <w:rPr>
+          <w:rFonts w:ascii="Arial" w:hAnsi="Arial" w:cs="Arial"/>
+          <w:sz w:val="24"/>
+        </w:rPr>
+        <w:t>Además</w:t>
+      </w:r>
+      <w:proofErr w:type="gramEnd"/>
+      <w:r>
+        <w:rPr>
+          <w:rFonts w:ascii="Arial" w:hAnsi="Arial" w:cs="Arial"/>
+          <w:sz w:val="24"/>
+        </w:rPr>
+        <w:t xml:space="preserve"> cabe destacar que habrá que tener en cuenta esta relación para evitar introducir ambas variables en ciertos modelos de aprendizaje automático. </w:t>
       </w:r>
     </w:p>
     <w:p>
@@ -12833,7 +14010,15 @@
           <w:rFonts w:ascii="Arial" w:hAnsi="Arial" w:cs="Arial"/>
           <w:sz w:val="24"/>
         </w:rPr>
-        <w:t>Como se puede observar (aunque no se hayan sacado todos los países) no existe ninguna tendencia en los cultivos. Lo que sí podemos apreciar son unos cultivos que se suelen mantener con el tiempo como son el caso del café y el té. En la gráfica anterior no se incluye la caña de azúcar, por lo que hemos hecho otro gráfico para ese producto por sí</w:t>
+        <w:t xml:space="preserve">Como se puede observar (aunque no se hayan sacado todos los países) no existe ninguna tendencia en los cultivos. Lo que sí podemos apreciar son unos cultivos que se suelen mantener con el tiempo como son el caso del café y el té. En la gráfica anterior no se incluye la caña de azúcar, por lo que hemos hecho otro gráfico para ese producto por </w:t>
+      </w:r>
+      <w:proofErr w:type="gramStart"/>
+      <w:r>
+        <w:rPr>
+          <w:rFonts w:ascii="Arial" w:hAnsi="Arial" w:cs="Arial"/>
+          <w:sz w:val="24"/>
+        </w:rPr>
+        <w:t>sí</w:t>
       </w:r>
       <w:r>
         <w:rPr>
@@ -12847,7 +14032,15 @@
           <w:rFonts w:ascii="Arial" w:hAnsi="Arial" w:cs="Arial"/>
           <w:sz w:val="24"/>
         </w:rPr>
-        <w:t xml:space="preserve"> solo.</w:t>
+        <w:t xml:space="preserve"> solo</w:t>
+      </w:r>
+      <w:proofErr w:type="gramEnd"/>
+      <w:r>
+        <w:rPr>
+          <w:rFonts w:ascii="Arial" w:hAnsi="Arial" w:cs="Arial"/>
+          <w:sz w:val="24"/>
+        </w:rPr>
+        <w:t>.</w:t>
       </w:r>
     </w:p>
     <w:p>
@@ -12956,8 +14149,17 @@
           <w:rFonts w:ascii="Arial" w:hAnsi="Arial" w:cs="Arial"/>
           <w:sz w:val="24"/>
         </w:rPr>
-        <w:t xml:space="preserve"> Ahora vamos a comprobar si existe algún año donde la producción agrícola haya sufrido bajadas o subidas considerables que puedan verse como posible anomalías</w:t>
-      </w:r>
+        <w:t xml:space="preserve"> Ahora vamos a comprobar si existe algún año donde la producción agrícola haya sufrido bajadas o subidas considerables que puedan verse como </w:t>
+      </w:r>
+      <w:proofErr w:type="gramStart"/>
+      <w:r>
+        <w:rPr>
+          <w:rFonts w:ascii="Arial" w:hAnsi="Arial" w:cs="Arial"/>
+          <w:sz w:val="24"/>
+        </w:rPr>
+        <w:t>posible anomalías</w:t>
+      </w:r>
+      <w:proofErr w:type="gramEnd"/>
       <w:r>
         <w:rPr>
           <w:rFonts w:ascii="Arial" w:hAnsi="Arial" w:cs="Arial"/>
@@ -13150,7 +14352,39 @@
           <w:rFonts w:ascii="Arial" w:hAnsi="Arial" w:cs="Arial"/>
           <w:sz w:val="24"/>
         </w:rPr>
-        <w:t xml:space="preserve">En el gráfico se puede ver la temporalidad mensual de los mercados. Donde cabe destacar que los mercados sufren un abaratamiento de los mercados en el mes de Agosto seguido de encarecimiento de los productos en el mes de Septiembre. En todos los meses, se puede observar que si en un mes ha subido al siguiente </w:t>
+        <w:t xml:space="preserve">En el gráfico se puede ver la temporalidad mensual de los mercados. Donde cabe destacar que los mercados sufren un abaratamiento de los mercados en el mes de </w:t>
+      </w:r>
+      <w:proofErr w:type="gramStart"/>
+      <w:r>
+        <w:rPr>
+          <w:rFonts w:ascii="Arial" w:hAnsi="Arial" w:cs="Arial"/>
+          <w:sz w:val="24"/>
+        </w:rPr>
+        <w:t>Agosto</w:t>
+      </w:r>
+      <w:proofErr w:type="gramEnd"/>
+      <w:r>
+        <w:rPr>
+          <w:rFonts w:ascii="Arial" w:hAnsi="Arial" w:cs="Arial"/>
+          <w:sz w:val="24"/>
+        </w:rPr>
+        <w:t xml:space="preserve"> seguido de encarecimiento de los productos en el mes de </w:t>
+      </w:r>
+      <w:proofErr w:type="gramStart"/>
+      <w:r>
+        <w:rPr>
+          <w:rFonts w:ascii="Arial" w:hAnsi="Arial" w:cs="Arial"/>
+          <w:sz w:val="24"/>
+        </w:rPr>
+        <w:t>Septiembre</w:t>
+      </w:r>
+      <w:proofErr w:type="gramEnd"/>
+      <w:r>
+        <w:rPr>
+          <w:rFonts w:ascii="Arial" w:hAnsi="Arial" w:cs="Arial"/>
+          <w:sz w:val="24"/>
+        </w:rPr>
+        <w:t xml:space="preserve">. En todos los meses, se puede observar que si en un mes ha subido al siguiente </w:t>
       </w:r>
       <w:r>
         <w:rPr>
@@ -13760,7 +14994,23 @@
           <w:rFonts w:ascii="Arial" w:hAnsi="Arial" w:cs="Arial"/>
           <w:sz w:val="24"/>
         </w:rPr>
-        <w:t xml:space="preserve"> Por último, vamos a comprobar que países son  más eficientes, para ello tendremos en cuenta la variable que mide cuanto contamina un país por cada kilo de carne que se produce.</w:t>
+        <w:t xml:space="preserve"> Por último, vamos a comprobar que países </w:t>
+      </w:r>
+      <w:proofErr w:type="gramStart"/>
+      <w:r>
+        <w:rPr>
+          <w:rFonts w:ascii="Arial" w:hAnsi="Arial" w:cs="Arial"/>
+          <w:sz w:val="24"/>
+        </w:rPr>
+        <w:t>son  más</w:t>
+      </w:r>
+      <w:proofErr w:type="gramEnd"/>
+      <w:r>
+        <w:rPr>
+          <w:rFonts w:ascii="Arial" w:hAnsi="Arial" w:cs="Arial"/>
+          <w:sz w:val="24"/>
+        </w:rPr>
+        <w:t xml:space="preserve"> eficientes, para ello tendremos en cuenta la variable que mide cuanto contamina un país por cada kilo de carne que se produce.</w:t>
       </w:r>
     </w:p>
     <w:p>
@@ -14180,23 +15430,7 @@
           <w:rFonts w:ascii="Arial" w:hAnsi="Arial" w:cs="Arial"/>
           <w:sz w:val="24"/>
         </w:rPr>
-        <w:t xml:space="preserve">Este paso permitió estructurar la información y hacerla compatible con herramientas de análisis como pandas, facilitando su integración posterior con otros </w:t>
-      </w:r>
-      <w:proofErr w:type="spellStart"/>
-      <w:r>
-        <w:rPr>
-          <w:rFonts w:ascii="Arial" w:hAnsi="Arial" w:cs="Arial"/>
-          <w:sz w:val="24"/>
-        </w:rPr>
-        <w:t>datasets</w:t>
-      </w:r>
-      <w:proofErr w:type="spellEnd"/>
-      <w:r>
-        <w:rPr>
-          <w:rFonts w:ascii="Arial" w:hAnsi="Arial" w:cs="Arial"/>
-          <w:sz w:val="24"/>
-        </w:rPr>
-        <w:t>.</w:t>
+        <w:t>Este paso permitió estructurar la información y hacerla compatible con herramientas de análisis como pandas, facilitando su integración posterior con otros datasets.</w:t>
       </w:r>
     </w:p>
     <w:p>
@@ -15134,23 +16368,7 @@
           <w:rFonts w:ascii="Arial" w:hAnsi="Arial" w:cs="Arial"/>
           <w:sz w:val="24"/>
         </w:rPr>
-        <w:t xml:space="preserve">Para ello, ambos </w:t>
-      </w:r>
-      <w:proofErr w:type="spellStart"/>
-      <w:r>
-        <w:rPr>
-          <w:rFonts w:ascii="Arial" w:hAnsi="Arial" w:cs="Arial"/>
-          <w:sz w:val="24"/>
-        </w:rPr>
-        <w:t>datasets</w:t>
-      </w:r>
-      <w:proofErr w:type="spellEnd"/>
-      <w:r>
-        <w:rPr>
-          <w:rFonts w:ascii="Arial" w:hAnsi="Arial" w:cs="Arial"/>
-          <w:sz w:val="24"/>
-        </w:rPr>
-        <w:t xml:space="preserve"> se agregaron a nivel de país y se unieron mediante un </w:t>
+        <w:t xml:space="preserve">Para ello, ambos datasets se agregaron a nivel de país y se unieron mediante un </w:t>
       </w:r>
       <w:proofErr w:type="spellStart"/>
       <w:r>
@@ -15469,6 +16687,7 @@
         </w:rPr>
         <w:t xml:space="preserve">Muchos de los datos a extraer ya lo hemos hecho en el Power Bi, nos hemos dado cuenta que hay datos </w:t>
       </w:r>
+      <w:proofErr w:type="gramStart"/>
       <w:r>
         <w:rPr>
           <w:rFonts w:ascii="Arial" w:hAnsi="Arial" w:cs="Arial"/>
@@ -15476,28 +16695,13 @@
         </w:rPr>
         <w:t>que</w:t>
       </w:r>
-      <w:r>
-        <w:rPr>
-          <w:rFonts w:ascii="Arial" w:hAnsi="Arial" w:cs="Arial"/>
-          <w:sz w:val="24"/>
-        </w:rPr>
-        <w:t xml:space="preserve"> si podemos procesar, como es un país más que no se refleja en el </w:t>
-      </w:r>
-      <w:proofErr w:type="spellStart"/>
-      <w:r>
-        <w:rPr>
-          <w:rFonts w:ascii="Arial" w:hAnsi="Arial" w:cs="Arial"/>
-          <w:sz w:val="24"/>
-        </w:rPr>
-        <w:t>One</w:t>
-      </w:r>
-      <w:proofErr w:type="spellEnd"/>
-      <w:r>
-        <w:rPr>
-          <w:rFonts w:ascii="Arial" w:hAnsi="Arial" w:cs="Arial"/>
-          <w:sz w:val="24"/>
-        </w:rPr>
-        <w:t xml:space="preserve"> Hot </w:t>
+      <w:proofErr w:type="gramEnd"/>
+      <w:r>
+        <w:rPr>
+          <w:rFonts w:ascii="Arial" w:hAnsi="Arial" w:cs="Arial"/>
+          <w:sz w:val="24"/>
+        </w:rPr>
+        <w:t xml:space="preserve"> si podemos procesar, como es un país más que no se refleja en el One Hot </w:t>
       </w:r>
       <w:proofErr w:type="spellStart"/>
       <w:r>
@@ -17645,7 +18849,39 @@
           <w:rFonts w:ascii="Arial" w:hAnsi="Arial" w:cs="Arial"/>
           <w:sz w:val="24"/>
         </w:rPr>
-        <w:t xml:space="preserve">Se puede ver la temporalidad mensual de los mercados. Donde cabe destacar que los mercados sufren un abaratamiento de los mercados en el mes de Agosto seguido de encarecimiento de los productos en el mes de Septiembre. En todos los meses, se puede observar que si en un mes ha subido al siguiente se produce una bajada. </w:t>
+        <w:t xml:space="preserve">Se puede ver la temporalidad mensual de los mercados. Donde cabe destacar que los mercados sufren un abaratamiento de los mercados en el mes de </w:t>
+      </w:r>
+      <w:proofErr w:type="gramStart"/>
+      <w:r>
+        <w:rPr>
+          <w:rFonts w:ascii="Arial" w:hAnsi="Arial" w:cs="Arial"/>
+          <w:sz w:val="24"/>
+        </w:rPr>
+        <w:t>Agosto</w:t>
+      </w:r>
+      <w:proofErr w:type="gramEnd"/>
+      <w:r>
+        <w:rPr>
+          <w:rFonts w:ascii="Arial" w:hAnsi="Arial" w:cs="Arial"/>
+          <w:sz w:val="24"/>
+        </w:rPr>
+        <w:t xml:space="preserve"> seguido de encarecimiento de los productos en el mes de </w:t>
+      </w:r>
+      <w:proofErr w:type="gramStart"/>
+      <w:r>
+        <w:rPr>
+          <w:rFonts w:ascii="Arial" w:hAnsi="Arial" w:cs="Arial"/>
+          <w:sz w:val="24"/>
+        </w:rPr>
+        <w:t>Septiembre</w:t>
+      </w:r>
+      <w:proofErr w:type="gramEnd"/>
+      <w:r>
+        <w:rPr>
+          <w:rFonts w:ascii="Arial" w:hAnsi="Arial" w:cs="Arial"/>
+          <w:sz w:val="24"/>
+        </w:rPr>
+        <w:t xml:space="preserve">. En todos los meses, se puede observar que si en un mes ha subido al siguiente se produce una bajada. </w:t>
       </w:r>
     </w:p>
     <w:p>
@@ -19258,18 +20494,8 @@
           <w:b/>
           <w:color w:val="auto"/>
         </w:rPr>
-        <w:t xml:space="preserve">Machine </w:t>
-      </w:r>
-      <w:proofErr w:type="spellStart"/>
-      <w:r>
-        <w:rPr>
-          <w:rFonts w:ascii="Arial" w:hAnsi="Arial" w:cs="Arial"/>
-          <w:b/>
-          <w:color w:val="auto"/>
-        </w:rPr>
-        <w:t>Learning</w:t>
-      </w:r>
-      <w:proofErr w:type="spellEnd"/>
+        <w:t>Machine Learning</w:t>
+      </w:r>
     </w:p>
     <w:p>
       <w:pPr>
@@ -19464,7 +20690,23 @@
           <w:rFonts w:ascii="Arial" w:hAnsi="Arial" w:cs="Arial"/>
           <w:sz w:val="24"/>
         </w:rPr>
-        <w:t xml:space="preserve"> hemos realizado una validación cruzada de 5 particiones. Y como métricas hemos empleado el MSE, RMSE y R cuadrado, que han sido resultado de la media de cada una de las iteraciones de la validación cruzada. Los resultados de este modelo se comentaran en el apartado correspondiente de la memoria.</w:t>
+        <w:t xml:space="preserve"> hemos realizado una validación cruzada de 5 particiones. Y como métricas hemos empleado el MSE, RMSE y R cuadrado, que han sido resultado de la media de cada una de las iteraciones de la validación cruzada. Los resultados de este modelo se </w:t>
+      </w:r>
+      <w:proofErr w:type="gramStart"/>
+      <w:r>
+        <w:rPr>
+          <w:rFonts w:ascii="Arial" w:hAnsi="Arial" w:cs="Arial"/>
+          <w:sz w:val="24"/>
+        </w:rPr>
+        <w:t>comentaran</w:t>
+      </w:r>
+      <w:proofErr w:type="gramEnd"/>
+      <w:r>
+        <w:rPr>
+          <w:rFonts w:ascii="Arial" w:hAnsi="Arial" w:cs="Arial"/>
+          <w:sz w:val="24"/>
+        </w:rPr>
+        <w:t xml:space="preserve"> en el apartado correspondiente de la memoria.</w:t>
       </w:r>
     </w:p>
     <w:p>
@@ -19568,7 +20810,23 @@
           <w:rFonts w:ascii="Arial" w:hAnsi="Arial" w:cs="Arial"/>
           <w:sz w:val="24"/>
         </w:rPr>
-        <w:t xml:space="preserve">Una capa de entrada de 16 neuronas, conectada a una primera capa oculta que cuenta con 64 neuronas para buscar patrones más complejos en los datos. Le siguen dos capas ocultas de 32 y 16 neuronas respectivamente, buscando descartar el ruido y conservar las relaciones más relevantes. Y por último, al tratarse de un problema de regresión, la capa final consiste de una única neurona con activación lineal. Todas las capas ocultas tienen una función de activación </w:t>
+        <w:t xml:space="preserve">Una capa de entrada de 16 neuronas, conectada a una primera capa oculta que cuenta con 64 neuronas para buscar patrones más complejos en los datos. Le siguen dos capas ocultas de 32 y 16 neuronas respectivamente, buscando descartar el ruido y conservar las relaciones más relevantes. </w:t>
+      </w:r>
+      <w:proofErr w:type="gramStart"/>
+      <w:r>
+        <w:rPr>
+          <w:rFonts w:ascii="Arial" w:hAnsi="Arial" w:cs="Arial"/>
+          <w:sz w:val="24"/>
+        </w:rPr>
+        <w:t>Y</w:t>
+      </w:r>
+      <w:proofErr w:type="gramEnd"/>
+      <w:r>
+        <w:rPr>
+          <w:rFonts w:ascii="Arial" w:hAnsi="Arial" w:cs="Arial"/>
+          <w:sz w:val="24"/>
+        </w:rPr>
+        <w:t xml:space="preserve"> por último, al tratarse de un problema de regresión, la capa final consiste de una única neurona con activación lineal. Todas las capas ocultas tienen una función de activación </w:t>
       </w:r>
       <w:proofErr w:type="spellStart"/>
       <w:r>
@@ -19689,7 +20947,23 @@
           <w:rFonts w:ascii="Arial" w:hAnsi="Arial" w:cs="Arial"/>
           <w:sz w:val="24"/>
         </w:rPr>
-        <w:t>Hemos usado las mismas métricas de evaluación que en la regresión lineal para poder comparar los modelos que hemos generado. Lo cual se llevara a cabo en el apartado correspondiente a los resultados obtenidos.</w:t>
+        <w:t xml:space="preserve">Hemos usado las mismas métricas de evaluación que en la regresión lineal para poder comparar los modelos que hemos generado. Lo cual se </w:t>
+      </w:r>
+      <w:proofErr w:type="gramStart"/>
+      <w:r>
+        <w:rPr>
+          <w:rFonts w:ascii="Arial" w:hAnsi="Arial" w:cs="Arial"/>
+          <w:sz w:val="24"/>
+        </w:rPr>
+        <w:t>llevara</w:t>
+      </w:r>
+      <w:proofErr w:type="gramEnd"/>
+      <w:r>
+        <w:rPr>
+          <w:rFonts w:ascii="Arial" w:hAnsi="Arial" w:cs="Arial"/>
+          <w:sz w:val="24"/>
+        </w:rPr>
+        <w:t xml:space="preserve"> a cabo en el apartado correspondiente a los resultados obtenidos.</w:t>
       </w:r>
     </w:p>
     <w:p>
@@ -20075,23 +21349,7 @@
           <w:rFonts w:ascii="Arial" w:hAnsi="Arial" w:cs="Arial"/>
           <w:sz w:val="24"/>
         </w:rPr>
-        <w:t xml:space="preserve">Este problema se trata de un reto de aprendizaje no supervisado, donde el objetivo es identificar y agrupar países con características productivas similares, basándonos en su producción agrícola y ganadera per cápita, su eficiencia y su huella de emisiones. Al cruzar los </w:t>
-      </w:r>
-      <w:proofErr w:type="spellStart"/>
-      <w:r>
-        <w:rPr>
-          <w:rFonts w:ascii="Arial" w:hAnsi="Arial" w:cs="Arial"/>
-          <w:sz w:val="24"/>
-        </w:rPr>
-        <w:t>datasets</w:t>
-      </w:r>
-      <w:proofErr w:type="spellEnd"/>
-      <w:r>
-        <w:rPr>
-          <w:rFonts w:ascii="Arial" w:hAnsi="Arial" w:cs="Arial"/>
-          <w:sz w:val="24"/>
-        </w:rPr>
-        <w:t xml:space="preserve"> empleados nos hemos quedado con tan solo 12 países que contaban con registros completos de producción agrícola y ganadera.</w:t>
+        <w:t>Este problema se trata de un reto de aprendizaje no supervisado, donde el objetivo es identificar y agrupar países con características productivas similares, basándonos en su producción agrícola y ganadera per cápita, su eficiencia y su huella de emisiones. Al cruzar los datasets empleados nos hemos quedado con tan solo 12 países que contaban con registros completos de producción agrícola y ganadera.</w:t>
       </w:r>
     </w:p>
     <w:p>
@@ -20588,23 +21846,7 @@
           <w:rFonts w:ascii="Arial" w:hAnsi="Arial" w:cs="Arial"/>
           <w:sz w:val="24"/>
         </w:rPr>
-        <w:t xml:space="preserve">Para resolver el problema, se empleó el algoritmo </w:t>
-      </w:r>
-      <w:proofErr w:type="spellStart"/>
-      <w:r>
-        <w:rPr>
-          <w:rFonts w:ascii="Arial" w:hAnsi="Arial" w:cs="Arial"/>
-          <w:sz w:val="24"/>
-        </w:rPr>
-        <w:t>XGBoost</w:t>
-      </w:r>
-      <w:proofErr w:type="spellEnd"/>
-      <w:r>
-        <w:rPr>
-          <w:rFonts w:ascii="Arial" w:hAnsi="Arial" w:cs="Arial"/>
-          <w:sz w:val="24"/>
-        </w:rPr>
-        <w:t xml:space="preserve">, un modelo de ensamble basado en árboles de decisión capaz de capturar relaciones no lineales complejas. Dado que cada </w:t>
+        <w:t xml:space="preserve">Para resolver el problema, se empleó el algoritmo XGBoost, un modelo de ensamble basado en árboles de decisión capaz de capturar relaciones no lineales complejas. Dado que cada </w:t>
       </w:r>
       <w:r>
         <w:rPr>
@@ -20781,6 +22023,11 @@
     </w:p>
     <w:p>
       <w:pPr>
+        <w:pStyle w:val="Prrafodelista"/>
+        <w:numPr>
+          <w:ilvl w:val="0"/>
+          <w:numId w:val="49"/>
+        </w:numPr>
         <w:jc w:val="both"/>
         <w:rPr>
           <w:rFonts w:ascii="Arial" w:hAnsi="Arial" w:cs="Arial"/>
@@ -20817,36 +22064,25 @@
     </w:p>
     <w:p>
       <w:pPr>
-        <w:jc w:val="both"/>
-        <w:rPr>
-          <w:rFonts w:ascii="Arial" w:hAnsi="Arial" w:cs="Arial"/>
-          <w:sz w:val="24"/>
-          <w:szCs w:val="24"/>
-        </w:rPr>
-      </w:pPr>
-      <w:r>
-        <w:rPr>
-          <w:rFonts w:ascii="Arial" w:hAnsi="Arial" w:cs="Arial"/>
-          <w:sz w:val="24"/>
-          <w:szCs w:val="24"/>
-        </w:rPr>
-        <w:t xml:space="preserve">Exclusión del sesgo de magnitud: Se eliminó el cultivo de Caña de azúcar. Esta decisión se justifica técnicamente porque su rendimiento (superior a 100 ton/ha) "cegaba" a los modelos ante variaciones en cultivos estándar como el trigo o el maíz, cuyos cambios de 1 o 2 toneladas son vitales, pero quedaban </w:t>
-      </w:r>
-      <w:r>
-        <w:rPr>
-          <w:rFonts w:ascii="Arial" w:hAnsi="Arial" w:cs="Arial"/>
-          <w:sz w:val="24"/>
-          <w:szCs w:val="24"/>
-        </w:rPr>
-        <w:t>eclipsados</w:t>
-      </w:r>
-      <w:r>
-        <w:rPr>
-          <w:rFonts w:ascii="Arial" w:hAnsi="Arial" w:cs="Arial"/>
-          <w:sz w:val="24"/>
-          <w:szCs w:val="24"/>
-        </w:rPr>
-        <w:t xml:space="preserve"> en la escala global.</w:t>
+        <w:pStyle w:val="Prrafodelista"/>
+        <w:numPr>
+          <w:ilvl w:val="0"/>
+          <w:numId w:val="49"/>
+        </w:numPr>
+        <w:jc w:val="both"/>
+        <w:rPr>
+          <w:rFonts w:ascii="Arial" w:hAnsi="Arial" w:cs="Arial"/>
+          <w:sz w:val="24"/>
+          <w:szCs w:val="24"/>
+        </w:rPr>
+      </w:pPr>
+      <w:r>
+        <w:rPr>
+          <w:rFonts w:ascii="Arial" w:hAnsi="Arial" w:cs="Arial"/>
+          <w:sz w:val="24"/>
+          <w:szCs w:val="24"/>
+        </w:rPr>
+        <w:t>Exclusión del sesgo de magnitud: Se eliminó el cultivo de Caña de azúcar. Esta decisión se justifica técnicamente porque su rendimiento (superior a 100 ton/ha) "cegaba" a los modelos ante variaciones en cultivos estándar como el trigo o el maíz, cuyos cambios de 1 o 2 toneladas son vitales, pero quedaban eclipsados en la escala global.</w:t>
       </w:r>
     </w:p>
     <w:p>
@@ -20964,41 +22200,13 @@
           <w:szCs w:val="24"/>
         </w:rPr>
       </w:pPr>
-      <w:proofErr w:type="spellStart"/>
-      <w:r>
-        <w:rPr>
-          <w:rFonts w:ascii="Arial" w:hAnsi="Arial" w:cs="Arial"/>
-          <w:sz w:val="24"/>
-          <w:szCs w:val="24"/>
-        </w:rPr>
-        <w:t>One</w:t>
-      </w:r>
-      <w:proofErr w:type="spellEnd"/>
-      <w:r>
-        <w:rPr>
-          <w:rFonts w:ascii="Arial" w:hAnsi="Arial" w:cs="Arial"/>
-          <w:sz w:val="24"/>
-          <w:szCs w:val="24"/>
-        </w:rPr>
-        <w:t xml:space="preserve">-Class SVM: Basado en el aprendizaje de un hiperplano de separación que maximiza la distancia entre el origen y los puntos de datos en un espacio de características transformado por un </w:t>
-      </w:r>
-      <w:proofErr w:type="spellStart"/>
-      <w:r>
-        <w:rPr>
-          <w:rFonts w:ascii="Arial" w:hAnsi="Arial" w:cs="Arial"/>
-          <w:sz w:val="24"/>
-          <w:szCs w:val="24"/>
-        </w:rPr>
-        <w:t>Kernel</w:t>
-      </w:r>
-      <w:proofErr w:type="spellEnd"/>
-      <w:r>
-        <w:rPr>
-          <w:rFonts w:ascii="Arial" w:hAnsi="Arial" w:cs="Arial"/>
-          <w:sz w:val="24"/>
-          <w:szCs w:val="24"/>
-        </w:rPr>
-        <w:t xml:space="preserve"> RBF. Este modelo es superior para detectar fronteras de normalidad no lineales donde el clima y la producción interactúan de forma compleja.</w:t>
+      <w:r>
+        <w:rPr>
+          <w:rFonts w:ascii="Arial" w:hAnsi="Arial" w:cs="Arial"/>
+          <w:sz w:val="24"/>
+          <w:szCs w:val="24"/>
+        </w:rPr>
+        <w:t>One-Class SVM: Basado en el aprendizaje de un hiperplano de separación que maximiza la distancia entre el origen y los puntos de datos en un espacio de características. Este modelo es superior para detectar fronteras de normalidad no lineales donde el clima y la producción interactúan de forma compleja.</w:t>
       </w:r>
     </w:p>
     <w:p>
@@ -21030,15 +22238,7 @@
           <w:b/>
           <w:color w:val="auto"/>
         </w:rPr>
-        <w:t>ecomendación</w:t>
-      </w:r>
-      <w:r>
-        <w:rPr>
-          <w:rFonts w:ascii="Arial" w:hAnsi="Arial" w:cs="Arial"/>
-          <w:b/>
-          <w:color w:val="auto"/>
-        </w:rPr>
-        <w:t xml:space="preserve"> de Cultivos</w:t>
+        <w:t>ecomendación de Cultivos</w:t>
       </w:r>
     </w:p>
     <w:p>
@@ -21124,7 +22324,7 @@
           <w:sz w:val="24"/>
           <w:szCs w:val="24"/>
         </w:rPr>
-        <w:t xml:space="preserve"> y Geográfico. En esta primera etapa, el sistema fue alimentado con variables climáticas base (temperatura, precipitación, índice de aridez) y variables sintéticas generadas para medir el riesgo climático y la interacción temperatura-lluvia. Para dotar al modelo de contexto geográfico sin generar sesgos numéricos, se aplicó la técnica de </w:t>
+        <w:t xml:space="preserve"> y Geográfico. En esta primera etapa, el sistema fue alimentado con variables climáticas base (temperatura, precipitación, índice de aridez) y variables sintéticas generadas para medir el riesgo climático y la interacción temperatura-lluvia. Para dotar al modelo de contexto geográfico sin generar sesgos numéricos, se aplicó la técnica de One-Hot </w:t>
       </w:r>
       <w:proofErr w:type="spellStart"/>
       <w:r>
@@ -21133,7 +22333,7 @@
           <w:sz w:val="24"/>
           <w:szCs w:val="24"/>
         </w:rPr>
-        <w:t>One</w:t>
+        <w:t>Encoding</w:t>
       </w:r>
       <w:proofErr w:type="spellEnd"/>
       <w:r>
@@ -21142,7 +22342,7 @@
           <w:sz w:val="24"/>
           <w:szCs w:val="24"/>
         </w:rPr>
-        <w:t xml:space="preserve">-Hot </w:t>
+        <w:t xml:space="preserve"> sobre la variable </w:t>
       </w:r>
       <w:proofErr w:type="spellStart"/>
       <w:r>
@@ -21151,7 +22351,7 @@
           <w:sz w:val="24"/>
           <w:szCs w:val="24"/>
         </w:rPr>
-        <w:t>Encoding</w:t>
+        <w:t>pais</w:t>
       </w:r>
       <w:proofErr w:type="spellEnd"/>
       <w:r>
@@ -21160,7 +22360,49 @@
           <w:sz w:val="24"/>
           <w:szCs w:val="24"/>
         </w:rPr>
-        <w:t xml:space="preserve"> sobre la variable </w:t>
+        <w:t>, permitiendo a los algoritmos capturar las limitaciones de suelo</w:t>
+      </w:r>
+      <w:r>
+        <w:rPr>
+          <w:rFonts w:ascii="Arial" w:hAnsi="Arial" w:cs="Arial"/>
+          <w:sz w:val="24"/>
+          <w:szCs w:val="24"/>
+        </w:rPr>
+        <w:t>.</w:t>
+      </w:r>
+    </w:p>
+    <w:p>
+      <w:pPr>
+        <w:jc w:val="both"/>
+        <w:rPr>
+          <w:rFonts w:ascii="Arial" w:hAnsi="Arial" w:cs="Arial"/>
+          <w:sz w:val="24"/>
+          <w:szCs w:val="24"/>
+        </w:rPr>
+      </w:pPr>
+      <w:r>
+        <w:rPr>
+          <w:rFonts w:ascii="Arial" w:hAnsi="Arial" w:cs="Arial"/>
+          <w:sz w:val="24"/>
+          <w:szCs w:val="24"/>
+        </w:rPr>
+        <w:t xml:space="preserve">Fase 2: Incorporación de la Inercia Agrícola. Tras evaluar el primer modelo, se determinó que la agricultura real no obedece únicamente al clima del año en curso, sino que está fuertemente condicionada por la infraestructura </w:t>
+      </w:r>
+      <w:r>
+        <w:rPr>
+          <w:rFonts w:ascii="Arial" w:hAnsi="Arial" w:cs="Arial"/>
+          <w:sz w:val="24"/>
+          <w:szCs w:val="24"/>
+        </w:rPr>
+        <w:t>pasada</w:t>
+      </w:r>
+      <w:r>
+        <w:rPr>
+          <w:rFonts w:ascii="Arial" w:hAnsi="Arial" w:cs="Arial"/>
+          <w:sz w:val="24"/>
+          <w:szCs w:val="24"/>
+        </w:rPr>
+        <w:t xml:space="preserve">. Se introdujo una variable de retardo temporal denominada </w:t>
       </w:r>
       <w:proofErr w:type="spellStart"/>
       <w:r>
@@ -21169,7 +22411,7 @@
           <w:sz w:val="24"/>
           <w:szCs w:val="24"/>
         </w:rPr>
-        <w:t>pais</w:t>
+        <w:t>cultivo_anterior</w:t>
       </w:r>
       <w:proofErr w:type="spellEnd"/>
       <w:r>
@@ -21178,66 +22420,6 @@
           <w:sz w:val="24"/>
           <w:szCs w:val="24"/>
         </w:rPr>
-        <w:t>, permitiendo a los algoritmos capturar las limitaciones de suelo</w:t>
-      </w:r>
-      <w:r>
-        <w:rPr>
-          <w:rFonts w:ascii="Arial" w:hAnsi="Arial" w:cs="Arial"/>
-          <w:sz w:val="24"/>
-          <w:szCs w:val="24"/>
-        </w:rPr>
-        <w:t>.</w:t>
-      </w:r>
-    </w:p>
-    <w:p>
-      <w:pPr>
-        <w:jc w:val="both"/>
-        <w:rPr>
-          <w:rFonts w:ascii="Arial" w:hAnsi="Arial" w:cs="Arial"/>
-          <w:sz w:val="24"/>
-          <w:szCs w:val="24"/>
-        </w:rPr>
-      </w:pPr>
-      <w:r>
-        <w:rPr>
-          <w:rFonts w:ascii="Arial" w:hAnsi="Arial" w:cs="Arial"/>
-          <w:sz w:val="24"/>
-          <w:szCs w:val="24"/>
-        </w:rPr>
-        <w:t xml:space="preserve">Fase 2: Incorporación de la Inercia Agrícola. Tras evaluar el primer modelo, se determinó que la agricultura real no obedece únicamente al clima del año en curso, sino que está fuertemente condicionada por la infraestructura </w:t>
-      </w:r>
-      <w:r>
-        <w:rPr>
-          <w:rFonts w:ascii="Arial" w:hAnsi="Arial" w:cs="Arial"/>
-          <w:sz w:val="24"/>
-          <w:szCs w:val="24"/>
-        </w:rPr>
-        <w:t>pasada</w:t>
-      </w:r>
-      <w:r>
-        <w:rPr>
-          <w:rFonts w:ascii="Arial" w:hAnsi="Arial" w:cs="Arial"/>
-          <w:sz w:val="24"/>
-          <w:szCs w:val="24"/>
-        </w:rPr>
-        <w:t xml:space="preserve">. Se introdujo una variable de retardo temporal denominada </w:t>
-      </w:r>
-      <w:proofErr w:type="spellStart"/>
-      <w:r>
-        <w:rPr>
-          <w:rFonts w:ascii="Arial" w:hAnsi="Arial" w:cs="Arial"/>
-          <w:sz w:val="24"/>
-          <w:szCs w:val="24"/>
-        </w:rPr>
-        <w:t>cultivo_anterior</w:t>
-      </w:r>
-      <w:proofErr w:type="spellEnd"/>
-      <w:r>
-        <w:rPr>
-          <w:rFonts w:ascii="Arial" w:hAnsi="Arial" w:cs="Arial"/>
-          <w:sz w:val="24"/>
-          <w:szCs w:val="24"/>
-        </w:rPr>
         <w:t>, transformando el problema en un sistema autorregresivo que modela la continuidad y las lógicas de rotación de cultivos de cada país.</w:t>
       </w:r>
     </w:p>
@@ -21272,18 +22454,8 @@
           <w:sz w:val="24"/>
           <w:szCs w:val="24"/>
         </w:rPr>
-        <w:t xml:space="preserve">actualidad. Se implementaron dos arquitecturas de aprendizaje supervisado en paralelo: Random Forest y </w:t>
-      </w:r>
-      <w:proofErr w:type="spellStart"/>
-      <w:r>
-        <w:rPr>
-          <w:rFonts w:ascii="Arial" w:hAnsi="Arial" w:cs="Arial"/>
-          <w:sz w:val="24"/>
-          <w:szCs w:val="24"/>
-        </w:rPr>
-        <w:t>XGBoost</w:t>
-      </w:r>
-      <w:proofErr w:type="spellEnd"/>
+        <w:t>actualidad. Se implementaron dos arquitecturas de aprendizaje supervisado en paralelo: Random Forest y XGBoost</w:t>
+      </w:r>
       <w:r>
         <w:rPr>
           <w:rFonts w:ascii="Arial" w:hAnsi="Arial" w:cs="Arial"/>
@@ -23468,27 +24640,7 @@
           <w:sz w:val="24"/>
           <w:szCs w:val="24"/>
         </w:rPr>
-        <w:t xml:space="preserve">subida/bajada, el modelo </w:t>
-      </w:r>
-      <w:proofErr w:type="spellStart"/>
-      <w:r>
-        <w:rPr>
-          <w:rFonts w:ascii="Arial" w:eastAsiaTheme="majorEastAsia" w:hAnsi="Arial" w:cs="Arial"/>
-          <w:bCs/>
-          <w:sz w:val="24"/>
-          <w:szCs w:val="24"/>
-        </w:rPr>
-        <w:t>XGBoost</w:t>
-      </w:r>
-      <w:proofErr w:type="spellEnd"/>
-      <w:r>
-        <w:rPr>
-          <w:rFonts w:ascii="Arial" w:eastAsiaTheme="majorEastAsia" w:hAnsi="Arial" w:cs="Arial"/>
-          <w:bCs/>
-          <w:sz w:val="24"/>
-          <w:szCs w:val="24"/>
-        </w:rPr>
-        <w:t xml:space="preserve"> es capaz de aislar mejor las señales de mercado reales</w:t>
+        <w:t>subida/bajada, el modelo XGBoost es capaz de aislar mejor las señales de mercado reales</w:t>
       </w:r>
       <w:r>
         <w:rPr>
@@ -24025,7 +25177,6 @@
                 <w:szCs w:val="24"/>
               </w:rPr>
             </w:pPr>
-            <w:proofErr w:type="spellStart"/>
             <w:r>
               <w:rPr>
                 <w:rFonts w:ascii="Arial" w:eastAsiaTheme="majorEastAsia" w:hAnsi="Arial" w:cs="Arial"/>
@@ -24033,17 +25184,7 @@
                 <w:sz w:val="24"/>
                 <w:szCs w:val="24"/>
               </w:rPr>
-              <w:t>One</w:t>
-            </w:r>
-            <w:proofErr w:type="spellEnd"/>
-            <w:r>
-              <w:rPr>
-                <w:rFonts w:ascii="Arial" w:eastAsiaTheme="majorEastAsia" w:hAnsi="Arial" w:cs="Arial"/>
-                <w:b/>
-                <w:sz w:val="24"/>
-                <w:szCs w:val="24"/>
-              </w:rPr>
-              <w:t>-Class SVM</w:t>
+              <w:t>One-Class SVM</w:t>
             </w:r>
           </w:p>
         </w:tc>
@@ -24148,27 +25289,7 @@
           <w:sz w:val="24"/>
           <w:szCs w:val="24"/>
         </w:rPr>
-        <w:t xml:space="preserve">El rendimiento del </w:t>
-      </w:r>
-      <w:proofErr w:type="spellStart"/>
-      <w:r>
-        <w:rPr>
-          <w:rFonts w:ascii="Arial" w:eastAsiaTheme="majorEastAsia" w:hAnsi="Arial" w:cs="Arial"/>
-          <w:bCs/>
-          <w:sz w:val="24"/>
-          <w:szCs w:val="24"/>
-        </w:rPr>
-        <w:t>One</w:t>
-      </w:r>
-      <w:proofErr w:type="spellEnd"/>
-      <w:r>
-        <w:rPr>
-          <w:rFonts w:ascii="Arial" w:eastAsiaTheme="majorEastAsia" w:hAnsi="Arial" w:cs="Arial"/>
-          <w:bCs/>
-          <w:sz w:val="24"/>
-          <w:szCs w:val="24"/>
-        </w:rPr>
-        <w:t>-Class SVM (</w:t>
+        <w:t>El rendimiento del One-Class SVM (</w:t>
       </w:r>
       <w:r>
         <w:rPr>
@@ -24401,27 +25522,7 @@
           <w:sz w:val="24"/>
           <w:szCs w:val="24"/>
         </w:rPr>
-        <w:t xml:space="preserve">La implementación de esta versión mejorada ha permitido transformar un problema de búsqueda a ciegas en un sistema de recomendación de alta precisión. Con una tasa de acierto del 83.7% en el </w:t>
-      </w:r>
-      <w:proofErr w:type="spellStart"/>
-      <w:r>
-        <w:rPr>
-          <w:rFonts w:ascii="Arial" w:eastAsiaTheme="majorEastAsia" w:hAnsi="Arial" w:cs="Arial"/>
-          <w:bCs/>
-          <w:sz w:val="24"/>
-          <w:szCs w:val="24"/>
-        </w:rPr>
-        <w:t>One</w:t>
-      </w:r>
-      <w:proofErr w:type="spellEnd"/>
-      <w:r>
-        <w:rPr>
-          <w:rFonts w:ascii="Arial" w:eastAsiaTheme="majorEastAsia" w:hAnsi="Arial" w:cs="Arial"/>
-          <w:bCs/>
-          <w:sz w:val="24"/>
-          <w:szCs w:val="24"/>
-        </w:rPr>
-        <w:t>-Class SVM, se garantiza que los recursos de supervisión se enfoquen exclusivamente en aquellos puntos que presentan una realidad estadística divergente, optimizando la gestión de la producción agrícola a escala global.</w:t>
+        <w:t>La implementación de esta versión mejorada ha permitido transformar un problema de búsqueda a ciegas en un sistema de recomendación de alta precisión. Con una tasa de acierto del 83.7% en el One-Class SVM, se garantiza que los recursos de supervisión se enfoquen exclusivamente en aquellos puntos que presentan una realidad estadística divergente, optimizando la gestión de la producción agrícola a escala global.</w:t>
       </w:r>
     </w:p>
     <w:p>
@@ -24457,17 +25558,7 @@
           <w:sz w:val="24"/>
           <w:szCs w:val="24"/>
         </w:rPr>
-        <w:t>ecomendación</w:t>
-      </w:r>
-      <w:r>
-        <w:rPr>
-          <w:rFonts w:ascii="Arial" w:eastAsiaTheme="majorEastAsia" w:hAnsi="Arial" w:cs="Arial"/>
-          <w:b/>
-          <w:bCs/>
-          <w:sz w:val="24"/>
-          <w:szCs w:val="24"/>
-        </w:rPr>
-        <w:t xml:space="preserve"> de Cultivos</w:t>
+        <w:t>ecomendación de Cultivos</w:t>
       </w:r>
     </w:p>
     <w:p>
@@ -24679,16 +25770,7 @@
                 <w:sz w:val="24"/>
                 <w:szCs w:val="24"/>
               </w:rPr>
-              <w:t xml:space="preserve"> – Fase</w:t>
-            </w:r>
-            <w:r>
-              <w:rPr>
-                <w:rFonts w:ascii="Arial" w:eastAsiaTheme="majorEastAsia" w:hAnsi="Arial" w:cs="Arial"/>
-                <w:b/>
-                <w:sz w:val="24"/>
-                <w:szCs w:val="24"/>
-              </w:rPr>
-              <w:t>2</w:t>
+              <w:t xml:space="preserve"> – Fase2</w:t>
             </w:r>
           </w:p>
         </w:tc>
@@ -24793,7 +25875,6 @@
                 <w:szCs w:val="24"/>
               </w:rPr>
             </w:pPr>
-            <w:proofErr w:type="spellStart"/>
             <w:r>
               <w:rPr>
                 <w:rFonts w:ascii="Arial" w:eastAsiaTheme="majorEastAsia" w:hAnsi="Arial" w:cs="Arial"/>
@@ -24803,7 +25884,6 @@
               </w:rPr>
               <w:t>XGBoost</w:t>
             </w:r>
-            <w:proofErr w:type="spellEnd"/>
           </w:p>
         </w:tc>
         <w:tc>
@@ -24885,25 +25965,7 @@
           <w:sz w:val="24"/>
           <w:szCs w:val="24"/>
         </w:rPr>
-        <w:t>Eficacia de</w:t>
-      </w:r>
-      <w:r>
-        <w:rPr>
-          <w:rFonts w:ascii="Arial" w:eastAsiaTheme="majorEastAsia" w:hAnsi="Arial" w:cs="Arial"/>
-          <w:bCs/>
-          <w:sz w:val="24"/>
-          <w:szCs w:val="24"/>
-        </w:rPr>
-        <w:t xml:space="preserve"> la</w:t>
-      </w:r>
-      <w:r>
-        <w:rPr>
-          <w:rFonts w:ascii="Arial" w:eastAsiaTheme="majorEastAsia" w:hAnsi="Arial" w:cs="Arial"/>
-          <w:bCs/>
-          <w:sz w:val="24"/>
-          <w:szCs w:val="24"/>
-        </w:rPr>
-        <w:t xml:space="preserve"> Fase 1: El modelo inicial demostró una capacidad predictiva sólida (~71% en Random Forest). Esto confirma que, partiendo desde cero, el clima y la zona geográfica son suficientes para acotar sustancialmente el abanico de cultivos viables, descartando opciones biológicamente incompatibles.</w:t>
+        <w:t>Eficacia de la Fase 1: El modelo inicial demostró una capacidad predictiva sólida (~71% en Random Forest). Esto confirma que, partiendo desde cero, el clima y la zona geográfica son suficientes para acotar sustancialmente el abanico de cultivos viables, descartando opciones biológicamente incompatibles.</w:t>
       </w:r>
     </w:p>
     <w:p>
@@ -24947,7 +26009,7 @@
           <w:sz w:val="24"/>
           <w:szCs w:val="24"/>
         </w:rPr>
-        <w:t xml:space="preserve">: </w:t>
+        <w:t xml:space="preserve">: Al introducir el cultivo del año anterior, la precisión se disparó por encima del 99% en Random Forest. Lejos de ser un sobreajuste, este resultado refleja la realidad del dominio agrícola: la persistencia de infraestructura. Si un país cuenta con la maquinaria, las cadenas de suministro y el conocimiento para procesar trigo, la probabilidad de que rote drásticamente a un cultivo incompatible al año siguiente es mínima, sin importar las </w:t>
       </w:r>
       <w:r>
         <w:rPr>
@@ -24956,7 +26018,7 @@
           <w:sz w:val="24"/>
           <w:szCs w:val="24"/>
         </w:rPr>
-        <w:t xml:space="preserve">Al introducir el cultivo del año anterior, la precisión se disparó por encima del 99% en Random Forest. Lejos de ser un sobreajuste, este resultado refleja la realidad del dominio agrícola: la persistencia de infraestructura. Si un país cuenta con la maquinaria, las cadenas de suministro y el conocimiento para procesar trigo, la probabilidad de que rote drásticamente a un cultivo incompatible al año siguiente es mínima, sin importar las </w:t>
+        <w:t>diferencias</w:t>
       </w:r>
       <w:r>
         <w:rPr>
@@ -24965,57 +26027,28 @@
           <w:sz w:val="24"/>
           <w:szCs w:val="24"/>
         </w:rPr>
-        <w:t>diferencias</w:t>
-      </w:r>
-      <w:r>
+        <w:t xml:space="preserve"> climáticas.</w:t>
+      </w:r>
+    </w:p>
+    <w:p>
+      <w:pPr>
+        <w:spacing w:line="276" w:lineRule="auto"/>
+        <w:jc w:val="both"/>
         <w:rPr>
           <w:rFonts w:ascii="Arial" w:eastAsiaTheme="majorEastAsia" w:hAnsi="Arial" w:cs="Arial"/>
           <w:bCs/>
           <w:sz w:val="24"/>
           <w:szCs w:val="24"/>
         </w:rPr>
-        <w:t xml:space="preserve"> climáticas.</w:t>
-      </w:r>
-    </w:p>
-    <w:p>
-      <w:pPr>
-        <w:spacing w:line="276" w:lineRule="auto"/>
-        <w:jc w:val="both"/>
+      </w:pPr>
+      <w:r>
         <w:rPr>
           <w:rFonts w:ascii="Arial" w:eastAsiaTheme="majorEastAsia" w:hAnsi="Arial" w:cs="Arial"/>
           <w:bCs/>
           <w:sz w:val="24"/>
           <w:szCs w:val="24"/>
         </w:rPr>
-      </w:pPr>
-      <w:r>
-        <w:rPr>
-          <w:rFonts w:ascii="Arial" w:eastAsiaTheme="majorEastAsia" w:hAnsi="Arial" w:cs="Arial"/>
-          <w:bCs/>
-          <w:sz w:val="24"/>
-          <w:szCs w:val="24"/>
-        </w:rPr>
-        <w:t xml:space="preserve">Comparativa de Arquitecturas: En ambas fases, Random Forest mostró un rendimiento superior a </w:t>
-      </w:r>
-      <w:proofErr w:type="spellStart"/>
-      <w:r>
-        <w:rPr>
-          <w:rFonts w:ascii="Arial" w:eastAsiaTheme="majorEastAsia" w:hAnsi="Arial" w:cs="Arial"/>
-          <w:bCs/>
-          <w:sz w:val="24"/>
-          <w:szCs w:val="24"/>
-        </w:rPr>
-        <w:t>XGBoost</w:t>
-      </w:r>
-      <w:proofErr w:type="spellEnd"/>
-      <w:r>
-        <w:rPr>
-          <w:rFonts w:ascii="Arial" w:eastAsiaTheme="majorEastAsia" w:hAnsi="Arial" w:cs="Arial"/>
-          <w:bCs/>
-          <w:sz w:val="24"/>
-          <w:szCs w:val="24"/>
-        </w:rPr>
-        <w:t xml:space="preserve">. Al tratarse de un conjunto de datos con patrones categóricos muy marcados (país y cultivo previo), la estructura de del </w:t>
+        <w:t xml:space="preserve">Comparativa de Arquitecturas: En ambas fases, Random Forest mostró un rendimiento superior a XGBoost. Al tratarse de un conjunto de datos con patrones categóricos muy marcados (país y cultivo previo), la estructura de del </w:t>
       </w:r>
       <w:r>
         <w:rPr>
@@ -28047,6 +29080,119 @@
     </w:lvl>
   </w:abstractNum>
   <w:abstractNum w:abstractNumId="26" w15:restartNumberingAfterBreak="0">
+    <w:nsid w:val="40232FE0"/>
+    <w:multiLevelType w:val="hybridMultilevel"/>
+    <w:tmpl w:val="0C382D54"/>
+    <w:lvl w:ilvl="0" w:tplc="822C7756">
+      <w:start w:val="2"/>
+      <w:numFmt w:val="bullet"/>
+      <w:lvlText w:val="-"/>
+      <w:lvlJc w:val="left"/>
+      <w:pPr>
+        <w:ind w:left="720" w:hanging="360"/>
+      </w:pPr>
+      <w:rPr>
+        <w:rFonts w:ascii="Arial" w:eastAsiaTheme="minorHAnsi" w:hAnsi="Arial" w:cs="Arial" w:hint="default"/>
+      </w:rPr>
+    </w:lvl>
+    <w:lvl w:ilvl="1" w:tplc="0C0A0003" w:tentative="1">
+      <w:start w:val="1"/>
+      <w:numFmt w:val="bullet"/>
+      <w:lvlText w:val="o"/>
+      <w:lvlJc w:val="left"/>
+      <w:pPr>
+        <w:ind w:left="1440" w:hanging="360"/>
+      </w:pPr>
+      <w:rPr>
+        <w:rFonts w:ascii="Courier New" w:hAnsi="Courier New" w:cs="Courier New" w:hint="default"/>
+      </w:rPr>
+    </w:lvl>
+    <w:lvl w:ilvl="2" w:tplc="0C0A0005" w:tentative="1">
+      <w:start w:val="1"/>
+      <w:numFmt w:val="bullet"/>
+      <w:lvlText w:val=""/>
+      <w:lvlJc w:val="left"/>
+      <w:pPr>
+        <w:ind w:left="2160" w:hanging="360"/>
+      </w:pPr>
+      <w:rPr>
+        <w:rFonts w:ascii="Wingdings" w:hAnsi="Wingdings" w:hint="default"/>
+      </w:rPr>
+    </w:lvl>
+    <w:lvl w:ilvl="3" w:tplc="0C0A0001" w:tentative="1">
+      <w:start w:val="1"/>
+      <w:numFmt w:val="bullet"/>
+      <w:lvlText w:val=""/>
+      <w:lvlJc w:val="left"/>
+      <w:pPr>
+        <w:ind w:left="2880" w:hanging="360"/>
+      </w:pPr>
+      <w:rPr>
+        <w:rFonts w:ascii="Symbol" w:hAnsi="Symbol" w:hint="default"/>
+      </w:rPr>
+    </w:lvl>
+    <w:lvl w:ilvl="4" w:tplc="0C0A0003" w:tentative="1">
+      <w:start w:val="1"/>
+      <w:numFmt w:val="bullet"/>
+      <w:lvlText w:val="o"/>
+      <w:lvlJc w:val="left"/>
+      <w:pPr>
+        <w:ind w:left="3600" w:hanging="360"/>
+      </w:pPr>
+      <w:rPr>
+        <w:rFonts w:ascii="Courier New" w:hAnsi="Courier New" w:cs="Courier New" w:hint="default"/>
+      </w:rPr>
+    </w:lvl>
+    <w:lvl w:ilvl="5" w:tplc="0C0A0005" w:tentative="1">
+      <w:start w:val="1"/>
+      <w:numFmt w:val="bullet"/>
+      <w:lvlText w:val=""/>
+      <w:lvlJc w:val="left"/>
+      <w:pPr>
+        <w:ind w:left="4320" w:hanging="360"/>
+      </w:pPr>
+      <w:rPr>
+        <w:rFonts w:ascii="Wingdings" w:hAnsi="Wingdings" w:hint="default"/>
+      </w:rPr>
+    </w:lvl>
+    <w:lvl w:ilvl="6" w:tplc="0C0A0001" w:tentative="1">
+      <w:start w:val="1"/>
+      <w:numFmt w:val="bullet"/>
+      <w:lvlText w:val=""/>
+      <w:lvlJc w:val="left"/>
+      <w:pPr>
+        <w:ind w:left="5040" w:hanging="360"/>
+      </w:pPr>
+      <w:rPr>
+        <w:rFonts w:ascii="Symbol" w:hAnsi="Symbol" w:hint="default"/>
+      </w:rPr>
+    </w:lvl>
+    <w:lvl w:ilvl="7" w:tplc="0C0A0003" w:tentative="1">
+      <w:start w:val="1"/>
+      <w:numFmt w:val="bullet"/>
+      <w:lvlText w:val="o"/>
+      <w:lvlJc w:val="left"/>
+      <w:pPr>
+        <w:ind w:left="5760" w:hanging="360"/>
+      </w:pPr>
+      <w:rPr>
+        <w:rFonts w:ascii="Courier New" w:hAnsi="Courier New" w:cs="Courier New" w:hint="default"/>
+      </w:rPr>
+    </w:lvl>
+    <w:lvl w:ilvl="8" w:tplc="0C0A0005" w:tentative="1">
+      <w:start w:val="1"/>
+      <w:numFmt w:val="bullet"/>
+      <w:lvlText w:val=""/>
+      <w:lvlJc w:val="left"/>
+      <w:pPr>
+        <w:ind w:left="6480" w:hanging="360"/>
+      </w:pPr>
+      <w:rPr>
+        <w:rFonts w:ascii="Wingdings" w:hAnsi="Wingdings" w:hint="default"/>
+      </w:rPr>
+    </w:lvl>
+  </w:abstractNum>
+  <w:abstractNum w:abstractNumId="27" w15:restartNumberingAfterBreak="0">
     <w:nsid w:val="42E20D04"/>
     <w:multiLevelType w:val="hybridMultilevel"/>
     <w:tmpl w:val="36104B76"/>
@@ -28159,7 +29305,7 @@
       </w:rPr>
     </w:lvl>
   </w:abstractNum>
-  <w:abstractNum w:abstractNumId="27" w15:restartNumberingAfterBreak="0">
+  <w:abstractNum w:abstractNumId="28" w15:restartNumberingAfterBreak="0">
     <w:nsid w:val="43096A15"/>
     <w:multiLevelType w:val="hybridMultilevel"/>
     <w:tmpl w:val="3926FA06"/>
@@ -28248,7 +29394,7 @@
       </w:pPr>
     </w:lvl>
   </w:abstractNum>
-  <w:abstractNum w:abstractNumId="28" w15:restartNumberingAfterBreak="0">
+  <w:abstractNum w:abstractNumId="29" w15:restartNumberingAfterBreak="0">
     <w:nsid w:val="43DD399D"/>
     <w:multiLevelType w:val="hybridMultilevel"/>
     <w:tmpl w:val="F0CAF9DC"/>
@@ -28361,7 +29507,7 @@
       </w:rPr>
     </w:lvl>
   </w:abstractNum>
-  <w:abstractNum w:abstractNumId="29" w15:restartNumberingAfterBreak="0">
+  <w:abstractNum w:abstractNumId="30" w15:restartNumberingAfterBreak="0">
     <w:nsid w:val="49405B27"/>
     <w:multiLevelType w:val="multilevel"/>
     <w:tmpl w:val="29A038DE"/>
@@ -28450,7 +29596,7 @@
       </w:pPr>
     </w:lvl>
   </w:abstractNum>
-  <w:abstractNum w:abstractNumId="30" w15:restartNumberingAfterBreak="0">
+  <w:abstractNum w:abstractNumId="31" w15:restartNumberingAfterBreak="0">
     <w:nsid w:val="4B471FD2"/>
     <w:multiLevelType w:val="hybridMultilevel"/>
     <w:tmpl w:val="D1E496AA"/>
@@ -28539,7 +29685,7 @@
       </w:pPr>
     </w:lvl>
   </w:abstractNum>
-  <w:abstractNum w:abstractNumId="31" w15:restartNumberingAfterBreak="0">
+  <w:abstractNum w:abstractNumId="32" w15:restartNumberingAfterBreak="0">
     <w:nsid w:val="4C9D61B6"/>
     <w:multiLevelType w:val="hybridMultilevel"/>
     <w:tmpl w:val="26A6F206"/>
@@ -28625,7 +29771,7 @@
       </w:pPr>
     </w:lvl>
   </w:abstractNum>
-  <w:abstractNum w:abstractNumId="32" w15:restartNumberingAfterBreak="0">
+  <w:abstractNum w:abstractNumId="33" w15:restartNumberingAfterBreak="0">
     <w:nsid w:val="4CD25A8A"/>
     <w:multiLevelType w:val="hybridMultilevel"/>
     <w:tmpl w:val="69542ABC"/>
@@ -28738,7 +29884,120 @@
       </w:rPr>
     </w:lvl>
   </w:abstractNum>
-  <w:abstractNum w:abstractNumId="33" w15:restartNumberingAfterBreak="0">
+  <w:abstractNum w:abstractNumId="34" w15:restartNumberingAfterBreak="0">
+    <w:nsid w:val="4F36112B"/>
+    <w:multiLevelType w:val="hybridMultilevel"/>
+    <w:tmpl w:val="9D16EA36"/>
+    <w:lvl w:ilvl="0" w:tplc="822C7756">
+      <w:start w:val="2"/>
+      <w:numFmt w:val="bullet"/>
+      <w:lvlText w:val="-"/>
+      <w:lvlJc w:val="left"/>
+      <w:pPr>
+        <w:ind w:left="720" w:hanging="360"/>
+      </w:pPr>
+      <w:rPr>
+        <w:rFonts w:ascii="Arial" w:eastAsiaTheme="minorHAnsi" w:hAnsi="Arial" w:cs="Arial" w:hint="default"/>
+      </w:rPr>
+    </w:lvl>
+    <w:lvl w:ilvl="1" w:tplc="0C0A0003" w:tentative="1">
+      <w:start w:val="1"/>
+      <w:numFmt w:val="bullet"/>
+      <w:lvlText w:val="o"/>
+      <w:lvlJc w:val="left"/>
+      <w:pPr>
+        <w:ind w:left="1440" w:hanging="360"/>
+      </w:pPr>
+      <w:rPr>
+        <w:rFonts w:ascii="Courier New" w:hAnsi="Courier New" w:cs="Courier New" w:hint="default"/>
+      </w:rPr>
+    </w:lvl>
+    <w:lvl w:ilvl="2" w:tplc="0C0A0005" w:tentative="1">
+      <w:start w:val="1"/>
+      <w:numFmt w:val="bullet"/>
+      <w:lvlText w:val=""/>
+      <w:lvlJc w:val="left"/>
+      <w:pPr>
+        <w:ind w:left="2160" w:hanging="360"/>
+      </w:pPr>
+      <w:rPr>
+        <w:rFonts w:ascii="Wingdings" w:hAnsi="Wingdings" w:hint="default"/>
+      </w:rPr>
+    </w:lvl>
+    <w:lvl w:ilvl="3" w:tplc="0C0A0001" w:tentative="1">
+      <w:start w:val="1"/>
+      <w:numFmt w:val="bullet"/>
+      <w:lvlText w:val=""/>
+      <w:lvlJc w:val="left"/>
+      <w:pPr>
+        <w:ind w:left="2880" w:hanging="360"/>
+      </w:pPr>
+      <w:rPr>
+        <w:rFonts w:ascii="Symbol" w:hAnsi="Symbol" w:hint="default"/>
+      </w:rPr>
+    </w:lvl>
+    <w:lvl w:ilvl="4" w:tplc="0C0A0003" w:tentative="1">
+      <w:start w:val="1"/>
+      <w:numFmt w:val="bullet"/>
+      <w:lvlText w:val="o"/>
+      <w:lvlJc w:val="left"/>
+      <w:pPr>
+        <w:ind w:left="3600" w:hanging="360"/>
+      </w:pPr>
+      <w:rPr>
+        <w:rFonts w:ascii="Courier New" w:hAnsi="Courier New" w:cs="Courier New" w:hint="default"/>
+      </w:rPr>
+    </w:lvl>
+    <w:lvl w:ilvl="5" w:tplc="0C0A0005" w:tentative="1">
+      <w:start w:val="1"/>
+      <w:numFmt w:val="bullet"/>
+      <w:lvlText w:val=""/>
+      <w:lvlJc w:val="left"/>
+      <w:pPr>
+        <w:ind w:left="4320" w:hanging="360"/>
+      </w:pPr>
+      <w:rPr>
+        <w:rFonts w:ascii="Wingdings" w:hAnsi="Wingdings" w:hint="default"/>
+      </w:rPr>
+    </w:lvl>
+    <w:lvl w:ilvl="6" w:tplc="0C0A0001" w:tentative="1">
+      <w:start w:val="1"/>
+      <w:numFmt w:val="bullet"/>
+      <w:lvlText w:val=""/>
+      <w:lvlJc w:val="left"/>
+      <w:pPr>
+        <w:ind w:left="5040" w:hanging="360"/>
+      </w:pPr>
+      <w:rPr>
+        <w:rFonts w:ascii="Symbol" w:hAnsi="Symbol" w:hint="default"/>
+      </w:rPr>
+    </w:lvl>
+    <w:lvl w:ilvl="7" w:tplc="0C0A0003" w:tentative="1">
+      <w:start w:val="1"/>
+      <w:numFmt w:val="bullet"/>
+      <w:lvlText w:val="o"/>
+      <w:lvlJc w:val="left"/>
+      <w:pPr>
+        <w:ind w:left="5760" w:hanging="360"/>
+      </w:pPr>
+      <w:rPr>
+        <w:rFonts w:ascii="Courier New" w:hAnsi="Courier New" w:cs="Courier New" w:hint="default"/>
+      </w:rPr>
+    </w:lvl>
+    <w:lvl w:ilvl="8" w:tplc="0C0A0005" w:tentative="1">
+      <w:start w:val="1"/>
+      <w:numFmt w:val="bullet"/>
+      <w:lvlText w:val=""/>
+      <w:lvlJc w:val="left"/>
+      <w:pPr>
+        <w:ind w:left="6480" w:hanging="360"/>
+      </w:pPr>
+      <w:rPr>
+        <w:rFonts w:ascii="Wingdings" w:hAnsi="Wingdings" w:hint="default"/>
+      </w:rPr>
+    </w:lvl>
+  </w:abstractNum>
+  <w:abstractNum w:abstractNumId="35" w15:restartNumberingAfterBreak="0">
     <w:nsid w:val="4F3A39D3"/>
     <w:multiLevelType w:val="hybridMultilevel"/>
     <w:tmpl w:val="05BAEA86"/>
@@ -28827,7 +30086,7 @@
       </w:pPr>
     </w:lvl>
   </w:abstractNum>
-  <w:abstractNum w:abstractNumId="34" w15:restartNumberingAfterBreak="0">
+  <w:abstractNum w:abstractNumId="36" w15:restartNumberingAfterBreak="0">
     <w:nsid w:val="507F556E"/>
     <w:multiLevelType w:val="hybridMultilevel"/>
     <w:tmpl w:val="52A61F42"/>
@@ -28940,7 +30199,7 @@
       </w:rPr>
     </w:lvl>
   </w:abstractNum>
-  <w:abstractNum w:abstractNumId="35" w15:restartNumberingAfterBreak="0">
+  <w:abstractNum w:abstractNumId="37" w15:restartNumberingAfterBreak="0">
     <w:nsid w:val="548C3DB9"/>
     <w:multiLevelType w:val="hybridMultilevel"/>
     <w:tmpl w:val="F5AC7E98"/>
@@ -29035,7 +30294,7 @@
       </w:pPr>
     </w:lvl>
   </w:abstractNum>
-  <w:abstractNum w:abstractNumId="36" w15:restartNumberingAfterBreak="0">
+  <w:abstractNum w:abstractNumId="38" w15:restartNumberingAfterBreak="0">
     <w:nsid w:val="561934C3"/>
     <w:multiLevelType w:val="hybridMultilevel"/>
     <w:tmpl w:val="4EF68464"/>
@@ -29124,7 +30383,7 @@
       </w:pPr>
     </w:lvl>
   </w:abstractNum>
-  <w:abstractNum w:abstractNumId="37" w15:restartNumberingAfterBreak="0">
+  <w:abstractNum w:abstractNumId="39" w15:restartNumberingAfterBreak="0">
     <w:nsid w:val="5C2366B6"/>
     <w:multiLevelType w:val="hybridMultilevel"/>
     <w:tmpl w:val="58E83A30"/>
@@ -29237,7 +30496,7 @@
       </w:rPr>
     </w:lvl>
   </w:abstractNum>
-  <w:abstractNum w:abstractNumId="38" w15:restartNumberingAfterBreak="0">
+  <w:abstractNum w:abstractNumId="40" w15:restartNumberingAfterBreak="0">
     <w:nsid w:val="61414DE0"/>
     <w:multiLevelType w:val="hybridMultilevel"/>
     <w:tmpl w:val="B0C28F26"/>
@@ -29350,7 +30609,120 @@
       </w:rPr>
     </w:lvl>
   </w:abstractNum>
-  <w:abstractNum w:abstractNumId="39" w15:restartNumberingAfterBreak="0">
+  <w:abstractNum w:abstractNumId="41" w15:restartNumberingAfterBreak="0">
+    <w:nsid w:val="61B92F5F"/>
+    <w:multiLevelType w:val="hybridMultilevel"/>
+    <w:tmpl w:val="262E1FC8"/>
+    <w:lvl w:ilvl="0" w:tplc="822C7756">
+      <w:start w:val="2"/>
+      <w:numFmt w:val="bullet"/>
+      <w:lvlText w:val="-"/>
+      <w:lvlJc w:val="left"/>
+      <w:pPr>
+        <w:ind w:left="720" w:hanging="360"/>
+      </w:pPr>
+      <w:rPr>
+        <w:rFonts w:ascii="Arial" w:eastAsiaTheme="minorHAnsi" w:hAnsi="Arial" w:cs="Arial" w:hint="default"/>
+      </w:rPr>
+    </w:lvl>
+    <w:lvl w:ilvl="1" w:tplc="0C0A0003" w:tentative="1">
+      <w:start w:val="1"/>
+      <w:numFmt w:val="bullet"/>
+      <w:lvlText w:val="o"/>
+      <w:lvlJc w:val="left"/>
+      <w:pPr>
+        <w:ind w:left="1440" w:hanging="360"/>
+      </w:pPr>
+      <w:rPr>
+        <w:rFonts w:ascii="Courier New" w:hAnsi="Courier New" w:cs="Courier New" w:hint="default"/>
+      </w:rPr>
+    </w:lvl>
+    <w:lvl w:ilvl="2" w:tplc="0C0A0005" w:tentative="1">
+      <w:start w:val="1"/>
+      <w:numFmt w:val="bullet"/>
+      <w:lvlText w:val=""/>
+      <w:lvlJc w:val="left"/>
+      <w:pPr>
+        <w:ind w:left="2160" w:hanging="360"/>
+      </w:pPr>
+      <w:rPr>
+        <w:rFonts w:ascii="Wingdings" w:hAnsi="Wingdings" w:hint="default"/>
+      </w:rPr>
+    </w:lvl>
+    <w:lvl w:ilvl="3" w:tplc="0C0A0001" w:tentative="1">
+      <w:start w:val="1"/>
+      <w:numFmt w:val="bullet"/>
+      <w:lvlText w:val=""/>
+      <w:lvlJc w:val="left"/>
+      <w:pPr>
+        <w:ind w:left="2880" w:hanging="360"/>
+      </w:pPr>
+      <w:rPr>
+        <w:rFonts w:ascii="Symbol" w:hAnsi="Symbol" w:hint="default"/>
+      </w:rPr>
+    </w:lvl>
+    <w:lvl w:ilvl="4" w:tplc="0C0A0003" w:tentative="1">
+      <w:start w:val="1"/>
+      <w:numFmt w:val="bullet"/>
+      <w:lvlText w:val="o"/>
+      <w:lvlJc w:val="left"/>
+      <w:pPr>
+        <w:ind w:left="3600" w:hanging="360"/>
+      </w:pPr>
+      <w:rPr>
+        <w:rFonts w:ascii="Courier New" w:hAnsi="Courier New" w:cs="Courier New" w:hint="default"/>
+      </w:rPr>
+    </w:lvl>
+    <w:lvl w:ilvl="5" w:tplc="0C0A0005" w:tentative="1">
+      <w:start w:val="1"/>
+      <w:numFmt w:val="bullet"/>
+      <w:lvlText w:val=""/>
+      <w:lvlJc w:val="left"/>
+      <w:pPr>
+        <w:ind w:left="4320" w:hanging="360"/>
+      </w:pPr>
+      <w:rPr>
+        <w:rFonts w:ascii="Wingdings" w:hAnsi="Wingdings" w:hint="default"/>
+      </w:rPr>
+    </w:lvl>
+    <w:lvl w:ilvl="6" w:tplc="0C0A0001" w:tentative="1">
+      <w:start w:val="1"/>
+      <w:numFmt w:val="bullet"/>
+      <w:lvlText w:val=""/>
+      <w:lvlJc w:val="left"/>
+      <w:pPr>
+        <w:ind w:left="5040" w:hanging="360"/>
+      </w:pPr>
+      <w:rPr>
+        <w:rFonts w:ascii="Symbol" w:hAnsi="Symbol" w:hint="default"/>
+      </w:rPr>
+    </w:lvl>
+    <w:lvl w:ilvl="7" w:tplc="0C0A0003" w:tentative="1">
+      <w:start w:val="1"/>
+      <w:numFmt w:val="bullet"/>
+      <w:lvlText w:val="o"/>
+      <w:lvlJc w:val="left"/>
+      <w:pPr>
+        <w:ind w:left="5760" w:hanging="360"/>
+      </w:pPr>
+      <w:rPr>
+        <w:rFonts w:ascii="Courier New" w:hAnsi="Courier New" w:cs="Courier New" w:hint="default"/>
+      </w:rPr>
+    </w:lvl>
+    <w:lvl w:ilvl="8" w:tplc="0C0A0005" w:tentative="1">
+      <w:start w:val="1"/>
+      <w:numFmt w:val="bullet"/>
+      <w:lvlText w:val=""/>
+      <w:lvlJc w:val="left"/>
+      <w:pPr>
+        <w:ind w:left="6480" w:hanging="360"/>
+      </w:pPr>
+      <w:rPr>
+        <w:rFonts w:ascii="Wingdings" w:hAnsi="Wingdings" w:hint="default"/>
+      </w:rPr>
+    </w:lvl>
+  </w:abstractNum>
+  <w:abstractNum w:abstractNumId="42" w15:restartNumberingAfterBreak="0">
     <w:nsid w:val="745B2877"/>
     <w:multiLevelType w:val="hybridMultilevel"/>
     <w:tmpl w:val="3DCE7578"/>
@@ -29463,7 +30835,7 @@
       </w:rPr>
     </w:lvl>
   </w:abstractNum>
-  <w:abstractNum w:abstractNumId="40" w15:restartNumberingAfterBreak="0">
+  <w:abstractNum w:abstractNumId="43" w15:restartNumberingAfterBreak="0">
     <w:nsid w:val="766E321F"/>
     <w:multiLevelType w:val="hybridMultilevel"/>
     <w:tmpl w:val="0B2AB368"/>
@@ -29576,7 +30948,7 @@
       </w:rPr>
     </w:lvl>
   </w:abstractNum>
-  <w:abstractNum w:abstractNumId="41" w15:restartNumberingAfterBreak="0">
+  <w:abstractNum w:abstractNumId="44" w15:restartNumberingAfterBreak="0">
     <w:nsid w:val="77B52173"/>
     <w:multiLevelType w:val="hybridMultilevel"/>
     <w:tmpl w:val="EA40515A"/>
@@ -29689,7 +31061,7 @@
       </w:rPr>
     </w:lvl>
   </w:abstractNum>
-  <w:abstractNum w:abstractNumId="42" w15:restartNumberingAfterBreak="0">
+  <w:abstractNum w:abstractNumId="45" w15:restartNumberingAfterBreak="0">
     <w:nsid w:val="78A6510D"/>
     <w:multiLevelType w:val="hybridMultilevel"/>
     <w:tmpl w:val="2E0A9992"/>
@@ -29802,7 +31174,7 @@
       </w:rPr>
     </w:lvl>
   </w:abstractNum>
-  <w:abstractNum w:abstractNumId="43" w15:restartNumberingAfterBreak="0">
+  <w:abstractNum w:abstractNumId="46" w15:restartNumberingAfterBreak="0">
     <w:nsid w:val="79C1407A"/>
     <w:multiLevelType w:val="hybridMultilevel"/>
     <w:tmpl w:val="806077C8"/>
@@ -29915,7 +31287,7 @@
       </w:rPr>
     </w:lvl>
   </w:abstractNum>
-  <w:abstractNum w:abstractNumId="44" w15:restartNumberingAfterBreak="0">
+  <w:abstractNum w:abstractNumId="47" w15:restartNumberingAfterBreak="0">
     <w:nsid w:val="7B6812BC"/>
     <w:multiLevelType w:val="hybridMultilevel"/>
     <w:tmpl w:val="B4D4A3B4"/>
@@ -30028,7 +31400,7 @@
       </w:rPr>
     </w:lvl>
   </w:abstractNum>
-  <w:abstractNum w:abstractNumId="45" w15:restartNumberingAfterBreak="0">
+  <w:abstractNum w:abstractNumId="48" w15:restartNumberingAfterBreak="0">
     <w:nsid w:val="7C2A3DA0"/>
     <w:multiLevelType w:val="hybridMultilevel"/>
     <w:tmpl w:val="26A6F206"/>
@@ -30121,16 +31493,16 @@
     <w:abstractNumId w:val="23"/>
   </w:num>
   <w:num w:numId="3" w16cid:durableId="252200498">
-    <w:abstractNumId w:val="33"/>
+    <w:abstractNumId w:val="35"/>
   </w:num>
   <w:num w:numId="4" w16cid:durableId="1824657007">
-    <w:abstractNumId w:val="35"/>
+    <w:abstractNumId w:val="37"/>
   </w:num>
   <w:num w:numId="5" w16cid:durableId="692651846">
-    <w:abstractNumId w:val="44"/>
+    <w:abstractNumId w:val="47"/>
   </w:num>
   <w:num w:numId="6" w16cid:durableId="1112555354">
-    <w:abstractNumId w:val="30"/>
+    <w:abstractNumId w:val="31"/>
   </w:num>
   <w:num w:numId="7" w16cid:durableId="285239225">
     <w:abstractNumId w:val="5"/>
@@ -30145,7 +31517,7 @@
     <w:abstractNumId w:val="13"/>
   </w:num>
   <w:num w:numId="11" w16cid:durableId="1012150524">
-    <w:abstractNumId w:val="29"/>
+    <w:abstractNumId w:val="30"/>
   </w:num>
   <w:num w:numId="12" w16cid:durableId="1474908486">
     <w:abstractNumId w:val="12"/>
@@ -30154,19 +31526,19 @@
     <w:abstractNumId w:val="20"/>
   </w:num>
   <w:num w:numId="14" w16cid:durableId="14890660">
-    <w:abstractNumId w:val="36"/>
+    <w:abstractNumId w:val="38"/>
   </w:num>
   <w:num w:numId="15" w16cid:durableId="1162352676">
-    <w:abstractNumId w:val="38"/>
+    <w:abstractNumId w:val="40"/>
   </w:num>
   <w:num w:numId="16" w16cid:durableId="132212933">
-    <w:abstractNumId w:val="27"/>
+    <w:abstractNumId w:val="28"/>
   </w:num>
   <w:num w:numId="17" w16cid:durableId="1466847293">
-    <w:abstractNumId w:val="45"/>
+    <w:abstractNumId w:val="48"/>
   </w:num>
   <w:num w:numId="18" w16cid:durableId="1060177845">
-    <w:abstractNumId w:val="31"/>
+    <w:abstractNumId w:val="32"/>
   </w:num>
   <w:num w:numId="19" w16cid:durableId="1984701359">
     <w:abstractNumId w:val="22"/>
@@ -30178,10 +31550,10 @@
     <w:abstractNumId w:val="10"/>
   </w:num>
   <w:num w:numId="22" w16cid:durableId="1541939321">
-    <w:abstractNumId w:val="40"/>
+    <w:abstractNumId w:val="43"/>
   </w:num>
   <w:num w:numId="23" w16cid:durableId="1504474171">
-    <w:abstractNumId w:val="28"/>
+    <w:abstractNumId w:val="29"/>
   </w:num>
   <w:num w:numId="24" w16cid:durableId="2088140205">
     <w:abstractNumId w:val="15"/>
@@ -30193,22 +31565,22 @@
     <w:abstractNumId w:val="3"/>
   </w:num>
   <w:num w:numId="27" w16cid:durableId="1263033452">
-    <w:abstractNumId w:val="39"/>
+    <w:abstractNumId w:val="42"/>
   </w:num>
   <w:num w:numId="28" w16cid:durableId="2085250483">
-    <w:abstractNumId w:val="37"/>
+    <w:abstractNumId w:val="39"/>
   </w:num>
   <w:num w:numId="29" w16cid:durableId="59259136">
     <w:abstractNumId w:val="1"/>
   </w:num>
   <w:num w:numId="30" w16cid:durableId="2001618637">
-    <w:abstractNumId w:val="41"/>
+    <w:abstractNumId w:val="44"/>
   </w:num>
   <w:num w:numId="31" w16cid:durableId="1106117604">
-    <w:abstractNumId w:val="42"/>
+    <w:abstractNumId w:val="45"/>
   </w:num>
   <w:num w:numId="32" w16cid:durableId="1062748986">
-    <w:abstractNumId w:val="34"/>
+    <w:abstractNumId w:val="36"/>
   </w:num>
   <w:num w:numId="33" w16cid:durableId="2068913560">
     <w:abstractNumId w:val="9"/>
@@ -30217,13 +31589,13 @@
     <w:abstractNumId w:val="17"/>
   </w:num>
   <w:num w:numId="35" w16cid:durableId="1224827084">
-    <w:abstractNumId w:val="32"/>
+    <w:abstractNumId w:val="33"/>
   </w:num>
   <w:num w:numId="36" w16cid:durableId="1117988694">
     <w:abstractNumId w:val="14"/>
   </w:num>
   <w:num w:numId="37" w16cid:durableId="952326012">
-    <w:abstractNumId w:val="43"/>
+    <w:abstractNumId w:val="46"/>
   </w:num>
   <w:num w:numId="38" w16cid:durableId="1071466918">
     <w:abstractNumId w:val="11"/>
@@ -30250,7 +31622,16 @@
     <w:abstractNumId w:val="6"/>
   </w:num>
   <w:num w:numId="46" w16cid:durableId="1109548022">
+    <w:abstractNumId w:val="27"/>
+  </w:num>
+  <w:num w:numId="47" w16cid:durableId="1087727164">
+    <w:abstractNumId w:val="41"/>
+  </w:num>
+  <w:num w:numId="48" w16cid:durableId="568343523">
     <w:abstractNumId w:val="26"/>
+  </w:num>
+  <w:num w:numId="49" w16cid:durableId="932594473">
+    <w:abstractNumId w:val="34"/>
   </w:num>
 </w:numbering>
 </file>
@@ -30894,6 +32275,191 @@
       <w:u w:val="single"/>
     </w:rPr>
   </w:style>
+  <w:style w:type="paragraph" w:styleId="ndice1">
+    <w:name w:val="index 1"/>
+    <w:basedOn w:val="Normal"/>
+    <w:next w:val="Normal"/>
+    <w:autoRedefine/>
+    <w:uiPriority w:val="99"/>
+    <w:unhideWhenUsed/>
+    <w:rsid w:val="001D4DA2"/>
+    <w:pPr>
+      <w:spacing w:after="0"/>
+      <w:ind w:left="220" w:hanging="220"/>
+    </w:pPr>
+    <w:rPr>
+      <w:rFonts w:cstheme="minorHAnsi"/>
+      <w:sz w:val="18"/>
+      <w:szCs w:val="18"/>
+    </w:rPr>
+  </w:style>
+  <w:style w:type="paragraph" w:styleId="ndice2">
+    <w:name w:val="index 2"/>
+    <w:basedOn w:val="Normal"/>
+    <w:next w:val="Normal"/>
+    <w:autoRedefine/>
+    <w:uiPriority w:val="99"/>
+    <w:unhideWhenUsed/>
+    <w:rsid w:val="001D4DA2"/>
+    <w:pPr>
+      <w:spacing w:after="0"/>
+      <w:ind w:left="440" w:hanging="220"/>
+    </w:pPr>
+    <w:rPr>
+      <w:rFonts w:cstheme="minorHAnsi"/>
+      <w:sz w:val="18"/>
+      <w:szCs w:val="18"/>
+    </w:rPr>
+  </w:style>
+  <w:style w:type="paragraph" w:styleId="ndice3">
+    <w:name w:val="index 3"/>
+    <w:basedOn w:val="Normal"/>
+    <w:next w:val="Normal"/>
+    <w:autoRedefine/>
+    <w:uiPriority w:val="99"/>
+    <w:unhideWhenUsed/>
+    <w:rsid w:val="001D4DA2"/>
+    <w:pPr>
+      <w:spacing w:after="0"/>
+      <w:ind w:left="660" w:hanging="220"/>
+    </w:pPr>
+    <w:rPr>
+      <w:rFonts w:cstheme="minorHAnsi"/>
+      <w:sz w:val="18"/>
+      <w:szCs w:val="18"/>
+    </w:rPr>
+  </w:style>
+  <w:style w:type="paragraph" w:styleId="ndice4">
+    <w:name w:val="index 4"/>
+    <w:basedOn w:val="Normal"/>
+    <w:next w:val="Normal"/>
+    <w:autoRedefine/>
+    <w:uiPriority w:val="99"/>
+    <w:unhideWhenUsed/>
+    <w:rsid w:val="001D4DA2"/>
+    <w:pPr>
+      <w:spacing w:after="0"/>
+      <w:ind w:left="880" w:hanging="220"/>
+    </w:pPr>
+    <w:rPr>
+      <w:rFonts w:cstheme="minorHAnsi"/>
+      <w:sz w:val="18"/>
+      <w:szCs w:val="18"/>
+    </w:rPr>
+  </w:style>
+  <w:style w:type="paragraph" w:styleId="ndice5">
+    <w:name w:val="index 5"/>
+    <w:basedOn w:val="Normal"/>
+    <w:next w:val="Normal"/>
+    <w:autoRedefine/>
+    <w:uiPriority w:val="99"/>
+    <w:unhideWhenUsed/>
+    <w:rsid w:val="001D4DA2"/>
+    <w:pPr>
+      <w:spacing w:after="0"/>
+      <w:ind w:left="1100" w:hanging="220"/>
+    </w:pPr>
+    <w:rPr>
+      <w:rFonts w:cstheme="minorHAnsi"/>
+      <w:sz w:val="18"/>
+      <w:szCs w:val="18"/>
+    </w:rPr>
+  </w:style>
+  <w:style w:type="paragraph" w:styleId="ndice6">
+    <w:name w:val="index 6"/>
+    <w:basedOn w:val="Normal"/>
+    <w:next w:val="Normal"/>
+    <w:autoRedefine/>
+    <w:uiPriority w:val="99"/>
+    <w:unhideWhenUsed/>
+    <w:rsid w:val="001D4DA2"/>
+    <w:pPr>
+      <w:spacing w:after="0"/>
+      <w:ind w:left="1320" w:hanging="220"/>
+    </w:pPr>
+    <w:rPr>
+      <w:rFonts w:cstheme="minorHAnsi"/>
+      <w:sz w:val="18"/>
+      <w:szCs w:val="18"/>
+    </w:rPr>
+  </w:style>
+  <w:style w:type="paragraph" w:styleId="ndice7">
+    <w:name w:val="index 7"/>
+    <w:basedOn w:val="Normal"/>
+    <w:next w:val="Normal"/>
+    <w:autoRedefine/>
+    <w:uiPriority w:val="99"/>
+    <w:unhideWhenUsed/>
+    <w:rsid w:val="001D4DA2"/>
+    <w:pPr>
+      <w:spacing w:after="0"/>
+      <w:ind w:left="1540" w:hanging="220"/>
+    </w:pPr>
+    <w:rPr>
+      <w:rFonts w:cstheme="minorHAnsi"/>
+      <w:sz w:val="18"/>
+      <w:szCs w:val="18"/>
+    </w:rPr>
+  </w:style>
+  <w:style w:type="paragraph" w:styleId="ndice8">
+    <w:name w:val="index 8"/>
+    <w:basedOn w:val="Normal"/>
+    <w:next w:val="Normal"/>
+    <w:autoRedefine/>
+    <w:uiPriority w:val="99"/>
+    <w:unhideWhenUsed/>
+    <w:rsid w:val="001D4DA2"/>
+    <w:pPr>
+      <w:spacing w:after="0"/>
+      <w:ind w:left="1760" w:hanging="220"/>
+    </w:pPr>
+    <w:rPr>
+      <w:rFonts w:cstheme="minorHAnsi"/>
+      <w:sz w:val="18"/>
+      <w:szCs w:val="18"/>
+    </w:rPr>
+  </w:style>
+  <w:style w:type="paragraph" w:styleId="ndice9">
+    <w:name w:val="index 9"/>
+    <w:basedOn w:val="Normal"/>
+    <w:next w:val="Normal"/>
+    <w:autoRedefine/>
+    <w:uiPriority w:val="99"/>
+    <w:unhideWhenUsed/>
+    <w:rsid w:val="001D4DA2"/>
+    <w:pPr>
+      <w:spacing w:after="0"/>
+      <w:ind w:left="1980" w:hanging="220"/>
+    </w:pPr>
+    <w:rPr>
+      <w:rFonts w:cstheme="minorHAnsi"/>
+      <w:sz w:val="18"/>
+      <w:szCs w:val="18"/>
+    </w:rPr>
+  </w:style>
+  <w:style w:type="paragraph" w:styleId="Ttulodendice">
+    <w:name w:val="index heading"/>
+    <w:basedOn w:val="Normal"/>
+    <w:next w:val="ndice1"/>
+    <w:uiPriority w:val="99"/>
+    <w:unhideWhenUsed/>
+    <w:rsid w:val="001D4DA2"/>
+    <w:pPr>
+      <w:pBdr>
+        <w:top w:val="double" w:sz="6" w:space="0" w:color="auto" w:shadow="1"/>
+        <w:left w:val="double" w:sz="6" w:space="0" w:color="auto" w:shadow="1"/>
+        <w:bottom w:val="double" w:sz="6" w:space="0" w:color="auto" w:shadow="1"/>
+        <w:right w:val="double" w:sz="6" w:space="0" w:color="auto" w:shadow="1"/>
+      </w:pBdr>
+      <w:spacing w:before="240" w:after="120"/>
+      <w:jc w:val="center"/>
+    </w:pPr>
+    <w:rPr>
+      <w:rFonts w:asciiTheme="majorHAnsi" w:hAnsiTheme="majorHAnsi" w:cstheme="majorHAnsi"/>
+      <w:b/>
+      <w:bCs/>
+    </w:rPr>
+  </w:style>
 </w:styles>
 </file>
 
